--- a/FRONTEND_CLIENT_TESTING_REVIEW.docx
+++ b/FRONTEND_CLIENT_TESTING_REVIEW.docx
@@ -10930,7 +10930,7 @@
         <w:spacing w:after="80" w:before="280"/>
       </w:pPr>
       <w:r>
-        <w:t>27. Transaction detail page</w:t>
+        <w:t>27. All Documents page — overview and access</w:t>
       </w:r>
     </w:p>
     <w:p>
@@ -10955,7 +10955,7 @@
           <w:b w:val="0"/>
           <w:sz w:val="20"/>
         </w:rPr>
-        <w:t>/transactions/&lt;transactionId&gt;</w:t>
+        <w:t>/documents</w:t>
       </w:r>
     </w:p>
     <w:p>
@@ -10988,7 +10988,7 @@
           <w:b w:val="0"/>
           <w:sz w:val="20"/>
         </w:rPr>
-        <w:t>Open a transaction either from the list or from the dashboard.</w:t>
+        <w:t>Open /documents and check the header.</w:t>
       </w:r>
     </w:p>
     <w:p>
@@ -11008,7 +11008,27 @@
           <w:b w:val="0"/>
           <w:sz w:val="20"/>
         </w:rPr>
-        <w:t>Property address, created date, status badge, and status dropdown are visible.</w:t>
+        <w:t>The page title reads 'All Documents' (with a small 'Workflow &gt; All Documents' breadcrumb on wide screens).</w:t>
+      </w:r>
+    </w:p>
+    <w:p>
+      <w:pPr>
+        <w:spacing w:after="40"/>
+        <w:ind w:left="907" w:hanging="255"/>
+      </w:pPr>
+      <w:r>
+        <w:rPr>
+          <w:b w:val="0"/>
+          <w:sz w:val="20"/>
+        </w:rPr>
+        <w:t xml:space="preserve">•  </w:t>
+      </w:r>
+      <w:r>
+        <w:rPr>
+          <w:b w:val="0"/>
+          <w:sz w:val="20"/>
+        </w:rPr>
+        <w:t>Next to the title, an orange count pill shows '{N} files / {N} missing'.</w:t>
       </w:r>
     </w:p>
     <w:p>
@@ -11028,7 +11048,67 @@
           <w:b w:val="0"/>
           <w:sz w:val="20"/>
         </w:rPr>
-        <w:t>Change the status using the dropdown.</w:t>
+        <w:t>Check the top-right header buttons.</w:t>
+      </w:r>
+    </w:p>
+    <w:p>
+      <w:pPr>
+        <w:spacing w:after="40"/>
+        <w:ind w:left="907" w:hanging="255"/>
+      </w:pPr>
+      <w:r>
+        <w:rPr>
+          <w:b w:val="0"/>
+          <w:sz w:val="20"/>
+        </w:rPr>
+        <w:t xml:space="preserve">•  </w:t>
+      </w:r>
+      <w:r>
+        <w:rPr>
+          <w:b w:val="0"/>
+          <w:sz w:val="20"/>
+        </w:rPr>
+        <w:t>'Upload Document' (or 'Upload' on a narrow screen) is always visible.</w:t>
+      </w:r>
+    </w:p>
+    <w:p>
+      <w:pPr>
+        <w:spacing w:after="40"/>
+        <w:ind w:left="907" w:hanging="255"/>
+      </w:pPr>
+      <w:r>
+        <w:rPr>
+          <w:b w:val="0"/>
+          <w:sz w:val="20"/>
+        </w:rPr>
+        <w:t xml:space="preserve">•  </w:t>
+      </w:r>
+      <w:r>
+        <w:rPr>
+          <w:b w:val="0"/>
+          <w:sz w:val="20"/>
+        </w:rPr>
+        <w:t>'Send for Signature' is visible.</w:t>
+      </w:r>
+    </w:p>
+    <w:p>
+      <w:pPr>
+        <w:spacing w:after="40"/>
+        <w:ind w:left="907" w:hanging="255"/>
+      </w:pPr>
+      <w:r>
+        <w:rPr>
+          <w:b w:val="0"/>
+          <w:sz w:val="20"/>
+        </w:rPr>
+        <w:t xml:space="preserve">•  </w:t>
+      </w:r>
+      <w:r>
+        <w:rPr>
+          <w:b w:val="0"/>
+          <w:sz w:val="20"/>
+        </w:rPr>
+        <w:t>'Deletion Queue' is visible only when you are signed in as an internal role (Agent, Elf, Team Lead, Attorney, or Admin).</w:t>
       </w:r>
     </w:p>
     <w:p>
@@ -11048,7 +11128,27 @@
           <w:b w:val="0"/>
           <w:sz w:val="20"/>
         </w:rPr>
-        <w:t>Sign in as Team Lead or Admin — confirm the Delete button is visible and asks for confirmation.</w:t>
+        <w:t>Try opening /documents as a non-internal role (for example as a Client if that account is available).</w:t>
+      </w:r>
+    </w:p>
+    <w:p>
+      <w:pPr>
+        <w:spacing w:after="40"/>
+        <w:ind w:left="907" w:hanging="255"/>
+      </w:pPr>
+      <w:r>
+        <w:rPr>
+          <w:b w:val="0"/>
+          <w:sz w:val="20"/>
+        </w:rPr>
+        <w:t xml:space="preserve">•  </w:t>
+      </w:r>
+      <w:r>
+        <w:rPr>
+          <w:b w:val="0"/>
+          <w:sz w:val="20"/>
+        </w:rPr>
+        <w:t>You should be redirected to /dashboard instead of seeing the page.</w:t>
       </w:r>
     </w:p>
     <w:p>
@@ -11068,7 +11168,7 @@
           <w:b w:val="0"/>
           <w:sz w:val="20"/>
         </w:rPr>
-        <w:t>Open each tab and try the available actions.</w:t>
+        <w:t>Force the empty state.</w:t>
       </w:r>
     </w:p>
     <w:p>
@@ -11088,7 +11188,27 @@
           <w:b w:val="0"/>
           <w:sz w:val="20"/>
         </w:rPr>
-        <w:t>Overview — summary card, key dates, status, use case, price.</w:t>
+        <w:t>Apply filters that return no results — confirm 'No documents match this filter' with a 'Clear filters' button.</w:t>
+      </w:r>
+    </w:p>
+    <w:p>
+      <w:pPr>
+        <w:spacing w:after="40"/>
+        <w:ind w:left="425" w:hanging="255"/>
+      </w:pPr>
+      <w:r>
+        <w:rPr>
+          <w:b w:val="0"/>
+          <w:sz w:val="20"/>
+        </w:rPr>
+        <w:t xml:space="preserve">-  </w:t>
+      </w:r>
+      <w:r>
+        <w:rPr>
+          <w:b w:val="0"/>
+          <w:sz w:val="20"/>
+        </w:rPr>
+        <w:t>Force the error state.</w:t>
       </w:r>
     </w:p>
     <w:p>
@@ -11108,67 +11228,7 @@
           <w:b w:val="0"/>
           <w:sz w:val="20"/>
         </w:rPr>
-        <w:t>Tasks — add a task, change status, toggle complete, open task details.</w:t>
-      </w:r>
-    </w:p>
-    <w:p>
-      <w:pPr>
-        <w:spacing w:after="40"/>
-        <w:ind w:left="907" w:hanging="255"/>
-      </w:pPr>
-      <w:r>
-        <w:rPr>
-          <w:b w:val="0"/>
-          <w:sz w:val="20"/>
-        </w:rPr>
-        <w:t xml:space="preserve">•  </w:t>
-      </w:r>
-      <w:r>
-        <w:rPr>
-          <w:b w:val="0"/>
-          <w:sz w:val="20"/>
-        </w:rPr>
-        <w:t>Documents — upload and list documents.</w:t>
-      </w:r>
-    </w:p>
-    <w:p>
-      <w:pPr>
-        <w:spacing w:after="40"/>
-        <w:ind w:left="907" w:hanging="255"/>
-      </w:pPr>
-      <w:r>
-        <w:rPr>
-          <w:b w:val="0"/>
-          <w:sz w:val="20"/>
-        </w:rPr>
-        <w:t xml:space="preserve">•  </w:t>
-      </w:r>
-      <w:r>
-        <w:rPr>
-          <w:b w:val="0"/>
-          <w:sz w:val="20"/>
-        </w:rPr>
-        <w:t>Parties — currently an intentional empty placeholder. No feedback needed yet.</w:t>
-      </w:r>
-    </w:p>
-    <w:p>
-      <w:pPr>
-        <w:spacing w:after="40"/>
-        <w:ind w:left="907" w:hanging="255"/>
-      </w:pPr>
-      <w:r>
-        <w:rPr>
-          <w:b w:val="0"/>
-          <w:sz w:val="20"/>
-        </w:rPr>
-        <w:t xml:space="preserve">•  </w:t>
-      </w:r>
-      <w:r>
-        <w:rPr>
-          <w:b w:val="0"/>
-          <w:sz w:val="20"/>
-        </w:rPr>
-        <w:t>Communications — currently an intentional empty placeholder. No feedback needed yet.</w:t>
+        <w:t>Briefly turn off your internet and reload — the page should show 'Failed to load documents' with a 'Retry' button.</w:t>
       </w:r>
     </w:p>
     <w:p>
@@ -11201,7 +11261,7 @@
           <w:b w:val="0"/>
           <w:sz w:val="20"/>
         </w:rPr>
-        <w:t>The header reflects the status changes you make.</w:t>
+        <w:t>The title, count pill, and header buttons all render correctly for the signed-in role.</w:t>
       </w:r>
     </w:p>
     <w:p>
@@ -11221,7 +11281,7 @@
           <w:b w:val="0"/>
           <w:sz w:val="20"/>
         </w:rPr>
-        <w:t>A successful delete takes the user back to /transactions.</w:t>
+        <w:t>Client or non-internal users cannot reach this page.</w:t>
       </w:r>
     </w:p>
     <w:p>
@@ -11241,7 +11301,7 @@
           <w:b w:val="0"/>
           <w:sz w:val="20"/>
         </w:rPr>
-        <w:t>Overview, Tasks, and Documents tabs are fully interactive.</w:t>
+        <w:t>Empty and error states are clear and give a way forward.</w:t>
       </w:r>
     </w:p>
     <w:p>
@@ -11274,7 +11334,7 @@
           <w:b w:val="0"/>
           <w:sz w:val="20"/>
         </w:rPr>
-        <w:t>Finish the AI Suggestions block on the Overview tab with real-time deal insights.</w:t>
+        <w:t>Show a small tooltip on the count pill that explains what 'missing' means in plain language.</w:t>
       </w:r>
     </w:p>
     <w:p>
@@ -11294,7 +11354,27 @@
           <w:b w:val="0"/>
           <w:sz w:val="20"/>
         </w:rPr>
-        <w:t>Add an activity sidebar showing recent emails and task updates at a glance.</w:t>
+        <w:t>On the redirect for non-internal users, briefly explain why they cannot see this page.</w:t>
+      </w:r>
+    </w:p>
+    <w:p>
+      <w:pPr>
+        <w:spacing w:after="40"/>
+        <w:ind w:left="425" w:hanging="255"/>
+      </w:pPr>
+      <w:r>
+        <w:rPr>
+          <w:b w:val="0"/>
+          <w:sz w:val="20"/>
+        </w:rPr>
+        <w:t xml:space="preserve">-  </w:t>
+      </w:r>
+      <w:r>
+        <w:rPr>
+          <w:b w:val="0"/>
+          <w:sz w:val="20"/>
+        </w:rPr>
+        <w:t>Add a 'Report an issue' link on the error state so clients can flag problems directly.</w:t>
       </w:r>
     </w:p>
     <w:p>
@@ -11402,7 +11482,7 @@
         <w:spacing w:after="80" w:before="280"/>
       </w:pPr>
       <w:r>
-        <w:t>28. Task detail page (direct link)</w:t>
+        <w:t>27.1. All Documents — search, filter tabs, side filters, and view toggle</w:t>
       </w:r>
     </w:p>
     <w:p>
@@ -11427,7 +11507,7 @@
           <w:b w:val="0"/>
           <w:sz w:val="20"/>
         </w:rPr>
-        <w:t>/tasks/&lt;taskId&gt;</w:t>
+        <w:t>/documents (controls below the header)</w:t>
       </w:r>
     </w:p>
     <w:p>
@@ -11460,7 +11540,7 @@
           <w:b w:val="0"/>
           <w:sz w:val="20"/>
         </w:rPr>
-        <w:t>Open a known task URL.</w:t>
+        <w:t>Use the search box at the top of the content area.</w:t>
       </w:r>
     </w:p>
     <w:p>
@@ -11480,7 +11560,47 @@
           <w:b w:val="0"/>
           <w:sz w:val="20"/>
         </w:rPr>
-        <w:t>Confirm name, status, due date, description, automation level, and metadata all appear.</w:t>
+        <w:t>The placeholder reads 'Search documents, addresses, types...'.</w:t>
+      </w:r>
+    </w:p>
+    <w:p>
+      <w:pPr>
+        <w:spacing w:after="40"/>
+        <w:ind w:left="907" w:hanging="255"/>
+      </w:pPr>
+      <w:r>
+        <w:rPr>
+          <w:b w:val="0"/>
+          <w:sz w:val="20"/>
+        </w:rPr>
+        <w:t xml:space="preserve">•  </w:t>
+      </w:r>
+      <w:r>
+        <w:rPr>
+          <w:b w:val="0"/>
+          <w:sz w:val="20"/>
+        </w:rPr>
+        <w:t>Type a partial document name, a transaction address, or a document type and confirm the list narrows as you type.</w:t>
+      </w:r>
+    </w:p>
+    <w:p>
+      <w:pPr>
+        <w:spacing w:after="40"/>
+        <w:ind w:left="907" w:hanging="255"/>
+      </w:pPr>
+      <w:r>
+        <w:rPr>
+          <w:b w:val="0"/>
+          <w:sz w:val="20"/>
+        </w:rPr>
+        <w:t xml:space="preserve">•  </w:t>
+      </w:r>
+      <w:r>
+        <w:rPr>
+          <w:b w:val="0"/>
+          <w:sz w:val="20"/>
+        </w:rPr>
+        <w:t>Click the small 'x' inside the search box to clear it.</w:t>
       </w:r>
     </w:p>
     <w:p>
@@ -11500,7 +11620,67 @@
           <w:b w:val="0"/>
           <w:sz w:val="20"/>
         </w:rPr>
-        <w:t>Click Edit Task, change a few fields, and Save.</w:t>
+        <w:t>Use the filter tabs: All, Signed, Pending Review, Sent for Sig., Missing.</w:t>
+      </w:r>
+    </w:p>
+    <w:p>
+      <w:pPr>
+        <w:spacing w:after="40"/>
+        <w:ind w:left="907" w:hanging="255"/>
+      </w:pPr>
+      <w:r>
+        <w:rPr>
+          <w:b w:val="0"/>
+          <w:sz w:val="20"/>
+        </w:rPr>
+        <w:t xml:space="preserve">•  </w:t>
+      </w:r>
+      <w:r>
+        <w:rPr>
+          <w:b w:val="0"/>
+          <w:sz w:val="20"/>
+        </w:rPr>
+        <w:t>Each tab shows a count badge.</w:t>
+      </w:r>
+    </w:p>
+    <w:p>
+      <w:pPr>
+        <w:spacing w:after="40"/>
+        <w:ind w:left="907" w:hanging="255"/>
+      </w:pPr>
+      <w:r>
+        <w:rPr>
+          <w:b w:val="0"/>
+          <w:sz w:val="20"/>
+        </w:rPr>
+        <w:t xml:space="preserve">•  </w:t>
+      </w:r>
+      <w:r>
+        <w:rPr>
+          <w:b w:val="0"/>
+          <w:sz w:val="20"/>
+        </w:rPr>
+        <w:t>Confirm the 'Missing' badge turns red when the count is greater than zero.</w:t>
+      </w:r>
+    </w:p>
+    <w:p>
+      <w:pPr>
+        <w:spacing w:after="40"/>
+        <w:ind w:left="907" w:hanging="255"/>
+      </w:pPr>
+      <w:r>
+        <w:rPr>
+          <w:b w:val="0"/>
+          <w:sz w:val="20"/>
+        </w:rPr>
+        <w:t xml:space="preserve">•  </w:t>
+      </w:r>
+      <w:r>
+        <w:rPr>
+          <w:b w:val="0"/>
+          <w:sz w:val="20"/>
+        </w:rPr>
+        <w:t>Click each tab and confirm the list below updates.</w:t>
       </w:r>
     </w:p>
     <w:p>
@@ -11520,7 +11700,67 @@
           <w:b w:val="0"/>
           <w:sz w:val="20"/>
         </w:rPr>
-        <w:t>Click Cancel to exit edit mode without saving.</w:t>
+        <w:t>Use the side filter pills.</w:t>
+      </w:r>
+    </w:p>
+    <w:p>
+      <w:pPr>
+        <w:spacing w:after="40"/>
+        <w:ind w:left="907" w:hanging="255"/>
+      </w:pPr>
+      <w:r>
+        <w:rPr>
+          <w:b w:val="0"/>
+          <w:sz w:val="20"/>
+        </w:rPr>
+        <w:t xml:space="preserve">•  </w:t>
+      </w:r>
+      <w:r>
+        <w:rPr>
+          <w:b w:val="0"/>
+          <w:sz w:val="20"/>
+        </w:rPr>
+        <w:t>Options: All, Buyer Side, Listing Side.</w:t>
+      </w:r>
+    </w:p>
+    <w:p>
+      <w:pPr>
+        <w:spacing w:after="40"/>
+        <w:ind w:left="907" w:hanging="255"/>
+      </w:pPr>
+      <w:r>
+        <w:rPr>
+          <w:b w:val="0"/>
+          <w:sz w:val="20"/>
+        </w:rPr>
+        <w:t xml:space="preserve">•  </w:t>
+      </w:r>
+      <w:r>
+        <w:rPr>
+          <w:b w:val="0"/>
+          <w:sz w:val="20"/>
+        </w:rPr>
+        <w:t>Each pill shows a transaction count.</w:t>
+      </w:r>
+    </w:p>
+    <w:p>
+      <w:pPr>
+        <w:spacing w:after="40"/>
+        <w:ind w:left="907" w:hanging="255"/>
+      </w:pPr>
+      <w:r>
+        <w:rPr>
+          <w:b w:val="0"/>
+          <w:sz w:val="20"/>
+        </w:rPr>
+        <w:t xml:space="preserve">•  </w:t>
+      </w:r>
+      <w:r>
+        <w:rPr>
+          <w:b w:val="0"/>
+          <w:sz w:val="20"/>
+        </w:rPr>
+        <w:t>The active pill has an orange background.</w:t>
       </w:r>
     </w:p>
     <w:p>
@@ -11540,7 +11780,87 @@
           <w:b w:val="0"/>
           <w:sz w:val="20"/>
         </w:rPr>
-        <w:t>Open /tasks/non-existent to check the error state.</w:t>
+        <w:t>Use the view toggle at the top-right of the list.</w:t>
+      </w:r>
+    </w:p>
+    <w:p>
+      <w:pPr>
+        <w:spacing w:after="40"/>
+        <w:ind w:left="907" w:hanging="255"/>
+      </w:pPr>
+      <w:r>
+        <w:rPr>
+          <w:b w:val="0"/>
+          <w:sz w:val="20"/>
+        </w:rPr>
+        <w:t xml:space="preserve">•  </w:t>
+      </w:r>
+      <w:r>
+        <w:rPr>
+          <w:b w:val="0"/>
+          <w:sz w:val="20"/>
+        </w:rPr>
+        <w:t>'By Transaction' (shown as 'Txn' on a narrow screen) groups documents per transaction.</w:t>
+      </w:r>
+    </w:p>
+    <w:p>
+      <w:pPr>
+        <w:spacing w:after="40"/>
+        <w:ind w:left="907" w:hanging="255"/>
+      </w:pPr>
+      <w:r>
+        <w:rPr>
+          <w:b w:val="0"/>
+          <w:sz w:val="20"/>
+        </w:rPr>
+        <w:t xml:space="preserve">•  </w:t>
+      </w:r>
+      <w:r>
+        <w:rPr>
+          <w:b w:val="0"/>
+          <w:sz w:val="20"/>
+        </w:rPr>
+        <w:t>'By Status' (shown as 'Status' on a narrow screen) groups documents per signature status.</w:t>
+      </w:r>
+    </w:p>
+    <w:p>
+      <w:pPr>
+        <w:spacing w:after="40"/>
+        <w:ind w:left="425" w:hanging="255"/>
+      </w:pPr>
+      <w:r>
+        <w:rPr>
+          <w:b w:val="0"/>
+          <w:sz w:val="20"/>
+        </w:rPr>
+        <w:t xml:space="preserve">-  </w:t>
+      </w:r>
+      <w:r>
+        <w:rPr>
+          <w:b w:val="0"/>
+          <w:sz w:val="20"/>
+        </w:rPr>
+        <w:t>Combine multiple controls at once.</w:t>
+      </w:r>
+    </w:p>
+    <w:p>
+      <w:pPr>
+        <w:spacing w:after="40"/>
+        <w:ind w:left="907" w:hanging="255"/>
+      </w:pPr>
+      <w:r>
+        <w:rPr>
+          <w:b w:val="0"/>
+          <w:sz w:val="20"/>
+        </w:rPr>
+        <w:t xml:space="preserve">•  </w:t>
+      </w:r>
+      <w:r>
+        <w:rPr>
+          <w:b w:val="0"/>
+          <w:sz w:val="20"/>
+        </w:rPr>
+        <w:t>For example: search 'inspection' + Buyer Side + Signed tab + By Status view. Confirm the list still makes sense.</w:t>
       </w:r>
     </w:p>
     <w:p>
@@ -11573,7 +11893,7 @@
           <w:b w:val="0"/>
           <w:sz w:val="20"/>
         </w:rPr>
-        <w:t>Edits save and the page returns to read-only view.</w:t>
+        <w:t>Search updates the list in real time.</w:t>
       </w:r>
     </w:p>
     <w:p>
@@ -11593,7 +11913,27 @@
           <w:b w:val="0"/>
           <w:sz w:val="20"/>
         </w:rPr>
-        <w:t>An invalid ID shows a clean 'Task not found' screen.</w:t>
+        <w:t>Filter tabs, side filters, and view toggle each change what is shown.</w:t>
+      </w:r>
+    </w:p>
+    <w:p>
+      <w:pPr>
+        <w:spacing w:after="40"/>
+        <w:ind w:left="425" w:hanging="255"/>
+      </w:pPr>
+      <w:r>
+        <w:rPr>
+          <w:b w:val="0"/>
+          <w:sz w:val="20"/>
+        </w:rPr>
+        <w:t xml:space="preserve">-  </w:t>
+      </w:r>
+      <w:r>
+        <w:rPr>
+          <w:b w:val="0"/>
+          <w:sz w:val="20"/>
+        </w:rPr>
+        <w:t>All controls can be used together without the list breaking.</w:t>
       </w:r>
     </w:p>
     <w:p>
@@ -11626,7 +11966,7 @@
           <w:b w:val="0"/>
           <w:sz w:val="20"/>
         </w:rPr>
-        <w:t>Add a 'Open task detail' button inside expanded transaction cards so users don't need to type URLs.</w:t>
+        <w:t>Remember the last-used view (By Transaction vs. By Status) per user.</w:t>
       </w:r>
     </w:p>
     <w:p>
@@ -11646,7 +11986,27 @@
           <w:b w:val="0"/>
           <w:sz w:val="20"/>
         </w:rPr>
-        <w:t>Add a comments thread on each task for collaboration.</w:t>
+        <w:t>Let the user save filter presets such as 'My overdue reviews'.</w:t>
+      </w:r>
+    </w:p>
+    <w:p>
+      <w:pPr>
+        <w:spacing w:after="40"/>
+        <w:ind w:left="425" w:hanging="255"/>
+      </w:pPr>
+      <w:r>
+        <w:rPr>
+          <w:b w:val="0"/>
+          <w:sz w:val="20"/>
+        </w:rPr>
+        <w:t xml:space="preserve">-  </w:t>
+      </w:r>
+      <w:r>
+        <w:rPr>
+          <w:b w:val="0"/>
+          <w:sz w:val="20"/>
+        </w:rPr>
+        <w:t>Add an 'Export this filtered list' button so the user can share the current view as CSV.</w:t>
       </w:r>
     </w:p>
     <w:p>
@@ -11754,7 +12114,7 @@
         <w:spacing w:after="80" w:before="280"/>
       </w:pPr>
       <w:r>
-        <w:t>29. Documents page</w:t>
+        <w:t>27.2. All Documents — AI Briefing and completion progress</w:t>
       </w:r>
     </w:p>
     <w:p>
@@ -11779,7 +12139,7 @@
           <w:b w:val="0"/>
           <w:sz w:val="20"/>
         </w:rPr>
-        <w:t>/documents</w:t>
+        <w:t>/documents (top of the content area)</w:t>
       </w:r>
     </w:p>
     <w:p>
@@ -11812,7 +12172,7 @@
           <w:b w:val="0"/>
           <w:sz w:val="20"/>
         </w:rPr>
-        <w:t>Open /documents.</w:t>
+        <w:t>Look at the AI Briefing strip at the top of the list.</w:t>
       </w:r>
     </w:p>
     <w:p>
@@ -11832,7 +12192,47 @@
           <w:b w:val="0"/>
           <w:sz w:val="20"/>
         </w:rPr>
-        <w:t>Verify the page header and Upload button.</w:t>
+        <w:t>A small 'AI BRIEFING' tag with a sparkle icon is visible.</w:t>
+      </w:r>
+    </w:p>
+    <w:p>
+      <w:pPr>
+        <w:spacing w:after="40"/>
+        <w:ind w:left="907" w:hanging="255"/>
+      </w:pPr>
+      <w:r>
+        <w:rPr>
+          <w:b w:val="0"/>
+          <w:sz w:val="20"/>
+        </w:rPr>
+        <w:t xml:space="preserve">•  </w:t>
+      </w:r>
+      <w:r>
+        <w:rPr>
+          <w:b w:val="0"/>
+          <w:sz w:val="20"/>
+        </w:rPr>
+        <w:t>A one-sentence summary of your overall document state is shown.</w:t>
+      </w:r>
+    </w:p>
+    <w:p>
+      <w:pPr>
+        <w:spacing w:after="40"/>
+        <w:ind w:left="907" w:hanging="255"/>
+      </w:pPr>
+      <w:r>
+        <w:rPr>
+          <w:b w:val="0"/>
+          <w:sz w:val="20"/>
+        </w:rPr>
+        <w:t xml:space="preserve">•  </w:t>
+      </w:r>
+      <w:r>
+        <w:rPr>
+          <w:b w:val="0"/>
+          <w:sz w:val="20"/>
+        </w:rPr>
+        <w:t>A primary action button appears on the right. The button text changes based on what is most urgent — for example 'Focus missing docs', 'Review signature queue', 'Review pending docs', or 'Review signed docs'.</w:t>
       </w:r>
     </w:p>
     <w:p>
@@ -11852,7 +12252,7 @@
           <w:b w:val="0"/>
           <w:sz w:val="20"/>
         </w:rPr>
-        <w:t>Type in the search box to filter documents by name.</w:t>
+        <w:t>Click the primary action button and watch which filter tab becomes active.</w:t>
       </w:r>
     </w:p>
     <w:p>
@@ -11872,47 +12272,27 @@
           <w:b w:val="0"/>
           <w:sz w:val="20"/>
         </w:rPr>
-        <w:t>Toggle between grid and list view.</w:t>
-      </w:r>
-    </w:p>
-    <w:p>
-      <w:pPr>
-        <w:spacing w:after="40"/>
-        <w:ind w:left="425" w:hanging="255"/>
-      </w:pPr>
-      <w:r>
-        <w:rPr>
-          <w:b w:val="0"/>
-          <w:sz w:val="20"/>
-        </w:rPr>
-        <w:t xml:space="preserve">-  </w:t>
-      </w:r>
-      <w:r>
-        <w:rPr>
-          <w:b w:val="0"/>
-          <w:sz w:val="20"/>
-        </w:rPr>
-        <w:t>Upload a supported file.</w:t>
-      </w:r>
-    </w:p>
-    <w:p>
-      <w:pPr>
-        <w:spacing w:after="40"/>
-        <w:ind w:left="425" w:hanging="255"/>
-      </w:pPr>
-      <w:r>
-        <w:rPr>
-          <w:b w:val="0"/>
-          <w:sz w:val="20"/>
-        </w:rPr>
-        <w:t xml:space="preserve">-  </w:t>
-      </w:r>
-      <w:r>
-        <w:rPr>
-          <w:b w:val="0"/>
-          <w:sz w:val="20"/>
-        </w:rPr>
-        <w:t>Click a document to open its detail dialog.</w:t>
+        <w:t>Look at the completion progress bar directly below the briefing.</w:t>
+      </w:r>
+    </w:p>
+    <w:p>
+      <w:pPr>
+        <w:spacing w:after="40"/>
+        <w:ind w:left="907" w:hanging="255"/>
+      </w:pPr>
+      <w:r>
+        <w:rPr>
+          <w:b w:val="0"/>
+          <w:sz w:val="20"/>
+        </w:rPr>
+        <w:t xml:space="preserve">•  </w:t>
+      </w:r>
+      <w:r>
+        <w:rPr>
+          <w:b w:val="0"/>
+          <w:sz w:val="20"/>
+        </w:rPr>
+        <w:t>A green-gradient bar is labelled 'Completion {%}' and shows the percentage of documents that are fully signed.</w:t>
       </w:r>
     </w:p>
     <w:p>
@@ -11945,7 +12325,7 @@
           <w:b w:val="0"/>
           <w:sz w:val="20"/>
         </w:rPr>
-        <w:t>Search narrows the list by file name.</w:t>
+        <w:t>The briefing sentence reflects the most urgent state of your document portfolio right now.</w:t>
       </w:r>
     </w:p>
     <w:p>
@@ -11965,7 +12345,7 @@
           <w:b w:val="0"/>
           <w:sz w:val="20"/>
         </w:rPr>
-        <w:t>Uploads appear in the list.</w:t>
+        <w:t>Clicking the action button switches to the matching filter tab.</w:t>
       </w:r>
     </w:p>
     <w:p>
@@ -11985,7 +12365,7 @@
           <w:b w:val="0"/>
           <w:sz w:val="20"/>
         </w:rPr>
-        <w:t>The detail dialog shows file size, upload date, transaction it belongs to, and storage path.</w:t>
+        <w:t>The percentage on the progress bar matches the ratio of signed documents to total documents.</w:t>
       </w:r>
     </w:p>
     <w:p>
@@ -12018,7 +12398,7 @@
           <w:b w:val="0"/>
           <w:sz w:val="20"/>
         </w:rPr>
-        <w:t>Add bulk-select with bulk download or bulk delete.</w:t>
+        <w:t>Show a small trend indicator next to the completion percentage (up / down vs. last week).</w:t>
       </w:r>
     </w:p>
     <w:p>
@@ -12038,7 +12418,7 @@
           <w:b w:val="0"/>
           <w:sz w:val="20"/>
         </w:rPr>
-        <w:t>Add AI auto-tagging of document types on upload.</w:t>
+        <w:t>Make the whole briefing sentence clickable, not just the action button.</w:t>
       </w:r>
     </w:p>
     <w:p>
@@ -12058,7 +12438,7 @@
           <w:b w:val="0"/>
           <w:sz w:val="20"/>
         </w:rPr>
-        <w:t>Add filter chips by transaction and document type.</w:t>
+        <w:t>Add a 'Email this briefing to my manager' one-click action.</w:t>
       </w:r>
     </w:p>
     <w:p>
@@ -12166,7 +12546,7 @@
         <w:spacing w:after="80" w:before="280"/>
       </w:pPr>
       <w:r>
-        <w:t>30. My Profile page</w:t>
+        <w:t>27.3. All Documents — Transaction View (documents grouped by transaction)</w:t>
       </w:r>
     </w:p>
     <w:p>
@@ -12191,7 +12571,7 @@
           <w:b w:val="0"/>
           <w:sz w:val="20"/>
         </w:rPr>
-        <w:t>/profile</w:t>
+        <w:t>/documents with 'By Transaction' selected</w:t>
       </w:r>
     </w:p>
     <w:p>
@@ -12224,7 +12604,27 @@
           <w:b w:val="0"/>
           <w:sz w:val="20"/>
         </w:rPr>
-        <w:t>Open /profile from the user menu.</w:t>
+        <w:t>Switch the view toggle to 'By Transaction'.</w:t>
+      </w:r>
+    </w:p>
+    <w:p>
+      <w:pPr>
+        <w:spacing w:after="40"/>
+        <w:ind w:left="425" w:hanging="255"/>
+      </w:pPr>
+      <w:r>
+        <w:rPr>
+          <w:b w:val="0"/>
+          <w:sz w:val="20"/>
+        </w:rPr>
+        <w:t xml:space="preserve">-  </w:t>
+      </w:r>
+      <w:r>
+        <w:rPr>
+          <w:b w:val="0"/>
+          <w:sz w:val="20"/>
+        </w:rPr>
+        <w:t>Inspect each transaction card header when it is collapsed.</w:t>
       </w:r>
     </w:p>
     <w:p>
@@ -12244,7 +12644,87 @@
           <w:b w:val="0"/>
           <w:sz w:val="20"/>
         </w:rPr>
-        <w:t>Confirm the summary card (initials, role, status, email, created date).</w:t>
+        <w:t>Property address on the left.</w:t>
+      </w:r>
+    </w:p>
+    <w:p>
+      <w:pPr>
+        <w:spacing w:after="40"/>
+        <w:ind w:left="907" w:hanging="255"/>
+      </w:pPr>
+      <w:r>
+        <w:rPr>
+          <w:b w:val="0"/>
+          <w:sz w:val="20"/>
+        </w:rPr>
+        <w:t xml:space="preserve">•  </w:t>
+      </w:r>
+      <w:r>
+        <w:rPr>
+          <w:b w:val="0"/>
+          <w:sz w:val="20"/>
+        </w:rPr>
+        <w:t>A side badge: 'BUYER SIDE' (blue), 'LISTING SIDE' (amber), or 'BOTH SIDES' (purple).</w:t>
+      </w:r>
+    </w:p>
+    <w:p>
+      <w:pPr>
+        <w:spacing w:after="40"/>
+        <w:ind w:left="907" w:hanging="255"/>
+      </w:pPr>
+      <w:r>
+        <w:rPr>
+          <w:b w:val="0"/>
+          <w:sz w:val="20"/>
+        </w:rPr>
+        <w:t xml:space="preserve">•  </w:t>
+      </w:r>
+      <w:r>
+        <w:rPr>
+          <w:b w:val="0"/>
+          <w:sz w:val="20"/>
+        </w:rPr>
+        <w:t>Closing date shown as 'Close: {date}'.</w:t>
+      </w:r>
+    </w:p>
+    <w:p>
+      <w:pPr>
+        <w:spacing w:after="40"/>
+        <w:ind w:left="907" w:hanging="255"/>
+      </w:pPr>
+      <w:r>
+        <w:rPr>
+          <w:b w:val="0"/>
+          <w:sz w:val="20"/>
+        </w:rPr>
+        <w:t xml:space="preserve">•  </w:t>
+      </w:r>
+      <w:r>
+        <w:rPr>
+          <w:b w:val="0"/>
+          <w:sz w:val="20"/>
+        </w:rPr>
+        <w:t>Status pills: red '{N} missing doc(s)' if any are missing, or amber 'Sig. Pending' when signatures are outstanding.</w:t>
+      </w:r>
+    </w:p>
+    <w:p>
+      <w:pPr>
+        <w:spacing w:after="40"/>
+        <w:ind w:left="907" w:hanging="255"/>
+      </w:pPr>
+      <w:r>
+        <w:rPr>
+          <w:b w:val="0"/>
+          <w:sz w:val="20"/>
+        </w:rPr>
+        <w:t xml:space="preserve">•  </w:t>
+      </w:r>
+      <w:r>
+        <w:rPr>
+          <w:b w:val="0"/>
+          <w:sz w:val="20"/>
+        </w:rPr>
+        <w:t>A mini progress bar on the right showing {signed}/{total}, green when all signed, amber when at or above 50%, red below 50%.</w:t>
       </w:r>
     </w:p>
     <w:p>
@@ -12264,7 +12744,147 @@
           <w:b w:val="0"/>
           <w:sz w:val="20"/>
         </w:rPr>
-        <w:t>Edit your name or phone number, then click Save Changes.</w:t>
+        <w:t>Click a transaction card to expand it.</w:t>
+      </w:r>
+    </w:p>
+    <w:p>
+      <w:pPr>
+        <w:spacing w:after="40"/>
+        <w:ind w:left="907" w:hanging="255"/>
+      </w:pPr>
+      <w:r>
+        <w:rPr>
+          <w:b w:val="0"/>
+          <w:sz w:val="20"/>
+        </w:rPr>
+        <w:t xml:space="preserve">•  </w:t>
+      </w:r>
+      <w:r>
+        <w:rPr>
+          <w:b w:val="0"/>
+          <w:sz w:val="20"/>
+        </w:rPr>
+        <w:t>The drawer contains up to four sections (only shown when they have items): 'SIGNED / EXECUTED' (green), 'NEEDS ATTENTION' (amber), 'SENT FOR SIGNATURE' (amber), and 'MISSING / REQUIRED' (red).</w:t>
+      </w:r>
+    </w:p>
+    <w:p>
+      <w:pPr>
+        <w:spacing w:after="40"/>
+        <w:ind w:left="907" w:hanging="255"/>
+      </w:pPr>
+      <w:r>
+        <w:rPr>
+          <w:b w:val="0"/>
+          <w:sz w:val="20"/>
+        </w:rPr>
+        <w:t xml:space="preserve">•  </w:t>
+      </w:r>
+      <w:r>
+        <w:rPr>
+          <w:b w:val="0"/>
+          <w:sz w:val="20"/>
+        </w:rPr>
+        <w:t>Each section shows its own count badge.</w:t>
+      </w:r>
+    </w:p>
+    <w:p>
+      <w:pPr>
+        <w:spacing w:after="40"/>
+        <w:ind w:left="425" w:hanging="255"/>
+      </w:pPr>
+      <w:r>
+        <w:rPr>
+          <w:b w:val="0"/>
+          <w:sz w:val="20"/>
+        </w:rPr>
+        <w:t xml:space="preserve">-  </w:t>
+      </w:r>
+      <w:r>
+        <w:rPr>
+          <w:b w:val="0"/>
+          <w:sz w:val="20"/>
+        </w:rPr>
+        <w:t>At the bottom of the expanded drawer, check the extra controls.</w:t>
+      </w:r>
+    </w:p>
+    <w:p>
+      <w:pPr>
+        <w:spacing w:after="40"/>
+        <w:ind w:left="907" w:hanging="255"/>
+      </w:pPr>
+      <w:r>
+        <w:rPr>
+          <w:b w:val="0"/>
+          <w:sz w:val="20"/>
+        </w:rPr>
+        <w:t xml:space="preserve">•  </w:t>
+      </w:r>
+      <w:r>
+        <w:rPr>
+          <w:b w:val="0"/>
+          <w:sz w:val="20"/>
+        </w:rPr>
+        <w:t>A '+ Add another document to this transaction' button opens the Upload Document modal with this transaction already selected.</w:t>
+      </w:r>
+    </w:p>
+    <w:p>
+      <w:pPr>
+        <w:spacing w:after="40"/>
+        <w:ind w:left="907" w:hanging="255"/>
+      </w:pPr>
+      <w:r>
+        <w:rPr>
+          <w:b w:val="0"/>
+          <w:sz w:val="20"/>
+        </w:rPr>
+        <w:t xml:space="preserve">•  </w:t>
+      </w:r>
+      <w:r>
+        <w:rPr>
+          <w:b w:val="0"/>
+          <w:sz w:val="20"/>
+        </w:rPr>
+        <w:t>A footer row shows close date, full address, side, and an 'Open Transaction' button that navigates to the transaction detail page.</w:t>
+      </w:r>
+    </w:p>
+    <w:p>
+      <w:pPr>
+        <w:spacing w:after="40"/>
+        <w:ind w:left="425" w:hanging="255"/>
+      </w:pPr>
+      <w:r>
+        <w:rPr>
+          <w:b w:val="0"/>
+          <w:sz w:val="20"/>
+        </w:rPr>
+        <w:t xml:space="preserve">-  </w:t>
+      </w:r>
+      <w:r>
+        <w:rPr>
+          <w:b w:val="0"/>
+          <w:sz w:val="20"/>
+        </w:rPr>
+        <w:t>Scroll to the bottom of the whole list.</w:t>
+      </w:r>
+    </w:p>
+    <w:p>
+      <w:pPr>
+        <w:spacing w:after="40"/>
+        <w:ind w:left="907" w:hanging="255"/>
+      </w:pPr>
+      <w:r>
+        <w:rPr>
+          <w:b w:val="0"/>
+          <w:sz w:val="20"/>
+        </w:rPr>
+        <w:t xml:space="preserve">•  </w:t>
+      </w:r>
+      <w:r>
+        <w:rPr>
+          <w:b w:val="0"/>
+          <w:sz w:val="20"/>
+        </w:rPr>
+        <w:t>If any document has not been assigned to a transaction, an 'UNASSIGNED DOCUMENTS' group appears with those rows.</w:t>
       </w:r>
     </w:p>
     <w:p>
@@ -12297,7 +12917,67 @@
           <w:b w:val="0"/>
           <w:sz w:val="20"/>
         </w:rPr>
-        <w:t>A success toast appears and the profile card reflects the update.</w:t>
+        <w:t>The header summarises each transaction's document state at a glance.</w:t>
+      </w:r>
+    </w:p>
+    <w:p>
+      <w:pPr>
+        <w:spacing w:after="40"/>
+        <w:ind w:left="425" w:hanging="255"/>
+      </w:pPr>
+      <w:r>
+        <w:rPr>
+          <w:b w:val="0"/>
+          <w:sz w:val="20"/>
+        </w:rPr>
+        <w:t xml:space="preserve">-  </w:t>
+      </w:r>
+      <w:r>
+        <w:rPr>
+          <w:b w:val="0"/>
+          <w:sz w:val="20"/>
+        </w:rPr>
+        <w:t>Only sections that contain items appear in the expanded drawer.</w:t>
+      </w:r>
+    </w:p>
+    <w:p>
+      <w:pPr>
+        <w:spacing w:after="40"/>
+        <w:ind w:left="425" w:hanging="255"/>
+      </w:pPr>
+      <w:r>
+        <w:rPr>
+          <w:b w:val="0"/>
+          <w:sz w:val="20"/>
+        </w:rPr>
+        <w:t xml:space="preserve">-  </w:t>
+      </w:r>
+      <w:r>
+        <w:rPr>
+          <w:b w:val="0"/>
+          <w:sz w:val="20"/>
+        </w:rPr>
+        <w:t>'Add another document' pre-fills the correct transaction.</w:t>
+      </w:r>
+    </w:p>
+    <w:p>
+      <w:pPr>
+        <w:spacing w:after="40"/>
+        <w:ind w:left="425" w:hanging="255"/>
+      </w:pPr>
+      <w:r>
+        <w:rPr>
+          <w:b w:val="0"/>
+          <w:sz w:val="20"/>
+        </w:rPr>
+        <w:t xml:space="preserve">-  </w:t>
+      </w:r>
+      <w:r>
+        <w:rPr>
+          <w:b w:val="0"/>
+          <w:sz w:val="20"/>
+        </w:rPr>
+        <w:t>'Open Transaction' navigates to the transaction detail page for that deal.</w:t>
       </w:r>
     </w:p>
     <w:p>
@@ -12330,7 +13010,7 @@
           <w:b w:val="0"/>
           <w:sz w:val="20"/>
         </w:rPr>
-        <w:t>Allow avatar photo upload.</w:t>
+        <w:t>Add 'Expand all' and 'Collapse all' buttons at the top of the list.</w:t>
       </w:r>
     </w:p>
     <w:p>
@@ -12350,7 +13030,7 @@
           <w:b w:val="0"/>
           <w:sz w:val="20"/>
         </w:rPr>
-        <w:t>Add a change-password form on this page.</w:t>
+        <w:t>Show the assigned agent and elf on the card header for team lead visibility.</w:t>
       </w:r>
     </w:p>
     <w:p>
@@ -12370,7 +13050,7 @@
           <w:b w:val="0"/>
           <w:sz w:val="20"/>
         </w:rPr>
-        <w:t>Add a notification-preferences section (email, in-app, daily digest).</w:t>
+        <w:t>Add a 'Resend client-facing packet' shortcut inside the card footer.</w:t>
       </w:r>
     </w:p>
     <w:p>
@@ -12478,7 +13158,7 @@
         <w:spacing w:after="80" w:before="280"/>
       </w:pPr>
       <w:r>
-        <w:t>31. Settings — Integrations tab</w:t>
+        <w:t>27.4. All Documents — Status View (grouped by signature status)</w:t>
       </w:r>
     </w:p>
     <w:p>
@@ -12503,7 +13183,7 @@
           <w:b w:val="0"/>
           <w:sz w:val="20"/>
         </w:rPr>
-        <w:t>/settings (Integrations tab)</w:t>
+        <w:t>/documents with 'By Status' selected</w:t>
       </w:r>
     </w:p>
     <w:p>
@@ -12536,7 +13216,7 @@
           <w:b w:val="0"/>
           <w:sz w:val="20"/>
         </w:rPr>
-        <w:t>Open /settings and go to the Integrations tab.</w:t>
+        <w:t>Switch the view toggle to 'By Status'.</w:t>
       </w:r>
     </w:p>
     <w:p>
@@ -12556,7 +13236,87 @@
           <w:b w:val="0"/>
           <w:sz w:val="20"/>
         </w:rPr>
-        <w:t>Click Refresh to reload integrations.</w:t>
+        <w:t>Confirm the four status groups appear in this order, each with a coloured icon.</w:t>
+      </w:r>
+    </w:p>
+    <w:p>
+      <w:pPr>
+        <w:spacing w:after="40"/>
+        <w:ind w:left="907" w:hanging="255"/>
+      </w:pPr>
+      <w:r>
+        <w:rPr>
+          <w:b w:val="0"/>
+          <w:sz w:val="20"/>
+        </w:rPr>
+        <w:t xml:space="preserve">•  </w:t>
+      </w:r>
+      <w:r>
+        <w:rPr>
+          <w:b w:val="0"/>
+          <w:sz w:val="20"/>
+        </w:rPr>
+        <w:t>Signed / Executed (green check).</w:t>
+      </w:r>
+    </w:p>
+    <w:p>
+      <w:pPr>
+        <w:spacing w:after="40"/>
+        <w:ind w:left="907" w:hanging="255"/>
+      </w:pPr>
+      <w:r>
+        <w:rPr>
+          <w:b w:val="0"/>
+          <w:sz w:val="20"/>
+        </w:rPr>
+        <w:t xml:space="preserve">•  </w:t>
+      </w:r>
+      <w:r>
+        <w:rPr>
+          <w:b w:val="0"/>
+          <w:sz w:val="20"/>
+        </w:rPr>
+        <w:t>Sent for Signature (amber diamond).</w:t>
+      </w:r>
+    </w:p>
+    <w:p>
+      <w:pPr>
+        <w:spacing w:after="40"/>
+        <w:ind w:left="907" w:hanging="255"/>
+      </w:pPr>
+      <w:r>
+        <w:rPr>
+          <w:b w:val="0"/>
+          <w:sz w:val="20"/>
+        </w:rPr>
+        <w:t xml:space="preserve">•  </w:t>
+      </w:r>
+      <w:r>
+        <w:rPr>
+          <w:b w:val="0"/>
+          <w:sz w:val="20"/>
+        </w:rPr>
+        <w:t>Pending Review (blue dot).</w:t>
+      </w:r>
+    </w:p>
+    <w:p>
+      <w:pPr>
+        <w:spacing w:after="40"/>
+        <w:ind w:left="907" w:hanging="255"/>
+      </w:pPr>
+      <w:r>
+        <w:rPr>
+          <w:b w:val="0"/>
+          <w:sz w:val="20"/>
+        </w:rPr>
+        <w:t xml:space="preserve">•  </w:t>
+      </w:r>
+      <w:r>
+        <w:rPr>
+          <w:b w:val="0"/>
+          <w:sz w:val="20"/>
+        </w:rPr>
+        <w:t>Missing / Required (red exclamation).</w:t>
       </w:r>
     </w:p>
     <w:p>
@@ -12576,7 +13336,27 @@
           <w:b w:val="0"/>
           <w:sz w:val="20"/>
         </w:rPr>
-        <w:t>For Gmail, try Connect and then Disconnect.</w:t>
+        <w:t>Each group header shows the status title plus '{N} items across {M} transactions'.</w:t>
+      </w:r>
+    </w:p>
+    <w:p>
+      <w:pPr>
+        <w:spacing w:after="40"/>
+        <w:ind w:left="425" w:hanging="255"/>
+      </w:pPr>
+      <w:r>
+        <w:rPr>
+          <w:b w:val="0"/>
+          <w:sz w:val="20"/>
+        </w:rPr>
+        <w:t xml:space="preserve">-  </w:t>
+      </w:r>
+      <w:r>
+        <w:rPr>
+          <w:b w:val="0"/>
+          <w:sz w:val="20"/>
+        </w:rPr>
+        <w:t>Click a group to expand and confirm each document row shows the transaction address it belongs to.</w:t>
       </w:r>
     </w:p>
     <w:p>
@@ -12609,7 +13389,27 @@
           <w:b w:val="0"/>
           <w:sz w:val="20"/>
         </w:rPr>
-        <w:t>The Gmail row updates its connected state after each action.</w:t>
+        <w:t>All four groups render in the correct order.</w:t>
+      </w:r>
+    </w:p>
+    <w:p>
+      <w:pPr>
+        <w:spacing w:after="40"/>
+        <w:ind w:left="425" w:hanging="255"/>
+      </w:pPr>
+      <w:r>
+        <w:rPr>
+          <w:b w:val="0"/>
+          <w:sz w:val="20"/>
+        </w:rPr>
+        <w:t xml:space="preserve">-  </w:t>
+      </w:r>
+      <w:r>
+        <w:rPr>
+          <w:b w:val="0"/>
+          <w:sz w:val="20"/>
+        </w:rPr>
+        <w:t>Groups align with whatever search, side filter, and filter tab are currently active.</w:t>
       </w:r>
     </w:p>
     <w:p>
@@ -12642,7 +13442,7 @@
           <w:b w:val="0"/>
           <w:sz w:val="20"/>
         </w:rPr>
-        <w:t>Add Microsoft / Outlook and Apple iCloud integrations next to Gmail.</w:t>
+        <w:t>Add a 'Group by document type' option alongside 'Group by status'.</w:t>
       </w:r>
     </w:p>
     <w:p>
@@ -12662,7 +13462,7 @@
           <w:b w:val="0"/>
           <w:sz w:val="20"/>
         </w:rPr>
-        <w:t>Show a 'Last synced' timestamp and a sync-now button per integration.</w:t>
+        <w:t>Let the user drag-reorder groups for personal preference.</w:t>
       </w:r>
     </w:p>
     <w:p>
@@ -12765,26 +13565,12 @@
     </w:p>
     <w:p/>
     <w:p>
-      <w:r>
-        <w:br w:type="page"/>
-      </w:r>
-    </w:p>
-    <w:p>
-      <w:pPr>
-        <w:pStyle w:val="Heading1"/>
-        <w:spacing w:after="160" w:before="360"/>
-      </w:pPr>
-      <w:r>
-        <w:t>Section 4 — Admin / Team Lead Extras</w:t>
-      </w:r>
-    </w:p>
-    <w:p>
       <w:pPr>
         <w:pStyle w:val="Heading2"/>
         <w:spacing w:after="80" w:before="280"/>
       </w:pPr>
       <w:r>
-        <w:t>32. Task Templates list</w:t>
+        <w:t>27.5. All Documents — missing required documents and 'Upload Now'</w:t>
       </w:r>
     </w:p>
     <w:p>
@@ -12809,7 +13595,7 @@
           <w:b w:val="0"/>
           <w:sz w:val="20"/>
         </w:rPr>
-        <w:t>/admin/task-templates</w:t>
+        <w:t>/documents (MISSING / REQUIRED rows in both views)</w:t>
       </w:r>
     </w:p>
     <w:p>
@@ -12842,7 +13628,67 @@
           <w:b w:val="0"/>
           <w:sz w:val="20"/>
         </w:rPr>
-        <w:t>Type in the search box to filter templates.</w:t>
+        <w:t>The app automatically flags certain required documents based on the transaction. Examples you can test:</w:t>
+      </w:r>
+    </w:p>
+    <w:p>
+      <w:pPr>
+        <w:spacing w:after="40"/>
+        <w:ind w:left="907" w:hanging="255"/>
+      </w:pPr>
+      <w:r>
+        <w:rPr>
+          <w:b w:val="0"/>
+          <w:sz w:val="20"/>
+        </w:rPr>
+        <w:t xml:space="preserve">•  </w:t>
+      </w:r>
+      <w:r>
+        <w:rPr>
+          <w:b w:val="0"/>
+          <w:sz w:val="20"/>
+        </w:rPr>
+        <w:t>'Appraisal Report' — appears for a buyer-side deal that is financed.</w:t>
+      </w:r>
+    </w:p>
+    <w:p>
+      <w:pPr>
+        <w:spacing w:after="40"/>
+        <w:ind w:left="907" w:hanging="255"/>
+      </w:pPr>
+      <w:r>
+        <w:rPr>
+          <w:b w:val="0"/>
+          <w:sz w:val="20"/>
+        </w:rPr>
+        <w:t xml:space="preserve">•  </w:t>
+      </w:r>
+      <w:r>
+        <w:rPr>
+          <w:b w:val="0"/>
+          <w:sz w:val="20"/>
+        </w:rPr>
+        <w:t>'Counter Offer Addendum' — appears for a listing-side deal that has a counter offer on file.</w:t>
+      </w:r>
+    </w:p>
+    <w:p>
+      <w:pPr>
+        <w:spacing w:after="40"/>
+        <w:ind w:left="907" w:hanging="255"/>
+      </w:pPr>
+      <w:r>
+        <w:rPr>
+          <w:b w:val="0"/>
+          <w:sz w:val="20"/>
+        </w:rPr>
+        <w:t xml:space="preserve">•  </w:t>
+      </w:r>
+      <w:r>
+        <w:rPr>
+          <w:b w:val="0"/>
+          <w:sz w:val="20"/>
+        </w:rPr>
+        <w:t>'Wire Instructions' — appears for a listing-side deal with a title/escrow closing mode.</w:t>
       </w:r>
     </w:p>
     <w:p>
@@ -12862,7 +13708,67 @@
           <w:b w:val="0"/>
           <w:sz w:val="20"/>
         </w:rPr>
-        <w:t>Confirm templates are grouped by category.</w:t>
+        <w:t>Confirm the visual style of a missing row.</w:t>
+      </w:r>
+    </w:p>
+    <w:p>
+      <w:pPr>
+        <w:spacing w:after="40"/>
+        <w:ind w:left="907" w:hanging="255"/>
+      </w:pPr>
+      <w:r>
+        <w:rPr>
+          <w:b w:val="0"/>
+          <w:sz w:val="20"/>
+        </w:rPr>
+        <w:t xml:space="preserve">•  </w:t>
+      </w:r>
+      <w:r>
+        <w:rPr>
+          <w:b w:val="0"/>
+          <w:sz w:val="20"/>
+        </w:rPr>
+        <w:t>Dashed pink/red border.</w:t>
+      </w:r>
+    </w:p>
+    <w:p>
+      <w:pPr>
+        <w:spacing w:after="40"/>
+        <w:ind w:left="907" w:hanging="255"/>
+      </w:pPr>
+      <w:r>
+        <w:rPr>
+          <w:b w:val="0"/>
+          <w:sz w:val="20"/>
+        </w:rPr>
+        <w:t xml:space="preserve">•  </w:t>
+      </w:r>
+      <w:r>
+        <w:rPr>
+          <w:b w:val="0"/>
+          <w:sz w:val="20"/>
+        </w:rPr>
+        <w:t>Light red background.</w:t>
+      </w:r>
+    </w:p>
+    <w:p>
+      <w:pPr>
+        <w:spacing w:after="40"/>
+        <w:ind w:left="907" w:hanging="255"/>
+      </w:pPr>
+      <w:r>
+        <w:rPr>
+          <w:b w:val="0"/>
+          <w:sz w:val="20"/>
+        </w:rPr>
+        <w:t xml:space="preserve">•  </w:t>
+      </w:r>
+      <w:r>
+        <w:rPr>
+          <w:b w:val="0"/>
+          <w:sz w:val="20"/>
+        </w:rPr>
+        <w:t>A 'MISSING' status badge.</w:t>
       </w:r>
     </w:p>
     <w:p>
@@ -12882,7 +13788,7 @@
           <w:b w:val="0"/>
           <w:sz w:val="20"/>
         </w:rPr>
-        <w:t>Click New Template and create a template.</w:t>
+        <w:t>Click the 'Upload Now' button on a missing row.</w:t>
       </w:r>
     </w:p>
     <w:p>
@@ -12902,7 +13808,7 @@
           <w:b w:val="0"/>
           <w:sz w:val="20"/>
         </w:rPr>
-        <w:t>Fill in Name, Description, Automation Level, and Category.</w:t>
+        <w:t>The Upload Document modal opens with the transaction, suggested document type, and document label pre-filled.</w:t>
       </w:r>
     </w:p>
     <w:p>
@@ -12922,27 +13828,7 @@
           <w:b w:val="0"/>
           <w:sz w:val="20"/>
         </w:rPr>
-        <w:t>Submit.</w:t>
-      </w:r>
-    </w:p>
-    <w:p>
-      <w:pPr>
-        <w:spacing w:after="40"/>
-        <w:ind w:left="425" w:hanging="255"/>
-      </w:pPr>
-      <w:r>
-        <w:rPr>
-          <w:b w:val="0"/>
-          <w:sz w:val="20"/>
-        </w:rPr>
-        <w:t xml:space="preserve">-  </w:t>
-      </w:r>
-      <w:r>
-        <w:rPr>
-          <w:b w:val="0"/>
-          <w:sz w:val="20"/>
-        </w:rPr>
-        <w:t>Click an existing template to open it.</w:t>
+        <w:t>A 'SUGGESTED DOCUMENT' banner appears at the top of the modal with the label.</w:t>
       </w:r>
     </w:p>
     <w:p>
@@ -12975,7 +13861,27 @@
           <w:b w:val="0"/>
           <w:sz w:val="20"/>
         </w:rPr>
-        <w:t>The newly created template appears in the list right away.</w:t>
+        <w:t>Missing documents appear according to the rules above.</w:t>
+      </w:r>
+    </w:p>
+    <w:p>
+      <w:pPr>
+        <w:spacing w:after="40"/>
+        <w:ind w:left="425" w:hanging="255"/>
+      </w:pPr>
+      <w:r>
+        <w:rPr>
+          <w:b w:val="0"/>
+          <w:sz w:val="20"/>
+        </w:rPr>
+        <w:t xml:space="preserve">-  </w:t>
+      </w:r>
+      <w:r>
+        <w:rPr>
+          <w:b w:val="0"/>
+          <w:sz w:val="20"/>
+        </w:rPr>
+        <w:t>'Upload Now' pre-fills the transaction, document type, and label correctly so the user can upload without retyping.</w:t>
       </w:r>
     </w:p>
     <w:p>
@@ -13008,7 +13914,7 @@
           <w:b w:val="0"/>
           <w:sz w:val="20"/>
         </w:rPr>
-        <w:t>Allow CSV import and export of templates.</w:t>
+        <w:t>Let admins customise the missing-document rules per tenant.</w:t>
       </w:r>
     </w:p>
     <w:p>
@@ -13028,7 +13934,7 @@
           <w:b w:val="0"/>
           <w:sz w:val="20"/>
         </w:rPr>
-        <w:t>Add a 'Duplicate this template' shortcut.</w:t>
+        <w:t>Show a short reason next to each missing row ('Required because financing is conventional', etc.) so users understand why.</w:t>
       </w:r>
     </w:p>
     <w:p>
@@ -13136,7 +14042,7 @@
         <w:spacing w:after="80" w:before="280"/>
       </w:pPr>
       <w:r>
-        <w:t>33. Task Template detail</w:t>
+        <w:t>27.6. All Documents — Upload Document modal</w:t>
       </w:r>
     </w:p>
     <w:p>
@@ -13161,7 +14067,7 @@
           <w:b w:val="0"/>
           <w:sz w:val="20"/>
         </w:rPr>
-        <w:t>/admin/task-templates/&lt;templateId&gt;</w:t>
+        <w:t>Opens from 'Upload Document' header button, 'Upload Now' on missing rows, or '+ Add another document…' inside a transaction card</w:t>
       </w:r>
     </w:p>
     <w:p>
@@ -13194,7 +14100,27 @@
           <w:b w:val="0"/>
           <w:sz w:val="20"/>
         </w:rPr>
-        <w:t>Open a template.</w:t>
+        <w:t>Open the Upload Document modal from the header button.</w:t>
+      </w:r>
+    </w:p>
+    <w:p>
+      <w:pPr>
+        <w:spacing w:after="40"/>
+        <w:ind w:left="425" w:hanging="255"/>
+      </w:pPr>
+      <w:r>
+        <w:rPr>
+          <w:b w:val="0"/>
+          <w:sz w:val="20"/>
+        </w:rPr>
+        <w:t xml:space="preserve">-  </w:t>
+      </w:r>
+      <w:r>
+        <w:rPr>
+          <w:b w:val="0"/>
+          <w:sz w:val="20"/>
+        </w:rPr>
+        <w:t>Check the 'ASSIGN TO TRANSACTION' dropdown.</w:t>
       </w:r>
     </w:p>
     <w:p>
@@ -13214,7 +14140,27 @@
           <w:b w:val="0"/>
           <w:sz w:val="20"/>
         </w:rPr>
-        <w:t>Check the read-only detail view.</w:t>
+        <w:t>It lists all active transactions by full address.</w:t>
+      </w:r>
+    </w:p>
+    <w:p>
+      <w:pPr>
+        <w:spacing w:after="40"/>
+        <w:ind w:left="907" w:hanging="255"/>
+      </w:pPr>
+      <w:r>
+        <w:rPr>
+          <w:b w:val="0"/>
+          <w:sz w:val="20"/>
+        </w:rPr>
+        <w:t xml:space="preserve">•  </w:t>
+      </w:r>
+      <w:r>
+        <w:rPr>
+          <w:b w:val="0"/>
+          <w:sz w:val="20"/>
+        </w:rPr>
+        <w:t>Leaving it blank is allowed (the document becomes an unassigned upload).</w:t>
       </w:r>
     </w:p>
     <w:p>
@@ -13234,7 +14180,7 @@
           <w:b w:val="0"/>
           <w:sz w:val="20"/>
         </w:rPr>
-        <w:t>Click Edit Template and update several fields.</w:t>
+        <w:t>Check the 'DOCUMENT TYPE' selector.</w:t>
       </w:r>
     </w:p>
     <w:p>
@@ -13254,7 +14200,27 @@
           <w:b w:val="0"/>
           <w:sz w:val="20"/>
         </w:rPr>
-        <w:t>Name, description, target, milestone label, dependency, float days, automation level, category, sort order, active toggle.</w:t>
+        <w:t>Shows toggle chips for each type: Purchase Agreement, Inspection Report, Appraisal, Amendment, and others.</w:t>
+      </w:r>
+    </w:p>
+    <w:p>
+      <w:pPr>
+        <w:spacing w:after="40"/>
+        <w:ind w:left="907" w:hanging="255"/>
+      </w:pPr>
+      <w:r>
+        <w:rPr>
+          <w:b w:val="0"/>
+          <w:sz w:val="20"/>
+        </w:rPr>
+        <w:t xml:space="preserve">•  </w:t>
+      </w:r>
+      <w:r>
+        <w:rPr>
+          <w:b w:val="0"/>
+          <w:sz w:val="20"/>
+        </w:rPr>
+        <w:t>At most one type can be selected at a time.</w:t>
       </w:r>
     </w:p>
     <w:p>
@@ -13274,7 +14240,67 @@
           <w:b w:val="0"/>
           <w:sz w:val="20"/>
         </w:rPr>
-        <w:t>Try the dependency rule builder section.</w:t>
+        <w:t>Check the 'FILE' drop zone.</w:t>
+      </w:r>
+    </w:p>
+    <w:p>
+      <w:pPr>
+        <w:spacing w:after="40"/>
+        <w:ind w:left="907" w:hanging="255"/>
+      </w:pPr>
+      <w:r>
+        <w:rPr>
+          <w:b w:val="0"/>
+          <w:sz w:val="20"/>
+        </w:rPr>
+        <w:t xml:space="preserve">•  </w:t>
+      </w:r>
+      <w:r>
+        <w:rPr>
+          <w:b w:val="0"/>
+          <w:sz w:val="20"/>
+        </w:rPr>
+        <w:t>Drag and drop a file, or click 'Click to browse' to pick a file.</w:t>
+      </w:r>
+    </w:p>
+    <w:p>
+      <w:pPr>
+        <w:spacing w:after="40"/>
+        <w:ind w:left="907" w:hanging="255"/>
+      </w:pPr>
+      <w:r>
+        <w:rPr>
+          <w:b w:val="0"/>
+          <w:sz w:val="20"/>
+        </w:rPr>
+        <w:t xml:space="preserve">•  </w:t>
+      </w:r>
+      <w:r>
+        <w:rPr>
+          <w:b w:val="0"/>
+          <w:sz w:val="20"/>
+        </w:rPr>
+        <w:t>Allowed types: .pdf, .doc, .docx, .png, .jpg, .jpeg, .webp, .txt, .csv, .xlsx, .xls.</w:t>
+      </w:r>
+    </w:p>
+    <w:p>
+      <w:pPr>
+        <w:spacing w:after="40"/>
+        <w:ind w:left="907" w:hanging="255"/>
+      </w:pPr>
+      <w:r>
+        <w:rPr>
+          <w:b w:val="0"/>
+          <w:sz w:val="20"/>
+        </w:rPr>
+        <w:t xml:space="preserve">•  </w:t>
+      </w:r>
+      <w:r>
+        <w:rPr>
+          <w:b w:val="0"/>
+          <w:sz w:val="20"/>
+        </w:rPr>
+        <w:t>Max size: 50 MB. Try a file larger than 50 MB and confirm the modal blocks it with a clear error.</w:t>
       </w:r>
     </w:p>
     <w:p>
@@ -13294,7 +14320,27 @@
           <w:b w:val="0"/>
           <w:sz w:val="20"/>
         </w:rPr>
-        <w:t>Click Save.</w:t>
+        <w:t>Confirm a spinner appears while the file uploads.</w:t>
+      </w:r>
+    </w:p>
+    <w:p>
+      <w:pPr>
+        <w:spacing w:after="40"/>
+        <w:ind w:left="425" w:hanging="255"/>
+      </w:pPr>
+      <w:r>
+        <w:rPr>
+          <w:b w:val="0"/>
+          <w:sz w:val="20"/>
+        </w:rPr>
+        <w:t xml:space="preserve">-  </w:t>
+      </w:r>
+      <w:r>
+        <w:rPr>
+          <w:b w:val="0"/>
+          <w:sz w:val="20"/>
+        </w:rPr>
+        <w:t>Click Cancel to close without uploading, and Upload Document to save.</w:t>
       </w:r>
     </w:p>
     <w:p>
@@ -13327,7 +14373,47 @@
           <w:b w:val="0"/>
           <w:sz w:val="20"/>
         </w:rPr>
-        <w:t>All changes persist and the page returns to read-only mode.</w:t>
+        <w:t>The new file appears in both Transaction View and Status View.</w:t>
+      </w:r>
+    </w:p>
+    <w:p>
+      <w:pPr>
+        <w:spacing w:after="40"/>
+        <w:ind w:left="425" w:hanging="255"/>
+      </w:pPr>
+      <w:r>
+        <w:rPr>
+          <w:b w:val="0"/>
+          <w:sz w:val="20"/>
+        </w:rPr>
+        <w:t xml:space="preserve">-  </w:t>
+      </w:r>
+      <w:r>
+        <w:rPr>
+          <w:b w:val="0"/>
+          <w:sz w:val="20"/>
+        </w:rPr>
+        <w:t>The upload is tagged with the chosen transaction and document type.</w:t>
+      </w:r>
+    </w:p>
+    <w:p>
+      <w:pPr>
+        <w:spacing w:after="40"/>
+        <w:ind w:left="425" w:hanging="255"/>
+      </w:pPr>
+      <w:r>
+        <w:rPr>
+          <w:b w:val="0"/>
+          <w:sz w:val="20"/>
+        </w:rPr>
+        <w:t xml:space="preserve">-  </w:t>
+      </w:r>
+      <w:r>
+        <w:rPr>
+          <w:b w:val="0"/>
+          <w:sz w:val="20"/>
+        </w:rPr>
+        <w:t>Files over 50 MB or of unsupported types are rejected with a clear message.</w:t>
       </w:r>
     </w:p>
     <w:p>
@@ -13360,7 +14446,7 @@
           <w:b w:val="0"/>
           <w:sz w:val="20"/>
         </w:rPr>
-        <w:t>Add a visual dependency graph so admins can see how tasks connect.</w:t>
+        <w:t>Suggest the document type automatically using AI on upload.</w:t>
       </w:r>
     </w:p>
     <w:p>
@@ -13380,7 +14466,27 @@
           <w:b w:val="0"/>
           <w:sz w:val="20"/>
         </w:rPr>
-        <w:t>Show a 'where used' indicator listing which transaction types use this template.</w:t>
+        <w:t>Allow multi-file drag-and-drop in a single action.</w:t>
+      </w:r>
+    </w:p>
+    <w:p>
+      <w:pPr>
+        <w:spacing w:after="40"/>
+        <w:ind w:left="425" w:hanging="255"/>
+      </w:pPr>
+      <w:r>
+        <w:rPr>
+          <w:b w:val="0"/>
+          <w:sz w:val="20"/>
+        </w:rPr>
+        <w:t xml:space="preserve">-  </w:t>
+      </w:r>
+      <w:r>
+        <w:rPr>
+          <w:b w:val="0"/>
+          <w:sz w:val="20"/>
+        </w:rPr>
+        <w:t>Add an 'Upload later' queue for users who are offline.</w:t>
       </w:r>
     </w:p>
     <w:p>
@@ -13488,7 +14594,7 @@
         <w:spacing w:after="80" w:before="280"/>
       </w:pPr>
       <w:r>
-        <w:t>34. Admin user detail (direct link)</w:t>
+        <w:t>27.7. All Documents — Preview and Download</w:t>
       </w:r>
     </w:p>
     <w:p>
@@ -13513,7 +14619,7 @@
           <w:b w:val="0"/>
           <w:sz w:val="20"/>
         </w:rPr>
-        <w:t>/admin/users/&lt;userId&gt;</w:t>
+        <w:t>/documents (row actions on each document)</w:t>
       </w:r>
     </w:p>
     <w:p>
@@ -13546,7 +14652,67 @@
           <w:b w:val="0"/>
           <w:sz w:val="20"/>
         </w:rPr>
-        <w:t>As an Admin, open a known user ID URL.</w:t>
+        <w:t>Click the eye (Preview) icon on a document row.</w:t>
+      </w:r>
+    </w:p>
+    <w:p>
+      <w:pPr>
+        <w:spacing w:after="40"/>
+        <w:ind w:left="907" w:hanging="255"/>
+      </w:pPr>
+      <w:r>
+        <w:rPr>
+          <w:b w:val="0"/>
+          <w:sz w:val="20"/>
+        </w:rPr>
+        <w:t xml:space="preserve">•  </w:t>
+      </w:r>
+      <w:r>
+        <w:rPr>
+          <w:b w:val="0"/>
+          <w:sz w:val="20"/>
+        </w:rPr>
+        <w:t>The Preview modal shows the file name in the header.</w:t>
+      </w:r>
+    </w:p>
+    <w:p>
+      <w:pPr>
+        <w:spacing w:after="40"/>
+        <w:ind w:left="907" w:hanging="255"/>
+      </w:pPr>
+      <w:r>
+        <w:rPr>
+          <w:b w:val="0"/>
+          <w:sz w:val="20"/>
+        </w:rPr>
+        <w:t xml:space="preserve">•  </w:t>
+      </w:r>
+      <w:r>
+        <w:rPr>
+          <w:b w:val="0"/>
+          <w:sz w:val="20"/>
+        </w:rPr>
+        <w:t>For PDFs and images, the file renders inline.</w:t>
+      </w:r>
+    </w:p>
+    <w:p>
+      <w:pPr>
+        <w:spacing w:after="40"/>
+        <w:ind w:left="907" w:hanging="255"/>
+      </w:pPr>
+      <w:r>
+        <w:rPr>
+          <w:b w:val="0"/>
+          <w:sz w:val="20"/>
+        </w:rPr>
+        <w:t xml:space="preserve">•  </w:t>
+      </w:r>
+      <w:r>
+        <w:rPr>
+          <w:b w:val="0"/>
+          <w:sz w:val="20"/>
+        </w:rPr>
+        <w:t>For other file types, the modal says 'Preview not available — download to view.'</w:t>
       </w:r>
     </w:p>
     <w:p>
@@ -13566,7 +14732,67 @@
           <w:b w:val="0"/>
           <w:sz w:val="20"/>
         </w:rPr>
-        <w:t>Open an invalid user ID to check the error state.</w:t>
+        <w:t>In the Preview modal header, click the green 'Download' button.</w:t>
+      </w:r>
+    </w:p>
+    <w:p>
+      <w:pPr>
+        <w:spacing w:after="40"/>
+        <w:ind w:left="425" w:hanging="255"/>
+      </w:pPr>
+      <w:r>
+        <w:rPr>
+          <w:b w:val="0"/>
+          <w:sz w:val="20"/>
+        </w:rPr>
+        <w:t xml:space="preserve">-  </w:t>
+      </w:r>
+      <w:r>
+        <w:rPr>
+          <w:b w:val="0"/>
+          <w:sz w:val="20"/>
+        </w:rPr>
+        <w:t>On any document row, click the standalone Download icon without opening preview first.</w:t>
+      </w:r>
+    </w:p>
+    <w:p>
+      <w:pPr>
+        <w:spacing w:after="40"/>
+        <w:ind w:left="425" w:hanging="255"/>
+      </w:pPr>
+      <w:r>
+        <w:rPr>
+          <w:b w:val="0"/>
+          <w:sz w:val="20"/>
+        </w:rPr>
+        <w:t xml:space="preserve">-  </w:t>
+      </w:r>
+      <w:r>
+        <w:rPr>
+          <w:b w:val="0"/>
+          <w:sz w:val="20"/>
+        </w:rPr>
+        <w:t>Inside the Preview footer, click the orange 'Send for Signature' button.</w:t>
+      </w:r>
+    </w:p>
+    <w:p>
+      <w:pPr>
+        <w:spacing w:after="40"/>
+        <w:ind w:left="907" w:hanging="255"/>
+      </w:pPr>
+      <w:r>
+        <w:rPr>
+          <w:b w:val="0"/>
+          <w:sz w:val="20"/>
+        </w:rPr>
+        <w:t xml:space="preserve">•  </w:t>
+      </w:r>
+      <w:r>
+        <w:rPr>
+          <w:b w:val="0"/>
+          <w:sz w:val="20"/>
+        </w:rPr>
+        <w:t>The Send for Signature modal opens with this document already selected.</w:t>
       </w:r>
     </w:p>
     <w:p>
@@ -13599,7 +14825,7 @@
           <w:b w:val="0"/>
           <w:sz w:val="20"/>
         </w:rPr>
-        <w:t>A valid ID renders the user's profile card.</w:t>
+        <w:t>PDFs and images preview inline. Unsupported types prompt the user to download.</w:t>
       </w:r>
     </w:p>
     <w:p>
@@ -13619,7 +14845,27 @@
           <w:b w:val="0"/>
           <w:sz w:val="20"/>
         </w:rPr>
-        <w:t>An invalid ID shows a clean error state.</w:t>
+        <w:t>Download always opens or saves the file.</w:t>
+      </w:r>
+    </w:p>
+    <w:p>
+      <w:pPr>
+        <w:spacing w:after="40"/>
+        <w:ind w:left="425" w:hanging="255"/>
+      </w:pPr>
+      <w:r>
+        <w:rPr>
+          <w:b w:val="0"/>
+          <w:sz w:val="20"/>
+        </w:rPr>
+        <w:t xml:space="preserve">-  </w:t>
+      </w:r>
+      <w:r>
+        <w:rPr>
+          <w:b w:val="0"/>
+          <w:sz w:val="20"/>
+        </w:rPr>
+        <w:t>Send for Signature from the preview hands off cleanly to the signature flow.</w:t>
       </w:r>
     </w:p>
     <w:p>
@@ -13652,7 +14898,7 @@
           <w:b w:val="0"/>
           <w:sz w:val="20"/>
         </w:rPr>
-        <w:t>Finish the Team Members list page so this page is reachable without typing URLs.</w:t>
+        <w:t>Add inline annotations on the preview (highlight, comment) for collaborative review.</w:t>
       </w:r>
     </w:p>
     <w:p>
@@ -13672,7 +14918,27 @@
           <w:b w:val="0"/>
           <w:sz w:val="20"/>
         </w:rPr>
-        <w:t>Add an audit trail showing the user's recent actions.</w:t>
+        <w:t>Remember the last zoom level between previews.</w:t>
+      </w:r>
+    </w:p>
+    <w:p>
+      <w:pPr>
+        <w:spacing w:after="40"/>
+        <w:ind w:left="425" w:hanging="255"/>
+      </w:pPr>
+      <w:r>
+        <w:rPr>
+          <w:b w:val="0"/>
+          <w:sz w:val="20"/>
+        </w:rPr>
+        <w:t xml:space="preserve">-  </w:t>
+      </w:r>
+      <w:r>
+        <w:rPr>
+          <w:b w:val="0"/>
+          <w:sz w:val="20"/>
+        </w:rPr>
+        <w:t>Allow side-by-side comparison of two versions in the preview window.</w:t>
       </w:r>
     </w:p>
     <w:p>
@@ -13775,26 +15041,12 @@
     </w:p>
     <w:p/>
     <w:p>
-      <w:r>
-        <w:br w:type="page"/>
-      </w:r>
-    </w:p>
-    <w:p>
-      <w:pPr>
-        <w:pStyle w:val="Heading1"/>
-        <w:spacing w:after="160" w:before="360"/>
-      </w:pPr>
-      <w:r>
-        <w:t>Section 5 — Role-Specific Workspaces</w:t>
-      </w:r>
-    </w:p>
-    <w:p>
       <w:pPr>
         <w:pStyle w:val="Heading2"/>
         <w:spacing w:after="80" w:before="280"/>
       </w:pPr>
       <w:r>
-        <w:t>35. Attorney workspace</w:t>
+        <w:t>27.8. All Documents — Send for Signature</w:t>
       </w:r>
     </w:p>
     <w:p>
@@ -13819,7 +15071,7 @@
           <w:b w:val="0"/>
           <w:sz w:val="20"/>
         </w:rPr>
-        <w:t>/transactions (as Attorney)</w:t>
+        <w:t>'Send for Signature' header button, row action, or Preview footer</w:t>
       </w:r>
     </w:p>
     <w:p>
@@ -13852,7 +15104,27 @@
           <w:b w:val="0"/>
           <w:sz w:val="20"/>
         </w:rPr>
-        <w:t>Sign in as an Attorney and open /transactions.</w:t>
+        <w:t>Open the Send for Signature modal from each of the three entry points at least once.</w:t>
+      </w:r>
+    </w:p>
+    <w:p>
+      <w:pPr>
+        <w:spacing w:after="40"/>
+        <w:ind w:left="425" w:hanging="255"/>
+      </w:pPr>
+      <w:r>
+        <w:rPr>
+          <w:b w:val="0"/>
+          <w:sz w:val="20"/>
+        </w:rPr>
+        <w:t xml:space="preserve">-  </w:t>
+      </w:r>
+      <w:r>
+        <w:rPr>
+          <w:b w:val="0"/>
+          <w:sz w:val="20"/>
+        </w:rPr>
+        <w:t>If you opened it from the header (no document pre-selected), confirm the extra fields appear.</w:t>
       </w:r>
     </w:p>
     <w:p>
@@ -13872,7 +15144,27 @@
           <w:b w:val="0"/>
           <w:sz w:val="20"/>
         </w:rPr>
-        <w:t>The page should automatically switch to the attorney layout.</w:t>
+        <w:t>A 'TRANSACTION' dropdown.</w:t>
+      </w:r>
+    </w:p>
+    <w:p>
+      <w:pPr>
+        <w:spacing w:after="40"/>
+        <w:ind w:left="907" w:hanging="255"/>
+      </w:pPr>
+      <w:r>
+        <w:rPr>
+          <w:b w:val="0"/>
+          <w:sz w:val="20"/>
+        </w:rPr>
+        <w:t xml:space="preserve">•  </w:t>
+      </w:r>
+      <w:r>
+        <w:rPr>
+          <w:b w:val="0"/>
+          <w:sz w:val="20"/>
+        </w:rPr>
+        <w:t>A 'DOCUMENT' dropdown that filters by the chosen transaction.</w:t>
       </w:r>
     </w:p>
     <w:p>
@@ -13892,7 +15184,7 @@
           <w:b w:val="0"/>
           <w:sz w:val="20"/>
         </w:rPr>
-        <w:t>Check the header.</w:t>
+        <w:t>Configure the signers.</w:t>
       </w:r>
     </w:p>
     <w:p>
@@ -13912,7 +15204,27 @@
           <w:b w:val="0"/>
           <w:sz w:val="20"/>
         </w:rPr>
-        <w:t>The attorney-specific title and KPI row are visible.</w:t>
+        <w:t>Toggle chips for Client (Buyer), Co-Buyer, Agent, and Title Co. (Review).</w:t>
+      </w:r>
+    </w:p>
+    <w:p>
+      <w:pPr>
+        <w:spacing w:after="40"/>
+        <w:ind w:left="907" w:hanging="255"/>
+      </w:pPr>
+      <w:r>
+        <w:rPr>
+          <w:b w:val="0"/>
+          <w:sz w:val="20"/>
+        </w:rPr>
+        <w:t xml:space="preserve">•  </w:t>
+      </w:r>
+      <w:r>
+        <w:rPr>
+          <w:b w:val="0"/>
+          <w:sz w:val="20"/>
+        </w:rPr>
+        <w:t>At least one signer must be selected for the Send button to enable.</w:t>
       </w:r>
     </w:p>
     <w:p>
@@ -13932,27 +15244,7 @@
           <w:b w:val="0"/>
           <w:sz w:val="20"/>
         </w:rPr>
-        <w:t>Use the filter tabs.</w:t>
-      </w:r>
-    </w:p>
-    <w:p>
-      <w:pPr>
-        <w:spacing w:after="40"/>
-        <w:ind w:left="907" w:hanging="255"/>
-      </w:pPr>
-      <w:r>
-        <w:rPr>
-          <w:b w:val="0"/>
-          <w:sz w:val="20"/>
-        </w:rPr>
-        <w:t xml:space="preserve">•  </w:t>
-      </w:r>
-      <w:r>
-        <w:rPr>
-          <w:b w:val="0"/>
-          <w:sz w:val="20"/>
-        </w:rPr>
-        <w:t>All, Needs Review, Missing Docs, Ready To Release, Clean Files.</w:t>
+        <w:t>Optionally write a note in 'MESSAGE TO SIGNERS'.</w:t>
       </w:r>
     </w:p>
     <w:p>
@@ -13972,7 +15264,7 @@
           <w:b w:val="0"/>
           <w:sz w:val="20"/>
         </w:rPr>
-        <w:t>Confirm the matter cards render.</w:t>
+        <w:t>Read the blue info box that explains connecting an e-signature provider in Settings.</w:t>
       </w:r>
     </w:p>
     <w:p>
@@ -13992,87 +15284,7 @@
           <w:b w:val="0"/>
           <w:sz w:val="20"/>
         </w:rPr>
-        <w:t>Click the floating Ask AI button.</w:t>
-      </w:r>
-    </w:p>
-    <w:p>
-      <w:pPr>
-        <w:spacing w:after="40"/>
-        <w:ind w:left="425" w:hanging="255"/>
-      </w:pPr>
-      <w:r>
-        <w:rPr>
-          <w:b w:val="0"/>
-          <w:sz w:val="20"/>
-        </w:rPr>
-        <w:t xml:space="preserve">-  </w:t>
-      </w:r>
-      <w:r>
-        <w:rPr>
-          <w:b w:val="0"/>
-          <w:sz w:val="20"/>
-        </w:rPr>
-        <w:t>Please note the current state of three header buttons:</w:t>
-      </w:r>
-    </w:p>
-    <w:p>
-      <w:pPr>
-        <w:spacing w:after="40"/>
-        <w:ind w:left="907" w:hanging="255"/>
-      </w:pPr>
-      <w:r>
-        <w:rPr>
-          <w:b w:val="0"/>
-          <w:sz w:val="20"/>
-        </w:rPr>
-        <w:t xml:space="preserve">•  </w:t>
-      </w:r>
-      <w:r>
-        <w:rPr>
-          <w:b w:val="0"/>
-          <w:sz w:val="20"/>
-        </w:rPr>
-        <w:t>Open review queue — visual only right now.</w:t>
-      </w:r>
-    </w:p>
-    <w:p>
-      <w:pPr>
-        <w:spacing w:after="40"/>
-        <w:ind w:left="907" w:hanging="255"/>
-      </w:pPr>
-      <w:r>
-        <w:rPr>
-          <w:b w:val="0"/>
-          <w:sz w:val="20"/>
-        </w:rPr>
-        <w:t xml:space="preserve">•  </w:t>
-      </w:r>
-      <w:r>
-        <w:rPr>
-          <w:b w:val="0"/>
-          <w:sz w:val="20"/>
-        </w:rPr>
-        <w:t>State rules — visual only right now.</w:t>
-      </w:r>
-    </w:p>
-    <w:p>
-      <w:pPr>
-        <w:spacing w:after="40"/>
-        <w:ind w:left="907" w:hanging="255"/>
-      </w:pPr>
-      <w:r>
-        <w:rPr>
-          <w:b w:val="0"/>
-          <w:sz w:val="20"/>
-        </w:rPr>
-        <w:t xml:space="preserve">•  </w:t>
-      </w:r>
-      <w:r>
-        <w:rPr>
-          <w:b w:val="0"/>
-          <w:sz w:val="20"/>
-        </w:rPr>
-        <w:t>Upload legal packet — visual only right now.</w:t>
+        <w:t>Click Send for Signature.</w:t>
       </w:r>
     </w:p>
     <w:p>
@@ -14105,7 +15317,7 @@
           <w:b w:val="0"/>
           <w:sz w:val="20"/>
         </w:rPr>
-        <w:t>The attorney layout loads with the correct tabs and matter cards.</w:t>
+        <w:t>A success toast reads 'Sent for signature' with the document name and transaction address.</w:t>
       </w:r>
     </w:p>
     <w:p>
@@ -14125,7 +15337,7 @@
           <w:b w:val="0"/>
           <w:sz w:val="20"/>
         </w:rPr>
-        <w:t>The Ask AI panel opens correctly.</w:t>
+        <w:t>NOTE for the client: the actual integration with DocuSign / DotLoop / Authentisign is not yet wired. This screen captures your intent; real signature delivery is planned for a later phase.</w:t>
       </w:r>
     </w:p>
     <w:p>
@@ -14158,7 +15370,7 @@
           <w:b w:val="0"/>
           <w:sz w:val="20"/>
         </w:rPr>
-        <w:t>Wire the three header buttons (Open review queue, State rules, Upload legal packet).</w:t>
+        <w:t>Wire the actual e-signature provider integration (DocuSign / DotLoop / Authentisign).</w:t>
       </w:r>
     </w:p>
     <w:p>
@@ -14178,7 +15390,7 @@
           <w:b w:val="0"/>
           <w:sz w:val="20"/>
         </w:rPr>
-        <w:t>Add a quick-reference modal for state recording rules.</w:t>
+        <w:t>Let the sender pick a signing order (sequential vs. parallel).</w:t>
       </w:r>
     </w:p>
     <w:p>
@@ -14198,7 +15410,7 @@
           <w:b w:val="0"/>
           <w:sz w:val="20"/>
         </w:rPr>
-        <w:t>Add a 'Sign off all in this packet' bulk action.</w:t>
+        <w:t>Show live signature status as each signer completes their part.</w:t>
       </w:r>
     </w:p>
     <w:p>
@@ -14306,7 +15518,7 @@
         <w:spacing w:after="80" w:before="280"/>
       </w:pPr>
       <w:r>
-        <w:t>36. FSBO customer sidebar</w:t>
+        <w:t>27.9. All Documents — Email Document modal</w:t>
       </w:r>
     </w:p>
     <w:p>
@@ -14331,7 +15543,7 @@
           <w:b w:val="0"/>
           <w:sz w:val="20"/>
         </w:rPr>
-        <w:t>Sidebar (as FSBO Customer)</w:t>
+        <w:t>Three-dot menu on any document row (internal roles only)</w:t>
       </w:r>
     </w:p>
     <w:p>
@@ -14364,7 +15576,47 @@
           <w:b w:val="0"/>
           <w:sz w:val="20"/>
         </w:rPr>
-        <w:t>Sign in as an FSBO Customer.</w:t>
+        <w:t>Sign in as an internal role (Agent, Elf, Team Lead, Attorney, or Admin).</w:t>
+      </w:r>
+    </w:p>
+    <w:p>
+      <w:pPr>
+        <w:spacing w:after="40"/>
+        <w:ind w:left="425" w:hanging="255"/>
+      </w:pPr>
+      <w:r>
+        <w:rPr>
+          <w:b w:val="0"/>
+          <w:sz w:val="20"/>
+        </w:rPr>
+        <w:t xml:space="preserve">-  </w:t>
+      </w:r>
+      <w:r>
+        <w:rPr>
+          <w:b w:val="0"/>
+          <w:sz w:val="20"/>
+        </w:rPr>
+        <w:t>Open the three-dot menu on a document and click 'Email Document'.</w:t>
+      </w:r>
+    </w:p>
+    <w:p>
+      <w:pPr>
+        <w:spacing w:after="40"/>
+        <w:ind w:left="425" w:hanging="255"/>
+      </w:pPr>
+      <w:r>
+        <w:rPr>
+          <w:b w:val="0"/>
+          <w:sz w:val="20"/>
+        </w:rPr>
+        <w:t xml:space="preserve">-  </w:t>
+      </w:r>
+      <w:r>
+        <w:rPr>
+          <w:b w:val="0"/>
+          <w:sz w:val="20"/>
+        </w:rPr>
+        <w:t>Check the modal fields.</w:t>
       </w:r>
     </w:p>
     <w:p>
@@ -14384,7 +15636,87 @@
           <w:b w:val="0"/>
           <w:sz w:val="20"/>
         </w:rPr>
-        <w:t>Confirm the sidebar shows: My Properties, Documents, Milestones &amp; Messages, Ask Velvet Elves AI, Notifications, Sharing.</w:t>
+        <w:t>Attached document name is shown at the top (readonly, light orange background).</w:t>
+      </w:r>
+    </w:p>
+    <w:p>
+      <w:pPr>
+        <w:spacing w:after="40"/>
+        <w:ind w:left="907" w:hanging="255"/>
+      </w:pPr>
+      <w:r>
+        <w:rPr>
+          <w:b w:val="0"/>
+          <w:sz w:val="20"/>
+        </w:rPr>
+        <w:t xml:space="preserve">•  </w:t>
+      </w:r>
+      <w:r>
+        <w:rPr>
+          <w:b w:val="0"/>
+          <w:sz w:val="20"/>
+        </w:rPr>
+        <w:t>'TO' field: accepts addresses separated by commas, semicolons, or spaces.</w:t>
+      </w:r>
+    </w:p>
+    <w:p>
+      <w:pPr>
+        <w:spacing w:after="40"/>
+        <w:ind w:left="907" w:hanging="255"/>
+      </w:pPr>
+      <w:r>
+        <w:rPr>
+          <w:b w:val="0"/>
+          <w:sz w:val="20"/>
+        </w:rPr>
+        <w:t xml:space="preserve">•  </w:t>
+      </w:r>
+      <w:r>
+        <w:rPr>
+          <w:b w:val="0"/>
+          <w:sz w:val="20"/>
+        </w:rPr>
+        <w:t>'CC' field: optional, same format.</w:t>
+      </w:r>
+    </w:p>
+    <w:p>
+      <w:pPr>
+        <w:spacing w:after="40"/>
+        <w:ind w:left="907" w:hanging="255"/>
+      </w:pPr>
+      <w:r>
+        <w:rPr>
+          <w:b w:val="0"/>
+          <w:sz w:val="20"/>
+        </w:rPr>
+        <w:t xml:space="preserve">•  </w:t>
+      </w:r>
+      <w:r>
+        <w:rPr>
+          <w:b w:val="0"/>
+          <w:sz w:val="20"/>
+        </w:rPr>
+        <w:t>'SUBJECT' field: pre-filled with 'Document: {filename}'.</w:t>
+      </w:r>
+    </w:p>
+    <w:p>
+      <w:pPr>
+        <w:spacing w:after="40"/>
+        <w:ind w:left="907" w:hanging="255"/>
+      </w:pPr>
+      <w:r>
+        <w:rPr>
+          <w:b w:val="0"/>
+          <w:sz w:val="20"/>
+        </w:rPr>
+        <w:t xml:space="preserve">•  </w:t>
+      </w:r>
+      <w:r>
+        <w:rPr>
+          <w:b w:val="0"/>
+          <w:sz w:val="20"/>
+        </w:rPr>
+        <w:t>'MESSAGE' field: pre-filled with a ready-to-use template.</w:t>
       </w:r>
     </w:p>
     <w:p>
@@ -14404,7 +15736,7 @@
           <w:b w:val="0"/>
           <w:sz w:val="20"/>
         </w:rPr>
-        <w:t>Confirm Dashboard, Transactions, and Documents pages still load cleanly.</w:t>
+        <w:t>Try to send with no recipient and confirm an inline error appears.</w:t>
       </w:r>
     </w:p>
     <w:p>
@@ -14424,27 +15756,7 @@
           <w:b w:val="0"/>
           <w:sz w:val="20"/>
         </w:rPr>
-        <w:t>Please note which sidebar items are intentional placeholders today:</w:t>
-      </w:r>
-    </w:p>
-    <w:p>
-      <w:pPr>
-        <w:spacing w:after="40"/>
-        <w:ind w:left="907" w:hanging="255"/>
-      </w:pPr>
-      <w:r>
-        <w:rPr>
-          <w:b w:val="0"/>
-          <w:sz w:val="20"/>
-        </w:rPr>
-        <w:t xml:space="preserve">•  </w:t>
-      </w:r>
-      <w:r>
-        <w:rPr>
-          <w:b w:val="0"/>
-          <w:sz w:val="20"/>
-        </w:rPr>
-        <w:t>Milestones &amp; Messages, Notifications, and Sharing are 'Coming Soon' pages for now.</w:t>
+        <w:t>Add one or more valid recipients and click 'Send Email'.</w:t>
       </w:r>
     </w:p>
     <w:p>
@@ -14477,7 +15789,7 @@
           <w:b w:val="0"/>
           <w:sz w:val="20"/>
         </w:rPr>
-        <w:t>FSBO sidebar items render correctly.</w:t>
+        <w:t>A success toast reads 'Email queued' with the recipient count.</w:t>
       </w:r>
     </w:p>
     <w:p>
@@ -14497,7 +15809,7 @@
           <w:b w:val="0"/>
           <w:sz w:val="20"/>
         </w:rPr>
-        <w:t>Dashboard, Transactions, and Documents are reachable and working.</w:t>
+        <w:t>The email is queued on the backend and will be logged in the communication history.</w:t>
       </w:r>
     </w:p>
     <w:p>
@@ -14530,7 +15842,7 @@
           <w:b w:val="0"/>
           <w:sz w:val="20"/>
         </w:rPr>
-        <w:t>Replace the placeholder pages with the FSBO milestone viewer and sharing-link manager planned for Phase 5.</w:t>
+        <w:t>Offer saved templates such as 'Client intro', 'Lender hand-off', 'Title company request'.</w:t>
       </w:r>
     </w:p>
     <w:p>
@@ -14550,7 +15862,27 @@
           <w:b w:val="0"/>
           <w:sz w:val="20"/>
         </w:rPr>
-        <w:t>Simplify the home screen for FSBO customers who are less technical.</w:t>
+        <w:t>Offer a 'Schedule for later' option.</w:t>
+      </w:r>
+    </w:p>
+    <w:p>
+      <w:pPr>
+        <w:spacing w:after="40"/>
+        <w:ind w:left="425" w:hanging="255"/>
+      </w:pPr>
+      <w:r>
+        <w:rPr>
+          <w:b w:val="0"/>
+          <w:sz w:val="20"/>
+        </w:rPr>
+        <w:t xml:space="preserve">-  </w:t>
+      </w:r>
+      <w:r>
+        <w:rPr>
+          <w:b w:val="0"/>
+          <w:sz w:val="20"/>
+        </w:rPr>
+        <w:t>Flag invalid email addresses live as the user types.</w:t>
       </w:r>
     </w:p>
     <w:p>
@@ -14653,26 +15985,12 @@
     </w:p>
     <w:p/>
     <w:p>
-      <w:r>
-        <w:br w:type="page"/>
-      </w:r>
-    </w:p>
-    <w:p>
-      <w:pPr>
-        <w:pStyle w:val="Heading1"/>
-        <w:spacing w:after="160" w:before="360"/>
-      </w:pPr>
-      <w:r>
-        <w:t>Section 6 — Direct Links and Error Pages</w:t>
-      </w:r>
-    </w:p>
-    <w:p>
       <w:pPr>
         <w:pStyle w:val="Heading2"/>
         <w:spacing w:after="80" w:before="280"/>
       </w:pPr>
       <w:r>
-        <w:t>37. Unauthorized page</w:t>
+        <w:t>27.10. All Documents — Rename / Reclassify modal</w:t>
       </w:r>
     </w:p>
     <w:p>
@@ -14697,7 +16015,7 @@
           <w:b w:val="0"/>
           <w:sz w:val="20"/>
         </w:rPr>
-        <w:t>/unauthorized (or any blocked page)</w:t>
+        <w:t>Three-dot menu on any document row (internal roles only)</w:t>
       </w:r>
     </w:p>
     <w:p>
@@ -14730,7 +16048,47 @@
           <w:b w:val="0"/>
           <w:sz w:val="20"/>
         </w:rPr>
-        <w:t>Sign in as a basic Agent and open one of these URLs directly:</w:t>
+        <w:t>Sign in as an internal role.</w:t>
+      </w:r>
+    </w:p>
+    <w:p>
+      <w:pPr>
+        <w:spacing w:after="40"/>
+        <w:ind w:left="425" w:hanging="255"/>
+      </w:pPr>
+      <w:r>
+        <w:rPr>
+          <w:b w:val="0"/>
+          <w:sz w:val="20"/>
+        </w:rPr>
+        <w:t xml:space="preserve">-  </w:t>
+      </w:r>
+      <w:r>
+        <w:rPr>
+          <w:b w:val="0"/>
+          <w:sz w:val="20"/>
+        </w:rPr>
+        <w:t>Open the three-dot menu and click 'Rename / Reclassify'.</w:t>
+      </w:r>
+    </w:p>
+    <w:p>
+      <w:pPr>
+        <w:spacing w:after="40"/>
+        <w:ind w:left="425" w:hanging="255"/>
+      </w:pPr>
+      <w:r>
+        <w:rPr>
+          <w:b w:val="0"/>
+          <w:sz w:val="20"/>
+        </w:rPr>
+        <w:t xml:space="preserve">-  </w:t>
+      </w:r>
+      <w:r>
+        <w:rPr>
+          <w:b w:val="0"/>
+          <w:sz w:val="20"/>
+        </w:rPr>
+        <w:t>Check the modal fields.</w:t>
       </w:r>
     </w:p>
     <w:p>
@@ -14750,7 +16108,7 @@
           <w:b w:val="0"/>
           <w:sz w:val="20"/>
         </w:rPr>
-        <w:t>/team</w:t>
+        <w:t>'FILE NAME' (required) is pre-filled with the current file name.</w:t>
       </w:r>
     </w:p>
     <w:p>
@@ -14770,7 +16128,7 @@
           <w:b w:val="0"/>
           <w:sz w:val="20"/>
         </w:rPr>
-        <w:t>/admin/task-templates</w:t>
+        <w:t>'DISPLAY LABEL (optional)' — example placeholder: 'Executed PA — Smith'.</w:t>
       </w:r>
     </w:p>
     <w:p>
@@ -14790,7 +16148,47 @@
           <w:b w:val="0"/>
           <w:sz w:val="20"/>
         </w:rPr>
-        <w:t>/admin/users/some-id</w:t>
+        <w:t>'DOCUMENT TYPE' dropdown shows the current type selected, with all other types available.</w:t>
+      </w:r>
+    </w:p>
+    <w:p>
+      <w:pPr>
+        <w:spacing w:after="40"/>
+        <w:ind w:left="425" w:hanging="255"/>
+      </w:pPr>
+      <w:r>
+        <w:rPr>
+          <w:b w:val="0"/>
+          <w:sz w:val="20"/>
+        </w:rPr>
+        <w:t xml:space="preserve">-  </w:t>
+      </w:r>
+      <w:r>
+        <w:rPr>
+          <w:b w:val="0"/>
+          <w:sz w:val="20"/>
+        </w:rPr>
+        <w:t>Try to save with an empty file name and confirm it is blocked.</w:t>
+      </w:r>
+    </w:p>
+    <w:p>
+      <w:pPr>
+        <w:spacing w:after="40"/>
+        <w:ind w:left="425" w:hanging="255"/>
+      </w:pPr>
+      <w:r>
+        <w:rPr>
+          <w:b w:val="0"/>
+          <w:sz w:val="20"/>
+        </w:rPr>
+        <w:t xml:space="preserve">-  </w:t>
+      </w:r>
+      <w:r>
+        <w:rPr>
+          <w:b w:val="0"/>
+          <w:sz w:val="20"/>
+        </w:rPr>
+        <w:t>Change one or more fields and click Save.</w:t>
       </w:r>
     </w:p>
     <w:p>
@@ -14823,27 +16221,7 @@
           <w:b w:val="0"/>
           <w:sz w:val="20"/>
         </w:rPr>
-        <w:t>The app redirects you to /unauthorized.</w:t>
-      </w:r>
-    </w:p>
-    <w:p>
-      <w:pPr>
-        <w:spacing w:after="40"/>
-        <w:ind w:left="425" w:hanging="255"/>
-      </w:pPr>
-      <w:r>
-        <w:rPr>
-          <w:b w:val="0"/>
-          <w:sz w:val="20"/>
-        </w:rPr>
-        <w:t xml:space="preserve">-  </w:t>
-      </w:r>
-      <w:r>
-        <w:rPr>
-          <w:b w:val="0"/>
-          <w:sz w:val="20"/>
-        </w:rPr>
-        <w:t>A clear 'Access denied' screen appears.</w:t>
+        <w:t>The document row updates its name, label, and type immediately after save.</w:t>
       </w:r>
     </w:p>
     <w:p>
@@ -14876,7 +16254,7 @@
           <w:b w:val="0"/>
           <w:sz w:val="20"/>
         </w:rPr>
-        <w:t>Add a 'Request access from your admin' button that emails the tenant admin.</w:t>
+        <w:t>Use AI to suggest the correct document type based on the file content.</w:t>
       </w:r>
     </w:p>
     <w:p>
@@ -14896,7 +16274,7 @@
           <w:b w:val="0"/>
           <w:sz w:val="20"/>
         </w:rPr>
-        <w:t>Explain in plain language which role is needed to open the page.</w:t>
+        <w:t>Preview how the new name will appear in email subjects and the client portal before saving.</w:t>
       </w:r>
     </w:p>
     <w:p>
@@ -15004,7 +16382,4241 @@
         <w:spacing w:after="80" w:before="280"/>
       </w:pPr>
       <w:r>
-        <w:t>38. Not Found (404) page</w:t>
+        <w:t>27.11. All Documents — Version History (and Upload New Version)</w:t>
+      </w:r>
+    </w:p>
+    <w:p>
+      <w:pPr>
+        <w:spacing w:before="200" w:after="60"/>
+      </w:pPr>
+      <w:r>
+        <w:rPr>
+          <w:b/>
+          <w:color w:val="1F3A5F"/>
+          <w:sz w:val="22"/>
+        </w:rPr>
+        <w:t>Route / Location</w:t>
+      </w:r>
+    </w:p>
+    <w:p>
+      <w:pPr>
+        <w:spacing w:after="40"/>
+      </w:pPr>
+      <w:r>
+        <w:rPr>
+          <w:b w:val="0"/>
+          <w:sz w:val="20"/>
+        </w:rPr>
+        <w:t>Three-dot menu on any document row</w:t>
+      </w:r>
+    </w:p>
+    <w:p>
+      <w:pPr>
+        <w:spacing w:before="200" w:after="60"/>
+      </w:pPr>
+      <w:r>
+        <w:rPr>
+          <w:b/>
+          <w:color w:val="1F3A5F"/>
+          <w:sz w:val="22"/>
+        </w:rPr>
+        <w:t>How To Test</w:t>
+      </w:r>
+    </w:p>
+    <w:p>
+      <w:pPr>
+        <w:spacing w:after="40"/>
+        <w:ind w:left="425" w:hanging="255"/>
+      </w:pPr>
+      <w:r>
+        <w:rPr>
+          <w:b w:val="0"/>
+          <w:sz w:val="20"/>
+        </w:rPr>
+        <w:t xml:space="preserve">-  </w:t>
+      </w:r>
+      <w:r>
+        <w:rPr>
+          <w:b w:val="0"/>
+          <w:sz w:val="20"/>
+        </w:rPr>
+        <w:t>Open the three-dot menu and click 'Version History'.</w:t>
+      </w:r>
+    </w:p>
+    <w:p>
+      <w:pPr>
+        <w:spacing w:after="40"/>
+        <w:ind w:left="425" w:hanging="255"/>
+      </w:pPr>
+      <w:r>
+        <w:rPr>
+          <w:b w:val="0"/>
+          <w:sz w:val="20"/>
+        </w:rPr>
+        <w:t xml:space="preserve">-  </w:t>
+      </w:r>
+      <w:r>
+        <w:rPr>
+          <w:b w:val="0"/>
+          <w:sz w:val="20"/>
+        </w:rPr>
+        <w:t>Check the modal content.</w:t>
+      </w:r>
+    </w:p>
+    <w:p>
+      <w:pPr>
+        <w:spacing w:after="40"/>
+        <w:ind w:left="907" w:hanging="255"/>
+      </w:pPr>
+      <w:r>
+        <w:rPr>
+          <w:b w:val="0"/>
+          <w:sz w:val="20"/>
+        </w:rPr>
+        <w:t xml:space="preserve">•  </w:t>
+      </w:r>
+      <w:r>
+        <w:rPr>
+          <w:b w:val="0"/>
+          <w:sz w:val="20"/>
+        </w:rPr>
+        <w:t>Loading skeletons appear while versions load.</w:t>
+      </w:r>
+    </w:p>
+    <w:p>
+      <w:pPr>
+        <w:spacing w:after="40"/>
+        <w:ind w:left="907" w:hanging="255"/>
+      </w:pPr>
+      <w:r>
+        <w:rPr>
+          <w:b w:val="0"/>
+          <w:sz w:val="20"/>
+        </w:rPr>
+        <w:t xml:space="preserve">•  </w:t>
+      </w:r>
+      <w:r>
+        <w:rPr>
+          <w:b w:val="0"/>
+          <w:sz w:val="20"/>
+        </w:rPr>
+        <w:t>Each version is listed with a label such as 'v1', 'v2', etc., the file name, size, upload date, and a 'Download' button.</w:t>
+      </w:r>
+    </w:p>
+    <w:p>
+      <w:pPr>
+        <w:spacing w:after="40"/>
+        <w:ind w:left="907" w:hanging="255"/>
+      </w:pPr>
+      <w:r>
+        <w:rPr>
+          <w:b w:val="0"/>
+          <w:sz w:val="20"/>
+        </w:rPr>
+        <w:t xml:space="preserve">•  </w:t>
+      </w:r>
+      <w:r>
+        <w:rPr>
+          <w:b w:val="0"/>
+          <w:sz w:val="20"/>
+        </w:rPr>
+        <w:t>The newest version has a green 'Current' badge; older versions have a grey 'Legacy' badge.</w:t>
+      </w:r>
+    </w:p>
+    <w:p>
+      <w:pPr>
+        <w:spacing w:after="40"/>
+        <w:ind w:left="907" w:hanging="255"/>
+      </w:pPr>
+      <w:r>
+        <w:rPr>
+          <w:b w:val="0"/>
+          <w:sz w:val="20"/>
+        </w:rPr>
+        <w:t xml:space="preserve">•  </w:t>
+      </w:r>
+      <w:r>
+        <w:rPr>
+          <w:b w:val="0"/>
+          <w:sz w:val="20"/>
+        </w:rPr>
+        <w:t>Empty state if no versions yet: 'No versions yet'.</w:t>
+      </w:r>
+    </w:p>
+    <w:p>
+      <w:pPr>
+        <w:spacing w:after="40"/>
+        <w:ind w:left="425" w:hanging="255"/>
+      </w:pPr>
+      <w:r>
+        <w:rPr>
+          <w:b w:val="0"/>
+          <w:sz w:val="20"/>
+        </w:rPr>
+        <w:t xml:space="preserve">-  </w:t>
+      </w:r>
+      <w:r>
+        <w:rPr>
+          <w:b w:val="0"/>
+          <w:sz w:val="20"/>
+        </w:rPr>
+        <w:t>Click 'Upload New Version' and pick a replacement file.</w:t>
+      </w:r>
+    </w:p>
+    <w:p>
+      <w:pPr>
+        <w:spacing w:after="40"/>
+        <w:ind w:left="907" w:hanging="255"/>
+      </w:pPr>
+      <w:r>
+        <w:rPr>
+          <w:b w:val="0"/>
+          <w:sz w:val="20"/>
+        </w:rPr>
+        <w:t xml:space="preserve">•  </w:t>
+      </w:r>
+      <w:r>
+        <w:rPr>
+          <w:b w:val="0"/>
+          <w:sz w:val="20"/>
+        </w:rPr>
+        <w:t>A success toast appears: 'New version uploaded — v{N+1} is now current.'</w:t>
+      </w:r>
+    </w:p>
+    <w:p>
+      <w:pPr>
+        <w:spacing w:after="40"/>
+        <w:ind w:left="425" w:hanging="255"/>
+      </w:pPr>
+      <w:r>
+        <w:rPr>
+          <w:b w:val="0"/>
+          <w:sz w:val="20"/>
+        </w:rPr>
+        <w:t xml:space="preserve">-  </w:t>
+      </w:r>
+      <w:r>
+        <w:rPr>
+          <w:b w:val="0"/>
+          <w:sz w:val="20"/>
+        </w:rPr>
+        <w:t>Reopen the modal and confirm the new version is marked Current.</w:t>
+      </w:r>
+    </w:p>
+    <w:p>
+      <w:pPr>
+        <w:spacing w:after="40"/>
+        <w:ind w:left="425" w:hanging="255"/>
+      </w:pPr>
+      <w:r>
+        <w:rPr>
+          <w:b w:val="0"/>
+          <w:sz w:val="20"/>
+        </w:rPr>
+        <w:t xml:space="preserve">-  </w:t>
+      </w:r>
+      <w:r>
+        <w:rPr>
+          <w:b w:val="0"/>
+          <w:sz w:val="20"/>
+        </w:rPr>
+        <w:t>Click Download on any historical version to confirm it still downloads.</w:t>
+      </w:r>
+    </w:p>
+    <w:p>
+      <w:pPr>
+        <w:spacing w:before="200" w:after="60"/>
+      </w:pPr>
+      <w:r>
+        <w:rPr>
+          <w:b/>
+          <w:color w:val="1F3A5F"/>
+          <w:sz w:val="22"/>
+        </w:rPr>
+        <w:t>Expected Result</w:t>
+      </w:r>
+    </w:p>
+    <w:p>
+      <w:pPr>
+        <w:spacing w:after="40"/>
+        <w:ind w:left="425" w:hanging="255"/>
+      </w:pPr>
+      <w:r>
+        <w:rPr>
+          <w:b w:val="0"/>
+          <w:sz w:val="20"/>
+        </w:rPr>
+        <w:t xml:space="preserve">-  </w:t>
+      </w:r>
+      <w:r>
+        <w:rPr>
+          <w:b w:val="0"/>
+          <w:sz w:val="20"/>
+        </w:rPr>
+        <w:t>All versions are listed in chronological order.</w:t>
+      </w:r>
+    </w:p>
+    <w:p>
+      <w:pPr>
+        <w:spacing w:after="40"/>
+        <w:ind w:left="425" w:hanging="255"/>
+      </w:pPr>
+      <w:r>
+        <w:rPr>
+          <w:b w:val="0"/>
+          <w:sz w:val="20"/>
+        </w:rPr>
+        <w:t xml:space="preserve">-  </w:t>
+      </w:r>
+      <w:r>
+        <w:rPr>
+          <w:b w:val="0"/>
+          <w:sz w:val="20"/>
+        </w:rPr>
+        <w:t>Uploading a new version moves the previous Current version to Legacy.</w:t>
+      </w:r>
+    </w:p>
+    <w:p>
+      <w:pPr>
+        <w:spacing w:after="40"/>
+        <w:ind w:left="425" w:hanging="255"/>
+      </w:pPr>
+      <w:r>
+        <w:rPr>
+          <w:b w:val="0"/>
+          <w:sz w:val="20"/>
+        </w:rPr>
+        <w:t xml:space="preserve">-  </w:t>
+      </w:r>
+      <w:r>
+        <w:rPr>
+          <w:b w:val="0"/>
+          <w:sz w:val="20"/>
+        </w:rPr>
+        <w:t>Downloads work for any version in the list.</w:t>
+      </w:r>
+    </w:p>
+    <w:p>
+      <w:pPr>
+        <w:spacing w:before="200" w:after="60"/>
+      </w:pPr>
+      <w:r>
+        <w:rPr>
+          <w:b/>
+          <w:color w:val="1F3A5F"/>
+          <w:sz w:val="22"/>
+        </w:rPr>
+        <w:t>Future Improvement Suggestions</w:t>
+      </w:r>
+    </w:p>
+    <w:p>
+      <w:pPr>
+        <w:spacing w:after="40"/>
+        <w:ind w:left="425" w:hanging="255"/>
+      </w:pPr>
+      <w:r>
+        <w:rPr>
+          <w:b w:val="0"/>
+          <w:sz w:val="20"/>
+        </w:rPr>
+        <w:t xml:space="preserve">-  </w:t>
+      </w:r>
+      <w:r>
+        <w:rPr>
+          <w:b w:val="0"/>
+          <w:sz w:val="20"/>
+        </w:rPr>
+        <w:t>Show a side-by-side diff between two versions.</w:t>
+      </w:r>
+    </w:p>
+    <w:p>
+      <w:pPr>
+        <w:spacing w:after="40"/>
+        <w:ind w:left="425" w:hanging="255"/>
+      </w:pPr>
+      <w:r>
+        <w:rPr>
+          <w:b w:val="0"/>
+          <w:sz w:val="20"/>
+        </w:rPr>
+        <w:t xml:space="preserve">-  </w:t>
+      </w:r>
+      <w:r>
+        <w:rPr>
+          <w:b w:val="0"/>
+          <w:sz w:val="20"/>
+        </w:rPr>
+        <w:t>Allow rolling back to a prior version and marking it current again.</w:t>
+      </w:r>
+    </w:p>
+    <w:p>
+      <w:pPr>
+        <w:spacing w:before="200" w:after="60"/>
+      </w:pPr>
+      <w:r>
+        <w:rPr>
+          <w:b/>
+          <w:color w:val="C0504D"/>
+          <w:sz w:val="22"/>
+        </w:rPr>
+        <w:t>Feedback</w:t>
+      </w:r>
+    </w:p>
+    <w:p>
+      <w:pPr>
+        <w:spacing w:after="80"/>
+      </w:pPr>
+      <w:r>
+        <w:rPr>
+          <w:i/>
+          <w:color w:val="555555"/>
+          <w:sz w:val="18"/>
+        </w:rPr>
+        <w:t>Please note below: Status (Pass / Fail / Needs Work), any comments or issues you hit, and your priority for the improvement ideas above (High / Medium / Low / Skip).</w:t>
+      </w:r>
+    </w:p>
+    <w:p>
+      <w:pPr>
+        <w:spacing w:after="120"/>
+      </w:pPr>
+      <w:r>
+        <w:rPr>
+          <w:color w:val="BBBBBB"/>
+          <w:sz w:val="20"/>
+        </w:rPr>
+        <w:t>__________________________________________________________________________________________</w:t>
+      </w:r>
+    </w:p>
+    <w:p>
+      <w:pPr>
+        <w:spacing w:after="120"/>
+      </w:pPr>
+      <w:r>
+        <w:rPr>
+          <w:color w:val="BBBBBB"/>
+          <w:sz w:val="20"/>
+        </w:rPr>
+        <w:t>__________________________________________________________________________________________</w:t>
+      </w:r>
+    </w:p>
+    <w:p>
+      <w:pPr>
+        <w:spacing w:after="120"/>
+      </w:pPr>
+      <w:r>
+        <w:rPr>
+          <w:color w:val="BBBBBB"/>
+          <w:sz w:val="20"/>
+        </w:rPr>
+        <w:t>__________________________________________________________________________________________</w:t>
+      </w:r>
+    </w:p>
+    <w:p>
+      <w:pPr>
+        <w:spacing w:after="120"/>
+      </w:pPr>
+      <w:r>
+        <w:rPr>
+          <w:color w:val="BBBBBB"/>
+          <w:sz w:val="20"/>
+        </w:rPr>
+        <w:t>__________________________________________________________________________________________</w:t>
+      </w:r>
+    </w:p>
+    <w:p>
+      <w:pPr>
+        <w:spacing w:after="120"/>
+      </w:pPr>
+      <w:r>
+        <w:rPr>
+          <w:color w:val="BBBBBB"/>
+          <w:sz w:val="20"/>
+        </w:rPr>
+        <w:t>__________________________________________________________________________________________</w:t>
+      </w:r>
+    </w:p>
+    <w:p>
+      <w:pPr>
+        <w:spacing w:after="120"/>
+      </w:pPr>
+      <w:r>
+        <w:rPr>
+          <w:color w:val="BBBBBB"/>
+          <w:sz w:val="20"/>
+        </w:rPr>
+        <w:t>__________________________________________________________________________________________</w:t>
+      </w:r>
+    </w:p>
+    <w:p/>
+    <w:p>
+      <w:pPr>
+        <w:pStyle w:val="Heading2"/>
+        <w:spacing w:after="80" w:before="280"/>
+      </w:pPr>
+      <w:r>
+        <w:t>27.12. All Documents — Archive (internal) and Flag for Deletion (non-internal)</w:t>
+      </w:r>
+    </w:p>
+    <w:p>
+      <w:pPr>
+        <w:spacing w:before="200" w:after="60"/>
+      </w:pPr>
+      <w:r>
+        <w:rPr>
+          <w:b/>
+          <w:color w:val="1F3A5F"/>
+          <w:sz w:val="22"/>
+        </w:rPr>
+        <w:t>Route / Location</w:t>
+      </w:r>
+    </w:p>
+    <w:p>
+      <w:pPr>
+        <w:spacing w:after="40"/>
+      </w:pPr>
+      <w:r>
+        <w:rPr>
+          <w:b w:val="0"/>
+          <w:sz w:val="20"/>
+        </w:rPr>
+        <w:t>Three-dot menu on any document row</w:t>
+      </w:r>
+    </w:p>
+    <w:p>
+      <w:pPr>
+        <w:spacing w:before="200" w:after="60"/>
+      </w:pPr>
+      <w:r>
+        <w:rPr>
+          <w:b/>
+          <w:color w:val="1F3A5F"/>
+          <w:sz w:val="22"/>
+        </w:rPr>
+        <w:t>How To Test</w:t>
+      </w:r>
+    </w:p>
+    <w:p>
+      <w:pPr>
+        <w:spacing w:after="40"/>
+        <w:ind w:left="425" w:hanging="255"/>
+      </w:pPr>
+      <w:r>
+        <w:rPr>
+          <w:b w:val="0"/>
+          <w:sz w:val="20"/>
+        </w:rPr>
+        <w:t xml:space="preserve">-  </w:t>
+      </w:r>
+      <w:r>
+        <w:rPr>
+          <w:b w:val="0"/>
+          <w:sz w:val="20"/>
+        </w:rPr>
+        <w:t>Sign in as an internal role (Agent, Elf, Team Lead, Attorney, or Admin).</w:t>
+      </w:r>
+    </w:p>
+    <w:p>
+      <w:pPr>
+        <w:spacing w:after="40"/>
+        <w:ind w:left="907" w:hanging="255"/>
+      </w:pPr>
+      <w:r>
+        <w:rPr>
+          <w:b w:val="0"/>
+          <w:sz w:val="20"/>
+        </w:rPr>
+        <w:t xml:space="preserve">•  </w:t>
+      </w:r>
+      <w:r>
+        <w:rPr>
+          <w:b w:val="0"/>
+          <w:sz w:val="20"/>
+        </w:rPr>
+        <w:t>Open the three-dot menu and click 'Archive Document'.</w:t>
+      </w:r>
+    </w:p>
+    <w:p>
+      <w:pPr>
+        <w:spacing w:after="40"/>
+        <w:ind w:left="907" w:hanging="255"/>
+      </w:pPr>
+      <w:r>
+        <w:rPr>
+          <w:b w:val="0"/>
+          <w:sz w:val="20"/>
+        </w:rPr>
+        <w:t xml:space="preserve">•  </w:t>
+      </w:r>
+      <w:r>
+        <w:rPr>
+          <w:b w:val="0"/>
+          <w:sz w:val="20"/>
+        </w:rPr>
+        <w:t>Confirm the dialog: 'Archive this document? The document will be archived (soft-deleted) and can be restored by an authorized user.'</w:t>
+      </w:r>
+    </w:p>
+    <w:p>
+      <w:pPr>
+        <w:spacing w:after="40"/>
+        <w:ind w:left="907" w:hanging="255"/>
+      </w:pPr>
+      <w:r>
+        <w:rPr>
+          <w:b w:val="0"/>
+          <w:sz w:val="20"/>
+        </w:rPr>
+        <w:t xml:space="preserve">•  </w:t>
+      </w:r>
+      <w:r>
+        <w:rPr>
+          <w:b w:val="0"/>
+          <w:sz w:val="20"/>
+        </w:rPr>
+        <w:t>Click Archive and confirm the document disappears from the list.</w:t>
+      </w:r>
+    </w:p>
+    <w:p>
+      <w:pPr>
+        <w:spacing w:after="40"/>
+        <w:ind w:left="425" w:hanging="255"/>
+      </w:pPr>
+      <w:r>
+        <w:rPr>
+          <w:b w:val="0"/>
+          <w:sz w:val="20"/>
+        </w:rPr>
+        <w:t xml:space="preserve">-  </w:t>
+      </w:r>
+      <w:r>
+        <w:rPr>
+          <w:b w:val="0"/>
+          <w:sz w:val="20"/>
+        </w:rPr>
+        <w:t>Separately, sign in as a non-internal role if one is available.</w:t>
+      </w:r>
+    </w:p>
+    <w:p>
+      <w:pPr>
+        <w:spacing w:after="40"/>
+        <w:ind w:left="907" w:hanging="255"/>
+      </w:pPr>
+      <w:r>
+        <w:rPr>
+          <w:b w:val="0"/>
+          <w:sz w:val="20"/>
+        </w:rPr>
+        <w:t xml:space="preserve">•  </w:t>
+      </w:r>
+      <w:r>
+        <w:rPr>
+          <w:b w:val="0"/>
+          <w:sz w:val="20"/>
+        </w:rPr>
+        <w:t>Open the three-dot menu — the action is labelled 'Flag for Deletion' instead of 'Archive Document'.</w:t>
+      </w:r>
+    </w:p>
+    <w:p>
+      <w:pPr>
+        <w:spacing w:after="40"/>
+        <w:ind w:left="907" w:hanging="255"/>
+      </w:pPr>
+      <w:r>
+        <w:rPr>
+          <w:b w:val="0"/>
+          <w:sz w:val="20"/>
+        </w:rPr>
+        <w:t xml:space="preserve">•  </w:t>
+      </w:r>
+      <w:r>
+        <w:rPr>
+          <w:b w:val="0"/>
+          <w:sz w:val="20"/>
+        </w:rPr>
+        <w:t>Confirm the explanatory text: 'Because you're not authorized to delete documents directly, your request will be reviewed by an agent or transaction coordinator before the document is archived.'</w:t>
+      </w:r>
+    </w:p>
+    <w:p>
+      <w:pPr>
+        <w:spacing w:after="40"/>
+        <w:ind w:left="907" w:hanging="255"/>
+      </w:pPr>
+      <w:r>
+        <w:rPr>
+          <w:b w:val="0"/>
+          <w:sz w:val="20"/>
+        </w:rPr>
+        <w:t xml:space="preserve">•  </w:t>
+      </w:r>
+      <w:r>
+        <w:rPr>
+          <w:b w:val="0"/>
+          <w:sz w:val="20"/>
+        </w:rPr>
+        <w:t>Type a reason (minimum 3 characters) and click Submit Request.</w:t>
+      </w:r>
+    </w:p>
+    <w:p>
+      <w:pPr>
+        <w:spacing w:before="200" w:after="60"/>
+      </w:pPr>
+      <w:r>
+        <w:rPr>
+          <w:b/>
+          <w:color w:val="1F3A5F"/>
+          <w:sz w:val="22"/>
+        </w:rPr>
+        <w:t>Expected Result</w:t>
+      </w:r>
+    </w:p>
+    <w:p>
+      <w:pPr>
+        <w:spacing w:after="40"/>
+        <w:ind w:left="425" w:hanging="255"/>
+      </w:pPr>
+      <w:r>
+        <w:rPr>
+          <w:b w:val="0"/>
+          <w:sz w:val="20"/>
+        </w:rPr>
+        <w:t xml:space="preserve">-  </w:t>
+      </w:r>
+      <w:r>
+        <w:rPr>
+          <w:b w:val="0"/>
+          <w:sz w:val="20"/>
+        </w:rPr>
+        <w:t>Internal users can archive directly, with a confirmation dialog to prevent accidents.</w:t>
+      </w:r>
+    </w:p>
+    <w:p>
+      <w:pPr>
+        <w:spacing w:after="40"/>
+        <w:ind w:left="425" w:hanging="255"/>
+      </w:pPr>
+      <w:r>
+        <w:rPr>
+          <w:b w:val="0"/>
+          <w:sz w:val="20"/>
+        </w:rPr>
+        <w:t xml:space="preserve">-  </w:t>
+      </w:r>
+      <w:r>
+        <w:rPr>
+          <w:b w:val="0"/>
+          <w:sz w:val="20"/>
+        </w:rPr>
+        <w:t>Non-internal users must submit a reason. A 'Flagged for deletion' toast confirms the request has been sent.</w:t>
+      </w:r>
+    </w:p>
+    <w:p>
+      <w:pPr>
+        <w:spacing w:before="200" w:after="60"/>
+      </w:pPr>
+      <w:r>
+        <w:rPr>
+          <w:b/>
+          <w:color w:val="1F3A5F"/>
+          <w:sz w:val="22"/>
+        </w:rPr>
+        <w:t>Future Improvement Suggestions</w:t>
+      </w:r>
+    </w:p>
+    <w:p>
+      <w:pPr>
+        <w:spacing w:after="40"/>
+        <w:ind w:left="425" w:hanging="255"/>
+      </w:pPr>
+      <w:r>
+        <w:rPr>
+          <w:b w:val="0"/>
+          <w:sz w:val="20"/>
+        </w:rPr>
+        <w:t xml:space="preserve">-  </w:t>
+      </w:r>
+      <w:r>
+        <w:rPr>
+          <w:b w:val="0"/>
+          <w:sz w:val="20"/>
+        </w:rPr>
+        <w:t>Add a 'Restore archived document' area for admins so they can undo accidental archives.</w:t>
+      </w:r>
+    </w:p>
+    <w:p>
+      <w:pPr>
+        <w:spacing w:after="40"/>
+        <w:ind w:left="425" w:hanging="255"/>
+      </w:pPr>
+      <w:r>
+        <w:rPr>
+          <w:b w:val="0"/>
+          <w:sz w:val="20"/>
+        </w:rPr>
+        <w:t xml:space="preserve">-  </w:t>
+      </w:r>
+      <w:r>
+        <w:rPr>
+          <w:b w:val="0"/>
+          <w:sz w:val="20"/>
+        </w:rPr>
+        <w:t>Let the requester track the status of their flag-for-deletion request.</w:t>
+      </w:r>
+    </w:p>
+    <w:p>
+      <w:pPr>
+        <w:spacing w:before="200" w:after="60"/>
+      </w:pPr>
+      <w:r>
+        <w:rPr>
+          <w:b/>
+          <w:color w:val="C0504D"/>
+          <w:sz w:val="22"/>
+        </w:rPr>
+        <w:t>Feedback</w:t>
+      </w:r>
+    </w:p>
+    <w:p>
+      <w:pPr>
+        <w:spacing w:after="80"/>
+      </w:pPr>
+      <w:r>
+        <w:rPr>
+          <w:i/>
+          <w:color w:val="555555"/>
+          <w:sz w:val="18"/>
+        </w:rPr>
+        <w:t>Please note below: Status (Pass / Fail / Needs Work), any comments or issues you hit, and your priority for the improvement ideas above (High / Medium / Low / Skip).</w:t>
+      </w:r>
+    </w:p>
+    <w:p>
+      <w:pPr>
+        <w:spacing w:after="120"/>
+      </w:pPr>
+      <w:r>
+        <w:rPr>
+          <w:color w:val="BBBBBB"/>
+          <w:sz w:val="20"/>
+        </w:rPr>
+        <w:t>__________________________________________________________________________________________</w:t>
+      </w:r>
+    </w:p>
+    <w:p>
+      <w:pPr>
+        <w:spacing w:after="120"/>
+      </w:pPr>
+      <w:r>
+        <w:rPr>
+          <w:color w:val="BBBBBB"/>
+          <w:sz w:val="20"/>
+        </w:rPr>
+        <w:t>__________________________________________________________________________________________</w:t>
+      </w:r>
+    </w:p>
+    <w:p>
+      <w:pPr>
+        <w:spacing w:after="120"/>
+      </w:pPr>
+      <w:r>
+        <w:rPr>
+          <w:color w:val="BBBBBB"/>
+          <w:sz w:val="20"/>
+        </w:rPr>
+        <w:t>__________________________________________________________________________________________</w:t>
+      </w:r>
+    </w:p>
+    <w:p>
+      <w:pPr>
+        <w:spacing w:after="120"/>
+      </w:pPr>
+      <w:r>
+        <w:rPr>
+          <w:color w:val="BBBBBB"/>
+          <w:sz w:val="20"/>
+        </w:rPr>
+        <w:t>__________________________________________________________________________________________</w:t>
+      </w:r>
+    </w:p>
+    <w:p>
+      <w:pPr>
+        <w:spacing w:after="120"/>
+      </w:pPr>
+      <w:r>
+        <w:rPr>
+          <w:color w:val="BBBBBB"/>
+          <w:sz w:val="20"/>
+        </w:rPr>
+        <w:t>__________________________________________________________________________________________</w:t>
+      </w:r>
+    </w:p>
+    <w:p>
+      <w:pPr>
+        <w:spacing w:after="120"/>
+      </w:pPr>
+      <w:r>
+        <w:rPr>
+          <w:color w:val="BBBBBB"/>
+          <w:sz w:val="20"/>
+        </w:rPr>
+        <w:t>__________________________________________________________________________________________</w:t>
+      </w:r>
+    </w:p>
+    <w:p/>
+    <w:p>
+      <w:pPr>
+        <w:pStyle w:val="Heading2"/>
+        <w:spacing w:after="80" w:before="280"/>
+      </w:pPr>
+      <w:r>
+        <w:t>27.13. All Documents — Deletion Approval Queue</w:t>
+      </w:r>
+    </w:p>
+    <w:p>
+      <w:pPr>
+        <w:spacing w:before="200" w:after="60"/>
+      </w:pPr>
+      <w:r>
+        <w:rPr>
+          <w:b/>
+          <w:color w:val="1F3A5F"/>
+          <w:sz w:val="22"/>
+        </w:rPr>
+        <w:t>Route / Location</w:t>
+      </w:r>
+    </w:p>
+    <w:p>
+      <w:pPr>
+        <w:spacing w:after="40"/>
+      </w:pPr>
+      <w:r>
+        <w:rPr>
+          <w:b w:val="0"/>
+          <w:sz w:val="20"/>
+        </w:rPr>
+        <w:t>'Deletion Queue' header button on /documents (internal roles only)</w:t>
+      </w:r>
+    </w:p>
+    <w:p>
+      <w:pPr>
+        <w:spacing w:before="200" w:after="60"/>
+      </w:pPr>
+      <w:r>
+        <w:rPr>
+          <w:b/>
+          <w:color w:val="1F3A5F"/>
+          <w:sz w:val="22"/>
+        </w:rPr>
+        <w:t>How To Test</w:t>
+      </w:r>
+    </w:p>
+    <w:p>
+      <w:pPr>
+        <w:spacing w:after="40"/>
+        <w:ind w:left="425" w:hanging="255"/>
+      </w:pPr>
+      <w:r>
+        <w:rPr>
+          <w:b w:val="0"/>
+          <w:sz w:val="20"/>
+        </w:rPr>
+        <w:t xml:space="preserve">-  </w:t>
+      </w:r>
+      <w:r>
+        <w:rPr>
+          <w:b w:val="0"/>
+          <w:sz w:val="20"/>
+        </w:rPr>
+        <w:t>Sign in as an internal role and click 'Deletion Queue' in the page header.</w:t>
+      </w:r>
+    </w:p>
+    <w:p>
+      <w:pPr>
+        <w:spacing w:after="40"/>
+        <w:ind w:left="425" w:hanging="255"/>
+      </w:pPr>
+      <w:r>
+        <w:rPr>
+          <w:b w:val="0"/>
+          <w:sz w:val="20"/>
+        </w:rPr>
+        <w:t xml:space="preserve">-  </w:t>
+      </w:r>
+      <w:r>
+        <w:rPr>
+          <w:b w:val="0"/>
+          <w:sz w:val="20"/>
+        </w:rPr>
+        <w:t>Check each queued request card.</w:t>
+      </w:r>
+    </w:p>
+    <w:p>
+      <w:pPr>
+        <w:spacing w:after="40"/>
+        <w:ind w:left="907" w:hanging="255"/>
+      </w:pPr>
+      <w:r>
+        <w:rPr>
+          <w:b w:val="0"/>
+          <w:sz w:val="20"/>
+        </w:rPr>
+        <w:t xml:space="preserve">•  </w:t>
+      </w:r>
+      <w:r>
+        <w:rPr>
+          <w:b w:val="0"/>
+          <w:sz w:val="20"/>
+        </w:rPr>
+        <w:t>Document name (bold) and flagged date.</w:t>
+      </w:r>
+    </w:p>
+    <w:p>
+      <w:pPr>
+        <w:spacing w:after="40"/>
+        <w:ind w:left="907" w:hanging="255"/>
+      </w:pPr>
+      <w:r>
+        <w:rPr>
+          <w:b w:val="0"/>
+          <w:sz w:val="20"/>
+        </w:rPr>
+        <w:t xml:space="preserve">•  </w:t>
+      </w:r>
+      <w:r>
+        <w:rPr>
+          <w:b w:val="0"/>
+          <w:sz w:val="20"/>
+        </w:rPr>
+        <w:t>Document type badge, if set.</w:t>
+      </w:r>
+    </w:p>
+    <w:p>
+      <w:pPr>
+        <w:spacing w:after="40"/>
+        <w:ind w:left="907" w:hanging="255"/>
+      </w:pPr>
+      <w:r>
+        <w:rPr>
+          <w:b w:val="0"/>
+          <w:sz w:val="20"/>
+        </w:rPr>
+        <w:t xml:space="preserve">•  </w:t>
+      </w:r>
+      <w:r>
+        <w:rPr>
+          <w:b w:val="0"/>
+          <w:sz w:val="20"/>
+        </w:rPr>
+        <w:t>The reason the requester gave, in a light grey box.</w:t>
+      </w:r>
+    </w:p>
+    <w:p>
+      <w:pPr>
+        <w:spacing w:after="40"/>
+        <w:ind w:left="907" w:hanging="255"/>
+      </w:pPr>
+      <w:r>
+        <w:rPr>
+          <w:b w:val="0"/>
+          <w:sz w:val="20"/>
+        </w:rPr>
+        <w:t xml:space="preserve">•  </w:t>
+      </w:r>
+      <w:r>
+        <w:rPr>
+          <w:b w:val="0"/>
+          <w:sz w:val="20"/>
+        </w:rPr>
+        <w:t>A 'DECISION NOTES (optional)' textarea for the reviewer.</w:t>
+      </w:r>
+    </w:p>
+    <w:p>
+      <w:pPr>
+        <w:spacing w:after="40"/>
+        <w:ind w:left="907" w:hanging="255"/>
+      </w:pPr>
+      <w:r>
+        <w:rPr>
+          <w:b w:val="0"/>
+          <w:sz w:val="20"/>
+        </w:rPr>
+        <w:t xml:space="preserve">•  </w:t>
+      </w:r>
+      <w:r>
+        <w:rPr>
+          <w:b w:val="0"/>
+          <w:sz w:val="20"/>
+        </w:rPr>
+        <w:t>Two buttons: 'Reject' and 'Approve &amp; Archive'.</w:t>
+      </w:r>
+    </w:p>
+    <w:p>
+      <w:pPr>
+        <w:spacing w:after="40"/>
+        <w:ind w:left="425" w:hanging="255"/>
+      </w:pPr>
+      <w:r>
+        <w:rPr>
+          <w:b w:val="0"/>
+          <w:sz w:val="20"/>
+        </w:rPr>
+        <w:t xml:space="preserve">-  </w:t>
+      </w:r>
+      <w:r>
+        <w:rPr>
+          <w:b w:val="0"/>
+          <w:sz w:val="20"/>
+        </w:rPr>
+        <w:t>Check the empty state.</w:t>
+      </w:r>
+    </w:p>
+    <w:p>
+      <w:pPr>
+        <w:spacing w:after="40"/>
+        <w:ind w:left="907" w:hanging="255"/>
+      </w:pPr>
+      <w:r>
+        <w:rPr>
+          <w:b w:val="0"/>
+          <w:sz w:val="20"/>
+        </w:rPr>
+        <w:t xml:space="preserve">•  </w:t>
+      </w:r>
+      <w:r>
+        <w:rPr>
+          <w:b w:val="0"/>
+          <w:sz w:val="20"/>
+        </w:rPr>
+        <w:t>When there are no requests, the panel reads 'No pending deletion requests.'</w:t>
+      </w:r>
+    </w:p>
+    <w:p>
+      <w:pPr>
+        <w:spacing w:after="40"/>
+        <w:ind w:left="425" w:hanging="255"/>
+      </w:pPr>
+      <w:r>
+        <w:rPr>
+          <w:b w:val="0"/>
+          <w:sz w:val="20"/>
+        </w:rPr>
+        <w:t xml:space="preserve">-  </w:t>
+      </w:r>
+      <w:r>
+        <w:rPr>
+          <w:b w:val="0"/>
+          <w:sz w:val="20"/>
+        </w:rPr>
+        <w:t>Approve one request and confirm the toast: 'Deletion approved — Document archived.'</w:t>
+      </w:r>
+    </w:p>
+    <w:p>
+      <w:pPr>
+        <w:spacing w:after="40"/>
+        <w:ind w:left="425" w:hanging="255"/>
+      </w:pPr>
+      <w:r>
+        <w:rPr>
+          <w:b w:val="0"/>
+          <w:sz w:val="20"/>
+        </w:rPr>
+        <w:t xml:space="preserve">-  </w:t>
+      </w:r>
+      <w:r>
+        <w:rPr>
+          <w:b w:val="0"/>
+          <w:sz w:val="20"/>
+        </w:rPr>
+        <w:t>Reject another request and confirm the toast: 'Deletion rejected — Document remains active.'</w:t>
+      </w:r>
+    </w:p>
+    <w:p>
+      <w:pPr>
+        <w:spacing w:before="200" w:after="60"/>
+      </w:pPr>
+      <w:r>
+        <w:rPr>
+          <w:b/>
+          <w:color w:val="1F3A5F"/>
+          <w:sz w:val="22"/>
+        </w:rPr>
+        <w:t>Expected Result</w:t>
+      </w:r>
+    </w:p>
+    <w:p>
+      <w:pPr>
+        <w:spacing w:after="40"/>
+        <w:ind w:left="425" w:hanging="255"/>
+      </w:pPr>
+      <w:r>
+        <w:rPr>
+          <w:b w:val="0"/>
+          <w:sz w:val="20"/>
+        </w:rPr>
+        <w:t xml:space="preserve">-  </w:t>
+      </w:r>
+      <w:r>
+        <w:rPr>
+          <w:b w:val="0"/>
+          <w:sz w:val="20"/>
+        </w:rPr>
+        <w:t>All flagged requests from non-internal users appear in order.</w:t>
+      </w:r>
+    </w:p>
+    <w:p>
+      <w:pPr>
+        <w:spacing w:after="40"/>
+        <w:ind w:left="425" w:hanging="255"/>
+      </w:pPr>
+      <w:r>
+        <w:rPr>
+          <w:b w:val="0"/>
+          <w:sz w:val="20"/>
+        </w:rPr>
+        <w:t xml:space="preserve">-  </w:t>
+      </w:r>
+      <w:r>
+        <w:rPr>
+          <w:b w:val="0"/>
+          <w:sz w:val="20"/>
+        </w:rPr>
+        <w:t>Approve archives (soft-deletes) the document. Reject leaves it active.</w:t>
+      </w:r>
+    </w:p>
+    <w:p>
+      <w:pPr>
+        <w:spacing w:after="40"/>
+        <w:ind w:left="425" w:hanging="255"/>
+      </w:pPr>
+      <w:r>
+        <w:rPr>
+          <w:b w:val="0"/>
+          <w:sz w:val="20"/>
+        </w:rPr>
+        <w:t xml:space="preserve">-  </w:t>
+      </w:r>
+      <w:r>
+        <w:rPr>
+          <w:b w:val="0"/>
+          <w:sz w:val="20"/>
+        </w:rPr>
+        <w:t>Both decisions are recorded for audit purposes.</w:t>
+      </w:r>
+    </w:p>
+    <w:p>
+      <w:pPr>
+        <w:spacing w:before="200" w:after="60"/>
+      </w:pPr>
+      <w:r>
+        <w:rPr>
+          <w:b/>
+          <w:color w:val="1F3A5F"/>
+          <w:sz w:val="22"/>
+        </w:rPr>
+        <w:t>Future Improvement Suggestions</w:t>
+      </w:r>
+    </w:p>
+    <w:p>
+      <w:pPr>
+        <w:spacing w:after="40"/>
+        <w:ind w:left="425" w:hanging="255"/>
+      </w:pPr>
+      <w:r>
+        <w:rPr>
+          <w:b w:val="0"/>
+          <w:sz w:val="20"/>
+        </w:rPr>
+        <w:t xml:space="preserve">-  </w:t>
+      </w:r>
+      <w:r>
+        <w:rPr>
+          <w:b w:val="0"/>
+          <w:sz w:val="20"/>
+        </w:rPr>
+        <w:t>Notify the original requester automatically when their request is approved or rejected.</w:t>
+      </w:r>
+    </w:p>
+    <w:p>
+      <w:pPr>
+        <w:spacing w:after="40"/>
+        <w:ind w:left="425" w:hanging="255"/>
+      </w:pPr>
+      <w:r>
+        <w:rPr>
+          <w:b w:val="0"/>
+          <w:sz w:val="20"/>
+        </w:rPr>
+        <w:t xml:space="preserve">-  </w:t>
+      </w:r>
+      <w:r>
+        <w:rPr>
+          <w:b w:val="0"/>
+          <w:sz w:val="20"/>
+        </w:rPr>
+        <w:t>Allow bulk approve / bulk reject for high-volume cleanup.</w:t>
+      </w:r>
+    </w:p>
+    <w:p>
+      <w:pPr>
+        <w:spacing w:after="40"/>
+        <w:ind w:left="425" w:hanging="255"/>
+      </w:pPr>
+      <w:r>
+        <w:rPr>
+          <w:b w:val="0"/>
+          <w:sz w:val="20"/>
+        </w:rPr>
+        <w:t xml:space="preserve">-  </w:t>
+      </w:r>
+      <w:r>
+        <w:rPr>
+          <w:b w:val="0"/>
+          <w:sz w:val="20"/>
+        </w:rPr>
+        <w:t>Show the reviewer who flagged the document (requester name) alongside the reason.</w:t>
+      </w:r>
+    </w:p>
+    <w:p>
+      <w:pPr>
+        <w:spacing w:before="200" w:after="60"/>
+      </w:pPr>
+      <w:r>
+        <w:rPr>
+          <w:b/>
+          <w:color w:val="C0504D"/>
+          <w:sz w:val="22"/>
+        </w:rPr>
+        <w:t>Feedback</w:t>
+      </w:r>
+    </w:p>
+    <w:p>
+      <w:pPr>
+        <w:spacing w:after="80"/>
+      </w:pPr>
+      <w:r>
+        <w:rPr>
+          <w:i/>
+          <w:color w:val="555555"/>
+          <w:sz w:val="18"/>
+        </w:rPr>
+        <w:t>Please note below: Status (Pass / Fail / Needs Work), any comments or issues you hit, and your priority for the improvement ideas above (High / Medium / Low / Skip).</w:t>
+      </w:r>
+    </w:p>
+    <w:p>
+      <w:pPr>
+        <w:spacing w:after="120"/>
+      </w:pPr>
+      <w:r>
+        <w:rPr>
+          <w:color w:val="BBBBBB"/>
+          <w:sz w:val="20"/>
+        </w:rPr>
+        <w:t>__________________________________________________________________________________________</w:t>
+      </w:r>
+    </w:p>
+    <w:p>
+      <w:pPr>
+        <w:spacing w:after="120"/>
+      </w:pPr>
+      <w:r>
+        <w:rPr>
+          <w:color w:val="BBBBBB"/>
+          <w:sz w:val="20"/>
+        </w:rPr>
+        <w:t>__________________________________________________________________________________________</w:t>
+      </w:r>
+    </w:p>
+    <w:p>
+      <w:pPr>
+        <w:spacing w:after="120"/>
+      </w:pPr>
+      <w:r>
+        <w:rPr>
+          <w:color w:val="BBBBBB"/>
+          <w:sz w:val="20"/>
+        </w:rPr>
+        <w:t>__________________________________________________________________________________________</w:t>
+      </w:r>
+    </w:p>
+    <w:p>
+      <w:pPr>
+        <w:spacing w:after="120"/>
+      </w:pPr>
+      <w:r>
+        <w:rPr>
+          <w:color w:val="BBBBBB"/>
+          <w:sz w:val="20"/>
+        </w:rPr>
+        <w:t>__________________________________________________________________________________________</w:t>
+      </w:r>
+    </w:p>
+    <w:p>
+      <w:pPr>
+        <w:spacing w:after="120"/>
+      </w:pPr>
+      <w:r>
+        <w:rPr>
+          <w:color w:val="BBBBBB"/>
+          <w:sz w:val="20"/>
+        </w:rPr>
+        <w:t>__________________________________________________________________________________________</w:t>
+      </w:r>
+    </w:p>
+    <w:p>
+      <w:pPr>
+        <w:spacing w:after="120"/>
+      </w:pPr>
+      <w:r>
+        <w:rPr>
+          <w:color w:val="BBBBBB"/>
+          <w:sz w:val="20"/>
+        </w:rPr>
+        <w:t>__________________________________________________________________________________________</w:t>
+      </w:r>
+    </w:p>
+    <w:p/>
+    <w:p>
+      <w:pPr>
+        <w:pStyle w:val="Heading2"/>
+        <w:spacing w:after="80" w:before="280"/>
+      </w:pPr>
+      <w:r>
+        <w:t>28. My Profile page</w:t>
+      </w:r>
+    </w:p>
+    <w:p>
+      <w:pPr>
+        <w:spacing w:before="200" w:after="60"/>
+      </w:pPr>
+      <w:r>
+        <w:rPr>
+          <w:b/>
+          <w:color w:val="1F3A5F"/>
+          <w:sz w:val="22"/>
+        </w:rPr>
+        <w:t>Route / Location</w:t>
+      </w:r>
+    </w:p>
+    <w:p>
+      <w:pPr>
+        <w:spacing w:after="40"/>
+      </w:pPr>
+      <w:r>
+        <w:rPr>
+          <w:b w:val="0"/>
+          <w:sz w:val="20"/>
+        </w:rPr>
+        <w:t>/profile</w:t>
+      </w:r>
+    </w:p>
+    <w:p>
+      <w:pPr>
+        <w:spacing w:before="200" w:after="60"/>
+      </w:pPr>
+      <w:r>
+        <w:rPr>
+          <w:b/>
+          <w:color w:val="1F3A5F"/>
+          <w:sz w:val="22"/>
+        </w:rPr>
+        <w:t>How To Test</w:t>
+      </w:r>
+    </w:p>
+    <w:p>
+      <w:pPr>
+        <w:spacing w:after="40"/>
+        <w:ind w:left="425" w:hanging="255"/>
+      </w:pPr>
+      <w:r>
+        <w:rPr>
+          <w:b w:val="0"/>
+          <w:sz w:val="20"/>
+        </w:rPr>
+        <w:t xml:space="preserve">-  </w:t>
+      </w:r>
+      <w:r>
+        <w:rPr>
+          <w:b w:val="0"/>
+          <w:sz w:val="20"/>
+        </w:rPr>
+        <w:t>Open /profile from the user menu.</w:t>
+      </w:r>
+    </w:p>
+    <w:p>
+      <w:pPr>
+        <w:spacing w:after="40"/>
+        <w:ind w:left="907" w:hanging="255"/>
+      </w:pPr>
+      <w:r>
+        <w:rPr>
+          <w:b w:val="0"/>
+          <w:sz w:val="20"/>
+        </w:rPr>
+        <w:t xml:space="preserve">•  </w:t>
+      </w:r>
+      <w:r>
+        <w:rPr>
+          <w:b w:val="0"/>
+          <w:sz w:val="20"/>
+        </w:rPr>
+        <w:t>Confirm the summary card (initials, role, status, email, created date).</w:t>
+      </w:r>
+    </w:p>
+    <w:p>
+      <w:pPr>
+        <w:spacing w:after="40"/>
+        <w:ind w:left="425" w:hanging="255"/>
+      </w:pPr>
+      <w:r>
+        <w:rPr>
+          <w:b w:val="0"/>
+          <w:sz w:val="20"/>
+        </w:rPr>
+        <w:t xml:space="preserve">-  </w:t>
+      </w:r>
+      <w:r>
+        <w:rPr>
+          <w:b w:val="0"/>
+          <w:sz w:val="20"/>
+        </w:rPr>
+        <w:t>Edit your name or phone number, then click Save Changes.</w:t>
+      </w:r>
+    </w:p>
+    <w:p>
+      <w:pPr>
+        <w:spacing w:before="200" w:after="60"/>
+      </w:pPr>
+      <w:r>
+        <w:rPr>
+          <w:b/>
+          <w:color w:val="1F3A5F"/>
+          <w:sz w:val="22"/>
+        </w:rPr>
+        <w:t>Expected Result</w:t>
+      </w:r>
+    </w:p>
+    <w:p>
+      <w:pPr>
+        <w:spacing w:after="40"/>
+        <w:ind w:left="425" w:hanging="255"/>
+      </w:pPr>
+      <w:r>
+        <w:rPr>
+          <w:b w:val="0"/>
+          <w:sz w:val="20"/>
+        </w:rPr>
+        <w:t xml:space="preserve">-  </w:t>
+      </w:r>
+      <w:r>
+        <w:rPr>
+          <w:b w:val="0"/>
+          <w:sz w:val="20"/>
+        </w:rPr>
+        <w:t>A success toast appears and the profile card reflects the update.</w:t>
+      </w:r>
+    </w:p>
+    <w:p>
+      <w:pPr>
+        <w:spacing w:before="200" w:after="60"/>
+      </w:pPr>
+      <w:r>
+        <w:rPr>
+          <w:b/>
+          <w:color w:val="1F3A5F"/>
+          <w:sz w:val="22"/>
+        </w:rPr>
+        <w:t>Future Improvement Suggestions</w:t>
+      </w:r>
+    </w:p>
+    <w:p>
+      <w:pPr>
+        <w:spacing w:after="40"/>
+        <w:ind w:left="425" w:hanging="255"/>
+      </w:pPr>
+      <w:r>
+        <w:rPr>
+          <w:b w:val="0"/>
+          <w:sz w:val="20"/>
+        </w:rPr>
+        <w:t xml:space="preserve">-  </w:t>
+      </w:r>
+      <w:r>
+        <w:rPr>
+          <w:b w:val="0"/>
+          <w:sz w:val="20"/>
+        </w:rPr>
+        <w:t>Allow avatar photo upload.</w:t>
+      </w:r>
+    </w:p>
+    <w:p>
+      <w:pPr>
+        <w:spacing w:after="40"/>
+        <w:ind w:left="425" w:hanging="255"/>
+      </w:pPr>
+      <w:r>
+        <w:rPr>
+          <w:b w:val="0"/>
+          <w:sz w:val="20"/>
+        </w:rPr>
+        <w:t xml:space="preserve">-  </w:t>
+      </w:r>
+      <w:r>
+        <w:rPr>
+          <w:b w:val="0"/>
+          <w:sz w:val="20"/>
+        </w:rPr>
+        <w:t>Add a change-password form on this page.</w:t>
+      </w:r>
+    </w:p>
+    <w:p>
+      <w:pPr>
+        <w:spacing w:after="40"/>
+        <w:ind w:left="425" w:hanging="255"/>
+      </w:pPr>
+      <w:r>
+        <w:rPr>
+          <w:b w:val="0"/>
+          <w:sz w:val="20"/>
+        </w:rPr>
+        <w:t xml:space="preserve">-  </w:t>
+      </w:r>
+      <w:r>
+        <w:rPr>
+          <w:b w:val="0"/>
+          <w:sz w:val="20"/>
+        </w:rPr>
+        <w:t>Add a notification-preferences section (email, in-app, daily digest).</w:t>
+      </w:r>
+    </w:p>
+    <w:p>
+      <w:pPr>
+        <w:spacing w:before="200" w:after="60"/>
+      </w:pPr>
+      <w:r>
+        <w:rPr>
+          <w:b/>
+          <w:color w:val="C0504D"/>
+          <w:sz w:val="22"/>
+        </w:rPr>
+        <w:t>Feedback</w:t>
+      </w:r>
+    </w:p>
+    <w:p>
+      <w:pPr>
+        <w:spacing w:after="80"/>
+      </w:pPr>
+      <w:r>
+        <w:rPr>
+          <w:i/>
+          <w:color w:val="555555"/>
+          <w:sz w:val="18"/>
+        </w:rPr>
+        <w:t>Please note below: Status (Pass / Fail / Needs Work), any comments or issues you hit, and your priority for the improvement ideas above (High / Medium / Low / Skip).</w:t>
+      </w:r>
+    </w:p>
+    <w:p>
+      <w:pPr>
+        <w:spacing w:after="120"/>
+      </w:pPr>
+      <w:r>
+        <w:rPr>
+          <w:color w:val="BBBBBB"/>
+          <w:sz w:val="20"/>
+        </w:rPr>
+        <w:t>__________________________________________________________________________________________</w:t>
+      </w:r>
+    </w:p>
+    <w:p>
+      <w:pPr>
+        <w:spacing w:after="120"/>
+      </w:pPr>
+      <w:r>
+        <w:rPr>
+          <w:color w:val="BBBBBB"/>
+          <w:sz w:val="20"/>
+        </w:rPr>
+        <w:t>__________________________________________________________________________________________</w:t>
+      </w:r>
+    </w:p>
+    <w:p>
+      <w:pPr>
+        <w:spacing w:after="120"/>
+      </w:pPr>
+      <w:r>
+        <w:rPr>
+          <w:color w:val="BBBBBB"/>
+          <w:sz w:val="20"/>
+        </w:rPr>
+        <w:t>__________________________________________________________________________________________</w:t>
+      </w:r>
+    </w:p>
+    <w:p>
+      <w:pPr>
+        <w:spacing w:after="120"/>
+      </w:pPr>
+      <w:r>
+        <w:rPr>
+          <w:color w:val="BBBBBB"/>
+          <w:sz w:val="20"/>
+        </w:rPr>
+        <w:t>__________________________________________________________________________________________</w:t>
+      </w:r>
+    </w:p>
+    <w:p>
+      <w:pPr>
+        <w:spacing w:after="120"/>
+      </w:pPr>
+      <w:r>
+        <w:rPr>
+          <w:color w:val="BBBBBB"/>
+          <w:sz w:val="20"/>
+        </w:rPr>
+        <w:t>__________________________________________________________________________________________</w:t>
+      </w:r>
+    </w:p>
+    <w:p>
+      <w:pPr>
+        <w:spacing w:after="120"/>
+      </w:pPr>
+      <w:r>
+        <w:rPr>
+          <w:color w:val="BBBBBB"/>
+          <w:sz w:val="20"/>
+        </w:rPr>
+        <w:t>__________________________________________________________________________________________</w:t>
+      </w:r>
+    </w:p>
+    <w:p/>
+    <w:p>
+      <w:pPr>
+        <w:pStyle w:val="Heading2"/>
+        <w:spacing w:after="80" w:before="280"/>
+      </w:pPr>
+      <w:r>
+        <w:t>29. Settings — Integrations tab</w:t>
+      </w:r>
+    </w:p>
+    <w:p>
+      <w:pPr>
+        <w:spacing w:before="200" w:after="60"/>
+      </w:pPr>
+      <w:r>
+        <w:rPr>
+          <w:b/>
+          <w:color w:val="1F3A5F"/>
+          <w:sz w:val="22"/>
+        </w:rPr>
+        <w:t>Route / Location</w:t>
+      </w:r>
+    </w:p>
+    <w:p>
+      <w:pPr>
+        <w:spacing w:after="40"/>
+      </w:pPr>
+      <w:r>
+        <w:rPr>
+          <w:b w:val="0"/>
+          <w:sz w:val="20"/>
+        </w:rPr>
+        <w:t>/settings (Integrations tab)</w:t>
+      </w:r>
+    </w:p>
+    <w:p>
+      <w:pPr>
+        <w:spacing w:before="200" w:after="60"/>
+      </w:pPr>
+      <w:r>
+        <w:rPr>
+          <w:b/>
+          <w:color w:val="1F3A5F"/>
+          <w:sz w:val="22"/>
+        </w:rPr>
+        <w:t>How To Test</w:t>
+      </w:r>
+    </w:p>
+    <w:p>
+      <w:pPr>
+        <w:spacing w:after="40"/>
+        <w:ind w:left="425" w:hanging="255"/>
+      </w:pPr>
+      <w:r>
+        <w:rPr>
+          <w:b w:val="0"/>
+          <w:sz w:val="20"/>
+        </w:rPr>
+        <w:t xml:space="preserve">-  </w:t>
+      </w:r>
+      <w:r>
+        <w:rPr>
+          <w:b w:val="0"/>
+          <w:sz w:val="20"/>
+        </w:rPr>
+        <w:t>Open /settings and go to the Integrations tab.</w:t>
+      </w:r>
+    </w:p>
+    <w:p>
+      <w:pPr>
+        <w:spacing w:after="40"/>
+        <w:ind w:left="425" w:hanging="255"/>
+      </w:pPr>
+      <w:r>
+        <w:rPr>
+          <w:b w:val="0"/>
+          <w:sz w:val="20"/>
+        </w:rPr>
+        <w:t xml:space="preserve">-  </w:t>
+      </w:r>
+      <w:r>
+        <w:rPr>
+          <w:b w:val="0"/>
+          <w:sz w:val="20"/>
+        </w:rPr>
+        <w:t>Click Refresh to reload integrations.</w:t>
+      </w:r>
+    </w:p>
+    <w:p>
+      <w:pPr>
+        <w:spacing w:after="40"/>
+        <w:ind w:left="425" w:hanging="255"/>
+      </w:pPr>
+      <w:r>
+        <w:rPr>
+          <w:b w:val="0"/>
+          <w:sz w:val="20"/>
+        </w:rPr>
+        <w:t xml:space="preserve">-  </w:t>
+      </w:r>
+      <w:r>
+        <w:rPr>
+          <w:b w:val="0"/>
+          <w:sz w:val="20"/>
+        </w:rPr>
+        <w:t>For Gmail, try Connect and then Disconnect.</w:t>
+      </w:r>
+    </w:p>
+    <w:p>
+      <w:pPr>
+        <w:spacing w:before="200" w:after="60"/>
+      </w:pPr>
+      <w:r>
+        <w:rPr>
+          <w:b/>
+          <w:color w:val="1F3A5F"/>
+          <w:sz w:val="22"/>
+        </w:rPr>
+        <w:t>Expected Result</w:t>
+      </w:r>
+    </w:p>
+    <w:p>
+      <w:pPr>
+        <w:spacing w:after="40"/>
+        <w:ind w:left="425" w:hanging="255"/>
+      </w:pPr>
+      <w:r>
+        <w:rPr>
+          <w:b w:val="0"/>
+          <w:sz w:val="20"/>
+        </w:rPr>
+        <w:t xml:space="preserve">-  </w:t>
+      </w:r>
+      <w:r>
+        <w:rPr>
+          <w:b w:val="0"/>
+          <w:sz w:val="20"/>
+        </w:rPr>
+        <w:t>The Gmail row updates its connected state after each action.</w:t>
+      </w:r>
+    </w:p>
+    <w:p>
+      <w:pPr>
+        <w:spacing w:before="200" w:after="60"/>
+      </w:pPr>
+      <w:r>
+        <w:rPr>
+          <w:b/>
+          <w:color w:val="1F3A5F"/>
+          <w:sz w:val="22"/>
+        </w:rPr>
+        <w:t>Future Improvement Suggestions</w:t>
+      </w:r>
+    </w:p>
+    <w:p>
+      <w:pPr>
+        <w:spacing w:after="40"/>
+        <w:ind w:left="425" w:hanging="255"/>
+      </w:pPr>
+      <w:r>
+        <w:rPr>
+          <w:b w:val="0"/>
+          <w:sz w:val="20"/>
+        </w:rPr>
+        <w:t xml:space="preserve">-  </w:t>
+      </w:r>
+      <w:r>
+        <w:rPr>
+          <w:b w:val="0"/>
+          <w:sz w:val="20"/>
+        </w:rPr>
+        <w:t>Add Microsoft / Outlook and Apple iCloud integrations next to Gmail.</w:t>
+      </w:r>
+    </w:p>
+    <w:p>
+      <w:pPr>
+        <w:spacing w:after="40"/>
+        <w:ind w:left="425" w:hanging="255"/>
+      </w:pPr>
+      <w:r>
+        <w:rPr>
+          <w:b w:val="0"/>
+          <w:sz w:val="20"/>
+        </w:rPr>
+        <w:t xml:space="preserve">-  </w:t>
+      </w:r>
+      <w:r>
+        <w:rPr>
+          <w:b w:val="0"/>
+          <w:sz w:val="20"/>
+        </w:rPr>
+        <w:t>Show a 'Last synced' timestamp and a sync-now button per integration.</w:t>
+      </w:r>
+    </w:p>
+    <w:p>
+      <w:pPr>
+        <w:spacing w:before="200" w:after="60"/>
+      </w:pPr>
+      <w:r>
+        <w:rPr>
+          <w:b/>
+          <w:color w:val="C0504D"/>
+          <w:sz w:val="22"/>
+        </w:rPr>
+        <w:t>Feedback</w:t>
+      </w:r>
+    </w:p>
+    <w:p>
+      <w:pPr>
+        <w:spacing w:after="80"/>
+      </w:pPr>
+      <w:r>
+        <w:rPr>
+          <w:i/>
+          <w:color w:val="555555"/>
+          <w:sz w:val="18"/>
+        </w:rPr>
+        <w:t>Please note below: Status (Pass / Fail / Needs Work), any comments or issues you hit, and your priority for the improvement ideas above (High / Medium / Low / Skip).</w:t>
+      </w:r>
+    </w:p>
+    <w:p>
+      <w:pPr>
+        <w:spacing w:after="120"/>
+      </w:pPr>
+      <w:r>
+        <w:rPr>
+          <w:color w:val="BBBBBB"/>
+          <w:sz w:val="20"/>
+        </w:rPr>
+        <w:t>__________________________________________________________________________________________</w:t>
+      </w:r>
+    </w:p>
+    <w:p>
+      <w:pPr>
+        <w:spacing w:after="120"/>
+      </w:pPr>
+      <w:r>
+        <w:rPr>
+          <w:color w:val="BBBBBB"/>
+          <w:sz w:val="20"/>
+        </w:rPr>
+        <w:t>__________________________________________________________________________________________</w:t>
+      </w:r>
+    </w:p>
+    <w:p>
+      <w:pPr>
+        <w:spacing w:after="120"/>
+      </w:pPr>
+      <w:r>
+        <w:rPr>
+          <w:color w:val="BBBBBB"/>
+          <w:sz w:val="20"/>
+        </w:rPr>
+        <w:t>__________________________________________________________________________________________</w:t>
+      </w:r>
+    </w:p>
+    <w:p>
+      <w:pPr>
+        <w:spacing w:after="120"/>
+      </w:pPr>
+      <w:r>
+        <w:rPr>
+          <w:color w:val="BBBBBB"/>
+          <w:sz w:val="20"/>
+        </w:rPr>
+        <w:t>__________________________________________________________________________________________</w:t>
+      </w:r>
+    </w:p>
+    <w:p>
+      <w:pPr>
+        <w:spacing w:after="120"/>
+      </w:pPr>
+      <w:r>
+        <w:rPr>
+          <w:color w:val="BBBBBB"/>
+          <w:sz w:val="20"/>
+        </w:rPr>
+        <w:t>__________________________________________________________________________________________</w:t>
+      </w:r>
+    </w:p>
+    <w:p>
+      <w:pPr>
+        <w:spacing w:after="120"/>
+      </w:pPr>
+      <w:r>
+        <w:rPr>
+          <w:color w:val="BBBBBB"/>
+          <w:sz w:val="20"/>
+        </w:rPr>
+        <w:t>__________________________________________________________________________________________</w:t>
+      </w:r>
+    </w:p>
+    <w:p/>
+    <w:p>
+      <w:r>
+        <w:br w:type="page"/>
+      </w:r>
+    </w:p>
+    <w:p>
+      <w:pPr>
+        <w:pStyle w:val="Heading1"/>
+        <w:spacing w:after="160" w:before="360"/>
+      </w:pPr>
+      <w:r>
+        <w:t>Section 4 — Admin / Team Lead Extras</w:t>
+      </w:r>
+    </w:p>
+    <w:p>
+      <w:pPr>
+        <w:pStyle w:val="Heading2"/>
+        <w:spacing w:after="80" w:before="280"/>
+      </w:pPr>
+      <w:r>
+        <w:t>30. Task Templates list</w:t>
+      </w:r>
+    </w:p>
+    <w:p>
+      <w:pPr>
+        <w:spacing w:before="200" w:after="60"/>
+      </w:pPr>
+      <w:r>
+        <w:rPr>
+          <w:b/>
+          <w:color w:val="1F3A5F"/>
+          <w:sz w:val="22"/>
+        </w:rPr>
+        <w:t>Route / Location</w:t>
+      </w:r>
+    </w:p>
+    <w:p>
+      <w:pPr>
+        <w:spacing w:after="40"/>
+      </w:pPr>
+      <w:r>
+        <w:rPr>
+          <w:b w:val="0"/>
+          <w:sz w:val="20"/>
+        </w:rPr>
+        <w:t>/admin/task-templates</w:t>
+      </w:r>
+    </w:p>
+    <w:p>
+      <w:pPr>
+        <w:spacing w:before="200" w:after="60"/>
+      </w:pPr>
+      <w:r>
+        <w:rPr>
+          <w:b/>
+          <w:color w:val="1F3A5F"/>
+          <w:sz w:val="22"/>
+        </w:rPr>
+        <w:t>How To Test</w:t>
+      </w:r>
+    </w:p>
+    <w:p>
+      <w:pPr>
+        <w:spacing w:after="40"/>
+        <w:ind w:left="425" w:hanging="255"/>
+      </w:pPr>
+      <w:r>
+        <w:rPr>
+          <w:b w:val="0"/>
+          <w:sz w:val="20"/>
+        </w:rPr>
+        <w:t xml:space="preserve">-  </w:t>
+      </w:r>
+      <w:r>
+        <w:rPr>
+          <w:b w:val="0"/>
+          <w:sz w:val="20"/>
+        </w:rPr>
+        <w:t>Type in the search box to filter templates.</w:t>
+      </w:r>
+    </w:p>
+    <w:p>
+      <w:pPr>
+        <w:spacing w:after="40"/>
+        <w:ind w:left="425" w:hanging="255"/>
+      </w:pPr>
+      <w:r>
+        <w:rPr>
+          <w:b w:val="0"/>
+          <w:sz w:val="20"/>
+        </w:rPr>
+        <w:t xml:space="preserve">-  </w:t>
+      </w:r>
+      <w:r>
+        <w:rPr>
+          <w:b w:val="0"/>
+          <w:sz w:val="20"/>
+        </w:rPr>
+        <w:t>Confirm templates are grouped by category.</w:t>
+      </w:r>
+    </w:p>
+    <w:p>
+      <w:pPr>
+        <w:spacing w:after="40"/>
+        <w:ind w:left="425" w:hanging="255"/>
+      </w:pPr>
+      <w:r>
+        <w:rPr>
+          <w:b w:val="0"/>
+          <w:sz w:val="20"/>
+        </w:rPr>
+        <w:t xml:space="preserve">-  </w:t>
+      </w:r>
+      <w:r>
+        <w:rPr>
+          <w:b w:val="0"/>
+          <w:sz w:val="20"/>
+        </w:rPr>
+        <w:t>Click New Template and create a template.</w:t>
+      </w:r>
+    </w:p>
+    <w:p>
+      <w:pPr>
+        <w:spacing w:after="40"/>
+        <w:ind w:left="907" w:hanging="255"/>
+      </w:pPr>
+      <w:r>
+        <w:rPr>
+          <w:b w:val="0"/>
+          <w:sz w:val="20"/>
+        </w:rPr>
+        <w:t xml:space="preserve">•  </w:t>
+      </w:r>
+      <w:r>
+        <w:rPr>
+          <w:b w:val="0"/>
+          <w:sz w:val="20"/>
+        </w:rPr>
+        <w:t>Fill in Name, Description, Automation Level, and Category.</w:t>
+      </w:r>
+    </w:p>
+    <w:p>
+      <w:pPr>
+        <w:spacing w:after="40"/>
+        <w:ind w:left="907" w:hanging="255"/>
+      </w:pPr>
+      <w:r>
+        <w:rPr>
+          <w:b w:val="0"/>
+          <w:sz w:val="20"/>
+        </w:rPr>
+        <w:t xml:space="preserve">•  </w:t>
+      </w:r>
+      <w:r>
+        <w:rPr>
+          <w:b w:val="0"/>
+          <w:sz w:val="20"/>
+        </w:rPr>
+        <w:t>Submit.</w:t>
+      </w:r>
+    </w:p>
+    <w:p>
+      <w:pPr>
+        <w:spacing w:after="40"/>
+        <w:ind w:left="425" w:hanging="255"/>
+      </w:pPr>
+      <w:r>
+        <w:rPr>
+          <w:b w:val="0"/>
+          <w:sz w:val="20"/>
+        </w:rPr>
+        <w:t xml:space="preserve">-  </w:t>
+      </w:r>
+      <w:r>
+        <w:rPr>
+          <w:b w:val="0"/>
+          <w:sz w:val="20"/>
+        </w:rPr>
+        <w:t>Click an existing template to open it.</w:t>
+      </w:r>
+    </w:p>
+    <w:p>
+      <w:pPr>
+        <w:spacing w:before="200" w:after="60"/>
+      </w:pPr>
+      <w:r>
+        <w:rPr>
+          <w:b/>
+          <w:color w:val="1F3A5F"/>
+          <w:sz w:val="22"/>
+        </w:rPr>
+        <w:t>Expected Result</w:t>
+      </w:r>
+    </w:p>
+    <w:p>
+      <w:pPr>
+        <w:spacing w:after="40"/>
+        <w:ind w:left="425" w:hanging="255"/>
+      </w:pPr>
+      <w:r>
+        <w:rPr>
+          <w:b w:val="0"/>
+          <w:sz w:val="20"/>
+        </w:rPr>
+        <w:t xml:space="preserve">-  </w:t>
+      </w:r>
+      <w:r>
+        <w:rPr>
+          <w:b w:val="0"/>
+          <w:sz w:val="20"/>
+        </w:rPr>
+        <w:t>The newly created template appears in the list right away.</w:t>
+      </w:r>
+    </w:p>
+    <w:p>
+      <w:pPr>
+        <w:spacing w:before="200" w:after="60"/>
+      </w:pPr>
+      <w:r>
+        <w:rPr>
+          <w:b/>
+          <w:color w:val="1F3A5F"/>
+          <w:sz w:val="22"/>
+        </w:rPr>
+        <w:t>Future Improvement Suggestions</w:t>
+      </w:r>
+    </w:p>
+    <w:p>
+      <w:pPr>
+        <w:spacing w:after="40"/>
+        <w:ind w:left="425" w:hanging="255"/>
+      </w:pPr>
+      <w:r>
+        <w:rPr>
+          <w:b w:val="0"/>
+          <w:sz w:val="20"/>
+        </w:rPr>
+        <w:t xml:space="preserve">-  </w:t>
+      </w:r>
+      <w:r>
+        <w:rPr>
+          <w:b w:val="0"/>
+          <w:sz w:val="20"/>
+        </w:rPr>
+        <w:t>Allow CSV import and export of templates.</w:t>
+      </w:r>
+    </w:p>
+    <w:p>
+      <w:pPr>
+        <w:spacing w:after="40"/>
+        <w:ind w:left="425" w:hanging="255"/>
+      </w:pPr>
+      <w:r>
+        <w:rPr>
+          <w:b w:val="0"/>
+          <w:sz w:val="20"/>
+        </w:rPr>
+        <w:t xml:space="preserve">-  </w:t>
+      </w:r>
+      <w:r>
+        <w:rPr>
+          <w:b w:val="0"/>
+          <w:sz w:val="20"/>
+        </w:rPr>
+        <w:t>Add a 'Duplicate this template' shortcut.</w:t>
+      </w:r>
+    </w:p>
+    <w:p>
+      <w:pPr>
+        <w:spacing w:before="200" w:after="60"/>
+      </w:pPr>
+      <w:r>
+        <w:rPr>
+          <w:b/>
+          <w:color w:val="C0504D"/>
+          <w:sz w:val="22"/>
+        </w:rPr>
+        <w:t>Feedback</w:t>
+      </w:r>
+    </w:p>
+    <w:p>
+      <w:pPr>
+        <w:spacing w:after="80"/>
+      </w:pPr>
+      <w:r>
+        <w:rPr>
+          <w:i/>
+          <w:color w:val="555555"/>
+          <w:sz w:val="18"/>
+        </w:rPr>
+        <w:t>Please note below: Status (Pass / Fail / Needs Work), any comments or issues you hit, and your priority for the improvement ideas above (High / Medium / Low / Skip).</w:t>
+      </w:r>
+    </w:p>
+    <w:p>
+      <w:pPr>
+        <w:spacing w:after="120"/>
+      </w:pPr>
+      <w:r>
+        <w:rPr>
+          <w:color w:val="BBBBBB"/>
+          <w:sz w:val="20"/>
+        </w:rPr>
+        <w:t>__________________________________________________________________________________________</w:t>
+      </w:r>
+    </w:p>
+    <w:p>
+      <w:pPr>
+        <w:spacing w:after="120"/>
+      </w:pPr>
+      <w:r>
+        <w:rPr>
+          <w:color w:val="BBBBBB"/>
+          <w:sz w:val="20"/>
+        </w:rPr>
+        <w:t>__________________________________________________________________________________________</w:t>
+      </w:r>
+    </w:p>
+    <w:p>
+      <w:pPr>
+        <w:spacing w:after="120"/>
+      </w:pPr>
+      <w:r>
+        <w:rPr>
+          <w:color w:val="BBBBBB"/>
+          <w:sz w:val="20"/>
+        </w:rPr>
+        <w:t>__________________________________________________________________________________________</w:t>
+      </w:r>
+    </w:p>
+    <w:p>
+      <w:pPr>
+        <w:spacing w:after="120"/>
+      </w:pPr>
+      <w:r>
+        <w:rPr>
+          <w:color w:val="BBBBBB"/>
+          <w:sz w:val="20"/>
+        </w:rPr>
+        <w:t>__________________________________________________________________________________________</w:t>
+      </w:r>
+    </w:p>
+    <w:p>
+      <w:pPr>
+        <w:spacing w:after="120"/>
+      </w:pPr>
+      <w:r>
+        <w:rPr>
+          <w:color w:val="BBBBBB"/>
+          <w:sz w:val="20"/>
+        </w:rPr>
+        <w:t>__________________________________________________________________________________________</w:t>
+      </w:r>
+    </w:p>
+    <w:p>
+      <w:pPr>
+        <w:spacing w:after="120"/>
+      </w:pPr>
+      <w:r>
+        <w:rPr>
+          <w:color w:val="BBBBBB"/>
+          <w:sz w:val="20"/>
+        </w:rPr>
+        <w:t>__________________________________________________________________________________________</w:t>
+      </w:r>
+    </w:p>
+    <w:p/>
+    <w:p>
+      <w:pPr>
+        <w:pStyle w:val="Heading2"/>
+        <w:spacing w:after="80" w:before="280"/>
+      </w:pPr>
+      <w:r>
+        <w:t>31. Task Template detail</w:t>
+      </w:r>
+    </w:p>
+    <w:p>
+      <w:pPr>
+        <w:spacing w:before="200" w:after="60"/>
+      </w:pPr>
+      <w:r>
+        <w:rPr>
+          <w:b/>
+          <w:color w:val="1F3A5F"/>
+          <w:sz w:val="22"/>
+        </w:rPr>
+        <w:t>Route / Location</w:t>
+      </w:r>
+    </w:p>
+    <w:p>
+      <w:pPr>
+        <w:spacing w:after="40"/>
+      </w:pPr>
+      <w:r>
+        <w:rPr>
+          <w:b w:val="0"/>
+          <w:sz w:val="20"/>
+        </w:rPr>
+        <w:t>/admin/task-templates/&lt;templateId&gt;</w:t>
+      </w:r>
+    </w:p>
+    <w:p>
+      <w:pPr>
+        <w:spacing w:before="200" w:after="60"/>
+      </w:pPr>
+      <w:r>
+        <w:rPr>
+          <w:b/>
+          <w:color w:val="1F3A5F"/>
+          <w:sz w:val="22"/>
+        </w:rPr>
+        <w:t>How To Test</w:t>
+      </w:r>
+    </w:p>
+    <w:p>
+      <w:pPr>
+        <w:spacing w:after="40"/>
+        <w:ind w:left="425" w:hanging="255"/>
+      </w:pPr>
+      <w:r>
+        <w:rPr>
+          <w:b w:val="0"/>
+          <w:sz w:val="20"/>
+        </w:rPr>
+        <w:t xml:space="preserve">-  </w:t>
+      </w:r>
+      <w:r>
+        <w:rPr>
+          <w:b w:val="0"/>
+          <w:sz w:val="20"/>
+        </w:rPr>
+        <w:t>Open a template.</w:t>
+      </w:r>
+    </w:p>
+    <w:p>
+      <w:pPr>
+        <w:spacing w:after="40"/>
+        <w:ind w:left="907" w:hanging="255"/>
+      </w:pPr>
+      <w:r>
+        <w:rPr>
+          <w:b w:val="0"/>
+          <w:sz w:val="20"/>
+        </w:rPr>
+        <w:t xml:space="preserve">•  </w:t>
+      </w:r>
+      <w:r>
+        <w:rPr>
+          <w:b w:val="0"/>
+          <w:sz w:val="20"/>
+        </w:rPr>
+        <w:t>Check the read-only detail view.</w:t>
+      </w:r>
+    </w:p>
+    <w:p>
+      <w:pPr>
+        <w:spacing w:after="40"/>
+        <w:ind w:left="425" w:hanging="255"/>
+      </w:pPr>
+      <w:r>
+        <w:rPr>
+          <w:b w:val="0"/>
+          <w:sz w:val="20"/>
+        </w:rPr>
+        <w:t xml:space="preserve">-  </w:t>
+      </w:r>
+      <w:r>
+        <w:rPr>
+          <w:b w:val="0"/>
+          <w:sz w:val="20"/>
+        </w:rPr>
+        <w:t>Click Edit Template and update several fields.</w:t>
+      </w:r>
+    </w:p>
+    <w:p>
+      <w:pPr>
+        <w:spacing w:after="40"/>
+        <w:ind w:left="907" w:hanging="255"/>
+      </w:pPr>
+      <w:r>
+        <w:rPr>
+          <w:b w:val="0"/>
+          <w:sz w:val="20"/>
+        </w:rPr>
+        <w:t xml:space="preserve">•  </w:t>
+      </w:r>
+      <w:r>
+        <w:rPr>
+          <w:b w:val="0"/>
+          <w:sz w:val="20"/>
+        </w:rPr>
+        <w:t>Name, description, target, milestone label, dependency, float days, automation level, category, sort order, active toggle.</w:t>
+      </w:r>
+    </w:p>
+    <w:p>
+      <w:pPr>
+        <w:spacing w:after="40"/>
+        <w:ind w:left="425" w:hanging="255"/>
+      </w:pPr>
+      <w:r>
+        <w:rPr>
+          <w:b w:val="0"/>
+          <w:sz w:val="20"/>
+        </w:rPr>
+        <w:t xml:space="preserve">-  </w:t>
+      </w:r>
+      <w:r>
+        <w:rPr>
+          <w:b w:val="0"/>
+          <w:sz w:val="20"/>
+        </w:rPr>
+        <w:t>Try the dependency rule builder section.</w:t>
+      </w:r>
+    </w:p>
+    <w:p>
+      <w:pPr>
+        <w:spacing w:after="40"/>
+        <w:ind w:left="425" w:hanging="255"/>
+      </w:pPr>
+      <w:r>
+        <w:rPr>
+          <w:b w:val="0"/>
+          <w:sz w:val="20"/>
+        </w:rPr>
+        <w:t xml:space="preserve">-  </w:t>
+      </w:r>
+      <w:r>
+        <w:rPr>
+          <w:b w:val="0"/>
+          <w:sz w:val="20"/>
+        </w:rPr>
+        <w:t>Click Save.</w:t>
+      </w:r>
+    </w:p>
+    <w:p>
+      <w:pPr>
+        <w:spacing w:before="200" w:after="60"/>
+      </w:pPr>
+      <w:r>
+        <w:rPr>
+          <w:b/>
+          <w:color w:val="1F3A5F"/>
+          <w:sz w:val="22"/>
+        </w:rPr>
+        <w:t>Expected Result</w:t>
+      </w:r>
+    </w:p>
+    <w:p>
+      <w:pPr>
+        <w:spacing w:after="40"/>
+        <w:ind w:left="425" w:hanging="255"/>
+      </w:pPr>
+      <w:r>
+        <w:rPr>
+          <w:b w:val="0"/>
+          <w:sz w:val="20"/>
+        </w:rPr>
+        <w:t xml:space="preserve">-  </w:t>
+      </w:r>
+      <w:r>
+        <w:rPr>
+          <w:b w:val="0"/>
+          <w:sz w:val="20"/>
+        </w:rPr>
+        <w:t>All changes persist and the page returns to read-only mode.</w:t>
+      </w:r>
+    </w:p>
+    <w:p>
+      <w:pPr>
+        <w:spacing w:before="200" w:after="60"/>
+      </w:pPr>
+      <w:r>
+        <w:rPr>
+          <w:b/>
+          <w:color w:val="1F3A5F"/>
+          <w:sz w:val="22"/>
+        </w:rPr>
+        <w:t>Future Improvement Suggestions</w:t>
+      </w:r>
+    </w:p>
+    <w:p>
+      <w:pPr>
+        <w:spacing w:after="40"/>
+        <w:ind w:left="425" w:hanging="255"/>
+      </w:pPr>
+      <w:r>
+        <w:rPr>
+          <w:b w:val="0"/>
+          <w:sz w:val="20"/>
+        </w:rPr>
+        <w:t xml:space="preserve">-  </w:t>
+      </w:r>
+      <w:r>
+        <w:rPr>
+          <w:b w:val="0"/>
+          <w:sz w:val="20"/>
+        </w:rPr>
+        <w:t>Add a visual dependency graph so admins can see how tasks connect.</w:t>
+      </w:r>
+    </w:p>
+    <w:p>
+      <w:pPr>
+        <w:spacing w:after="40"/>
+        <w:ind w:left="425" w:hanging="255"/>
+      </w:pPr>
+      <w:r>
+        <w:rPr>
+          <w:b w:val="0"/>
+          <w:sz w:val="20"/>
+        </w:rPr>
+        <w:t xml:space="preserve">-  </w:t>
+      </w:r>
+      <w:r>
+        <w:rPr>
+          <w:b w:val="0"/>
+          <w:sz w:val="20"/>
+        </w:rPr>
+        <w:t>Show a 'where used' indicator listing which transaction types use this template.</w:t>
+      </w:r>
+    </w:p>
+    <w:p>
+      <w:pPr>
+        <w:spacing w:before="200" w:after="60"/>
+      </w:pPr>
+      <w:r>
+        <w:rPr>
+          <w:b/>
+          <w:color w:val="C0504D"/>
+          <w:sz w:val="22"/>
+        </w:rPr>
+        <w:t>Feedback</w:t>
+      </w:r>
+    </w:p>
+    <w:p>
+      <w:pPr>
+        <w:spacing w:after="80"/>
+      </w:pPr>
+      <w:r>
+        <w:rPr>
+          <w:i/>
+          <w:color w:val="555555"/>
+          <w:sz w:val="18"/>
+        </w:rPr>
+        <w:t>Please note below: Status (Pass / Fail / Needs Work), any comments or issues you hit, and your priority for the improvement ideas above (High / Medium / Low / Skip).</w:t>
+      </w:r>
+    </w:p>
+    <w:p>
+      <w:pPr>
+        <w:spacing w:after="120"/>
+      </w:pPr>
+      <w:r>
+        <w:rPr>
+          <w:color w:val="BBBBBB"/>
+          <w:sz w:val="20"/>
+        </w:rPr>
+        <w:t>__________________________________________________________________________________________</w:t>
+      </w:r>
+    </w:p>
+    <w:p>
+      <w:pPr>
+        <w:spacing w:after="120"/>
+      </w:pPr>
+      <w:r>
+        <w:rPr>
+          <w:color w:val="BBBBBB"/>
+          <w:sz w:val="20"/>
+        </w:rPr>
+        <w:t>__________________________________________________________________________________________</w:t>
+      </w:r>
+    </w:p>
+    <w:p>
+      <w:pPr>
+        <w:spacing w:after="120"/>
+      </w:pPr>
+      <w:r>
+        <w:rPr>
+          <w:color w:val="BBBBBB"/>
+          <w:sz w:val="20"/>
+        </w:rPr>
+        <w:t>__________________________________________________________________________________________</w:t>
+      </w:r>
+    </w:p>
+    <w:p>
+      <w:pPr>
+        <w:spacing w:after="120"/>
+      </w:pPr>
+      <w:r>
+        <w:rPr>
+          <w:color w:val="BBBBBB"/>
+          <w:sz w:val="20"/>
+        </w:rPr>
+        <w:t>__________________________________________________________________________________________</w:t>
+      </w:r>
+    </w:p>
+    <w:p>
+      <w:pPr>
+        <w:spacing w:after="120"/>
+      </w:pPr>
+      <w:r>
+        <w:rPr>
+          <w:color w:val="BBBBBB"/>
+          <w:sz w:val="20"/>
+        </w:rPr>
+        <w:t>__________________________________________________________________________________________</w:t>
+      </w:r>
+    </w:p>
+    <w:p>
+      <w:pPr>
+        <w:spacing w:after="120"/>
+      </w:pPr>
+      <w:r>
+        <w:rPr>
+          <w:color w:val="BBBBBB"/>
+          <w:sz w:val="20"/>
+        </w:rPr>
+        <w:t>__________________________________________________________________________________________</w:t>
+      </w:r>
+    </w:p>
+    <w:p/>
+    <w:p>
+      <w:pPr>
+        <w:pStyle w:val="Heading2"/>
+        <w:spacing w:after="80" w:before="280"/>
+      </w:pPr>
+      <w:r>
+        <w:t>32. Admin user detail (direct link)</w:t>
+      </w:r>
+    </w:p>
+    <w:p>
+      <w:pPr>
+        <w:spacing w:before="200" w:after="60"/>
+      </w:pPr>
+      <w:r>
+        <w:rPr>
+          <w:b/>
+          <w:color w:val="1F3A5F"/>
+          <w:sz w:val="22"/>
+        </w:rPr>
+        <w:t>Route / Location</w:t>
+      </w:r>
+    </w:p>
+    <w:p>
+      <w:pPr>
+        <w:spacing w:after="40"/>
+      </w:pPr>
+      <w:r>
+        <w:rPr>
+          <w:b w:val="0"/>
+          <w:sz w:val="20"/>
+        </w:rPr>
+        <w:t>/admin/users/&lt;userId&gt;</w:t>
+      </w:r>
+    </w:p>
+    <w:p>
+      <w:pPr>
+        <w:spacing w:before="200" w:after="60"/>
+      </w:pPr>
+      <w:r>
+        <w:rPr>
+          <w:b/>
+          <w:color w:val="1F3A5F"/>
+          <w:sz w:val="22"/>
+        </w:rPr>
+        <w:t>How To Test</w:t>
+      </w:r>
+    </w:p>
+    <w:p>
+      <w:pPr>
+        <w:spacing w:after="40"/>
+        <w:ind w:left="425" w:hanging="255"/>
+      </w:pPr>
+      <w:r>
+        <w:rPr>
+          <w:b w:val="0"/>
+          <w:sz w:val="20"/>
+        </w:rPr>
+        <w:t xml:space="preserve">-  </w:t>
+      </w:r>
+      <w:r>
+        <w:rPr>
+          <w:b w:val="0"/>
+          <w:sz w:val="20"/>
+        </w:rPr>
+        <w:t>As an Admin, open a known user ID URL.</w:t>
+      </w:r>
+    </w:p>
+    <w:p>
+      <w:pPr>
+        <w:spacing w:after="40"/>
+        <w:ind w:left="425" w:hanging="255"/>
+      </w:pPr>
+      <w:r>
+        <w:rPr>
+          <w:b w:val="0"/>
+          <w:sz w:val="20"/>
+        </w:rPr>
+        <w:t xml:space="preserve">-  </w:t>
+      </w:r>
+      <w:r>
+        <w:rPr>
+          <w:b w:val="0"/>
+          <w:sz w:val="20"/>
+        </w:rPr>
+        <w:t>Open an invalid user ID to check the error state.</w:t>
+      </w:r>
+    </w:p>
+    <w:p>
+      <w:pPr>
+        <w:spacing w:before="200" w:after="60"/>
+      </w:pPr>
+      <w:r>
+        <w:rPr>
+          <w:b/>
+          <w:color w:val="1F3A5F"/>
+          <w:sz w:val="22"/>
+        </w:rPr>
+        <w:t>Expected Result</w:t>
+      </w:r>
+    </w:p>
+    <w:p>
+      <w:pPr>
+        <w:spacing w:after="40"/>
+        <w:ind w:left="425" w:hanging="255"/>
+      </w:pPr>
+      <w:r>
+        <w:rPr>
+          <w:b w:val="0"/>
+          <w:sz w:val="20"/>
+        </w:rPr>
+        <w:t xml:space="preserve">-  </w:t>
+      </w:r>
+      <w:r>
+        <w:rPr>
+          <w:b w:val="0"/>
+          <w:sz w:val="20"/>
+        </w:rPr>
+        <w:t>A valid ID renders the user's profile card.</w:t>
+      </w:r>
+    </w:p>
+    <w:p>
+      <w:pPr>
+        <w:spacing w:after="40"/>
+        <w:ind w:left="425" w:hanging="255"/>
+      </w:pPr>
+      <w:r>
+        <w:rPr>
+          <w:b w:val="0"/>
+          <w:sz w:val="20"/>
+        </w:rPr>
+        <w:t xml:space="preserve">-  </w:t>
+      </w:r>
+      <w:r>
+        <w:rPr>
+          <w:b w:val="0"/>
+          <w:sz w:val="20"/>
+        </w:rPr>
+        <w:t>An invalid ID shows a clean error state.</w:t>
+      </w:r>
+    </w:p>
+    <w:p>
+      <w:pPr>
+        <w:spacing w:before="200" w:after="60"/>
+      </w:pPr>
+      <w:r>
+        <w:rPr>
+          <w:b/>
+          <w:color w:val="1F3A5F"/>
+          <w:sz w:val="22"/>
+        </w:rPr>
+        <w:t>Future Improvement Suggestions</w:t>
+      </w:r>
+    </w:p>
+    <w:p>
+      <w:pPr>
+        <w:spacing w:after="40"/>
+        <w:ind w:left="425" w:hanging="255"/>
+      </w:pPr>
+      <w:r>
+        <w:rPr>
+          <w:b w:val="0"/>
+          <w:sz w:val="20"/>
+        </w:rPr>
+        <w:t xml:space="preserve">-  </w:t>
+      </w:r>
+      <w:r>
+        <w:rPr>
+          <w:b w:val="0"/>
+          <w:sz w:val="20"/>
+        </w:rPr>
+        <w:t>Finish the Team Members list page so this page is reachable without typing URLs.</w:t>
+      </w:r>
+    </w:p>
+    <w:p>
+      <w:pPr>
+        <w:spacing w:after="40"/>
+        <w:ind w:left="425" w:hanging="255"/>
+      </w:pPr>
+      <w:r>
+        <w:rPr>
+          <w:b w:val="0"/>
+          <w:sz w:val="20"/>
+        </w:rPr>
+        <w:t xml:space="preserve">-  </w:t>
+      </w:r>
+      <w:r>
+        <w:rPr>
+          <w:b w:val="0"/>
+          <w:sz w:val="20"/>
+        </w:rPr>
+        <w:t>Add an audit trail showing the user's recent actions.</w:t>
+      </w:r>
+    </w:p>
+    <w:p>
+      <w:pPr>
+        <w:spacing w:before="200" w:after="60"/>
+      </w:pPr>
+      <w:r>
+        <w:rPr>
+          <w:b/>
+          <w:color w:val="C0504D"/>
+          <w:sz w:val="22"/>
+        </w:rPr>
+        <w:t>Feedback</w:t>
+      </w:r>
+    </w:p>
+    <w:p>
+      <w:pPr>
+        <w:spacing w:after="80"/>
+      </w:pPr>
+      <w:r>
+        <w:rPr>
+          <w:i/>
+          <w:color w:val="555555"/>
+          <w:sz w:val="18"/>
+        </w:rPr>
+        <w:t>Please note below: Status (Pass / Fail / Needs Work), any comments or issues you hit, and your priority for the improvement ideas above (High / Medium / Low / Skip).</w:t>
+      </w:r>
+    </w:p>
+    <w:p>
+      <w:pPr>
+        <w:spacing w:after="120"/>
+      </w:pPr>
+      <w:r>
+        <w:rPr>
+          <w:color w:val="BBBBBB"/>
+          <w:sz w:val="20"/>
+        </w:rPr>
+        <w:t>__________________________________________________________________________________________</w:t>
+      </w:r>
+    </w:p>
+    <w:p>
+      <w:pPr>
+        <w:spacing w:after="120"/>
+      </w:pPr>
+      <w:r>
+        <w:rPr>
+          <w:color w:val="BBBBBB"/>
+          <w:sz w:val="20"/>
+        </w:rPr>
+        <w:t>__________________________________________________________________________________________</w:t>
+      </w:r>
+    </w:p>
+    <w:p>
+      <w:pPr>
+        <w:spacing w:after="120"/>
+      </w:pPr>
+      <w:r>
+        <w:rPr>
+          <w:color w:val="BBBBBB"/>
+          <w:sz w:val="20"/>
+        </w:rPr>
+        <w:t>__________________________________________________________________________________________</w:t>
+      </w:r>
+    </w:p>
+    <w:p>
+      <w:pPr>
+        <w:spacing w:after="120"/>
+      </w:pPr>
+      <w:r>
+        <w:rPr>
+          <w:color w:val="BBBBBB"/>
+          <w:sz w:val="20"/>
+        </w:rPr>
+        <w:t>__________________________________________________________________________________________</w:t>
+      </w:r>
+    </w:p>
+    <w:p>
+      <w:pPr>
+        <w:spacing w:after="120"/>
+      </w:pPr>
+      <w:r>
+        <w:rPr>
+          <w:color w:val="BBBBBB"/>
+          <w:sz w:val="20"/>
+        </w:rPr>
+        <w:t>__________________________________________________________________________________________</w:t>
+      </w:r>
+    </w:p>
+    <w:p>
+      <w:pPr>
+        <w:spacing w:after="120"/>
+      </w:pPr>
+      <w:r>
+        <w:rPr>
+          <w:color w:val="BBBBBB"/>
+          <w:sz w:val="20"/>
+        </w:rPr>
+        <w:t>__________________________________________________________________________________________</w:t>
+      </w:r>
+    </w:p>
+    <w:p/>
+    <w:p>
+      <w:r>
+        <w:br w:type="page"/>
+      </w:r>
+    </w:p>
+    <w:p>
+      <w:pPr>
+        <w:pStyle w:val="Heading1"/>
+        <w:spacing w:after="160" w:before="360"/>
+      </w:pPr>
+      <w:r>
+        <w:t>Section 5 — Role-Specific Workspaces</w:t>
+      </w:r>
+    </w:p>
+    <w:p>
+      <w:pPr>
+        <w:pStyle w:val="Heading2"/>
+        <w:spacing w:after="80" w:before="280"/>
+      </w:pPr>
+      <w:r>
+        <w:t>33. Attorney workspace</w:t>
+      </w:r>
+    </w:p>
+    <w:p>
+      <w:pPr>
+        <w:spacing w:before="200" w:after="60"/>
+      </w:pPr>
+      <w:r>
+        <w:rPr>
+          <w:b/>
+          <w:color w:val="1F3A5F"/>
+          <w:sz w:val="22"/>
+        </w:rPr>
+        <w:t>Route / Location</w:t>
+      </w:r>
+    </w:p>
+    <w:p>
+      <w:pPr>
+        <w:spacing w:after="40"/>
+      </w:pPr>
+      <w:r>
+        <w:rPr>
+          <w:b w:val="0"/>
+          <w:sz w:val="20"/>
+        </w:rPr>
+        <w:t>/transactions (as Attorney)</w:t>
+      </w:r>
+    </w:p>
+    <w:p>
+      <w:pPr>
+        <w:spacing w:before="200" w:after="60"/>
+      </w:pPr>
+      <w:r>
+        <w:rPr>
+          <w:b/>
+          <w:color w:val="1F3A5F"/>
+          <w:sz w:val="22"/>
+        </w:rPr>
+        <w:t>How To Test</w:t>
+      </w:r>
+    </w:p>
+    <w:p>
+      <w:pPr>
+        <w:spacing w:after="40"/>
+        <w:ind w:left="425" w:hanging="255"/>
+      </w:pPr>
+      <w:r>
+        <w:rPr>
+          <w:b w:val="0"/>
+          <w:sz w:val="20"/>
+        </w:rPr>
+        <w:t xml:space="preserve">-  </w:t>
+      </w:r>
+      <w:r>
+        <w:rPr>
+          <w:b w:val="0"/>
+          <w:sz w:val="20"/>
+        </w:rPr>
+        <w:t>Sign in as an Attorney and open /transactions.</w:t>
+      </w:r>
+    </w:p>
+    <w:p>
+      <w:pPr>
+        <w:spacing w:after="40"/>
+        <w:ind w:left="907" w:hanging="255"/>
+      </w:pPr>
+      <w:r>
+        <w:rPr>
+          <w:b w:val="0"/>
+          <w:sz w:val="20"/>
+        </w:rPr>
+        <w:t xml:space="preserve">•  </w:t>
+      </w:r>
+      <w:r>
+        <w:rPr>
+          <w:b w:val="0"/>
+          <w:sz w:val="20"/>
+        </w:rPr>
+        <w:t>The page should automatically switch to the attorney layout.</w:t>
+      </w:r>
+    </w:p>
+    <w:p>
+      <w:pPr>
+        <w:spacing w:after="40"/>
+        <w:ind w:left="425" w:hanging="255"/>
+      </w:pPr>
+      <w:r>
+        <w:rPr>
+          <w:b w:val="0"/>
+          <w:sz w:val="20"/>
+        </w:rPr>
+        <w:t xml:space="preserve">-  </w:t>
+      </w:r>
+      <w:r>
+        <w:rPr>
+          <w:b w:val="0"/>
+          <w:sz w:val="20"/>
+        </w:rPr>
+        <w:t>Check the header.</w:t>
+      </w:r>
+    </w:p>
+    <w:p>
+      <w:pPr>
+        <w:spacing w:after="40"/>
+        <w:ind w:left="907" w:hanging="255"/>
+      </w:pPr>
+      <w:r>
+        <w:rPr>
+          <w:b w:val="0"/>
+          <w:sz w:val="20"/>
+        </w:rPr>
+        <w:t xml:space="preserve">•  </w:t>
+      </w:r>
+      <w:r>
+        <w:rPr>
+          <w:b w:val="0"/>
+          <w:sz w:val="20"/>
+        </w:rPr>
+        <w:t>The attorney-specific title and KPI row are visible.</w:t>
+      </w:r>
+    </w:p>
+    <w:p>
+      <w:pPr>
+        <w:spacing w:after="40"/>
+        <w:ind w:left="425" w:hanging="255"/>
+      </w:pPr>
+      <w:r>
+        <w:rPr>
+          <w:b w:val="0"/>
+          <w:sz w:val="20"/>
+        </w:rPr>
+        <w:t xml:space="preserve">-  </w:t>
+      </w:r>
+      <w:r>
+        <w:rPr>
+          <w:b w:val="0"/>
+          <w:sz w:val="20"/>
+        </w:rPr>
+        <w:t>Use the filter tabs.</w:t>
+      </w:r>
+    </w:p>
+    <w:p>
+      <w:pPr>
+        <w:spacing w:after="40"/>
+        <w:ind w:left="907" w:hanging="255"/>
+      </w:pPr>
+      <w:r>
+        <w:rPr>
+          <w:b w:val="0"/>
+          <w:sz w:val="20"/>
+        </w:rPr>
+        <w:t xml:space="preserve">•  </w:t>
+      </w:r>
+      <w:r>
+        <w:rPr>
+          <w:b w:val="0"/>
+          <w:sz w:val="20"/>
+        </w:rPr>
+        <w:t>All, Needs Review, Missing Docs, Ready To Release, Clean Files.</w:t>
+      </w:r>
+    </w:p>
+    <w:p>
+      <w:pPr>
+        <w:spacing w:after="40"/>
+        <w:ind w:left="425" w:hanging="255"/>
+      </w:pPr>
+      <w:r>
+        <w:rPr>
+          <w:b w:val="0"/>
+          <w:sz w:val="20"/>
+        </w:rPr>
+        <w:t xml:space="preserve">-  </w:t>
+      </w:r>
+      <w:r>
+        <w:rPr>
+          <w:b w:val="0"/>
+          <w:sz w:val="20"/>
+        </w:rPr>
+        <w:t>Confirm the matter cards render.</w:t>
+      </w:r>
+    </w:p>
+    <w:p>
+      <w:pPr>
+        <w:spacing w:after="40"/>
+        <w:ind w:left="425" w:hanging="255"/>
+      </w:pPr>
+      <w:r>
+        <w:rPr>
+          <w:b w:val="0"/>
+          <w:sz w:val="20"/>
+        </w:rPr>
+        <w:t xml:space="preserve">-  </w:t>
+      </w:r>
+      <w:r>
+        <w:rPr>
+          <w:b w:val="0"/>
+          <w:sz w:val="20"/>
+        </w:rPr>
+        <w:t>Click the floating Ask AI button.</w:t>
+      </w:r>
+    </w:p>
+    <w:p>
+      <w:pPr>
+        <w:spacing w:after="40"/>
+        <w:ind w:left="425" w:hanging="255"/>
+      </w:pPr>
+      <w:r>
+        <w:rPr>
+          <w:b w:val="0"/>
+          <w:sz w:val="20"/>
+        </w:rPr>
+        <w:t xml:space="preserve">-  </w:t>
+      </w:r>
+      <w:r>
+        <w:rPr>
+          <w:b w:val="0"/>
+          <w:sz w:val="20"/>
+        </w:rPr>
+        <w:t>Please note the current state of three header buttons:</w:t>
+      </w:r>
+    </w:p>
+    <w:p>
+      <w:pPr>
+        <w:spacing w:after="40"/>
+        <w:ind w:left="907" w:hanging="255"/>
+      </w:pPr>
+      <w:r>
+        <w:rPr>
+          <w:b w:val="0"/>
+          <w:sz w:val="20"/>
+        </w:rPr>
+        <w:t xml:space="preserve">•  </w:t>
+      </w:r>
+      <w:r>
+        <w:rPr>
+          <w:b w:val="0"/>
+          <w:sz w:val="20"/>
+        </w:rPr>
+        <w:t>Open review queue — visual only right now.</w:t>
+      </w:r>
+    </w:p>
+    <w:p>
+      <w:pPr>
+        <w:spacing w:after="40"/>
+        <w:ind w:left="907" w:hanging="255"/>
+      </w:pPr>
+      <w:r>
+        <w:rPr>
+          <w:b w:val="0"/>
+          <w:sz w:val="20"/>
+        </w:rPr>
+        <w:t xml:space="preserve">•  </w:t>
+      </w:r>
+      <w:r>
+        <w:rPr>
+          <w:b w:val="0"/>
+          <w:sz w:val="20"/>
+        </w:rPr>
+        <w:t>State rules — visual only right now.</w:t>
+      </w:r>
+    </w:p>
+    <w:p>
+      <w:pPr>
+        <w:spacing w:after="40"/>
+        <w:ind w:left="907" w:hanging="255"/>
+      </w:pPr>
+      <w:r>
+        <w:rPr>
+          <w:b w:val="0"/>
+          <w:sz w:val="20"/>
+        </w:rPr>
+        <w:t xml:space="preserve">•  </w:t>
+      </w:r>
+      <w:r>
+        <w:rPr>
+          <w:b w:val="0"/>
+          <w:sz w:val="20"/>
+        </w:rPr>
+        <w:t>Upload legal packet — visual only right now.</w:t>
+      </w:r>
+    </w:p>
+    <w:p>
+      <w:pPr>
+        <w:spacing w:before="200" w:after="60"/>
+      </w:pPr>
+      <w:r>
+        <w:rPr>
+          <w:b/>
+          <w:color w:val="1F3A5F"/>
+          <w:sz w:val="22"/>
+        </w:rPr>
+        <w:t>Expected Result</w:t>
+      </w:r>
+    </w:p>
+    <w:p>
+      <w:pPr>
+        <w:spacing w:after="40"/>
+        <w:ind w:left="425" w:hanging="255"/>
+      </w:pPr>
+      <w:r>
+        <w:rPr>
+          <w:b w:val="0"/>
+          <w:sz w:val="20"/>
+        </w:rPr>
+        <w:t xml:space="preserve">-  </w:t>
+      </w:r>
+      <w:r>
+        <w:rPr>
+          <w:b w:val="0"/>
+          <w:sz w:val="20"/>
+        </w:rPr>
+        <w:t>The attorney layout loads with the correct tabs and matter cards.</w:t>
+      </w:r>
+    </w:p>
+    <w:p>
+      <w:pPr>
+        <w:spacing w:after="40"/>
+        <w:ind w:left="425" w:hanging="255"/>
+      </w:pPr>
+      <w:r>
+        <w:rPr>
+          <w:b w:val="0"/>
+          <w:sz w:val="20"/>
+        </w:rPr>
+        <w:t xml:space="preserve">-  </w:t>
+      </w:r>
+      <w:r>
+        <w:rPr>
+          <w:b w:val="0"/>
+          <w:sz w:val="20"/>
+        </w:rPr>
+        <w:t>The Ask AI panel opens correctly.</w:t>
+      </w:r>
+    </w:p>
+    <w:p>
+      <w:pPr>
+        <w:spacing w:before="200" w:after="60"/>
+      </w:pPr>
+      <w:r>
+        <w:rPr>
+          <w:b/>
+          <w:color w:val="1F3A5F"/>
+          <w:sz w:val="22"/>
+        </w:rPr>
+        <w:t>Future Improvement Suggestions</w:t>
+      </w:r>
+    </w:p>
+    <w:p>
+      <w:pPr>
+        <w:spacing w:after="40"/>
+        <w:ind w:left="425" w:hanging="255"/>
+      </w:pPr>
+      <w:r>
+        <w:rPr>
+          <w:b w:val="0"/>
+          <w:sz w:val="20"/>
+        </w:rPr>
+        <w:t xml:space="preserve">-  </w:t>
+      </w:r>
+      <w:r>
+        <w:rPr>
+          <w:b w:val="0"/>
+          <w:sz w:val="20"/>
+        </w:rPr>
+        <w:t>Wire the three header buttons (Open review queue, State rules, Upload legal packet).</w:t>
+      </w:r>
+    </w:p>
+    <w:p>
+      <w:pPr>
+        <w:spacing w:after="40"/>
+        <w:ind w:left="425" w:hanging="255"/>
+      </w:pPr>
+      <w:r>
+        <w:rPr>
+          <w:b w:val="0"/>
+          <w:sz w:val="20"/>
+        </w:rPr>
+        <w:t xml:space="preserve">-  </w:t>
+      </w:r>
+      <w:r>
+        <w:rPr>
+          <w:b w:val="0"/>
+          <w:sz w:val="20"/>
+        </w:rPr>
+        <w:t>Add a quick-reference modal for state recording rules.</w:t>
+      </w:r>
+    </w:p>
+    <w:p>
+      <w:pPr>
+        <w:spacing w:after="40"/>
+        <w:ind w:left="425" w:hanging="255"/>
+      </w:pPr>
+      <w:r>
+        <w:rPr>
+          <w:b w:val="0"/>
+          <w:sz w:val="20"/>
+        </w:rPr>
+        <w:t xml:space="preserve">-  </w:t>
+      </w:r>
+      <w:r>
+        <w:rPr>
+          <w:b w:val="0"/>
+          <w:sz w:val="20"/>
+        </w:rPr>
+        <w:t>Add a 'Sign off all in this packet' bulk action.</w:t>
+      </w:r>
+    </w:p>
+    <w:p>
+      <w:pPr>
+        <w:spacing w:before="200" w:after="60"/>
+      </w:pPr>
+      <w:r>
+        <w:rPr>
+          <w:b/>
+          <w:color w:val="C0504D"/>
+          <w:sz w:val="22"/>
+        </w:rPr>
+        <w:t>Feedback</w:t>
+      </w:r>
+    </w:p>
+    <w:p>
+      <w:pPr>
+        <w:spacing w:after="80"/>
+      </w:pPr>
+      <w:r>
+        <w:rPr>
+          <w:i/>
+          <w:color w:val="555555"/>
+          <w:sz w:val="18"/>
+        </w:rPr>
+        <w:t>Please note below: Status (Pass / Fail / Needs Work), any comments or issues you hit, and your priority for the improvement ideas above (High / Medium / Low / Skip).</w:t>
+      </w:r>
+    </w:p>
+    <w:p>
+      <w:pPr>
+        <w:spacing w:after="120"/>
+      </w:pPr>
+      <w:r>
+        <w:rPr>
+          <w:color w:val="BBBBBB"/>
+          <w:sz w:val="20"/>
+        </w:rPr>
+        <w:t>__________________________________________________________________________________________</w:t>
+      </w:r>
+    </w:p>
+    <w:p>
+      <w:pPr>
+        <w:spacing w:after="120"/>
+      </w:pPr>
+      <w:r>
+        <w:rPr>
+          <w:color w:val="BBBBBB"/>
+          <w:sz w:val="20"/>
+        </w:rPr>
+        <w:t>__________________________________________________________________________________________</w:t>
+      </w:r>
+    </w:p>
+    <w:p>
+      <w:pPr>
+        <w:spacing w:after="120"/>
+      </w:pPr>
+      <w:r>
+        <w:rPr>
+          <w:color w:val="BBBBBB"/>
+          <w:sz w:val="20"/>
+        </w:rPr>
+        <w:t>__________________________________________________________________________________________</w:t>
+      </w:r>
+    </w:p>
+    <w:p>
+      <w:pPr>
+        <w:spacing w:after="120"/>
+      </w:pPr>
+      <w:r>
+        <w:rPr>
+          <w:color w:val="BBBBBB"/>
+          <w:sz w:val="20"/>
+        </w:rPr>
+        <w:t>__________________________________________________________________________________________</w:t>
+      </w:r>
+    </w:p>
+    <w:p>
+      <w:pPr>
+        <w:spacing w:after="120"/>
+      </w:pPr>
+      <w:r>
+        <w:rPr>
+          <w:color w:val="BBBBBB"/>
+          <w:sz w:val="20"/>
+        </w:rPr>
+        <w:t>__________________________________________________________________________________________</w:t>
+      </w:r>
+    </w:p>
+    <w:p>
+      <w:pPr>
+        <w:spacing w:after="120"/>
+      </w:pPr>
+      <w:r>
+        <w:rPr>
+          <w:color w:val="BBBBBB"/>
+          <w:sz w:val="20"/>
+        </w:rPr>
+        <w:t>__________________________________________________________________________________________</w:t>
+      </w:r>
+    </w:p>
+    <w:p/>
+    <w:p>
+      <w:pPr>
+        <w:pStyle w:val="Heading2"/>
+        <w:spacing w:after="80" w:before="280"/>
+      </w:pPr>
+      <w:r>
+        <w:t>34. FSBO customer sidebar</w:t>
+      </w:r>
+    </w:p>
+    <w:p>
+      <w:pPr>
+        <w:spacing w:before="200" w:after="60"/>
+      </w:pPr>
+      <w:r>
+        <w:rPr>
+          <w:b/>
+          <w:color w:val="1F3A5F"/>
+          <w:sz w:val="22"/>
+        </w:rPr>
+        <w:t>Route / Location</w:t>
+      </w:r>
+    </w:p>
+    <w:p>
+      <w:pPr>
+        <w:spacing w:after="40"/>
+      </w:pPr>
+      <w:r>
+        <w:rPr>
+          <w:b w:val="0"/>
+          <w:sz w:val="20"/>
+        </w:rPr>
+        <w:t>Sidebar (as FSBO Customer)</w:t>
+      </w:r>
+    </w:p>
+    <w:p>
+      <w:pPr>
+        <w:spacing w:before="200" w:after="60"/>
+      </w:pPr>
+      <w:r>
+        <w:rPr>
+          <w:b/>
+          <w:color w:val="1F3A5F"/>
+          <w:sz w:val="22"/>
+        </w:rPr>
+        <w:t>How To Test</w:t>
+      </w:r>
+    </w:p>
+    <w:p>
+      <w:pPr>
+        <w:spacing w:after="40"/>
+        <w:ind w:left="425" w:hanging="255"/>
+      </w:pPr>
+      <w:r>
+        <w:rPr>
+          <w:b w:val="0"/>
+          <w:sz w:val="20"/>
+        </w:rPr>
+        <w:t xml:space="preserve">-  </w:t>
+      </w:r>
+      <w:r>
+        <w:rPr>
+          <w:b w:val="0"/>
+          <w:sz w:val="20"/>
+        </w:rPr>
+        <w:t>Sign in as an FSBO Customer.</w:t>
+      </w:r>
+    </w:p>
+    <w:p>
+      <w:pPr>
+        <w:spacing w:after="40"/>
+        <w:ind w:left="907" w:hanging="255"/>
+      </w:pPr>
+      <w:r>
+        <w:rPr>
+          <w:b w:val="0"/>
+          <w:sz w:val="20"/>
+        </w:rPr>
+        <w:t xml:space="preserve">•  </w:t>
+      </w:r>
+      <w:r>
+        <w:rPr>
+          <w:b w:val="0"/>
+          <w:sz w:val="20"/>
+        </w:rPr>
+        <w:t>Confirm the sidebar shows: My Properties, Documents, Milestones &amp; Messages, Ask Velvet Elves AI, Notifications, Sharing.</w:t>
+      </w:r>
+    </w:p>
+    <w:p>
+      <w:pPr>
+        <w:spacing w:after="40"/>
+        <w:ind w:left="425" w:hanging="255"/>
+      </w:pPr>
+      <w:r>
+        <w:rPr>
+          <w:b w:val="0"/>
+          <w:sz w:val="20"/>
+        </w:rPr>
+        <w:t xml:space="preserve">-  </w:t>
+      </w:r>
+      <w:r>
+        <w:rPr>
+          <w:b w:val="0"/>
+          <w:sz w:val="20"/>
+        </w:rPr>
+        <w:t>Confirm Dashboard, Transactions, and Documents pages still load cleanly.</w:t>
+      </w:r>
+    </w:p>
+    <w:p>
+      <w:pPr>
+        <w:spacing w:after="40"/>
+        <w:ind w:left="425" w:hanging="255"/>
+      </w:pPr>
+      <w:r>
+        <w:rPr>
+          <w:b w:val="0"/>
+          <w:sz w:val="20"/>
+        </w:rPr>
+        <w:t xml:space="preserve">-  </w:t>
+      </w:r>
+      <w:r>
+        <w:rPr>
+          <w:b w:val="0"/>
+          <w:sz w:val="20"/>
+        </w:rPr>
+        <w:t>Please note which sidebar items are intentional placeholders today:</w:t>
+      </w:r>
+    </w:p>
+    <w:p>
+      <w:pPr>
+        <w:spacing w:after="40"/>
+        <w:ind w:left="907" w:hanging="255"/>
+      </w:pPr>
+      <w:r>
+        <w:rPr>
+          <w:b w:val="0"/>
+          <w:sz w:val="20"/>
+        </w:rPr>
+        <w:t xml:space="preserve">•  </w:t>
+      </w:r>
+      <w:r>
+        <w:rPr>
+          <w:b w:val="0"/>
+          <w:sz w:val="20"/>
+        </w:rPr>
+        <w:t>Milestones &amp; Messages, Notifications, and Sharing are 'Coming Soon' pages for now.</w:t>
+      </w:r>
+    </w:p>
+    <w:p>
+      <w:pPr>
+        <w:spacing w:before="200" w:after="60"/>
+      </w:pPr>
+      <w:r>
+        <w:rPr>
+          <w:b/>
+          <w:color w:val="1F3A5F"/>
+          <w:sz w:val="22"/>
+        </w:rPr>
+        <w:t>Expected Result</w:t>
+      </w:r>
+    </w:p>
+    <w:p>
+      <w:pPr>
+        <w:spacing w:after="40"/>
+        <w:ind w:left="425" w:hanging="255"/>
+      </w:pPr>
+      <w:r>
+        <w:rPr>
+          <w:b w:val="0"/>
+          <w:sz w:val="20"/>
+        </w:rPr>
+        <w:t xml:space="preserve">-  </w:t>
+      </w:r>
+      <w:r>
+        <w:rPr>
+          <w:b w:val="0"/>
+          <w:sz w:val="20"/>
+        </w:rPr>
+        <w:t>FSBO sidebar items render correctly.</w:t>
+      </w:r>
+    </w:p>
+    <w:p>
+      <w:pPr>
+        <w:spacing w:after="40"/>
+        <w:ind w:left="425" w:hanging="255"/>
+      </w:pPr>
+      <w:r>
+        <w:rPr>
+          <w:b w:val="0"/>
+          <w:sz w:val="20"/>
+        </w:rPr>
+        <w:t xml:space="preserve">-  </w:t>
+      </w:r>
+      <w:r>
+        <w:rPr>
+          <w:b w:val="0"/>
+          <w:sz w:val="20"/>
+        </w:rPr>
+        <w:t>Dashboard, Transactions, and Documents are reachable and working.</w:t>
+      </w:r>
+    </w:p>
+    <w:p>
+      <w:pPr>
+        <w:spacing w:before="200" w:after="60"/>
+      </w:pPr>
+      <w:r>
+        <w:rPr>
+          <w:b/>
+          <w:color w:val="1F3A5F"/>
+          <w:sz w:val="22"/>
+        </w:rPr>
+        <w:t>Future Improvement Suggestions</w:t>
+      </w:r>
+    </w:p>
+    <w:p>
+      <w:pPr>
+        <w:spacing w:after="40"/>
+        <w:ind w:left="425" w:hanging="255"/>
+      </w:pPr>
+      <w:r>
+        <w:rPr>
+          <w:b w:val="0"/>
+          <w:sz w:val="20"/>
+        </w:rPr>
+        <w:t xml:space="preserve">-  </w:t>
+      </w:r>
+      <w:r>
+        <w:rPr>
+          <w:b w:val="0"/>
+          <w:sz w:val="20"/>
+        </w:rPr>
+        <w:t>Replace the placeholder pages with the FSBO milestone viewer and sharing-link manager planned for Phase 5.</w:t>
+      </w:r>
+    </w:p>
+    <w:p>
+      <w:pPr>
+        <w:spacing w:after="40"/>
+        <w:ind w:left="425" w:hanging="255"/>
+      </w:pPr>
+      <w:r>
+        <w:rPr>
+          <w:b w:val="0"/>
+          <w:sz w:val="20"/>
+        </w:rPr>
+        <w:t xml:space="preserve">-  </w:t>
+      </w:r>
+      <w:r>
+        <w:rPr>
+          <w:b w:val="0"/>
+          <w:sz w:val="20"/>
+        </w:rPr>
+        <w:t>Simplify the home screen for FSBO customers who are less technical.</w:t>
+      </w:r>
+    </w:p>
+    <w:p>
+      <w:pPr>
+        <w:spacing w:before="200" w:after="60"/>
+      </w:pPr>
+      <w:r>
+        <w:rPr>
+          <w:b/>
+          <w:color w:val="C0504D"/>
+          <w:sz w:val="22"/>
+        </w:rPr>
+        <w:t>Feedback</w:t>
+      </w:r>
+    </w:p>
+    <w:p>
+      <w:pPr>
+        <w:spacing w:after="80"/>
+      </w:pPr>
+      <w:r>
+        <w:rPr>
+          <w:i/>
+          <w:color w:val="555555"/>
+          <w:sz w:val="18"/>
+        </w:rPr>
+        <w:t>Please note below: Status (Pass / Fail / Needs Work), any comments or issues you hit, and your priority for the improvement ideas above (High / Medium / Low / Skip).</w:t>
+      </w:r>
+    </w:p>
+    <w:p>
+      <w:pPr>
+        <w:spacing w:after="120"/>
+      </w:pPr>
+      <w:r>
+        <w:rPr>
+          <w:color w:val="BBBBBB"/>
+          <w:sz w:val="20"/>
+        </w:rPr>
+        <w:t>__________________________________________________________________________________________</w:t>
+      </w:r>
+    </w:p>
+    <w:p>
+      <w:pPr>
+        <w:spacing w:after="120"/>
+      </w:pPr>
+      <w:r>
+        <w:rPr>
+          <w:color w:val="BBBBBB"/>
+          <w:sz w:val="20"/>
+        </w:rPr>
+        <w:t>__________________________________________________________________________________________</w:t>
+      </w:r>
+    </w:p>
+    <w:p>
+      <w:pPr>
+        <w:spacing w:after="120"/>
+      </w:pPr>
+      <w:r>
+        <w:rPr>
+          <w:color w:val="BBBBBB"/>
+          <w:sz w:val="20"/>
+        </w:rPr>
+        <w:t>__________________________________________________________________________________________</w:t>
+      </w:r>
+    </w:p>
+    <w:p>
+      <w:pPr>
+        <w:spacing w:after="120"/>
+      </w:pPr>
+      <w:r>
+        <w:rPr>
+          <w:color w:val="BBBBBB"/>
+          <w:sz w:val="20"/>
+        </w:rPr>
+        <w:t>__________________________________________________________________________________________</w:t>
+      </w:r>
+    </w:p>
+    <w:p>
+      <w:pPr>
+        <w:spacing w:after="120"/>
+      </w:pPr>
+      <w:r>
+        <w:rPr>
+          <w:color w:val="BBBBBB"/>
+          <w:sz w:val="20"/>
+        </w:rPr>
+        <w:t>__________________________________________________________________________________________</w:t>
+      </w:r>
+    </w:p>
+    <w:p>
+      <w:pPr>
+        <w:spacing w:after="120"/>
+      </w:pPr>
+      <w:r>
+        <w:rPr>
+          <w:color w:val="BBBBBB"/>
+          <w:sz w:val="20"/>
+        </w:rPr>
+        <w:t>__________________________________________________________________________________________</w:t>
+      </w:r>
+    </w:p>
+    <w:p/>
+    <w:p>
+      <w:r>
+        <w:br w:type="page"/>
+      </w:r>
+    </w:p>
+    <w:p>
+      <w:pPr>
+        <w:pStyle w:val="Heading1"/>
+        <w:spacing w:after="160" w:before="360"/>
+      </w:pPr>
+      <w:r>
+        <w:t>Section 6 — Direct Links and Error Pages</w:t>
+      </w:r>
+    </w:p>
+    <w:p>
+      <w:pPr>
+        <w:pStyle w:val="Heading2"/>
+        <w:spacing w:after="80" w:before="280"/>
+      </w:pPr>
+      <w:r>
+        <w:t>35. Unauthorized page</w:t>
+      </w:r>
+    </w:p>
+    <w:p>
+      <w:pPr>
+        <w:spacing w:before="200" w:after="60"/>
+      </w:pPr>
+      <w:r>
+        <w:rPr>
+          <w:b/>
+          <w:color w:val="1F3A5F"/>
+          <w:sz w:val="22"/>
+        </w:rPr>
+        <w:t>Route / Location</w:t>
+      </w:r>
+    </w:p>
+    <w:p>
+      <w:pPr>
+        <w:spacing w:after="40"/>
+      </w:pPr>
+      <w:r>
+        <w:rPr>
+          <w:b w:val="0"/>
+          <w:sz w:val="20"/>
+        </w:rPr>
+        <w:t>/unauthorized (or any blocked page)</w:t>
+      </w:r>
+    </w:p>
+    <w:p>
+      <w:pPr>
+        <w:spacing w:before="200" w:after="60"/>
+      </w:pPr>
+      <w:r>
+        <w:rPr>
+          <w:b/>
+          <w:color w:val="1F3A5F"/>
+          <w:sz w:val="22"/>
+        </w:rPr>
+        <w:t>How To Test</w:t>
+      </w:r>
+    </w:p>
+    <w:p>
+      <w:pPr>
+        <w:spacing w:after="40"/>
+        <w:ind w:left="425" w:hanging="255"/>
+      </w:pPr>
+      <w:r>
+        <w:rPr>
+          <w:b w:val="0"/>
+          <w:sz w:val="20"/>
+        </w:rPr>
+        <w:t xml:space="preserve">-  </w:t>
+      </w:r>
+      <w:r>
+        <w:rPr>
+          <w:b w:val="0"/>
+          <w:sz w:val="20"/>
+        </w:rPr>
+        <w:t>Sign in as a basic Agent and open one of these URLs directly:</w:t>
+      </w:r>
+    </w:p>
+    <w:p>
+      <w:pPr>
+        <w:spacing w:after="40"/>
+        <w:ind w:left="907" w:hanging="255"/>
+      </w:pPr>
+      <w:r>
+        <w:rPr>
+          <w:b w:val="0"/>
+          <w:sz w:val="20"/>
+        </w:rPr>
+        <w:t xml:space="preserve">•  </w:t>
+      </w:r>
+      <w:r>
+        <w:rPr>
+          <w:b w:val="0"/>
+          <w:sz w:val="20"/>
+        </w:rPr>
+        <w:t>/team</w:t>
+      </w:r>
+    </w:p>
+    <w:p>
+      <w:pPr>
+        <w:spacing w:after="40"/>
+        <w:ind w:left="907" w:hanging="255"/>
+      </w:pPr>
+      <w:r>
+        <w:rPr>
+          <w:b w:val="0"/>
+          <w:sz w:val="20"/>
+        </w:rPr>
+        <w:t xml:space="preserve">•  </w:t>
+      </w:r>
+      <w:r>
+        <w:rPr>
+          <w:b w:val="0"/>
+          <w:sz w:val="20"/>
+        </w:rPr>
+        <w:t>/admin/task-templates</w:t>
+      </w:r>
+    </w:p>
+    <w:p>
+      <w:pPr>
+        <w:spacing w:after="40"/>
+        <w:ind w:left="907" w:hanging="255"/>
+      </w:pPr>
+      <w:r>
+        <w:rPr>
+          <w:b w:val="0"/>
+          <w:sz w:val="20"/>
+        </w:rPr>
+        <w:t xml:space="preserve">•  </w:t>
+      </w:r>
+      <w:r>
+        <w:rPr>
+          <w:b w:val="0"/>
+          <w:sz w:val="20"/>
+        </w:rPr>
+        <w:t>/admin/users/some-id</w:t>
+      </w:r>
+    </w:p>
+    <w:p>
+      <w:pPr>
+        <w:spacing w:before="200" w:after="60"/>
+      </w:pPr>
+      <w:r>
+        <w:rPr>
+          <w:b/>
+          <w:color w:val="1F3A5F"/>
+          <w:sz w:val="22"/>
+        </w:rPr>
+        <w:t>Expected Result</w:t>
+      </w:r>
+    </w:p>
+    <w:p>
+      <w:pPr>
+        <w:spacing w:after="40"/>
+        <w:ind w:left="425" w:hanging="255"/>
+      </w:pPr>
+      <w:r>
+        <w:rPr>
+          <w:b w:val="0"/>
+          <w:sz w:val="20"/>
+        </w:rPr>
+        <w:t xml:space="preserve">-  </w:t>
+      </w:r>
+      <w:r>
+        <w:rPr>
+          <w:b w:val="0"/>
+          <w:sz w:val="20"/>
+        </w:rPr>
+        <w:t>The app redirects you to /unauthorized.</w:t>
+      </w:r>
+    </w:p>
+    <w:p>
+      <w:pPr>
+        <w:spacing w:after="40"/>
+        <w:ind w:left="425" w:hanging="255"/>
+      </w:pPr>
+      <w:r>
+        <w:rPr>
+          <w:b w:val="0"/>
+          <w:sz w:val="20"/>
+        </w:rPr>
+        <w:t xml:space="preserve">-  </w:t>
+      </w:r>
+      <w:r>
+        <w:rPr>
+          <w:b w:val="0"/>
+          <w:sz w:val="20"/>
+        </w:rPr>
+        <w:t>A clear 'Access denied' screen appears.</w:t>
+      </w:r>
+    </w:p>
+    <w:p>
+      <w:pPr>
+        <w:spacing w:before="200" w:after="60"/>
+      </w:pPr>
+      <w:r>
+        <w:rPr>
+          <w:b/>
+          <w:color w:val="1F3A5F"/>
+          <w:sz w:val="22"/>
+        </w:rPr>
+        <w:t>Future Improvement Suggestions</w:t>
+      </w:r>
+    </w:p>
+    <w:p>
+      <w:pPr>
+        <w:spacing w:after="40"/>
+        <w:ind w:left="425" w:hanging="255"/>
+      </w:pPr>
+      <w:r>
+        <w:rPr>
+          <w:b w:val="0"/>
+          <w:sz w:val="20"/>
+        </w:rPr>
+        <w:t xml:space="preserve">-  </w:t>
+      </w:r>
+      <w:r>
+        <w:rPr>
+          <w:b w:val="0"/>
+          <w:sz w:val="20"/>
+        </w:rPr>
+        <w:t>Add a 'Request access from your admin' button that emails the tenant admin.</w:t>
+      </w:r>
+    </w:p>
+    <w:p>
+      <w:pPr>
+        <w:spacing w:after="40"/>
+        <w:ind w:left="425" w:hanging="255"/>
+      </w:pPr>
+      <w:r>
+        <w:rPr>
+          <w:b w:val="0"/>
+          <w:sz w:val="20"/>
+        </w:rPr>
+        <w:t xml:space="preserve">-  </w:t>
+      </w:r>
+      <w:r>
+        <w:rPr>
+          <w:b w:val="0"/>
+          <w:sz w:val="20"/>
+        </w:rPr>
+        <w:t>Explain in plain language which role is needed to open the page.</w:t>
+      </w:r>
+    </w:p>
+    <w:p>
+      <w:pPr>
+        <w:spacing w:before="200" w:after="60"/>
+      </w:pPr>
+      <w:r>
+        <w:rPr>
+          <w:b/>
+          <w:color w:val="C0504D"/>
+          <w:sz w:val="22"/>
+        </w:rPr>
+        <w:t>Feedback</w:t>
+      </w:r>
+    </w:p>
+    <w:p>
+      <w:pPr>
+        <w:spacing w:after="80"/>
+      </w:pPr>
+      <w:r>
+        <w:rPr>
+          <w:i/>
+          <w:color w:val="555555"/>
+          <w:sz w:val="18"/>
+        </w:rPr>
+        <w:t>Please note below: Status (Pass / Fail / Needs Work), any comments or issues you hit, and your priority for the improvement ideas above (High / Medium / Low / Skip).</w:t>
+      </w:r>
+    </w:p>
+    <w:p>
+      <w:pPr>
+        <w:spacing w:after="120"/>
+      </w:pPr>
+      <w:r>
+        <w:rPr>
+          <w:color w:val="BBBBBB"/>
+          <w:sz w:val="20"/>
+        </w:rPr>
+        <w:t>__________________________________________________________________________________________</w:t>
+      </w:r>
+    </w:p>
+    <w:p>
+      <w:pPr>
+        <w:spacing w:after="120"/>
+      </w:pPr>
+      <w:r>
+        <w:rPr>
+          <w:color w:val="BBBBBB"/>
+          <w:sz w:val="20"/>
+        </w:rPr>
+        <w:t>__________________________________________________________________________________________</w:t>
+      </w:r>
+    </w:p>
+    <w:p>
+      <w:pPr>
+        <w:spacing w:after="120"/>
+      </w:pPr>
+      <w:r>
+        <w:rPr>
+          <w:color w:val="BBBBBB"/>
+          <w:sz w:val="20"/>
+        </w:rPr>
+        <w:t>__________________________________________________________________________________________</w:t>
+      </w:r>
+    </w:p>
+    <w:p>
+      <w:pPr>
+        <w:spacing w:after="120"/>
+      </w:pPr>
+      <w:r>
+        <w:rPr>
+          <w:color w:val="BBBBBB"/>
+          <w:sz w:val="20"/>
+        </w:rPr>
+        <w:t>__________________________________________________________________________________________</w:t>
+      </w:r>
+    </w:p>
+    <w:p>
+      <w:pPr>
+        <w:spacing w:after="120"/>
+      </w:pPr>
+      <w:r>
+        <w:rPr>
+          <w:color w:val="BBBBBB"/>
+          <w:sz w:val="20"/>
+        </w:rPr>
+        <w:t>__________________________________________________________________________________________</w:t>
+      </w:r>
+    </w:p>
+    <w:p>
+      <w:pPr>
+        <w:spacing w:after="120"/>
+      </w:pPr>
+      <w:r>
+        <w:rPr>
+          <w:color w:val="BBBBBB"/>
+          <w:sz w:val="20"/>
+        </w:rPr>
+        <w:t>__________________________________________________________________________________________</w:t>
+      </w:r>
+    </w:p>
+    <w:p/>
+    <w:p>
+      <w:pPr>
+        <w:pStyle w:val="Heading2"/>
+        <w:spacing w:after="80" w:before="280"/>
+      </w:pPr>
+      <w:r>
+        <w:t>36. Not Found (404) page</w:t>
       </w:r>
     </w:p>
     <w:p>

--- a/FRONTEND_CLIENT_TESTING_REVIEW.docx
+++ b/FRONTEND_CLIENT_TESTING_REVIEW.docx
@@ -11028,7 +11028,7 @@
           <w:b w:val="0"/>
           <w:sz w:val="20"/>
         </w:rPr>
-        <w:t>Next to the title, an orange count pill shows '{N} files / {N} missing'.</w:t>
+        <w:t>Next to the title, an orange count pill shows '{N} files'. When there is at least one missing required document it extends to '{N} files / {N} missing'.</w:t>
       </w:r>
     </w:p>
     <w:p>
@@ -11068,7 +11068,7 @@
           <w:b w:val="0"/>
           <w:sz w:val="20"/>
         </w:rPr>
-        <w:t>'Upload Document' (or 'Upload' on a narrow screen) is always visible.</w:t>
+        <w:t>'Upload Document' (or just 'Upload' on a narrow screen) is always visible.</w:t>
       </w:r>
     </w:p>
     <w:p>
@@ -11088,7 +11088,7 @@
           <w:b w:val="0"/>
           <w:sz w:val="20"/>
         </w:rPr>
-        <w:t>'Send for Signature' is visible.</w:t>
+        <w:t>'Send for Signature' is visible (the label collapses to an icon on narrow screens).</w:t>
       </w:r>
     </w:p>
     <w:p>
@@ -11108,7 +11108,87 @@
           <w:b w:val="0"/>
           <w:sz w:val="20"/>
         </w:rPr>
-        <w:t>'Deletion Queue' is visible only when you are signed in as an internal role (Agent, Elf, Team Lead, Attorney, or Admin).</w:t>
+        <w:t>'Deletion Queue' is visible only on wide screens AND when you are signed in as an internal role (Agent, Elf, Team Lead, Attorney, or Admin).</w:t>
+      </w:r>
+    </w:p>
+    <w:p>
+      <w:pPr>
+        <w:spacing w:after="40"/>
+        <w:ind w:left="425" w:hanging="255"/>
+      </w:pPr>
+      <w:r>
+        <w:rPr>
+          <w:b w:val="0"/>
+          <w:sz w:val="20"/>
+        </w:rPr>
+        <w:t xml:space="preserve">-  </w:t>
+      </w:r>
+      <w:r>
+        <w:rPr>
+          <w:b w:val="0"/>
+          <w:sz w:val="20"/>
+        </w:rPr>
+        <w:t>Check the underline-style filter tabs directly below the title row.</w:t>
+      </w:r>
+    </w:p>
+    <w:p>
+      <w:pPr>
+        <w:spacing w:after="40"/>
+        <w:ind w:left="907" w:hanging="255"/>
+      </w:pPr>
+      <w:r>
+        <w:rPr>
+          <w:b w:val="0"/>
+          <w:sz w:val="20"/>
+        </w:rPr>
+        <w:t xml:space="preserve">•  </w:t>
+      </w:r>
+      <w:r>
+        <w:rPr>
+          <w:b w:val="0"/>
+          <w:sz w:val="20"/>
+        </w:rPr>
+        <w:t>Tabs: All, Signed, Pending Review, Sent for Sig., Missing — each shows a count badge.</w:t>
+      </w:r>
+    </w:p>
+    <w:p>
+      <w:pPr>
+        <w:spacing w:after="40"/>
+        <w:ind w:left="907" w:hanging="255"/>
+      </w:pPr>
+      <w:r>
+        <w:rPr>
+          <w:b w:val="0"/>
+          <w:sz w:val="20"/>
+        </w:rPr>
+        <w:t xml:space="preserve">•  </w:t>
+      </w:r>
+      <w:r>
+        <w:rPr>
+          <w:b w:val="0"/>
+          <w:sz w:val="20"/>
+        </w:rPr>
+        <w:t>The active tab is highlighted with an orange underline and orange text.</w:t>
+      </w:r>
+    </w:p>
+    <w:p>
+      <w:pPr>
+        <w:spacing w:after="40"/>
+        <w:ind w:left="907" w:hanging="255"/>
+      </w:pPr>
+      <w:r>
+        <w:rPr>
+          <w:b w:val="0"/>
+          <w:sz w:val="20"/>
+        </w:rPr>
+        <w:t xml:space="preserve">•  </w:t>
+      </w:r>
+      <w:r>
+        <w:rPr>
+          <w:b w:val="0"/>
+          <w:sz w:val="20"/>
+        </w:rPr>
+        <w:t>The 'Missing' badge turns red when the count is greater than zero.</w:t>
       </w:r>
     </w:p>
     <w:p>
@@ -11261,7 +11341,7 @@
           <w:b w:val="0"/>
           <w:sz w:val="20"/>
         </w:rPr>
-        <w:t>The title, count pill, and header buttons all render correctly for the signed-in role.</w:t>
+        <w:t>The title, count pill, filter tabs, and header buttons all render correctly for the signed-in role and screen size.</w:t>
       </w:r>
     </w:p>
     <w:p>
@@ -11482,7 +11562,7 @@
         <w:spacing w:after="80" w:before="280"/>
       </w:pPr>
       <w:r>
-        <w:t>27.1. All Documents — search, filter tabs, side filters, and view toggle</w:t>
+        <w:t>27.1. All Documents — unified command bar (search, side filters, view toggle)</w:t>
       </w:r>
     </w:p>
     <w:p>
@@ -11507,7 +11587,7 @@
           <w:b w:val="0"/>
           <w:sz w:val="20"/>
         </w:rPr>
-        <w:t>/documents (controls below the header)</w:t>
+        <w:t>/documents (Unified Command Bar — second tier, directly below the AI Briefing)</w:t>
       </w:r>
     </w:p>
     <w:p>
@@ -11540,7 +11620,27 @@
           <w:b w:val="0"/>
           <w:sz w:val="20"/>
         </w:rPr>
-        <w:t>Use the search box at the top of the content area.</w:t>
+        <w:t>Locate the Unified Command Bar. It is a single white card with two tiers — the bottom tier holds the controls described here (Tier 1 is covered in 27.2).</w:t>
+      </w:r>
+    </w:p>
+    <w:p>
+      <w:pPr>
+        <w:spacing w:after="40"/>
+        <w:ind w:left="425" w:hanging="255"/>
+      </w:pPr>
+      <w:r>
+        <w:rPr>
+          <w:b w:val="0"/>
+          <w:sz w:val="20"/>
+        </w:rPr>
+        <w:t xml:space="preserve">-  </w:t>
+      </w:r>
+      <w:r>
+        <w:rPr>
+          <w:b w:val="0"/>
+          <w:sz w:val="20"/>
+        </w:rPr>
+        <w:t>Use the search box on the left of Tier 2.</w:t>
       </w:r>
     </w:p>
     <w:p>
@@ -11600,6 +11700,26 @@
           <w:b w:val="0"/>
           <w:sz w:val="20"/>
         </w:rPr>
+        <w:t>Confirm the search field gains an orange focus ring when selected.</w:t>
+      </w:r>
+    </w:p>
+    <w:p>
+      <w:pPr>
+        <w:spacing w:after="40"/>
+        <w:ind w:left="907" w:hanging="255"/>
+      </w:pPr>
+      <w:r>
+        <w:rPr>
+          <w:b w:val="0"/>
+          <w:sz w:val="20"/>
+        </w:rPr>
+        <w:t xml:space="preserve">•  </w:t>
+      </w:r>
+      <w:r>
+        <w:rPr>
+          <w:b w:val="0"/>
+          <w:sz w:val="20"/>
+        </w:rPr>
         <w:t>Click the small 'x' inside the search box to clear it.</w:t>
       </w:r>
     </w:p>
@@ -11620,7 +11740,7 @@
           <w:b w:val="0"/>
           <w:sz w:val="20"/>
         </w:rPr>
-        <w:t>Use the filter tabs: All, Signed, Pending Review, Sent for Sig., Missing.</w:t>
+        <w:t>Use the side filter pills.</w:t>
       </w:r>
     </w:p>
     <w:p>
@@ -11640,7 +11760,7 @@
           <w:b w:val="0"/>
           <w:sz w:val="20"/>
         </w:rPr>
-        <w:t>Each tab shows a count badge.</w:t>
+        <w:t>Options: All, Buyer Side, Listing Side.</w:t>
       </w:r>
     </w:p>
     <w:p>
@@ -11660,7 +11780,7 @@
           <w:b w:val="0"/>
           <w:sz w:val="20"/>
         </w:rPr>
-        <w:t>Confirm the 'Missing' badge turns red when the count is greater than zero.</w:t>
+        <w:t>Each pill shows a transaction count.</w:t>
       </w:r>
     </w:p>
     <w:p>
@@ -11680,7 +11800,27 @@
           <w:b w:val="0"/>
           <w:sz w:val="20"/>
         </w:rPr>
-        <w:t>Click each tab and confirm the list below updates.</w:t>
+        <w:t>The active pill has an orange background and bold amber text.</w:t>
+      </w:r>
+    </w:p>
+    <w:p>
+      <w:pPr>
+        <w:spacing w:after="40"/>
+        <w:ind w:left="907" w:hanging="255"/>
+      </w:pPr>
+      <w:r>
+        <w:rPr>
+          <w:b w:val="0"/>
+          <w:sz w:val="20"/>
+        </w:rPr>
+        <w:t xml:space="preserve">•  </w:t>
+      </w:r>
+      <w:r>
+        <w:rPr>
+          <w:b w:val="0"/>
+          <w:sz w:val="20"/>
+        </w:rPr>
+        <w:t>On narrow screens the pills scroll horizontally rather than wrapping.</w:t>
       </w:r>
     </w:p>
     <w:p>
@@ -11700,7 +11840,7 @@
           <w:b w:val="0"/>
           <w:sz w:val="20"/>
         </w:rPr>
-        <w:t>Use the side filter pills.</w:t>
+        <w:t>Use the view toggle at the far right of the command bar.</w:t>
       </w:r>
     </w:p>
     <w:p>
@@ -11720,7 +11860,7 @@
           <w:b w:val="0"/>
           <w:sz w:val="20"/>
         </w:rPr>
-        <w:t>Options: All, Buyer Side, Listing Side.</w:t>
+        <w:t>Hover each toggle to see a tooltip: 'View grouped by transaction' or 'View grouped by status'.</w:t>
       </w:r>
     </w:p>
     <w:p>
@@ -11740,7 +11880,7 @@
           <w:b w:val="0"/>
           <w:sz w:val="20"/>
         </w:rPr>
-        <w:t>Each pill shows a transaction count.</w:t>
+        <w:t>On wide screens each toggle shows its icon plus the text 'By Transaction' / 'By Status'.</w:t>
       </w:r>
     </w:p>
     <w:p>
@@ -11760,7 +11900,27 @@
           <w:b w:val="0"/>
           <w:sz w:val="20"/>
         </w:rPr>
-        <w:t>The active pill has an orange background.</w:t>
+        <w:t>On narrow screens only the icons are visible (the text is hidden for accessibility but still read by screen readers).</w:t>
+      </w:r>
+    </w:p>
+    <w:p>
+      <w:pPr>
+        <w:spacing w:after="40"/>
+        <w:ind w:left="907" w:hanging="255"/>
+      </w:pPr>
+      <w:r>
+        <w:rPr>
+          <w:b w:val="0"/>
+          <w:sz w:val="20"/>
+        </w:rPr>
+        <w:t xml:space="preserve">•  </w:t>
+      </w:r>
+      <w:r>
+        <w:rPr>
+          <w:b w:val="0"/>
+          <w:sz w:val="20"/>
+        </w:rPr>
+        <w:t>The active toggle has an amber background and the inactive toggle is plain white.</w:t>
       </w:r>
     </w:p>
     <w:p>
@@ -11780,7 +11940,7 @@
           <w:b w:val="0"/>
           <w:sz w:val="20"/>
         </w:rPr>
-        <w:t>Use the view toggle at the top-right of the list.</w:t>
+        <w:t>Confirm the filter tabs in the page header still work together with these controls.</w:t>
       </w:r>
     </w:p>
     <w:p>
@@ -11800,7 +11960,7 @@
           <w:b w:val="0"/>
           <w:sz w:val="20"/>
         </w:rPr>
-        <w:t>'By Transaction' (shown as 'Txn' on a narrow screen) groups documents per transaction.</w:t>
+        <w:t>Header tabs: All, Signed, Pending Review, Sent for Sig., Missing.</w:t>
       </w:r>
     </w:p>
     <w:p>
@@ -11820,7 +11980,7 @@
           <w:b w:val="0"/>
           <w:sz w:val="20"/>
         </w:rPr>
-        <w:t>'By Status' (shown as 'Status' on a narrow screen) groups documents per signature status.</w:t>
+        <w:t>The header filter tabs and the Tier 1 status chips (see 27.2) always stay in sync — switching one updates the other.</w:t>
       </w:r>
     </w:p>
     <w:p>
@@ -11893,7 +12053,7 @@
           <w:b w:val="0"/>
           <w:sz w:val="20"/>
         </w:rPr>
-        <w:t>Search updates the list in real time.</w:t>
+        <w:t>Search updates the list in real time and the focus ring confirms the input is active.</w:t>
       </w:r>
     </w:p>
     <w:p>
@@ -11913,7 +12073,7 @@
           <w:b w:val="0"/>
           <w:sz w:val="20"/>
         </w:rPr>
-        <w:t>Filter tabs, side filters, and view toggle each change what is shown.</w:t>
+        <w:t>Side filter pills, view toggle, header filter tabs, and Tier 1 status chips each change what is shown.</w:t>
       </w:r>
     </w:p>
     <w:p>
@@ -12011,6 +12171,26 @@
     </w:p>
     <w:p>
       <w:pPr>
+        <w:spacing w:after="40"/>
+        <w:ind w:left="425" w:hanging="255"/>
+      </w:pPr>
+      <w:r>
+        <w:rPr>
+          <w:b w:val="0"/>
+          <w:sz w:val="20"/>
+        </w:rPr>
+        <w:t xml:space="preserve">-  </w:t>
+      </w:r>
+      <w:r>
+        <w:rPr>
+          <w:b w:val="0"/>
+          <w:sz w:val="20"/>
+        </w:rPr>
+        <w:t>Add text labels under the view-toggle icons on narrow screens so new users know what the icons mean without hovering.</w:t>
+      </w:r>
+    </w:p>
+    <w:p>
+      <w:pPr>
         <w:spacing w:before="200" w:after="60"/>
       </w:pPr>
       <w:r>
@@ -12114,7 +12294,7 @@
         <w:spacing w:after="80" w:before="280"/>
       </w:pPr>
       <w:r>
-        <w:t>27.2. All Documents — AI Briefing and completion progress</w:t>
+        <w:t>27.2. All Documents — AI Briefing, status quick-filters, and completion progress</w:t>
       </w:r>
     </w:p>
     <w:p>
@@ -12139,7 +12319,7 @@
           <w:b w:val="0"/>
           <w:sz w:val="20"/>
         </w:rPr>
-        <w:t>/documents (top of the content area)</w:t>
+        <w:t>/documents (AI Briefing strip + Tier 1 of the Unified Command Bar, at the top of the content area)</w:t>
       </w:r>
     </w:p>
     <w:p>
@@ -12172,7 +12352,7 @@
           <w:b w:val="0"/>
           <w:sz w:val="20"/>
         </w:rPr>
-        <w:t>Look at the AI Briefing strip at the top of the list.</w:t>
+        <w:t>Look at the AI Briefing strip at the top of the list (redesigned on April 20, 2026).</w:t>
       </w:r>
     </w:p>
     <w:p>
@@ -12192,7 +12372,7 @@
           <w:b w:val="0"/>
           <w:sz w:val="20"/>
         </w:rPr>
-        <w:t>A small 'AI BRIEFING' tag with a sparkle icon is visible.</w:t>
+        <w:t>A small 'AI BRIEFING' tag with an orange sparkle icon is visible on the left.</w:t>
       </w:r>
     </w:p>
     <w:p>
@@ -12212,7 +12392,7 @@
           <w:b w:val="0"/>
           <w:sz w:val="20"/>
         </w:rPr>
-        <w:t>A one-sentence summary of your overall document state is shown.</w:t>
+        <w:t>On wide screens, a muted 'Updated {date}' (or 'No recent document activity') timestamp sits at the far right of the badge row; on narrow screens that same timestamp appears below the summary paragraph instead.</w:t>
       </w:r>
     </w:p>
     <w:p>
@@ -12232,7 +12412,47 @@
           <w:b w:val="0"/>
           <w:sz w:val="20"/>
         </w:rPr>
-        <w:t>A primary action button appears on the right. The button text changes based on what is most urgent — for example 'Focus missing docs', 'Review signature queue', 'Review pending docs', or 'Review signed docs'.</w:t>
+        <w:t>A bold one-line headline and a slightly lighter one-sentence summary are shown below the badge row.</w:t>
+      </w:r>
+    </w:p>
+    <w:p>
+      <w:pPr>
+        <w:spacing w:after="40"/>
+        <w:ind w:left="907" w:hanging="255"/>
+      </w:pPr>
+      <w:r>
+        <w:rPr>
+          <w:b w:val="0"/>
+          <w:sz w:val="20"/>
+        </w:rPr>
+        <w:t xml:space="preserve">•  </w:t>
+      </w:r>
+      <w:r>
+        <w:rPr>
+          <w:b w:val="0"/>
+          <w:sz w:val="20"/>
+        </w:rPr>
+        <w:t>A blue primary action button sits on the right on wide screens and centres below the text on narrow screens. Its label changes based on what is most urgent — for example 'Focus missing docs', 'Review signature queue', 'Review pending docs', or 'Review signed docs'.</w:t>
+      </w:r>
+    </w:p>
+    <w:p>
+      <w:pPr>
+        <w:spacing w:after="40"/>
+        <w:ind w:left="907" w:hanging="255"/>
+      </w:pPr>
+      <w:r>
+        <w:rPr>
+          <w:b w:val="0"/>
+          <w:sz w:val="20"/>
+        </w:rPr>
+        <w:t xml:space="preserve">•  </w:t>
+      </w:r>
+      <w:r>
+        <w:rPr>
+          <w:b w:val="0"/>
+          <w:sz w:val="20"/>
+        </w:rPr>
+        <w:t>While the briefing is loading, the strip shows the AI Briefing badge with a spinner plus two skeleton lines (no layout jump when it resolves).</w:t>
       </w:r>
     </w:p>
     <w:p>
@@ -12252,7 +12472,27 @@
           <w:b w:val="0"/>
           <w:sz w:val="20"/>
         </w:rPr>
-        <w:t>Click the primary action button and watch which filter tab becomes active.</w:t>
+        <w:t>Click the primary action button.</w:t>
+      </w:r>
+    </w:p>
+    <w:p>
+      <w:pPr>
+        <w:spacing w:after="40"/>
+        <w:ind w:left="907" w:hanging="255"/>
+      </w:pPr>
+      <w:r>
+        <w:rPr>
+          <w:b w:val="0"/>
+          <w:sz w:val="20"/>
+        </w:rPr>
+        <w:t xml:space="preserve">•  </w:t>
+      </w:r>
+      <w:r>
+        <w:rPr>
+          <w:b w:val="0"/>
+          <w:sz w:val="20"/>
+        </w:rPr>
+        <w:t>The view resets to 'By Transaction' and the matching filter tab / status chip activates.</w:t>
       </w:r>
     </w:p>
     <w:p>
@@ -12272,7 +12512,7 @@
           <w:b w:val="0"/>
           <w:sz w:val="20"/>
         </w:rPr>
-        <w:t>Look at the completion progress bar directly below the briefing.</w:t>
+        <w:t>Directly below the briefing, find the Unified Command Bar. Focus on Tier 1 (the top row of the bar).</w:t>
       </w:r>
     </w:p>
     <w:p>
@@ -12292,7 +12532,267 @@
           <w:b w:val="0"/>
           <w:sz w:val="20"/>
         </w:rPr>
-        <w:t>A green-gradient bar is labelled 'Completion {%}' and shows the percentage of documents that are fully signed.</w:t>
+        <w:t>Tier 1 contains four status quick-filter chips followed by the completion progress bar.</w:t>
+      </w:r>
+    </w:p>
+    <w:p>
+      <w:pPr>
+        <w:spacing w:after="40"/>
+        <w:ind w:left="907" w:hanging="255"/>
+      </w:pPr>
+      <w:r>
+        <w:rPr>
+          <w:b w:val="0"/>
+          <w:sz w:val="20"/>
+        </w:rPr>
+        <w:t xml:space="preserve">•  </w:t>
+      </w:r>
+      <w:r>
+        <w:rPr>
+          <w:b w:val="0"/>
+          <w:sz w:val="20"/>
+        </w:rPr>
+        <w:t>Chips, in order: 'Signed' (green number), 'Pending' (blue number), 'Sent' (amber number), 'Missing' (red number) — each with a large count and a small label.</w:t>
+      </w:r>
+    </w:p>
+    <w:p>
+      <w:pPr>
+        <w:spacing w:after="40"/>
+        <w:ind w:left="907" w:hanging="255"/>
+      </w:pPr>
+      <w:r>
+        <w:rPr>
+          <w:b w:val="0"/>
+          <w:sz w:val="20"/>
+        </w:rPr>
+        <w:t xml:space="preserve">•  </w:t>
+      </w:r>
+      <w:r>
+        <w:rPr>
+          <w:b w:val="0"/>
+          <w:sz w:val="20"/>
+        </w:rPr>
+        <w:t>On narrow screens the four chips sit in a 2x2 or 4-column grid; on wide screens they sit in a single row.</w:t>
+      </w:r>
+    </w:p>
+    <w:p>
+      <w:pPr>
+        <w:spacing w:after="40"/>
+        <w:ind w:left="425" w:hanging="255"/>
+      </w:pPr>
+      <w:r>
+        <w:rPr>
+          <w:b w:val="0"/>
+          <w:sz w:val="20"/>
+        </w:rPr>
+        <w:t xml:space="preserve">-  </w:t>
+      </w:r>
+      <w:r>
+        <w:rPr>
+          <w:b w:val="0"/>
+          <w:sz w:val="20"/>
+        </w:rPr>
+        <w:t>Click one of the status chips.</w:t>
+      </w:r>
+    </w:p>
+    <w:p>
+      <w:pPr>
+        <w:spacing w:after="40"/>
+        <w:ind w:left="907" w:hanging="255"/>
+      </w:pPr>
+      <w:r>
+        <w:rPr>
+          <w:b w:val="0"/>
+          <w:sz w:val="20"/>
+        </w:rPr>
+        <w:t xml:space="preserve">•  </w:t>
+      </w:r>
+      <w:r>
+        <w:rPr>
+          <w:b w:val="0"/>
+          <w:sz w:val="20"/>
+        </w:rPr>
+        <w:t>The chip gains a coloured border and tinted background matching its number colour (green, blue, amber, or red).</w:t>
+      </w:r>
+    </w:p>
+    <w:p>
+      <w:pPr>
+        <w:spacing w:after="40"/>
+        <w:ind w:left="907" w:hanging="255"/>
+      </w:pPr>
+      <w:r>
+        <w:rPr>
+          <w:b w:val="0"/>
+          <w:sz w:val="20"/>
+        </w:rPr>
+        <w:t xml:space="preserve">•  </w:t>
+      </w:r>
+      <w:r>
+        <w:rPr>
+          <w:b w:val="0"/>
+          <w:sz w:val="20"/>
+        </w:rPr>
+        <w:t>The list below filters to only that status, and the header filter tab with the matching name also becomes active — the two controls stay in sync.</w:t>
+      </w:r>
+    </w:p>
+    <w:p>
+      <w:pPr>
+        <w:spacing w:after="40"/>
+        <w:ind w:left="907" w:hanging="255"/>
+      </w:pPr>
+      <w:r>
+        <w:rPr>
+          <w:b w:val="0"/>
+          <w:sz w:val="20"/>
+        </w:rPr>
+        <w:t xml:space="preserve">•  </w:t>
+      </w:r>
+      <w:r>
+        <w:rPr>
+          <w:b w:val="0"/>
+          <w:sz w:val="20"/>
+        </w:rPr>
+        <w:t>Hovering a chip shows a tooltip such as 'Filter by missing' when inactive, or 'Showing missing — click to clear' when active.</w:t>
+      </w:r>
+    </w:p>
+    <w:p>
+      <w:pPr>
+        <w:spacing w:after="40"/>
+        <w:ind w:left="425" w:hanging="255"/>
+      </w:pPr>
+      <w:r>
+        <w:rPr>
+          <w:b w:val="0"/>
+          <w:sz w:val="20"/>
+        </w:rPr>
+        <w:t xml:space="preserve">-  </w:t>
+      </w:r>
+      <w:r>
+        <w:rPr>
+          <w:b w:val="0"/>
+          <w:sz w:val="20"/>
+        </w:rPr>
+        <w:t>Click the already-active chip a second time.</w:t>
+      </w:r>
+    </w:p>
+    <w:p>
+      <w:pPr>
+        <w:spacing w:after="40"/>
+        <w:ind w:left="907" w:hanging="255"/>
+      </w:pPr>
+      <w:r>
+        <w:rPr>
+          <w:b w:val="0"/>
+          <w:sz w:val="20"/>
+        </w:rPr>
+        <w:t xml:space="preserve">•  </w:t>
+      </w:r>
+      <w:r>
+        <w:rPr>
+          <w:b w:val="0"/>
+          <w:sz w:val="20"/>
+        </w:rPr>
+        <w:t>The chip returns to its transparent state and the filter resets to 'All'.</w:t>
+      </w:r>
+    </w:p>
+    <w:p>
+      <w:pPr>
+        <w:spacing w:after="40"/>
+        <w:ind w:left="425" w:hanging="255"/>
+      </w:pPr>
+      <w:r>
+        <w:rPr>
+          <w:b w:val="0"/>
+          <w:sz w:val="20"/>
+        </w:rPr>
+        <w:t xml:space="preserve">-  </w:t>
+      </w:r>
+      <w:r>
+        <w:rPr>
+          <w:b w:val="0"/>
+          <w:sz w:val="20"/>
+        </w:rPr>
+        <w:t>Look at the completion progress bar on the right side of Tier 1.</w:t>
+      </w:r>
+    </w:p>
+    <w:p>
+      <w:pPr>
+        <w:spacing w:after="40"/>
+        <w:ind w:left="907" w:hanging="255"/>
+      </w:pPr>
+      <w:r>
+        <w:rPr>
+          <w:b w:val="0"/>
+          <w:sz w:val="20"/>
+        </w:rPr>
+        <w:t xml:space="preserve">•  </w:t>
+      </w:r>
+      <w:r>
+        <w:rPr>
+          <w:b w:val="0"/>
+          <w:sz w:val="20"/>
+        </w:rPr>
+        <w:t>The label 'Completion' appears to the left of the bar on screens at least 640 px wide (hidden on small phones to save space).</w:t>
+      </w:r>
+    </w:p>
+    <w:p>
+      <w:pPr>
+        <w:spacing w:after="40"/>
+        <w:ind w:left="907" w:hanging="255"/>
+      </w:pPr>
+      <w:r>
+        <w:rPr>
+          <w:b w:val="0"/>
+          <w:sz w:val="20"/>
+        </w:rPr>
+        <w:t xml:space="preserve">•  </w:t>
+      </w:r>
+      <w:r>
+        <w:rPr>
+          <w:b w:val="0"/>
+          <w:sz w:val="20"/>
+        </w:rPr>
+        <w:t>A thin green-gradient bar shows the percentage of tracked documents that are fully signed.</w:t>
+      </w:r>
+    </w:p>
+    <w:p>
+      <w:pPr>
+        <w:spacing w:after="40"/>
+        <w:ind w:left="907" w:hanging="255"/>
+      </w:pPr>
+      <w:r>
+        <w:rPr>
+          <w:b w:val="0"/>
+          <w:sz w:val="20"/>
+        </w:rPr>
+        <w:t xml:space="preserve">•  </w:t>
+      </w:r>
+      <w:r>
+        <w:rPr>
+          <w:b w:val="0"/>
+          <w:sz w:val="20"/>
+        </w:rPr>
+        <w:t>The numeric percentage is shown in bold green on the right of the bar.</w:t>
+      </w:r>
+    </w:p>
+    <w:p>
+      <w:pPr>
+        <w:spacing w:after="40"/>
+        <w:ind w:left="907" w:hanging="255"/>
+      </w:pPr>
+      <w:r>
+        <w:rPr>
+          <w:b w:val="0"/>
+          <w:sz w:val="20"/>
+        </w:rPr>
+        <w:t xml:space="preserve">•  </w:t>
+      </w:r>
+      <w:r>
+        <w:rPr>
+          <w:b w:val="0"/>
+          <w:sz w:val="20"/>
+        </w:rPr>
+        <w:t>On wide screens a thin vertical divider separates the chip group from the completion bar.</w:t>
       </w:r>
     </w:p>
     <w:p>
@@ -12325,7 +12825,7 @@
           <w:b w:val="0"/>
           <w:sz w:val="20"/>
         </w:rPr>
-        <w:t>The briefing sentence reflects the most urgent state of your document portfolio right now.</w:t>
+        <w:t>The AI briefing headline and summary reflect the most urgent state of your document portfolio right now, and the timestamp tells you how fresh the underlying data is.</w:t>
       </w:r>
     </w:p>
     <w:p>
@@ -12345,7 +12845,7 @@
           <w:b w:val="0"/>
           <w:sz w:val="20"/>
         </w:rPr>
-        <w:t>Clicking the action button switches to the matching filter tab.</w:t>
+        <w:t>Clicking the primary action button switches to the matching filter tab and 'By Transaction' view.</w:t>
       </w:r>
     </w:p>
     <w:p>
@@ -12365,7 +12865,27 @@
           <w:b w:val="0"/>
           <w:sz w:val="20"/>
         </w:rPr>
-        <w:t>The percentage on the progress bar matches the ratio of signed documents to total documents.</w:t>
+        <w:t>Each status quick-filter chip filters the list and stays in sync with the header filter tabs; clicking an active chip clears the filter.</w:t>
+      </w:r>
+    </w:p>
+    <w:p>
+      <w:pPr>
+        <w:spacing w:after="40"/>
+        <w:ind w:left="425" w:hanging="255"/>
+      </w:pPr>
+      <w:r>
+        <w:rPr>
+          <w:b w:val="0"/>
+          <w:sz w:val="20"/>
+        </w:rPr>
+        <w:t xml:space="preserve">-  </w:t>
+      </w:r>
+      <w:r>
+        <w:rPr>
+          <w:b w:val="0"/>
+          <w:sz w:val="20"/>
+        </w:rPr>
+        <w:t>The percentage on the progress bar matches the ratio of signed documents to the total of signed + pending + sent (missing rows are excluded from the denominator).</w:t>
       </w:r>
     </w:p>
     <w:p>
@@ -12439,6 +12959,26 @@
           <w:sz w:val="20"/>
         </w:rPr>
         <w:t>Add a 'Email this briefing to my manager' one-click action.</w:t>
+      </w:r>
+    </w:p>
+    <w:p>
+      <w:pPr>
+        <w:spacing w:after="40"/>
+        <w:ind w:left="425" w:hanging="255"/>
+      </w:pPr>
+      <w:r>
+        <w:rPr>
+          <w:b w:val="0"/>
+          <w:sz w:val="20"/>
+        </w:rPr>
+        <w:t xml:space="preserve">-  </w:t>
+      </w:r>
+      <w:r>
+        <w:rPr>
+          <w:b w:val="0"/>
+          <w:sz w:val="20"/>
+        </w:rPr>
+        <w:t>Let the user pin a favourite status chip so it is always pre-filtered on page load.</w:t>
       </w:r>
     </w:p>
     <w:p>

--- a/FRONTEND_CLIENT_TESTING_REVIEW.docx
+++ b/FRONTEND_CLIENT_TESTING_REVIEW.docx
@@ -10930,7 +10930,7 @@
         <w:spacing w:after="80" w:before="280"/>
       </w:pPr>
       <w:r>
-        <w:t>27. All Documents page — overview and access</w:t>
+        <w:t>27. All Documents page — overview, access, and deep-link entry</w:t>
       </w:r>
     </w:p>
     <w:p>
@@ -11034,6 +11034,26 @@
     <w:p>
       <w:pPr>
         <w:spacing w:after="40"/>
+        <w:ind w:left="907" w:hanging="255"/>
+      </w:pPr>
+      <w:r>
+        <w:rPr>
+          <w:b w:val="0"/>
+          <w:sz w:val="20"/>
+        </w:rPr>
+        <w:t xml:space="preserve">•  </w:t>
+      </w:r>
+      <w:r>
+        <w:rPr>
+          <w:b w:val="0"/>
+          <w:sz w:val="20"/>
+        </w:rPr>
+        <w:t>While the document list is fetching, the count pill is replaced by a smaller pill that reads 'Loading' with a spinner.</w:t>
+      </w:r>
+    </w:p>
+    <w:p>
+      <w:pPr>
+        <w:spacing w:after="40"/>
         <w:ind w:left="425" w:hanging="255"/>
       </w:pPr>
       <w:r>
@@ -11088,7 +11108,7 @@
           <w:b w:val="0"/>
           <w:sz w:val="20"/>
         </w:rPr>
-        <w:t>'Send for Signature' is visible (the label collapses to an icon on narrow screens).</w:t>
+        <w:t>'Send for Signature' is visible. The text label collapses to a pen icon on narrow screens.</w:t>
       </w:r>
     </w:p>
     <w:p>
@@ -11108,7 +11128,7 @@
           <w:b w:val="0"/>
           <w:sz w:val="20"/>
         </w:rPr>
-        <w:t>'Deletion Queue' is visible only on wide screens AND when you are signed in as an internal role (Agent, Elf, Team Lead, Attorney, or Admin).</w:t>
+        <w:t>'Deletion Queue' is visible only when you are signed in as an internal role (Agent, Transaction Coordinator, Team Lead, Attorney, or Admin). The text label collapses to a flag icon on narrow screens.</w:t>
       </w:r>
     </w:p>
     <w:p>
@@ -11208,7 +11228,7 @@
           <w:b w:val="0"/>
           <w:sz w:val="20"/>
         </w:rPr>
-        <w:t>Try opening /documents as a non-internal role (for example as a Client if that account is available).</w:t>
+        <w:t>Try opening /documents as a non-internal role (for example as a For-Sale-By-Owner Customer if that account is available).</w:t>
       </w:r>
     </w:p>
     <w:p>
@@ -11229,6 +11249,186 @@
           <w:sz w:val="20"/>
         </w:rPr>
         <w:t>You should be redirected to /dashboard instead of seeing the page.</w:t>
+      </w:r>
+    </w:p>
+    <w:p>
+      <w:pPr>
+        <w:spacing w:after="40"/>
+        <w:ind w:left="907" w:hanging="255"/>
+      </w:pPr>
+      <w:r>
+        <w:rPr>
+          <w:b w:val="0"/>
+          <w:sz w:val="20"/>
+        </w:rPr>
+        <w:t xml:space="preserve">•  </w:t>
+      </w:r>
+      <w:r>
+        <w:rPr>
+          <w:b w:val="0"/>
+          <w:sz w:val="20"/>
+        </w:rPr>
+        <w:t>Note: as a result, the 'Flag for Deletion' path no longer applies on this page — non-internal flagging now happens only inside a transaction's documents tab.</w:t>
+      </w:r>
+    </w:p>
+    <w:p>
+      <w:pPr>
+        <w:spacing w:after="40"/>
+        <w:ind w:left="425" w:hanging="255"/>
+      </w:pPr>
+      <w:r>
+        <w:rPr>
+          <w:b w:val="0"/>
+          <w:sz w:val="20"/>
+        </w:rPr>
+        <w:t xml:space="preserve">-  </w:t>
+      </w:r>
+      <w:r>
+        <w:rPr>
+          <w:b w:val="0"/>
+          <w:sz w:val="20"/>
+        </w:rPr>
+        <w:t>Confirm the page loads every document, not just the most recent 100.</w:t>
+      </w:r>
+    </w:p>
+    <w:p>
+      <w:pPr>
+        <w:spacing w:after="40"/>
+        <w:ind w:left="907" w:hanging="255"/>
+      </w:pPr>
+      <w:r>
+        <w:rPr>
+          <w:b w:val="0"/>
+          <w:sz w:val="20"/>
+        </w:rPr>
+        <w:t xml:space="preserve">•  </w:t>
+      </w:r>
+      <w:r>
+        <w:rPr>
+          <w:b w:val="0"/>
+          <w:sz w:val="20"/>
+        </w:rPr>
+        <w:t>If your tenant has more than 100 documents, scroll down or use the search box to find an older one — it should still appear (the page paginates through every page on load).</w:t>
+      </w:r>
+    </w:p>
+    <w:p>
+      <w:pPr>
+        <w:spacing w:after="40"/>
+        <w:ind w:left="425" w:hanging="255"/>
+      </w:pPr>
+      <w:r>
+        <w:rPr>
+          <w:b w:val="0"/>
+          <w:sz w:val="20"/>
+        </w:rPr>
+        <w:t xml:space="preserve">-  </w:t>
+      </w:r>
+      <w:r>
+        <w:rPr>
+          <w:b w:val="0"/>
+          <w:sz w:val="20"/>
+        </w:rPr>
+        <w:t>Test the Cmd/Ctrl+K global search deep-link entry.</w:t>
+      </w:r>
+    </w:p>
+    <w:p>
+      <w:pPr>
+        <w:spacing w:after="40"/>
+        <w:ind w:left="907" w:hanging="255"/>
+      </w:pPr>
+      <w:r>
+        <w:rPr>
+          <w:b w:val="0"/>
+          <w:sz w:val="20"/>
+        </w:rPr>
+        <w:t xml:space="preserve">•  </w:t>
+      </w:r>
+      <w:r>
+        <w:rPr>
+          <w:b w:val="0"/>
+          <w:sz w:val="20"/>
+        </w:rPr>
+        <w:t>Press Cmd+K (Mac) or Ctrl+K (Windows) anywhere in the app to open the global search palette.</w:t>
+      </w:r>
+    </w:p>
+    <w:p>
+      <w:pPr>
+        <w:spacing w:after="40"/>
+        <w:ind w:left="907" w:hanging="255"/>
+      </w:pPr>
+      <w:r>
+        <w:rPr>
+          <w:b w:val="0"/>
+          <w:sz w:val="20"/>
+        </w:rPr>
+        <w:t xml:space="preserve">•  </w:t>
+      </w:r>
+      <w:r>
+        <w:rPr>
+          <w:b w:val="0"/>
+          <w:sz w:val="20"/>
+        </w:rPr>
+        <w:t>Search for a document by name and press Enter on the matching result.</w:t>
+      </w:r>
+    </w:p>
+    <w:p>
+      <w:pPr>
+        <w:spacing w:after="40"/>
+        <w:ind w:left="907" w:hanging="255"/>
+      </w:pPr>
+      <w:r>
+        <w:rPr>
+          <w:b w:val="0"/>
+          <w:sz w:val="20"/>
+        </w:rPr>
+        <w:t xml:space="preserve">•  </w:t>
+      </w:r>
+      <w:r>
+        <w:rPr>
+          <w:b w:val="0"/>
+          <w:sz w:val="20"/>
+        </w:rPr>
+        <w:t>/documents opens with the matching transaction's drawer expanded, the matching row scrolled into view, and a brief amber flash animation on that row.</w:t>
+      </w:r>
+    </w:p>
+    <w:p>
+      <w:pPr>
+        <w:spacing w:after="40"/>
+        <w:ind w:left="907" w:hanging="255"/>
+      </w:pPr>
+      <w:r>
+        <w:rPr>
+          <w:b w:val="0"/>
+          <w:sz w:val="20"/>
+        </w:rPr>
+        <w:t xml:space="preserve">•  </w:t>
+      </w:r>
+      <w:r>
+        <w:rPr>
+          <w:b w:val="0"/>
+          <w:sz w:val="20"/>
+        </w:rPr>
+        <w:t>Confirm the 'focus' and 'tx' query parameters are stripped from the URL afterwards (so a refresh does not re-flash forever).</w:t>
+      </w:r>
+    </w:p>
+    <w:p>
+      <w:pPr>
+        <w:spacing w:after="40"/>
+        <w:ind w:left="907" w:hanging="255"/>
+      </w:pPr>
+      <w:r>
+        <w:rPr>
+          <w:b w:val="0"/>
+          <w:sz w:val="20"/>
+        </w:rPr>
+        <w:t xml:space="preserve">•  </w:t>
+      </w:r>
+      <w:r>
+        <w:rPr>
+          <w:b w:val="0"/>
+          <w:sz w:val="20"/>
+        </w:rPr>
+        <w:t>If the document was deleted or filtered out, a toast appears: 'Document not found in the current view'.</w:t>
       </w:r>
     </w:p>
     <w:p>
@@ -11361,7 +11561,27 @@
           <w:b w:val="0"/>
           <w:sz w:val="20"/>
         </w:rPr>
-        <w:t>Client or non-internal users cannot reach this page.</w:t>
+        <w:t>Client / non-internal users cannot reach this page.</w:t>
+      </w:r>
+    </w:p>
+    <w:p>
+      <w:pPr>
+        <w:spacing w:after="40"/>
+        <w:ind w:left="425" w:hanging="255"/>
+      </w:pPr>
+      <w:r>
+        <w:rPr>
+          <w:b w:val="0"/>
+          <w:sz w:val="20"/>
+        </w:rPr>
+        <w:t xml:space="preserve">-  </w:t>
+      </w:r>
+      <w:r>
+        <w:rPr>
+          <w:b w:val="0"/>
+          <w:sz w:val="20"/>
+        </w:rPr>
+        <w:t>Cmd+K deep-links open the right transaction, scroll to the matching row, flash it, and then clean the URL.</w:t>
       </w:r>
     </w:p>
     <w:p>
@@ -11459,6 +11679,26 @@
     </w:p>
     <w:p>
       <w:pPr>
+        <w:spacing w:after="40"/>
+        <w:ind w:left="425" w:hanging="255"/>
+      </w:pPr>
+      <w:r>
+        <w:rPr>
+          <w:b w:val="0"/>
+          <w:sz w:val="20"/>
+        </w:rPr>
+        <w:t xml:space="preserve">-  </w:t>
+      </w:r>
+      <w:r>
+        <w:rPr>
+          <w:b w:val="0"/>
+          <w:sz w:val="20"/>
+        </w:rPr>
+        <w:t>Persist the last opened transaction drawer between visits, so users do not lose their place when navigating away and back.</w:t>
+      </w:r>
+    </w:p>
+    <w:p>
+      <w:pPr>
         <w:spacing w:before="200" w:after="60"/>
       </w:pPr>
       <w:r>
@@ -11626,6 +11866,26 @@
     <w:p>
       <w:pPr>
         <w:spacing w:after="40"/>
+        <w:ind w:left="907" w:hanging="255"/>
+      </w:pPr>
+      <w:r>
+        <w:rPr>
+          <w:b w:val="0"/>
+          <w:sz w:val="20"/>
+        </w:rPr>
+        <w:t xml:space="preserve">•  </w:t>
+      </w:r>
+      <w:r>
+        <w:rPr>
+          <w:b w:val="0"/>
+          <w:sz w:val="20"/>
+        </w:rPr>
+        <w:t>Scroll the document list down. The Unified Command Bar should stick to the top of the scroll area with a soft frosted-glass backdrop so the search and filters stay reachable while you scan a long list.</w:t>
+      </w:r>
+    </w:p>
+    <w:p>
+      <w:pPr>
+        <w:spacing w:after="40"/>
         <w:ind w:left="425" w:hanging="255"/>
       </w:pPr>
       <w:r>
@@ -14800,6 +15060,26 @@
           <w:b w:val="0"/>
           <w:sz w:val="20"/>
         </w:rPr>
+        <w:t>The hint underneath the drop zone reads 'PDF, DOC, DOCX, JPG, PNG, WEBP, GIF, TXT · Max 20 MB'.</w:t>
+      </w:r>
+    </w:p>
+    <w:p>
+      <w:pPr>
+        <w:spacing w:after="40"/>
+        <w:ind w:left="907" w:hanging="255"/>
+      </w:pPr>
+      <w:r>
+        <w:rPr>
+          <w:b w:val="0"/>
+          <w:sz w:val="20"/>
+        </w:rPr>
+        <w:t xml:space="preserve">•  </w:t>
+      </w:r>
+      <w:r>
+        <w:rPr>
+          <w:b w:val="0"/>
+          <w:sz w:val="20"/>
+        </w:rPr>
         <w:t>Drag and drop a file, or click 'Click to browse' to pick a file.</w:t>
       </w:r>
     </w:p>
@@ -14820,7 +15100,7 @@
           <w:b w:val="0"/>
           <w:sz w:val="20"/>
         </w:rPr>
-        <w:t>Allowed types: .pdf, .doc, .docx, .png, .jpg, .jpeg, .webp, .txt, .csv, .xlsx, .xls.</w:t>
+        <w:t>Allowed types: .pdf, .doc, .docx, .jpg, .jpeg, .png, .webp, .gif, .txt.</w:t>
       </w:r>
     </w:p>
     <w:p>
@@ -14840,7 +15120,27 @@
           <w:b w:val="0"/>
           <w:sz w:val="20"/>
         </w:rPr>
-        <w:t>Max size: 50 MB. Try a file larger than 50 MB and confirm the modal blocks it with a clear error.</w:t>
+        <w:t>Max size: 20 MB. Try a file larger than 20 MB and confirm the modal surfaces a clear backend error.</w:t>
+      </w:r>
+    </w:p>
+    <w:p>
+      <w:pPr>
+        <w:spacing w:after="40"/>
+        <w:ind w:left="907" w:hanging="255"/>
+      </w:pPr>
+      <w:r>
+        <w:rPr>
+          <w:b w:val="0"/>
+          <w:sz w:val="20"/>
+        </w:rPr>
+        <w:t xml:space="preserve">•  </w:t>
+      </w:r>
+      <w:r>
+        <w:rPr>
+          <w:b w:val="0"/>
+          <w:sz w:val="20"/>
+        </w:rPr>
+        <w:t>Note: spreadsheet types (.csv, .xlsx, .xls) are no longer accepted by the upload endpoint.</w:t>
       </w:r>
     </w:p>
     <w:p>
@@ -14860,7 +15160,7 @@
           <w:b w:val="0"/>
           <w:sz w:val="20"/>
         </w:rPr>
-        <w:t>Confirm a spinner appears while the file uploads.</w:t>
+        <w:t>Confirm a spinner appears in the drop zone while the file uploads, and that the primary button text changes to 'Uploading...'.</w:t>
       </w:r>
     </w:p>
     <w:p>
@@ -14953,7 +15253,7 @@
           <w:b w:val="0"/>
           <w:sz w:val="20"/>
         </w:rPr>
-        <w:t>Files over 50 MB or of unsupported types are rejected with a clear message.</w:t>
+        <w:t>Files over 20 MB or of unsupported types are rejected with a clear message.</w:t>
       </w:r>
     </w:p>
     <w:p>
@@ -15586,7 +15886,7 @@
         <w:spacing w:after="80" w:before="280"/>
       </w:pPr>
       <w:r>
-        <w:t>27.8. All Documents — Send for Signature</w:t>
+        <w:t>27.8. All Documents — Send for Signature (live DocuSign integration)</w:t>
       </w:r>
     </w:p>
     <w:p>
@@ -15611,7 +15911,7 @@
           <w:b w:val="0"/>
           <w:sz w:val="20"/>
         </w:rPr>
-        <w:t>'Send for Signature' header button, row action, or Preview footer</w:t>
+        <w:t>'Send for Signature' header button, row action (pen icon), or Preview footer</w:t>
       </w:r>
     </w:p>
     <w:p>
@@ -15650,6 +15950,66 @@
     <w:p>
       <w:pPr>
         <w:spacing w:after="40"/>
+        <w:ind w:left="907" w:hanging="255"/>
+      </w:pPr>
+      <w:r>
+        <w:rPr>
+          <w:b w:val="0"/>
+          <w:sz w:val="20"/>
+        </w:rPr>
+        <w:t xml:space="preserve">•  </w:t>
+      </w:r>
+      <w:r>
+        <w:rPr>
+          <w:b w:val="0"/>
+          <w:sz w:val="20"/>
+        </w:rPr>
+        <w:t>Header button: opens with no document pre-selected.</w:t>
+      </w:r>
+    </w:p>
+    <w:p>
+      <w:pPr>
+        <w:spacing w:after="40"/>
+        <w:ind w:left="907" w:hanging="255"/>
+      </w:pPr>
+      <w:r>
+        <w:rPr>
+          <w:b w:val="0"/>
+          <w:sz w:val="20"/>
+        </w:rPr>
+        <w:t xml:space="preserve">•  </w:t>
+      </w:r>
+      <w:r>
+        <w:rPr>
+          <w:b w:val="0"/>
+          <w:sz w:val="20"/>
+        </w:rPr>
+        <w:t>Row pen icon: opens with both transaction and document pre-selected.</w:t>
+      </w:r>
+    </w:p>
+    <w:p>
+      <w:pPr>
+        <w:spacing w:after="40"/>
+        <w:ind w:left="907" w:hanging="255"/>
+      </w:pPr>
+      <w:r>
+        <w:rPr>
+          <w:b w:val="0"/>
+          <w:sz w:val="20"/>
+        </w:rPr>
+        <w:t xml:space="preserve">•  </w:t>
+      </w:r>
+      <w:r>
+        <w:rPr>
+          <w:b w:val="0"/>
+          <w:sz w:val="20"/>
+        </w:rPr>
+        <w:t>Preview footer 'Send for Signature' button: opens with the previewed document already selected and the preview modal closed in the background.</w:t>
+      </w:r>
+    </w:p>
+    <w:p>
+      <w:pPr>
+        <w:spacing w:after="40"/>
         <w:ind w:left="425" w:hanging="255"/>
       </w:pPr>
       <w:r>
@@ -15664,7 +16024,7 @@
           <w:b w:val="0"/>
           <w:sz w:val="20"/>
         </w:rPr>
-        <w:t>If you opened it from the header (no document pre-selected), confirm the extra fields appear.</w:t>
+        <w:t>If you opened the modal from the header (no document pre-selected), confirm the extra picker fields appear.</w:t>
       </w:r>
     </w:p>
     <w:p>
@@ -15684,7 +16044,7 @@
           <w:b w:val="0"/>
           <w:sz w:val="20"/>
         </w:rPr>
-        <w:t>A 'TRANSACTION' dropdown.</w:t>
+        <w:t>A 'TRANSACTION' dropdown listing every active transaction by full address.</w:t>
       </w:r>
     </w:p>
     <w:p>
@@ -15704,7 +16064,27 @@
           <w:b w:val="0"/>
           <w:sz w:val="20"/>
         </w:rPr>
-        <w:t>A 'DOCUMENT' dropdown that filters by the chosen transaction.</w:t>
+        <w:t>A 'DOCUMENT' dropdown that filters its options by the chosen transaction (or shows everything when no transaction is selected).</w:t>
+      </w:r>
+    </w:p>
+    <w:p>
+      <w:pPr>
+        <w:spacing w:after="40"/>
+        <w:ind w:left="907" w:hanging="255"/>
+      </w:pPr>
+      <w:r>
+        <w:rPr>
+          <w:b w:val="0"/>
+          <w:sz w:val="20"/>
+        </w:rPr>
+        <w:t xml:space="preserve">•  </w:t>
+      </w:r>
+      <w:r>
+        <w:rPr>
+          <w:b w:val="0"/>
+          <w:sz w:val="20"/>
+        </w:rPr>
+        <w:t>Switching the transaction after picking a document that belongs to a different file clears the document selection.</w:t>
       </w:r>
     </w:p>
     <w:p>
@@ -15724,7 +16104,7 @@
           <w:b w:val="0"/>
           <w:sz w:val="20"/>
         </w:rPr>
-        <w:t>Configure the signers.</w:t>
+        <w:t>Confirm the DocuSign connection check at the top of the modal body.</w:t>
       </w:r>
     </w:p>
     <w:p>
@@ -15744,7 +16124,7 @@
           <w:b w:val="0"/>
           <w:sz w:val="20"/>
         </w:rPr>
-        <w:t>Toggle chips for Client (Buyer), Co-Buyer, Agent, and Title Co. (Review).</w:t>
+        <w:t>If your DocuSign account is not yet connected, a red alert banner appears: 'No e-signature provider connected'.</w:t>
       </w:r>
     </w:p>
     <w:p>
@@ -15764,7 +16144,27 @@
           <w:b w:val="0"/>
           <w:sz w:val="20"/>
         </w:rPr>
-        <w:t>At least one signer must be selected for the Send button to enable.</w:t>
+        <w:t>The banner has a 'Connect DocuSign' button that opens the inline DocuSign Connect wizard (covered in 27.14).</w:t>
+      </w:r>
+    </w:p>
+    <w:p>
+      <w:pPr>
+        <w:spacing w:after="40"/>
+        <w:ind w:left="907" w:hanging="255"/>
+      </w:pPr>
+      <w:r>
+        <w:rPr>
+          <w:b w:val="0"/>
+          <w:sz w:val="20"/>
+        </w:rPr>
+        <w:t xml:space="preserve">•  </w:t>
+      </w:r>
+      <w:r>
+        <w:rPr>
+          <w:b w:val="0"/>
+          <w:sz w:val="20"/>
+        </w:rPr>
+        <w:t>Once connected, the red banner is replaced with a green confirmation: 'Connected to {provider}' with a one-line note that envelopes are sent from your account and that signed copies replace the original automatically.</w:t>
       </w:r>
     </w:p>
     <w:p>
@@ -15784,6 +16184,186 @@
           <w:b w:val="0"/>
           <w:sz w:val="20"/>
         </w:rPr>
+        <w:t>Configure the signers using the new manual recipient list.</w:t>
+      </w:r>
+    </w:p>
+    <w:p>
+      <w:pPr>
+        <w:spacing w:after="40"/>
+        <w:ind w:left="907" w:hanging="255"/>
+      </w:pPr>
+      <w:r>
+        <w:rPr>
+          <w:b w:val="0"/>
+          <w:sz w:val="20"/>
+        </w:rPr>
+        <w:t xml:space="preserve">•  </w:t>
+      </w:r>
+      <w:r>
+        <w:rPr>
+          <w:b w:val="0"/>
+          <w:sz w:val="20"/>
+        </w:rPr>
+        <w:t>Suggested-party chips appear above the list when the chosen transaction has parties on file (buyer, co-buyer, listing agent, etc.). Each chip shows '+ {name} ({party_role})'.</w:t>
+      </w:r>
+    </w:p>
+    <w:p>
+      <w:pPr>
+        <w:spacing w:after="40"/>
+        <w:ind w:left="907" w:hanging="255"/>
+      </w:pPr>
+      <w:r>
+        <w:rPr>
+          <w:b w:val="0"/>
+          <w:sz w:val="20"/>
+        </w:rPr>
+        <w:t xml:space="preserve">•  </w:t>
+      </w:r>
+      <w:r>
+        <w:rPr>
+          <w:b w:val="0"/>
+          <w:sz w:val="20"/>
+        </w:rPr>
+        <w:t>Click a suggested chip to add that party as a signer with their name and email pre-filled. Clicking the same chip a second time is a no-op (duplicate emails are ignored).</w:t>
+      </w:r>
+    </w:p>
+    <w:p>
+      <w:pPr>
+        <w:spacing w:after="40"/>
+        <w:ind w:left="907" w:hanging="255"/>
+      </w:pPr>
+      <w:r>
+        <w:rPr>
+          <w:b w:val="0"/>
+          <w:sz w:val="20"/>
+        </w:rPr>
+        <w:t xml:space="preserve">•  </w:t>
+      </w:r>
+      <w:r>
+        <w:rPr>
+          <w:b w:val="0"/>
+          <w:sz w:val="20"/>
+        </w:rPr>
+        <w:t>Click '+ Add signer' on the right of the SIGNERS label to add a blank row and type a name and email manually.</w:t>
+      </w:r>
+    </w:p>
+    <w:p>
+      <w:pPr>
+        <w:spacing w:after="40"/>
+        <w:ind w:left="907" w:hanging="255"/>
+      </w:pPr>
+      <w:r>
+        <w:rPr>
+          <w:b w:val="0"/>
+          <w:sz w:val="20"/>
+        </w:rPr>
+        <w:t xml:space="preserve">•  </w:t>
+      </w:r>
+      <w:r>
+        <w:rPr>
+          <w:b w:val="0"/>
+          <w:sz w:val="20"/>
+        </w:rPr>
+        <w:t>Each signer row shows '#1', '#2', '#3' on the left so the routing order is obvious; rows can be removed with the small red X on the right.</w:t>
+      </w:r>
+    </w:p>
+    <w:p>
+      <w:pPr>
+        <w:spacing w:after="40"/>
+        <w:ind w:left="907" w:hanging="255"/>
+      </w:pPr>
+      <w:r>
+        <w:rPr>
+          <w:b w:val="0"/>
+          <w:sz w:val="20"/>
+        </w:rPr>
+        <w:t xml:space="preserve">•  </w:t>
+      </w:r>
+      <w:r>
+        <w:rPr>
+          <w:b w:val="0"/>
+          <w:sz w:val="20"/>
+        </w:rPr>
+        <w:t>Confirm the empty-state message reads 'Add signers from the transaction's parties, or use "Add signer" to enter one manually.' when no signers have been added.</w:t>
+      </w:r>
+    </w:p>
+    <w:p>
+      <w:pPr>
+        <w:spacing w:after="40"/>
+        <w:ind w:left="425" w:hanging="255"/>
+      </w:pPr>
+      <w:r>
+        <w:rPr>
+          <w:b w:val="0"/>
+          <w:sz w:val="20"/>
+        </w:rPr>
+        <w:t xml:space="preserve">-  </w:t>
+      </w:r>
+      <w:r>
+        <w:rPr>
+          <w:b w:val="0"/>
+          <w:sz w:val="20"/>
+        </w:rPr>
+        <w:t>Edit the 'SUBJECT' field at the bottom.</w:t>
+      </w:r>
+    </w:p>
+    <w:p>
+      <w:pPr>
+        <w:spacing w:after="40"/>
+        <w:ind w:left="907" w:hanging="255"/>
+      </w:pPr>
+      <w:r>
+        <w:rPr>
+          <w:b w:val="0"/>
+          <w:sz w:val="20"/>
+        </w:rPr>
+        <w:t xml:space="preserve">•  </w:t>
+      </w:r>
+      <w:r>
+        <w:rPr>
+          <w:b w:val="0"/>
+          <w:sz w:val="20"/>
+        </w:rPr>
+        <w:t>Pre-filled with 'Please sign the attached document' (250-character limit).</w:t>
+      </w:r>
+    </w:p>
+    <w:p>
+      <w:pPr>
+        <w:spacing w:after="40"/>
+        <w:ind w:left="907" w:hanging="255"/>
+      </w:pPr>
+      <w:r>
+        <w:rPr>
+          <w:b w:val="0"/>
+          <w:sz w:val="20"/>
+        </w:rPr>
+        <w:t xml:space="preserve">•  </w:t>
+      </w:r>
+      <w:r>
+        <w:rPr>
+          <w:b w:val="0"/>
+          <w:sz w:val="20"/>
+        </w:rPr>
+        <w:t>Whatever you type here becomes the email subject DocuSign sends to the recipients.</w:t>
+      </w:r>
+    </w:p>
+    <w:p>
+      <w:pPr>
+        <w:spacing w:after="40"/>
+        <w:ind w:left="425" w:hanging="255"/>
+      </w:pPr>
+      <w:r>
+        <w:rPr>
+          <w:b w:val="0"/>
+          <w:sz w:val="20"/>
+        </w:rPr>
+        <w:t xml:space="preserve">-  </w:t>
+      </w:r>
+      <w:r>
+        <w:rPr>
+          <w:b w:val="0"/>
+          <w:sz w:val="20"/>
+        </w:rPr>
         <w:t>Optionally write a note in 'MESSAGE TO SIGNERS'.</w:t>
       </w:r>
     </w:p>
@@ -15804,7 +16384,67 @@
           <w:b w:val="0"/>
           <w:sz w:val="20"/>
         </w:rPr>
-        <w:t>Read the blue info box that explains connecting an e-signature provider in Settings.</w:t>
+        <w:t>Confirm Send button validation.</w:t>
+      </w:r>
+    </w:p>
+    <w:p>
+      <w:pPr>
+        <w:spacing w:after="40"/>
+        <w:ind w:left="907" w:hanging="255"/>
+      </w:pPr>
+      <w:r>
+        <w:rPr>
+          <w:b w:val="0"/>
+          <w:sz w:val="20"/>
+        </w:rPr>
+        <w:t xml:space="preserve">•  </w:t>
+      </w:r>
+      <w:r>
+        <w:rPr>
+          <w:b w:val="0"/>
+          <w:sz w:val="20"/>
+        </w:rPr>
+        <w:t>The Send button stays disabled until: a document and transaction are selected, every signer row has both a non-empty name and a syntactically valid email, AND DocuSign is connected.</w:t>
+      </w:r>
+    </w:p>
+    <w:p>
+      <w:pPr>
+        <w:spacing w:after="40"/>
+        <w:ind w:left="907" w:hanging="255"/>
+      </w:pPr>
+      <w:r>
+        <w:rPr>
+          <w:b w:val="0"/>
+          <w:sz w:val="20"/>
+        </w:rPr>
+        <w:t xml:space="preserve">•  </w:t>
+      </w:r>
+      <w:r>
+        <w:rPr>
+          <w:b w:val="0"/>
+          <w:sz w:val="20"/>
+        </w:rPr>
+        <w:t>Try saving with a malformed email — confirm an inline red error appears: 'Each signer needs a name and a valid email address.'</w:t>
+      </w:r>
+    </w:p>
+    <w:p>
+      <w:pPr>
+        <w:spacing w:after="40"/>
+        <w:ind w:left="907" w:hanging="255"/>
+      </w:pPr>
+      <w:r>
+        <w:rPr>
+          <w:b w:val="0"/>
+          <w:sz w:val="20"/>
+        </w:rPr>
+        <w:t xml:space="preserve">•  </w:t>
+      </w:r>
+      <w:r>
+        <w:rPr>
+          <w:b w:val="0"/>
+          <w:sz w:val="20"/>
+        </w:rPr>
+        <w:t>While sending, the button label changes to 'Sending...'.</w:t>
       </w:r>
     </w:p>
     <w:p>
@@ -15877,7 +16517,47 @@
           <w:b w:val="0"/>
           <w:sz w:val="20"/>
         </w:rPr>
-        <w:t>NOTE for the client: the actual integration with DocuSign / DotLoop / Authentisign is not yet wired. This screen captures your intent; real signature delivery is planned for a later phase.</w:t>
+        <w:t>The matching document row in the list flips to the 'Sent for Sig.' status badge and gains an 'Awaiting: {names}' line under the metadata.</w:t>
+      </w:r>
+    </w:p>
+    <w:p>
+      <w:pPr>
+        <w:spacing w:after="40"/>
+        <w:ind w:left="425" w:hanging="255"/>
+      </w:pPr>
+      <w:r>
+        <w:rPr>
+          <w:b w:val="0"/>
+          <w:sz w:val="20"/>
+        </w:rPr>
+        <w:t xml:space="preserve">-  </w:t>
+      </w:r>
+      <w:r>
+        <w:rPr>
+          <w:b w:val="0"/>
+          <w:sz w:val="20"/>
+        </w:rPr>
+        <w:t>If the Send call fails, a red 'Send for signature failed' toast appears AND the error is shown inline at the bottom of the modal so the user does not have to re-open it.</w:t>
+      </w:r>
+    </w:p>
+    <w:p>
+      <w:pPr>
+        <w:spacing w:after="40"/>
+        <w:ind w:left="425" w:hanging="255"/>
+      </w:pPr>
+      <w:r>
+        <w:rPr>
+          <w:b w:val="0"/>
+          <w:sz w:val="20"/>
+        </w:rPr>
+        <w:t xml:space="preserve">-  </w:t>
+      </w:r>
+      <w:r>
+        <w:rPr>
+          <w:b w:val="0"/>
+          <w:sz w:val="20"/>
+        </w:rPr>
+        <w:t>The DocuSign envelope is created in your linked account; signers receive the email immediately.</w:t>
       </w:r>
     </w:p>
     <w:p>
@@ -15910,7 +16590,7 @@
           <w:b w:val="0"/>
           <w:sz w:val="20"/>
         </w:rPr>
-        <w:t>Wire the actual e-signature provider integration (DocuSign / DotLoop / Authentisign).</w:t>
+        <w:t>Let the sender pick a signing order explicitly (sequential vs. parallel) — currently the order is the order the signers were added.</w:t>
       </w:r>
     </w:p>
     <w:p>
@@ -15930,7 +16610,7 @@
           <w:b w:val="0"/>
           <w:sz w:val="20"/>
         </w:rPr>
-        <w:t>Let the sender pick a signing order (sequential vs. parallel).</w:t>
+        <w:t>Add support for additional providers (DotLoop, Authentisign, Adobe Sign) alongside DocuSign.</w:t>
       </w:r>
     </w:p>
     <w:p>
@@ -15950,7 +16630,27 @@
           <w:b w:val="0"/>
           <w:sz w:val="20"/>
         </w:rPr>
-        <w:t>Show live signature status as each signer completes their part.</w:t>
+        <w:t>Show live signature status updates inside the modal as each signer completes their part, instead of waiting for the row to refresh.</w:t>
+      </w:r>
+    </w:p>
+    <w:p>
+      <w:pPr>
+        <w:spacing w:after="40"/>
+        <w:ind w:left="425" w:hanging="255"/>
+      </w:pPr>
+      <w:r>
+        <w:rPr>
+          <w:b w:val="0"/>
+          <w:sz w:val="20"/>
+        </w:rPr>
+        <w:t xml:space="preserve">-  </w:t>
+      </w:r>
+      <w:r>
+        <w:rPr>
+          <w:b w:val="0"/>
+          <w:sz w:val="20"/>
+        </w:rPr>
+        <w:t>Persist subject/message templates per user so common envelopes (e.g. 'Inspection addendum sign request') can be re-used in one click.</w:t>
       </w:r>
     </w:p>
     <w:p>
@@ -16116,7 +16816,7 @@
           <w:b w:val="0"/>
           <w:sz w:val="20"/>
         </w:rPr>
-        <w:t>Sign in as an internal role (Agent, Elf, Team Lead, Attorney, or Admin).</w:t>
+        <w:t>Sign in as an internal role (Agent, Transaction Coordinator, Team Lead, Attorney, or Admin).</w:t>
       </w:r>
     </w:p>
     <w:p>
@@ -17394,7 +18094,7 @@
         <w:spacing w:after="80" w:before="280"/>
       </w:pPr>
       <w:r>
-        <w:t>27.12. All Documents — Archive (internal) and Flag for Deletion (non-internal)</w:t>
+        <w:t>27.12. All Documents — Archive (internal-only on this page)</w:t>
       </w:r>
     </w:p>
     <w:p>
@@ -17419,7 +18119,7 @@
           <w:b w:val="0"/>
           <w:sz w:val="20"/>
         </w:rPr>
-        <w:t>Three-dot menu on any document row</w:t>
+        <w:t>Three-dot menu on any document row (/documents)</w:t>
       </w:r>
     </w:p>
     <w:p>
@@ -17452,7 +18152,7 @@
           <w:b w:val="0"/>
           <w:sz w:val="20"/>
         </w:rPr>
-        <w:t>Sign in as an internal role (Agent, Elf, Team Lead, Attorney, or Admin).</w:t>
+        <w:t>Sign in as an internal role (Agent, Transaction Coordinator, Team Lead, Attorney, or Admin).</w:t>
       </w:r>
     </w:p>
     <w:p>
@@ -17472,7 +18172,7 @@
           <w:b w:val="0"/>
           <w:sz w:val="20"/>
         </w:rPr>
-        <w:t>Open the three-dot menu and click 'Archive Document'.</w:t>
+        <w:t>Open the three-dot menu and click 'Archive Document' at the bottom (red text).</w:t>
       </w:r>
     </w:p>
     <w:p>
@@ -17512,7 +18212,7 @@
           <w:b w:val="0"/>
           <w:sz w:val="20"/>
         </w:rPr>
-        <w:t>Click Archive and confirm the document disappears from the list.</w:t>
+        <w:t>Click Archive and confirm the document disappears from the list and a 'Document archived' toast appears.</w:t>
       </w:r>
     </w:p>
     <w:p>
@@ -17532,7 +18232,7 @@
           <w:b w:val="0"/>
           <w:sz w:val="20"/>
         </w:rPr>
-        <w:t>Separately, sign in as a non-internal role if one is available.</w:t>
+        <w:t>Confirm the non-internal flagging path is no longer reachable from /documents.</w:t>
       </w:r>
     </w:p>
     <w:p>
@@ -17552,7 +18252,7 @@
           <w:b w:val="0"/>
           <w:sz w:val="20"/>
         </w:rPr>
-        <w:t>Open the three-dot menu — the action is labelled 'Flag for Deletion' instead of 'Archive Document'.</w:t>
+        <w:t>Non-internal users (For-Sale-By-Owner Customers, etc.) are redirected to /dashboard before they can reach the page, so the 'Flag for Deletion' modal does not open here.</w:t>
       </w:r>
     </w:p>
     <w:p>
@@ -17572,27 +18272,7 @@
           <w:b w:val="0"/>
           <w:sz w:val="20"/>
         </w:rPr>
-        <w:t>Confirm the explanatory text: 'Because you're not authorized to delete documents directly, your request will be reviewed by an agent or transaction coordinator before the document is archived.'</w:t>
-      </w:r>
-    </w:p>
-    <w:p>
-      <w:pPr>
-        <w:spacing w:after="40"/>
-        <w:ind w:left="907" w:hanging="255"/>
-      </w:pPr>
-      <w:r>
-        <w:rPr>
-          <w:b w:val="0"/>
-          <w:sz w:val="20"/>
-        </w:rPr>
-        <w:t xml:space="preserve">•  </w:t>
-      </w:r>
-      <w:r>
-        <w:rPr>
-          <w:b w:val="0"/>
-          <w:sz w:val="20"/>
-        </w:rPr>
-        <w:t>Type a reason (minimum 3 characters) and click Submit Request.</w:t>
+        <w:t>If the client wants to flag a document, they must do it from the documents tab inside an individual transaction (covered in section 23 / Documents window on a transaction card).</w:t>
       </w:r>
     </w:p>
     <w:p>
@@ -17625,7 +18305,7 @@
           <w:b w:val="0"/>
           <w:sz w:val="20"/>
         </w:rPr>
-        <w:t>Internal users can archive directly, with a confirmation dialog to prevent accidents.</w:t>
+        <w:t>Internal users can archive directly, with a confirmation dialog to prevent accidents and a toast on success.</w:t>
       </w:r>
     </w:p>
     <w:p>
@@ -17645,7 +18325,7 @@
           <w:b w:val="0"/>
           <w:sz w:val="20"/>
         </w:rPr>
-        <w:t>Non-internal users must submit a reason. A 'Flagged for deletion' toast confirms the request has been sent.</w:t>
+        <w:t>Non-internal users never see the dropdown action on /documents because the page redirects them away.</w:t>
       </w:r>
     </w:p>
     <w:p>
@@ -17698,7 +18378,7 @@
           <w:b w:val="0"/>
           <w:sz w:val="20"/>
         </w:rPr>
-        <w:t>Let the requester track the status of their flag-for-deletion request.</w:t>
+        <w:t>Add an undo toast immediately after archiving so an accidental click can be reverted in one tap.</w:t>
       </w:r>
     </w:p>
     <w:p>
@@ -18211,6 +18891,1530 @@
           <w:sz w:val="20"/>
         </w:rPr>
         <w:t>Show the reviewer who flagged the document (requester name) alongside the reason.</w:t>
+      </w:r>
+    </w:p>
+    <w:p>
+      <w:pPr>
+        <w:spacing w:before="200" w:after="60"/>
+      </w:pPr>
+      <w:r>
+        <w:rPr>
+          <w:b/>
+          <w:color w:val="C0504D"/>
+          <w:sz w:val="22"/>
+        </w:rPr>
+        <w:t>Feedback</w:t>
+      </w:r>
+    </w:p>
+    <w:p>
+      <w:pPr>
+        <w:spacing w:after="80"/>
+      </w:pPr>
+      <w:r>
+        <w:rPr>
+          <w:i/>
+          <w:color w:val="555555"/>
+          <w:sz w:val="18"/>
+        </w:rPr>
+        <w:t>Please note below: Status (Pass / Fail / Needs Work), any comments or issues you hit, and your priority for the improvement ideas above (High / Medium / Low / Skip).</w:t>
+      </w:r>
+    </w:p>
+    <w:p>
+      <w:pPr>
+        <w:spacing w:after="120"/>
+      </w:pPr>
+      <w:r>
+        <w:rPr>
+          <w:color w:val="BBBBBB"/>
+          <w:sz w:val="20"/>
+        </w:rPr>
+        <w:t>__________________________________________________________________________________________</w:t>
+      </w:r>
+    </w:p>
+    <w:p>
+      <w:pPr>
+        <w:spacing w:after="120"/>
+      </w:pPr>
+      <w:r>
+        <w:rPr>
+          <w:color w:val="BBBBBB"/>
+          <w:sz w:val="20"/>
+        </w:rPr>
+        <w:t>__________________________________________________________________________________________</w:t>
+      </w:r>
+    </w:p>
+    <w:p>
+      <w:pPr>
+        <w:spacing w:after="120"/>
+      </w:pPr>
+      <w:r>
+        <w:rPr>
+          <w:color w:val="BBBBBB"/>
+          <w:sz w:val="20"/>
+        </w:rPr>
+        <w:t>__________________________________________________________________________________________</w:t>
+      </w:r>
+    </w:p>
+    <w:p>
+      <w:pPr>
+        <w:spacing w:after="120"/>
+      </w:pPr>
+      <w:r>
+        <w:rPr>
+          <w:color w:val="BBBBBB"/>
+          <w:sz w:val="20"/>
+        </w:rPr>
+        <w:t>__________________________________________________________________________________________</w:t>
+      </w:r>
+    </w:p>
+    <w:p>
+      <w:pPr>
+        <w:spacing w:after="120"/>
+      </w:pPr>
+      <w:r>
+        <w:rPr>
+          <w:color w:val="BBBBBB"/>
+          <w:sz w:val="20"/>
+        </w:rPr>
+        <w:t>__________________________________________________________________________________________</w:t>
+      </w:r>
+    </w:p>
+    <w:p>
+      <w:pPr>
+        <w:spacing w:after="120"/>
+      </w:pPr>
+      <w:r>
+        <w:rPr>
+          <w:color w:val="BBBBBB"/>
+          <w:sz w:val="20"/>
+        </w:rPr>
+        <w:t>__________________________________________________________________________________________</w:t>
+      </w:r>
+    </w:p>
+    <w:p/>
+    <w:p>
+      <w:pPr>
+        <w:pStyle w:val="Heading2"/>
+        <w:spacing w:after="80" w:before="280"/>
+      </w:pPr>
+      <w:r>
+        <w:t>27.14. All Documents — Connect DocuSign wizard (inline OAuth)</w:t>
+      </w:r>
+    </w:p>
+    <w:p>
+      <w:pPr>
+        <w:spacing w:before="200" w:after="60"/>
+      </w:pPr>
+      <w:r>
+        <w:rPr>
+          <w:b/>
+          <w:color w:val="1F3A5F"/>
+          <w:sz w:val="22"/>
+        </w:rPr>
+        <w:t>Route / Location</w:t>
+      </w:r>
+    </w:p>
+    <w:p>
+      <w:pPr>
+        <w:spacing w:after="40"/>
+      </w:pPr>
+      <w:r>
+        <w:rPr>
+          <w:b w:val="0"/>
+          <w:sz w:val="20"/>
+        </w:rPr>
+        <w:t>'Connect DocuSign' button inside the Send for Signature modal (only when no provider is connected yet)</w:t>
+      </w:r>
+    </w:p>
+    <w:p>
+      <w:pPr>
+        <w:spacing w:before="200" w:after="60"/>
+      </w:pPr>
+      <w:r>
+        <w:rPr>
+          <w:b/>
+          <w:color w:val="1F3A5F"/>
+          <w:sz w:val="22"/>
+        </w:rPr>
+        <w:t>How To Test</w:t>
+      </w:r>
+    </w:p>
+    <w:p>
+      <w:pPr>
+        <w:spacing w:after="40"/>
+        <w:ind w:left="425" w:hanging="255"/>
+      </w:pPr>
+      <w:r>
+        <w:rPr>
+          <w:b w:val="0"/>
+          <w:sz w:val="20"/>
+        </w:rPr>
+        <w:t xml:space="preserve">-  </w:t>
+      </w:r>
+      <w:r>
+        <w:rPr>
+          <w:b w:val="0"/>
+          <w:sz w:val="20"/>
+        </w:rPr>
+        <w:t>Make sure your DocuSign account is NOT connected, then open the Send for Signature modal (header button is fine).</w:t>
+      </w:r>
+    </w:p>
+    <w:p>
+      <w:pPr>
+        <w:spacing w:after="40"/>
+        <w:ind w:left="907" w:hanging="255"/>
+      </w:pPr>
+      <w:r>
+        <w:rPr>
+          <w:b w:val="0"/>
+          <w:sz w:val="20"/>
+        </w:rPr>
+        <w:t xml:space="preserve">•  </w:t>
+      </w:r>
+      <w:r>
+        <w:rPr>
+          <w:b w:val="0"/>
+          <w:sz w:val="20"/>
+        </w:rPr>
+        <w:t>The red 'No e-signature provider connected' banner appears.</w:t>
+      </w:r>
+    </w:p>
+    <w:p>
+      <w:pPr>
+        <w:spacing w:after="40"/>
+        <w:ind w:left="907" w:hanging="255"/>
+      </w:pPr>
+      <w:r>
+        <w:rPr>
+          <w:b w:val="0"/>
+          <w:sz w:val="20"/>
+        </w:rPr>
+        <w:t xml:space="preserve">•  </w:t>
+      </w:r>
+      <w:r>
+        <w:rPr>
+          <w:b w:val="0"/>
+          <w:sz w:val="20"/>
+        </w:rPr>
+        <w:t>Click the 'Connect DocuSign' button on the banner — a new modal opens on top.</w:t>
+      </w:r>
+    </w:p>
+    <w:p>
+      <w:pPr>
+        <w:spacing w:after="40"/>
+        <w:ind w:left="425" w:hanging="255"/>
+      </w:pPr>
+      <w:r>
+        <w:rPr>
+          <w:b w:val="0"/>
+          <w:sz w:val="20"/>
+        </w:rPr>
+        <w:t xml:space="preserve">-  </w:t>
+      </w:r>
+      <w:r>
+        <w:rPr>
+          <w:b w:val="0"/>
+          <w:sz w:val="20"/>
+        </w:rPr>
+        <w:t>Inspect the wizard's intro step.</w:t>
+      </w:r>
+    </w:p>
+    <w:p>
+      <w:pPr>
+        <w:spacing w:after="40"/>
+        <w:ind w:left="907" w:hanging="255"/>
+      </w:pPr>
+      <w:r>
+        <w:rPr>
+          <w:b w:val="0"/>
+          <w:sz w:val="20"/>
+        </w:rPr>
+        <w:t xml:space="preserve">•  </w:t>
+      </w:r>
+      <w:r>
+        <w:rPr>
+          <w:b w:val="0"/>
+          <w:sz w:val="20"/>
+        </w:rPr>
+        <w:t>Header reads 'Connect DocuSign' on a soft amber gradient with a pen icon.</w:t>
+      </w:r>
+    </w:p>
+    <w:p>
+      <w:pPr>
+        <w:spacing w:after="40"/>
+        <w:ind w:left="907" w:hanging="255"/>
+      </w:pPr>
+      <w:r>
+        <w:rPr>
+          <w:b w:val="0"/>
+          <w:sz w:val="20"/>
+        </w:rPr>
+        <w:t xml:space="preserve">•  </w:t>
+      </w:r>
+      <w:r>
+        <w:rPr>
+          <w:b w:val="0"/>
+          <w:sz w:val="20"/>
+        </w:rPr>
+        <w:t>Subheading: 'Link your DocuSign account so you can send documents for signature.'</w:t>
+      </w:r>
+    </w:p>
+    <w:p>
+      <w:pPr>
+        <w:spacing w:after="40"/>
+        <w:ind w:left="907" w:hanging="255"/>
+      </w:pPr>
+      <w:r>
+        <w:rPr>
+          <w:b w:val="0"/>
+          <w:sz w:val="20"/>
+        </w:rPr>
+        <w:t xml:space="preserve">•  </w:t>
+      </w:r>
+      <w:r>
+        <w:rPr>
+          <w:b w:val="0"/>
+          <w:sz w:val="20"/>
+        </w:rPr>
+        <w:t>Body has three explainer rows: 'Tokens are encrypted at rest', 'Envelopes are sent from your DocuSign account', 'You can disconnect anytime'.</w:t>
+      </w:r>
+    </w:p>
+    <w:p>
+      <w:pPr>
+        <w:spacing w:after="40"/>
+        <w:ind w:left="907" w:hanging="255"/>
+      </w:pPr>
+      <w:r>
+        <w:rPr>
+          <w:b w:val="0"/>
+          <w:sz w:val="20"/>
+        </w:rPr>
+        <w:t xml:space="preserve">•  </w:t>
+      </w:r>
+      <w:r>
+        <w:rPr>
+          <w:b w:val="0"/>
+          <w:sz w:val="20"/>
+        </w:rPr>
+        <w:t>A three-dot step indicator near the top shows you are on step 1 of 3.</w:t>
+      </w:r>
+    </w:p>
+    <w:p>
+      <w:pPr>
+        <w:spacing w:after="40"/>
+        <w:ind w:left="907" w:hanging="255"/>
+      </w:pPr>
+      <w:r>
+        <w:rPr>
+          <w:b w:val="0"/>
+          <w:sz w:val="20"/>
+        </w:rPr>
+        <w:t xml:space="preserve">•  </w:t>
+      </w:r>
+      <w:r>
+        <w:rPr>
+          <w:b w:val="0"/>
+          <w:sz w:val="20"/>
+        </w:rPr>
+        <w:t>Footer buttons: Cancel and 'Continue to DocuSign' (with an external-link icon).</w:t>
+      </w:r>
+    </w:p>
+    <w:p>
+      <w:pPr>
+        <w:spacing w:after="40"/>
+        <w:ind w:left="425" w:hanging="255"/>
+      </w:pPr>
+      <w:r>
+        <w:rPr>
+          <w:b w:val="0"/>
+          <w:sz w:val="20"/>
+        </w:rPr>
+        <w:t xml:space="preserve">-  </w:t>
+      </w:r>
+      <w:r>
+        <w:rPr>
+          <w:b w:val="0"/>
+          <w:sz w:val="20"/>
+        </w:rPr>
+        <w:t>Click 'Continue to DocuSign'.</w:t>
+      </w:r>
+    </w:p>
+    <w:p>
+      <w:pPr>
+        <w:spacing w:after="40"/>
+        <w:ind w:left="907" w:hanging="255"/>
+      </w:pPr>
+      <w:r>
+        <w:rPr>
+          <w:b w:val="0"/>
+          <w:sz w:val="20"/>
+        </w:rPr>
+        <w:t xml:space="preserve">•  </w:t>
+      </w:r>
+      <w:r>
+        <w:rPr>
+          <w:b w:val="0"/>
+          <w:sz w:val="20"/>
+        </w:rPr>
+        <w:t>The wizard advances to the authorize step. A spinner and the message 'Complete the sign-in in the DocuSign window' appear.</w:t>
+      </w:r>
+    </w:p>
+    <w:p>
+      <w:pPr>
+        <w:spacing w:after="40"/>
+        <w:ind w:left="907" w:hanging="255"/>
+      </w:pPr>
+      <w:r>
+        <w:rPr>
+          <w:b w:val="0"/>
+          <w:sz w:val="20"/>
+        </w:rPr>
+        <w:t xml:space="preserve">•  </w:t>
+      </w:r>
+      <w:r>
+        <w:rPr>
+          <w:b w:val="0"/>
+          <w:sz w:val="20"/>
+        </w:rPr>
+        <w:t>A new browser popup opens pointing at DocuSign's OAuth screen.</w:t>
+      </w:r>
+    </w:p>
+    <w:p>
+      <w:pPr>
+        <w:spacing w:after="40"/>
+        <w:ind w:left="907" w:hanging="255"/>
+      </w:pPr>
+      <w:r>
+        <w:rPr>
+          <w:b w:val="0"/>
+          <w:sz w:val="20"/>
+        </w:rPr>
+        <w:t xml:space="preserve">•  </w:t>
+      </w:r>
+      <w:r>
+        <w:rPr>
+          <w:b w:val="0"/>
+          <w:sz w:val="20"/>
+        </w:rPr>
+        <w:t>Helper text below the spinner: 'Popup blocked? Enable popups for this site and click Retry.'</w:t>
+      </w:r>
+    </w:p>
+    <w:p>
+      <w:pPr>
+        <w:spacing w:after="40"/>
+        <w:ind w:left="425" w:hanging="255"/>
+      </w:pPr>
+      <w:r>
+        <w:rPr>
+          <w:b w:val="0"/>
+          <w:sz w:val="20"/>
+        </w:rPr>
+        <w:t xml:space="preserve">-  </w:t>
+      </w:r>
+      <w:r>
+        <w:rPr>
+          <w:b w:val="0"/>
+          <w:sz w:val="20"/>
+        </w:rPr>
+        <w:t>Complete the DocuSign login in the popup.</w:t>
+      </w:r>
+    </w:p>
+    <w:p>
+      <w:pPr>
+        <w:spacing w:after="40"/>
+        <w:ind w:left="907" w:hanging="255"/>
+      </w:pPr>
+      <w:r>
+        <w:rPr>
+          <w:b w:val="0"/>
+          <w:sz w:val="20"/>
+        </w:rPr>
+        <w:t xml:space="preserve">•  </w:t>
+      </w:r>
+      <w:r>
+        <w:rPr>
+          <w:b w:val="0"/>
+          <w:sz w:val="20"/>
+        </w:rPr>
+        <w:t>DocuSign closes the popup automatically and the wizard advances to the 'Done' step.</w:t>
+      </w:r>
+    </w:p>
+    <w:p>
+      <w:pPr>
+        <w:spacing w:after="40"/>
+        <w:ind w:left="907" w:hanging="255"/>
+      </w:pPr>
+      <w:r>
+        <w:rPr>
+          <w:b w:val="0"/>
+          <w:sz w:val="20"/>
+        </w:rPr>
+        <w:t xml:space="preserve">•  </w:t>
+      </w:r>
+      <w:r>
+        <w:rPr>
+          <w:b w:val="0"/>
+          <w:sz w:val="20"/>
+        </w:rPr>
+        <w:t>A green check icon, the headline 'DocuSign connected', and a one-line summary 'Connected to {account_name} as {email}' (or just the email if the account name is not available) are shown.</w:t>
+      </w:r>
+    </w:p>
+    <w:p>
+      <w:pPr>
+        <w:spacing w:after="40"/>
+        <w:ind w:left="907" w:hanging="255"/>
+      </w:pPr>
+      <w:r>
+        <w:rPr>
+          <w:b w:val="0"/>
+          <w:sz w:val="20"/>
+        </w:rPr>
+        <w:t xml:space="preserve">•  </w:t>
+      </w:r>
+      <w:r>
+        <w:rPr>
+          <w:b w:val="0"/>
+          <w:sz w:val="20"/>
+        </w:rPr>
+        <w:t>The footer button changes to 'Back to Send for Signature' (green).</w:t>
+      </w:r>
+    </w:p>
+    <w:p>
+      <w:pPr>
+        <w:spacing w:after="40"/>
+        <w:ind w:left="425" w:hanging="255"/>
+      </w:pPr>
+      <w:r>
+        <w:rPr>
+          <w:b w:val="0"/>
+          <w:sz w:val="20"/>
+        </w:rPr>
+        <w:t xml:space="preserve">-  </w:t>
+      </w:r>
+      <w:r>
+        <w:rPr>
+          <w:b w:val="0"/>
+          <w:sz w:val="20"/>
+        </w:rPr>
+        <w:t>Click 'Back to Send for Signature'.</w:t>
+      </w:r>
+    </w:p>
+    <w:p>
+      <w:pPr>
+        <w:spacing w:after="40"/>
+        <w:ind w:left="907" w:hanging="255"/>
+      </w:pPr>
+      <w:r>
+        <w:rPr>
+          <w:b w:val="0"/>
+          <w:sz w:val="20"/>
+        </w:rPr>
+        <w:t xml:space="preserve">•  </w:t>
+      </w:r>
+      <w:r>
+        <w:rPr>
+          <w:b w:val="0"/>
+          <w:sz w:val="20"/>
+        </w:rPr>
+        <w:t>The wizard closes. The Send for Signature modal underneath now shows the green 'Connected to {provider}' confirmation, and the Send button enables once you add a valid signer.</w:t>
+      </w:r>
+    </w:p>
+    <w:p>
+      <w:pPr>
+        <w:spacing w:after="40"/>
+        <w:ind w:left="907" w:hanging="255"/>
+      </w:pPr>
+      <w:r>
+        <w:rPr>
+          <w:b w:val="0"/>
+          <w:sz w:val="20"/>
+        </w:rPr>
+        <w:t xml:space="preserve">•  </w:t>
+      </w:r>
+      <w:r>
+        <w:rPr>
+          <w:b w:val="0"/>
+          <w:sz w:val="20"/>
+        </w:rPr>
+        <w:t>A page-level toast 'DocuSign connected — You can now send documents for signature.' confirms success.</w:t>
+      </w:r>
+    </w:p>
+    <w:p>
+      <w:pPr>
+        <w:spacing w:after="40"/>
+        <w:ind w:left="425" w:hanging="255"/>
+      </w:pPr>
+      <w:r>
+        <w:rPr>
+          <w:b w:val="0"/>
+          <w:sz w:val="20"/>
+        </w:rPr>
+        <w:t xml:space="preserve">-  </w:t>
+      </w:r>
+      <w:r>
+        <w:rPr>
+          <w:b w:val="0"/>
+          <w:sz w:val="20"/>
+        </w:rPr>
+        <w:t>Test the failure path.</w:t>
+      </w:r>
+    </w:p>
+    <w:p>
+      <w:pPr>
+        <w:spacing w:after="40"/>
+        <w:ind w:left="907" w:hanging="255"/>
+      </w:pPr>
+      <w:r>
+        <w:rPr>
+          <w:b w:val="0"/>
+          <w:sz w:val="20"/>
+        </w:rPr>
+        <w:t xml:space="preserve">•  </w:t>
+      </w:r>
+      <w:r>
+        <w:rPr>
+          <w:b w:val="0"/>
+          <w:sz w:val="20"/>
+        </w:rPr>
+        <w:t>Cancel the DocuSign popup before it finishes.</w:t>
+      </w:r>
+    </w:p>
+    <w:p>
+      <w:pPr>
+        <w:spacing w:after="40"/>
+        <w:ind w:left="907" w:hanging="255"/>
+      </w:pPr>
+      <w:r>
+        <w:rPr>
+          <w:b w:val="0"/>
+          <w:sz w:val="20"/>
+        </w:rPr>
+        <w:t xml:space="preserve">•  </w:t>
+      </w:r>
+      <w:r>
+        <w:rPr>
+          <w:b w:val="0"/>
+          <w:sz w:val="20"/>
+        </w:rPr>
+        <w:t>The wizard stays on the authorize step, the spinner is replaced by the message 'Waiting for a response from DocuSign…' and 'If the window closed without finishing, click Retry below.'</w:t>
+      </w:r>
+    </w:p>
+    <w:p>
+      <w:pPr>
+        <w:spacing w:after="40"/>
+        <w:ind w:left="907" w:hanging="255"/>
+      </w:pPr>
+      <w:r>
+        <w:rPr>
+          <w:b w:val="0"/>
+          <w:sz w:val="20"/>
+        </w:rPr>
+        <w:t xml:space="preserve">•  </w:t>
+      </w:r>
+      <w:r>
+        <w:rPr>
+          <w:b w:val="0"/>
+          <w:sz w:val="20"/>
+        </w:rPr>
+        <w:t>If the OAuth handshake itself fails, a red 'Connection failed' banner shows the underlying error and the Retry button stays enabled.</w:t>
+      </w:r>
+    </w:p>
+    <w:p>
+      <w:pPr>
+        <w:spacing w:before="200" w:after="60"/>
+      </w:pPr>
+      <w:r>
+        <w:rPr>
+          <w:b/>
+          <w:color w:val="1F3A5F"/>
+          <w:sz w:val="22"/>
+        </w:rPr>
+        <w:t>Expected Result</w:t>
+      </w:r>
+    </w:p>
+    <w:p>
+      <w:pPr>
+        <w:spacing w:after="40"/>
+        <w:ind w:left="425" w:hanging="255"/>
+      </w:pPr>
+      <w:r>
+        <w:rPr>
+          <w:b w:val="0"/>
+          <w:sz w:val="20"/>
+        </w:rPr>
+        <w:t xml:space="preserve">-  </w:t>
+      </w:r>
+      <w:r>
+        <w:rPr>
+          <w:b w:val="0"/>
+          <w:sz w:val="20"/>
+        </w:rPr>
+        <w:t>Connecting to DocuSign happens entirely inside Velvet Elves — the user never has to leave the documents page.</w:t>
+      </w:r>
+    </w:p>
+    <w:p>
+      <w:pPr>
+        <w:spacing w:after="40"/>
+        <w:ind w:left="425" w:hanging="255"/>
+      </w:pPr>
+      <w:r>
+        <w:rPr>
+          <w:b w:val="0"/>
+          <w:sz w:val="20"/>
+        </w:rPr>
+        <w:t xml:space="preserve">-  </w:t>
+      </w:r>
+      <w:r>
+        <w:rPr>
+          <w:b w:val="0"/>
+          <w:sz w:val="20"/>
+        </w:rPr>
+        <w:t>On success, a toast confirms the connection and the Send for Signature flow becomes usable without a page refresh.</w:t>
+      </w:r>
+    </w:p>
+    <w:p>
+      <w:pPr>
+        <w:spacing w:after="40"/>
+        <w:ind w:left="425" w:hanging="255"/>
+      </w:pPr>
+      <w:r>
+        <w:rPr>
+          <w:b w:val="0"/>
+          <w:sz w:val="20"/>
+        </w:rPr>
+        <w:t xml:space="preserve">-  </w:t>
+      </w:r>
+      <w:r>
+        <w:rPr>
+          <w:b w:val="0"/>
+          <w:sz w:val="20"/>
+        </w:rPr>
+        <w:t>If the user cancels or hits an OAuth error, they can retry without re-opening the wizard from scratch.</w:t>
+      </w:r>
+    </w:p>
+    <w:p>
+      <w:pPr>
+        <w:spacing w:after="40"/>
+        <w:ind w:left="425" w:hanging="255"/>
+      </w:pPr>
+      <w:r>
+        <w:rPr>
+          <w:b w:val="0"/>
+          <w:sz w:val="20"/>
+        </w:rPr>
+        <w:t xml:space="preserve">-  </w:t>
+      </w:r>
+      <w:r>
+        <w:rPr>
+          <w:b w:val="0"/>
+          <w:sz w:val="20"/>
+        </w:rPr>
+        <w:t>Tokens are stored encrypted at rest on the user's profile (not visible in app logs).</w:t>
+      </w:r>
+    </w:p>
+    <w:p>
+      <w:pPr>
+        <w:spacing w:before="200" w:after="60"/>
+      </w:pPr>
+      <w:r>
+        <w:rPr>
+          <w:b/>
+          <w:color w:val="1F3A5F"/>
+          <w:sz w:val="22"/>
+        </w:rPr>
+        <w:t>Future Improvement Suggestions</w:t>
+      </w:r>
+    </w:p>
+    <w:p>
+      <w:pPr>
+        <w:spacing w:after="40"/>
+        <w:ind w:left="425" w:hanging="255"/>
+      </w:pPr>
+      <w:r>
+        <w:rPr>
+          <w:b w:val="0"/>
+          <w:sz w:val="20"/>
+        </w:rPr>
+        <w:t xml:space="preserve">-  </w:t>
+      </w:r>
+      <w:r>
+        <w:rPr>
+          <w:b w:val="0"/>
+          <w:sz w:val="20"/>
+        </w:rPr>
+        <w:t>Detect popup-blocked browsers up-front and offer a fallback redirect flow instead of a popup.</w:t>
+      </w:r>
+    </w:p>
+    <w:p>
+      <w:pPr>
+        <w:spacing w:after="40"/>
+        <w:ind w:left="425" w:hanging="255"/>
+      </w:pPr>
+      <w:r>
+        <w:rPr>
+          <w:b w:val="0"/>
+          <w:sz w:val="20"/>
+        </w:rPr>
+        <w:t xml:space="preserve">-  </w:t>
+      </w:r>
+      <w:r>
+        <w:rPr>
+          <w:b w:val="0"/>
+          <w:sz w:val="20"/>
+        </w:rPr>
+        <w:t>After a successful connection, auto-send a tiny test envelope to the signed-in user's own email so they can verify the link works.</w:t>
+      </w:r>
+    </w:p>
+    <w:p>
+      <w:pPr>
+        <w:spacing w:after="40"/>
+        <w:ind w:left="425" w:hanging="255"/>
+      </w:pPr>
+      <w:r>
+        <w:rPr>
+          <w:b w:val="0"/>
+          <w:sz w:val="20"/>
+        </w:rPr>
+        <w:t xml:space="preserve">-  </w:t>
+      </w:r>
+      <w:r>
+        <w:rPr>
+          <w:b w:val="0"/>
+          <w:sz w:val="20"/>
+        </w:rPr>
+        <w:t>Surface the connected DocuSign account name in the profile menu (so users can tell at a glance which account is linked).</w:t>
+      </w:r>
+    </w:p>
+    <w:p>
+      <w:pPr>
+        <w:spacing w:before="200" w:after="60"/>
+      </w:pPr>
+      <w:r>
+        <w:rPr>
+          <w:b/>
+          <w:color w:val="C0504D"/>
+          <w:sz w:val="22"/>
+        </w:rPr>
+        <w:t>Feedback</w:t>
+      </w:r>
+    </w:p>
+    <w:p>
+      <w:pPr>
+        <w:spacing w:after="80"/>
+      </w:pPr>
+      <w:r>
+        <w:rPr>
+          <w:i/>
+          <w:color w:val="555555"/>
+          <w:sz w:val="18"/>
+        </w:rPr>
+        <w:t>Please note below: Status (Pass / Fail / Needs Work), any comments or issues you hit, and your priority for the improvement ideas above (High / Medium / Low / Skip).</w:t>
+      </w:r>
+    </w:p>
+    <w:p>
+      <w:pPr>
+        <w:spacing w:after="120"/>
+      </w:pPr>
+      <w:r>
+        <w:rPr>
+          <w:color w:val="BBBBBB"/>
+          <w:sz w:val="20"/>
+        </w:rPr>
+        <w:t>__________________________________________________________________________________________</w:t>
+      </w:r>
+    </w:p>
+    <w:p>
+      <w:pPr>
+        <w:spacing w:after="120"/>
+      </w:pPr>
+      <w:r>
+        <w:rPr>
+          <w:color w:val="BBBBBB"/>
+          <w:sz w:val="20"/>
+        </w:rPr>
+        <w:t>__________________________________________________________________________________________</w:t>
+      </w:r>
+    </w:p>
+    <w:p>
+      <w:pPr>
+        <w:spacing w:after="120"/>
+      </w:pPr>
+      <w:r>
+        <w:rPr>
+          <w:color w:val="BBBBBB"/>
+          <w:sz w:val="20"/>
+        </w:rPr>
+        <w:t>__________________________________________________________________________________________</w:t>
+      </w:r>
+    </w:p>
+    <w:p>
+      <w:pPr>
+        <w:spacing w:after="120"/>
+      </w:pPr>
+      <w:r>
+        <w:rPr>
+          <w:color w:val="BBBBBB"/>
+          <w:sz w:val="20"/>
+        </w:rPr>
+        <w:t>__________________________________________________________________________________________</w:t>
+      </w:r>
+    </w:p>
+    <w:p>
+      <w:pPr>
+        <w:spacing w:after="120"/>
+      </w:pPr>
+      <w:r>
+        <w:rPr>
+          <w:color w:val="BBBBBB"/>
+          <w:sz w:val="20"/>
+        </w:rPr>
+        <w:t>__________________________________________________________________________________________</w:t>
+      </w:r>
+    </w:p>
+    <w:p>
+      <w:pPr>
+        <w:spacing w:after="120"/>
+      </w:pPr>
+      <w:r>
+        <w:rPr>
+          <w:color w:val="BBBBBB"/>
+          <w:sz w:val="20"/>
+        </w:rPr>
+        <w:t>__________________________________________________________________________________________</w:t>
+      </w:r>
+    </w:p>
+    <w:p/>
+    <w:p>
+      <w:pPr>
+        <w:pStyle w:val="Heading2"/>
+        <w:spacing w:after="80" w:before="280"/>
+      </w:pPr>
+      <w:r>
+        <w:t>27.15. All Documents — Manage in-flight envelopes (Refresh, Void, Declined / Voided states)</w:t>
+      </w:r>
+    </w:p>
+    <w:p>
+      <w:pPr>
+        <w:spacing w:before="200" w:after="60"/>
+      </w:pPr>
+      <w:r>
+        <w:rPr>
+          <w:b/>
+          <w:color w:val="1F3A5F"/>
+          <w:sz w:val="22"/>
+        </w:rPr>
+        <w:t>Route / Location</w:t>
+      </w:r>
+    </w:p>
+    <w:p>
+      <w:pPr>
+        <w:spacing w:after="40"/>
+      </w:pPr>
+      <w:r>
+        <w:rPr>
+          <w:b w:val="0"/>
+          <w:sz w:val="20"/>
+        </w:rPr>
+        <w:t>Document rows whose signature status is sent / pending / declined / voided</w:t>
+      </w:r>
+    </w:p>
+    <w:p>
+      <w:pPr>
+        <w:spacing w:before="200" w:after="60"/>
+      </w:pPr>
+      <w:r>
+        <w:rPr>
+          <w:b/>
+          <w:color w:val="1F3A5F"/>
+          <w:sz w:val="22"/>
+        </w:rPr>
+        <w:t>How To Test</w:t>
+      </w:r>
+    </w:p>
+    <w:p>
+      <w:pPr>
+        <w:spacing w:after="40"/>
+        <w:ind w:left="425" w:hanging="255"/>
+      </w:pPr>
+      <w:r>
+        <w:rPr>
+          <w:b w:val="0"/>
+          <w:sz w:val="20"/>
+        </w:rPr>
+        <w:t xml:space="preserve">-  </w:t>
+      </w:r>
+      <w:r>
+        <w:rPr>
+          <w:b w:val="0"/>
+          <w:sz w:val="20"/>
+        </w:rPr>
+        <w:t>Send a document for signature (see 27.8) but do not let the recipients sign yet.</w:t>
+      </w:r>
+    </w:p>
+    <w:p>
+      <w:pPr>
+        <w:spacing w:after="40"/>
+        <w:ind w:left="907" w:hanging="255"/>
+      </w:pPr>
+      <w:r>
+        <w:rPr>
+          <w:b w:val="0"/>
+          <w:sz w:val="20"/>
+        </w:rPr>
+        <w:t xml:space="preserve">•  </w:t>
+      </w:r>
+      <w:r>
+        <w:rPr>
+          <w:b w:val="0"/>
+          <w:sz w:val="20"/>
+        </w:rPr>
+        <w:t>Confirm the row's status badge changes to 'Sent for Sig.' and a new 'Awaiting: {name1}, {name2} +{N} more' line appears under the metadata.</w:t>
+      </w:r>
+    </w:p>
+    <w:p>
+      <w:pPr>
+        <w:spacing w:after="40"/>
+        <w:ind w:left="907" w:hanging="255"/>
+      </w:pPr>
+      <w:r>
+        <w:rPr>
+          <w:b w:val="0"/>
+          <w:sz w:val="20"/>
+        </w:rPr>
+        <w:t xml:space="preserve">•  </w:t>
+      </w:r>
+      <w:r>
+        <w:rPr>
+          <w:b w:val="0"/>
+          <w:sz w:val="20"/>
+        </w:rPr>
+        <w:t>Hover the awaiting line — a tooltip lists every recipient with their role (e.g. 'Jane Smith (signer)').</w:t>
+      </w:r>
+    </w:p>
+    <w:p>
+      <w:pPr>
+        <w:spacing w:after="40"/>
+        <w:ind w:left="907" w:hanging="255"/>
+      </w:pPr>
+      <w:r>
+        <w:rPr>
+          <w:b w:val="0"/>
+          <w:sz w:val="20"/>
+        </w:rPr>
+        <w:t xml:space="preserve">•  </w:t>
+      </w:r>
+      <w:r>
+        <w:rPr>
+          <w:b w:val="0"/>
+          <w:sz w:val="20"/>
+        </w:rPr>
+        <w:t>On wide screens the pen icon in the row's action strip is replaced with a circular Refresh icon (with the tooltip 'Refresh signature status'). On narrow screens the same action lives inside the three-dot menu as 'Refresh Signature Status'.</w:t>
+      </w:r>
+    </w:p>
+    <w:p>
+      <w:pPr>
+        <w:spacing w:after="40"/>
+        <w:ind w:left="425" w:hanging="255"/>
+      </w:pPr>
+      <w:r>
+        <w:rPr>
+          <w:b w:val="0"/>
+          <w:sz w:val="20"/>
+        </w:rPr>
+        <w:t xml:space="preserve">-  </w:t>
+      </w:r>
+      <w:r>
+        <w:rPr>
+          <w:b w:val="0"/>
+          <w:sz w:val="20"/>
+        </w:rPr>
+        <w:t>Open the page (or refresh it) and confirm the auto-sync behaviour.</w:t>
+      </w:r>
+    </w:p>
+    <w:p>
+      <w:pPr>
+        <w:spacing w:after="40"/>
+        <w:ind w:left="907" w:hanging="255"/>
+      </w:pPr>
+      <w:r>
+        <w:rPr>
+          <w:b w:val="0"/>
+          <w:sz w:val="20"/>
+        </w:rPr>
+        <w:t xml:space="preserve">•  </w:t>
+      </w:r>
+      <w:r>
+        <w:rPr>
+          <w:b w:val="0"/>
+          <w:sz w:val="20"/>
+        </w:rPr>
+        <w:t>On every page load, the page silently calls DocuSign in the background for every in-flight envelope. This heals docs whose webhook was missed.</w:t>
+      </w:r>
+    </w:p>
+    <w:p>
+      <w:pPr>
+        <w:spacing w:after="40"/>
+        <w:ind w:left="907" w:hanging="255"/>
+      </w:pPr>
+      <w:r>
+        <w:rPr>
+          <w:b w:val="0"/>
+          <w:sz w:val="20"/>
+        </w:rPr>
+        <w:t xml:space="preserve">•  </w:t>
+      </w:r>
+      <w:r>
+        <w:rPr>
+          <w:b w:val="0"/>
+          <w:sz w:val="20"/>
+        </w:rPr>
+        <w:t>Auto-sync runs at most once per document per page mount; failures are silent (the manual Refresh button stays available as the user's escape hatch).</w:t>
+      </w:r>
+    </w:p>
+    <w:p>
+      <w:pPr>
+        <w:spacing w:after="40"/>
+        <w:ind w:left="425" w:hanging="255"/>
+      </w:pPr>
+      <w:r>
+        <w:rPr>
+          <w:b w:val="0"/>
+          <w:sz w:val="20"/>
+        </w:rPr>
+        <w:t xml:space="preserve">-  </w:t>
+      </w:r>
+      <w:r>
+        <w:rPr>
+          <w:b w:val="0"/>
+          <w:sz w:val="20"/>
+        </w:rPr>
+        <w:t>Click the Refresh icon on an in-flight envelope.</w:t>
+      </w:r>
+    </w:p>
+    <w:p>
+      <w:pPr>
+        <w:spacing w:after="40"/>
+        <w:ind w:left="907" w:hanging="255"/>
+      </w:pPr>
+      <w:r>
+        <w:rPr>
+          <w:b w:val="0"/>
+          <w:sz w:val="20"/>
+        </w:rPr>
+        <w:t xml:space="preserve">•  </w:t>
+      </w:r>
+      <w:r>
+        <w:rPr>
+          <w:b w:val="0"/>
+          <w:sz w:val="20"/>
+        </w:rPr>
+        <w:t>While the call is in flight, the icon spins and is disabled.</w:t>
+      </w:r>
+    </w:p>
+    <w:p>
+      <w:pPr>
+        <w:spacing w:after="40"/>
+        <w:ind w:left="907" w:hanging="255"/>
+      </w:pPr>
+      <w:r>
+        <w:rPr>
+          <w:b w:val="0"/>
+          <w:sz w:val="20"/>
+        </w:rPr>
+        <w:t xml:space="preserve">•  </w:t>
+      </w:r>
+      <w:r>
+        <w:rPr>
+          <w:b w:val="0"/>
+          <w:sz w:val="20"/>
+        </w:rPr>
+        <w:t>On success a toast appears: 'Signature status refreshed — {Document name} - {Signature complete | Envelope voided | Envelope declined | Status: {raw status}}'.</w:t>
+      </w:r>
+    </w:p>
+    <w:p>
+      <w:pPr>
+        <w:spacing w:after="40"/>
+        <w:ind w:left="907" w:hanging="255"/>
+      </w:pPr>
+      <w:r>
+        <w:rPr>
+          <w:b w:val="0"/>
+          <w:sz w:val="20"/>
+        </w:rPr>
+        <w:t xml:space="preserve">•  </w:t>
+      </w:r>
+      <w:r>
+        <w:rPr>
+          <w:b w:val="0"/>
+          <w:sz w:val="20"/>
+        </w:rPr>
+        <w:t>If the envelope finished, the row immediately flips to 'Signed' (green) without a manual refresh.</w:t>
+      </w:r>
+    </w:p>
+    <w:p>
+      <w:pPr>
+        <w:spacing w:after="40"/>
+        <w:ind w:left="425" w:hanging="255"/>
+      </w:pPr>
+      <w:r>
+        <w:rPr>
+          <w:b w:val="0"/>
+          <w:sz w:val="20"/>
+        </w:rPr>
+        <w:t xml:space="preserve">-  </w:t>
+      </w:r>
+      <w:r>
+        <w:rPr>
+          <w:b w:val="0"/>
+          <w:sz w:val="20"/>
+        </w:rPr>
+        <w:t>Open the three-dot menu on an in-flight envelope and click 'Void Envelope'.</w:t>
+      </w:r>
+    </w:p>
+    <w:p>
+      <w:pPr>
+        <w:spacing w:after="40"/>
+        <w:ind w:left="907" w:hanging="255"/>
+      </w:pPr>
+      <w:r>
+        <w:rPr>
+          <w:b w:val="0"/>
+          <w:sz w:val="20"/>
+        </w:rPr>
+        <w:t xml:space="preserve">•  </w:t>
+      </w:r>
+      <w:r>
+        <w:rPr>
+          <w:b w:val="0"/>
+          <w:sz w:val="20"/>
+        </w:rPr>
+        <w:t>A toast appears: 'Envelope voided — {Document name} - recipients will no longer be able to sign.'</w:t>
+      </w:r>
+    </w:p>
+    <w:p>
+      <w:pPr>
+        <w:spacing w:after="40"/>
+        <w:ind w:left="907" w:hanging="255"/>
+      </w:pPr>
+      <w:r>
+        <w:rPr>
+          <w:b w:val="0"/>
+          <w:sz w:val="20"/>
+        </w:rPr>
+        <w:t xml:space="preserve">•  </w:t>
+      </w:r>
+      <w:r>
+        <w:rPr>
+          <w:b w:val="0"/>
+          <w:sz w:val="20"/>
+        </w:rPr>
+        <w:t>The row gains a soft pink background, a red '! Voided' pill next to the status badge, and an inline message: 'Previous envelope voided. Send a new one when ready.'</w:t>
+      </w:r>
+    </w:p>
+    <w:p>
+      <w:pPr>
+        <w:spacing w:after="40"/>
+        <w:ind w:left="907" w:hanging="255"/>
+      </w:pPr>
+      <w:r>
+        <w:rPr>
+          <w:b w:val="0"/>
+          <w:sz w:val="20"/>
+        </w:rPr>
+        <w:t xml:space="preserve">•  </w:t>
+      </w:r>
+      <w:r>
+        <w:rPr>
+          <w:b w:val="0"/>
+          <w:sz w:val="20"/>
+        </w:rPr>
+        <w:t>The pen icon is restored on the row (replacing the Refresh icon) and its tooltip becomes 'Resend for Signature (previous voided)'. The dropdown's send option label also updates to 'Resend for Signature'.</w:t>
+      </w:r>
+    </w:p>
+    <w:p>
+      <w:pPr>
+        <w:spacing w:after="40"/>
+        <w:ind w:left="425" w:hanging="255"/>
+      </w:pPr>
+      <w:r>
+        <w:rPr>
+          <w:b w:val="0"/>
+          <w:sz w:val="20"/>
+        </w:rPr>
+        <w:t xml:space="preserve">-  </w:t>
+      </w:r>
+      <w:r>
+        <w:rPr>
+          <w:b w:val="0"/>
+          <w:sz w:val="20"/>
+        </w:rPr>
+        <w:t>Simulate a declined envelope (the recipient clicks Decline in DocuSign).</w:t>
+      </w:r>
+    </w:p>
+    <w:p>
+      <w:pPr>
+        <w:spacing w:after="40"/>
+        <w:ind w:left="907" w:hanging="255"/>
+      </w:pPr>
+      <w:r>
+        <w:rPr>
+          <w:b w:val="0"/>
+          <w:sz w:val="20"/>
+        </w:rPr>
+        <w:t xml:space="preserve">•  </w:t>
+      </w:r>
+      <w:r>
+        <w:rPr>
+          <w:b w:val="0"/>
+          <w:sz w:val="20"/>
+        </w:rPr>
+        <w:t>After the next sync, the row turns the same soft-pink background and shows a '! Declined' pill plus the inline message: 'A signer declined the previous envelope. Resend to try again.'</w:t>
+      </w:r>
+    </w:p>
+    <w:p>
+      <w:pPr>
+        <w:spacing w:after="40"/>
+        <w:ind w:left="907" w:hanging="255"/>
+      </w:pPr>
+      <w:r>
+        <w:rPr>
+          <w:b w:val="0"/>
+          <w:sz w:val="20"/>
+        </w:rPr>
+        <w:t xml:space="preserve">•  </w:t>
+      </w:r>
+      <w:r>
+        <w:rPr>
+          <w:b w:val="0"/>
+          <w:sz w:val="20"/>
+        </w:rPr>
+        <w:t>Just like the voided case, the action becomes 'Resend for Signature' so the user can immediately recover.</w:t>
+      </w:r>
+    </w:p>
+    <w:p>
+      <w:pPr>
+        <w:spacing w:after="40"/>
+        <w:ind w:left="425" w:hanging="255"/>
+      </w:pPr>
+      <w:r>
+        <w:rPr>
+          <w:b w:val="0"/>
+          <w:sz w:val="20"/>
+        </w:rPr>
+        <w:t xml:space="preserve">-  </w:t>
+      </w:r>
+      <w:r>
+        <w:rPr>
+          <w:b w:val="0"/>
+          <w:sz w:val="20"/>
+        </w:rPr>
+        <w:t>Click 'Resend for Signature' from a declined or voided row.</w:t>
+      </w:r>
+    </w:p>
+    <w:p>
+      <w:pPr>
+        <w:spacing w:after="40"/>
+        <w:ind w:left="907" w:hanging="255"/>
+      </w:pPr>
+      <w:r>
+        <w:rPr>
+          <w:b w:val="0"/>
+          <w:sz w:val="20"/>
+        </w:rPr>
+        <w:t xml:space="preserve">•  </w:t>
+      </w:r>
+      <w:r>
+        <w:rPr>
+          <w:b w:val="0"/>
+          <w:sz w:val="20"/>
+        </w:rPr>
+        <w:t>The Send for Signature modal opens with the same document already selected so the user can adjust signers / message and re-send.</w:t>
+      </w:r>
+    </w:p>
+    <w:p>
+      <w:pPr>
+        <w:spacing w:before="200" w:after="60"/>
+      </w:pPr>
+      <w:r>
+        <w:rPr>
+          <w:b/>
+          <w:color w:val="1F3A5F"/>
+          <w:sz w:val="22"/>
+        </w:rPr>
+        <w:t>Expected Result</w:t>
+      </w:r>
+    </w:p>
+    <w:p>
+      <w:pPr>
+        <w:spacing w:after="40"/>
+        <w:ind w:left="425" w:hanging="255"/>
+      </w:pPr>
+      <w:r>
+        <w:rPr>
+          <w:b w:val="0"/>
+          <w:sz w:val="20"/>
+        </w:rPr>
+        <w:t xml:space="preserve">-  </w:t>
+      </w:r>
+      <w:r>
+        <w:rPr>
+          <w:b w:val="0"/>
+          <w:sz w:val="20"/>
+        </w:rPr>
+        <w:t>Awaiting recipients are visible at a glance without having to open DocuSign in another tab.</w:t>
+      </w:r>
+    </w:p>
+    <w:p>
+      <w:pPr>
+        <w:spacing w:after="40"/>
+        <w:ind w:left="425" w:hanging="255"/>
+      </w:pPr>
+      <w:r>
+        <w:rPr>
+          <w:b w:val="0"/>
+          <w:sz w:val="20"/>
+        </w:rPr>
+        <w:t xml:space="preserve">-  </w:t>
+      </w:r>
+      <w:r>
+        <w:rPr>
+          <w:b w:val="0"/>
+          <w:sz w:val="20"/>
+        </w:rPr>
+        <w:t>Refresh and Void are reachable from both the row's action strip (wide screens) and the three-dot menu (mobile).</w:t>
+      </w:r>
+    </w:p>
+    <w:p>
+      <w:pPr>
+        <w:spacing w:after="40"/>
+        <w:ind w:left="425" w:hanging="255"/>
+      </w:pPr>
+      <w:r>
+        <w:rPr>
+          <w:b w:val="0"/>
+          <w:sz w:val="20"/>
+        </w:rPr>
+        <w:t xml:space="preserve">-  </w:t>
+      </w:r>
+      <w:r>
+        <w:rPr>
+          <w:b w:val="0"/>
+          <w:sz w:val="20"/>
+        </w:rPr>
+        <w:t>Declined and voided envelopes are surfaced clearly with red styling, a descriptive inline message, and a one-click 'Resend' path so a stuck file never feels permanent.</w:t>
+      </w:r>
+    </w:p>
+    <w:p>
+      <w:pPr>
+        <w:spacing w:after="40"/>
+        <w:ind w:left="425" w:hanging="255"/>
+      </w:pPr>
+      <w:r>
+        <w:rPr>
+          <w:b w:val="0"/>
+          <w:sz w:val="20"/>
+        </w:rPr>
+        <w:t xml:space="preserve">-  </w:t>
+      </w:r>
+      <w:r>
+        <w:rPr>
+          <w:b w:val="0"/>
+          <w:sz w:val="20"/>
+        </w:rPr>
+        <w:t>Auto-sync on page load means most stuck envelopes heal themselves before the user notices.</w:t>
+      </w:r>
+    </w:p>
+    <w:p>
+      <w:pPr>
+        <w:spacing w:before="200" w:after="60"/>
+      </w:pPr>
+      <w:r>
+        <w:rPr>
+          <w:b/>
+          <w:color w:val="1F3A5F"/>
+          <w:sz w:val="22"/>
+        </w:rPr>
+        <w:t>Future Improvement Suggestions</w:t>
+      </w:r>
+    </w:p>
+    <w:p>
+      <w:pPr>
+        <w:spacing w:after="40"/>
+        <w:ind w:left="425" w:hanging="255"/>
+      </w:pPr>
+      <w:r>
+        <w:rPr>
+          <w:b w:val="0"/>
+          <w:sz w:val="20"/>
+        </w:rPr>
+        <w:t xml:space="preserve">-  </w:t>
+      </w:r>
+      <w:r>
+        <w:rPr>
+          <w:b w:val="0"/>
+          <w:sz w:val="20"/>
+        </w:rPr>
+        <w:t>Add a 'Why did this fail?' link to the declined/voided message that opens the DocuSign envelope page in a new tab.</w:t>
+      </w:r>
+    </w:p>
+    <w:p>
+      <w:pPr>
+        <w:spacing w:after="40"/>
+        <w:ind w:left="425" w:hanging="255"/>
+      </w:pPr>
+      <w:r>
+        <w:rPr>
+          <w:b w:val="0"/>
+          <w:sz w:val="20"/>
+        </w:rPr>
+        <w:t xml:space="preserve">-  </w:t>
+      </w:r>
+      <w:r>
+        <w:rPr>
+          <w:b w:val="0"/>
+          <w:sz w:val="20"/>
+        </w:rPr>
+        <w:t>When voiding an envelope, prompt the user for a short reason and pass it to DocuSign so signers see context.</w:t>
+      </w:r>
+    </w:p>
+    <w:p>
+      <w:pPr>
+        <w:spacing w:after="40"/>
+        <w:ind w:left="425" w:hanging="255"/>
+      </w:pPr>
+      <w:r>
+        <w:rPr>
+          <w:b w:val="0"/>
+          <w:sz w:val="20"/>
+        </w:rPr>
+        <w:t xml:space="preserve">-  </w:t>
+      </w:r>
+      <w:r>
+        <w:rPr>
+          <w:b w:val="0"/>
+          <w:sz w:val="20"/>
+        </w:rPr>
+        <w:t>Surface awaiting recipients on the transaction card header (not just on the document row) so a team lead can see which deal is stuck on whom from the list view.</w:t>
+      </w:r>
+    </w:p>
+    <w:p>
+      <w:pPr>
+        <w:spacing w:after="40"/>
+        <w:ind w:left="425" w:hanging="255"/>
+      </w:pPr>
+      <w:r>
+        <w:rPr>
+          <w:b w:val="0"/>
+          <w:sz w:val="20"/>
+        </w:rPr>
+        <w:t xml:space="preserve">-  </w:t>
+      </w:r>
+      <w:r>
+        <w:rPr>
+          <w:b w:val="0"/>
+          <w:sz w:val="20"/>
+        </w:rPr>
+        <w:t>Add a manual 'Force-sync all' button that runs the sync logic across every in-flight envelope without a page reload.</w:t>
       </w:r>
     </w:p>
     <w:p>

--- a/FRONTEND_CLIENT_TESTING_REVIEW.docx
+++ b/FRONTEND_CLIENT_TESTING_REVIEW.docx
@@ -65,7 +65,7 @@
           <w:b/>
           <w:sz w:val="20"/>
         </w:rPr>
-        <w:t>Last Updated: April 15, 2026</w:t>
+        <w:t>Last Updated: May 9, 2026</w:t>
       </w:r>
     </w:p>
     <w:p>
@@ -427,7 +427,7 @@
           <w:b w:val="0"/>
           <w:sz w:val="20"/>
         </w:rPr>
-        <w:t>2. Onboarding and the first-time tutorial</w:t>
+        <w:t>2. Onboarding wizard and the product tour overlay</w:t>
       </w:r>
     </w:p>
     <w:p>
@@ -467,67 +467,107 @@
           <w:b w:val="0"/>
           <w:sz w:val="20"/>
         </w:rPr>
-        <w:t>4. Team Lead or Admin extras (delete permission, task templates)</w:t>
-      </w:r>
-    </w:p>
-    <w:p>
-      <w:pPr>
-        <w:spacing w:after="40"/>
-        <w:ind w:left="425" w:hanging="255"/>
-      </w:pPr>
-      <w:r>
-        <w:rPr>
-          <w:b w:val="0"/>
-          <w:sz w:val="20"/>
-        </w:rPr>
-        <w:t xml:space="preserve">-  </w:t>
-      </w:r>
-      <w:r>
-        <w:rPr>
-          <w:b w:val="0"/>
-          <w:sz w:val="20"/>
-        </w:rPr>
-        <w:t>5. Attorney workspace</w:t>
-      </w:r>
-    </w:p>
-    <w:p>
-      <w:pPr>
-        <w:spacing w:after="40"/>
-        <w:ind w:left="425" w:hanging="255"/>
-      </w:pPr>
-      <w:r>
-        <w:rPr>
-          <w:b w:val="0"/>
-          <w:sz w:val="20"/>
-        </w:rPr>
-        <w:t xml:space="preserve">-  </w:t>
-      </w:r>
-      <w:r>
-        <w:rPr>
-          <w:b w:val="0"/>
-          <w:sz w:val="20"/>
-        </w:rPr>
-        <w:t>6. FSBO-customer sidebar</w:t>
-      </w:r>
-    </w:p>
-    <w:p>
-      <w:pPr>
-        <w:spacing w:after="40"/>
-        <w:ind w:left="425" w:hanging="255"/>
-      </w:pPr>
-      <w:r>
-        <w:rPr>
-          <w:b w:val="0"/>
-          <w:sz w:val="20"/>
-        </w:rPr>
-        <w:t xml:space="preserve">-  </w:t>
-      </w:r>
-      <w:r>
-        <w:rPr>
-          <w:b w:val="0"/>
-          <w:sz w:val="20"/>
-        </w:rPr>
-        <w:t>7. Direct links and error pages</w:t>
+        <w:t>4. Settings and Email Integrations (needed before AI Email Review can send)</w:t>
+      </w:r>
+    </w:p>
+    <w:p>
+      <w:pPr>
+        <w:spacing w:after="40"/>
+        <w:ind w:left="425" w:hanging="255"/>
+      </w:pPr>
+      <w:r>
+        <w:rPr>
+          <w:b w:val="0"/>
+          <w:sz w:val="20"/>
+        </w:rPr>
+        <w:t xml:space="preserve">-  </w:t>
+      </w:r>
+      <w:r>
+        <w:rPr>
+          <w:b w:val="0"/>
+          <w:sz w:val="20"/>
+        </w:rPr>
+        <w:t>5. AI Email Review queue at /ai-emails</w:t>
+      </w:r>
+    </w:p>
+    <w:p>
+      <w:pPr>
+        <w:spacing w:after="40"/>
+        <w:ind w:left="425" w:hanging="255"/>
+      </w:pPr>
+      <w:r>
+        <w:rPr>
+          <w:b w:val="0"/>
+          <w:sz w:val="20"/>
+        </w:rPr>
+        <w:t xml:space="preserve">-  </w:t>
+      </w:r>
+      <w:r>
+        <w:rPr>
+          <w:b w:val="0"/>
+          <w:sz w:val="20"/>
+        </w:rPr>
+        <w:t>6. Team Lead or Admin extras (delete permission, task templates, deletion queue)</w:t>
+      </w:r>
+    </w:p>
+    <w:p>
+      <w:pPr>
+        <w:spacing w:after="40"/>
+        <w:ind w:left="425" w:hanging="255"/>
+      </w:pPr>
+      <w:r>
+        <w:rPr>
+          <w:b w:val="0"/>
+          <w:sz w:val="20"/>
+        </w:rPr>
+        <w:t xml:space="preserve">-  </w:t>
+      </w:r>
+      <w:r>
+        <w:rPr>
+          <w:b w:val="0"/>
+          <w:sz w:val="20"/>
+        </w:rPr>
+        <w:t>7. Attorney workspace</w:t>
+      </w:r>
+    </w:p>
+    <w:p>
+      <w:pPr>
+        <w:spacing w:after="40"/>
+        <w:ind w:left="425" w:hanging="255"/>
+      </w:pPr>
+      <w:r>
+        <w:rPr>
+          <w:b w:val="0"/>
+          <w:sz w:val="20"/>
+        </w:rPr>
+        <w:t xml:space="preserve">-  </w:t>
+      </w:r>
+      <w:r>
+        <w:rPr>
+          <w:b w:val="0"/>
+          <w:sz w:val="20"/>
+        </w:rPr>
+        <w:t>8. FSBO-customer sidebar</w:t>
+      </w:r>
+    </w:p>
+    <w:p>
+      <w:pPr>
+        <w:spacing w:after="40"/>
+        <w:ind w:left="425" w:hanging="255"/>
+      </w:pPr>
+      <w:r>
+        <w:rPr>
+          <w:b w:val="0"/>
+          <w:sz w:val="20"/>
+        </w:rPr>
+        <w:t xml:space="preserve">-  </w:t>
+      </w:r>
+      <w:r>
+        <w:rPr>
+          <w:b w:val="0"/>
+          <w:sz w:val="20"/>
+        </w:rPr>
+        <w:t>9. Direct links and error pages</w:t>
       </w:r>
     </w:p>
     <w:p>
@@ -4616,7 +4656,7 @@
         <w:spacing w:after="80" w:before="280"/>
       </w:pPr>
       <w:r>
-        <w:t>12. Onboarding wizard</w:t>
+        <w:t>12. Onboarding wizard (rewritten — role-aware flow)</w:t>
       </w:r>
     </w:p>
     <w:p>
@@ -4674,6 +4714,166 @@
           <w:b w:val="0"/>
           <w:sz w:val="20"/>
         </w:rPr>
+        <w:t>How you arrive on this page.</w:t>
+      </w:r>
+    </w:p>
+    <w:p>
+      <w:pPr>
+        <w:spacing w:after="40"/>
+        <w:ind w:left="907" w:hanging="255"/>
+      </w:pPr>
+      <w:r>
+        <w:rPr>
+          <w:b w:val="0"/>
+          <w:sz w:val="20"/>
+        </w:rPr>
+        <w:t xml:space="preserve">•  </w:t>
+      </w:r>
+      <w:r>
+        <w:rPr>
+          <w:b w:val="0"/>
+          <w:sz w:val="20"/>
+        </w:rPr>
+        <w:t>Brand-new accounts are sent here automatically right after sign-up, after accepting an invite, and on every login until the wizard is finished.</w:t>
+      </w:r>
+    </w:p>
+    <w:p>
+      <w:pPr>
+        <w:spacing w:after="40"/>
+        <w:ind w:left="907" w:hanging="255"/>
+      </w:pPr>
+      <w:r>
+        <w:rPr>
+          <w:b w:val="0"/>
+          <w:sz w:val="20"/>
+        </w:rPr>
+        <w:t xml:space="preserve">•  </w:t>
+      </w:r>
+      <w:r>
+        <w:rPr>
+          <w:b w:val="0"/>
+          <w:sz w:val="20"/>
+        </w:rPr>
+        <w:t>If you sign in with an account that already finished onboarding, the page detects that on its own and forwards you to /dashboard.</w:t>
+      </w:r>
+    </w:p>
+    <w:p>
+      <w:pPr>
+        <w:spacing w:after="40"/>
+        <w:ind w:left="425" w:hanging="255"/>
+      </w:pPr>
+      <w:r>
+        <w:rPr>
+          <w:b w:val="0"/>
+          <w:sz w:val="20"/>
+        </w:rPr>
+        <w:t xml:space="preserve">-  </w:t>
+      </w:r>
+      <w:r>
+        <w:rPr>
+          <w:b w:val="0"/>
+          <w:sz w:val="20"/>
+        </w:rPr>
+        <w:t>Wizard layout.</w:t>
+      </w:r>
+    </w:p>
+    <w:p>
+      <w:pPr>
+        <w:spacing w:after="40"/>
+        <w:ind w:left="907" w:hanging="255"/>
+      </w:pPr>
+      <w:r>
+        <w:rPr>
+          <w:b w:val="0"/>
+          <w:sz w:val="20"/>
+        </w:rPr>
+        <w:t xml:space="preserve">•  </w:t>
+      </w:r>
+      <w:r>
+        <w:rPr>
+          <w:b w:val="0"/>
+          <w:sz w:val="20"/>
+        </w:rPr>
+        <w:t>Dark left rail with the Velvet Elves logo, a numbered step list, and a short privacy note.</w:t>
+      </w:r>
+    </w:p>
+    <w:p>
+      <w:pPr>
+        <w:spacing w:after="40"/>
+        <w:ind w:left="907" w:hanging="255"/>
+      </w:pPr>
+      <w:r>
+        <w:rPr>
+          <w:b w:val="0"/>
+          <w:sz w:val="20"/>
+        </w:rPr>
+        <w:t xml:space="preserve">•  </w:t>
+      </w:r>
+      <w:r>
+        <w:rPr>
+          <w:b w:val="0"/>
+          <w:sz w:val="20"/>
+        </w:rPr>
+        <w:t>White right panel that holds the active step's content.</w:t>
+      </w:r>
+    </w:p>
+    <w:p>
+      <w:pPr>
+        <w:spacing w:after="40"/>
+        <w:ind w:left="907" w:hanging="255"/>
+      </w:pPr>
+      <w:r>
+        <w:rPr>
+          <w:b w:val="0"/>
+          <w:sz w:val="20"/>
+        </w:rPr>
+        <w:t xml:space="preserve">•  </w:t>
+      </w:r>
+      <w:r>
+        <w:rPr>
+          <w:b w:val="0"/>
+          <w:sz w:val="20"/>
+        </w:rPr>
+        <w:t>Footer with a Back button on the left and a Continue (or 'Skip for now') button on the right. The final step hides the footer.</w:t>
+      </w:r>
+    </w:p>
+    <w:p>
+      <w:pPr>
+        <w:spacing w:after="40"/>
+        <w:ind w:left="907" w:hanging="255"/>
+      </w:pPr>
+      <w:r>
+        <w:rPr>
+          <w:b w:val="0"/>
+          <w:sz w:val="20"/>
+        </w:rPr>
+        <w:t xml:space="preserve">•  </w:t>
+      </w:r>
+      <w:r>
+        <w:rPr>
+          <w:b w:val="0"/>
+          <w:sz w:val="20"/>
+        </w:rPr>
+        <w:t>On a phone-sized screen the rail collapses into a thin orange progress strip across the top.</w:t>
+      </w:r>
+    </w:p>
+    <w:p>
+      <w:pPr>
+        <w:spacing w:after="40"/>
+        <w:ind w:left="425" w:hanging="255"/>
+      </w:pPr>
+      <w:r>
+        <w:rPr>
+          <w:b w:val="0"/>
+          <w:sz w:val="20"/>
+        </w:rPr>
+        <w:t xml:space="preserve">-  </w:t>
+      </w:r>
+      <w:r>
+        <w:rPr>
+          <w:b w:val="0"/>
+          <w:sz w:val="20"/>
+        </w:rPr>
         <w:t>Step 1 — Welcome.</w:t>
       </w:r>
     </w:p>
@@ -4694,7 +4894,7 @@
           <w:b w:val="0"/>
           <w:sz w:val="20"/>
         </w:rPr>
-        <w:t>Read the welcome copy and check the progress indicator.</w:t>
+        <w:t>Confirm a personal greeting that uses your first name (for example 'Hi Jake, let's set up your workspace').</w:t>
       </w:r>
     </w:p>
     <w:p>
@@ -4714,27 +4914,7 @@
           <w:b w:val="0"/>
           <w:sz w:val="20"/>
         </w:rPr>
-        <w:t>Click Next.</w:t>
-      </w:r>
-    </w:p>
-    <w:p>
-      <w:pPr>
-        <w:spacing w:after="40"/>
-        <w:ind w:left="425" w:hanging="255"/>
-      </w:pPr>
-      <w:r>
-        <w:rPr>
-          <w:b w:val="0"/>
-          <w:sz w:val="20"/>
-        </w:rPr>
-        <w:t xml:space="preserve">-  </w:t>
-      </w:r>
-      <w:r>
-        <w:rPr>
-          <w:b w:val="0"/>
-          <w:sz w:val="20"/>
-        </w:rPr>
-        <w:t>Step 2 — Role &amp; Company.</w:t>
+        <w:t>Read the role-personalised intro line ('we'll personalise the workspace for you as a {your role}').</w:t>
       </w:r>
     </w:p>
     <w:p>
@@ -4754,7 +4934,7 @@
           <w:b w:val="0"/>
           <w:sz w:val="20"/>
         </w:rPr>
-        <w:t>Change the Role dropdown.</w:t>
+        <w:t>Internal roles (Agent, Transaction Coordinator, Team Lead, Attorney, Admin) see four value cards: Tell us about you, Connect inbox, E-sign with DocuSign, Land in dashboard.</w:t>
       </w:r>
     </w:p>
     <w:p>
@@ -4774,7 +4954,7 @@
           <w:b w:val="0"/>
           <w:sz w:val="20"/>
         </w:rPr>
-        <w:t>Enter a company name.</w:t>
+        <w:t>External roles (Client, FSBO, Vendor) see only two value cards (no inbox or e-sign cards).</w:t>
       </w:r>
     </w:p>
     <w:p>
@@ -4794,7 +4974,27 @@
           <w:b w:val="0"/>
           <w:sz w:val="20"/>
         </w:rPr>
-        <w:t>Upload a company logo and confirm the preview appears.</w:t>
+        <w:t>Click 'Let's go' to advance.</w:t>
+      </w:r>
+    </w:p>
+    <w:p>
+      <w:pPr>
+        <w:spacing w:after="40"/>
+        <w:ind w:left="425" w:hanging="255"/>
+      </w:pPr>
+      <w:r>
+        <w:rPr>
+          <w:b w:val="0"/>
+          <w:sz w:val="20"/>
+        </w:rPr>
+        <w:t xml:space="preserve">-  </w:t>
+      </w:r>
+      <w:r>
+        <w:rPr>
+          <w:b w:val="0"/>
+          <w:sz w:val="20"/>
+        </w:rPr>
+        <w:t>Step 2 — Your Profile.</w:t>
       </w:r>
     </w:p>
     <w:p>
@@ -4814,27 +5014,7 @@
           <w:b w:val="0"/>
           <w:sz w:val="20"/>
         </w:rPr>
-        <w:t>Also test the Skip button on this step.</w:t>
-      </w:r>
-    </w:p>
-    <w:p>
-      <w:pPr>
-        <w:spacing w:after="40"/>
-        <w:ind w:left="425" w:hanging="255"/>
-      </w:pPr>
-      <w:r>
-        <w:rPr>
-          <w:b w:val="0"/>
-          <w:sz w:val="20"/>
-        </w:rPr>
-        <w:t xml:space="preserve">-  </w:t>
-      </w:r>
-      <w:r>
-        <w:rPr>
-          <w:b w:val="0"/>
-          <w:sz w:val="20"/>
-        </w:rPr>
-        <w:t>Step 3 — Integrations.</w:t>
+        <w:t>Confirm Full name (pre-filled from your account) and Phone (optional, auto-formats to (555) 123-4567 as you type) appear.</w:t>
       </w:r>
     </w:p>
     <w:p>
@@ -4854,7 +5034,7 @@
           <w:b w:val="0"/>
           <w:sz w:val="20"/>
         </w:rPr>
-        <w:t>Confirm the Gmail Connect button is shown.</w:t>
+        <w:t>Confirm a Role dropdown is present with every supported role.</w:t>
       </w:r>
     </w:p>
     <w:p>
@@ -4874,7 +5054,7 @@
           <w:b w:val="0"/>
           <w:sz w:val="20"/>
         </w:rPr>
-        <w:t>Click Connect (if Gmail is configured, confirm the connected state).</w:t>
+        <w:t>Internal roles only: confirm a 'Company / brokerage' field and a 'Brand logo' drag-drop zone are also present.</w:t>
       </w:r>
     </w:p>
     <w:p>
@@ -4894,27 +5074,7 @@
           <w:b w:val="0"/>
           <w:sz w:val="20"/>
         </w:rPr>
-        <w:t>Also test the Skip button.</w:t>
-      </w:r>
-    </w:p>
-    <w:p>
-      <w:pPr>
-        <w:spacing w:after="40"/>
-        <w:ind w:left="425" w:hanging="255"/>
-      </w:pPr>
-      <w:r>
-        <w:rPr>
-          <w:b w:val="0"/>
-          <w:sz w:val="20"/>
-        </w:rPr>
-        <w:t xml:space="preserve">-  </w:t>
-      </w:r>
-      <w:r>
-        <w:rPr>
-          <w:b w:val="0"/>
-          <w:sz w:val="20"/>
-        </w:rPr>
-        <w:t>Step 4 — First Transaction.</w:t>
+        <w:t>Logo rules: PNG, JPEG, WEBP, SVG, or GIF, max 2 MB. Upload a wrong type or an oversize file and confirm a clear error toast appears (no silent failure).</w:t>
       </w:r>
     </w:p>
     <w:p>
@@ -4934,7 +5094,7 @@
           <w:b w:val="0"/>
           <w:sz w:val="20"/>
         </w:rPr>
-        <w:t>Drag and drop a test PDF or use Browse Files.</w:t>
+        <w:t>Upload a valid logo and confirm the preview appears immediately, plus an Upload/Replace button and a Remove button.</w:t>
       </w:r>
     </w:p>
     <w:p>
@@ -4954,7 +5114,7 @@
           <w:b w:val="0"/>
           <w:sz w:val="20"/>
         </w:rPr>
-        <w:t>Confirm the uploaded file name appears.</w:t>
+        <w:t>Change the Role dropdown to an external role (e.g. Client). Confirm a hint appears under it ('You'll be updated to this role after this step') and that the email + e-sign steps disappear from the rail. Change it back and confirm those steps come back.</w:t>
       </w:r>
     </w:p>
     <w:p>
@@ -4974,27 +5134,27 @@
           <w:b w:val="0"/>
           <w:sz w:val="20"/>
         </w:rPr>
-        <w:t>Also test the Skip button.</w:t>
-      </w:r>
-    </w:p>
-    <w:p>
-      <w:pPr>
-        <w:spacing w:after="40"/>
-        <w:ind w:left="425" w:hanging="255"/>
-      </w:pPr>
-      <w:r>
-        <w:rPr>
-          <w:b w:val="0"/>
-          <w:sz w:val="20"/>
-        </w:rPr>
-        <w:t xml:space="preserve">-  </w:t>
-      </w:r>
-      <w:r>
-        <w:rPr>
-          <w:b w:val="0"/>
-          <w:sz w:val="20"/>
-        </w:rPr>
-        <w:t>Step 5 — All Set.</w:t>
+        <w:t>Click Continue. The button shows 'Saving…' while it persists your name, phone, role, company, and logo.</w:t>
+      </w:r>
+    </w:p>
+    <w:p>
+      <w:pPr>
+        <w:spacing w:after="40"/>
+        <w:ind w:left="425" w:hanging="255"/>
+      </w:pPr>
+      <w:r>
+        <w:rPr>
+          <w:b w:val="0"/>
+          <w:sz w:val="20"/>
+        </w:rPr>
+        <w:t xml:space="preserve">-  </w:t>
+      </w:r>
+      <w:r>
+        <w:rPr>
+          <w:b w:val="0"/>
+          <w:sz w:val="20"/>
+        </w:rPr>
+        <w:t>Step 3 — Email Inbox (internal roles only).</w:t>
       </w:r>
     </w:p>
     <w:p>
@@ -5014,7 +5174,7 @@
           <w:b w:val="0"/>
           <w:sz w:val="20"/>
         </w:rPr>
-        <w:t>Verify the final success screen.</w:t>
+        <w:t>Confirm two provider cards are visible: Gmail (Google OAuth) and Outlook (Microsoft 365 OAuth).</w:t>
       </w:r>
     </w:p>
     <w:p>
@@ -5034,7 +5194,387 @@
           <w:b w:val="0"/>
           <w:sz w:val="20"/>
         </w:rPr>
-        <w:t>Click Go to Dashboard.</w:t>
+        <w:t>Click Gmail. A real Google sign-in popup should open. After approving, the card flips to a green 'Connected' badge.</w:t>
+      </w:r>
+    </w:p>
+    <w:p>
+      <w:pPr>
+        <w:spacing w:after="40"/>
+        <w:ind w:left="907" w:hanging="255"/>
+      </w:pPr>
+      <w:r>
+        <w:rPr>
+          <w:b w:val="0"/>
+          <w:sz w:val="20"/>
+        </w:rPr>
+        <w:t xml:space="preserve">•  </w:t>
+      </w:r>
+      <w:r>
+        <w:rPr>
+          <w:b w:val="0"/>
+          <w:sz w:val="20"/>
+        </w:rPr>
+        <w:t>Repeat for Outlook with a Microsoft account if you have one.</w:t>
+      </w:r>
+    </w:p>
+    <w:p>
+      <w:pPr>
+        <w:spacing w:after="40"/>
+        <w:ind w:left="907" w:hanging="255"/>
+      </w:pPr>
+      <w:r>
+        <w:rPr>
+          <w:b w:val="0"/>
+          <w:sz w:val="20"/>
+        </w:rPr>
+        <w:t xml:space="preserve">•  </w:t>
+      </w:r>
+      <w:r>
+        <w:rPr>
+          <w:b w:val="0"/>
+          <w:sz w:val="20"/>
+        </w:rPr>
+        <w:t>If you cancel the popup or the OAuth handshake fails, a red toast appears and the card stays in the 'Connect' state — try again or move on.</w:t>
+      </w:r>
+    </w:p>
+    <w:p>
+      <w:pPr>
+        <w:spacing w:after="40"/>
+        <w:ind w:left="907" w:hanging="255"/>
+      </w:pPr>
+      <w:r>
+        <w:rPr>
+          <w:b w:val="0"/>
+          <w:sz w:val="20"/>
+        </w:rPr>
+        <w:t xml:space="preserve">•  </w:t>
+      </w:r>
+      <w:r>
+        <w:rPr>
+          <w:b w:val="0"/>
+          <w:sz w:val="20"/>
+        </w:rPr>
+        <w:t>Confirm the bottom safety blurb mentions encrypted-at-rest tokens and that you can disconnect later from Settings.</w:t>
+      </w:r>
+    </w:p>
+    <w:p>
+      <w:pPr>
+        <w:spacing w:after="40"/>
+        <w:ind w:left="907" w:hanging="255"/>
+      </w:pPr>
+      <w:r>
+        <w:rPr>
+          <w:b w:val="0"/>
+          <w:sz w:val="20"/>
+        </w:rPr>
+        <w:t xml:space="preserve">•  </w:t>
+      </w:r>
+      <w:r>
+        <w:rPr>
+          <w:b w:val="0"/>
+          <w:sz w:val="20"/>
+        </w:rPr>
+        <w:t>Click 'Skip for now' to confirm you can advance without connecting.</w:t>
+      </w:r>
+    </w:p>
+    <w:p>
+      <w:pPr>
+        <w:spacing w:after="40"/>
+        <w:ind w:left="425" w:hanging="255"/>
+      </w:pPr>
+      <w:r>
+        <w:rPr>
+          <w:b w:val="0"/>
+          <w:sz w:val="20"/>
+        </w:rPr>
+        <w:t xml:space="preserve">-  </w:t>
+      </w:r>
+      <w:r>
+        <w:rPr>
+          <w:b w:val="0"/>
+          <w:sz w:val="20"/>
+        </w:rPr>
+        <w:t>Step 4 — E-signature (Agent / TC / Team Lead / Attorney only — Admin and external roles skip this step).</w:t>
+      </w:r>
+    </w:p>
+    <w:p>
+      <w:pPr>
+        <w:spacing w:after="40"/>
+        <w:ind w:left="907" w:hanging="255"/>
+      </w:pPr>
+      <w:r>
+        <w:rPr>
+          <w:b w:val="0"/>
+          <w:sz w:val="20"/>
+        </w:rPr>
+        <w:t xml:space="preserve">•  </w:t>
+      </w:r>
+      <w:r>
+        <w:rPr>
+          <w:b w:val="0"/>
+          <w:sz w:val="20"/>
+        </w:rPr>
+        <w:t>Confirm a single DocuSign card with a bullet list of perks.</w:t>
+      </w:r>
+    </w:p>
+    <w:p>
+      <w:pPr>
+        <w:spacing w:after="40"/>
+        <w:ind w:left="907" w:hanging="255"/>
+      </w:pPr>
+      <w:r>
+        <w:rPr>
+          <w:b w:val="0"/>
+          <w:sz w:val="20"/>
+        </w:rPr>
+        <w:t xml:space="preserve">•  </w:t>
+      </w:r>
+      <w:r>
+        <w:rPr>
+          <w:b w:val="0"/>
+          <w:sz w:val="20"/>
+        </w:rPr>
+        <w:t>Click Connect. A real DocuSign OAuth popup opens. Approve to flip the card to Connected.</w:t>
+      </w:r>
+    </w:p>
+    <w:p>
+      <w:pPr>
+        <w:spacing w:after="40"/>
+        <w:ind w:left="907" w:hanging="255"/>
+      </w:pPr>
+      <w:r>
+        <w:rPr>
+          <w:b w:val="0"/>
+          <w:sz w:val="20"/>
+        </w:rPr>
+        <w:t xml:space="preserve">•  </w:t>
+      </w:r>
+      <w:r>
+        <w:rPr>
+          <w:b w:val="0"/>
+          <w:sz w:val="20"/>
+        </w:rPr>
+        <w:t>Click 'Skip for now' to confirm skipping is allowed.</w:t>
+      </w:r>
+    </w:p>
+    <w:p>
+      <w:pPr>
+        <w:spacing w:after="40"/>
+        <w:ind w:left="425" w:hanging="255"/>
+      </w:pPr>
+      <w:r>
+        <w:rPr>
+          <w:b w:val="0"/>
+          <w:sz w:val="20"/>
+        </w:rPr>
+        <w:t xml:space="preserve">-  </w:t>
+      </w:r>
+      <w:r>
+        <w:rPr>
+          <w:b w:val="0"/>
+          <w:sz w:val="20"/>
+        </w:rPr>
+        <w:t>Final step — All set.</w:t>
+      </w:r>
+    </w:p>
+    <w:p>
+      <w:pPr>
+        <w:spacing w:after="40"/>
+        <w:ind w:left="907" w:hanging="255"/>
+      </w:pPr>
+      <w:r>
+        <w:rPr>
+          <w:b w:val="0"/>
+          <w:sz w:val="20"/>
+        </w:rPr>
+        <w:t xml:space="preserve">•  </w:t>
+      </w:r>
+      <w:r>
+        <w:rPr>
+          <w:b w:val="0"/>
+          <w:sz w:val="20"/>
+        </w:rPr>
+        <w:t>Confirm a short confetti burst plays once, plus a 'You're all set, {first name}.' headline.</w:t>
+      </w:r>
+    </w:p>
+    <w:p>
+      <w:pPr>
+        <w:spacing w:after="40"/>
+        <w:ind w:left="907" w:hanging="255"/>
+      </w:pPr>
+      <w:r>
+        <w:rPr>
+          <w:b w:val="0"/>
+          <w:sz w:val="20"/>
+        </w:rPr>
+        <w:t xml:space="preserve">•  </w:t>
+      </w:r>
+      <w:r>
+        <w:rPr>
+          <w:b w:val="0"/>
+          <w:sz w:val="20"/>
+        </w:rPr>
+        <w:t>Internal roles see TWO action cards. The recommended one is 'Create your first transaction'. The other is 'Go straight to your dashboard'.</w:t>
+      </w:r>
+    </w:p>
+    <w:p>
+      <w:pPr>
+        <w:spacing w:after="40"/>
+        <w:ind w:left="907" w:hanging="255"/>
+      </w:pPr>
+      <w:r>
+        <w:rPr>
+          <w:b w:val="0"/>
+          <w:sz w:val="20"/>
+        </w:rPr>
+        <w:t xml:space="preserve">•  </w:t>
+      </w:r>
+      <w:r>
+        <w:rPr>
+          <w:b w:val="0"/>
+          <w:sz w:val="20"/>
+        </w:rPr>
+        <w:t>External roles see only the dashboard card (relabelled 'Recommended').</w:t>
+      </w:r>
+    </w:p>
+    <w:p>
+      <w:pPr>
+        <w:spacing w:after="40"/>
+        <w:ind w:left="907" w:hanging="255"/>
+      </w:pPr>
+      <w:r>
+        <w:rPr>
+          <w:b w:val="0"/>
+          <w:sz w:val="20"/>
+        </w:rPr>
+        <w:t xml:space="preserve">•  </w:t>
+      </w:r>
+      <w:r>
+        <w:rPr>
+          <w:b w:val="0"/>
+          <w:sz w:val="20"/>
+        </w:rPr>
+        <w:t>Click 'Create your first transaction'. Confirm the full New Transaction wizard opens layered on top of the onboarding screen — onboarding only completes once you create a transaction (or close that wizard).</w:t>
+      </w:r>
+    </w:p>
+    <w:p>
+      <w:pPr>
+        <w:spacing w:after="40"/>
+        <w:ind w:left="907" w:hanging="255"/>
+      </w:pPr>
+      <w:r>
+        <w:rPr>
+          <w:b w:val="0"/>
+          <w:sz w:val="20"/>
+        </w:rPr>
+        <w:t xml:space="preserve">•  </w:t>
+      </w:r>
+      <w:r>
+        <w:rPr>
+          <w:b w:val="0"/>
+          <w:sz w:val="20"/>
+        </w:rPr>
+        <w:t>Separately, click 'Go straight to your dashboard'. Confirm a small success step happens, you land on /dashboard with the URL replaced (back button does NOT re-open onboarding), and the product tour fires automatically on top of the dashboard (see feature 13).</w:t>
+      </w:r>
+    </w:p>
+    <w:p>
+      <w:pPr>
+        <w:spacing w:after="40"/>
+        <w:ind w:left="425" w:hanging="255"/>
+      </w:pPr>
+      <w:r>
+        <w:rPr>
+          <w:b w:val="0"/>
+          <w:sz w:val="20"/>
+        </w:rPr>
+        <w:t xml:space="preserve">-  </w:t>
+      </w:r>
+      <w:r>
+        <w:rPr>
+          <w:b w:val="0"/>
+          <w:sz w:val="20"/>
+        </w:rPr>
+        <w:t>Save / resume / refresh behaviour.</w:t>
+      </w:r>
+    </w:p>
+    <w:p>
+      <w:pPr>
+        <w:spacing w:after="40"/>
+        <w:ind w:left="907" w:hanging="255"/>
+      </w:pPr>
+      <w:r>
+        <w:rPr>
+          <w:b w:val="0"/>
+          <w:sz w:val="20"/>
+        </w:rPr>
+        <w:t xml:space="preserve">•  </w:t>
+      </w:r>
+      <w:r>
+        <w:rPr>
+          <w:b w:val="0"/>
+          <w:sz w:val="20"/>
+        </w:rPr>
+        <w:t>After clicking Continue on Step 2, refresh the browser. Your name, phone, role, company, and logo should auto-populate (the data was saved to the server).</w:t>
+      </w:r>
+    </w:p>
+    <w:p>
+      <w:pPr>
+        <w:spacing w:after="40"/>
+        <w:ind w:left="907" w:hanging="255"/>
+      </w:pPr>
+      <w:r>
+        <w:rPr>
+          <w:b w:val="0"/>
+          <w:sz w:val="20"/>
+        </w:rPr>
+        <w:t xml:space="preserve">•  </w:t>
+      </w:r>
+      <w:r>
+        <w:rPr>
+          <w:b w:val="0"/>
+          <w:sz w:val="20"/>
+        </w:rPr>
+        <w:t>However, the wizard always restarts at Step 1 on refresh — there is no 'finish later' bookmark yet.</w:t>
+      </w:r>
+    </w:p>
+    <w:p>
+      <w:pPr>
+        <w:spacing w:after="40"/>
+        <w:ind w:left="907" w:hanging="255"/>
+      </w:pPr>
+      <w:r>
+        <w:rPr>
+          <w:b w:val="0"/>
+          <w:sz w:val="20"/>
+        </w:rPr>
+        <w:t xml:space="preserve">•  </w:t>
+      </w:r>
+      <w:r>
+        <w:rPr>
+          <w:b w:val="0"/>
+          <w:sz w:val="20"/>
+        </w:rPr>
+        <w:t>Until you click one of the final-step CTAs, every login forwards you back to /onboarding.</w:t>
+      </w:r>
+    </w:p>
+    <w:p>
+      <w:pPr>
+        <w:spacing w:after="40"/>
+        <w:ind w:left="907" w:hanging="255"/>
+      </w:pPr>
+      <w:r>
+        <w:rPr>
+          <w:b w:val="0"/>
+          <w:sz w:val="20"/>
+        </w:rPr>
+        <w:t xml:space="preserve">•  </w:t>
+      </w:r>
+      <w:r>
+        <w:rPr>
+          <w:b w:val="0"/>
+          <w:sz w:val="20"/>
+        </w:rPr>
+        <w:t>Clicking a previous step in the rail jumps you back; jumping forward is intentionally blocked (you must use Continue so saves run).</w:t>
       </w:r>
     </w:p>
     <w:p>
@@ -5067,47 +5607,87 @@
           <w:b w:val="0"/>
           <w:sz w:val="20"/>
         </w:rPr>
-        <w:t>Each step shows the correct fields and text.</w:t>
-      </w:r>
-    </w:p>
-    <w:p>
-      <w:pPr>
-        <w:spacing w:after="40"/>
-        <w:ind w:left="425" w:hanging="255"/>
-      </w:pPr>
-      <w:r>
-        <w:rPr>
-          <w:b w:val="0"/>
-          <w:sz w:val="20"/>
-        </w:rPr>
-        <w:t xml:space="preserve">-  </w:t>
-      </w:r>
-      <w:r>
-        <w:rPr>
-          <w:b w:val="0"/>
-          <w:sz w:val="20"/>
-        </w:rPr>
-        <w:t>Skip behaves as expected on every step.</w:t>
-      </w:r>
-    </w:p>
-    <w:p>
-      <w:pPr>
-        <w:spacing w:after="40"/>
-        <w:ind w:left="425" w:hanging="255"/>
-      </w:pPr>
-      <w:r>
-        <w:rPr>
-          <w:b w:val="0"/>
-          <w:sz w:val="20"/>
-        </w:rPr>
-        <w:t xml:space="preserve">-  </w:t>
-      </w:r>
-      <w:r>
-        <w:rPr>
-          <w:b w:val="0"/>
-          <w:sz w:val="20"/>
-        </w:rPr>
-        <w:t>Clicking Go to Dashboard at the end takes you to /dashboard.</w:t>
+        <w:t>Each step shows the correct fields and validation for the role you selected.</w:t>
+      </w:r>
+    </w:p>
+    <w:p>
+      <w:pPr>
+        <w:spacing w:after="40"/>
+        <w:ind w:left="425" w:hanging="255"/>
+      </w:pPr>
+      <w:r>
+        <w:rPr>
+          <w:b w:val="0"/>
+          <w:sz w:val="20"/>
+        </w:rPr>
+        <w:t xml:space="preserve">-  </w:t>
+      </w:r>
+      <w:r>
+        <w:rPr>
+          <w:b w:val="0"/>
+          <w:sz w:val="20"/>
+        </w:rPr>
+        <w:t>Internal roles see 4–5 steps; external roles see 3 steps.</w:t>
+      </w:r>
+    </w:p>
+    <w:p>
+      <w:pPr>
+        <w:spacing w:after="40"/>
+        <w:ind w:left="425" w:hanging="255"/>
+      </w:pPr>
+      <w:r>
+        <w:rPr>
+          <w:b w:val="0"/>
+          <w:sz w:val="20"/>
+        </w:rPr>
+        <w:t xml:space="preserve">-  </w:t>
+      </w:r>
+      <w:r>
+        <w:rPr>
+          <w:b w:val="0"/>
+          <w:sz w:val="20"/>
+        </w:rPr>
+        <w:t>Gmail / Outlook / DocuSign connections are real OAuth — connecting one shows a green 'Connected' badge that persists into Settings → Integrations.</w:t>
+      </w:r>
+    </w:p>
+    <w:p>
+      <w:pPr>
+        <w:spacing w:after="40"/>
+        <w:ind w:left="425" w:hanging="255"/>
+      </w:pPr>
+      <w:r>
+        <w:rPr>
+          <w:b w:val="0"/>
+          <w:sz w:val="20"/>
+        </w:rPr>
+        <w:t xml:space="preserve">-  </w:t>
+      </w:r>
+      <w:r>
+        <w:rPr>
+          <w:b w:val="0"/>
+          <w:sz w:val="20"/>
+        </w:rPr>
+        <w:t>Logo files outside the allowed types or larger than 2 MB are rejected with a clear toast.</w:t>
+      </w:r>
+    </w:p>
+    <w:p>
+      <w:pPr>
+        <w:spacing w:after="40"/>
+        <w:ind w:left="425" w:hanging="255"/>
+      </w:pPr>
+      <w:r>
+        <w:rPr>
+          <w:b w:val="0"/>
+          <w:sz w:val="20"/>
+        </w:rPr>
+        <w:t xml:space="preserve">-  </w:t>
+      </w:r>
+      <w:r>
+        <w:rPr>
+          <w:b w:val="0"/>
+          <w:sz w:val="20"/>
+        </w:rPr>
+        <w:t>Either final-step CTA marks onboarding complete on the server and triggers the product tour the next time the dashboard mounts.</w:t>
       </w:r>
     </w:p>
     <w:p>
@@ -5140,27 +5720,27 @@
           <w:b w:val="0"/>
           <w:sz w:val="20"/>
         </w:rPr>
-        <w:t>Add a 'Save and finish later' option so users can leave and return.</w:t>
-      </w:r>
-    </w:p>
-    <w:p>
-      <w:pPr>
-        <w:spacing w:after="40"/>
-        <w:ind w:left="425" w:hanging="255"/>
-      </w:pPr>
-      <w:r>
-        <w:rPr>
-          <w:b w:val="0"/>
-          <w:sz w:val="20"/>
-        </w:rPr>
-        <w:t xml:space="preserve">-  </w:t>
-      </w:r>
-      <w:r>
-        <w:rPr>
-          <w:b w:val="0"/>
-          <w:sz w:val="20"/>
-        </w:rPr>
-        <w:t>Show a named progress bar at the top (Welcome → Role → Integrations → Transaction → Done).</w:t>
+        <w:t>Add a 'Save and finish later' option that remembers the current step (today only the field values are remembered).</w:t>
+      </w:r>
+    </w:p>
+    <w:p>
+      <w:pPr>
+        <w:spacing w:after="40"/>
+        <w:ind w:left="425" w:hanging="255"/>
+      </w:pPr>
+      <w:r>
+        <w:rPr>
+          <w:b w:val="0"/>
+          <w:sz w:val="20"/>
+        </w:rPr>
+        <w:t xml:space="preserve">-  </w:t>
+      </w:r>
+      <w:r>
+        <w:rPr>
+          <w:b w:val="0"/>
+          <w:sz w:val="20"/>
+        </w:rPr>
+        <w:t>Pre-flight check for popup-blocked browsers and offer a fallback redirect-based OAuth path.</w:t>
       </w:r>
     </w:p>
     <w:p>
@@ -5181,6 +5761,26 @@
           <w:sz w:val="20"/>
         </w:rPr>
         <w:t>Preview the uploaded logo at the exact size it will appear in the app's sidebar.</w:t>
+      </w:r>
+    </w:p>
+    <w:p>
+      <w:pPr>
+        <w:spacing w:after="40"/>
+        <w:ind w:left="425" w:hanging="255"/>
+      </w:pPr>
+      <w:r>
+        <w:rPr>
+          <w:b w:val="0"/>
+          <w:sz w:val="20"/>
+        </w:rPr>
+        <w:t xml:space="preserve">-  </w:t>
+      </w:r>
+      <w:r>
+        <w:rPr>
+          <w:b w:val="0"/>
+          <w:sz w:val="20"/>
+        </w:rPr>
+        <w:t>Let a user preview which value cards / steps an external role will see before they switch the dropdown.</w:t>
       </w:r>
     </w:p>
     <w:p>
@@ -5288,7 +5888,7 @@
         <w:spacing w:after="80" w:before="280"/>
       </w:pPr>
       <w:r>
-        <w:t>13. First-time tutorial overlay</w:t>
+        <w:t>13. Product Tour overlay (rebuilt — role-aware spotlight tour)</w:t>
       </w:r>
     </w:p>
     <w:p>
@@ -5313,7 +5913,7 @@
           <w:b w:val="0"/>
           <w:sz w:val="20"/>
         </w:rPr>
-        <w:t>/dashboard (first visit)</w:t>
+        <w:t>/dashboard (and any other signed-in page once the tour is started)</w:t>
       </w:r>
     </w:p>
     <w:p>
@@ -5346,7 +5946,7 @@
           <w:b w:val="0"/>
           <w:sz w:val="20"/>
         </w:rPr>
-        <w:t>On the first dashboard visit, an overlay should appear automatically.</w:t>
+        <w:t>First-time auto-start.</w:t>
       </w:r>
     </w:p>
     <w:p>
@@ -5366,7 +5966,7 @@
           <w:b w:val="0"/>
           <w:sz w:val="20"/>
         </w:rPr>
-        <w:t>Click Next through all steps.</w:t>
+        <w:t>Finish the onboarding wizard with a fresh test account, then click 'Go to Dashboard' (or 'Create your first transaction' and complete that flow). The product tour should fire automatically the moment the dashboard loads.</w:t>
       </w:r>
     </w:p>
     <w:p>
@@ -5386,7 +5986,27 @@
           <w:b w:val="0"/>
           <w:sz w:val="20"/>
         </w:rPr>
-        <w:t>Click Back to verify you can go back.</w:t>
+        <w:t>If you sign in with an existing account that has never seen the tour, the tour should also auto-start the first time the dashboard mounts.</w:t>
+      </w:r>
+    </w:p>
+    <w:p>
+      <w:pPr>
+        <w:spacing w:after="40"/>
+        <w:ind w:left="425" w:hanging="255"/>
+      </w:pPr>
+      <w:r>
+        <w:rPr>
+          <w:b w:val="0"/>
+          <w:sz w:val="20"/>
+        </w:rPr>
+        <w:t xml:space="preserve">-  </w:t>
+      </w:r>
+      <w:r>
+        <w:rPr>
+          <w:b w:val="0"/>
+          <w:sz w:val="20"/>
+        </w:rPr>
+        <w:t>Manual replay.</w:t>
       </w:r>
     </w:p>
     <w:p>
@@ -5406,47 +6026,527 @@
           <w:b w:val="0"/>
           <w:sz w:val="20"/>
         </w:rPr>
-        <w:t>Click Skip to verify it closes the overlay.</w:t>
-      </w:r>
-    </w:p>
-    <w:p>
-      <w:pPr>
-        <w:spacing w:after="40"/>
-        <w:ind w:left="425" w:hanging="255"/>
-      </w:pPr>
-      <w:r>
-        <w:rPr>
-          <w:b w:val="0"/>
-          <w:sz w:val="20"/>
-        </w:rPr>
-        <w:t xml:space="preserve">-  </w:t>
-      </w:r>
-      <w:r>
-        <w:rPr>
-          <w:b w:val="0"/>
-          <w:sz w:val="20"/>
-        </w:rPr>
-        <w:t>On the last step, click Get Started.</w:t>
-      </w:r>
-    </w:p>
-    <w:p>
-      <w:pPr>
-        <w:spacing w:after="40"/>
-        <w:ind w:left="425" w:hanging="255"/>
-      </w:pPr>
-      <w:r>
-        <w:rPr>
-          <w:b w:val="0"/>
-          <w:sz w:val="20"/>
-        </w:rPr>
-        <w:t xml:space="preserve">-  </w:t>
-      </w:r>
-      <w:r>
-        <w:rPr>
-          <w:b w:val="0"/>
-          <w:sz w:val="20"/>
-        </w:rPr>
-        <w:t>To test again: clear the browser storage key 'velvet_elves_tutorial_completed' and reload.</w:t>
+        <w:t>Open Settings → Help &amp; Tour → 'Replay the guided walkthrough' and click 'Start tour'.</w:t>
+      </w:r>
+    </w:p>
+    <w:p>
+      <w:pPr>
+        <w:spacing w:after="40"/>
+        <w:ind w:left="907" w:hanging="255"/>
+      </w:pPr>
+      <w:r>
+        <w:rPr>
+          <w:b w:val="0"/>
+          <w:sz w:val="20"/>
+        </w:rPr>
+        <w:t xml:space="preserve">•  </w:t>
+      </w:r>
+      <w:r>
+        <w:rPr>
+          <w:b w:val="0"/>
+          <w:sz w:val="20"/>
+        </w:rPr>
+        <w:t>Confirm the tour restarts immediately for whichever role you are signed in as.</w:t>
+      </w:r>
+    </w:p>
+    <w:p>
+      <w:pPr>
+        <w:spacing w:after="40"/>
+        <w:ind w:left="425" w:hanging="255"/>
+      </w:pPr>
+      <w:r>
+        <w:rPr>
+          <w:b w:val="0"/>
+          <w:sz w:val="20"/>
+        </w:rPr>
+        <w:t xml:space="preserve">-  </w:t>
+      </w:r>
+      <w:r>
+        <w:rPr>
+          <w:b w:val="0"/>
+          <w:sz w:val="20"/>
+        </w:rPr>
+        <w:t>Step list — Agent / Transaction Coordinator / Team Lead / Admin.</w:t>
+      </w:r>
+    </w:p>
+    <w:p>
+      <w:pPr>
+        <w:spacing w:after="40"/>
+        <w:ind w:left="907" w:hanging="255"/>
+      </w:pPr>
+      <w:r>
+        <w:rPr>
+          <w:b w:val="0"/>
+          <w:sz w:val="20"/>
+        </w:rPr>
+        <w:t xml:space="preserve">•  </w:t>
+      </w:r>
+      <w:r>
+        <w:rPr>
+          <w:b w:val="0"/>
+          <w:sz w:val="20"/>
+        </w:rPr>
+        <w:t>Step 1 — Welcome card (centered, no spotlight).</w:t>
+      </w:r>
+    </w:p>
+    <w:p>
+      <w:pPr>
+        <w:spacing w:after="40"/>
+        <w:ind w:left="907" w:hanging="255"/>
+      </w:pPr>
+      <w:r>
+        <w:rPr>
+          <w:b w:val="0"/>
+          <w:sz w:val="20"/>
+        </w:rPr>
+        <w:t xml:space="preserve">•  </w:t>
+      </w:r>
+      <w:r>
+        <w:rPr>
+          <w:b w:val="0"/>
+          <w:sz w:val="20"/>
+        </w:rPr>
+        <w:t>Step 2 — Spotlights the four KPI tiles in the sidebar ('Your week, in four numbers').</w:t>
+      </w:r>
+    </w:p>
+    <w:p>
+      <w:pPr>
+        <w:spacing w:after="40"/>
+        <w:ind w:left="907" w:hanging="255"/>
+      </w:pPr>
+      <w:r>
+        <w:rPr>
+          <w:b w:val="0"/>
+          <w:sz w:val="20"/>
+        </w:rPr>
+        <w:t xml:space="preserve">•  </w:t>
+      </w:r>
+      <w:r>
+        <w:rPr>
+          <w:b w:val="0"/>
+          <w:sz w:val="20"/>
+        </w:rPr>
+        <w:t>Step 3 — Spotlights 'Active Transactions' in the sidebar.</w:t>
+      </w:r>
+    </w:p>
+    <w:p>
+      <w:pPr>
+        <w:spacing w:after="40"/>
+        <w:ind w:left="907" w:hanging="255"/>
+      </w:pPr>
+      <w:r>
+        <w:rPr>
+          <w:b w:val="0"/>
+          <w:sz w:val="20"/>
+        </w:rPr>
+        <w:t xml:space="preserve">•  </w:t>
+      </w:r>
+      <w:r>
+        <w:rPr>
+          <w:b w:val="0"/>
+          <w:sz w:val="20"/>
+        </w:rPr>
+        <w:t>Step 4 — Spotlights 'My Task Queue' in the sidebar.</w:t>
+      </w:r>
+    </w:p>
+    <w:p>
+      <w:pPr>
+        <w:spacing w:after="40"/>
+        <w:ind w:left="907" w:hanging="255"/>
+      </w:pPr>
+      <w:r>
+        <w:rPr>
+          <w:b w:val="0"/>
+          <w:sz w:val="20"/>
+        </w:rPr>
+        <w:t xml:space="preserve">•  </w:t>
+      </w:r>
+      <w:r>
+        <w:rPr>
+          <w:b w:val="0"/>
+          <w:sz w:val="20"/>
+        </w:rPr>
+        <w:t>Step 5 — Spotlights 'All Documents' in the sidebar.</w:t>
+      </w:r>
+    </w:p>
+    <w:p>
+      <w:pPr>
+        <w:spacing w:after="40"/>
+        <w:ind w:left="907" w:hanging="255"/>
+      </w:pPr>
+      <w:r>
+        <w:rPr>
+          <w:b w:val="0"/>
+          <w:sz w:val="20"/>
+        </w:rPr>
+        <w:t xml:space="preserve">•  </w:t>
+      </w:r>
+      <w:r>
+        <w:rPr>
+          <w:b w:val="0"/>
+          <w:sz w:val="20"/>
+        </w:rPr>
+        <w:t>Step 6 — Spotlights the top-bar 'Today's AI Briefing' button.</w:t>
+      </w:r>
+    </w:p>
+    <w:p>
+      <w:pPr>
+        <w:spacing w:after="40"/>
+        <w:ind w:left="907" w:hanging="255"/>
+      </w:pPr>
+      <w:r>
+        <w:rPr>
+          <w:b w:val="0"/>
+          <w:sz w:val="20"/>
+        </w:rPr>
+        <w:t xml:space="preserve">•  </w:t>
+      </w:r>
+      <w:r>
+        <w:rPr>
+          <w:b w:val="0"/>
+          <w:sz w:val="20"/>
+        </w:rPr>
+        <w:t>Step 7 — Spotlights the top-bar search ('Search ⌘K').</w:t>
+      </w:r>
+    </w:p>
+    <w:p>
+      <w:pPr>
+        <w:spacing w:after="40"/>
+        <w:ind w:left="907" w:hanging="255"/>
+      </w:pPr>
+      <w:r>
+        <w:rPr>
+          <w:b w:val="0"/>
+          <w:sz w:val="20"/>
+        </w:rPr>
+        <w:t xml:space="preserve">•  </w:t>
+      </w:r>
+      <w:r>
+        <w:rPr>
+          <w:b w:val="0"/>
+          <w:sz w:val="20"/>
+        </w:rPr>
+        <w:t>Step 8 — Spotlights the top-bar notifications bell.</w:t>
+      </w:r>
+    </w:p>
+    <w:p>
+      <w:pPr>
+        <w:spacing w:after="40"/>
+        <w:ind w:left="907" w:hanging="255"/>
+      </w:pPr>
+      <w:r>
+        <w:rPr>
+          <w:b w:val="0"/>
+          <w:sz w:val="20"/>
+        </w:rPr>
+        <w:t xml:space="preserve">•  </w:t>
+      </w:r>
+      <w:r>
+        <w:rPr>
+          <w:b w:val="0"/>
+          <w:sz w:val="20"/>
+        </w:rPr>
+        <w:t>Step 9 — Spotlights the '+ New Transaction' button.</w:t>
+      </w:r>
+    </w:p>
+    <w:p>
+      <w:pPr>
+        <w:spacing w:after="40"/>
+        <w:ind w:left="907" w:hanging="255"/>
+      </w:pPr>
+      <w:r>
+        <w:rPr>
+          <w:b w:val="0"/>
+          <w:sz w:val="20"/>
+        </w:rPr>
+        <w:t xml:space="preserve">•  </w:t>
+      </w:r>
+      <w:r>
+        <w:rPr>
+          <w:b w:val="0"/>
+          <w:sz w:val="20"/>
+        </w:rPr>
+        <w:t>Final — Centered finale card; the 'Next' button changes to 'Finish'.</w:t>
+      </w:r>
+    </w:p>
+    <w:p>
+      <w:pPr>
+        <w:spacing w:after="40"/>
+        <w:ind w:left="425" w:hanging="255"/>
+      </w:pPr>
+      <w:r>
+        <w:rPr>
+          <w:b w:val="0"/>
+          <w:sz w:val="20"/>
+        </w:rPr>
+        <w:t xml:space="preserve">-  </w:t>
+      </w:r>
+      <w:r>
+        <w:rPr>
+          <w:b w:val="0"/>
+          <w:sz w:val="20"/>
+        </w:rPr>
+        <w:t>Step list — Attorney (5 steps).</w:t>
+      </w:r>
+    </w:p>
+    <w:p>
+      <w:pPr>
+        <w:spacing w:after="40"/>
+        <w:ind w:left="907" w:hanging="255"/>
+      </w:pPr>
+      <w:r>
+        <w:rPr>
+          <w:b w:val="0"/>
+          <w:sz w:val="20"/>
+        </w:rPr>
+        <w:t xml:space="preserve">•  </w:t>
+      </w:r>
+      <w:r>
+        <w:rPr>
+          <w:b w:val="0"/>
+          <w:sz w:val="20"/>
+        </w:rPr>
+        <w:t>Welcome → Matter Queue (sidebar transactions, relabelled) → Documents → Today's AI briefing → Finale.</w:t>
+      </w:r>
+    </w:p>
+    <w:p>
+      <w:pPr>
+        <w:spacing w:after="40"/>
+        <w:ind w:left="425" w:hanging="255"/>
+      </w:pPr>
+      <w:r>
+        <w:rPr>
+          <w:b w:val="0"/>
+          <w:sz w:val="20"/>
+        </w:rPr>
+        <w:t xml:space="preserve">-  </w:t>
+      </w:r>
+      <w:r>
+        <w:rPr>
+          <w:b w:val="0"/>
+          <w:sz w:val="20"/>
+        </w:rPr>
+        <w:t>Step list — FSBO Customer / Client / Vendor (5 steps).</w:t>
+      </w:r>
+    </w:p>
+    <w:p>
+      <w:pPr>
+        <w:spacing w:after="40"/>
+        <w:ind w:left="907" w:hanging="255"/>
+      </w:pPr>
+      <w:r>
+        <w:rPr>
+          <w:b w:val="0"/>
+          <w:sz w:val="20"/>
+        </w:rPr>
+        <w:t xml:space="preserve">•  </w:t>
+      </w:r>
+      <w:r>
+        <w:rPr>
+          <w:b w:val="0"/>
+          <w:sz w:val="20"/>
+        </w:rPr>
+        <w:t>Welcome → My Properties (sidebar transactions, relabelled) → Documents → Ask Velvet Elves AI (sidebar AI item) → Finale.</w:t>
+      </w:r>
+    </w:p>
+    <w:p>
+      <w:pPr>
+        <w:spacing w:after="40"/>
+        <w:ind w:left="425" w:hanging="255"/>
+      </w:pPr>
+      <w:r>
+        <w:rPr>
+          <w:b w:val="0"/>
+          <w:sz w:val="20"/>
+        </w:rPr>
+        <w:t xml:space="preserve">-  </w:t>
+      </w:r>
+      <w:r>
+        <w:rPr>
+          <w:b w:val="0"/>
+          <w:sz w:val="20"/>
+        </w:rPr>
+        <w:t>Tour controls.</w:t>
+      </w:r>
+    </w:p>
+    <w:p>
+      <w:pPr>
+        <w:spacing w:after="40"/>
+        <w:ind w:left="907" w:hanging="255"/>
+      </w:pPr>
+      <w:r>
+        <w:rPr>
+          <w:b w:val="0"/>
+          <w:sz w:val="20"/>
+        </w:rPr>
+        <w:t xml:space="preserve">•  </w:t>
+      </w:r>
+      <w:r>
+        <w:rPr>
+          <w:b w:val="0"/>
+          <w:sz w:val="20"/>
+        </w:rPr>
+        <w:t>Next / Finish — primary orange button on the right.</w:t>
+      </w:r>
+    </w:p>
+    <w:p>
+      <w:pPr>
+        <w:spacing w:after="40"/>
+        <w:ind w:left="907" w:hanging="255"/>
+      </w:pPr>
+      <w:r>
+        <w:rPr>
+          <w:b w:val="0"/>
+          <w:sz w:val="20"/>
+        </w:rPr>
+        <w:t xml:space="preserve">•  </w:t>
+      </w:r>
+      <w:r>
+        <w:rPr>
+          <w:b w:val="0"/>
+          <w:sz w:val="20"/>
+        </w:rPr>
+        <w:t>Back — ghost button (disabled on step 1).</w:t>
+      </w:r>
+    </w:p>
+    <w:p>
+      <w:pPr>
+        <w:spacing w:after="40"/>
+        <w:ind w:left="907" w:hanging="255"/>
+      </w:pPr>
+      <w:r>
+        <w:rPr>
+          <w:b w:val="0"/>
+          <w:sz w:val="20"/>
+        </w:rPr>
+        <w:t xml:space="preserve">•  </w:t>
+      </w:r>
+      <w:r>
+        <w:rPr>
+          <w:b w:val="0"/>
+          <w:sz w:val="20"/>
+        </w:rPr>
+        <w:t>Skip — small X in the top-right of the tooltip card. Clicking the dimmed area outside the spotlight also skips.</w:t>
+      </w:r>
+    </w:p>
+    <w:p>
+      <w:pPr>
+        <w:spacing w:after="40"/>
+        <w:ind w:left="907" w:hanging="255"/>
+      </w:pPr>
+      <w:r>
+        <w:rPr>
+          <w:b w:val="0"/>
+          <w:sz w:val="20"/>
+        </w:rPr>
+        <w:t xml:space="preserve">•  </w:t>
+      </w:r>
+      <w:r>
+        <w:rPr>
+          <w:b w:val="0"/>
+          <w:sz w:val="20"/>
+        </w:rPr>
+        <w:t>Progress dots and step counter (for example '2/9') appear inside the tooltip. Click any earlier dot to jump back. Forward jumps are blocked.</w:t>
+      </w:r>
+    </w:p>
+    <w:p>
+      <w:pPr>
+        <w:spacing w:after="40"/>
+        <w:ind w:left="907" w:hanging="255"/>
+      </w:pPr>
+      <w:r>
+        <w:rPr>
+          <w:b w:val="0"/>
+          <w:sz w:val="20"/>
+        </w:rPr>
+        <w:t xml:space="preserve">•  </w:t>
+      </w:r>
+      <w:r>
+        <w:rPr>
+          <w:b w:val="0"/>
+          <w:sz w:val="20"/>
+        </w:rPr>
+        <w:t>Keyboard: → or Enter to advance, ← to go back, Esc to skip. ⌘K / Ctrl+K is intentionally passed through so global search still works mid-tour.</w:t>
+      </w:r>
+    </w:p>
+    <w:p>
+      <w:pPr>
+        <w:spacing w:after="40"/>
+        <w:ind w:left="425" w:hanging="255"/>
+      </w:pPr>
+      <w:r>
+        <w:rPr>
+          <w:b w:val="0"/>
+          <w:sz w:val="20"/>
+        </w:rPr>
+        <w:t xml:space="preserve">-  </w:t>
+      </w:r>
+      <w:r>
+        <w:rPr>
+          <w:b w:val="0"/>
+          <w:sz w:val="20"/>
+        </w:rPr>
+        <w:t>Persistence.</w:t>
+      </w:r>
+    </w:p>
+    <w:p>
+      <w:pPr>
+        <w:spacing w:after="40"/>
+        <w:ind w:left="907" w:hanging="255"/>
+      </w:pPr>
+      <w:r>
+        <w:rPr>
+          <w:b w:val="0"/>
+          <w:sz w:val="20"/>
+        </w:rPr>
+        <w:t xml:space="preserve">•  </w:t>
+      </w:r>
+      <w:r>
+        <w:rPr>
+          <w:b w:val="0"/>
+          <w:sz w:val="20"/>
+        </w:rPr>
+        <w:t>Only clicking 'Finish' on the final step (or pressing Esc on the final step) marks the tour complete.</w:t>
+      </w:r>
+    </w:p>
+    <w:p>
+      <w:pPr>
+        <w:spacing w:after="40"/>
+        <w:ind w:left="907" w:hanging="255"/>
+      </w:pPr>
+      <w:r>
+        <w:rPr>
+          <w:b w:val="0"/>
+          <w:sz w:val="20"/>
+        </w:rPr>
+        <w:t xml:space="preserve">•  </w:t>
+      </w:r>
+      <w:r>
+        <w:rPr>
+          <w:b w:val="0"/>
+          <w:sz w:val="20"/>
+        </w:rPr>
+        <w:t>Skipping mid-tour does NOT mark it complete — open Settings → Help &amp; Tour and click Start tour to resume from the beginning.</w:t>
+      </w:r>
+    </w:p>
+    <w:p>
+      <w:pPr>
+        <w:spacing w:after="40"/>
+        <w:ind w:left="907" w:hanging="255"/>
+      </w:pPr>
+      <w:r>
+        <w:rPr>
+          <w:b w:val="0"/>
+          <w:sz w:val="20"/>
+        </w:rPr>
+        <w:t xml:space="preserve">•  </w:t>
+      </w:r>
+      <w:r>
+        <w:rPr>
+          <w:b w:val="0"/>
+          <w:sz w:val="20"/>
+        </w:rPr>
+        <w:t>Once complete, the tour does not reappear automatically on the next login. You can always replay it from Settings.</w:t>
       </w:r>
     </w:p>
     <w:p>
@@ -5479,27 +6579,87 @@
           <w:b w:val="0"/>
           <w:sz w:val="20"/>
         </w:rPr>
-        <w:t>The overlay closes after Skip or Get Started.</w:t>
-      </w:r>
-    </w:p>
-    <w:p>
-      <w:pPr>
-        <w:spacing w:after="40"/>
-        <w:ind w:left="425" w:hanging="255"/>
-      </w:pPr>
-      <w:r>
-        <w:rPr>
-          <w:b w:val="0"/>
-          <w:sz w:val="20"/>
-        </w:rPr>
-        <w:t xml:space="preserve">-  </w:t>
-      </w:r>
-      <w:r>
-        <w:rPr>
-          <w:b w:val="0"/>
-          <w:sz w:val="20"/>
-        </w:rPr>
-        <w:t>The overlay does not reappear automatically on the next visit.</w:t>
+        <w:t>The tour spotlights the right element for each step, with an orange border, a soft halo, and a slow pulse ring.</w:t>
+      </w:r>
+    </w:p>
+    <w:p>
+      <w:pPr>
+        <w:spacing w:after="40"/>
+        <w:ind w:left="425" w:hanging="255"/>
+      </w:pPr>
+      <w:r>
+        <w:rPr>
+          <w:b w:val="0"/>
+          <w:sz w:val="20"/>
+        </w:rPr>
+        <w:t xml:space="preserve">-  </w:t>
+      </w:r>
+      <w:r>
+        <w:rPr>
+          <w:b w:val="0"/>
+          <w:sz w:val="20"/>
+        </w:rPr>
+        <w:t>Tooltips auto-flip to whichever side has room (top / bottom / left / right) and stay inside the viewport.</w:t>
+      </w:r>
+    </w:p>
+    <w:p>
+      <w:pPr>
+        <w:spacing w:after="40"/>
+        <w:ind w:left="425" w:hanging="255"/>
+      </w:pPr>
+      <w:r>
+        <w:rPr>
+          <w:b w:val="0"/>
+          <w:sz w:val="20"/>
+        </w:rPr>
+        <w:t xml:space="preserve">-  </w:t>
+      </w:r>
+      <w:r>
+        <w:rPr>
+          <w:b w:val="0"/>
+          <w:sz w:val="20"/>
+        </w:rPr>
+        <w:t>Internal roles see a 9-step tour. Attorney and external roles see 5-step tours with role-specific copy.</w:t>
+      </w:r>
+    </w:p>
+    <w:p>
+      <w:pPr>
+        <w:spacing w:after="40"/>
+        <w:ind w:left="425" w:hanging="255"/>
+      </w:pPr>
+      <w:r>
+        <w:rPr>
+          <w:b w:val="0"/>
+          <w:sz w:val="20"/>
+        </w:rPr>
+        <w:t xml:space="preserve">-  </w:t>
+      </w:r>
+      <w:r>
+        <w:rPr>
+          <w:b w:val="0"/>
+          <w:sz w:val="20"/>
+        </w:rPr>
+        <w:t>Skipping does not lock the tour; only Finish marks it complete.</w:t>
+      </w:r>
+    </w:p>
+    <w:p>
+      <w:pPr>
+        <w:spacing w:after="40"/>
+        <w:ind w:left="425" w:hanging="255"/>
+      </w:pPr>
+      <w:r>
+        <w:rPr>
+          <w:b w:val="0"/>
+          <w:sz w:val="20"/>
+        </w:rPr>
+        <w:t xml:space="preserve">-  </w:t>
+      </w:r>
+      <w:r>
+        <w:rPr>
+          <w:b w:val="0"/>
+          <w:sz w:val="20"/>
+        </w:rPr>
+        <w:t>The Settings → Help &amp; Tour 'Start tour' button always replays the role-appropriate tour.</w:t>
       </w:r>
     </w:p>
     <w:p>
@@ -5532,27 +6692,67 @@
           <w:b w:val="0"/>
           <w:sz w:val="20"/>
         </w:rPr>
-        <w:t>Create role-specific tutorials (different tips for Agents, Team Leads, and Attorneys).</w:t>
-      </w:r>
-    </w:p>
-    <w:p>
-      <w:pPr>
-        <w:spacing w:after="40"/>
-        <w:ind w:left="425" w:hanging="255"/>
-      </w:pPr>
-      <w:r>
-        <w:rPr>
-          <w:b w:val="0"/>
-          <w:sz w:val="20"/>
-        </w:rPr>
-        <w:t xml:space="preserve">-  </w:t>
-      </w:r>
-      <w:r>
-        <w:rPr>
-          <w:b w:val="0"/>
-          <w:sz w:val="20"/>
-        </w:rPr>
-        <w:t>Add a 'Replay tutorial' button inside the user menu so clients can rewatch it any time.</w:t>
+        <w:t>Add per-feature mini-tours (e.g. 'tour just the Documents page') reachable from inline 'New here?' badges.</w:t>
+      </w:r>
+    </w:p>
+    <w:p>
+      <w:pPr>
+        <w:spacing w:after="40"/>
+        <w:ind w:left="425" w:hanging="255"/>
+      </w:pPr>
+      <w:r>
+        <w:rPr>
+          <w:b w:val="0"/>
+          <w:sz w:val="20"/>
+        </w:rPr>
+        <w:t xml:space="preserve">-  </w:t>
+      </w:r>
+      <w:r>
+        <w:rPr>
+          <w:b w:val="0"/>
+          <w:sz w:val="20"/>
+        </w:rPr>
+        <w:t>Show a one-line tip about what to try after Finish (for example 'Try uploading your first contract').</w:t>
+      </w:r>
+    </w:p>
+    <w:p>
+      <w:pPr>
+        <w:spacing w:after="40"/>
+        <w:ind w:left="425" w:hanging="255"/>
+      </w:pPr>
+      <w:r>
+        <w:rPr>
+          <w:b w:val="0"/>
+          <w:sz w:val="20"/>
+        </w:rPr>
+        <w:t xml:space="preserve">-  </w:t>
+      </w:r>
+      <w:r>
+        <w:rPr>
+          <w:b w:val="0"/>
+          <w:sz w:val="20"/>
+        </w:rPr>
+        <w:t>Add an option to slow down the spotlight animation for users with motion sensitivity.</w:t>
+      </w:r>
+    </w:p>
+    <w:p>
+      <w:pPr>
+        <w:spacing w:after="40"/>
+        <w:ind w:left="425" w:hanging="255"/>
+      </w:pPr>
+      <w:r>
+        <w:rPr>
+          <w:b w:val="0"/>
+          <w:sz w:val="20"/>
+        </w:rPr>
+        <w:t xml:space="preserve">-  </w:t>
+      </w:r>
+      <w:r>
+        <w:rPr>
+          <w:b w:val="0"/>
+          <w:sz w:val="20"/>
+        </w:rPr>
+        <w:t>Track tour completion analytics (where users skip) so we can prioritise improvements.</w:t>
       </w:r>
     </w:p>
     <w:p>
@@ -20834,7 +22034,7 @@
         <w:spacing w:after="80" w:before="280"/>
       </w:pPr>
       <w:r>
-        <w:t>29. Settings — Integrations tab</w:t>
+        <w:t>29. Settings page — overview and layout (rebuilt)</w:t>
       </w:r>
     </w:p>
     <w:p>
@@ -20859,7 +22059,7 @@
           <w:b w:val="0"/>
           <w:sz w:val="20"/>
         </w:rPr>
-        <w:t>/settings (Integrations tab)</w:t>
+        <w:t>/settings</w:t>
       </w:r>
     </w:p>
     <w:p>
@@ -20892,47 +22092,267 @@
           <w:b w:val="0"/>
           <w:sz w:val="20"/>
         </w:rPr>
-        <w:t>Open /settings and go to the Integrations tab.</w:t>
-      </w:r>
-    </w:p>
-    <w:p>
-      <w:pPr>
-        <w:spacing w:after="40"/>
-        <w:ind w:left="425" w:hanging="255"/>
-      </w:pPr>
-      <w:r>
-        <w:rPr>
-          <w:b w:val="0"/>
-          <w:sz w:val="20"/>
-        </w:rPr>
-        <w:t xml:space="preserve">-  </w:t>
-      </w:r>
-      <w:r>
-        <w:rPr>
-          <w:b w:val="0"/>
-          <w:sz w:val="20"/>
-        </w:rPr>
-        <w:t>Click Refresh to reload integrations.</w:t>
-      </w:r>
-    </w:p>
-    <w:p>
-      <w:pPr>
-        <w:spacing w:after="40"/>
-        <w:ind w:left="425" w:hanging="255"/>
-      </w:pPr>
-      <w:r>
-        <w:rPr>
-          <w:b w:val="0"/>
-          <w:sz w:val="20"/>
-        </w:rPr>
-        <w:t xml:space="preserve">-  </w:t>
-      </w:r>
-      <w:r>
-        <w:rPr>
-          <w:b w:val="0"/>
-          <w:sz w:val="20"/>
-        </w:rPr>
-        <w:t>For Gmail, try Connect and then Disconnect.</w:t>
+        <w:t>Open /settings and confirm the new layout.</w:t>
+      </w:r>
+    </w:p>
+    <w:p>
+      <w:pPr>
+        <w:spacing w:after="40"/>
+        <w:ind w:left="907" w:hanging="255"/>
+      </w:pPr>
+      <w:r>
+        <w:rPr>
+          <w:b w:val="0"/>
+          <w:sz w:val="20"/>
+        </w:rPr>
+        <w:t xml:space="preserve">•  </w:t>
+      </w:r>
+      <w:r>
+        <w:rPr>
+          <w:b w:val="0"/>
+          <w:sz w:val="20"/>
+        </w:rPr>
+        <w:t>The page is a single scrolling document — there are no tabs at the top any more.</w:t>
+      </w:r>
+    </w:p>
+    <w:p>
+      <w:pPr>
+        <w:spacing w:after="40"/>
+        <w:ind w:left="907" w:hanging="255"/>
+      </w:pPr>
+      <w:r>
+        <w:rPr>
+          <w:b w:val="0"/>
+          <w:sz w:val="20"/>
+        </w:rPr>
+        <w:t xml:space="preserve">•  </w:t>
+      </w:r>
+      <w:r>
+        <w:rPr>
+          <w:b w:val="0"/>
+          <w:sz w:val="20"/>
+        </w:rPr>
+        <w:t>A hero panel at the top shows the title 'Settings' with an orange-gradient stripe.</w:t>
+      </w:r>
+    </w:p>
+    <w:p>
+      <w:pPr>
+        <w:spacing w:after="40"/>
+        <w:ind w:left="907" w:hanging="255"/>
+      </w:pPr>
+      <w:r>
+        <w:rPr>
+          <w:b w:val="0"/>
+          <w:sz w:val="20"/>
+        </w:rPr>
+        <w:t xml:space="preserve">•  </w:t>
+      </w:r>
+      <w:r>
+        <w:rPr>
+          <w:b w:val="0"/>
+          <w:sz w:val="20"/>
+        </w:rPr>
+        <w:t>Below the title, four 'Snapshot' tiles are visible: Inbox, E-Sign, Credits, Templates. Each tile is clickable.</w:t>
+      </w:r>
+    </w:p>
+    <w:p>
+      <w:pPr>
+        <w:spacing w:after="40"/>
+        <w:ind w:left="907" w:hanging="255"/>
+      </w:pPr>
+      <w:r>
+        <w:rPr>
+          <w:b w:val="0"/>
+          <w:sz w:val="20"/>
+        </w:rPr>
+        <w:t xml:space="preserve">•  </w:t>
+      </w:r>
+      <w:r>
+        <w:rPr>
+          <w:b w:val="0"/>
+          <w:sz w:val="20"/>
+        </w:rPr>
+        <w:t>On screens wide enough, a sticky left-rail nav titled 'Sections' is visible. The active section is highlighted in orange and updates as you scroll.</w:t>
+      </w:r>
+    </w:p>
+    <w:p>
+      <w:pPr>
+        <w:spacing w:after="40"/>
+        <w:ind w:left="425" w:hanging="255"/>
+      </w:pPr>
+      <w:r>
+        <w:rPr>
+          <w:b w:val="0"/>
+          <w:sz w:val="20"/>
+        </w:rPr>
+        <w:t xml:space="preserve">-  </w:t>
+      </w:r>
+      <w:r>
+        <w:rPr>
+          <w:b w:val="0"/>
+          <w:sz w:val="20"/>
+        </w:rPr>
+        <w:t>Snapshot tile jump behaviour.</w:t>
+      </w:r>
+    </w:p>
+    <w:p>
+      <w:pPr>
+        <w:spacing w:after="40"/>
+        <w:ind w:left="907" w:hanging="255"/>
+      </w:pPr>
+      <w:r>
+        <w:rPr>
+          <w:b w:val="0"/>
+          <w:sz w:val="20"/>
+        </w:rPr>
+        <w:t xml:space="preserve">•  </w:t>
+      </w:r>
+      <w:r>
+        <w:rPr>
+          <w:b w:val="0"/>
+          <w:sz w:val="20"/>
+        </w:rPr>
+        <w:t>Click each Snapshot tile in turn. Each one should scroll-jump the page to the matching section header below.</w:t>
+      </w:r>
+    </w:p>
+    <w:p>
+      <w:pPr>
+        <w:spacing w:after="40"/>
+        <w:ind w:left="907" w:hanging="255"/>
+      </w:pPr>
+      <w:r>
+        <w:rPr>
+          <w:b w:val="0"/>
+          <w:sz w:val="20"/>
+        </w:rPr>
+        <w:t xml:space="preserve">•  </w:t>
+      </w:r>
+      <w:r>
+        <w:rPr>
+          <w:b w:val="0"/>
+          <w:sz w:val="20"/>
+        </w:rPr>
+        <w:t>The 'Inbox' tile shows a 'connected/total' count (e.g. 1/2) — confirm the number matches what is shown in the Email Integrations card below.</w:t>
+      </w:r>
+    </w:p>
+    <w:p>
+      <w:pPr>
+        <w:spacing w:after="40"/>
+        <w:ind w:left="907" w:hanging="255"/>
+      </w:pPr>
+      <w:r>
+        <w:rPr>
+          <w:b w:val="0"/>
+          <w:sz w:val="20"/>
+        </w:rPr>
+        <w:t xml:space="preserve">•  </w:t>
+      </w:r>
+      <w:r>
+        <w:rPr>
+          <w:b w:val="0"/>
+          <w:sz w:val="20"/>
+        </w:rPr>
+        <w:t>The 'Credits' and 'Templates' tiles currently show hardcoded numbers (250 of 1,000 and 5 templates) — flag if the values change unexpectedly.</w:t>
+      </w:r>
+    </w:p>
+    <w:p>
+      <w:pPr>
+        <w:spacing w:after="40"/>
+        <w:ind w:left="425" w:hanging="255"/>
+      </w:pPr>
+      <w:r>
+        <w:rPr>
+          <w:b w:val="0"/>
+          <w:sz w:val="20"/>
+        </w:rPr>
+        <w:t xml:space="preserve">-  </w:t>
+      </w:r>
+      <w:r>
+        <w:rPr>
+          <w:b w:val="0"/>
+          <w:sz w:val="20"/>
+        </w:rPr>
+        <w:t>Section nav scroll-spy.</w:t>
+      </w:r>
+    </w:p>
+    <w:p>
+      <w:pPr>
+        <w:spacing w:after="40"/>
+        <w:ind w:left="907" w:hanging="255"/>
+      </w:pPr>
+      <w:r>
+        <w:rPr>
+          <w:b w:val="0"/>
+          <w:sz w:val="20"/>
+        </w:rPr>
+        <w:t xml:space="preserve">•  </w:t>
+      </w:r>
+      <w:r>
+        <w:rPr>
+          <w:b w:val="0"/>
+          <w:sz w:val="20"/>
+        </w:rPr>
+        <w:t>Scroll the page slowly. As each section enters the viewport, the matching item in the left-rail nav should highlight orange.</w:t>
+      </w:r>
+    </w:p>
+    <w:p>
+      <w:pPr>
+        <w:spacing w:after="40"/>
+        <w:ind w:left="907" w:hanging="255"/>
+      </w:pPr>
+      <w:r>
+        <w:rPr>
+          <w:b w:val="0"/>
+          <w:sz w:val="20"/>
+        </w:rPr>
+        <w:t xml:space="preserve">•  </w:t>
+      </w:r>
+      <w:r>
+        <w:rPr>
+          <w:b w:val="0"/>
+          <w:sz w:val="20"/>
+        </w:rPr>
+        <w:t>Click any item in the left-rail nav. The page should jump to that section.</w:t>
+      </w:r>
+    </w:p>
+    <w:p>
+      <w:pPr>
+        <w:spacing w:after="40"/>
+        <w:ind w:left="425" w:hanging="255"/>
+      </w:pPr>
+      <w:r>
+        <w:rPr>
+          <w:b w:val="0"/>
+          <w:sz w:val="20"/>
+        </w:rPr>
+        <w:t xml:space="preserve">-  </w:t>
+      </w:r>
+      <w:r>
+        <w:rPr>
+          <w:b w:val="0"/>
+          <w:sz w:val="20"/>
+        </w:rPr>
+        <w:t>Per-section deep-test.</w:t>
+      </w:r>
+    </w:p>
+    <w:p>
+      <w:pPr>
+        <w:spacing w:after="40"/>
+        <w:ind w:left="907" w:hanging="255"/>
+      </w:pPr>
+      <w:r>
+        <w:rPr>
+          <w:b w:val="0"/>
+          <w:sz w:val="20"/>
+        </w:rPr>
+        <w:t xml:space="preserve">•  </w:t>
+      </w:r>
+      <w:r>
+        <w:rPr>
+          <w:b w:val="0"/>
+          <w:sz w:val="20"/>
+        </w:rPr>
+        <w:t>Each Settings section is covered in its own feature entry below: 29.1 Email Integrations (Milestone 4.1), 29.2 E-Signature, 29.3 Branding, 29.4 AI Configuration, 29.5 Task Templates, 29.6 Help &amp; Tour.</w:t>
       </w:r>
     </w:p>
     <w:p>
@@ -20965,7 +22385,67 @@
           <w:b w:val="0"/>
           <w:sz w:val="20"/>
         </w:rPr>
-        <w:t>The Gmail row updates its connected state after each action.</w:t>
+        <w:t>Settings is a single scrolling page with a hero, four Snapshot tiles, and seven sections (Company, Email Integrations, E-Signature, Branding, AI Configuration, Task Templates, Help &amp; Tour).</w:t>
+      </w:r>
+    </w:p>
+    <w:p>
+      <w:pPr>
+        <w:spacing w:after="40"/>
+        <w:ind w:left="425" w:hanging="255"/>
+      </w:pPr>
+      <w:r>
+        <w:rPr>
+          <w:b w:val="0"/>
+          <w:sz w:val="20"/>
+        </w:rPr>
+        <w:t xml:space="preserve">-  </w:t>
+      </w:r>
+      <w:r>
+        <w:rPr>
+          <w:b w:val="0"/>
+          <w:sz w:val="20"/>
+        </w:rPr>
+        <w:t>Snapshot tiles and the left-rail nav both jump cleanly to the correct section.</w:t>
+      </w:r>
+    </w:p>
+    <w:p>
+      <w:pPr>
+        <w:spacing w:after="40"/>
+        <w:ind w:left="425" w:hanging="255"/>
+      </w:pPr>
+      <w:r>
+        <w:rPr>
+          <w:b w:val="0"/>
+          <w:sz w:val="20"/>
+        </w:rPr>
+        <w:t xml:space="preserve">-  </w:t>
+      </w:r>
+      <w:r>
+        <w:rPr>
+          <w:b w:val="0"/>
+          <w:sz w:val="20"/>
+        </w:rPr>
+        <w:t>Scroll-spy keeps the left-rail nav highlight in sync with whichever section the user is reading.</w:t>
+      </w:r>
+    </w:p>
+    <w:p>
+      <w:pPr>
+        <w:spacing w:after="40"/>
+        <w:ind w:left="425" w:hanging="255"/>
+      </w:pPr>
+      <w:r>
+        <w:rPr>
+          <w:b w:val="0"/>
+          <w:sz w:val="20"/>
+        </w:rPr>
+        <w:t xml:space="preserve">-  </w:t>
+      </w:r>
+      <w:r>
+        <w:rPr>
+          <w:b w:val="0"/>
+          <w:sz w:val="20"/>
+        </w:rPr>
+        <w:t>Every signed-in role sees the same Settings page (no role-gating on individual sections today).</w:t>
       </w:r>
     </w:p>
     <w:p>
@@ -20998,27 +22478,5347 @@
           <w:b w:val="0"/>
           <w:sz w:val="20"/>
         </w:rPr>
-        <w:t>Add Microsoft / Outlook and Apple iCloud integrations next to Gmail.</w:t>
-      </w:r>
-    </w:p>
-    <w:p>
-      <w:pPr>
-        <w:spacing w:after="40"/>
-        <w:ind w:left="425" w:hanging="255"/>
-      </w:pPr>
-      <w:r>
-        <w:rPr>
-          <w:b w:val="0"/>
-          <w:sz w:val="20"/>
-        </w:rPr>
-        <w:t xml:space="preserve">-  </w:t>
-      </w:r>
-      <w:r>
-        <w:rPr>
-          <w:b w:val="0"/>
-          <w:sz w:val="20"/>
-        </w:rPr>
-        <w:t>Show a 'Last synced' timestamp and a sync-now button per integration.</w:t>
+        <w:t>Role-gate Branding, Task Templates, and AI Configuration so non-admin users cannot see them.</w:t>
+      </w:r>
+    </w:p>
+    <w:p>
+      <w:pPr>
+        <w:spacing w:after="40"/>
+        <w:ind w:left="425" w:hanging="255"/>
+      </w:pPr>
+      <w:r>
+        <w:rPr>
+          <w:b w:val="0"/>
+          <w:sz w:val="20"/>
+        </w:rPr>
+        <w:t xml:space="preserve">-  </w:t>
+      </w:r>
+      <w:r>
+        <w:rPr>
+          <w:b w:val="0"/>
+          <w:sz w:val="20"/>
+        </w:rPr>
+        <w:t>Persist the last-visited section so that returning to /settings scrolls to where the user left off.</w:t>
+      </w:r>
+    </w:p>
+    <w:p>
+      <w:pPr>
+        <w:spacing w:after="40"/>
+        <w:ind w:left="425" w:hanging="255"/>
+      </w:pPr>
+      <w:r>
+        <w:rPr>
+          <w:b w:val="0"/>
+          <w:sz w:val="20"/>
+        </w:rPr>
+        <w:t xml:space="preserve">-  </w:t>
+      </w:r>
+      <w:r>
+        <w:rPr>
+          <w:b w:val="0"/>
+          <w:sz w:val="20"/>
+        </w:rPr>
+        <w:t>Add a 'What's new in Settings' callout when major sections change between releases.</w:t>
+      </w:r>
+    </w:p>
+    <w:p>
+      <w:pPr>
+        <w:spacing w:before="200" w:after="60"/>
+      </w:pPr>
+      <w:r>
+        <w:rPr>
+          <w:b/>
+          <w:color w:val="C0504D"/>
+          <w:sz w:val="22"/>
+        </w:rPr>
+        <w:t>Feedback</w:t>
+      </w:r>
+    </w:p>
+    <w:p>
+      <w:pPr>
+        <w:spacing w:after="80"/>
+      </w:pPr>
+      <w:r>
+        <w:rPr>
+          <w:i/>
+          <w:color w:val="555555"/>
+          <w:sz w:val="18"/>
+        </w:rPr>
+        <w:t>Please note below: Status (Pass / Fail / Needs Work), any comments or issues you hit, and your priority for the improvement ideas above (High / Medium / Low / Skip).</w:t>
+      </w:r>
+    </w:p>
+    <w:p>
+      <w:pPr>
+        <w:spacing w:after="120"/>
+      </w:pPr>
+      <w:r>
+        <w:rPr>
+          <w:color w:val="BBBBBB"/>
+          <w:sz w:val="20"/>
+        </w:rPr>
+        <w:t>__________________________________________________________________________________________</w:t>
+      </w:r>
+    </w:p>
+    <w:p>
+      <w:pPr>
+        <w:spacing w:after="120"/>
+      </w:pPr>
+      <w:r>
+        <w:rPr>
+          <w:color w:val="BBBBBB"/>
+          <w:sz w:val="20"/>
+        </w:rPr>
+        <w:t>__________________________________________________________________________________________</w:t>
+      </w:r>
+    </w:p>
+    <w:p>
+      <w:pPr>
+        <w:spacing w:after="120"/>
+      </w:pPr>
+      <w:r>
+        <w:rPr>
+          <w:color w:val="BBBBBB"/>
+          <w:sz w:val="20"/>
+        </w:rPr>
+        <w:t>__________________________________________________________________________________________</w:t>
+      </w:r>
+    </w:p>
+    <w:p>
+      <w:pPr>
+        <w:spacing w:after="120"/>
+      </w:pPr>
+      <w:r>
+        <w:rPr>
+          <w:color w:val="BBBBBB"/>
+          <w:sz w:val="20"/>
+        </w:rPr>
+        <w:t>__________________________________________________________________________________________</w:t>
+      </w:r>
+    </w:p>
+    <w:p>
+      <w:pPr>
+        <w:spacing w:after="120"/>
+      </w:pPr>
+      <w:r>
+        <w:rPr>
+          <w:color w:val="BBBBBB"/>
+          <w:sz w:val="20"/>
+        </w:rPr>
+        <w:t>__________________________________________________________________________________________</w:t>
+      </w:r>
+    </w:p>
+    <w:p>
+      <w:pPr>
+        <w:spacing w:after="120"/>
+      </w:pPr>
+      <w:r>
+        <w:rPr>
+          <w:color w:val="BBBBBB"/>
+          <w:sz w:val="20"/>
+        </w:rPr>
+        <w:t>__________________________________________________________________________________________</w:t>
+      </w:r>
+    </w:p>
+    <w:p/>
+    <w:p>
+      <w:pPr>
+        <w:pStyle w:val="Heading2"/>
+        <w:spacing w:after="80" w:before="280"/>
+      </w:pPr>
+      <w:r>
+        <w:t>29.1. Settings — Email Integrations (Milestone 4.1 — required for AI Email Review)</w:t>
+      </w:r>
+    </w:p>
+    <w:p>
+      <w:pPr>
+        <w:spacing w:before="200" w:after="60"/>
+      </w:pPr>
+      <w:r>
+        <w:rPr>
+          <w:b/>
+          <w:color w:val="1F3A5F"/>
+          <w:sz w:val="22"/>
+        </w:rPr>
+        <w:t>Route / Location</w:t>
+      </w:r>
+    </w:p>
+    <w:p>
+      <w:pPr>
+        <w:spacing w:after="40"/>
+      </w:pPr>
+      <w:r>
+        <w:rPr>
+          <w:b w:val="0"/>
+          <w:sz w:val="20"/>
+        </w:rPr>
+        <w:t>/settings (Email Integrations section)</w:t>
+      </w:r>
+    </w:p>
+    <w:p>
+      <w:pPr>
+        <w:spacing w:before="200" w:after="60"/>
+      </w:pPr>
+      <w:r>
+        <w:rPr>
+          <w:b/>
+          <w:color w:val="1F3A5F"/>
+          <w:sz w:val="22"/>
+        </w:rPr>
+        <w:t>How To Test</w:t>
+      </w:r>
+    </w:p>
+    <w:p>
+      <w:pPr>
+        <w:spacing w:after="40"/>
+        <w:ind w:left="425" w:hanging="255"/>
+      </w:pPr>
+      <w:r>
+        <w:rPr>
+          <w:b w:val="0"/>
+          <w:sz w:val="20"/>
+        </w:rPr>
+        <w:t xml:space="preserve">-  </w:t>
+      </w:r>
+      <w:r>
+        <w:rPr>
+          <w:b w:val="0"/>
+          <w:sz w:val="20"/>
+        </w:rPr>
+        <w:t>Confirm the section header.</w:t>
+      </w:r>
+    </w:p>
+    <w:p>
+      <w:pPr>
+        <w:spacing w:after="40"/>
+        <w:ind w:left="907" w:hanging="255"/>
+      </w:pPr>
+      <w:r>
+        <w:rPr>
+          <w:b w:val="0"/>
+          <w:sz w:val="20"/>
+        </w:rPr>
+        <w:t xml:space="preserve">•  </w:t>
+      </w:r>
+      <w:r>
+        <w:rPr>
+          <w:b w:val="0"/>
+          <w:sz w:val="20"/>
+        </w:rPr>
+        <w:t>Section title reads 'Email Integrations' with a small kicker label like 'Connections'.</w:t>
+      </w:r>
+    </w:p>
+    <w:p>
+      <w:pPr>
+        <w:spacing w:after="40"/>
+        <w:ind w:left="907" w:hanging="255"/>
+      </w:pPr>
+      <w:r>
+        <w:rPr>
+          <w:b w:val="0"/>
+          <w:sz w:val="20"/>
+        </w:rPr>
+        <w:t xml:space="preserve">•  </w:t>
+      </w:r>
+      <w:r>
+        <w:rPr>
+          <w:b w:val="0"/>
+          <w:sz w:val="20"/>
+        </w:rPr>
+        <w:t>Top-right of the card has a 'Refresh' button — click it and confirm a brief spinner appears while the integrations list reloads.</w:t>
+      </w:r>
+    </w:p>
+    <w:p>
+      <w:pPr>
+        <w:spacing w:after="40"/>
+        <w:ind w:left="425" w:hanging="255"/>
+      </w:pPr>
+      <w:r>
+        <w:rPr>
+          <w:b w:val="0"/>
+          <w:sz w:val="20"/>
+        </w:rPr>
+        <w:t xml:space="preserve">-  </w:t>
+      </w:r>
+      <w:r>
+        <w:rPr>
+          <w:b w:val="0"/>
+          <w:sz w:val="20"/>
+        </w:rPr>
+        <w:t>Confirm the provider rows.</w:t>
+      </w:r>
+    </w:p>
+    <w:p>
+      <w:pPr>
+        <w:spacing w:after="40"/>
+        <w:ind w:left="907" w:hanging="255"/>
+      </w:pPr>
+      <w:r>
+        <w:rPr>
+          <w:b w:val="0"/>
+          <w:sz w:val="20"/>
+        </w:rPr>
+        <w:t xml:space="preserve">•  </w:t>
+      </w:r>
+      <w:r>
+        <w:rPr>
+          <w:b w:val="0"/>
+          <w:sz w:val="20"/>
+        </w:rPr>
+        <w:t>Two rows are visible by default: Gmail and Outlook. Each shows the brand glyph, provider name, and the connected email address (or help text 'Connect via Google sign-in' / 'Connect via Microsoft 365 sign-in').</w:t>
+      </w:r>
+    </w:p>
+    <w:p>
+      <w:pPr>
+        <w:spacing w:after="40"/>
+        <w:ind w:left="907" w:hanging="255"/>
+      </w:pPr>
+      <w:r>
+        <w:rPr>
+          <w:b w:val="0"/>
+          <w:sz w:val="20"/>
+        </w:rPr>
+        <w:t xml:space="preserve">•  </w:t>
+      </w:r>
+      <w:r>
+        <w:rPr>
+          <w:b w:val="0"/>
+          <w:sz w:val="20"/>
+        </w:rPr>
+        <w:t>An iCloud row is intentionally hidden right now (feature flag).</w:t>
+      </w:r>
+    </w:p>
+    <w:p>
+      <w:pPr>
+        <w:spacing w:after="40"/>
+        <w:ind w:left="907" w:hanging="255"/>
+      </w:pPr>
+      <w:r>
+        <w:rPr>
+          <w:b w:val="0"/>
+          <w:sz w:val="20"/>
+        </w:rPr>
+        <w:t xml:space="preserve">•  </w:t>
+      </w:r>
+      <w:r>
+        <w:rPr>
+          <w:b w:val="0"/>
+          <w:sz w:val="20"/>
+        </w:rPr>
+        <w:t>Each connected provider shows a green 'Connected' pill and the date you connected.</w:t>
+      </w:r>
+    </w:p>
+    <w:p>
+      <w:pPr>
+        <w:spacing w:after="40"/>
+        <w:ind w:left="425" w:hanging="255"/>
+      </w:pPr>
+      <w:r>
+        <w:rPr>
+          <w:b w:val="0"/>
+          <w:sz w:val="20"/>
+        </w:rPr>
+        <w:t xml:space="preserve">-  </w:t>
+      </w:r>
+      <w:r>
+        <w:rPr>
+          <w:b w:val="0"/>
+          <w:sz w:val="20"/>
+        </w:rPr>
+        <w:t>Connect Gmail.</w:t>
+      </w:r>
+    </w:p>
+    <w:p>
+      <w:pPr>
+        <w:spacing w:after="40"/>
+        <w:ind w:left="907" w:hanging="255"/>
+      </w:pPr>
+      <w:r>
+        <w:rPr>
+          <w:b w:val="0"/>
+          <w:sz w:val="20"/>
+        </w:rPr>
+        <w:t xml:space="preserve">•  </w:t>
+      </w:r>
+      <w:r>
+        <w:rPr>
+          <w:b w:val="0"/>
+          <w:sz w:val="20"/>
+        </w:rPr>
+        <w:t>Click 'Connect' on the Gmail row. A real Google sign-in popup opens.</w:t>
+      </w:r>
+    </w:p>
+    <w:p>
+      <w:pPr>
+        <w:spacing w:after="40"/>
+        <w:ind w:left="907" w:hanging="255"/>
+      </w:pPr>
+      <w:r>
+        <w:rPr>
+          <w:b w:val="0"/>
+          <w:sz w:val="20"/>
+        </w:rPr>
+        <w:t xml:space="preserve">•  </w:t>
+      </w:r>
+      <w:r>
+        <w:rPr>
+          <w:b w:val="0"/>
+          <w:sz w:val="20"/>
+        </w:rPr>
+        <w:t>After approving, the popup closes and the Gmail row flips to a 'Connected' pill plus a Disconnect button. A success toast 'Gmail connected!' appears at the bottom.</w:t>
+      </w:r>
+    </w:p>
+    <w:p>
+      <w:pPr>
+        <w:spacing w:after="40"/>
+        <w:ind w:left="907" w:hanging="255"/>
+      </w:pPr>
+      <w:r>
+        <w:rPr>
+          <w:b w:val="0"/>
+          <w:sz w:val="20"/>
+        </w:rPr>
+        <w:t xml:space="preserve">•  </w:t>
+      </w:r>
+      <w:r>
+        <w:rPr>
+          <w:b w:val="0"/>
+          <w:sz w:val="20"/>
+        </w:rPr>
+        <w:t>Cancel the popup before approving — the row should stay in the 'Connect' state with no error.</w:t>
+      </w:r>
+    </w:p>
+    <w:p>
+      <w:pPr>
+        <w:spacing w:after="40"/>
+        <w:ind w:left="425" w:hanging="255"/>
+      </w:pPr>
+      <w:r>
+        <w:rPr>
+          <w:b w:val="0"/>
+          <w:sz w:val="20"/>
+        </w:rPr>
+        <w:t xml:space="preserve">-  </w:t>
+      </w:r>
+      <w:r>
+        <w:rPr>
+          <w:b w:val="0"/>
+          <w:sz w:val="20"/>
+        </w:rPr>
+        <w:t>Connect Outlook.</w:t>
+      </w:r>
+    </w:p>
+    <w:p>
+      <w:pPr>
+        <w:spacing w:after="40"/>
+        <w:ind w:left="907" w:hanging="255"/>
+      </w:pPr>
+      <w:r>
+        <w:rPr>
+          <w:b w:val="0"/>
+          <w:sz w:val="20"/>
+        </w:rPr>
+        <w:t xml:space="preserve">•  </w:t>
+      </w:r>
+      <w:r>
+        <w:rPr>
+          <w:b w:val="0"/>
+          <w:sz w:val="20"/>
+        </w:rPr>
+        <w:t>Repeat the same flow on the Outlook row using a Microsoft 365 account.</w:t>
+      </w:r>
+    </w:p>
+    <w:p>
+      <w:pPr>
+        <w:spacing w:after="40"/>
+        <w:ind w:left="425" w:hanging="255"/>
+      </w:pPr>
+      <w:r>
+        <w:rPr>
+          <w:b w:val="0"/>
+          <w:sz w:val="20"/>
+        </w:rPr>
+        <w:t xml:space="preserve">-  </w:t>
+      </w:r>
+      <w:r>
+        <w:rPr>
+          <w:b w:val="0"/>
+          <w:sz w:val="20"/>
+        </w:rPr>
+        <w:t>Disconnect a provider.</w:t>
+      </w:r>
+    </w:p>
+    <w:p>
+      <w:pPr>
+        <w:spacing w:after="40"/>
+        <w:ind w:left="907" w:hanging="255"/>
+      </w:pPr>
+      <w:r>
+        <w:rPr>
+          <w:b w:val="0"/>
+          <w:sz w:val="20"/>
+        </w:rPr>
+        <w:t xml:space="preserve">•  </w:t>
+      </w:r>
+      <w:r>
+        <w:rPr>
+          <w:b w:val="0"/>
+          <w:sz w:val="20"/>
+        </w:rPr>
+        <w:t>On a connected row, click 'Disconnect'. A browser confirm dialog warns: 'Disconnecting … will stop syncing inbound mail and AI email automation will not be able to send …'.</w:t>
+      </w:r>
+    </w:p>
+    <w:p>
+      <w:pPr>
+        <w:spacing w:after="40"/>
+        <w:ind w:left="907" w:hanging="255"/>
+      </w:pPr>
+      <w:r>
+        <w:rPr>
+          <w:b w:val="0"/>
+          <w:sz w:val="20"/>
+        </w:rPr>
+        <w:t xml:space="preserve">•  </w:t>
+      </w:r>
+      <w:r>
+        <w:rPr>
+          <w:b w:val="0"/>
+          <w:sz w:val="20"/>
+        </w:rPr>
+        <w:t>Click Cancel — nothing changes.</w:t>
+      </w:r>
+    </w:p>
+    <w:p>
+      <w:pPr>
+        <w:spacing w:after="40"/>
+        <w:ind w:left="907" w:hanging="255"/>
+      </w:pPr>
+      <w:r>
+        <w:rPr>
+          <w:b w:val="0"/>
+          <w:sz w:val="20"/>
+        </w:rPr>
+        <w:t xml:space="preserve">•  </w:t>
+      </w:r>
+      <w:r>
+        <w:rPr>
+          <w:b w:val="0"/>
+          <w:sz w:val="20"/>
+        </w:rPr>
+        <w:t>Click OK / Confirm — the row flips back to the unconnected state and a toast confirms the disconnect.</w:t>
+      </w:r>
+    </w:p>
+    <w:p>
+      <w:pPr>
+        <w:spacing w:after="40"/>
+        <w:ind w:left="425" w:hanging="255"/>
+      </w:pPr>
+      <w:r>
+        <w:rPr>
+          <w:b w:val="0"/>
+          <w:sz w:val="20"/>
+        </w:rPr>
+        <w:t xml:space="preserve">-  </w:t>
+      </w:r>
+      <w:r>
+        <w:rPr>
+          <w:b w:val="0"/>
+          <w:sz w:val="20"/>
+        </w:rPr>
+        <w:t>Error handling.</w:t>
+      </w:r>
+    </w:p>
+    <w:p>
+      <w:pPr>
+        <w:spacing w:after="40"/>
+        <w:ind w:left="907" w:hanging="255"/>
+      </w:pPr>
+      <w:r>
+        <w:rPr>
+          <w:b w:val="0"/>
+          <w:sz w:val="20"/>
+        </w:rPr>
+        <w:t xml:space="preserve">•  </w:t>
+      </w:r>
+      <w:r>
+        <w:rPr>
+          <w:b w:val="0"/>
+          <w:sz w:val="20"/>
+        </w:rPr>
+        <w:t>If the integrations API returns an error (for example during planned downtime), a red banner appears at the top of the card with the error message.</w:t>
+      </w:r>
+    </w:p>
+    <w:p>
+      <w:pPr>
+        <w:spacing w:after="40"/>
+        <w:ind w:left="907" w:hanging="255"/>
+      </w:pPr>
+      <w:r>
+        <w:rPr>
+          <w:b w:val="0"/>
+          <w:sz w:val="20"/>
+        </w:rPr>
+        <w:t xml:space="preserve">•  </w:t>
+      </w:r>
+      <w:r>
+        <w:rPr>
+          <w:b w:val="0"/>
+          <w:sz w:val="20"/>
+        </w:rPr>
+        <w:t>Click Refresh to retry.</w:t>
+      </w:r>
+    </w:p>
+    <w:p>
+      <w:pPr>
+        <w:spacing w:before="200" w:after="60"/>
+      </w:pPr>
+      <w:r>
+        <w:rPr>
+          <w:b/>
+          <w:color w:val="1F3A5F"/>
+          <w:sz w:val="22"/>
+        </w:rPr>
+        <w:t>Expected Result</w:t>
+      </w:r>
+    </w:p>
+    <w:p>
+      <w:pPr>
+        <w:spacing w:after="40"/>
+        <w:ind w:left="425" w:hanging="255"/>
+      </w:pPr>
+      <w:r>
+        <w:rPr>
+          <w:b w:val="0"/>
+          <w:sz w:val="20"/>
+        </w:rPr>
+        <w:t xml:space="preserve">-  </w:t>
+      </w:r>
+      <w:r>
+        <w:rPr>
+          <w:b w:val="0"/>
+          <w:sz w:val="20"/>
+        </w:rPr>
+        <w:t>Connecting Gmail or Outlook through the OAuth popup successfully links the account and shows a green 'Connected' pill.</w:t>
+      </w:r>
+    </w:p>
+    <w:p>
+      <w:pPr>
+        <w:spacing w:after="40"/>
+        <w:ind w:left="425" w:hanging="255"/>
+      </w:pPr>
+      <w:r>
+        <w:rPr>
+          <w:b w:val="0"/>
+          <w:sz w:val="20"/>
+        </w:rPr>
+        <w:t xml:space="preserve">-  </w:t>
+      </w:r>
+      <w:r>
+        <w:rPr>
+          <w:b w:val="0"/>
+          <w:sz w:val="20"/>
+        </w:rPr>
+        <w:t>Tokens are stored encrypted at rest (no password is ever typed into Velvet Elves).</w:t>
+      </w:r>
+    </w:p>
+    <w:p>
+      <w:pPr>
+        <w:spacing w:after="40"/>
+        <w:ind w:left="425" w:hanging="255"/>
+      </w:pPr>
+      <w:r>
+        <w:rPr>
+          <w:b w:val="0"/>
+          <w:sz w:val="20"/>
+        </w:rPr>
+        <w:t xml:space="preserve">-  </w:t>
+      </w:r>
+      <w:r>
+        <w:rPr>
+          <w:b w:val="0"/>
+          <w:sz w:val="20"/>
+        </w:rPr>
+        <w:t>Disconnecting always asks for confirmation first.</w:t>
+      </w:r>
+    </w:p>
+    <w:p>
+      <w:pPr>
+        <w:spacing w:after="40"/>
+        <w:ind w:left="425" w:hanging="255"/>
+      </w:pPr>
+      <w:r>
+        <w:rPr>
+          <w:b w:val="0"/>
+          <w:sz w:val="20"/>
+        </w:rPr>
+        <w:t xml:space="preserve">-  </w:t>
+      </w:r>
+      <w:r>
+        <w:rPr>
+          <w:b w:val="0"/>
+          <w:sz w:val="20"/>
+        </w:rPr>
+        <w:t>At least one provider must be connected for the AI Email Review queue (feature 29.7+) to send replies — flag this if the user is confused.</w:t>
+      </w:r>
+    </w:p>
+    <w:p>
+      <w:pPr>
+        <w:spacing w:before="200" w:after="60"/>
+      </w:pPr>
+      <w:r>
+        <w:rPr>
+          <w:b/>
+          <w:color w:val="1F3A5F"/>
+          <w:sz w:val="22"/>
+        </w:rPr>
+        <w:t>Future Improvement Suggestions</w:t>
+      </w:r>
+    </w:p>
+    <w:p>
+      <w:pPr>
+        <w:spacing w:after="40"/>
+        <w:ind w:left="425" w:hanging="255"/>
+      </w:pPr>
+      <w:r>
+        <w:rPr>
+          <w:b w:val="0"/>
+          <w:sz w:val="20"/>
+        </w:rPr>
+        <w:t xml:space="preserve">-  </w:t>
+      </w:r>
+      <w:r>
+        <w:rPr>
+          <w:b w:val="0"/>
+          <w:sz w:val="20"/>
+        </w:rPr>
+        <w:t>Surface a 'Last synced' timestamp and a manual 'Sync now' button per provider.</w:t>
+      </w:r>
+    </w:p>
+    <w:p>
+      <w:pPr>
+        <w:spacing w:after="40"/>
+        <w:ind w:left="425" w:hanging="255"/>
+      </w:pPr>
+      <w:r>
+        <w:rPr>
+          <w:b w:val="0"/>
+          <w:sz w:val="20"/>
+        </w:rPr>
+        <w:t xml:space="preserve">-  </w:t>
+      </w:r>
+      <w:r>
+        <w:rPr>
+          <w:b w:val="0"/>
+          <w:sz w:val="20"/>
+        </w:rPr>
+        <w:t>Re-enable the iCloud row once the Apple app-specific-password flow is reviewed by the client.</w:t>
+      </w:r>
+    </w:p>
+    <w:p>
+      <w:pPr>
+        <w:spacing w:after="40"/>
+        <w:ind w:left="425" w:hanging="255"/>
+      </w:pPr>
+      <w:r>
+        <w:rPr>
+          <w:b w:val="0"/>
+          <w:sz w:val="20"/>
+        </w:rPr>
+        <w:t xml:space="preserve">-  </w:t>
+      </w:r>
+      <w:r>
+        <w:rPr>
+          <w:b w:val="0"/>
+          <w:sz w:val="20"/>
+        </w:rPr>
+        <w:t>Show a small badge on the row when the linked mailbox has unread AI drafts waiting in /ai-emails.</w:t>
+      </w:r>
+    </w:p>
+    <w:p>
+      <w:pPr>
+        <w:spacing w:after="40"/>
+        <w:ind w:left="425" w:hanging="255"/>
+      </w:pPr>
+      <w:r>
+        <w:rPr>
+          <w:b w:val="0"/>
+          <w:sz w:val="20"/>
+        </w:rPr>
+        <w:t xml:space="preserve">-  </w:t>
+      </w:r>
+      <w:r>
+        <w:rPr>
+          <w:b w:val="0"/>
+          <w:sz w:val="20"/>
+        </w:rPr>
+        <w:t>Detect popup-blocked browsers and offer a redirect-based fallback OAuth path.</w:t>
+      </w:r>
+    </w:p>
+    <w:p>
+      <w:pPr>
+        <w:spacing w:before="200" w:after="60"/>
+      </w:pPr>
+      <w:r>
+        <w:rPr>
+          <w:b/>
+          <w:color w:val="C0504D"/>
+          <w:sz w:val="22"/>
+        </w:rPr>
+        <w:t>Feedback</w:t>
+      </w:r>
+    </w:p>
+    <w:p>
+      <w:pPr>
+        <w:spacing w:after="80"/>
+      </w:pPr>
+      <w:r>
+        <w:rPr>
+          <w:i/>
+          <w:color w:val="555555"/>
+          <w:sz w:val="18"/>
+        </w:rPr>
+        <w:t>Please note below: Status (Pass / Fail / Needs Work), any comments or issues you hit, and your priority for the improvement ideas above (High / Medium / Low / Skip).</w:t>
+      </w:r>
+    </w:p>
+    <w:p>
+      <w:pPr>
+        <w:spacing w:after="120"/>
+      </w:pPr>
+      <w:r>
+        <w:rPr>
+          <w:color w:val="BBBBBB"/>
+          <w:sz w:val="20"/>
+        </w:rPr>
+        <w:t>__________________________________________________________________________________________</w:t>
+      </w:r>
+    </w:p>
+    <w:p>
+      <w:pPr>
+        <w:spacing w:after="120"/>
+      </w:pPr>
+      <w:r>
+        <w:rPr>
+          <w:color w:val="BBBBBB"/>
+          <w:sz w:val="20"/>
+        </w:rPr>
+        <w:t>__________________________________________________________________________________________</w:t>
+      </w:r>
+    </w:p>
+    <w:p>
+      <w:pPr>
+        <w:spacing w:after="120"/>
+      </w:pPr>
+      <w:r>
+        <w:rPr>
+          <w:color w:val="BBBBBB"/>
+          <w:sz w:val="20"/>
+        </w:rPr>
+        <w:t>__________________________________________________________________________________________</w:t>
+      </w:r>
+    </w:p>
+    <w:p>
+      <w:pPr>
+        <w:spacing w:after="120"/>
+      </w:pPr>
+      <w:r>
+        <w:rPr>
+          <w:color w:val="BBBBBB"/>
+          <w:sz w:val="20"/>
+        </w:rPr>
+        <w:t>__________________________________________________________________________________________</w:t>
+      </w:r>
+    </w:p>
+    <w:p>
+      <w:pPr>
+        <w:spacing w:after="120"/>
+      </w:pPr>
+      <w:r>
+        <w:rPr>
+          <w:color w:val="BBBBBB"/>
+          <w:sz w:val="20"/>
+        </w:rPr>
+        <w:t>__________________________________________________________________________________________</w:t>
+      </w:r>
+    </w:p>
+    <w:p>
+      <w:pPr>
+        <w:spacing w:after="120"/>
+      </w:pPr>
+      <w:r>
+        <w:rPr>
+          <w:color w:val="BBBBBB"/>
+          <w:sz w:val="20"/>
+        </w:rPr>
+        <w:t>__________________________________________________________________________________________</w:t>
+      </w:r>
+    </w:p>
+    <w:p/>
+    <w:p>
+      <w:pPr>
+        <w:pStyle w:val="Heading2"/>
+        <w:spacing w:after="80" w:before="280"/>
+      </w:pPr>
+      <w:r>
+        <w:t>29.2. Settings — E-Signature (DocuSign)</w:t>
+      </w:r>
+    </w:p>
+    <w:p>
+      <w:pPr>
+        <w:spacing w:before="200" w:after="60"/>
+      </w:pPr>
+      <w:r>
+        <w:rPr>
+          <w:b/>
+          <w:color w:val="1F3A5F"/>
+          <w:sz w:val="22"/>
+        </w:rPr>
+        <w:t>Route / Location</w:t>
+      </w:r>
+    </w:p>
+    <w:p>
+      <w:pPr>
+        <w:spacing w:after="40"/>
+      </w:pPr>
+      <w:r>
+        <w:rPr>
+          <w:b w:val="0"/>
+          <w:sz w:val="20"/>
+        </w:rPr>
+        <w:t>/settings (E-Signature section)</w:t>
+      </w:r>
+    </w:p>
+    <w:p>
+      <w:pPr>
+        <w:spacing w:before="200" w:after="60"/>
+      </w:pPr>
+      <w:r>
+        <w:rPr>
+          <w:b/>
+          <w:color w:val="1F3A5F"/>
+          <w:sz w:val="22"/>
+        </w:rPr>
+        <w:t>How To Test</w:t>
+      </w:r>
+    </w:p>
+    <w:p>
+      <w:pPr>
+        <w:spacing w:after="40"/>
+        <w:ind w:left="425" w:hanging="255"/>
+      </w:pPr>
+      <w:r>
+        <w:rPr>
+          <w:b w:val="0"/>
+          <w:sz w:val="20"/>
+        </w:rPr>
+        <w:t xml:space="preserve">-  </w:t>
+      </w:r>
+      <w:r>
+        <w:rPr>
+          <w:b w:val="0"/>
+          <w:sz w:val="20"/>
+        </w:rPr>
+        <w:t>Confirm the section.</w:t>
+      </w:r>
+    </w:p>
+    <w:p>
+      <w:pPr>
+        <w:spacing w:after="40"/>
+        <w:ind w:left="907" w:hanging="255"/>
+      </w:pPr>
+      <w:r>
+        <w:rPr>
+          <w:b w:val="0"/>
+          <w:sz w:val="20"/>
+        </w:rPr>
+        <w:t xml:space="preserve">•  </w:t>
+      </w:r>
+      <w:r>
+        <w:rPr>
+          <w:b w:val="0"/>
+          <w:sz w:val="20"/>
+        </w:rPr>
+        <w:t>A single DocuSign tile is visible with the DocuSign logo, account email if connected, and the date you connected.</w:t>
+      </w:r>
+    </w:p>
+    <w:p>
+      <w:pPr>
+        <w:spacing w:after="40"/>
+        <w:ind w:left="907" w:hanging="255"/>
+      </w:pPr>
+      <w:r>
+        <w:rPr>
+          <w:b w:val="0"/>
+          <w:sz w:val="20"/>
+        </w:rPr>
+        <w:t xml:space="preserve">•  </w:t>
+      </w:r>
+      <w:r>
+        <w:rPr>
+          <w:b w:val="0"/>
+          <w:sz w:val="20"/>
+        </w:rPr>
+        <w:t>If not connected, a 'Connect' button is visible. If connected, a 'Disconnect' button is visible instead.</w:t>
+      </w:r>
+    </w:p>
+    <w:p>
+      <w:pPr>
+        <w:spacing w:after="40"/>
+        <w:ind w:left="425" w:hanging="255"/>
+      </w:pPr>
+      <w:r>
+        <w:rPr>
+          <w:b w:val="0"/>
+          <w:sz w:val="20"/>
+        </w:rPr>
+        <w:t xml:space="preserve">-  </w:t>
+      </w:r>
+      <w:r>
+        <w:rPr>
+          <w:b w:val="0"/>
+          <w:sz w:val="20"/>
+        </w:rPr>
+        <w:t>Connect DocuSign.</w:t>
+      </w:r>
+    </w:p>
+    <w:p>
+      <w:pPr>
+        <w:spacing w:after="40"/>
+        <w:ind w:left="907" w:hanging="255"/>
+      </w:pPr>
+      <w:r>
+        <w:rPr>
+          <w:b w:val="0"/>
+          <w:sz w:val="20"/>
+        </w:rPr>
+        <w:t xml:space="preserve">•  </w:t>
+      </w:r>
+      <w:r>
+        <w:rPr>
+          <w:b w:val="0"/>
+          <w:sz w:val="20"/>
+        </w:rPr>
+        <w:t>Click Connect. A 3-step wizard modal opens (Intro → Authorize via popup → Done) — same wizard described in feature 27.14.</w:t>
+      </w:r>
+    </w:p>
+    <w:p>
+      <w:pPr>
+        <w:spacing w:after="40"/>
+        <w:ind w:left="907" w:hanging="255"/>
+      </w:pPr>
+      <w:r>
+        <w:rPr>
+          <w:b w:val="0"/>
+          <w:sz w:val="20"/>
+        </w:rPr>
+        <w:t xml:space="preserve">•  </w:t>
+      </w:r>
+      <w:r>
+        <w:rPr>
+          <w:b w:val="0"/>
+          <w:sz w:val="20"/>
+        </w:rPr>
+        <w:t>Complete the OAuth and confirm the tile flips to Connected with the DocuSign account name shown.</w:t>
+      </w:r>
+    </w:p>
+    <w:p>
+      <w:pPr>
+        <w:spacing w:after="40"/>
+        <w:ind w:left="425" w:hanging="255"/>
+      </w:pPr>
+      <w:r>
+        <w:rPr>
+          <w:b w:val="0"/>
+          <w:sz w:val="20"/>
+        </w:rPr>
+        <w:t xml:space="preserve">-  </w:t>
+      </w:r>
+      <w:r>
+        <w:rPr>
+          <w:b w:val="0"/>
+          <w:sz w:val="20"/>
+        </w:rPr>
+        <w:t>Disconnect DocuSign.</w:t>
+      </w:r>
+    </w:p>
+    <w:p>
+      <w:pPr>
+        <w:spacing w:after="40"/>
+        <w:ind w:left="907" w:hanging="255"/>
+      </w:pPr>
+      <w:r>
+        <w:rPr>
+          <w:b w:val="0"/>
+          <w:sz w:val="20"/>
+        </w:rPr>
+        <w:t xml:space="preserve">•  </w:t>
+      </w:r>
+      <w:r>
+        <w:rPr>
+          <w:b w:val="0"/>
+          <w:sz w:val="20"/>
+        </w:rPr>
+        <w:t>Click Disconnect. A browser confirm dialog appears warning that future Send-for-Signature attempts will fail.</w:t>
+      </w:r>
+    </w:p>
+    <w:p>
+      <w:pPr>
+        <w:spacing w:after="40"/>
+        <w:ind w:left="907" w:hanging="255"/>
+      </w:pPr>
+      <w:r>
+        <w:rPr>
+          <w:b w:val="0"/>
+          <w:sz w:val="20"/>
+        </w:rPr>
+        <w:t xml:space="preserve">•  </w:t>
+      </w:r>
+      <w:r>
+        <w:rPr>
+          <w:b w:val="0"/>
+          <w:sz w:val="20"/>
+        </w:rPr>
+        <w:t>Confirm and the tile reverts to the unconnected state.</w:t>
+      </w:r>
+    </w:p>
+    <w:p>
+      <w:pPr>
+        <w:spacing w:before="200" w:after="60"/>
+      </w:pPr>
+      <w:r>
+        <w:rPr>
+          <w:b/>
+          <w:color w:val="1F3A5F"/>
+          <w:sz w:val="22"/>
+        </w:rPr>
+        <w:t>Expected Result</w:t>
+      </w:r>
+    </w:p>
+    <w:p>
+      <w:pPr>
+        <w:spacing w:after="40"/>
+        <w:ind w:left="425" w:hanging="255"/>
+      </w:pPr>
+      <w:r>
+        <w:rPr>
+          <w:b w:val="0"/>
+          <w:sz w:val="20"/>
+        </w:rPr>
+        <w:t xml:space="preserve">-  </w:t>
+      </w:r>
+      <w:r>
+        <w:rPr>
+          <w:b w:val="0"/>
+          <w:sz w:val="20"/>
+        </w:rPr>
+        <w:t>DocuSign connect/disconnect works without leaving the Settings page (the OAuth happens in a popup).</w:t>
+      </w:r>
+    </w:p>
+    <w:p>
+      <w:pPr>
+        <w:spacing w:after="40"/>
+        <w:ind w:left="425" w:hanging="255"/>
+      </w:pPr>
+      <w:r>
+        <w:rPr>
+          <w:b w:val="0"/>
+          <w:sz w:val="20"/>
+        </w:rPr>
+        <w:t xml:space="preserve">-  </w:t>
+      </w:r>
+      <w:r>
+        <w:rPr>
+          <w:b w:val="0"/>
+          <w:sz w:val="20"/>
+        </w:rPr>
+        <w:t>Once connected, the green pill and account email match what is shown inside the Send for Signature modal in /documents.</w:t>
+      </w:r>
+    </w:p>
+    <w:p>
+      <w:pPr>
+        <w:spacing w:before="200" w:after="60"/>
+      </w:pPr>
+      <w:r>
+        <w:rPr>
+          <w:b/>
+          <w:color w:val="1F3A5F"/>
+          <w:sz w:val="22"/>
+        </w:rPr>
+        <w:t>Future Improvement Suggestions</w:t>
+      </w:r>
+    </w:p>
+    <w:p>
+      <w:pPr>
+        <w:spacing w:after="40"/>
+        <w:ind w:left="425" w:hanging="255"/>
+      </w:pPr>
+      <w:r>
+        <w:rPr>
+          <w:b w:val="0"/>
+          <w:sz w:val="20"/>
+        </w:rPr>
+        <w:t xml:space="preserve">-  </w:t>
+      </w:r>
+      <w:r>
+        <w:rPr>
+          <w:b w:val="0"/>
+          <w:sz w:val="20"/>
+        </w:rPr>
+        <w:t>Add support for additional providers (DotLoop, Authentisign, Adobe Sign) alongside DocuSign in this section.</w:t>
+      </w:r>
+    </w:p>
+    <w:p>
+      <w:pPr>
+        <w:spacing w:after="40"/>
+        <w:ind w:left="425" w:hanging="255"/>
+      </w:pPr>
+      <w:r>
+        <w:rPr>
+          <w:b w:val="0"/>
+          <w:sz w:val="20"/>
+        </w:rPr>
+        <w:t xml:space="preserve">-  </w:t>
+      </w:r>
+      <w:r>
+        <w:rPr>
+          <w:b w:val="0"/>
+          <w:sz w:val="20"/>
+        </w:rPr>
+        <w:t>Show monthly envelope count remaining on the connected tile so users do not hit DocuSign quota by surprise.</w:t>
+      </w:r>
+    </w:p>
+    <w:p>
+      <w:pPr>
+        <w:spacing w:before="200" w:after="60"/>
+      </w:pPr>
+      <w:r>
+        <w:rPr>
+          <w:b/>
+          <w:color w:val="C0504D"/>
+          <w:sz w:val="22"/>
+        </w:rPr>
+        <w:t>Feedback</w:t>
+      </w:r>
+    </w:p>
+    <w:p>
+      <w:pPr>
+        <w:spacing w:after="80"/>
+      </w:pPr>
+      <w:r>
+        <w:rPr>
+          <w:i/>
+          <w:color w:val="555555"/>
+          <w:sz w:val="18"/>
+        </w:rPr>
+        <w:t>Please note below: Status (Pass / Fail / Needs Work), any comments or issues you hit, and your priority for the improvement ideas above (High / Medium / Low / Skip).</w:t>
+      </w:r>
+    </w:p>
+    <w:p>
+      <w:pPr>
+        <w:spacing w:after="120"/>
+      </w:pPr>
+      <w:r>
+        <w:rPr>
+          <w:color w:val="BBBBBB"/>
+          <w:sz w:val="20"/>
+        </w:rPr>
+        <w:t>__________________________________________________________________________________________</w:t>
+      </w:r>
+    </w:p>
+    <w:p>
+      <w:pPr>
+        <w:spacing w:after="120"/>
+      </w:pPr>
+      <w:r>
+        <w:rPr>
+          <w:color w:val="BBBBBB"/>
+          <w:sz w:val="20"/>
+        </w:rPr>
+        <w:t>__________________________________________________________________________________________</w:t>
+      </w:r>
+    </w:p>
+    <w:p>
+      <w:pPr>
+        <w:spacing w:after="120"/>
+      </w:pPr>
+      <w:r>
+        <w:rPr>
+          <w:color w:val="BBBBBB"/>
+          <w:sz w:val="20"/>
+        </w:rPr>
+        <w:t>__________________________________________________________________________________________</w:t>
+      </w:r>
+    </w:p>
+    <w:p>
+      <w:pPr>
+        <w:spacing w:after="120"/>
+      </w:pPr>
+      <w:r>
+        <w:rPr>
+          <w:color w:val="BBBBBB"/>
+          <w:sz w:val="20"/>
+        </w:rPr>
+        <w:t>__________________________________________________________________________________________</w:t>
+      </w:r>
+    </w:p>
+    <w:p>
+      <w:pPr>
+        <w:spacing w:after="120"/>
+      </w:pPr>
+      <w:r>
+        <w:rPr>
+          <w:color w:val="BBBBBB"/>
+          <w:sz w:val="20"/>
+        </w:rPr>
+        <w:t>__________________________________________________________________________________________</w:t>
+      </w:r>
+    </w:p>
+    <w:p>
+      <w:pPr>
+        <w:spacing w:after="120"/>
+      </w:pPr>
+      <w:r>
+        <w:rPr>
+          <w:color w:val="BBBBBB"/>
+          <w:sz w:val="20"/>
+        </w:rPr>
+        <w:t>__________________________________________________________________________________________</w:t>
+      </w:r>
+    </w:p>
+    <w:p/>
+    <w:p>
+      <w:pPr>
+        <w:pStyle w:val="Heading2"/>
+        <w:spacing w:after="80" w:before="280"/>
+      </w:pPr>
+      <w:r>
+        <w:t>29.3. Settings — Branding (visual-only — please do NOT rely on this yet)</w:t>
+      </w:r>
+    </w:p>
+    <w:p>
+      <w:pPr>
+        <w:spacing w:before="200" w:after="60"/>
+      </w:pPr>
+      <w:r>
+        <w:rPr>
+          <w:b/>
+          <w:color w:val="1F3A5F"/>
+          <w:sz w:val="22"/>
+        </w:rPr>
+        <w:t>Route / Location</w:t>
+      </w:r>
+    </w:p>
+    <w:p>
+      <w:pPr>
+        <w:spacing w:after="40"/>
+      </w:pPr>
+      <w:r>
+        <w:rPr>
+          <w:b w:val="0"/>
+          <w:sz w:val="20"/>
+        </w:rPr>
+        <w:t>/settings (Branding section)</w:t>
+      </w:r>
+    </w:p>
+    <w:p>
+      <w:pPr>
+        <w:spacing w:before="200" w:after="60"/>
+      </w:pPr>
+      <w:r>
+        <w:rPr>
+          <w:b/>
+          <w:color w:val="1F3A5F"/>
+          <w:sz w:val="22"/>
+        </w:rPr>
+        <w:t>How To Test</w:t>
+      </w:r>
+    </w:p>
+    <w:p>
+      <w:pPr>
+        <w:spacing w:after="40"/>
+        <w:ind w:left="425" w:hanging="255"/>
+      </w:pPr>
+      <w:r>
+        <w:rPr>
+          <w:b w:val="0"/>
+          <w:sz w:val="20"/>
+        </w:rPr>
+        <w:t xml:space="preserve">-  </w:t>
+      </w:r>
+      <w:r>
+        <w:rPr>
+          <w:b w:val="0"/>
+          <w:sz w:val="20"/>
+        </w:rPr>
+        <w:t>Inspect the Branding card.</w:t>
+      </w:r>
+    </w:p>
+    <w:p>
+      <w:pPr>
+        <w:spacing w:after="40"/>
+        <w:ind w:left="907" w:hanging="255"/>
+      </w:pPr>
+      <w:r>
+        <w:rPr>
+          <w:b w:val="0"/>
+          <w:sz w:val="20"/>
+        </w:rPr>
+        <w:t xml:space="preserve">•  </w:t>
+      </w:r>
+      <w:r>
+        <w:rPr>
+          <w:b w:val="0"/>
+          <w:sz w:val="20"/>
+        </w:rPr>
+        <w:t>A logo upload tile (dashed placeholder + Upload logo button) is visible.</w:t>
+      </w:r>
+    </w:p>
+    <w:p>
+      <w:pPr>
+        <w:spacing w:after="40"/>
+        <w:ind w:left="907" w:hanging="255"/>
+      </w:pPr>
+      <w:r>
+        <w:rPr>
+          <w:b w:val="0"/>
+          <w:sz w:val="20"/>
+        </w:rPr>
+        <w:t xml:space="preserve">•  </w:t>
+      </w:r>
+      <w:r>
+        <w:rPr>
+          <w:b w:val="0"/>
+          <w:sz w:val="20"/>
+        </w:rPr>
+        <w:t>A Primary Color field defaults to the orange brand colour (#E26812) and shows a swatch preview.</w:t>
+      </w:r>
+    </w:p>
+    <w:p>
+      <w:pPr>
+        <w:spacing w:after="40"/>
+        <w:ind w:left="907" w:hanging="255"/>
+      </w:pPr>
+      <w:r>
+        <w:rPr>
+          <w:b w:val="0"/>
+          <w:sz w:val="20"/>
+        </w:rPr>
+        <w:t xml:space="preserve">•  </w:t>
+      </w:r>
+      <w:r>
+        <w:rPr>
+          <w:b w:val="0"/>
+          <w:sz w:val="20"/>
+        </w:rPr>
+        <w:t>A Display Name field defaults to 'Velvet Elves AI'.</w:t>
+      </w:r>
+    </w:p>
+    <w:p>
+      <w:pPr>
+        <w:spacing w:after="40"/>
+        <w:ind w:left="907" w:hanging="255"/>
+      </w:pPr>
+      <w:r>
+        <w:rPr>
+          <w:b w:val="0"/>
+          <w:sz w:val="20"/>
+        </w:rPr>
+        <w:t xml:space="preserve">•  </w:t>
+      </w:r>
+      <w:r>
+        <w:rPr>
+          <w:b w:val="0"/>
+          <w:sz w:val="20"/>
+        </w:rPr>
+        <w:t>A 'Save branding' button is visible at the bottom of the card.</w:t>
+      </w:r>
+    </w:p>
+    <w:p>
+      <w:pPr>
+        <w:spacing w:after="40"/>
+        <w:ind w:left="425" w:hanging="255"/>
+      </w:pPr>
+      <w:r>
+        <w:rPr>
+          <w:b w:val="0"/>
+          <w:sz w:val="20"/>
+        </w:rPr>
+        <w:t xml:space="preserve">-  </w:t>
+      </w:r>
+      <w:r>
+        <w:rPr>
+          <w:b w:val="0"/>
+          <w:sz w:val="20"/>
+        </w:rPr>
+        <w:t>Try the controls.</w:t>
+      </w:r>
+    </w:p>
+    <w:p>
+      <w:pPr>
+        <w:spacing w:after="40"/>
+        <w:ind w:left="907" w:hanging="255"/>
+      </w:pPr>
+      <w:r>
+        <w:rPr>
+          <w:b w:val="0"/>
+          <w:sz w:val="20"/>
+        </w:rPr>
+        <w:t xml:space="preserve">•  </w:t>
+      </w:r>
+      <w:r>
+        <w:rPr>
+          <w:b w:val="0"/>
+          <w:sz w:val="20"/>
+        </w:rPr>
+        <w:t>Click Upload logo, type a different display name, and try changing the colour. Click Save branding.</w:t>
+      </w:r>
+    </w:p>
+    <w:p>
+      <w:pPr>
+        <w:spacing w:after="40"/>
+        <w:ind w:left="907" w:hanging="255"/>
+      </w:pPr>
+      <w:r>
+        <w:rPr>
+          <w:b w:val="0"/>
+          <w:sz w:val="20"/>
+        </w:rPr>
+        <w:t xml:space="preserve">•  </w:t>
+      </w:r>
+      <w:r>
+        <w:rPr>
+          <w:b w:val="0"/>
+          <w:sz w:val="20"/>
+        </w:rPr>
+        <w:t>Refresh the page and confirm the changes did NOT persist — every field resets to the defaults.</w:t>
+      </w:r>
+    </w:p>
+    <w:p>
+      <w:pPr>
+        <w:spacing w:before="200" w:after="60"/>
+      </w:pPr>
+      <w:r>
+        <w:rPr>
+          <w:b/>
+          <w:color w:val="1F3A5F"/>
+          <w:sz w:val="22"/>
+        </w:rPr>
+        <w:t>Expected Result</w:t>
+      </w:r>
+    </w:p>
+    <w:p>
+      <w:pPr>
+        <w:spacing w:after="40"/>
+        <w:ind w:left="425" w:hanging="255"/>
+      </w:pPr>
+      <w:r>
+        <w:rPr>
+          <w:b w:val="0"/>
+          <w:sz w:val="20"/>
+        </w:rPr>
+        <w:t xml:space="preserve">-  </w:t>
+      </w:r>
+      <w:r>
+        <w:rPr>
+          <w:b w:val="0"/>
+          <w:sz w:val="20"/>
+        </w:rPr>
+        <w:t>The Branding card is currently visual-only. No fields persist. This is a planned area not yet wired to the backend.</w:t>
+      </w:r>
+    </w:p>
+    <w:p>
+      <w:pPr>
+        <w:spacing w:after="40"/>
+        <w:ind w:left="425" w:hanging="255"/>
+      </w:pPr>
+      <w:r>
+        <w:rPr>
+          <w:b w:val="0"/>
+          <w:sz w:val="20"/>
+        </w:rPr>
+        <w:t xml:space="preserve">-  </w:t>
+      </w:r>
+      <w:r>
+        <w:rPr>
+          <w:b w:val="0"/>
+          <w:sz w:val="20"/>
+        </w:rPr>
+        <w:t>Please flag clearly if any client expects this section to be live — we will move it earlier in the roadmap.</w:t>
+      </w:r>
+    </w:p>
+    <w:p>
+      <w:pPr>
+        <w:spacing w:before="200" w:after="60"/>
+      </w:pPr>
+      <w:r>
+        <w:rPr>
+          <w:b/>
+          <w:color w:val="1F3A5F"/>
+          <w:sz w:val="22"/>
+        </w:rPr>
+        <w:t>Future Improvement Suggestions</w:t>
+      </w:r>
+    </w:p>
+    <w:p>
+      <w:pPr>
+        <w:spacing w:after="40"/>
+        <w:ind w:left="425" w:hanging="255"/>
+      </w:pPr>
+      <w:r>
+        <w:rPr>
+          <w:b w:val="0"/>
+          <w:sz w:val="20"/>
+        </w:rPr>
+        <w:t xml:space="preserve">-  </w:t>
+      </w:r>
+      <w:r>
+        <w:rPr>
+          <w:b w:val="0"/>
+          <w:sz w:val="20"/>
+        </w:rPr>
+        <w:t>Wire all three Branding fields to the tenant settings backend.</w:t>
+      </w:r>
+    </w:p>
+    <w:p>
+      <w:pPr>
+        <w:spacing w:after="40"/>
+        <w:ind w:left="425" w:hanging="255"/>
+      </w:pPr>
+      <w:r>
+        <w:rPr>
+          <w:b w:val="0"/>
+          <w:sz w:val="20"/>
+        </w:rPr>
+        <w:t xml:space="preserve">-  </w:t>
+      </w:r>
+      <w:r>
+        <w:rPr>
+          <w:b w:val="0"/>
+          <w:sz w:val="20"/>
+        </w:rPr>
+        <w:t>Add live preview cards showing the branded sidebar and a sample email so the user sees the changes before saving.</w:t>
+      </w:r>
+    </w:p>
+    <w:p>
+      <w:pPr>
+        <w:spacing w:after="40"/>
+        <w:ind w:left="425" w:hanging="255"/>
+      </w:pPr>
+      <w:r>
+        <w:rPr>
+          <w:b w:val="0"/>
+          <w:sz w:val="20"/>
+        </w:rPr>
+        <w:t xml:space="preserve">-  </w:t>
+      </w:r>
+      <w:r>
+        <w:rPr>
+          <w:b w:val="0"/>
+          <w:sz w:val="20"/>
+        </w:rPr>
+        <w:t>Add a tenant-wide 'Reset to Velvet Elves defaults' button.</w:t>
+      </w:r>
+    </w:p>
+    <w:p>
+      <w:pPr>
+        <w:spacing w:before="200" w:after="60"/>
+      </w:pPr>
+      <w:r>
+        <w:rPr>
+          <w:b/>
+          <w:color w:val="C0504D"/>
+          <w:sz w:val="22"/>
+        </w:rPr>
+        <w:t>Feedback</w:t>
+      </w:r>
+    </w:p>
+    <w:p>
+      <w:pPr>
+        <w:spacing w:after="80"/>
+      </w:pPr>
+      <w:r>
+        <w:rPr>
+          <w:i/>
+          <w:color w:val="555555"/>
+          <w:sz w:val="18"/>
+        </w:rPr>
+        <w:t>Please note below: Status (Pass / Fail / Needs Work), any comments or issues you hit, and your priority for the improvement ideas above (High / Medium / Low / Skip).</w:t>
+      </w:r>
+    </w:p>
+    <w:p>
+      <w:pPr>
+        <w:spacing w:after="120"/>
+      </w:pPr>
+      <w:r>
+        <w:rPr>
+          <w:color w:val="BBBBBB"/>
+          <w:sz w:val="20"/>
+        </w:rPr>
+        <w:t>__________________________________________________________________________________________</w:t>
+      </w:r>
+    </w:p>
+    <w:p>
+      <w:pPr>
+        <w:spacing w:after="120"/>
+      </w:pPr>
+      <w:r>
+        <w:rPr>
+          <w:color w:val="BBBBBB"/>
+          <w:sz w:val="20"/>
+        </w:rPr>
+        <w:t>__________________________________________________________________________________________</w:t>
+      </w:r>
+    </w:p>
+    <w:p>
+      <w:pPr>
+        <w:spacing w:after="120"/>
+      </w:pPr>
+      <w:r>
+        <w:rPr>
+          <w:color w:val="BBBBBB"/>
+          <w:sz w:val="20"/>
+        </w:rPr>
+        <w:t>__________________________________________________________________________________________</w:t>
+      </w:r>
+    </w:p>
+    <w:p>
+      <w:pPr>
+        <w:spacing w:after="120"/>
+      </w:pPr>
+      <w:r>
+        <w:rPr>
+          <w:color w:val="BBBBBB"/>
+          <w:sz w:val="20"/>
+        </w:rPr>
+        <w:t>__________________________________________________________________________________________</w:t>
+      </w:r>
+    </w:p>
+    <w:p>
+      <w:pPr>
+        <w:spacing w:after="120"/>
+      </w:pPr>
+      <w:r>
+        <w:rPr>
+          <w:color w:val="BBBBBB"/>
+          <w:sz w:val="20"/>
+        </w:rPr>
+        <w:t>__________________________________________________________________________________________</w:t>
+      </w:r>
+    </w:p>
+    <w:p>
+      <w:pPr>
+        <w:spacing w:after="120"/>
+      </w:pPr>
+      <w:r>
+        <w:rPr>
+          <w:color w:val="BBBBBB"/>
+          <w:sz w:val="20"/>
+        </w:rPr>
+        <w:t>__________________________________________________________________________________________</w:t>
+      </w:r>
+    </w:p>
+    <w:p/>
+    <w:p>
+      <w:pPr>
+        <w:pStyle w:val="Heading2"/>
+        <w:spacing w:after="80" w:before="280"/>
+      </w:pPr>
+      <w:r>
+        <w:t>29.4. Settings — AI Configuration (visual-only toggles)</w:t>
+      </w:r>
+    </w:p>
+    <w:p>
+      <w:pPr>
+        <w:spacing w:before="200" w:after="60"/>
+      </w:pPr>
+      <w:r>
+        <w:rPr>
+          <w:b/>
+          <w:color w:val="1F3A5F"/>
+          <w:sz w:val="22"/>
+        </w:rPr>
+        <w:t>Route / Location</w:t>
+      </w:r>
+    </w:p>
+    <w:p>
+      <w:pPr>
+        <w:spacing w:after="40"/>
+      </w:pPr>
+      <w:r>
+        <w:rPr>
+          <w:b w:val="0"/>
+          <w:sz w:val="20"/>
+        </w:rPr>
+        <w:t>/settings (AI Configuration section)</w:t>
+      </w:r>
+    </w:p>
+    <w:p>
+      <w:pPr>
+        <w:spacing w:before="200" w:after="60"/>
+      </w:pPr>
+      <w:r>
+        <w:rPr>
+          <w:b/>
+          <w:color w:val="1F3A5F"/>
+          <w:sz w:val="22"/>
+        </w:rPr>
+        <w:t>How To Test</w:t>
+      </w:r>
+    </w:p>
+    <w:p>
+      <w:pPr>
+        <w:spacing w:after="40"/>
+        <w:ind w:left="425" w:hanging="255"/>
+      </w:pPr>
+      <w:r>
+        <w:rPr>
+          <w:b w:val="0"/>
+          <w:sz w:val="20"/>
+        </w:rPr>
+        <w:t xml:space="preserve">-  </w:t>
+      </w:r>
+      <w:r>
+        <w:rPr>
+          <w:b w:val="0"/>
+          <w:sz w:val="20"/>
+        </w:rPr>
+        <w:t>Inspect the AI Configuration card.</w:t>
+      </w:r>
+    </w:p>
+    <w:p>
+      <w:pPr>
+        <w:spacing w:after="40"/>
+        <w:ind w:left="907" w:hanging="255"/>
+      </w:pPr>
+      <w:r>
+        <w:rPr>
+          <w:b w:val="0"/>
+          <w:sz w:val="20"/>
+        </w:rPr>
+        <w:t xml:space="preserve">•  </w:t>
+      </w:r>
+      <w:r>
+        <w:rPr>
+          <w:b w:val="0"/>
+          <w:sz w:val="20"/>
+        </w:rPr>
+        <w:t>A hero strip reads 'AI Credits — 250 of 1,000 remaining' with a 25% progress bar and an Upgrade plan button.</w:t>
+      </w:r>
+    </w:p>
+    <w:p>
+      <w:pPr>
+        <w:spacing w:after="40"/>
+        <w:ind w:left="907" w:hanging="255"/>
+      </w:pPr>
+      <w:r>
+        <w:rPr>
+          <w:b w:val="0"/>
+          <w:sz w:val="20"/>
+        </w:rPr>
+        <w:t xml:space="preserve">•  </w:t>
+      </w:r>
+      <w:r>
+        <w:rPr>
+          <w:b w:val="0"/>
+          <w:sz w:val="20"/>
+        </w:rPr>
+        <w:t>Three toggle rows are visible: 'Auto-parse uploaded documents' (on by default), 'Task recommendations' (on by default), 'Smart email drafts' (off by default).</w:t>
+      </w:r>
+    </w:p>
+    <w:p>
+      <w:pPr>
+        <w:spacing w:after="40"/>
+        <w:ind w:left="425" w:hanging="255"/>
+      </w:pPr>
+      <w:r>
+        <w:rPr>
+          <w:b w:val="0"/>
+          <w:sz w:val="20"/>
+        </w:rPr>
+        <w:t xml:space="preserve">-  </w:t>
+      </w:r>
+      <w:r>
+        <w:rPr>
+          <w:b w:val="0"/>
+          <w:sz w:val="20"/>
+        </w:rPr>
+        <w:t>Try the controls.</w:t>
+      </w:r>
+    </w:p>
+    <w:p>
+      <w:pPr>
+        <w:spacing w:after="40"/>
+        <w:ind w:left="907" w:hanging="255"/>
+      </w:pPr>
+      <w:r>
+        <w:rPr>
+          <w:b w:val="0"/>
+          <w:sz w:val="20"/>
+        </w:rPr>
+        <w:t xml:space="preserve">•  </w:t>
+      </w:r>
+      <w:r>
+        <w:rPr>
+          <w:b w:val="0"/>
+          <w:sz w:val="20"/>
+        </w:rPr>
+        <w:t>Flip each toggle. Confirm the toggle visually flips.</w:t>
+      </w:r>
+    </w:p>
+    <w:p>
+      <w:pPr>
+        <w:spacing w:after="40"/>
+        <w:ind w:left="907" w:hanging="255"/>
+      </w:pPr>
+      <w:r>
+        <w:rPr>
+          <w:b w:val="0"/>
+          <w:sz w:val="20"/>
+        </w:rPr>
+        <w:t xml:space="preserve">•  </w:t>
+      </w:r>
+      <w:r>
+        <w:rPr>
+          <w:b w:val="0"/>
+          <w:sz w:val="20"/>
+        </w:rPr>
+        <w:t>Refresh the page. Confirm the toggle resets to its default — settings are not yet persisted.</w:t>
+      </w:r>
+    </w:p>
+    <w:p>
+      <w:pPr>
+        <w:spacing w:after="40"/>
+        <w:ind w:left="907" w:hanging="255"/>
+      </w:pPr>
+      <w:r>
+        <w:rPr>
+          <w:b w:val="0"/>
+          <w:sz w:val="20"/>
+        </w:rPr>
+        <w:t xml:space="preserve">•  </w:t>
+      </w:r>
+      <w:r>
+        <w:rPr>
+          <w:b w:val="0"/>
+          <w:sz w:val="20"/>
+        </w:rPr>
+        <w:t>Click Upgrade plan. Nothing happens — this is a placeholder button.</w:t>
+      </w:r>
+    </w:p>
+    <w:p>
+      <w:pPr>
+        <w:spacing w:before="200" w:after="60"/>
+      </w:pPr>
+      <w:r>
+        <w:rPr>
+          <w:b/>
+          <w:color w:val="1F3A5F"/>
+          <w:sz w:val="22"/>
+        </w:rPr>
+        <w:t>Expected Result</w:t>
+      </w:r>
+    </w:p>
+    <w:p>
+      <w:pPr>
+        <w:spacing w:after="40"/>
+        <w:ind w:left="425" w:hanging="255"/>
+      </w:pPr>
+      <w:r>
+        <w:rPr>
+          <w:b w:val="0"/>
+          <w:sz w:val="20"/>
+        </w:rPr>
+        <w:t xml:space="preserve">-  </w:t>
+      </w:r>
+      <w:r>
+        <w:rPr>
+          <w:b w:val="0"/>
+          <w:sz w:val="20"/>
+        </w:rPr>
+        <w:t>Toggles flip visually but do not persist on refresh.</w:t>
+      </w:r>
+    </w:p>
+    <w:p>
+      <w:pPr>
+        <w:spacing w:after="40"/>
+        <w:ind w:left="425" w:hanging="255"/>
+      </w:pPr>
+      <w:r>
+        <w:rPr>
+          <w:b w:val="0"/>
+          <w:sz w:val="20"/>
+        </w:rPr>
+        <w:t xml:space="preserve">-  </w:t>
+      </w:r>
+      <w:r>
+        <w:rPr>
+          <w:b w:val="0"/>
+          <w:sz w:val="20"/>
+        </w:rPr>
+        <w:t>AI Credits numbers are hardcoded and do NOT reflect real usage — please flag if a stakeholder expects them to.</w:t>
+      </w:r>
+    </w:p>
+    <w:p>
+      <w:pPr>
+        <w:spacing w:before="200" w:after="60"/>
+      </w:pPr>
+      <w:r>
+        <w:rPr>
+          <w:b/>
+          <w:color w:val="1F3A5F"/>
+          <w:sz w:val="22"/>
+        </w:rPr>
+        <w:t>Future Improvement Suggestions</w:t>
+      </w:r>
+    </w:p>
+    <w:p>
+      <w:pPr>
+        <w:spacing w:after="40"/>
+        <w:ind w:left="425" w:hanging="255"/>
+      </w:pPr>
+      <w:r>
+        <w:rPr>
+          <w:b w:val="0"/>
+          <w:sz w:val="20"/>
+        </w:rPr>
+        <w:t xml:space="preserve">-  </w:t>
+      </w:r>
+      <w:r>
+        <w:rPr>
+          <w:b w:val="0"/>
+          <w:sz w:val="20"/>
+        </w:rPr>
+        <w:t>Wire each toggle to the tenant AI settings (tone, disclaimer, escalation hours, auto-send threshold) so admins can actually configure AI behaviour.</w:t>
+      </w:r>
+    </w:p>
+    <w:p>
+      <w:pPr>
+        <w:spacing w:after="40"/>
+        <w:ind w:left="425" w:hanging="255"/>
+      </w:pPr>
+      <w:r>
+        <w:rPr>
+          <w:b w:val="0"/>
+          <w:sz w:val="20"/>
+        </w:rPr>
+        <w:t xml:space="preserve">-  </w:t>
+      </w:r>
+      <w:r>
+        <w:rPr>
+          <w:b w:val="0"/>
+          <w:sz w:val="20"/>
+        </w:rPr>
+        <w:t>Replace the hardcoded credit count with a real meter pulled from the AI usage backend.</w:t>
+      </w:r>
+    </w:p>
+    <w:p>
+      <w:pPr>
+        <w:spacing w:after="40"/>
+        <w:ind w:left="425" w:hanging="255"/>
+      </w:pPr>
+      <w:r>
+        <w:rPr>
+          <w:b w:val="0"/>
+          <w:sz w:val="20"/>
+        </w:rPr>
+        <w:t xml:space="preserve">-  </w:t>
+      </w:r>
+      <w:r>
+        <w:rPr>
+          <w:b w:val="0"/>
+          <w:sz w:val="20"/>
+        </w:rPr>
+        <w:t>Add a 'Smart email drafts' explainer link that opens a preview of what the AI Email Review queue will look like.</w:t>
+      </w:r>
+    </w:p>
+    <w:p>
+      <w:pPr>
+        <w:spacing w:before="200" w:after="60"/>
+      </w:pPr>
+      <w:r>
+        <w:rPr>
+          <w:b/>
+          <w:color w:val="C0504D"/>
+          <w:sz w:val="22"/>
+        </w:rPr>
+        <w:t>Feedback</w:t>
+      </w:r>
+    </w:p>
+    <w:p>
+      <w:pPr>
+        <w:spacing w:after="80"/>
+      </w:pPr>
+      <w:r>
+        <w:rPr>
+          <w:i/>
+          <w:color w:val="555555"/>
+          <w:sz w:val="18"/>
+        </w:rPr>
+        <w:t>Please note below: Status (Pass / Fail / Needs Work), any comments or issues you hit, and your priority for the improvement ideas above (High / Medium / Low / Skip).</w:t>
+      </w:r>
+    </w:p>
+    <w:p>
+      <w:pPr>
+        <w:spacing w:after="120"/>
+      </w:pPr>
+      <w:r>
+        <w:rPr>
+          <w:color w:val="BBBBBB"/>
+          <w:sz w:val="20"/>
+        </w:rPr>
+        <w:t>__________________________________________________________________________________________</w:t>
+      </w:r>
+    </w:p>
+    <w:p>
+      <w:pPr>
+        <w:spacing w:after="120"/>
+      </w:pPr>
+      <w:r>
+        <w:rPr>
+          <w:color w:val="BBBBBB"/>
+          <w:sz w:val="20"/>
+        </w:rPr>
+        <w:t>__________________________________________________________________________________________</w:t>
+      </w:r>
+    </w:p>
+    <w:p>
+      <w:pPr>
+        <w:spacing w:after="120"/>
+      </w:pPr>
+      <w:r>
+        <w:rPr>
+          <w:color w:val="BBBBBB"/>
+          <w:sz w:val="20"/>
+        </w:rPr>
+        <w:t>__________________________________________________________________________________________</w:t>
+      </w:r>
+    </w:p>
+    <w:p>
+      <w:pPr>
+        <w:spacing w:after="120"/>
+      </w:pPr>
+      <w:r>
+        <w:rPr>
+          <w:color w:val="BBBBBB"/>
+          <w:sz w:val="20"/>
+        </w:rPr>
+        <w:t>__________________________________________________________________________________________</w:t>
+      </w:r>
+    </w:p>
+    <w:p>
+      <w:pPr>
+        <w:spacing w:after="120"/>
+      </w:pPr>
+      <w:r>
+        <w:rPr>
+          <w:color w:val="BBBBBB"/>
+          <w:sz w:val="20"/>
+        </w:rPr>
+        <w:t>__________________________________________________________________________________________</w:t>
+      </w:r>
+    </w:p>
+    <w:p>
+      <w:pPr>
+        <w:spacing w:after="120"/>
+      </w:pPr>
+      <w:r>
+        <w:rPr>
+          <w:color w:val="BBBBBB"/>
+          <w:sz w:val="20"/>
+        </w:rPr>
+        <w:t>__________________________________________________________________________________________</w:t>
+      </w:r>
+    </w:p>
+    <w:p/>
+    <w:p>
+      <w:pPr>
+        <w:pStyle w:val="Heading2"/>
+        <w:spacing w:after="80" w:before="280"/>
+      </w:pPr>
+      <w:r>
+        <w:t>29.5. Settings — Task Templates (visual-only)</w:t>
+      </w:r>
+    </w:p>
+    <w:p>
+      <w:pPr>
+        <w:spacing w:before="200" w:after="60"/>
+      </w:pPr>
+      <w:r>
+        <w:rPr>
+          <w:b/>
+          <w:color w:val="1F3A5F"/>
+          <w:sz w:val="22"/>
+        </w:rPr>
+        <w:t>Route / Location</w:t>
+      </w:r>
+    </w:p>
+    <w:p>
+      <w:pPr>
+        <w:spacing w:after="40"/>
+      </w:pPr>
+      <w:r>
+        <w:rPr>
+          <w:b w:val="0"/>
+          <w:sz w:val="20"/>
+        </w:rPr>
+        <w:t>/settings (Task Templates section)</w:t>
+      </w:r>
+    </w:p>
+    <w:p>
+      <w:pPr>
+        <w:spacing w:before="200" w:after="60"/>
+      </w:pPr>
+      <w:r>
+        <w:rPr>
+          <w:b/>
+          <w:color w:val="1F3A5F"/>
+          <w:sz w:val="22"/>
+        </w:rPr>
+        <w:t>How To Test</w:t>
+      </w:r>
+    </w:p>
+    <w:p>
+      <w:pPr>
+        <w:spacing w:after="40"/>
+        <w:ind w:left="425" w:hanging="255"/>
+      </w:pPr>
+      <w:r>
+        <w:rPr>
+          <w:b w:val="0"/>
+          <w:sz w:val="20"/>
+        </w:rPr>
+        <w:t xml:space="preserve">-  </w:t>
+      </w:r>
+      <w:r>
+        <w:rPr>
+          <w:b w:val="0"/>
+          <w:sz w:val="20"/>
+        </w:rPr>
+        <w:t>Inspect the card.</w:t>
+      </w:r>
+    </w:p>
+    <w:p>
+      <w:pPr>
+        <w:spacing w:after="40"/>
+        <w:ind w:left="907" w:hanging="255"/>
+      </w:pPr>
+      <w:r>
+        <w:rPr>
+          <w:b w:val="0"/>
+          <w:sz w:val="20"/>
+        </w:rPr>
+        <w:t xml:space="preserve">•  </w:t>
+      </w:r>
+      <w:r>
+        <w:rPr>
+          <w:b w:val="0"/>
+          <w:sz w:val="20"/>
+        </w:rPr>
+        <w:t>A list of five hardcoded templates is shown: Buyer Standard (12 tasks), Seller Standard (14), Dual Agency (18), Lease (8), Commercial (22).</w:t>
+      </w:r>
+    </w:p>
+    <w:p>
+      <w:pPr>
+        <w:spacing w:after="40"/>
+        <w:ind w:left="907" w:hanging="255"/>
+      </w:pPr>
+      <w:r>
+        <w:rPr>
+          <w:b w:val="0"/>
+          <w:sz w:val="20"/>
+        </w:rPr>
+        <w:t xml:space="preserve">•  </w:t>
+      </w:r>
+      <w:r>
+        <w:rPr>
+          <w:b w:val="0"/>
+          <w:sz w:val="20"/>
+        </w:rPr>
+        <w:t>Each row has an 'Edit' button. The card header has an 'Import' button.</w:t>
+      </w:r>
+    </w:p>
+    <w:p>
+      <w:pPr>
+        <w:spacing w:after="40"/>
+        <w:ind w:left="425" w:hanging="255"/>
+      </w:pPr>
+      <w:r>
+        <w:rPr>
+          <w:b w:val="0"/>
+          <w:sz w:val="20"/>
+        </w:rPr>
+        <w:t xml:space="preserve">-  </w:t>
+      </w:r>
+      <w:r>
+        <w:rPr>
+          <w:b w:val="0"/>
+          <w:sz w:val="20"/>
+        </w:rPr>
+        <w:t>Try the buttons.</w:t>
+      </w:r>
+    </w:p>
+    <w:p>
+      <w:pPr>
+        <w:spacing w:after="40"/>
+        <w:ind w:left="907" w:hanging="255"/>
+      </w:pPr>
+      <w:r>
+        <w:rPr>
+          <w:b w:val="0"/>
+          <w:sz w:val="20"/>
+        </w:rPr>
+        <w:t xml:space="preserve">•  </w:t>
+      </w:r>
+      <w:r>
+        <w:rPr>
+          <w:b w:val="0"/>
+          <w:sz w:val="20"/>
+        </w:rPr>
+        <w:t>Click Edit on any row — nothing happens.</w:t>
+      </w:r>
+    </w:p>
+    <w:p>
+      <w:pPr>
+        <w:spacing w:after="40"/>
+        <w:ind w:left="907" w:hanging="255"/>
+      </w:pPr>
+      <w:r>
+        <w:rPr>
+          <w:b w:val="0"/>
+          <w:sz w:val="20"/>
+        </w:rPr>
+        <w:t xml:space="preserve">•  </w:t>
+      </w:r>
+      <w:r>
+        <w:rPr>
+          <w:b w:val="0"/>
+          <w:sz w:val="20"/>
+        </w:rPr>
+        <w:t>Click Import — nothing happens.</w:t>
+      </w:r>
+    </w:p>
+    <w:p>
+      <w:pPr>
+        <w:spacing w:after="40"/>
+        <w:ind w:left="425" w:hanging="255"/>
+      </w:pPr>
+      <w:r>
+        <w:rPr>
+          <w:b w:val="0"/>
+          <w:sz w:val="20"/>
+        </w:rPr>
+        <w:t xml:space="preserve">-  </w:t>
+      </w:r>
+      <w:r>
+        <w:rPr>
+          <w:b w:val="0"/>
+          <w:sz w:val="20"/>
+        </w:rPr>
+        <w:t>Compare with the real Task Templates admin page.</w:t>
+      </w:r>
+    </w:p>
+    <w:p>
+      <w:pPr>
+        <w:spacing w:after="40"/>
+        <w:ind w:left="907" w:hanging="255"/>
+      </w:pPr>
+      <w:r>
+        <w:rPr>
+          <w:b w:val="0"/>
+          <w:sz w:val="20"/>
+        </w:rPr>
+        <w:t xml:space="preserve">•  </w:t>
+      </w:r>
+      <w:r>
+        <w:rPr>
+          <w:b w:val="0"/>
+          <w:sz w:val="20"/>
+        </w:rPr>
+        <w:t>The fully-wired Task Templates page lives at /admin/task-templates (covered in features 30 and 31). The version on this Settings card is a quick visual placeholder only.</w:t>
+      </w:r>
+    </w:p>
+    <w:p>
+      <w:pPr>
+        <w:spacing w:before="200" w:after="60"/>
+      </w:pPr>
+      <w:r>
+        <w:rPr>
+          <w:b/>
+          <w:color w:val="1F3A5F"/>
+          <w:sz w:val="22"/>
+        </w:rPr>
+        <w:t>Expected Result</w:t>
+      </w:r>
+    </w:p>
+    <w:p>
+      <w:pPr>
+        <w:spacing w:after="40"/>
+        <w:ind w:left="425" w:hanging="255"/>
+      </w:pPr>
+      <w:r>
+        <w:rPr>
+          <w:b w:val="0"/>
+          <w:sz w:val="20"/>
+        </w:rPr>
+        <w:t xml:space="preserve">-  </w:t>
+      </w:r>
+      <w:r>
+        <w:rPr>
+          <w:b w:val="0"/>
+          <w:sz w:val="20"/>
+        </w:rPr>
+        <w:t>The Task Templates section on the Settings page is a placeholder — neither Edit nor Import is wired.</w:t>
+      </w:r>
+    </w:p>
+    <w:p>
+      <w:pPr>
+        <w:spacing w:after="40"/>
+        <w:ind w:left="425" w:hanging="255"/>
+      </w:pPr>
+      <w:r>
+        <w:rPr>
+          <w:b w:val="0"/>
+          <w:sz w:val="20"/>
+        </w:rPr>
+        <w:t xml:space="preserve">-  </w:t>
+      </w:r>
+      <w:r>
+        <w:rPr>
+          <w:b w:val="0"/>
+          <w:sz w:val="20"/>
+        </w:rPr>
+        <w:t>Use /admin/task-templates for real template management.</w:t>
+      </w:r>
+    </w:p>
+    <w:p>
+      <w:pPr>
+        <w:spacing w:before="200" w:after="60"/>
+      </w:pPr>
+      <w:r>
+        <w:rPr>
+          <w:b/>
+          <w:color w:val="1F3A5F"/>
+          <w:sz w:val="22"/>
+        </w:rPr>
+        <w:t>Future Improvement Suggestions</w:t>
+      </w:r>
+    </w:p>
+    <w:p>
+      <w:pPr>
+        <w:spacing w:after="40"/>
+        <w:ind w:left="425" w:hanging="255"/>
+      </w:pPr>
+      <w:r>
+        <w:rPr>
+          <w:b w:val="0"/>
+          <w:sz w:val="20"/>
+        </w:rPr>
+        <w:t xml:space="preserve">-  </w:t>
+      </w:r>
+      <w:r>
+        <w:rPr>
+          <w:b w:val="0"/>
+          <w:sz w:val="20"/>
+        </w:rPr>
+        <w:t>Replace this placeholder with a live mini-list pulled from the Task Templates backend.</w:t>
+      </w:r>
+    </w:p>
+    <w:p>
+      <w:pPr>
+        <w:spacing w:after="40"/>
+        <w:ind w:left="425" w:hanging="255"/>
+      </w:pPr>
+      <w:r>
+        <w:rPr>
+          <w:b w:val="0"/>
+          <w:sz w:val="20"/>
+        </w:rPr>
+        <w:t xml:space="preserve">-  </w:t>
+      </w:r>
+      <w:r>
+        <w:rPr>
+          <w:b w:val="0"/>
+          <w:sz w:val="20"/>
+        </w:rPr>
+        <w:t>Or remove this section from Settings and link directly to /admin/task-templates instead.</w:t>
+      </w:r>
+    </w:p>
+    <w:p>
+      <w:pPr>
+        <w:spacing w:before="200" w:after="60"/>
+      </w:pPr>
+      <w:r>
+        <w:rPr>
+          <w:b/>
+          <w:color w:val="C0504D"/>
+          <w:sz w:val="22"/>
+        </w:rPr>
+        <w:t>Feedback</w:t>
+      </w:r>
+    </w:p>
+    <w:p>
+      <w:pPr>
+        <w:spacing w:after="80"/>
+      </w:pPr>
+      <w:r>
+        <w:rPr>
+          <w:i/>
+          <w:color w:val="555555"/>
+          <w:sz w:val="18"/>
+        </w:rPr>
+        <w:t>Please note below: Status (Pass / Fail / Needs Work), any comments or issues you hit, and your priority for the improvement ideas above (High / Medium / Low / Skip).</w:t>
+      </w:r>
+    </w:p>
+    <w:p>
+      <w:pPr>
+        <w:spacing w:after="120"/>
+      </w:pPr>
+      <w:r>
+        <w:rPr>
+          <w:color w:val="BBBBBB"/>
+          <w:sz w:val="20"/>
+        </w:rPr>
+        <w:t>__________________________________________________________________________________________</w:t>
+      </w:r>
+    </w:p>
+    <w:p>
+      <w:pPr>
+        <w:spacing w:after="120"/>
+      </w:pPr>
+      <w:r>
+        <w:rPr>
+          <w:color w:val="BBBBBB"/>
+          <w:sz w:val="20"/>
+        </w:rPr>
+        <w:t>__________________________________________________________________________________________</w:t>
+      </w:r>
+    </w:p>
+    <w:p>
+      <w:pPr>
+        <w:spacing w:after="120"/>
+      </w:pPr>
+      <w:r>
+        <w:rPr>
+          <w:color w:val="BBBBBB"/>
+          <w:sz w:val="20"/>
+        </w:rPr>
+        <w:t>__________________________________________________________________________________________</w:t>
+      </w:r>
+    </w:p>
+    <w:p>
+      <w:pPr>
+        <w:spacing w:after="120"/>
+      </w:pPr>
+      <w:r>
+        <w:rPr>
+          <w:color w:val="BBBBBB"/>
+          <w:sz w:val="20"/>
+        </w:rPr>
+        <w:t>__________________________________________________________________________________________</w:t>
+      </w:r>
+    </w:p>
+    <w:p>
+      <w:pPr>
+        <w:spacing w:after="120"/>
+      </w:pPr>
+      <w:r>
+        <w:rPr>
+          <w:color w:val="BBBBBB"/>
+          <w:sz w:val="20"/>
+        </w:rPr>
+        <w:t>__________________________________________________________________________________________</w:t>
+      </w:r>
+    </w:p>
+    <w:p>
+      <w:pPr>
+        <w:spacing w:after="120"/>
+      </w:pPr>
+      <w:r>
+        <w:rPr>
+          <w:color w:val="BBBBBB"/>
+          <w:sz w:val="20"/>
+        </w:rPr>
+        <w:t>__________________________________________________________________________________________</w:t>
+      </w:r>
+    </w:p>
+    <w:p/>
+    <w:p>
+      <w:pPr>
+        <w:pStyle w:val="Heading2"/>
+        <w:spacing w:after="80" w:before="280"/>
+      </w:pPr>
+      <w:r>
+        <w:t>29.6. Settings — Help &amp; Tour (replay the product tour)</w:t>
+      </w:r>
+    </w:p>
+    <w:p>
+      <w:pPr>
+        <w:spacing w:before="200" w:after="60"/>
+      </w:pPr>
+      <w:r>
+        <w:rPr>
+          <w:b/>
+          <w:color w:val="1F3A5F"/>
+          <w:sz w:val="22"/>
+        </w:rPr>
+        <w:t>Route / Location</w:t>
+      </w:r>
+    </w:p>
+    <w:p>
+      <w:pPr>
+        <w:spacing w:after="40"/>
+      </w:pPr>
+      <w:r>
+        <w:rPr>
+          <w:b w:val="0"/>
+          <w:sz w:val="20"/>
+        </w:rPr>
+        <w:t>/settings (Help &amp; Tour section)</w:t>
+      </w:r>
+    </w:p>
+    <w:p>
+      <w:pPr>
+        <w:spacing w:before="200" w:after="60"/>
+      </w:pPr>
+      <w:r>
+        <w:rPr>
+          <w:b/>
+          <w:color w:val="1F3A5F"/>
+          <w:sz w:val="22"/>
+        </w:rPr>
+        <w:t>How To Test</w:t>
+      </w:r>
+    </w:p>
+    <w:p>
+      <w:pPr>
+        <w:spacing w:after="40"/>
+        <w:ind w:left="425" w:hanging="255"/>
+      </w:pPr>
+      <w:r>
+        <w:rPr>
+          <w:b w:val="0"/>
+          <w:sz w:val="20"/>
+        </w:rPr>
+        <w:t xml:space="preserve">-  </w:t>
+      </w:r>
+      <w:r>
+        <w:rPr>
+          <w:b w:val="0"/>
+          <w:sz w:val="20"/>
+        </w:rPr>
+        <w:t>Confirm the card.</w:t>
+      </w:r>
+    </w:p>
+    <w:p>
+      <w:pPr>
+        <w:spacing w:after="40"/>
+        <w:ind w:left="907" w:hanging="255"/>
+      </w:pPr>
+      <w:r>
+        <w:rPr>
+          <w:b w:val="0"/>
+          <w:sz w:val="20"/>
+        </w:rPr>
+        <w:t xml:space="preserve">•  </w:t>
+      </w:r>
+      <w:r>
+        <w:rPr>
+          <w:b w:val="0"/>
+          <w:sz w:val="20"/>
+        </w:rPr>
+        <w:t>A 'Replay the guided walkthrough' card is visible with a brief description and a 'Start tour' button.</w:t>
+      </w:r>
+    </w:p>
+    <w:p>
+      <w:pPr>
+        <w:spacing w:after="40"/>
+        <w:ind w:left="425" w:hanging="255"/>
+      </w:pPr>
+      <w:r>
+        <w:rPr>
+          <w:b w:val="0"/>
+          <w:sz w:val="20"/>
+        </w:rPr>
+        <w:t xml:space="preserve">-  </w:t>
+      </w:r>
+      <w:r>
+        <w:rPr>
+          <w:b w:val="0"/>
+          <w:sz w:val="20"/>
+        </w:rPr>
+        <w:t>Click Start tour.</w:t>
+      </w:r>
+    </w:p>
+    <w:p>
+      <w:pPr>
+        <w:spacing w:after="40"/>
+        <w:ind w:left="907" w:hanging="255"/>
+      </w:pPr>
+      <w:r>
+        <w:rPr>
+          <w:b w:val="0"/>
+          <w:sz w:val="20"/>
+        </w:rPr>
+        <w:t xml:space="preserve">•  </w:t>
+      </w:r>
+      <w:r>
+        <w:rPr>
+          <w:b w:val="0"/>
+          <w:sz w:val="20"/>
+        </w:rPr>
+        <w:t>The page should reset the tour-completed flag for your user and immediately launch the role-aware product tour (see feature 13).</w:t>
+      </w:r>
+    </w:p>
+    <w:p>
+      <w:pPr>
+        <w:spacing w:after="40"/>
+        <w:ind w:left="907" w:hanging="255"/>
+      </w:pPr>
+      <w:r>
+        <w:rPr>
+          <w:b w:val="0"/>
+          <w:sz w:val="20"/>
+        </w:rPr>
+        <w:t xml:space="preserve">•  </w:t>
+      </w:r>
+      <w:r>
+        <w:rPr>
+          <w:b w:val="0"/>
+          <w:sz w:val="20"/>
+        </w:rPr>
+        <w:t>Confirm the tour fires whether or not you have already finished it once before.</w:t>
+      </w:r>
+    </w:p>
+    <w:p>
+      <w:pPr>
+        <w:spacing w:before="200" w:after="60"/>
+      </w:pPr>
+      <w:r>
+        <w:rPr>
+          <w:b/>
+          <w:color w:val="1F3A5F"/>
+          <w:sz w:val="22"/>
+        </w:rPr>
+        <w:t>Expected Result</w:t>
+      </w:r>
+    </w:p>
+    <w:p>
+      <w:pPr>
+        <w:spacing w:after="40"/>
+        <w:ind w:left="425" w:hanging="255"/>
+      </w:pPr>
+      <w:r>
+        <w:rPr>
+          <w:b w:val="0"/>
+          <w:sz w:val="20"/>
+        </w:rPr>
+        <w:t xml:space="preserve">-  </w:t>
+      </w:r>
+      <w:r>
+        <w:rPr>
+          <w:b w:val="0"/>
+          <w:sz w:val="20"/>
+        </w:rPr>
+        <w:t>Start tour always launches the product tour for the role you are signed in as (9-step internal, 5-step Attorney / FSBO).</w:t>
+      </w:r>
+    </w:p>
+    <w:p>
+      <w:pPr>
+        <w:spacing w:after="40"/>
+        <w:ind w:left="425" w:hanging="255"/>
+      </w:pPr>
+      <w:r>
+        <w:rPr>
+          <w:b w:val="0"/>
+          <w:sz w:val="20"/>
+        </w:rPr>
+        <w:t xml:space="preserve">-  </w:t>
+      </w:r>
+      <w:r>
+        <w:rPr>
+          <w:b w:val="0"/>
+          <w:sz w:val="20"/>
+        </w:rPr>
+        <w:t>This is the only fully-wired control in the AI Configuration / Branding / Templates / Help cluster — please test it for every role.</w:t>
+      </w:r>
+    </w:p>
+    <w:p>
+      <w:pPr>
+        <w:spacing w:before="200" w:after="60"/>
+      </w:pPr>
+      <w:r>
+        <w:rPr>
+          <w:b/>
+          <w:color w:val="1F3A5F"/>
+          <w:sz w:val="22"/>
+        </w:rPr>
+        <w:t>Future Improvement Suggestions</w:t>
+      </w:r>
+    </w:p>
+    <w:p>
+      <w:pPr>
+        <w:spacing w:after="40"/>
+        <w:ind w:left="425" w:hanging="255"/>
+      </w:pPr>
+      <w:r>
+        <w:rPr>
+          <w:b w:val="0"/>
+          <w:sz w:val="20"/>
+        </w:rPr>
+        <w:t xml:space="preserve">-  </w:t>
+      </w:r>
+      <w:r>
+        <w:rPr>
+          <w:b w:val="0"/>
+          <w:sz w:val="20"/>
+        </w:rPr>
+        <w:t>Add a 'What's new in this release' card next to Replay tour so users can re-run a tour focused on recent changes only.</w:t>
+      </w:r>
+    </w:p>
+    <w:p>
+      <w:pPr>
+        <w:spacing w:after="40"/>
+        <w:ind w:left="425" w:hanging="255"/>
+      </w:pPr>
+      <w:r>
+        <w:rPr>
+          <w:b w:val="0"/>
+          <w:sz w:val="20"/>
+        </w:rPr>
+        <w:t xml:space="preserve">-  </w:t>
+      </w:r>
+      <w:r>
+        <w:rPr>
+          <w:b w:val="0"/>
+          <w:sz w:val="20"/>
+        </w:rPr>
+        <w:t>Add a per-feature mini-tour launcher (e.g. 'Replay Documents tour only').</w:t>
+      </w:r>
+    </w:p>
+    <w:p>
+      <w:pPr>
+        <w:spacing w:after="40"/>
+        <w:ind w:left="425" w:hanging="255"/>
+      </w:pPr>
+      <w:r>
+        <w:rPr>
+          <w:b w:val="0"/>
+          <w:sz w:val="20"/>
+        </w:rPr>
+        <w:t xml:space="preserve">-  </w:t>
+      </w:r>
+      <w:r>
+        <w:rPr>
+          <w:b w:val="0"/>
+          <w:sz w:val="20"/>
+        </w:rPr>
+        <w:t>Show a small completion timestamp ('Last completed Apr 28, 2026') so users know whether they've already seen the latest version.</w:t>
+      </w:r>
+    </w:p>
+    <w:p>
+      <w:pPr>
+        <w:spacing w:before="200" w:after="60"/>
+      </w:pPr>
+      <w:r>
+        <w:rPr>
+          <w:b/>
+          <w:color w:val="C0504D"/>
+          <w:sz w:val="22"/>
+        </w:rPr>
+        <w:t>Feedback</w:t>
+      </w:r>
+    </w:p>
+    <w:p>
+      <w:pPr>
+        <w:spacing w:after="80"/>
+      </w:pPr>
+      <w:r>
+        <w:rPr>
+          <w:i/>
+          <w:color w:val="555555"/>
+          <w:sz w:val="18"/>
+        </w:rPr>
+        <w:t>Please note below: Status (Pass / Fail / Needs Work), any comments or issues you hit, and your priority for the improvement ideas above (High / Medium / Low / Skip).</w:t>
+      </w:r>
+    </w:p>
+    <w:p>
+      <w:pPr>
+        <w:spacing w:after="120"/>
+      </w:pPr>
+      <w:r>
+        <w:rPr>
+          <w:color w:val="BBBBBB"/>
+          <w:sz w:val="20"/>
+        </w:rPr>
+        <w:t>__________________________________________________________________________________________</w:t>
+      </w:r>
+    </w:p>
+    <w:p>
+      <w:pPr>
+        <w:spacing w:after="120"/>
+      </w:pPr>
+      <w:r>
+        <w:rPr>
+          <w:color w:val="BBBBBB"/>
+          <w:sz w:val="20"/>
+        </w:rPr>
+        <w:t>__________________________________________________________________________________________</w:t>
+      </w:r>
+    </w:p>
+    <w:p>
+      <w:pPr>
+        <w:spacing w:after="120"/>
+      </w:pPr>
+      <w:r>
+        <w:rPr>
+          <w:color w:val="BBBBBB"/>
+          <w:sz w:val="20"/>
+        </w:rPr>
+        <w:t>__________________________________________________________________________________________</w:t>
+      </w:r>
+    </w:p>
+    <w:p>
+      <w:pPr>
+        <w:spacing w:after="120"/>
+      </w:pPr>
+      <w:r>
+        <w:rPr>
+          <w:color w:val="BBBBBB"/>
+          <w:sz w:val="20"/>
+        </w:rPr>
+        <w:t>__________________________________________________________________________________________</w:t>
+      </w:r>
+    </w:p>
+    <w:p>
+      <w:pPr>
+        <w:spacing w:after="120"/>
+      </w:pPr>
+      <w:r>
+        <w:rPr>
+          <w:color w:val="BBBBBB"/>
+          <w:sz w:val="20"/>
+        </w:rPr>
+        <w:t>__________________________________________________________________________________________</w:t>
+      </w:r>
+    </w:p>
+    <w:p>
+      <w:pPr>
+        <w:spacing w:after="120"/>
+      </w:pPr>
+      <w:r>
+        <w:rPr>
+          <w:color w:val="BBBBBB"/>
+          <w:sz w:val="20"/>
+        </w:rPr>
+        <w:t>__________________________________________________________________________________________</w:t>
+      </w:r>
+    </w:p>
+    <w:p/>
+    <w:p>
+      <w:pPr>
+        <w:pStyle w:val="Heading2"/>
+        <w:spacing w:after="80" w:before="280"/>
+      </w:pPr>
+      <w:r>
+        <w:t>29.7. AI Email Review — overview, list, and filter tabs (Milestone 4.2)</w:t>
+      </w:r>
+    </w:p>
+    <w:p>
+      <w:pPr>
+        <w:spacing w:before="200" w:after="60"/>
+      </w:pPr>
+      <w:r>
+        <w:rPr>
+          <w:b/>
+          <w:color w:val="1F3A5F"/>
+          <w:sz w:val="22"/>
+        </w:rPr>
+        <w:t>Route / Location</w:t>
+      </w:r>
+    </w:p>
+    <w:p>
+      <w:pPr>
+        <w:spacing w:after="40"/>
+      </w:pPr>
+      <w:r>
+        <w:rPr>
+          <w:b w:val="0"/>
+          <w:sz w:val="20"/>
+        </w:rPr>
+        <w:t>/ai-emails</w:t>
+      </w:r>
+    </w:p>
+    <w:p>
+      <w:pPr>
+        <w:spacing w:before="200" w:after="60"/>
+      </w:pPr>
+      <w:r>
+        <w:rPr>
+          <w:b/>
+          <w:color w:val="1F3A5F"/>
+          <w:sz w:val="22"/>
+        </w:rPr>
+        <w:t>How To Test</w:t>
+      </w:r>
+    </w:p>
+    <w:p>
+      <w:pPr>
+        <w:spacing w:after="40"/>
+        <w:ind w:left="425" w:hanging="255"/>
+      </w:pPr>
+      <w:r>
+        <w:rPr>
+          <w:b w:val="0"/>
+          <w:sz w:val="20"/>
+        </w:rPr>
+        <w:t xml:space="preserve">-  </w:t>
+      </w:r>
+      <w:r>
+        <w:rPr>
+          <w:b w:val="0"/>
+          <w:sz w:val="20"/>
+        </w:rPr>
+        <w:t>Reach the page.</w:t>
+      </w:r>
+    </w:p>
+    <w:p>
+      <w:pPr>
+        <w:spacing w:after="40"/>
+        <w:ind w:left="907" w:hanging="255"/>
+      </w:pPr>
+      <w:r>
+        <w:rPr>
+          <w:b w:val="0"/>
+          <w:sz w:val="20"/>
+        </w:rPr>
+        <w:t xml:space="preserve">•  </w:t>
+      </w:r>
+      <w:r>
+        <w:rPr>
+          <w:b w:val="0"/>
+          <w:sz w:val="20"/>
+        </w:rPr>
+        <w:t>Open the sidebar → Intelligence → 'AI Email Review' (the entry only shows for Agent / TC / Team Lead / Admin — FSBO and Attorney do not see it).</w:t>
+      </w:r>
+    </w:p>
+    <w:p>
+      <w:pPr>
+        <w:spacing w:after="40"/>
+        <w:ind w:left="907" w:hanging="255"/>
+      </w:pPr>
+      <w:r>
+        <w:rPr>
+          <w:b w:val="0"/>
+          <w:sz w:val="20"/>
+        </w:rPr>
+        <w:t xml:space="preserve">•  </w:t>
+      </w:r>
+      <w:r>
+        <w:rPr>
+          <w:b w:val="0"/>
+          <w:sz w:val="20"/>
+        </w:rPr>
+        <w:t>You can also click the 'N AI drafts awaiting review' callout in the top-bar Notifications panel.</w:t>
+      </w:r>
+    </w:p>
+    <w:p>
+      <w:pPr>
+        <w:spacing w:after="40"/>
+        <w:ind w:left="907" w:hanging="255"/>
+      </w:pPr>
+      <w:r>
+        <w:rPr>
+          <w:b w:val="0"/>
+          <w:sz w:val="20"/>
+        </w:rPr>
+        <w:t xml:space="preserve">•  </w:t>
+      </w:r>
+      <w:r>
+        <w:rPr>
+          <w:b w:val="0"/>
+          <w:sz w:val="20"/>
+        </w:rPr>
+        <w:t>Confirm the URL is /ai-emails. The legacy deep-link /ai-emails/:logId currently still loads the page but does NOT pre-select that draft (planned).</w:t>
+      </w:r>
+    </w:p>
+    <w:p>
+      <w:pPr>
+        <w:spacing w:after="40"/>
+        <w:ind w:left="425" w:hanging="255"/>
+      </w:pPr>
+      <w:r>
+        <w:rPr>
+          <w:b w:val="0"/>
+          <w:sz w:val="20"/>
+        </w:rPr>
+        <w:t xml:space="preserve">-  </w:t>
+      </w:r>
+      <w:r>
+        <w:rPr>
+          <w:b w:val="0"/>
+          <w:sz w:val="20"/>
+        </w:rPr>
+        <w:t>Confirm the page header.</w:t>
+      </w:r>
+    </w:p>
+    <w:p>
+      <w:pPr>
+        <w:spacing w:after="40"/>
+        <w:ind w:left="907" w:hanging="255"/>
+      </w:pPr>
+      <w:r>
+        <w:rPr>
+          <w:b w:val="0"/>
+          <w:sz w:val="20"/>
+        </w:rPr>
+        <w:t xml:space="preserve">•  </w:t>
+      </w:r>
+      <w:r>
+        <w:rPr>
+          <w:b w:val="0"/>
+          <w:sz w:val="20"/>
+        </w:rPr>
+        <w:t>Breadcrumb 'Intelligence &gt; AI Email Review'.</w:t>
+      </w:r>
+    </w:p>
+    <w:p>
+      <w:pPr>
+        <w:spacing w:after="40"/>
+        <w:ind w:left="907" w:hanging="255"/>
+      </w:pPr>
+      <w:r>
+        <w:rPr>
+          <w:b w:val="0"/>
+          <w:sz w:val="20"/>
+        </w:rPr>
+        <w:t xml:space="preserve">•  </w:t>
+      </w:r>
+      <w:r>
+        <w:rPr>
+          <w:b w:val="0"/>
+          <w:sz w:val="20"/>
+        </w:rPr>
+        <w:t>Title 'AI Email Review' with an orange count pill (e.g. '3 drafts' or '1 draft').</w:t>
+      </w:r>
+    </w:p>
+    <w:p>
+      <w:pPr>
+        <w:spacing w:after="40"/>
+        <w:ind w:left="907" w:hanging="255"/>
+      </w:pPr>
+      <w:r>
+        <w:rPr>
+          <w:b w:val="0"/>
+          <w:sz w:val="20"/>
+        </w:rPr>
+        <w:t xml:space="preserve">•  </w:t>
+      </w:r>
+      <w:r>
+        <w:rPr>
+          <w:b w:val="0"/>
+          <w:sz w:val="20"/>
+        </w:rPr>
+        <w:t>Right side: a muted 'Updated Xm ago' timestamp on wide screens, and a 'Refresh' button (spinner while fetching).</w:t>
+      </w:r>
+    </w:p>
+    <w:p>
+      <w:pPr>
+        <w:spacing w:after="40"/>
+        <w:ind w:left="425" w:hanging="255"/>
+      </w:pPr>
+      <w:r>
+        <w:rPr>
+          <w:b w:val="0"/>
+          <w:sz w:val="20"/>
+        </w:rPr>
+        <w:t xml:space="preserve">-  </w:t>
+      </w:r>
+      <w:r>
+        <w:rPr>
+          <w:b w:val="0"/>
+          <w:sz w:val="20"/>
+        </w:rPr>
+        <w:t>Confirm the filter tabs.</w:t>
+      </w:r>
+    </w:p>
+    <w:p>
+      <w:pPr>
+        <w:spacing w:after="40"/>
+        <w:ind w:left="907" w:hanging="255"/>
+      </w:pPr>
+      <w:r>
+        <w:rPr>
+          <w:b w:val="0"/>
+          <w:sz w:val="20"/>
+        </w:rPr>
+        <w:t xml:space="preserve">•  </w:t>
+      </w:r>
+      <w:r>
+        <w:rPr>
+          <w:b w:val="0"/>
+          <w:sz w:val="20"/>
+        </w:rPr>
+        <w:t>Five tabs in this order: All, Needs Review, Ready to Send, Low Confidence, Escalated.</w:t>
+      </w:r>
+    </w:p>
+    <w:p>
+      <w:pPr>
+        <w:spacing w:after="40"/>
+        <w:ind w:left="907" w:hanging="255"/>
+      </w:pPr>
+      <w:r>
+        <w:rPr>
+          <w:b w:val="0"/>
+          <w:sz w:val="20"/>
+        </w:rPr>
+        <w:t xml:space="preserve">•  </w:t>
+      </w:r>
+      <w:r>
+        <w:rPr>
+          <w:b w:val="0"/>
+          <w:sz w:val="20"/>
+        </w:rPr>
+        <w:t>Each tab has a numeric count badge.</w:t>
+      </w:r>
+    </w:p>
+    <w:p>
+      <w:pPr>
+        <w:spacing w:after="40"/>
+        <w:ind w:left="907" w:hanging="255"/>
+      </w:pPr>
+      <w:r>
+        <w:rPr>
+          <w:b w:val="0"/>
+          <w:sz w:val="20"/>
+        </w:rPr>
+        <w:t xml:space="preserve">•  </w:t>
+      </w:r>
+      <w:r>
+        <w:rPr>
+          <w:b w:val="0"/>
+          <w:sz w:val="20"/>
+        </w:rPr>
+        <w:t>'Needs Review' and 'Escalated' badges turn red when their count is greater than zero.</w:t>
+      </w:r>
+    </w:p>
+    <w:p>
+      <w:pPr>
+        <w:spacing w:after="40"/>
+        <w:ind w:left="907" w:hanging="255"/>
+      </w:pPr>
+      <w:r>
+        <w:rPr>
+          <w:b w:val="0"/>
+          <w:sz w:val="20"/>
+        </w:rPr>
+        <w:t xml:space="preserve">•  </w:t>
+      </w:r>
+      <w:r>
+        <w:rPr>
+          <w:b w:val="0"/>
+          <w:sz w:val="20"/>
+        </w:rPr>
+        <w:t>Click each tab in turn and confirm the list narrows to the matching subset.</w:t>
+      </w:r>
+    </w:p>
+    <w:p>
+      <w:pPr>
+        <w:spacing w:after="40"/>
+        <w:ind w:left="425" w:hanging="255"/>
+      </w:pPr>
+      <w:r>
+        <w:rPr>
+          <w:b w:val="0"/>
+          <w:sz w:val="20"/>
+        </w:rPr>
+        <w:t xml:space="preserve">-  </w:t>
+      </w:r>
+      <w:r>
+        <w:rPr>
+          <w:b w:val="0"/>
+          <w:sz w:val="20"/>
+        </w:rPr>
+        <w:t>Auto-refresh and bell sync.</w:t>
+      </w:r>
+    </w:p>
+    <w:p>
+      <w:pPr>
+        <w:spacing w:after="40"/>
+        <w:ind w:left="907" w:hanging="255"/>
+      </w:pPr>
+      <w:r>
+        <w:rPr>
+          <w:b w:val="0"/>
+          <w:sz w:val="20"/>
+        </w:rPr>
+        <w:t xml:space="preserve">•  </w:t>
+      </w:r>
+      <w:r>
+        <w:rPr>
+          <w:b w:val="0"/>
+          <w:sz w:val="20"/>
+        </w:rPr>
+        <w:t>Leave the page open for 60+ seconds. The list silently refetches every minute.</w:t>
+      </w:r>
+    </w:p>
+    <w:p>
+      <w:pPr>
+        <w:spacing w:after="40"/>
+        <w:ind w:left="907" w:hanging="255"/>
+      </w:pPr>
+      <w:r>
+        <w:rPr>
+          <w:b w:val="0"/>
+          <w:sz w:val="20"/>
+        </w:rPr>
+        <w:t xml:space="preserve">•  </w:t>
+      </w:r>
+      <w:r>
+        <w:rPr>
+          <w:b w:val="0"/>
+          <w:sz w:val="20"/>
+        </w:rPr>
+        <w:t>If a new draft lands while you have the page open, it appears in the list without a manual refresh.</w:t>
+      </w:r>
+    </w:p>
+    <w:p>
+      <w:pPr>
+        <w:spacing w:after="40"/>
+        <w:ind w:left="907" w:hanging="255"/>
+      </w:pPr>
+      <w:r>
+        <w:rPr>
+          <w:b w:val="0"/>
+          <w:sz w:val="20"/>
+        </w:rPr>
+        <w:t xml:space="preserve">•  </w:t>
+      </w:r>
+      <w:r>
+        <w:rPr>
+          <w:b w:val="0"/>
+          <w:sz w:val="20"/>
+        </w:rPr>
+        <w:t>Open the top-bar bell on any page — the unread count should match the All tab count here.</w:t>
+      </w:r>
+    </w:p>
+    <w:p>
+      <w:pPr>
+        <w:spacing w:after="40"/>
+        <w:ind w:left="425" w:hanging="255"/>
+      </w:pPr>
+      <w:r>
+        <w:rPr>
+          <w:b w:val="0"/>
+          <w:sz w:val="20"/>
+        </w:rPr>
+        <w:t xml:space="preserve">-  </w:t>
+      </w:r>
+      <w:r>
+        <w:rPr>
+          <w:b w:val="0"/>
+          <w:sz w:val="20"/>
+        </w:rPr>
+        <w:t>Empty / loading / error states.</w:t>
+      </w:r>
+    </w:p>
+    <w:p>
+      <w:pPr>
+        <w:spacing w:after="40"/>
+        <w:ind w:left="907" w:hanging="255"/>
+      </w:pPr>
+      <w:r>
+        <w:rPr>
+          <w:b w:val="0"/>
+          <w:sz w:val="20"/>
+        </w:rPr>
+        <w:t xml:space="preserve">•  </w:t>
+      </w:r>
+      <w:r>
+        <w:rPr>
+          <w:b w:val="0"/>
+          <w:sz w:val="20"/>
+        </w:rPr>
+        <w:t>When the list is loading, four pulsing grey skeleton rows are shown.</w:t>
+      </w:r>
+    </w:p>
+    <w:p>
+      <w:pPr>
+        <w:spacing w:after="40"/>
+        <w:ind w:left="907" w:hanging="255"/>
+      </w:pPr>
+      <w:r>
+        <w:rPr>
+          <w:b w:val="0"/>
+          <w:sz w:val="20"/>
+        </w:rPr>
+        <w:t xml:space="preserve">•  </w:t>
+      </w:r>
+      <w:r>
+        <w:rPr>
+          <w:b w:val="0"/>
+          <w:sz w:val="20"/>
+        </w:rPr>
+        <w:t>When there are no drafts at all, the right pane reads 'Inbox is clear — When the AI prepares a reply that needs your sign-off, it will land here for review before sending.'</w:t>
+      </w:r>
+    </w:p>
+    <w:p>
+      <w:pPr>
+        <w:spacing w:after="40"/>
+        <w:ind w:left="907" w:hanging="255"/>
+      </w:pPr>
+      <w:r>
+        <w:rPr>
+          <w:b w:val="0"/>
+          <w:sz w:val="20"/>
+        </w:rPr>
+        <w:t xml:space="preserve">•  </w:t>
+      </w:r>
+      <w:r>
+        <w:rPr>
+          <w:b w:val="0"/>
+          <w:sz w:val="20"/>
+        </w:rPr>
+        <w:t>When the current filter has no matches but other tabs do, the right pane reads 'Nothing in this view — Try a different filter, or wait for the next AI-prepared reply to land here.'</w:t>
+      </w:r>
+    </w:p>
+    <w:p>
+      <w:pPr>
+        <w:spacing w:after="40"/>
+        <w:ind w:left="907" w:hanging="255"/>
+      </w:pPr>
+      <w:r>
+        <w:rPr>
+          <w:b w:val="0"/>
+          <w:sz w:val="20"/>
+        </w:rPr>
+        <w:t xml:space="preserve">•  </w:t>
+      </w:r>
+      <w:r>
+        <w:rPr>
+          <w:b w:val="0"/>
+          <w:sz w:val="20"/>
+        </w:rPr>
+        <w:t>If the list fails to load, a centered 'Couldn't load drafts.' card is shown with a 'Try again' link.</w:t>
+      </w:r>
+    </w:p>
+    <w:p>
+      <w:pPr>
+        <w:spacing w:before="200" w:after="60"/>
+      </w:pPr>
+      <w:r>
+        <w:rPr>
+          <w:b/>
+          <w:color w:val="1F3A5F"/>
+          <w:sz w:val="22"/>
+        </w:rPr>
+        <w:t>Expected Result</w:t>
+      </w:r>
+    </w:p>
+    <w:p>
+      <w:pPr>
+        <w:spacing w:after="40"/>
+        <w:ind w:left="425" w:hanging="255"/>
+      </w:pPr>
+      <w:r>
+        <w:rPr>
+          <w:b w:val="0"/>
+          <w:sz w:val="20"/>
+        </w:rPr>
+        <w:t xml:space="preserve">-  </w:t>
+      </w:r>
+      <w:r>
+        <w:rPr>
+          <w:b w:val="0"/>
+          <w:sz w:val="20"/>
+        </w:rPr>
+        <w:t>Sidebar navigation, breadcrumb, count pill, filter tabs, and refresh button all render correctly.</w:t>
+      </w:r>
+    </w:p>
+    <w:p>
+      <w:pPr>
+        <w:spacing w:after="40"/>
+        <w:ind w:left="425" w:hanging="255"/>
+      </w:pPr>
+      <w:r>
+        <w:rPr>
+          <w:b w:val="0"/>
+          <w:sz w:val="20"/>
+        </w:rPr>
+        <w:t xml:space="preserve">-  </w:t>
+      </w:r>
+      <w:r>
+        <w:rPr>
+          <w:b w:val="0"/>
+          <w:sz w:val="20"/>
+        </w:rPr>
+        <w:t>The list only contains drafts your role is allowed to act on (server-enforced).</w:t>
+      </w:r>
+    </w:p>
+    <w:p>
+      <w:pPr>
+        <w:spacing w:after="40"/>
+        <w:ind w:left="425" w:hanging="255"/>
+      </w:pPr>
+      <w:r>
+        <w:rPr>
+          <w:b w:val="0"/>
+          <w:sz w:val="20"/>
+        </w:rPr>
+        <w:t xml:space="preserve">-  </w:t>
+      </w:r>
+      <w:r>
+        <w:rPr>
+          <w:b w:val="0"/>
+          <w:sz w:val="20"/>
+        </w:rPr>
+        <w:t>Auto-refresh runs every 60 seconds; immediate invalidation happens after every Approve / Edit / Discard / Regenerate action.</w:t>
+      </w:r>
+    </w:p>
+    <w:p>
+      <w:pPr>
+        <w:spacing w:after="40"/>
+        <w:ind w:left="425" w:hanging="255"/>
+      </w:pPr>
+      <w:r>
+        <w:rPr>
+          <w:b w:val="0"/>
+          <w:sz w:val="20"/>
+        </w:rPr>
+        <w:t xml:space="preserve">-  </w:t>
+      </w:r>
+      <w:r>
+        <w:rPr>
+          <w:b w:val="0"/>
+          <w:sz w:val="20"/>
+        </w:rPr>
+        <w:t>Empty, loading, and error states all give the user a clear way forward.</w:t>
+      </w:r>
+    </w:p>
+    <w:p>
+      <w:pPr>
+        <w:spacing w:before="200" w:after="60"/>
+      </w:pPr>
+      <w:r>
+        <w:rPr>
+          <w:b/>
+          <w:color w:val="1F3A5F"/>
+          <w:sz w:val="22"/>
+        </w:rPr>
+        <w:t>Future Improvement Suggestions</w:t>
+      </w:r>
+    </w:p>
+    <w:p>
+      <w:pPr>
+        <w:spacing w:after="40"/>
+        <w:ind w:left="425" w:hanging="255"/>
+      </w:pPr>
+      <w:r>
+        <w:rPr>
+          <w:b w:val="0"/>
+          <w:sz w:val="20"/>
+        </w:rPr>
+        <w:t xml:space="preserve">-  </w:t>
+      </w:r>
+      <w:r>
+        <w:rPr>
+          <w:b w:val="0"/>
+          <w:sz w:val="20"/>
+        </w:rPr>
+        <w:t>Add an inline search box and sort control inside the list pane.</w:t>
+      </w:r>
+    </w:p>
+    <w:p>
+      <w:pPr>
+        <w:spacing w:after="40"/>
+        <w:ind w:left="425" w:hanging="255"/>
+      </w:pPr>
+      <w:r>
+        <w:rPr>
+          <w:b w:val="0"/>
+          <w:sz w:val="20"/>
+        </w:rPr>
+        <w:t xml:space="preserve">-  </w:t>
+      </w:r>
+      <w:r>
+        <w:rPr>
+          <w:b w:val="0"/>
+          <w:sz w:val="20"/>
+        </w:rPr>
+        <w:t>Add a per-row checkbox + bulk Approve / Discard so a reviewer can clear a backlog quickly.</w:t>
+      </w:r>
+    </w:p>
+    <w:p>
+      <w:pPr>
+        <w:spacing w:after="40"/>
+        <w:ind w:left="425" w:hanging="255"/>
+      </w:pPr>
+      <w:r>
+        <w:rPr>
+          <w:b w:val="0"/>
+          <w:sz w:val="20"/>
+        </w:rPr>
+        <w:t xml:space="preserve">-  </w:t>
+      </w:r>
+      <w:r>
+        <w:rPr>
+          <w:b w:val="0"/>
+          <w:sz w:val="20"/>
+        </w:rPr>
+        <w:t>Wire the deep-link /ai-emails/:logId so notifications open the exact draft in question.</w:t>
+      </w:r>
+    </w:p>
+    <w:p>
+      <w:pPr>
+        <w:spacing w:after="40"/>
+        <w:ind w:left="425" w:hanging="255"/>
+      </w:pPr>
+      <w:r>
+        <w:rPr>
+          <w:b w:val="0"/>
+          <w:sz w:val="20"/>
+        </w:rPr>
+        <w:t xml:space="preserve">-  </w:t>
+      </w:r>
+      <w:r>
+        <w:rPr>
+          <w:b w:val="0"/>
+          <w:sz w:val="20"/>
+        </w:rPr>
+        <w:t>Stream live updates over websocket so the list does not have to poll every minute.</w:t>
+      </w:r>
+    </w:p>
+    <w:p>
+      <w:pPr>
+        <w:spacing w:before="200" w:after="60"/>
+      </w:pPr>
+      <w:r>
+        <w:rPr>
+          <w:b/>
+          <w:color w:val="C0504D"/>
+          <w:sz w:val="22"/>
+        </w:rPr>
+        <w:t>Feedback</w:t>
+      </w:r>
+    </w:p>
+    <w:p>
+      <w:pPr>
+        <w:spacing w:after="80"/>
+      </w:pPr>
+      <w:r>
+        <w:rPr>
+          <w:i/>
+          <w:color w:val="555555"/>
+          <w:sz w:val="18"/>
+        </w:rPr>
+        <w:t>Please note below: Status (Pass / Fail / Needs Work), any comments or issues you hit, and your priority for the improvement ideas above (High / Medium / Low / Skip).</w:t>
+      </w:r>
+    </w:p>
+    <w:p>
+      <w:pPr>
+        <w:spacing w:after="120"/>
+      </w:pPr>
+      <w:r>
+        <w:rPr>
+          <w:color w:val="BBBBBB"/>
+          <w:sz w:val="20"/>
+        </w:rPr>
+        <w:t>__________________________________________________________________________________________</w:t>
+      </w:r>
+    </w:p>
+    <w:p>
+      <w:pPr>
+        <w:spacing w:after="120"/>
+      </w:pPr>
+      <w:r>
+        <w:rPr>
+          <w:color w:val="BBBBBB"/>
+          <w:sz w:val="20"/>
+        </w:rPr>
+        <w:t>__________________________________________________________________________________________</w:t>
+      </w:r>
+    </w:p>
+    <w:p>
+      <w:pPr>
+        <w:spacing w:after="120"/>
+      </w:pPr>
+      <w:r>
+        <w:rPr>
+          <w:color w:val="BBBBBB"/>
+          <w:sz w:val="20"/>
+        </w:rPr>
+        <w:t>__________________________________________________________________________________________</w:t>
+      </w:r>
+    </w:p>
+    <w:p>
+      <w:pPr>
+        <w:spacing w:after="120"/>
+      </w:pPr>
+      <w:r>
+        <w:rPr>
+          <w:color w:val="BBBBBB"/>
+          <w:sz w:val="20"/>
+        </w:rPr>
+        <w:t>__________________________________________________________________________________________</w:t>
+      </w:r>
+    </w:p>
+    <w:p>
+      <w:pPr>
+        <w:spacing w:after="120"/>
+      </w:pPr>
+      <w:r>
+        <w:rPr>
+          <w:color w:val="BBBBBB"/>
+          <w:sz w:val="20"/>
+        </w:rPr>
+        <w:t>__________________________________________________________________________________________</w:t>
+      </w:r>
+    </w:p>
+    <w:p>
+      <w:pPr>
+        <w:spacing w:after="120"/>
+      </w:pPr>
+      <w:r>
+        <w:rPr>
+          <w:color w:val="BBBBBB"/>
+          <w:sz w:val="20"/>
+        </w:rPr>
+        <w:t>__________________________________________________________________________________________</w:t>
+      </w:r>
+    </w:p>
+    <w:p/>
+    <w:p>
+      <w:pPr>
+        <w:pStyle w:val="Heading2"/>
+        <w:spacing w:after="80" w:before="280"/>
+      </w:pPr>
+      <w:r>
+        <w:t>29.8. AI Email Review — list pane row anatomy</w:t>
+      </w:r>
+    </w:p>
+    <w:p>
+      <w:pPr>
+        <w:spacing w:before="200" w:after="60"/>
+      </w:pPr>
+      <w:r>
+        <w:rPr>
+          <w:b/>
+          <w:color w:val="1F3A5F"/>
+          <w:sz w:val="22"/>
+        </w:rPr>
+        <w:t>Route / Location</w:t>
+      </w:r>
+    </w:p>
+    <w:p>
+      <w:pPr>
+        <w:spacing w:after="40"/>
+      </w:pPr>
+      <w:r>
+        <w:rPr>
+          <w:b w:val="0"/>
+          <w:sz w:val="20"/>
+        </w:rPr>
+        <w:t>/ai-emails (left list pane)</w:t>
+      </w:r>
+    </w:p>
+    <w:p>
+      <w:pPr>
+        <w:spacing w:before="200" w:after="60"/>
+      </w:pPr>
+      <w:r>
+        <w:rPr>
+          <w:b/>
+          <w:color w:val="1F3A5F"/>
+          <w:sz w:val="22"/>
+        </w:rPr>
+        <w:t>How To Test</w:t>
+      </w:r>
+    </w:p>
+    <w:p>
+      <w:pPr>
+        <w:spacing w:after="40"/>
+        <w:ind w:left="425" w:hanging="255"/>
+      </w:pPr>
+      <w:r>
+        <w:rPr>
+          <w:b w:val="0"/>
+          <w:sz w:val="20"/>
+        </w:rPr>
+        <w:t xml:space="preserve">-  </w:t>
+      </w:r>
+      <w:r>
+        <w:rPr>
+          <w:b w:val="0"/>
+          <w:sz w:val="20"/>
+        </w:rPr>
+        <w:t>Inspect any draft row.</w:t>
+      </w:r>
+    </w:p>
+    <w:p>
+      <w:pPr>
+        <w:spacing w:after="40"/>
+        <w:ind w:left="907" w:hanging="255"/>
+      </w:pPr>
+      <w:r>
+        <w:rPr>
+          <w:b w:val="0"/>
+          <w:sz w:val="20"/>
+        </w:rPr>
+        <w:t xml:space="preserve">•  </w:t>
+      </w:r>
+      <w:r>
+        <w:rPr>
+          <w:b w:val="0"/>
+          <w:sz w:val="20"/>
+        </w:rPr>
+        <w:t>Status dot at the start: green for high-confidence drafts, amber for medium, red for low or escalated, grey when the AI could not score itself.</w:t>
+      </w:r>
+    </w:p>
+    <w:p>
+      <w:pPr>
+        <w:spacing w:after="40"/>
+        <w:ind w:left="907" w:hanging="255"/>
+      </w:pPr>
+      <w:r>
+        <w:rPr>
+          <w:b w:val="0"/>
+          <w:sz w:val="20"/>
+        </w:rPr>
+        <w:t xml:space="preserve">•  </w:t>
+      </w:r>
+      <w:r>
+        <w:rPr>
+          <w:b w:val="0"/>
+          <w:sz w:val="20"/>
+        </w:rPr>
+        <w:t>Subject line, bolded when the row is selected, falls back to '(no subject)' if missing.</w:t>
+      </w:r>
+    </w:p>
+    <w:p>
+      <w:pPr>
+        <w:spacing w:after="40"/>
+        <w:ind w:left="907" w:hanging="255"/>
+      </w:pPr>
+      <w:r>
+        <w:rPr>
+          <w:b w:val="0"/>
+          <w:sz w:val="20"/>
+        </w:rPr>
+        <w:t xml:space="preserve">•  </w:t>
+      </w:r>
+      <w:r>
+        <w:rPr>
+          <w:b w:val="0"/>
+          <w:sz w:val="20"/>
+        </w:rPr>
+        <w:t>Recipient email(s) shown beneath the subject in monospaced text.</w:t>
+      </w:r>
+    </w:p>
+    <w:p>
+      <w:pPr>
+        <w:spacing w:after="40"/>
+        <w:ind w:left="907" w:hanging="255"/>
+      </w:pPr>
+      <w:r>
+        <w:rPr>
+          <w:b w:val="0"/>
+          <w:sz w:val="20"/>
+        </w:rPr>
+        <w:t xml:space="preserve">•  </w:t>
+      </w:r>
+      <w:r>
+        <w:rPr>
+          <w:b w:val="0"/>
+          <w:sz w:val="20"/>
+        </w:rPr>
+        <w:t>Pill row beneath the recipient: a 'kind' label (Factual question / Document request / Vendor reply / Uncertain — review carefully / Other), a confidence percent, and an 'Escalated' red pill if past the escalation deadline.</w:t>
+      </w:r>
+    </w:p>
+    <w:p>
+      <w:pPr>
+        <w:spacing w:after="40"/>
+        <w:ind w:left="907" w:hanging="255"/>
+      </w:pPr>
+      <w:r>
+        <w:rPr>
+          <w:b w:val="0"/>
+          <w:sz w:val="20"/>
+        </w:rPr>
+        <w:t xml:space="preserve">•  </w:t>
+      </w:r>
+      <w:r>
+        <w:rPr>
+          <w:b w:val="0"/>
+          <w:sz w:val="20"/>
+        </w:rPr>
+        <w:t>Right side: relative timestamp (for example '12m ago') and a chevron that becomes visible on hover or when the row is selected.</w:t>
+      </w:r>
+    </w:p>
+    <w:p>
+      <w:pPr>
+        <w:spacing w:after="40"/>
+        <w:ind w:left="425" w:hanging="255"/>
+      </w:pPr>
+      <w:r>
+        <w:rPr>
+          <w:b w:val="0"/>
+          <w:sz w:val="20"/>
+        </w:rPr>
+        <w:t xml:space="preserve">-  </w:t>
+      </w:r>
+      <w:r>
+        <w:rPr>
+          <w:b w:val="0"/>
+          <w:sz w:val="20"/>
+        </w:rPr>
+        <w:t>Click a row.</w:t>
+      </w:r>
+    </w:p>
+    <w:p>
+      <w:pPr>
+        <w:spacing w:after="40"/>
+        <w:ind w:left="907" w:hanging="255"/>
+      </w:pPr>
+      <w:r>
+        <w:rPr>
+          <w:b w:val="0"/>
+          <w:sz w:val="20"/>
+        </w:rPr>
+        <w:t xml:space="preserve">•  </w:t>
+      </w:r>
+      <w:r>
+        <w:rPr>
+          <w:b w:val="0"/>
+          <w:sz w:val="20"/>
+        </w:rPr>
+        <w:t>The row gains an orange left edge bar and the detail pane on the right loads (see 29.9).</w:t>
+      </w:r>
+    </w:p>
+    <w:p>
+      <w:pPr>
+        <w:spacing w:after="40"/>
+        <w:ind w:left="425" w:hanging="255"/>
+      </w:pPr>
+      <w:r>
+        <w:rPr>
+          <w:b w:val="0"/>
+          <w:sz w:val="20"/>
+        </w:rPr>
+        <w:t xml:space="preserve">-  </w:t>
+      </w:r>
+      <w:r>
+        <w:rPr>
+          <w:b w:val="0"/>
+          <w:sz w:val="20"/>
+        </w:rPr>
+        <w:t>Confirm there is no list-pane search / sort / bulk-action UI yet.</w:t>
+      </w:r>
+    </w:p>
+    <w:p>
+      <w:pPr>
+        <w:spacing w:after="40"/>
+        <w:ind w:left="907" w:hanging="255"/>
+      </w:pPr>
+      <w:r>
+        <w:rPr>
+          <w:b w:val="0"/>
+          <w:sz w:val="20"/>
+        </w:rPr>
+        <w:t xml:space="preserve">•  </w:t>
+      </w:r>
+      <w:r>
+        <w:rPr>
+          <w:b w:val="0"/>
+          <w:sz w:val="20"/>
+        </w:rPr>
+        <w:t>Filter tabs at the top of the page are the ONLY filtering surface. Flag if the client expects per-row checkboxes or a search field.</w:t>
+      </w:r>
+    </w:p>
+    <w:p>
+      <w:pPr>
+        <w:spacing w:before="200" w:after="60"/>
+      </w:pPr>
+      <w:r>
+        <w:rPr>
+          <w:b/>
+          <w:color w:val="1F3A5F"/>
+          <w:sz w:val="22"/>
+        </w:rPr>
+        <w:t>Expected Result</w:t>
+      </w:r>
+    </w:p>
+    <w:p>
+      <w:pPr>
+        <w:spacing w:after="40"/>
+        <w:ind w:left="425" w:hanging="255"/>
+      </w:pPr>
+      <w:r>
+        <w:rPr>
+          <w:b w:val="0"/>
+          <w:sz w:val="20"/>
+        </w:rPr>
+        <w:t xml:space="preserve">-  </w:t>
+      </w:r>
+      <w:r>
+        <w:rPr>
+          <w:b w:val="0"/>
+          <w:sz w:val="20"/>
+        </w:rPr>
+        <w:t>Every row exposes confidence, kind, recipient, subject, escalation status, and timestamp at a glance.</w:t>
+      </w:r>
+    </w:p>
+    <w:p>
+      <w:pPr>
+        <w:spacing w:after="40"/>
+        <w:ind w:left="425" w:hanging="255"/>
+      </w:pPr>
+      <w:r>
+        <w:rPr>
+          <w:b w:val="0"/>
+          <w:sz w:val="20"/>
+        </w:rPr>
+        <w:t xml:space="preserve">-  </w:t>
+      </w:r>
+      <w:r>
+        <w:rPr>
+          <w:b w:val="0"/>
+          <w:sz w:val="20"/>
+        </w:rPr>
+        <w:t>Selection persists across the 60-second auto-refetch as long as the draft is still in the filtered slice.</w:t>
+      </w:r>
+    </w:p>
+    <w:p>
+      <w:pPr>
+        <w:spacing w:before="200" w:after="60"/>
+      </w:pPr>
+      <w:r>
+        <w:rPr>
+          <w:b/>
+          <w:color w:val="1F3A5F"/>
+          <w:sz w:val="22"/>
+        </w:rPr>
+        <w:t>Future Improvement Suggestions</w:t>
+      </w:r>
+    </w:p>
+    <w:p>
+      <w:pPr>
+        <w:spacing w:after="40"/>
+        <w:ind w:left="425" w:hanging="255"/>
+      </w:pPr>
+      <w:r>
+        <w:rPr>
+          <w:b w:val="0"/>
+          <w:sz w:val="20"/>
+        </w:rPr>
+        <w:t xml:space="preserve">-  </w:t>
+      </w:r>
+      <w:r>
+        <w:rPr>
+          <w:b w:val="0"/>
+          <w:sz w:val="20"/>
+        </w:rPr>
+        <w:t>Expose the underlying transaction address on each row so a reviewer can scan deals without opening each draft.</w:t>
+      </w:r>
+    </w:p>
+    <w:p>
+      <w:pPr>
+        <w:spacing w:after="40"/>
+        <w:ind w:left="425" w:hanging="255"/>
+      </w:pPr>
+      <w:r>
+        <w:rPr>
+          <w:b w:val="0"/>
+          <w:sz w:val="20"/>
+        </w:rPr>
+        <w:t xml:space="preserve">-  </w:t>
+      </w:r>
+      <w:r>
+        <w:rPr>
+          <w:b w:val="0"/>
+          <w:sz w:val="20"/>
+        </w:rPr>
+        <w:t>Show a small 'Has attachments' icon (planned alongside attachment support).</w:t>
+      </w:r>
+    </w:p>
+    <w:p>
+      <w:pPr>
+        <w:spacing w:after="40"/>
+        <w:ind w:left="425" w:hanging="255"/>
+      </w:pPr>
+      <w:r>
+        <w:rPr>
+          <w:b w:val="0"/>
+          <w:sz w:val="20"/>
+        </w:rPr>
+        <w:t xml:space="preserve">-  </w:t>
+      </w:r>
+      <w:r>
+        <w:rPr>
+          <w:b w:val="0"/>
+          <w:sz w:val="20"/>
+        </w:rPr>
+        <w:t>Offer a compact / comfortable density toggle for high-volume reviewers.</w:t>
+      </w:r>
+    </w:p>
+    <w:p>
+      <w:pPr>
+        <w:spacing w:before="200" w:after="60"/>
+      </w:pPr>
+      <w:r>
+        <w:rPr>
+          <w:b/>
+          <w:color w:val="C0504D"/>
+          <w:sz w:val="22"/>
+        </w:rPr>
+        <w:t>Feedback</w:t>
+      </w:r>
+    </w:p>
+    <w:p>
+      <w:pPr>
+        <w:spacing w:after="80"/>
+      </w:pPr>
+      <w:r>
+        <w:rPr>
+          <w:i/>
+          <w:color w:val="555555"/>
+          <w:sz w:val="18"/>
+        </w:rPr>
+        <w:t>Please note below: Status (Pass / Fail / Needs Work), any comments or issues you hit, and your priority for the improvement ideas above (High / Medium / Low / Skip).</w:t>
+      </w:r>
+    </w:p>
+    <w:p>
+      <w:pPr>
+        <w:spacing w:after="120"/>
+      </w:pPr>
+      <w:r>
+        <w:rPr>
+          <w:color w:val="BBBBBB"/>
+          <w:sz w:val="20"/>
+        </w:rPr>
+        <w:t>__________________________________________________________________________________________</w:t>
+      </w:r>
+    </w:p>
+    <w:p>
+      <w:pPr>
+        <w:spacing w:after="120"/>
+      </w:pPr>
+      <w:r>
+        <w:rPr>
+          <w:color w:val="BBBBBB"/>
+          <w:sz w:val="20"/>
+        </w:rPr>
+        <w:t>__________________________________________________________________________________________</w:t>
+      </w:r>
+    </w:p>
+    <w:p>
+      <w:pPr>
+        <w:spacing w:after="120"/>
+      </w:pPr>
+      <w:r>
+        <w:rPr>
+          <w:color w:val="BBBBBB"/>
+          <w:sz w:val="20"/>
+        </w:rPr>
+        <w:t>__________________________________________________________________________________________</w:t>
+      </w:r>
+    </w:p>
+    <w:p>
+      <w:pPr>
+        <w:spacing w:after="120"/>
+      </w:pPr>
+      <w:r>
+        <w:rPr>
+          <w:color w:val="BBBBBB"/>
+          <w:sz w:val="20"/>
+        </w:rPr>
+        <w:t>__________________________________________________________________________________________</w:t>
+      </w:r>
+    </w:p>
+    <w:p>
+      <w:pPr>
+        <w:spacing w:after="120"/>
+      </w:pPr>
+      <w:r>
+        <w:rPr>
+          <w:color w:val="BBBBBB"/>
+          <w:sz w:val="20"/>
+        </w:rPr>
+        <w:t>__________________________________________________________________________________________</w:t>
+      </w:r>
+    </w:p>
+    <w:p>
+      <w:pPr>
+        <w:spacing w:after="120"/>
+      </w:pPr>
+      <w:r>
+        <w:rPr>
+          <w:color w:val="BBBBBB"/>
+          <w:sz w:val="20"/>
+        </w:rPr>
+        <w:t>__________________________________________________________________________________________</w:t>
+      </w:r>
+    </w:p>
+    <w:p/>
+    <w:p>
+      <w:pPr>
+        <w:pStyle w:val="Heading2"/>
+        <w:spacing w:after="80" w:before="280"/>
+      </w:pPr>
+      <w:r>
+        <w:t>29.9. AI Email Review — detail pane (AI Verified From + Original Inbound + flagged assumptions)</w:t>
+      </w:r>
+    </w:p>
+    <w:p>
+      <w:pPr>
+        <w:spacing w:before="200" w:after="60"/>
+      </w:pPr>
+      <w:r>
+        <w:rPr>
+          <w:b/>
+          <w:color w:val="1F3A5F"/>
+          <w:sz w:val="22"/>
+        </w:rPr>
+        <w:t>Route / Location</w:t>
+      </w:r>
+    </w:p>
+    <w:p>
+      <w:pPr>
+        <w:spacing w:after="40"/>
+      </w:pPr>
+      <w:r>
+        <w:rPr>
+          <w:b w:val="0"/>
+          <w:sz w:val="20"/>
+        </w:rPr>
+        <w:t>/ai-emails (right detail pane)</w:t>
+      </w:r>
+    </w:p>
+    <w:p>
+      <w:pPr>
+        <w:spacing w:before="200" w:after="60"/>
+      </w:pPr>
+      <w:r>
+        <w:rPr>
+          <w:b/>
+          <w:color w:val="1F3A5F"/>
+          <w:sz w:val="22"/>
+        </w:rPr>
+        <w:t>How To Test</w:t>
+      </w:r>
+    </w:p>
+    <w:p>
+      <w:pPr>
+        <w:spacing w:after="40"/>
+        <w:ind w:left="425" w:hanging="255"/>
+      </w:pPr>
+      <w:r>
+        <w:rPr>
+          <w:b w:val="0"/>
+          <w:sz w:val="20"/>
+        </w:rPr>
+        <w:t xml:space="preserve">-  </w:t>
+      </w:r>
+      <w:r>
+        <w:rPr>
+          <w:b w:val="0"/>
+          <w:sz w:val="20"/>
+        </w:rPr>
+        <w:t>Open any draft and inspect the detail pane.</w:t>
+      </w:r>
+    </w:p>
+    <w:p>
+      <w:pPr>
+        <w:spacing w:after="40"/>
+        <w:ind w:left="907" w:hanging="255"/>
+      </w:pPr>
+      <w:r>
+        <w:rPr>
+          <w:b w:val="0"/>
+          <w:sz w:val="20"/>
+        </w:rPr>
+        <w:t xml:space="preserve">•  </w:t>
+      </w:r>
+      <w:r>
+        <w:rPr>
+          <w:b w:val="0"/>
+          <w:sz w:val="20"/>
+        </w:rPr>
+        <w:t>Hero header: pill row showing AI Draft badge (sparkles icon), Kind pill, a Confidence meter (label + tiny progress bar + percent), and an Escalated pill if past the deadline. Relative timestamp on the right.</w:t>
+      </w:r>
+    </w:p>
+    <w:p>
+      <w:pPr>
+        <w:spacing w:after="40"/>
+        <w:ind w:left="907" w:hanging="255"/>
+      </w:pPr>
+      <w:r>
+        <w:rPr>
+          <w:b w:val="0"/>
+          <w:sz w:val="20"/>
+        </w:rPr>
+        <w:t xml:space="preserve">•  </w:t>
+      </w:r>
+      <w:r>
+        <w:rPr>
+          <w:b w:val="0"/>
+          <w:sz w:val="20"/>
+        </w:rPr>
+        <w:t>Subject line in serif type below the pill row.</w:t>
+      </w:r>
+    </w:p>
+    <w:p>
+      <w:pPr>
+        <w:spacing w:after="40"/>
+        <w:ind w:left="907" w:hanging="255"/>
+      </w:pPr>
+      <w:r>
+        <w:rPr>
+          <w:b w:val="0"/>
+          <w:sz w:val="20"/>
+        </w:rPr>
+        <w:t xml:space="preserve">•  </w:t>
+      </w:r>
+      <w:r>
+        <w:rPr>
+          <w:b w:val="0"/>
+          <w:sz w:val="20"/>
+        </w:rPr>
+        <w:t>'To:' line (always shown, monospaced). 'Cc:' line only appears if the AI has CC'd anyone — by default the file owner agent is auto-CC'd so they keep a copy in Sent.</w:t>
+      </w:r>
+    </w:p>
+    <w:p>
+      <w:pPr>
+        <w:spacing w:after="40"/>
+        <w:ind w:left="425" w:hanging="255"/>
+      </w:pPr>
+      <w:r>
+        <w:rPr>
+          <w:b w:val="0"/>
+          <w:sz w:val="20"/>
+        </w:rPr>
+        <w:t xml:space="preserve">-  </w:t>
+      </w:r>
+      <w:r>
+        <w:rPr>
+          <w:b w:val="0"/>
+          <w:sz w:val="20"/>
+        </w:rPr>
+        <w:t>Body grid — left.</w:t>
+      </w:r>
+    </w:p>
+    <w:p>
+      <w:pPr>
+        <w:spacing w:after="40"/>
+        <w:ind w:left="907" w:hanging="255"/>
+      </w:pPr>
+      <w:r>
+        <w:rPr>
+          <w:b w:val="0"/>
+          <w:sz w:val="20"/>
+        </w:rPr>
+        <w:t xml:space="preserve">•  </w:t>
+      </w:r>
+      <w:r>
+        <w:rPr>
+          <w:b w:val="0"/>
+          <w:sz w:val="20"/>
+        </w:rPr>
+        <w:t>AI-drafted reply rendered as plain text.</w:t>
+      </w:r>
+    </w:p>
+    <w:p>
+      <w:pPr>
+        <w:spacing w:after="40"/>
+        <w:ind w:left="907" w:hanging="255"/>
+      </w:pPr>
+      <w:r>
+        <w:rPr>
+          <w:b w:val="0"/>
+          <w:sz w:val="20"/>
+        </w:rPr>
+        <w:t xml:space="preserve">•  </w:t>
+      </w:r>
+      <w:r>
+        <w:rPr>
+          <w:b w:val="0"/>
+          <w:sz w:val="20"/>
+        </w:rPr>
+        <w:t>Phrases the AI hedged on are wrapped in amber highlights so your eye lands on them first.</w:t>
+      </w:r>
+    </w:p>
+    <w:p>
+      <w:pPr>
+        <w:spacing w:after="40"/>
+        <w:ind w:left="907" w:hanging="255"/>
+      </w:pPr>
+      <w:r>
+        <w:rPr>
+          <w:b w:val="0"/>
+          <w:sz w:val="20"/>
+        </w:rPr>
+        <w:t xml:space="preserve">•  </w:t>
+      </w:r>
+      <w:r>
+        <w:rPr>
+          <w:b w:val="0"/>
+          <w:sz w:val="20"/>
+        </w:rPr>
+        <w:t>If any flagged assumptions exist, an amber-bordered 'Flagged assumptions' panel lists each one explicitly below the body.</w:t>
+      </w:r>
+    </w:p>
+    <w:p>
+      <w:pPr>
+        <w:spacing w:after="40"/>
+        <w:ind w:left="425" w:hanging="255"/>
+      </w:pPr>
+      <w:r>
+        <w:rPr>
+          <w:b w:val="0"/>
+          <w:sz w:val="20"/>
+        </w:rPr>
+        <w:t xml:space="preserve">-  </w:t>
+      </w:r>
+      <w:r>
+        <w:rPr>
+          <w:b w:val="0"/>
+          <w:sz w:val="20"/>
+        </w:rPr>
+        <w:t>Right rail — AI Verified From.</w:t>
+      </w:r>
+    </w:p>
+    <w:p>
+      <w:pPr>
+        <w:spacing w:after="40"/>
+        <w:ind w:left="907" w:hanging="255"/>
+      </w:pPr>
+      <w:r>
+        <w:rPr>
+          <w:b w:val="0"/>
+          <w:sz w:val="20"/>
+        </w:rPr>
+        <w:t xml:space="preserve">•  </w:t>
+      </w:r>
+      <w:r>
+        <w:rPr>
+          <w:b w:val="0"/>
+          <w:sz w:val="20"/>
+        </w:rPr>
+        <w:t>An orange-eyebrowed card lists every key/value the AI cited (address, closing_date, status, document names, etc.).</w:t>
+      </w:r>
+    </w:p>
+    <w:p>
+      <w:pPr>
+        <w:spacing w:after="40"/>
+        <w:ind w:left="907" w:hanging="255"/>
+      </w:pPr>
+      <w:r>
+        <w:rPr>
+          <w:b w:val="0"/>
+          <w:sz w:val="20"/>
+        </w:rPr>
+        <w:t xml:space="preserve">•  </w:t>
+      </w:r>
+      <w:r>
+        <w:rPr>
+          <w:b w:val="0"/>
+          <w:sz w:val="20"/>
+        </w:rPr>
+        <w:t>If the rail is empty, an orange dashed warning card reads 'No source data was cited for this draft. Treat the body as a generic response and verify each fact manually.'</w:t>
+      </w:r>
+    </w:p>
+    <w:p>
+      <w:pPr>
+        <w:spacing w:after="40"/>
+        <w:ind w:left="425" w:hanging="255"/>
+      </w:pPr>
+      <w:r>
+        <w:rPr>
+          <w:b w:val="0"/>
+          <w:sz w:val="20"/>
+        </w:rPr>
+        <w:t xml:space="preserve">-  </w:t>
+      </w:r>
+      <w:r>
+        <w:rPr>
+          <w:b w:val="0"/>
+          <w:sz w:val="20"/>
+        </w:rPr>
+        <w:t>Right rail — Original Inbound.</w:t>
+      </w:r>
+    </w:p>
+    <w:p>
+      <w:pPr>
+        <w:spacing w:after="40"/>
+        <w:ind w:left="907" w:hanging="255"/>
+      </w:pPr>
+      <w:r>
+        <w:rPr>
+          <w:b w:val="0"/>
+          <w:sz w:val="20"/>
+        </w:rPr>
+        <w:t xml:space="preserve">•  </w:t>
+      </w:r>
+      <w:r>
+        <w:rPr>
+          <w:b w:val="0"/>
+          <w:sz w:val="20"/>
+        </w:rPr>
+        <w:t>A separate small card shows the inbound sender, timestamp, subject, and body that triggered this AI draft.</w:t>
+      </w:r>
+    </w:p>
+    <w:p>
+      <w:pPr>
+        <w:spacing w:after="40"/>
+        <w:ind w:left="907" w:hanging="255"/>
+      </w:pPr>
+      <w:r>
+        <w:rPr>
+          <w:b w:val="0"/>
+          <w:sz w:val="20"/>
+        </w:rPr>
+        <w:t xml:space="preserve">•  </w:t>
+      </w:r>
+      <w:r>
+        <w:rPr>
+          <w:b w:val="0"/>
+          <w:sz w:val="20"/>
+        </w:rPr>
+        <w:t>While loading, a small skeleton renders. If the original cannot be loaded, the card reads 'Couldn't load the original inbound message.'</w:t>
+      </w:r>
+    </w:p>
+    <w:p>
+      <w:pPr>
+        <w:spacing w:before="200" w:after="60"/>
+      </w:pPr>
+      <w:r>
+        <w:rPr>
+          <w:b/>
+          <w:color w:val="1F3A5F"/>
+          <w:sz w:val="22"/>
+        </w:rPr>
+        <w:t>Expected Result</w:t>
+      </w:r>
+    </w:p>
+    <w:p>
+      <w:pPr>
+        <w:spacing w:after="40"/>
+        <w:ind w:left="425" w:hanging="255"/>
+      </w:pPr>
+      <w:r>
+        <w:rPr>
+          <w:b w:val="0"/>
+          <w:sz w:val="20"/>
+        </w:rPr>
+        <w:t xml:space="preserve">-  </w:t>
+      </w:r>
+      <w:r>
+        <w:rPr>
+          <w:b w:val="0"/>
+          <w:sz w:val="20"/>
+        </w:rPr>
+        <w:t>Confidence percent, kind, and escalation pill in the hero header always match what the list pane shows.</w:t>
+      </w:r>
+    </w:p>
+    <w:p>
+      <w:pPr>
+        <w:spacing w:after="40"/>
+        <w:ind w:left="425" w:hanging="255"/>
+      </w:pPr>
+      <w:r>
+        <w:rPr>
+          <w:b w:val="0"/>
+          <w:sz w:val="20"/>
+        </w:rPr>
+        <w:t xml:space="preserve">-  </w:t>
+      </w:r>
+      <w:r>
+        <w:rPr>
+          <w:b w:val="0"/>
+          <w:sz w:val="20"/>
+        </w:rPr>
+        <w:t>Highlighted assumption phrases inside the body match the explicit list under 'Flagged assumptions'.</w:t>
+      </w:r>
+    </w:p>
+    <w:p>
+      <w:pPr>
+        <w:spacing w:after="40"/>
+        <w:ind w:left="425" w:hanging="255"/>
+      </w:pPr>
+      <w:r>
+        <w:rPr>
+          <w:b w:val="0"/>
+          <w:sz w:val="20"/>
+        </w:rPr>
+        <w:t xml:space="preserve">-  </w:t>
+      </w:r>
+      <w:r>
+        <w:rPr>
+          <w:b w:val="0"/>
+          <w:sz w:val="20"/>
+        </w:rPr>
+        <w:t>AI Verified From only contains keys the AI actually cited — never guess values.</w:t>
+      </w:r>
+    </w:p>
+    <w:p>
+      <w:pPr>
+        <w:spacing w:after="40"/>
+        <w:ind w:left="425" w:hanging="255"/>
+      </w:pPr>
+      <w:r>
+        <w:rPr>
+          <w:b w:val="0"/>
+          <w:sz w:val="20"/>
+        </w:rPr>
+        <w:t xml:space="preserve">-  </w:t>
+      </w:r>
+      <w:r>
+        <w:rPr>
+          <w:b w:val="0"/>
+          <w:sz w:val="20"/>
+        </w:rPr>
+        <w:t>Original Inbound is the email that triggered this reply, NOT the entire thread (full-thread view is a future improvement).</w:t>
+      </w:r>
+    </w:p>
+    <w:p>
+      <w:pPr>
+        <w:spacing w:before="200" w:after="60"/>
+      </w:pPr>
+      <w:r>
+        <w:rPr>
+          <w:b/>
+          <w:color w:val="1F3A5F"/>
+          <w:sz w:val="22"/>
+        </w:rPr>
+        <w:t>Future Improvement Suggestions</w:t>
+      </w:r>
+    </w:p>
+    <w:p>
+      <w:pPr>
+        <w:spacing w:after="40"/>
+        <w:ind w:left="425" w:hanging="255"/>
+      </w:pPr>
+      <w:r>
+        <w:rPr>
+          <w:b w:val="0"/>
+          <w:sz w:val="20"/>
+        </w:rPr>
+        <w:t xml:space="preserve">-  </w:t>
+      </w:r>
+      <w:r>
+        <w:rPr>
+          <w:b w:val="0"/>
+          <w:sz w:val="20"/>
+        </w:rPr>
+        <w:t>Show the entire thread, not just the immediate inbound, so a reviewer can see prior context.</w:t>
+      </w:r>
+    </w:p>
+    <w:p>
+      <w:pPr>
+        <w:spacing w:after="40"/>
+        <w:ind w:left="425" w:hanging="255"/>
+      </w:pPr>
+      <w:r>
+        <w:rPr>
+          <w:b w:val="0"/>
+          <w:sz w:val="20"/>
+        </w:rPr>
+        <w:t xml:space="preserve">-  </w:t>
+      </w:r>
+      <w:r>
+        <w:rPr>
+          <w:b w:val="0"/>
+          <w:sz w:val="20"/>
+        </w:rPr>
+        <w:t>Make each AI Verified From row clickable so it deep-links to the source field on the transaction record.</w:t>
+      </w:r>
+    </w:p>
+    <w:p>
+      <w:pPr>
+        <w:spacing w:after="40"/>
+        <w:ind w:left="425" w:hanging="255"/>
+      </w:pPr>
+      <w:r>
+        <w:rPr>
+          <w:b w:val="0"/>
+          <w:sz w:val="20"/>
+        </w:rPr>
+        <w:t xml:space="preserve">-  </w:t>
+      </w:r>
+      <w:r>
+        <w:rPr>
+          <w:b w:val="0"/>
+          <w:sz w:val="20"/>
+        </w:rPr>
+        <w:t>Add an inline 'Flag this fact as wrong' button that pushes a correction back into the AI's training data.</w:t>
+      </w:r>
+    </w:p>
+    <w:p>
+      <w:pPr>
+        <w:spacing w:before="200" w:after="60"/>
+      </w:pPr>
+      <w:r>
+        <w:rPr>
+          <w:b/>
+          <w:color w:val="C0504D"/>
+          <w:sz w:val="22"/>
+        </w:rPr>
+        <w:t>Feedback</w:t>
+      </w:r>
+    </w:p>
+    <w:p>
+      <w:pPr>
+        <w:spacing w:after="80"/>
+      </w:pPr>
+      <w:r>
+        <w:rPr>
+          <w:i/>
+          <w:color w:val="555555"/>
+          <w:sz w:val="18"/>
+        </w:rPr>
+        <w:t>Please note below: Status (Pass / Fail / Needs Work), any comments or issues you hit, and your priority for the improvement ideas above (High / Medium / Low / Skip).</w:t>
+      </w:r>
+    </w:p>
+    <w:p>
+      <w:pPr>
+        <w:spacing w:after="120"/>
+      </w:pPr>
+      <w:r>
+        <w:rPr>
+          <w:color w:val="BBBBBB"/>
+          <w:sz w:val="20"/>
+        </w:rPr>
+        <w:t>__________________________________________________________________________________________</w:t>
+      </w:r>
+    </w:p>
+    <w:p>
+      <w:pPr>
+        <w:spacing w:after="120"/>
+      </w:pPr>
+      <w:r>
+        <w:rPr>
+          <w:color w:val="BBBBBB"/>
+          <w:sz w:val="20"/>
+        </w:rPr>
+        <w:t>__________________________________________________________________________________________</w:t>
+      </w:r>
+    </w:p>
+    <w:p>
+      <w:pPr>
+        <w:spacing w:after="120"/>
+      </w:pPr>
+      <w:r>
+        <w:rPr>
+          <w:color w:val="BBBBBB"/>
+          <w:sz w:val="20"/>
+        </w:rPr>
+        <w:t>__________________________________________________________________________________________</w:t>
+      </w:r>
+    </w:p>
+    <w:p>
+      <w:pPr>
+        <w:spacing w:after="120"/>
+      </w:pPr>
+      <w:r>
+        <w:rPr>
+          <w:color w:val="BBBBBB"/>
+          <w:sz w:val="20"/>
+        </w:rPr>
+        <w:t>__________________________________________________________________________________________</w:t>
+      </w:r>
+    </w:p>
+    <w:p>
+      <w:pPr>
+        <w:spacing w:after="120"/>
+      </w:pPr>
+      <w:r>
+        <w:rPr>
+          <w:color w:val="BBBBBB"/>
+          <w:sz w:val="20"/>
+        </w:rPr>
+        <w:t>__________________________________________________________________________________________</w:t>
+      </w:r>
+    </w:p>
+    <w:p>
+      <w:pPr>
+        <w:spacing w:after="120"/>
+      </w:pPr>
+      <w:r>
+        <w:rPr>
+          <w:color w:val="BBBBBB"/>
+          <w:sz w:val="20"/>
+        </w:rPr>
+        <w:t>__________________________________________________________________________________________</w:t>
+      </w:r>
+    </w:p>
+    <w:p/>
+    <w:p>
+      <w:pPr>
+        <w:pStyle w:val="Heading2"/>
+        <w:spacing w:after="80" w:before="280"/>
+      </w:pPr>
+      <w:r>
+        <w:t>29.10. AI Email Review — actions (Approve &amp; Send, Edit &amp; Send, Regenerate, Discard)</w:t>
+      </w:r>
+    </w:p>
+    <w:p>
+      <w:pPr>
+        <w:spacing w:before="200" w:after="60"/>
+      </w:pPr>
+      <w:r>
+        <w:rPr>
+          <w:b/>
+          <w:color w:val="1F3A5F"/>
+          <w:sz w:val="22"/>
+        </w:rPr>
+        <w:t>Route / Location</w:t>
+      </w:r>
+    </w:p>
+    <w:p>
+      <w:pPr>
+        <w:spacing w:after="40"/>
+      </w:pPr>
+      <w:r>
+        <w:rPr>
+          <w:b w:val="0"/>
+          <w:sz w:val="20"/>
+        </w:rPr>
+        <w:t>/ai-emails (action footer on the detail pane)</w:t>
+      </w:r>
+    </w:p>
+    <w:p>
+      <w:pPr>
+        <w:spacing w:before="200" w:after="60"/>
+      </w:pPr>
+      <w:r>
+        <w:rPr>
+          <w:b/>
+          <w:color w:val="1F3A5F"/>
+          <w:sz w:val="22"/>
+        </w:rPr>
+        <w:t>How To Test</w:t>
+      </w:r>
+    </w:p>
+    <w:p>
+      <w:pPr>
+        <w:spacing w:after="40"/>
+        <w:ind w:left="425" w:hanging="255"/>
+      </w:pPr>
+      <w:r>
+        <w:rPr>
+          <w:b w:val="0"/>
+          <w:sz w:val="20"/>
+        </w:rPr>
+        <w:t xml:space="preserve">-  </w:t>
+      </w:r>
+      <w:r>
+        <w:rPr>
+          <w:b w:val="0"/>
+          <w:sz w:val="20"/>
+        </w:rPr>
+        <w:t>View-mode actions.</w:t>
+      </w:r>
+    </w:p>
+    <w:p>
+      <w:pPr>
+        <w:spacing w:after="40"/>
+        <w:ind w:left="907" w:hanging="255"/>
+      </w:pPr>
+      <w:r>
+        <w:rPr>
+          <w:b w:val="0"/>
+          <w:sz w:val="20"/>
+        </w:rPr>
+        <w:t xml:space="preserve">•  </w:t>
+      </w:r>
+      <w:r>
+        <w:rPr>
+          <w:b w:val="0"/>
+          <w:sz w:val="20"/>
+        </w:rPr>
+        <w:t>Approve &amp; Send (orange primary) — sends the AI draft as-is. A success toast 'Sent — AI reply approved and delivered.' appears.</w:t>
+      </w:r>
+    </w:p>
+    <w:p>
+      <w:pPr>
+        <w:spacing w:after="40"/>
+        <w:ind w:left="907" w:hanging="255"/>
+      </w:pPr>
+      <w:r>
+        <w:rPr>
+          <w:b w:val="0"/>
+          <w:sz w:val="20"/>
+        </w:rPr>
+        <w:t xml:space="preserve">•  </w:t>
+      </w:r>
+      <w:r>
+        <w:rPr>
+          <w:b w:val="0"/>
+          <w:sz w:val="20"/>
+        </w:rPr>
+        <w:t>Edit (ghost) — switches the body card into editable mode (see below).</w:t>
+      </w:r>
+    </w:p>
+    <w:p>
+      <w:pPr>
+        <w:spacing w:after="40"/>
+        <w:ind w:left="907" w:hanging="255"/>
+      </w:pPr>
+      <w:r>
+        <w:rPr>
+          <w:b w:val="0"/>
+          <w:sz w:val="20"/>
+        </w:rPr>
+        <w:t xml:space="preserve">•  </w:t>
+      </w:r>
+      <w:r>
+        <w:rPr>
+          <w:b w:val="0"/>
+          <w:sz w:val="20"/>
+        </w:rPr>
+        <w:t>Regenerate (ghost) — discards this draft and asks the AI to redraft from the original inbound. Toast 'Regenerated — A fresh draft is ready for review.'</w:t>
+      </w:r>
+    </w:p>
+    <w:p>
+      <w:pPr>
+        <w:spacing w:after="40"/>
+        <w:ind w:left="907" w:hanging="255"/>
+      </w:pPr>
+      <w:r>
+        <w:rPr>
+          <w:b w:val="0"/>
+          <w:sz w:val="20"/>
+        </w:rPr>
+        <w:t xml:space="preserve">•  </w:t>
+      </w:r>
+      <w:r>
+        <w:rPr>
+          <w:b w:val="0"/>
+          <w:sz w:val="20"/>
+        </w:rPr>
+        <w:t>Discard (ghost, red) — opens an AlertDialog: 'Discard this AI draft? The draft will be removed from your review queue. The original inbound message stays in your communication log.' Click Cancel or Discard.</w:t>
+      </w:r>
+    </w:p>
+    <w:p>
+      <w:pPr>
+        <w:spacing w:after="40"/>
+        <w:ind w:left="425" w:hanging="255"/>
+      </w:pPr>
+      <w:r>
+        <w:rPr>
+          <w:b w:val="0"/>
+          <w:sz w:val="20"/>
+        </w:rPr>
+        <w:t xml:space="preserve">-  </w:t>
+      </w:r>
+      <w:r>
+        <w:rPr>
+          <w:b w:val="0"/>
+          <w:sz w:val="20"/>
+        </w:rPr>
+        <w:t>Edit-mode actions.</w:t>
+      </w:r>
+    </w:p>
+    <w:p>
+      <w:pPr>
+        <w:spacing w:after="40"/>
+        <w:ind w:left="907" w:hanging="255"/>
+      </w:pPr>
+      <w:r>
+        <w:rPr>
+          <w:b w:val="0"/>
+          <w:sz w:val="20"/>
+        </w:rPr>
+        <w:t xml:space="preserve">•  </w:t>
+      </w:r>
+      <w:r>
+        <w:rPr>
+          <w:b w:val="0"/>
+          <w:sz w:val="20"/>
+        </w:rPr>
+        <w:t>Edit makes the Subject and Body editable, with a live character counter beneath the body.</w:t>
+      </w:r>
+    </w:p>
+    <w:p>
+      <w:pPr>
+        <w:spacing w:after="40"/>
+        <w:ind w:left="907" w:hanging="255"/>
+      </w:pPr>
+      <w:r>
+        <w:rPr>
+          <w:b w:val="0"/>
+          <w:sz w:val="20"/>
+        </w:rPr>
+        <w:t xml:space="preserve">•  </w:t>
+      </w:r>
+      <w:r>
+        <w:rPr>
+          <w:b w:val="0"/>
+          <w:sz w:val="20"/>
+        </w:rPr>
+        <w:t>Send Edit (orange primary) — sends your edited version. Editing also clears the AI's flagged assumptions on the server. Toast 'Sent — Edited reply delivered.'</w:t>
+      </w:r>
+    </w:p>
+    <w:p>
+      <w:pPr>
+        <w:spacing w:after="40"/>
+        <w:ind w:left="907" w:hanging="255"/>
+      </w:pPr>
+      <w:r>
+        <w:rPr>
+          <w:b w:val="0"/>
+          <w:sz w:val="20"/>
+        </w:rPr>
+        <w:t xml:space="preserve">•  </w:t>
+      </w:r>
+      <w:r>
+        <w:rPr>
+          <w:b w:val="0"/>
+          <w:sz w:val="20"/>
+        </w:rPr>
+        <w:t>Cancel — discards local edits and returns to view mode.</w:t>
+      </w:r>
+    </w:p>
+    <w:p>
+      <w:pPr>
+        <w:spacing w:after="40"/>
+        <w:ind w:left="425" w:hanging="255"/>
+      </w:pPr>
+      <w:r>
+        <w:rPr>
+          <w:b w:val="0"/>
+          <w:sz w:val="20"/>
+        </w:rPr>
+        <w:t xml:space="preserve">-  </w:t>
+      </w:r>
+      <w:r>
+        <w:rPr>
+          <w:b w:val="0"/>
+          <w:sz w:val="20"/>
+        </w:rPr>
+        <w:t>Failure cases — confirm each action surfaces a clear error.</w:t>
+      </w:r>
+    </w:p>
+    <w:p>
+      <w:pPr>
+        <w:spacing w:after="40"/>
+        <w:ind w:left="907" w:hanging="255"/>
+      </w:pPr>
+      <w:r>
+        <w:rPr>
+          <w:b w:val="0"/>
+          <w:sz w:val="20"/>
+        </w:rPr>
+        <w:t xml:space="preserve">•  </w:t>
+      </w:r>
+      <w:r>
+        <w:rPr>
+          <w:b w:val="0"/>
+          <w:sz w:val="20"/>
+        </w:rPr>
+        <w:t>If you have not connected an email provider (Settings → Email Integrations), Approve &amp; Send fails with a red toast 'Send failed — No active gmail integration.'</w:t>
+      </w:r>
+    </w:p>
+    <w:p>
+      <w:pPr>
+        <w:spacing w:after="40"/>
+        <w:ind w:left="907" w:hanging="255"/>
+      </w:pPr>
+      <w:r>
+        <w:rPr>
+          <w:b w:val="0"/>
+          <w:sz w:val="20"/>
+        </w:rPr>
+        <w:t xml:space="preserve">•  </w:t>
+      </w:r>
+      <w:r>
+        <w:rPr>
+          <w:b w:val="0"/>
+          <w:sz w:val="20"/>
+        </w:rPr>
+        <w:t>If the API errors for any other reason, the toast shows the underlying error message verbatim — please copy it into your feedback so the team can debug.</w:t>
+      </w:r>
+    </w:p>
+    <w:p>
+      <w:pPr>
+        <w:spacing w:after="40"/>
+        <w:ind w:left="425" w:hanging="255"/>
+      </w:pPr>
+      <w:r>
+        <w:rPr>
+          <w:b w:val="0"/>
+          <w:sz w:val="20"/>
+        </w:rPr>
+        <w:t xml:space="preserve">-  </w:t>
+      </w:r>
+      <w:r>
+        <w:rPr>
+          <w:b w:val="0"/>
+          <w:sz w:val="20"/>
+        </w:rPr>
+        <w:t>Confirm the actions that are NOT present yet.</w:t>
+      </w:r>
+    </w:p>
+    <w:p>
+      <w:pPr>
+        <w:spacing w:after="40"/>
+        <w:ind w:left="907" w:hanging="255"/>
+      </w:pPr>
+      <w:r>
+        <w:rPr>
+          <w:b w:val="0"/>
+          <w:sz w:val="20"/>
+        </w:rPr>
+        <w:t xml:space="preserve">•  </w:t>
+      </w:r>
+      <w:r>
+        <w:rPr>
+          <w:b w:val="0"/>
+          <w:sz w:val="20"/>
+        </w:rPr>
+        <w:t>There is no Decline / Ignore button (Discard is the only 'no' action today).</w:t>
+      </w:r>
+    </w:p>
+    <w:p>
+      <w:pPr>
+        <w:spacing w:after="40"/>
+        <w:ind w:left="907" w:hanging="255"/>
+      </w:pPr>
+      <w:r>
+        <w:rPr>
+          <w:b w:val="0"/>
+          <w:sz w:val="20"/>
+        </w:rPr>
+        <w:t xml:space="preserve">•  </w:t>
+      </w:r>
+      <w:r>
+        <w:rPr>
+          <w:b w:val="0"/>
+          <w:sz w:val="20"/>
+        </w:rPr>
+        <w:t>There is no Reassign or 'Mark Reviewed' button.</w:t>
+      </w:r>
+    </w:p>
+    <w:p>
+      <w:pPr>
+        <w:spacing w:after="40"/>
+        <w:ind w:left="907" w:hanging="255"/>
+      </w:pPr>
+      <w:r>
+        <w:rPr>
+          <w:b w:val="0"/>
+          <w:sz w:val="20"/>
+        </w:rPr>
+        <w:t xml:space="preserve">•  </w:t>
+      </w:r>
+      <w:r>
+        <w:rPr>
+          <w:b w:val="0"/>
+          <w:sz w:val="20"/>
+        </w:rPr>
+        <w:t>There is no attachment chip area or attachment uploader.</w:t>
+      </w:r>
+    </w:p>
+    <w:p>
+      <w:pPr>
+        <w:spacing w:after="40"/>
+        <w:ind w:left="907" w:hanging="255"/>
+      </w:pPr>
+      <w:r>
+        <w:rPr>
+          <w:b w:val="0"/>
+          <w:sz w:val="20"/>
+        </w:rPr>
+        <w:t xml:space="preserve">•  </w:t>
+      </w:r>
+      <w:r>
+        <w:rPr>
+          <w:b w:val="0"/>
+          <w:sz w:val="20"/>
+        </w:rPr>
+        <w:t>There is no scheduled-send option or send-from identity picker (sends always come from the file owner's connected mailbox).</w:t>
+      </w:r>
+    </w:p>
+    <w:p>
+      <w:pPr>
+        <w:spacing w:before="200" w:after="60"/>
+      </w:pPr>
+      <w:r>
+        <w:rPr>
+          <w:b/>
+          <w:color w:val="1F3A5F"/>
+          <w:sz w:val="22"/>
+        </w:rPr>
+        <w:t>Expected Result</w:t>
+      </w:r>
+    </w:p>
+    <w:p>
+      <w:pPr>
+        <w:spacing w:after="40"/>
+        <w:ind w:left="425" w:hanging="255"/>
+      </w:pPr>
+      <w:r>
+        <w:rPr>
+          <w:b w:val="0"/>
+          <w:sz w:val="20"/>
+        </w:rPr>
+        <w:t xml:space="preserve">-  </w:t>
+      </w:r>
+      <w:r>
+        <w:rPr>
+          <w:b w:val="0"/>
+          <w:sz w:val="20"/>
+        </w:rPr>
+        <w:t>Approve &amp; Send, Edit &amp; Send, Regenerate, and Discard all complete in the foreground with a toast and immediate list invalidation.</w:t>
+      </w:r>
+    </w:p>
+    <w:p>
+      <w:pPr>
+        <w:spacing w:after="40"/>
+        <w:ind w:left="425" w:hanging="255"/>
+      </w:pPr>
+      <w:r>
+        <w:rPr>
+          <w:b w:val="0"/>
+          <w:sz w:val="20"/>
+        </w:rPr>
+        <w:t xml:space="preserve">-  </w:t>
+      </w:r>
+      <w:r>
+        <w:rPr>
+          <w:b w:val="0"/>
+          <w:sz w:val="20"/>
+        </w:rPr>
+        <w:t>Editing a draft clears its flagged assumptions on the server because the human reviewer just rewrote the content.</w:t>
+      </w:r>
+    </w:p>
+    <w:p>
+      <w:pPr>
+        <w:spacing w:after="40"/>
+        <w:ind w:left="425" w:hanging="255"/>
+      </w:pPr>
+      <w:r>
+        <w:rPr>
+          <w:b w:val="0"/>
+          <w:sz w:val="20"/>
+        </w:rPr>
+        <w:t xml:space="preserve">-  </w:t>
+      </w:r>
+      <w:r>
+        <w:rPr>
+          <w:b w:val="0"/>
+          <w:sz w:val="20"/>
+        </w:rPr>
+        <w:t>Discard preserves the original inbound message in the communication log — only the draft disappears.</w:t>
+      </w:r>
+    </w:p>
+    <w:p>
+      <w:pPr>
+        <w:spacing w:after="40"/>
+        <w:ind w:left="425" w:hanging="255"/>
+      </w:pPr>
+      <w:r>
+        <w:rPr>
+          <w:b w:val="0"/>
+          <w:sz w:val="20"/>
+        </w:rPr>
+        <w:t xml:space="preserve">-  </w:t>
+      </w:r>
+      <w:r>
+        <w:rPr>
+          <w:b w:val="0"/>
+          <w:sz w:val="20"/>
+        </w:rPr>
+        <w:t>All four actions are server-role-enforced; an unauthorized user gets an error toast on click rather than a hidden button.</w:t>
+      </w:r>
+    </w:p>
+    <w:p>
+      <w:pPr>
+        <w:spacing w:before="200" w:after="60"/>
+      </w:pPr>
+      <w:r>
+        <w:rPr>
+          <w:b/>
+          <w:color w:val="1F3A5F"/>
+          <w:sz w:val="22"/>
+        </w:rPr>
+        <w:t>Future Improvement Suggestions</w:t>
+      </w:r>
+    </w:p>
+    <w:p>
+      <w:pPr>
+        <w:spacing w:after="40"/>
+        <w:ind w:left="425" w:hanging="255"/>
+      </w:pPr>
+      <w:r>
+        <w:rPr>
+          <w:b w:val="0"/>
+          <w:sz w:val="20"/>
+        </w:rPr>
+        <w:t xml:space="preserve">-  </w:t>
+      </w:r>
+      <w:r>
+        <w:rPr>
+          <w:b w:val="0"/>
+          <w:sz w:val="20"/>
+        </w:rPr>
+        <w:t>Add a Reassign button so a Team Lead can hand a draft to a colleague without opening it.</w:t>
+      </w:r>
+    </w:p>
+    <w:p>
+      <w:pPr>
+        <w:spacing w:after="40"/>
+        <w:ind w:left="425" w:hanging="255"/>
+      </w:pPr>
+      <w:r>
+        <w:rPr>
+          <w:b w:val="0"/>
+          <w:sz w:val="20"/>
+        </w:rPr>
+        <w:t xml:space="preserve">-  </w:t>
+      </w:r>
+      <w:r>
+        <w:rPr>
+          <w:b w:val="0"/>
+          <w:sz w:val="20"/>
+        </w:rPr>
+        <w:t>Add a Mark Reviewed (no-send) status for drafts the human read but does not want to send.</w:t>
+      </w:r>
+    </w:p>
+    <w:p>
+      <w:pPr>
+        <w:spacing w:after="40"/>
+        <w:ind w:left="425" w:hanging="255"/>
+      </w:pPr>
+      <w:r>
+        <w:rPr>
+          <w:b w:val="0"/>
+          <w:sz w:val="20"/>
+        </w:rPr>
+        <w:t xml:space="preserve">-  </w:t>
+      </w:r>
+      <w:r>
+        <w:rPr>
+          <w:b w:val="0"/>
+          <w:sz w:val="20"/>
+        </w:rPr>
+        <w:t>Add support for attachments when replying so contracts and addenda can ride out with the AI reply.</w:t>
+      </w:r>
+    </w:p>
+    <w:p>
+      <w:pPr>
+        <w:spacing w:after="40"/>
+        <w:ind w:left="425" w:hanging="255"/>
+      </w:pPr>
+      <w:r>
+        <w:rPr>
+          <w:b w:val="0"/>
+          <w:sz w:val="20"/>
+        </w:rPr>
+        <w:t xml:space="preserve">-  </w:t>
+      </w:r>
+      <w:r>
+        <w:rPr>
+          <w:b w:val="0"/>
+          <w:sz w:val="20"/>
+        </w:rPr>
+        <w:t>Add a per-tenant 'Auto-send when confidence is over X%' threshold (backend already supports it; no UI yet).</w:t>
       </w:r>
     </w:p>
     <w:p>

--- a/FRONTEND_CLIENT_TESTING_REVIEW.docx
+++ b/FRONTEND_CLIENT_TESTING_REVIEW.docx
@@ -65,7 +65,7 @@
           <w:b/>
           <w:sz w:val="20"/>
         </w:rPr>
-        <w:t>Last Updated: May 9, 2026</w:t>
+        <w:t>Last Updated: May 13, 2026</w:t>
       </w:r>
     </w:p>
     <w:p>
@@ -314,7 +314,47 @@
           <w:b w:val="0"/>
           <w:sz w:val="20"/>
         </w:rPr>
-        <w:t>Team Lead or Admin — needed to see the Delete button on transactions and the admin-only Task Templates pages.</w:t>
+        <w:t>Team Lead or Admin — needed to see the Delete button on transactions, the admin-only Task Templates pages, the Deletion Queue on the Documents page, and the full Team Members admin page.</w:t>
+      </w:r>
+    </w:p>
+    <w:p>
+      <w:pPr>
+        <w:spacing w:after="40"/>
+        <w:ind w:left="425" w:hanging="255"/>
+      </w:pPr>
+      <w:r>
+        <w:rPr>
+          <w:b w:val="0"/>
+          <w:sz w:val="20"/>
+        </w:rPr>
+        <w:t xml:space="preserve">-  </w:t>
+      </w:r>
+      <w:r>
+        <w:rPr>
+          <w:b w:val="0"/>
+          <w:sz w:val="20"/>
+        </w:rPr>
+        <w:t>Workspace Owner — the very first person who registered the brokerage. Required for the Transfer ownership flow and the Settings → Danger Zone (schedule deletion).</w:t>
+      </w:r>
+    </w:p>
+    <w:p>
+      <w:pPr>
+        <w:spacing w:after="40"/>
+        <w:ind w:left="425" w:hanging="255"/>
+      </w:pPr>
+      <w:r>
+        <w:rPr>
+          <w:b w:val="0"/>
+          <w:sz w:val="20"/>
+        </w:rPr>
+        <w:t xml:space="preserve">-  </w:t>
+      </w:r>
+      <w:r>
+        <w:rPr>
+          <w:b w:val="0"/>
+          <w:sz w:val="20"/>
+        </w:rPr>
+        <w:t>Invited member — sign up by clicking an invite-email link (instead of /register). Required for the invite-accept flow and the invitee branch of the onboarding wizard.</w:t>
       </w:r>
     </w:p>
     <w:p>
@@ -374,7 +414,7 @@
           <w:b w:val="0"/>
           <w:sz w:val="20"/>
         </w:rPr>
-        <w:t>Admin with a known user ID — needed only for the direct user-detail link at /admin/users/&lt;userId&gt;.</w:t>
+        <w:t>Platform admin (internal Velvet Elves staff only) — required for the /platform/tenants pages.</w:t>
       </w:r>
     </w:p>
     <w:p>
@@ -407,167 +447,207 @@
           <w:b w:val="0"/>
           <w:sz w:val="20"/>
         </w:rPr>
-        <w:t>1. Public pages and sign-in / sign-up</w:t>
-      </w:r>
-    </w:p>
-    <w:p>
-      <w:pPr>
-        <w:spacing w:after="40"/>
-        <w:ind w:left="425" w:hanging="255"/>
-      </w:pPr>
-      <w:r>
-        <w:rPr>
-          <w:b w:val="0"/>
-          <w:sz w:val="20"/>
-        </w:rPr>
-        <w:t xml:space="preserve">-  </w:t>
-      </w:r>
-      <w:r>
-        <w:rPr>
-          <w:b w:val="0"/>
-          <w:sz w:val="20"/>
-        </w:rPr>
-        <w:t>2. Onboarding wizard and the product tour overlay</w:t>
-      </w:r>
-    </w:p>
-    <w:p>
-      <w:pPr>
-        <w:spacing w:after="40"/>
-        <w:ind w:left="425" w:hanging="255"/>
-      </w:pPr>
-      <w:r>
-        <w:rPr>
-          <w:b w:val="0"/>
-          <w:sz w:val="20"/>
-        </w:rPr>
-        <w:t xml:space="preserve">-  </w:t>
-      </w:r>
-      <w:r>
-        <w:rPr>
-          <w:b w:val="0"/>
-          <w:sz w:val="20"/>
-        </w:rPr>
-        <w:t>3. Standard Agent or Elf workflow (dashboard, new transaction, transactions list, documents)</w:t>
-      </w:r>
-    </w:p>
-    <w:p>
-      <w:pPr>
-        <w:spacing w:after="40"/>
-        <w:ind w:left="425" w:hanging="255"/>
-      </w:pPr>
-      <w:r>
-        <w:rPr>
-          <w:b w:val="0"/>
-          <w:sz w:val="20"/>
-        </w:rPr>
-        <w:t xml:space="preserve">-  </w:t>
-      </w:r>
-      <w:r>
-        <w:rPr>
-          <w:b w:val="0"/>
-          <w:sz w:val="20"/>
-        </w:rPr>
-        <w:t>4. Settings and Email Integrations (needed before AI Email Review can send)</w:t>
-      </w:r>
-    </w:p>
-    <w:p>
-      <w:pPr>
-        <w:spacing w:after="40"/>
-        <w:ind w:left="425" w:hanging="255"/>
-      </w:pPr>
-      <w:r>
-        <w:rPr>
-          <w:b w:val="0"/>
-          <w:sz w:val="20"/>
-        </w:rPr>
-        <w:t xml:space="preserve">-  </w:t>
-      </w:r>
-      <w:r>
-        <w:rPr>
-          <w:b w:val="0"/>
-          <w:sz w:val="20"/>
-        </w:rPr>
-        <w:t>5. AI Email Review queue at /ai-emails</w:t>
-      </w:r>
-    </w:p>
-    <w:p>
-      <w:pPr>
-        <w:spacing w:after="40"/>
-        <w:ind w:left="425" w:hanging="255"/>
-      </w:pPr>
-      <w:r>
-        <w:rPr>
-          <w:b w:val="0"/>
-          <w:sz w:val="20"/>
-        </w:rPr>
-        <w:t xml:space="preserve">-  </w:t>
-      </w:r>
-      <w:r>
-        <w:rPr>
-          <w:b w:val="0"/>
-          <w:sz w:val="20"/>
-        </w:rPr>
-        <w:t>6. Team Lead or Admin extras (delete permission, task templates, deletion queue)</w:t>
-      </w:r>
-    </w:p>
-    <w:p>
-      <w:pPr>
-        <w:spacing w:after="40"/>
-        <w:ind w:left="425" w:hanging="255"/>
-      </w:pPr>
-      <w:r>
-        <w:rPr>
-          <w:b w:val="0"/>
-          <w:sz w:val="20"/>
-        </w:rPr>
-        <w:t xml:space="preserve">-  </w:t>
-      </w:r>
-      <w:r>
-        <w:rPr>
-          <w:b w:val="0"/>
-          <w:sz w:val="20"/>
-        </w:rPr>
-        <w:t>7. Attorney workspace</w:t>
-      </w:r>
-    </w:p>
-    <w:p>
-      <w:pPr>
-        <w:spacing w:after="40"/>
-        <w:ind w:left="425" w:hanging="255"/>
-      </w:pPr>
-      <w:r>
-        <w:rPr>
-          <w:b w:val="0"/>
-          <w:sz w:val="20"/>
-        </w:rPr>
-        <w:t xml:space="preserve">-  </w:t>
-      </w:r>
-      <w:r>
-        <w:rPr>
-          <w:b w:val="0"/>
-          <w:sz w:val="20"/>
-        </w:rPr>
-        <w:t>8. FSBO-customer sidebar</w:t>
-      </w:r>
-    </w:p>
-    <w:p>
-      <w:pPr>
-        <w:spacing w:after="40"/>
-        <w:ind w:left="425" w:hanging="255"/>
-      </w:pPr>
-      <w:r>
-        <w:rPr>
-          <w:b w:val="0"/>
-          <w:sz w:val="20"/>
-        </w:rPr>
-        <w:t xml:space="preserve">-  </w:t>
-      </w:r>
-      <w:r>
-        <w:rPr>
-          <w:b w:val="0"/>
-          <w:sz w:val="20"/>
-        </w:rPr>
-        <w:t>9. Direct links and error pages</w:t>
+        <w:t>1. Public pages and sign-in / sign-up (including the new Organization field on /register)</w:t>
+      </w:r>
+    </w:p>
+    <w:p>
+      <w:pPr>
+        <w:spacing w:after="40"/>
+        <w:ind w:left="425" w:hanging="255"/>
+      </w:pPr>
+      <w:r>
+        <w:rPr>
+          <w:b w:val="0"/>
+          <w:sz w:val="20"/>
+        </w:rPr>
+        <w:t xml:space="preserve">-  </w:t>
+      </w:r>
+      <w:r>
+        <w:rPr>
+          <w:b w:val="0"/>
+          <w:sz w:val="20"/>
+        </w:rPr>
+        <w:t>2. Invite-accept flow (open an invite link as a brand-new user)</w:t>
+      </w:r>
+    </w:p>
+    <w:p>
+      <w:pPr>
+        <w:spacing w:after="40"/>
+        <w:ind w:left="425" w:hanging="255"/>
+      </w:pPr>
+      <w:r>
+        <w:rPr>
+          <w:b w:val="0"/>
+          <w:sz w:val="20"/>
+        </w:rPr>
+        <w:t xml:space="preserve">-  </w:t>
+      </w:r>
+      <w:r>
+        <w:rPr>
+          <w:b w:val="0"/>
+          <w:sz w:val="20"/>
+        </w:rPr>
+        <w:t>3. Onboarding wizard (test both founder and invitee branches) and the product tour overlay</w:t>
+      </w:r>
+    </w:p>
+    <w:p>
+      <w:pPr>
+        <w:spacing w:after="40"/>
+        <w:ind w:left="425" w:hanging="255"/>
+      </w:pPr>
+      <w:r>
+        <w:rPr>
+          <w:b w:val="0"/>
+          <w:sz w:val="20"/>
+        </w:rPr>
+        <w:t xml:space="preserve">-  </w:t>
+      </w:r>
+      <w:r>
+        <w:rPr>
+          <w:b w:val="0"/>
+          <w:sz w:val="20"/>
+        </w:rPr>
+        <w:t>4. Standard Agent or Elf workflow (dashboard, new transaction, transactions list, documents)</w:t>
+      </w:r>
+    </w:p>
+    <w:p>
+      <w:pPr>
+        <w:spacing w:after="40"/>
+        <w:ind w:left="425" w:hanging="255"/>
+      </w:pPr>
+      <w:r>
+        <w:rPr>
+          <w:b w:val="0"/>
+          <w:sz w:val="20"/>
+        </w:rPr>
+        <w:t xml:space="preserve">-  </w:t>
+      </w:r>
+      <w:r>
+        <w:rPr>
+          <w:b w:val="0"/>
+          <w:sz w:val="20"/>
+        </w:rPr>
+        <w:t>5. Settings and Email Integrations (needed before AI Email Review can send)</w:t>
+      </w:r>
+    </w:p>
+    <w:p>
+      <w:pPr>
+        <w:spacing w:after="40"/>
+        <w:ind w:left="425" w:hanging="255"/>
+      </w:pPr>
+      <w:r>
+        <w:rPr>
+          <w:b w:val="0"/>
+          <w:sz w:val="20"/>
+        </w:rPr>
+        <w:t xml:space="preserve">-  </w:t>
+      </w:r>
+      <w:r>
+        <w:rPr>
+          <w:b w:val="0"/>
+          <w:sz w:val="20"/>
+        </w:rPr>
+        <w:t>6. AI Email Review queue at /ai-emails</w:t>
+      </w:r>
+    </w:p>
+    <w:p>
+      <w:pPr>
+        <w:spacing w:after="40"/>
+        <w:ind w:left="425" w:hanging="255"/>
+      </w:pPr>
+      <w:r>
+        <w:rPr>
+          <w:b w:val="0"/>
+          <w:sz w:val="20"/>
+        </w:rPr>
+        <w:t xml:space="preserve">-  </w:t>
+      </w:r>
+      <w:r>
+        <w:rPr>
+          <w:b w:val="0"/>
+          <w:sz w:val="20"/>
+        </w:rPr>
+        <w:t>7. Team Lead or Admin extras — Team Overview, Team Members admin, invite teammate, ownership transfer, deactivate, Company Details, Danger Zone, plus task templates and deletion queue</w:t>
+      </w:r>
+    </w:p>
+    <w:p>
+      <w:pPr>
+        <w:spacing w:after="40"/>
+        <w:ind w:left="425" w:hanging="255"/>
+      </w:pPr>
+      <w:r>
+        <w:rPr>
+          <w:b w:val="0"/>
+          <w:sz w:val="20"/>
+        </w:rPr>
+        <w:t xml:space="preserve">-  </w:t>
+      </w:r>
+      <w:r>
+        <w:rPr>
+          <w:b w:val="0"/>
+          <w:sz w:val="20"/>
+        </w:rPr>
+        <w:t>8. Attorney workspace</w:t>
+      </w:r>
+    </w:p>
+    <w:p>
+      <w:pPr>
+        <w:spacing w:after="40"/>
+        <w:ind w:left="425" w:hanging="255"/>
+      </w:pPr>
+      <w:r>
+        <w:rPr>
+          <w:b w:val="0"/>
+          <w:sz w:val="20"/>
+        </w:rPr>
+        <w:t xml:space="preserve">-  </w:t>
+      </w:r>
+      <w:r>
+        <w:rPr>
+          <w:b w:val="0"/>
+          <w:sz w:val="20"/>
+        </w:rPr>
+        <w:t>9. FSBO-customer sidebar</w:t>
+      </w:r>
+    </w:p>
+    <w:p>
+      <w:pPr>
+        <w:spacing w:after="40"/>
+        <w:ind w:left="425" w:hanging="255"/>
+      </w:pPr>
+      <w:r>
+        <w:rPr>
+          <w:b w:val="0"/>
+          <w:sz w:val="20"/>
+        </w:rPr>
+        <w:t xml:space="preserve">-  </w:t>
+      </w:r>
+      <w:r>
+        <w:rPr>
+          <w:b w:val="0"/>
+          <w:sz w:val="20"/>
+        </w:rPr>
+        <w:t>10. Platform admin pages (internal Velvet Elves staff only)</w:t>
+      </w:r>
+    </w:p>
+    <w:p>
+      <w:pPr>
+        <w:spacing w:after="40"/>
+        <w:ind w:left="425" w:hanging="255"/>
+      </w:pPr>
+      <w:r>
+        <w:rPr>
+          <w:b w:val="0"/>
+          <w:sz w:val="20"/>
+        </w:rPr>
+        <w:t xml:space="preserve">-  </w:t>
+      </w:r>
+      <w:r>
+        <w:rPr>
+          <w:b w:val="0"/>
+          <w:sz w:val="20"/>
+        </w:rPr>
+        <w:t>11. Direct links and error pages</w:t>
       </w:r>
     </w:p>
     <w:p>
@@ -1724,7 +1804,7 @@
           <w:b w:val="0"/>
           <w:sz w:val="20"/>
         </w:rPr>
-        <w:t>Full name, Email, Password, Confirm Password, Phone (optional), Role, and the Terms / Privacy checkbox.</w:t>
+        <w:t>Full name, Organization (optional), Email, Password, Confirm Password, Phone (optional), and the Terms / Privacy checkbox.</w:t>
       </w:r>
     </w:p>
     <w:p>
@@ -1750,6 +1830,226 @@
     <w:p>
       <w:pPr>
         <w:spacing w:after="40"/>
+        <w:ind w:left="907" w:hanging="255"/>
+      </w:pPr>
+      <w:r>
+        <w:rPr>
+          <w:b w:val="0"/>
+          <w:sz w:val="20"/>
+        </w:rPr>
+        <w:t xml:space="preserve">•  </w:t>
+      </w:r>
+      <w:r>
+        <w:rPr>
+          <w:b w:val="0"/>
+          <w:sz w:val="20"/>
+        </w:rPr>
+        <w:t>Important: there is no Role dropdown anymore. The first person to register for an organization is automatically the Admin (and the workspace Owner) of that brand-new workspace. To join an existing brokerage, ask one of its admins to send you an invite — typing their name in the Organization field will NOT join you to them; it creates a separate, brand-new workspace.</w:t>
+      </w:r>
+    </w:p>
+    <w:p>
+      <w:pPr>
+        <w:spacing w:after="40"/>
+        <w:ind w:left="425" w:hanging="255"/>
+      </w:pPr>
+      <w:r>
+        <w:rPr>
+          <w:b w:val="0"/>
+          <w:sz w:val="20"/>
+        </w:rPr>
+        <w:t xml:space="preserve">-  </w:t>
+      </w:r>
+      <w:r>
+        <w:rPr>
+          <w:b w:val="0"/>
+          <w:sz w:val="20"/>
+        </w:rPr>
+        <w:t>Try the Organization field.</w:t>
+      </w:r>
+    </w:p>
+    <w:p>
+      <w:pPr>
+        <w:spacing w:after="40"/>
+        <w:ind w:left="907" w:hanging="255"/>
+      </w:pPr>
+      <w:r>
+        <w:rPr>
+          <w:b w:val="0"/>
+          <w:sz w:val="20"/>
+        </w:rPr>
+        <w:t xml:space="preserve">•  </w:t>
+      </w:r>
+      <w:r>
+        <w:rPr>
+          <w:b w:val="0"/>
+          <w:sz w:val="20"/>
+        </w:rPr>
+        <w:t>Leave it blank and confirm the page accepts the form (the workspace just gets a default name based on your email).</w:t>
+      </w:r>
+    </w:p>
+    <w:p>
+      <w:pPr>
+        <w:spacing w:after="40"/>
+        <w:ind w:left="907" w:hanging="255"/>
+      </w:pPr>
+      <w:r>
+        <w:rPr>
+          <w:b w:val="0"/>
+          <w:sz w:val="20"/>
+        </w:rPr>
+        <w:t xml:space="preserve">•  </w:t>
+      </w:r>
+      <w:r>
+        <w:rPr>
+          <w:b w:val="0"/>
+          <w:sz w:val="20"/>
+        </w:rPr>
+        <w:t>Type a name and confirm the helper text under it explains that this creates a new organization with you as its Admin.</w:t>
+      </w:r>
+    </w:p>
+    <w:p>
+      <w:pPr>
+        <w:spacing w:after="40"/>
+        <w:ind w:left="425" w:hanging="255"/>
+      </w:pPr>
+      <w:r>
+        <w:rPr>
+          <w:b w:val="0"/>
+          <w:sz w:val="20"/>
+        </w:rPr>
+        <w:t xml:space="preserve">-  </w:t>
+      </w:r>
+      <w:r>
+        <w:rPr>
+          <w:b w:val="0"/>
+          <w:sz w:val="20"/>
+        </w:rPr>
+        <w:t>Watch the email-availability check while you type.</w:t>
+      </w:r>
+    </w:p>
+    <w:p>
+      <w:pPr>
+        <w:spacing w:after="40"/>
+        <w:ind w:left="907" w:hanging="255"/>
+      </w:pPr>
+      <w:r>
+        <w:rPr>
+          <w:b w:val="0"/>
+          <w:sz w:val="20"/>
+        </w:rPr>
+        <w:t xml:space="preserve">•  </w:t>
+      </w:r>
+      <w:r>
+        <w:rPr>
+          <w:b w:val="0"/>
+          <w:sz w:val="20"/>
+        </w:rPr>
+        <w:t>A small spinner appears in the email field while the page checks the address.</w:t>
+      </w:r>
+    </w:p>
+    <w:p>
+      <w:pPr>
+        <w:spacing w:after="40"/>
+        <w:ind w:left="907" w:hanging="255"/>
+      </w:pPr>
+      <w:r>
+        <w:rPr>
+          <w:b w:val="0"/>
+          <w:sz w:val="20"/>
+        </w:rPr>
+        <w:t xml:space="preserve">•  </w:t>
+      </w:r>
+      <w:r>
+        <w:rPr>
+          <w:b w:val="0"/>
+          <w:sz w:val="20"/>
+        </w:rPr>
+        <w:t>Once the check is done, the icon switches to a green check (available) or a red alert (already in use).</w:t>
+      </w:r>
+    </w:p>
+    <w:p>
+      <w:pPr>
+        <w:spacing w:after="40"/>
+        <w:ind w:left="907" w:hanging="255"/>
+      </w:pPr>
+      <w:r>
+        <w:rPr>
+          <w:b w:val="0"/>
+          <w:sz w:val="20"/>
+        </w:rPr>
+        <w:t xml:space="preserve">•  </w:t>
+      </w:r>
+      <w:r>
+        <w:rPr>
+          <w:b w:val="0"/>
+          <w:sz w:val="20"/>
+        </w:rPr>
+        <w:t>If the email is already in use, an inline message under the field offers a 'Sign in instead' link that goes straight to /login.</w:t>
+      </w:r>
+    </w:p>
+    <w:p>
+      <w:pPr>
+        <w:spacing w:after="40"/>
+        <w:ind w:left="425" w:hanging="255"/>
+      </w:pPr>
+      <w:r>
+        <w:rPr>
+          <w:b w:val="0"/>
+          <w:sz w:val="20"/>
+        </w:rPr>
+        <w:t xml:space="preserve">-  </w:t>
+      </w:r>
+      <w:r>
+        <w:rPr>
+          <w:b w:val="0"/>
+          <w:sz w:val="20"/>
+        </w:rPr>
+        <w:t>Watch the password-strength panel while you type.</w:t>
+      </w:r>
+    </w:p>
+    <w:p>
+      <w:pPr>
+        <w:spacing w:after="40"/>
+        <w:ind w:left="907" w:hanging="255"/>
+      </w:pPr>
+      <w:r>
+        <w:rPr>
+          <w:b w:val="0"/>
+          <w:sz w:val="20"/>
+        </w:rPr>
+        <w:t xml:space="preserve">•  </w:t>
+      </w:r>
+      <w:r>
+        <w:rPr>
+          <w:b w:val="0"/>
+          <w:sz w:val="20"/>
+        </w:rPr>
+        <w:t>Five rules are listed: 8+ characters, an uppercase letter, a lowercase letter, a number, and a symbol. Each rule has a tick that flips from grey to green as it is met.</w:t>
+      </w:r>
+    </w:p>
+    <w:p>
+      <w:pPr>
+        <w:spacing w:after="40"/>
+        <w:ind w:left="907" w:hanging="255"/>
+      </w:pPr>
+      <w:r>
+        <w:rPr>
+          <w:b w:val="0"/>
+          <w:sz w:val="20"/>
+        </w:rPr>
+        <w:t xml:space="preserve">•  </w:t>
+      </w:r>
+      <w:r>
+        <w:rPr>
+          <w:b w:val="0"/>
+          <w:sz w:val="20"/>
+        </w:rPr>
+        <w:t>A coloured strength bar fills as more rules are met (Very weak → Weak → Fair → Good → Strong).</w:t>
+      </w:r>
+    </w:p>
+    <w:p>
+      <w:pPr>
+        <w:spacing w:after="40"/>
         <w:ind w:left="425" w:hanging="255"/>
       </w:pPr>
       <w:r>
@@ -1804,7 +2104,7 @@
           <w:b w:val="0"/>
           <w:sz w:val="20"/>
         </w:rPr>
-        <w:t>A weak password — confirm the password-strength hints appear.</w:t>
+        <w:t>A weak password — confirm the five rule ticks and the strength meter update live.</w:t>
       </w:r>
     </w:p>
     <w:p>
@@ -1824,7 +2124,7 @@
           <w:b w:val="0"/>
           <w:sz w:val="20"/>
         </w:rPr>
-        <w:t>Mismatched Password and Confirm Password.</w:t>
+        <w:t>Mismatched Password and Confirm Password — a live 'Passwords do not match' message appears under Confirm Password; when they match, a green 'Passwords match' message replaces it.</w:t>
       </w:r>
     </w:p>
     <w:p>
@@ -1917,6 +2217,26 @@
           <w:b w:val="0"/>
           <w:sz w:val="20"/>
         </w:rPr>
+        <w:t>The Create Account button stays disabled while the email is already in use or the passwords do not match.</w:t>
+      </w:r>
+    </w:p>
+    <w:p>
+      <w:pPr>
+        <w:spacing w:after="40"/>
+        <w:ind w:left="425" w:hanging="255"/>
+      </w:pPr>
+      <w:r>
+        <w:rPr>
+          <w:b w:val="0"/>
+          <w:sz w:val="20"/>
+        </w:rPr>
+        <w:t xml:space="preserve">-  </w:t>
+      </w:r>
+      <w:r>
+        <w:rPr>
+          <w:b w:val="0"/>
+          <w:sz w:val="20"/>
+        </w:rPr>
         <w:t>After a successful submission, one of two things should happen.</w:t>
       </w:r>
     </w:p>
@@ -1937,7 +2257,7 @@
           <w:b w:val="0"/>
           <w:sz w:val="20"/>
         </w:rPr>
-        <w:t>You are signed in automatically and taken to the /onboarding page.</w:t>
+        <w:t>You are signed in automatically and taken to the /onboarding page. A brand-new workspace is created for you and you are its Admin (and Owner).</w:t>
       </w:r>
     </w:p>
     <w:p>
@@ -1957,7 +2277,7 @@
           <w:b w:val="0"/>
           <w:sz w:val="20"/>
         </w:rPr>
-        <w:t>Or you are taken to /login with a message asking you to confirm your email.</w:t>
+        <w:t>Or you are taken to /login with a message asking you to confirm your email first.</w:t>
       </w:r>
     </w:p>
     <w:p>
@@ -1990,26 +2310,6 @@
           <w:b w:val="0"/>
           <w:sz w:val="20"/>
         </w:rPr>
-        <w:t>Check email availability while typing (instead of only after submit).</w:t>
-      </w:r>
-    </w:p>
-    <w:p>
-      <w:pPr>
-        <w:spacing w:after="40"/>
-        <w:ind w:left="425" w:hanging="255"/>
-      </w:pPr>
-      <w:r>
-        <w:rPr>
-          <w:b w:val="0"/>
-          <w:sz w:val="20"/>
-        </w:rPr>
-        <w:t xml:space="preserve">-  </w:t>
-      </w:r>
-      <w:r>
-        <w:rPr>
-          <w:b w:val="0"/>
-          <w:sz w:val="20"/>
-        </w:rPr>
         <w:t>Add an eye icon that shows / hides the password while typing.</w:t>
       </w:r>
     </w:p>
@@ -2030,7 +2330,47 @@
           <w:b w:val="0"/>
           <w:sz w:val="20"/>
         </w:rPr>
-        <w:t>Show a short sentence under each Role to explain what that role can do.</w:t>
+        <w:t>Show a one-line preview of how the Organization name will appear on outbound emails before you submit.</w:t>
+      </w:r>
+    </w:p>
+    <w:p>
+      <w:pPr>
+        <w:spacing w:after="40"/>
+        <w:ind w:left="425" w:hanging="255"/>
+      </w:pPr>
+      <w:r>
+        <w:rPr>
+          <w:b w:val="0"/>
+          <w:sz w:val="20"/>
+        </w:rPr>
+        <w:t xml:space="preserve">-  </w:t>
+      </w:r>
+      <w:r>
+        <w:rPr>
+          <w:b w:val="0"/>
+          <w:sz w:val="20"/>
+        </w:rPr>
+        <w:t>Add Microsoft / Outlook and Apple sign-up buttons next to Google.</w:t>
+      </w:r>
+    </w:p>
+    <w:p>
+      <w:pPr>
+        <w:spacing w:after="40"/>
+        <w:ind w:left="425" w:hanging="255"/>
+      </w:pPr>
+      <w:r>
+        <w:rPr>
+          <w:b w:val="0"/>
+          <w:sz w:val="20"/>
+        </w:rPr>
+        <w:t xml:space="preserve">-  </w:t>
+      </w:r>
+      <w:r>
+        <w:rPr>
+          <w:b w:val="0"/>
+          <w:sz w:val="20"/>
+        </w:rPr>
+        <w:t>Auto-suggest an Organization name from the email domain (for example 'acme-realty.com' suggests 'Acme Realty').</w:t>
       </w:r>
     </w:p>
     <w:p>
@@ -4348,7 +4688,7 @@
           <w:b w:val="0"/>
           <w:sz w:val="20"/>
         </w:rPr>
-        <w:t>Open the invite URL.</w:t>
+        <w:t>Open the invite link from your email.</w:t>
       </w:r>
     </w:p>
     <w:p>
@@ -4368,7 +4708,7 @@
           <w:b w:val="0"/>
           <w:sz w:val="20"/>
         </w:rPr>
-        <w:t>Confirm the page shows the invited email and the invited role.</w:t>
+        <w:t>Either form of the URL works: '/invite/&lt;token&gt;' (clean) or '/invite/accept?token=&lt;token&gt;' (the format used in invitation emails).</w:t>
       </w:r>
     </w:p>
     <w:p>
@@ -4388,47 +4728,327 @@
           <w:b w:val="0"/>
           <w:sz w:val="20"/>
         </w:rPr>
-        <w:t>Confirm the form fields for Full Name, Password, and optional Phone.</w:t>
-      </w:r>
-    </w:p>
-    <w:p>
-      <w:pPr>
-        <w:spacing w:after="40"/>
-        <w:ind w:left="425" w:hanging="255"/>
-      </w:pPr>
-      <w:r>
-        <w:rPr>
-          <w:b w:val="0"/>
-          <w:sz w:val="20"/>
-        </w:rPr>
-        <w:t xml:space="preserve">-  </w:t>
-      </w:r>
-      <w:r>
-        <w:rPr>
-          <w:b w:val="0"/>
-          <w:sz w:val="20"/>
-        </w:rPr>
-        <w:t>Submit the form with valid values.</w:t>
-      </w:r>
-    </w:p>
-    <w:p>
-      <w:pPr>
-        <w:spacing w:after="40"/>
-        <w:ind w:left="425" w:hanging="255"/>
-      </w:pPr>
-      <w:r>
-        <w:rPr>
-          <w:b w:val="0"/>
-          <w:sz w:val="20"/>
-        </w:rPr>
-        <w:t xml:space="preserve">-  </w:t>
-      </w:r>
-      <w:r>
-        <w:rPr>
-          <w:b w:val="0"/>
-          <w:sz w:val="20"/>
-        </w:rPr>
-        <w:t>Separately, open an invite URL with an invalid token.</w:t>
+        <w:t>While the page checks the token, a centred spinner says 'Verifying your invitation...'.</w:t>
+      </w:r>
+    </w:p>
+    <w:p>
+      <w:pPr>
+        <w:spacing w:after="40"/>
+        <w:ind w:left="425" w:hanging="255"/>
+      </w:pPr>
+      <w:r>
+        <w:rPr>
+          <w:b w:val="0"/>
+          <w:sz w:val="20"/>
+        </w:rPr>
+        <w:t xml:space="preserve">-  </w:t>
+      </w:r>
+      <w:r>
+        <w:rPr>
+          <w:b w:val="0"/>
+          <w:sz w:val="20"/>
+        </w:rPr>
+        <w:t>Confirm the invite page contents once the check is done.</w:t>
+      </w:r>
+    </w:p>
+    <w:p>
+      <w:pPr>
+        <w:spacing w:after="40"/>
+        <w:ind w:left="907" w:hanging="255"/>
+      </w:pPr>
+      <w:r>
+        <w:rPr>
+          <w:b w:val="0"/>
+          <w:sz w:val="20"/>
+        </w:rPr>
+        <w:t xml:space="preserve">•  </w:t>
+      </w:r>
+      <w:r>
+        <w:rPr>
+          <w:b w:val="0"/>
+          <w:sz w:val="20"/>
+        </w:rPr>
+        <w:t>An orange-circle check icon at the top, with the headline 'You're invited!'.</w:t>
+      </w:r>
+    </w:p>
+    <w:p>
+      <w:pPr>
+        <w:spacing w:after="40"/>
+        <w:ind w:left="907" w:hanging="255"/>
+      </w:pPr>
+      <w:r>
+        <w:rPr>
+          <w:b w:val="0"/>
+          <w:sz w:val="20"/>
+        </w:rPr>
+        <w:t xml:space="preserve">•  </w:t>
+      </w:r>
+      <w:r>
+        <w:rPr>
+          <w:b w:val="0"/>
+          <w:sz w:val="20"/>
+        </w:rPr>
+        <w:t>A line beneath the headline that reads 'Complete your account to join as {Role}', where the role is whatever the admin invited you for — for example Agent, Transaction Coordinator, Team Lead, Attorney, Client, FSBO Customer, or Vendor.</w:t>
+      </w:r>
+    </w:p>
+    <w:p>
+      <w:pPr>
+        <w:spacing w:after="40"/>
+        <w:ind w:left="907" w:hanging="255"/>
+      </w:pPr>
+      <w:r>
+        <w:rPr>
+          <w:b w:val="0"/>
+          <w:sz w:val="20"/>
+        </w:rPr>
+        <w:t xml:space="preserve">•  </w:t>
+      </w:r>
+      <w:r>
+        <w:rPr>
+          <w:b w:val="0"/>
+          <w:sz w:val="20"/>
+        </w:rPr>
+        <w:t>The invited email shown in small grey text just below the role.</w:t>
+      </w:r>
+    </w:p>
+    <w:p>
+      <w:pPr>
+        <w:spacing w:after="40"/>
+        <w:ind w:left="425" w:hanging="255"/>
+      </w:pPr>
+      <w:r>
+        <w:rPr>
+          <w:b w:val="0"/>
+          <w:sz w:val="20"/>
+        </w:rPr>
+        <w:t xml:space="preserve">-  </w:t>
+      </w:r>
+      <w:r>
+        <w:rPr>
+          <w:b w:val="0"/>
+          <w:sz w:val="20"/>
+        </w:rPr>
+        <w:t>Fill in the form.</w:t>
+      </w:r>
+    </w:p>
+    <w:p>
+      <w:pPr>
+        <w:spacing w:after="40"/>
+        <w:ind w:left="907" w:hanging="255"/>
+      </w:pPr>
+      <w:r>
+        <w:rPr>
+          <w:b w:val="0"/>
+          <w:sz w:val="20"/>
+        </w:rPr>
+        <w:t xml:space="preserve">•  </w:t>
+      </w:r>
+      <w:r>
+        <w:rPr>
+          <w:b w:val="0"/>
+          <w:sz w:val="20"/>
+        </w:rPr>
+        <w:t>Full name (required).</w:t>
+      </w:r>
+    </w:p>
+    <w:p>
+      <w:pPr>
+        <w:spacing w:after="40"/>
+        <w:ind w:left="907" w:hanging="255"/>
+      </w:pPr>
+      <w:r>
+        <w:rPr>
+          <w:b w:val="0"/>
+          <w:sz w:val="20"/>
+        </w:rPr>
+        <w:t xml:space="preserve">•  </w:t>
+      </w:r>
+      <w:r>
+        <w:rPr>
+          <w:b w:val="0"/>
+          <w:sz w:val="20"/>
+        </w:rPr>
+        <w:t>Create password (required — must be at least 8 characters and include at least one number).</w:t>
+      </w:r>
+    </w:p>
+    <w:p>
+      <w:pPr>
+        <w:spacing w:after="40"/>
+        <w:ind w:left="907" w:hanging="255"/>
+      </w:pPr>
+      <w:r>
+        <w:rPr>
+          <w:b w:val="0"/>
+          <w:sz w:val="20"/>
+        </w:rPr>
+        <w:t xml:space="preserve">•  </w:t>
+      </w:r>
+      <w:r>
+        <w:rPr>
+          <w:b w:val="0"/>
+          <w:sz w:val="20"/>
+        </w:rPr>
+        <w:t>Phone (optional).</w:t>
+      </w:r>
+    </w:p>
+    <w:p>
+      <w:pPr>
+        <w:spacing w:after="40"/>
+        <w:ind w:left="425" w:hanging="255"/>
+      </w:pPr>
+      <w:r>
+        <w:rPr>
+          <w:b w:val="0"/>
+          <w:sz w:val="20"/>
+        </w:rPr>
+        <w:t xml:space="preserve">-  </w:t>
+      </w:r>
+      <w:r>
+        <w:rPr>
+          <w:b w:val="0"/>
+          <w:sz w:val="20"/>
+        </w:rPr>
+        <w:t>Try invalid inputs and confirm the page blocks them.</w:t>
+      </w:r>
+    </w:p>
+    <w:p>
+      <w:pPr>
+        <w:spacing w:after="40"/>
+        <w:ind w:left="907" w:hanging="255"/>
+      </w:pPr>
+      <w:r>
+        <w:rPr>
+          <w:b w:val="0"/>
+          <w:sz w:val="20"/>
+        </w:rPr>
+        <w:t xml:space="preserve">•  </w:t>
+      </w:r>
+      <w:r>
+        <w:rPr>
+          <w:b w:val="0"/>
+          <w:sz w:val="20"/>
+        </w:rPr>
+        <w:t>Empty full name.</w:t>
+      </w:r>
+    </w:p>
+    <w:p>
+      <w:pPr>
+        <w:spacing w:after="40"/>
+        <w:ind w:left="907" w:hanging="255"/>
+      </w:pPr>
+      <w:r>
+        <w:rPr>
+          <w:b w:val="0"/>
+          <w:sz w:val="20"/>
+        </w:rPr>
+        <w:t xml:space="preserve">•  </w:t>
+      </w:r>
+      <w:r>
+        <w:rPr>
+          <w:b w:val="0"/>
+          <w:sz w:val="20"/>
+        </w:rPr>
+        <w:t>A password under 8 characters or with no number — an inline red message appears.</w:t>
+      </w:r>
+    </w:p>
+    <w:p>
+      <w:pPr>
+        <w:spacing w:after="40"/>
+        <w:ind w:left="425" w:hanging="255"/>
+      </w:pPr>
+      <w:r>
+        <w:rPr>
+          <w:b w:val="0"/>
+          <w:sz w:val="20"/>
+        </w:rPr>
+        <w:t xml:space="preserve">-  </w:t>
+      </w:r>
+      <w:r>
+        <w:rPr>
+          <w:b w:val="0"/>
+          <w:sz w:val="20"/>
+        </w:rPr>
+        <w:t>Click 'Join Velvet Elves' to submit.</w:t>
+      </w:r>
+    </w:p>
+    <w:p>
+      <w:pPr>
+        <w:spacing w:after="40"/>
+        <w:ind w:left="907" w:hanging="255"/>
+      </w:pPr>
+      <w:r>
+        <w:rPr>
+          <w:b w:val="0"/>
+          <w:sz w:val="20"/>
+        </w:rPr>
+        <w:t xml:space="preserve">•  </w:t>
+      </w:r>
+      <w:r>
+        <w:rPr>
+          <w:b w:val="0"/>
+          <w:sz w:val="20"/>
+        </w:rPr>
+        <w:t>The button label changes to a small spinner while it works.</w:t>
+      </w:r>
+    </w:p>
+    <w:p>
+      <w:pPr>
+        <w:spacing w:after="40"/>
+        <w:ind w:left="425" w:hanging="255"/>
+      </w:pPr>
+      <w:r>
+        <w:rPr>
+          <w:b w:val="0"/>
+          <w:sz w:val="20"/>
+        </w:rPr>
+        <w:t xml:space="preserve">-  </w:t>
+      </w:r>
+      <w:r>
+        <w:rPr>
+          <w:b w:val="0"/>
+          <w:sz w:val="20"/>
+        </w:rPr>
+        <w:t>Separately, open a bad invite URL to confirm the error path.</w:t>
+      </w:r>
+    </w:p>
+    <w:p>
+      <w:pPr>
+        <w:spacing w:after="40"/>
+        <w:ind w:left="907" w:hanging="255"/>
+      </w:pPr>
+      <w:r>
+        <w:rPr>
+          <w:b w:val="0"/>
+          <w:sz w:val="20"/>
+        </w:rPr>
+        <w:t xml:space="preserve">•  </w:t>
+      </w:r>
+      <w:r>
+        <w:rPr>
+          <w:b w:val="0"/>
+          <w:sz w:val="20"/>
+        </w:rPr>
+        <w:t>Paste a fake token (e.g. /invite/some-fake-token) in the browser bar.</w:t>
+      </w:r>
+    </w:p>
+    <w:p>
+      <w:pPr>
+        <w:spacing w:after="40"/>
+        <w:ind w:left="907" w:hanging="255"/>
+      </w:pPr>
+      <w:r>
+        <w:rPr>
+          <w:b w:val="0"/>
+          <w:sz w:val="20"/>
+        </w:rPr>
+        <w:t xml:space="preserve">•  </w:t>
+      </w:r>
+      <w:r>
+        <w:rPr>
+          <w:b w:val="0"/>
+          <w:sz w:val="20"/>
+        </w:rPr>
+        <w:t>Confirm an 'Invalid Invitation' screen appears with a red warning icon, a clear message ('This invitation is invalid or has expired.'), and a 'Go to login' link.</w:t>
       </w:r>
     </w:p>
     <w:p>
@@ -4461,27 +5081,47 @@
           <w:b w:val="0"/>
           <w:sz w:val="20"/>
         </w:rPr>
-        <w:t>A valid invite signs the new user in and takes them to /onboarding.</w:t>
-      </w:r>
-    </w:p>
-    <w:p>
-      <w:pPr>
-        <w:spacing w:after="40"/>
-        <w:ind w:left="425" w:hanging="255"/>
-      </w:pPr>
-      <w:r>
-        <w:rPr>
-          <w:b w:val="0"/>
-          <w:sz w:val="20"/>
-        </w:rPr>
-        <w:t xml:space="preserve">-  </w:t>
-      </w:r>
-      <w:r>
-        <w:rPr>
-          <w:b w:val="0"/>
-          <w:sz w:val="20"/>
-        </w:rPr>
-        <w:t>An invalid token shows an 'Invalid Invitation' screen with a link back to login.</w:t>
+        <w:t>A valid invite signs the new user in, shows a green 'Account created successfully!' toast, and takes them to /onboarding.</w:t>
+      </w:r>
+    </w:p>
+    <w:p>
+      <w:pPr>
+        <w:spacing w:after="40"/>
+        <w:ind w:left="425" w:hanging="255"/>
+      </w:pPr>
+      <w:r>
+        <w:rPr>
+          <w:b w:val="0"/>
+          <w:sz w:val="20"/>
+        </w:rPr>
+        <w:t xml:space="preserve">-  </w:t>
+      </w:r>
+      <w:r>
+        <w:rPr>
+          <w:b w:val="0"/>
+          <w:sz w:val="20"/>
+        </w:rPr>
+        <w:t>On /onboarding, the wizard automatically detects the invitee and skips the 'Company / brokerage' step (see feature 12), showing a read-only 'Joining: {brokerage name}' banner instead.</w:t>
+      </w:r>
+    </w:p>
+    <w:p>
+      <w:pPr>
+        <w:spacing w:after="40"/>
+        <w:ind w:left="425" w:hanging="255"/>
+      </w:pPr>
+      <w:r>
+        <w:rPr>
+          <w:b w:val="0"/>
+          <w:sz w:val="20"/>
+        </w:rPr>
+        <w:t xml:space="preserve">-  </w:t>
+      </w:r>
+      <w:r>
+        <w:rPr>
+          <w:b w:val="0"/>
+          <w:sz w:val="20"/>
+        </w:rPr>
+        <w:t>An invalid or expired token shows the 'Invalid Invitation' screen with a 'Go to login' link rather than a broken page.</w:t>
       </w:r>
     </w:p>
     <w:p>
@@ -4514,27 +5154,47 @@
           <w:b w:val="0"/>
           <w:sz w:val="20"/>
         </w:rPr>
-        <w:t>Show a countdown for how long the invite is still valid.</w:t>
-      </w:r>
-    </w:p>
-    <w:p>
-      <w:pPr>
-        <w:spacing w:after="40"/>
-        <w:ind w:left="425" w:hanging="255"/>
-      </w:pPr>
-      <w:r>
-        <w:rPr>
-          <w:b w:val="0"/>
-          <w:sz w:val="20"/>
-        </w:rPr>
-        <w:t xml:space="preserve">-  </w:t>
-      </w:r>
-      <w:r>
-        <w:rPr>
-          <w:b w:val="0"/>
-          <w:sz w:val="20"/>
-        </w:rPr>
-        <w:t>Let the person who sent the invite resend or cancel it from the admin area when that page is built.</w:t>
+        <w:t>Show a countdown for how long the invite is still valid (e.g. 'Expires in 6 hours').</w:t>
+      </w:r>
+    </w:p>
+    <w:p>
+      <w:pPr>
+        <w:spacing w:after="40"/>
+        <w:ind w:left="425" w:hanging="255"/>
+      </w:pPr>
+      <w:r>
+        <w:rPr>
+          <w:b w:val="0"/>
+          <w:sz w:val="20"/>
+        </w:rPr>
+        <w:t xml:space="preserve">-  </w:t>
+      </w:r>
+      <w:r>
+        <w:rPr>
+          <w:b w:val="0"/>
+          <w:sz w:val="20"/>
+        </w:rPr>
+        <w:t>Add a password-strength meter that matches the one on the /register page so invitees see the same five rules.</w:t>
+      </w:r>
+    </w:p>
+    <w:p>
+      <w:pPr>
+        <w:spacing w:after="40"/>
+        <w:ind w:left="425" w:hanging="255"/>
+      </w:pPr>
+      <w:r>
+        <w:rPr>
+          <w:b w:val="0"/>
+          <w:sz w:val="20"/>
+        </w:rPr>
+        <w:t xml:space="preserve">-  </w:t>
+      </w:r>
+      <w:r>
+        <w:rPr>
+          <w:b w:val="0"/>
+          <w:sz w:val="20"/>
+        </w:rPr>
+        <w:t>Show the inviter's name (for example 'Sam Closer invited you to Acme Realty') so the recipient knows it is legitimate.</w:t>
       </w:r>
     </w:p>
     <w:p>
@@ -4874,6 +5534,86 @@
           <w:b w:val="0"/>
           <w:sz w:val="20"/>
         </w:rPr>
+        <w:t>Founder vs. invitee branch (NEW).</w:t>
+      </w:r>
+    </w:p>
+    <w:p>
+      <w:pPr>
+        <w:spacing w:after="40"/>
+        <w:ind w:left="907" w:hanging="255"/>
+      </w:pPr>
+      <w:r>
+        <w:rPr>
+          <w:b w:val="0"/>
+          <w:sz w:val="20"/>
+        </w:rPr>
+        <w:t xml:space="preserve">•  </w:t>
+      </w:r>
+      <w:r>
+        <w:rPr>
+          <w:b w:val="0"/>
+          <w:sz w:val="20"/>
+        </w:rPr>
+        <w:t>If you signed up by accepting an invite email (see feature 11), the wizard runs in 'invitee mode'. On Step 2 the 'Company / brokerage' field and the 'Brand logo' drag-drop zone are HIDDEN, and a read-only 'Joining: {brokerage name}' banner takes their place. This prevents an invitee from accidentally renaming or rebranding the workspace they just joined.</w:t>
+      </w:r>
+    </w:p>
+    <w:p>
+      <w:pPr>
+        <w:spacing w:after="40"/>
+        <w:ind w:left="907" w:hanging="255"/>
+      </w:pPr>
+      <w:r>
+        <w:rPr>
+          <w:b w:val="0"/>
+          <w:sz w:val="20"/>
+        </w:rPr>
+        <w:t xml:space="preserve">•  </w:t>
+      </w:r>
+      <w:r>
+        <w:rPr>
+          <w:b w:val="0"/>
+          <w:sz w:val="20"/>
+        </w:rPr>
+        <w:t>If you self-registered on /register, the wizard runs in 'founder mode' and you DO see the Company / brokerage and Brand logo fields on Step 2.</w:t>
+      </w:r>
+    </w:p>
+    <w:p>
+      <w:pPr>
+        <w:spacing w:after="40"/>
+        <w:ind w:left="907" w:hanging="255"/>
+      </w:pPr>
+      <w:r>
+        <w:rPr>
+          <w:b w:val="0"/>
+          <w:sz w:val="20"/>
+        </w:rPr>
+        <w:t xml:space="preserve">•  </w:t>
+      </w:r>
+      <w:r>
+        <w:rPr>
+          <w:b w:val="0"/>
+          <w:sz w:val="20"/>
+        </w:rPr>
+        <w:t>The wizard reads this signal from your account on the server, not from the URL. Re-signing in, or transferring ownership later, does not flip you back into founder mode by accident — see feature 32.5 for the ownership-transfer behaviour.</w:t>
+      </w:r>
+    </w:p>
+    <w:p>
+      <w:pPr>
+        <w:spacing w:after="40"/>
+        <w:ind w:left="425" w:hanging="255"/>
+      </w:pPr>
+      <w:r>
+        <w:rPr>
+          <w:b w:val="0"/>
+          <w:sz w:val="20"/>
+        </w:rPr>
+        <w:t xml:space="preserve">-  </w:t>
+      </w:r>
+      <w:r>
+        <w:rPr>
+          <w:b w:val="0"/>
+          <w:sz w:val="20"/>
+        </w:rPr>
         <w:t>Step 1 — Welcome.</w:t>
       </w:r>
     </w:p>
@@ -5054,7 +5794,7 @@
           <w:b w:val="0"/>
           <w:sz w:val="20"/>
         </w:rPr>
-        <w:t>Internal roles only: confirm a 'Company / brokerage' field and a 'Brand logo' drag-drop zone are also present.</w:t>
+        <w:t>Founders only (internal roles, NOT invitees): confirm a 'Company / brokerage' field and a 'Brand logo' drag-drop zone are also present.</w:t>
       </w:r>
     </w:p>
     <w:p>
@@ -5074,7 +5814,7 @@
           <w:b w:val="0"/>
           <w:sz w:val="20"/>
         </w:rPr>
-        <w:t>Logo rules: PNG, JPEG, WEBP, SVG, or GIF, max 2 MB. Upload a wrong type or an oversize file and confirm a clear error toast appears (no silent failure).</w:t>
+        <w:t>Invitees: confirm the read-only 'Joining: {brokerage name}' banner shows the brokerage you accepted the invite for, and that the company / logo fields are NOT shown.</w:t>
       </w:r>
     </w:p>
     <w:p>
@@ -5094,6 +5834,26 @@
           <w:b w:val="0"/>
           <w:sz w:val="20"/>
         </w:rPr>
+        <w:t>Logo rules (founders only): PNG, JPEG, WEBP, SVG, or GIF, max 2 MB. Upload a wrong type or an oversize file and confirm a clear error toast appears (no silent failure).</w:t>
+      </w:r>
+    </w:p>
+    <w:p>
+      <w:pPr>
+        <w:spacing w:after="40"/>
+        <w:ind w:left="907" w:hanging="255"/>
+      </w:pPr>
+      <w:r>
+        <w:rPr>
+          <w:b w:val="0"/>
+          <w:sz w:val="20"/>
+        </w:rPr>
+        <w:t xml:space="preserve">•  </w:t>
+      </w:r>
+      <w:r>
+        <w:rPr>
+          <w:b w:val="0"/>
+          <w:sz w:val="20"/>
+        </w:rPr>
         <w:t>Upload a valid logo and confirm the preview appears immediately, plus an Upload/Replace button and a Remove button.</w:t>
       </w:r>
     </w:p>
@@ -5134,7 +5894,7 @@
           <w:b w:val="0"/>
           <w:sz w:val="20"/>
         </w:rPr>
-        <w:t>Click Continue. The button shows 'Saving…' while it persists your name, phone, role, company, and logo.</w:t>
+        <w:t>Click Continue. The button shows 'Saving…' while it persists your name, phone, role, and — for founders only — your company and logo.</w:t>
       </w:r>
     </w:p>
     <w:p>
@@ -5647,6 +6407,26 @@
           <w:b w:val="0"/>
           <w:sz w:val="20"/>
         </w:rPr>
+        <w:t>Founders see the Company / brokerage and Brand logo fields on Step 2; invitees see a read-only 'Joining: {brokerage name}' banner instead.</w:t>
+      </w:r>
+    </w:p>
+    <w:p>
+      <w:pPr>
+        <w:spacing w:after="40"/>
+        <w:ind w:left="425" w:hanging="255"/>
+      </w:pPr>
+      <w:r>
+        <w:rPr>
+          <w:b w:val="0"/>
+          <w:sz w:val="20"/>
+        </w:rPr>
+        <w:t xml:space="preserve">-  </w:t>
+      </w:r>
+      <w:r>
+        <w:rPr>
+          <w:b w:val="0"/>
+          <w:sz w:val="20"/>
+        </w:rPr>
         <w:t>Gmail / Outlook / DocuSign connections are real OAuth — connecting one shows a green 'Connected' badge that persists into Settings → Integrations.</w:t>
       </w:r>
     </w:p>
@@ -5785,6 +6565,26 @@
     </w:p>
     <w:p>
       <w:pPr>
+        <w:spacing w:after="40"/>
+        <w:ind w:left="425" w:hanging="255"/>
+      </w:pPr>
+      <w:r>
+        <w:rPr>
+          <w:b w:val="0"/>
+          <w:sz w:val="20"/>
+        </w:rPr>
+        <w:t xml:space="preserve">-  </w:t>
+      </w:r>
+      <w:r>
+        <w:rPr>
+          <w:b w:val="0"/>
+          <w:sz w:val="20"/>
+        </w:rPr>
+        <w:t>Add an invitee-only 'Welcome from {inviter name}' message under the Joining banner so the invitee knows who brought them in.</w:t>
+      </w:r>
+    </w:p>
+    <w:p>
+      <w:pPr>
         <w:spacing w:before="200" w:after="60"/>
       </w:pPr>
       <w:r>
@@ -28644,7 +29444,7 @@
         <w:spacing w:after="80" w:before="280"/>
       </w:pPr>
       <w:r>
-        <w:t>32. Admin user detail (direct link)</w:t>
+        <w:t>32. Admin user detail</w:t>
       </w:r>
     </w:p>
     <w:p>
@@ -28669,7 +29469,7 @@
           <w:b w:val="0"/>
           <w:sz w:val="20"/>
         </w:rPr>
-        <w:t>/admin/users/&lt;userId&gt;</w:t>
+        <w:t>/admin/users/&lt;userId&gt; (reachable from any avatar tile on /team or any row on /admin/users)</w:t>
       </w:r>
     </w:p>
     <w:p>
@@ -28702,27 +29502,167 @@
           <w:b w:val="0"/>
           <w:sz w:val="20"/>
         </w:rPr>
-        <w:t>As an Admin, open a known user ID URL.</w:t>
-      </w:r>
-    </w:p>
-    <w:p>
-      <w:pPr>
-        <w:spacing w:after="40"/>
-        <w:ind w:left="425" w:hanging="255"/>
-      </w:pPr>
-      <w:r>
-        <w:rPr>
-          <w:b w:val="0"/>
-          <w:sz w:val="20"/>
-        </w:rPr>
-        <w:t xml:space="preserve">-  </w:t>
-      </w:r>
-      <w:r>
-        <w:rPr>
-          <w:b w:val="0"/>
-          <w:sz w:val="20"/>
-        </w:rPr>
-        <w:t>Open an invalid user ID to check the error state.</w:t>
+        <w:t>Reach the page from the new Team Members admin list.</w:t>
+      </w:r>
+    </w:p>
+    <w:p>
+      <w:pPr>
+        <w:spacing w:after="40"/>
+        <w:ind w:left="907" w:hanging="255"/>
+      </w:pPr>
+      <w:r>
+        <w:rPr>
+          <w:b w:val="0"/>
+          <w:sz w:val="20"/>
+        </w:rPr>
+        <w:t xml:space="preserve">•  </w:t>
+      </w:r>
+      <w:r>
+        <w:rPr>
+          <w:b w:val="0"/>
+          <w:sz w:val="20"/>
+        </w:rPr>
+        <w:t>From /admin/users, click a member's avatar, name, or 'View profile' button. The detail page opens with a 'Team › Members › {name}' breadcrumb and a back arrow.</w:t>
+      </w:r>
+    </w:p>
+    <w:p>
+      <w:pPr>
+        <w:spacing w:after="40"/>
+        <w:ind w:left="907" w:hanging="255"/>
+      </w:pPr>
+      <w:r>
+        <w:rPr>
+          <w:b w:val="0"/>
+          <w:sz w:val="20"/>
+        </w:rPr>
+        <w:t xml:space="preserve">•  </w:t>
+      </w:r>
+      <w:r>
+        <w:rPr>
+          <w:b w:val="0"/>
+          <w:sz w:val="20"/>
+        </w:rPr>
+        <w:t>From /team, click any avatar tile in 'Recently added members' to open the same detail page.</w:t>
+      </w:r>
+    </w:p>
+    <w:p>
+      <w:pPr>
+        <w:spacing w:after="40"/>
+        <w:ind w:left="425" w:hanging="255"/>
+      </w:pPr>
+      <w:r>
+        <w:rPr>
+          <w:b w:val="0"/>
+          <w:sz w:val="20"/>
+        </w:rPr>
+        <w:t xml:space="preserve">-  </w:t>
+      </w:r>
+      <w:r>
+        <w:rPr>
+          <w:b w:val="0"/>
+          <w:sz w:val="20"/>
+        </w:rPr>
+        <w:t>Confirm the page renders.</w:t>
+      </w:r>
+    </w:p>
+    <w:p>
+      <w:pPr>
+        <w:spacing w:after="40"/>
+        <w:ind w:left="907" w:hanging="255"/>
+      </w:pPr>
+      <w:r>
+        <w:rPr>
+          <w:b w:val="0"/>
+          <w:sz w:val="20"/>
+        </w:rPr>
+        <w:t xml:space="preserve">•  </w:t>
+      </w:r>
+      <w:r>
+        <w:rPr>
+          <w:b w:val="0"/>
+          <w:sz w:val="20"/>
+        </w:rPr>
+        <w:t>A profile card on the left with name, email, phone, joined date, last sign-in, and role.</w:t>
+      </w:r>
+    </w:p>
+    <w:p>
+      <w:pPr>
+        <w:spacing w:after="40"/>
+        <w:ind w:left="907" w:hanging="255"/>
+      </w:pPr>
+      <w:r>
+        <w:rPr>
+          <w:b w:val="0"/>
+          <w:sz w:val="20"/>
+        </w:rPr>
+        <w:t xml:space="preserve">•  </w:t>
+      </w:r>
+      <w:r>
+        <w:rPr>
+          <w:b w:val="0"/>
+          <w:sz w:val="20"/>
+        </w:rPr>
+        <w:t>A side-rail with a status snapshot (active / inactive) and the role badge.</w:t>
+      </w:r>
+    </w:p>
+    <w:p>
+      <w:pPr>
+        <w:spacing w:after="40"/>
+        <w:ind w:left="907" w:hanging="255"/>
+      </w:pPr>
+      <w:r>
+        <w:rPr>
+          <w:b w:val="0"/>
+          <w:sz w:val="20"/>
+        </w:rPr>
+        <w:t xml:space="preserve">•  </w:t>
+      </w:r>
+      <w:r>
+        <w:rPr>
+          <w:b w:val="0"/>
+          <w:sz w:val="20"/>
+        </w:rPr>
+        <w:t>If the user is the workspace owner, the avatar has a small orange crown badge.</w:t>
+      </w:r>
+    </w:p>
+    <w:p>
+      <w:pPr>
+        <w:spacing w:after="40"/>
+        <w:ind w:left="425" w:hanging="255"/>
+      </w:pPr>
+      <w:r>
+        <w:rPr>
+          <w:b w:val="0"/>
+          <w:sz w:val="20"/>
+        </w:rPr>
+        <w:t xml:space="preserve">-  </w:t>
+      </w:r>
+      <w:r>
+        <w:rPr>
+          <w:b w:val="0"/>
+          <w:sz w:val="20"/>
+        </w:rPr>
+        <w:t>Try a problem URL.</w:t>
+      </w:r>
+    </w:p>
+    <w:p>
+      <w:pPr>
+        <w:spacing w:after="40"/>
+        <w:ind w:left="907" w:hanging="255"/>
+      </w:pPr>
+      <w:r>
+        <w:rPr>
+          <w:b w:val="0"/>
+          <w:sz w:val="20"/>
+        </w:rPr>
+        <w:t xml:space="preserve">•  </w:t>
+      </w:r>
+      <w:r>
+        <w:rPr>
+          <w:b w:val="0"/>
+          <w:sz w:val="20"/>
+        </w:rPr>
+        <w:t>Paste /admin/users/some-fake-id directly in the browser. A clear 'Failed to load user' error card should appear, NOT a white screen.</w:t>
       </w:r>
     </w:p>
     <w:p>
@@ -28755,27 +29695,27 @@
           <w:b w:val="0"/>
           <w:sz w:val="20"/>
         </w:rPr>
-        <w:t>A valid ID renders the user's profile card.</w:t>
-      </w:r>
-    </w:p>
-    <w:p>
-      <w:pPr>
-        <w:spacing w:after="40"/>
-        <w:ind w:left="425" w:hanging="255"/>
-      </w:pPr>
-      <w:r>
-        <w:rPr>
-          <w:b w:val="0"/>
-          <w:sz w:val="20"/>
-        </w:rPr>
-        <w:t xml:space="preserve">-  </w:t>
-      </w:r>
-      <w:r>
-        <w:rPr>
-          <w:b w:val="0"/>
-          <w:sz w:val="20"/>
-        </w:rPr>
-        <w:t>An invalid ID shows a clean error state.</w:t>
+        <w:t>A valid user id renders the profile card without errors.</w:t>
+      </w:r>
+    </w:p>
+    <w:p>
+      <w:pPr>
+        <w:spacing w:after="40"/>
+        <w:ind w:left="425" w:hanging="255"/>
+      </w:pPr>
+      <w:r>
+        <w:rPr>
+          <w:b w:val="0"/>
+          <w:sz w:val="20"/>
+        </w:rPr>
+        <w:t xml:space="preserve">-  </w:t>
+      </w:r>
+      <w:r>
+        <w:rPr>
+          <w:b w:val="0"/>
+          <w:sz w:val="20"/>
+        </w:rPr>
+        <w:t>An invalid or deleted user id shows a clean error state with a way to navigate back.</w:t>
       </w:r>
     </w:p>
     <w:p>
@@ -28808,27 +29748,6267 @@
           <w:b w:val="0"/>
           <w:sz w:val="20"/>
         </w:rPr>
-        <w:t>Finish the Team Members list page so this page is reachable without typing URLs.</w:t>
-      </w:r>
-    </w:p>
-    <w:p>
-      <w:pPr>
-        <w:spacing w:after="40"/>
-        <w:ind w:left="425" w:hanging="255"/>
-      </w:pPr>
-      <w:r>
-        <w:rPr>
-          <w:b w:val="0"/>
-          <w:sz w:val="20"/>
-        </w:rPr>
-        <w:t xml:space="preserve">-  </w:t>
-      </w:r>
-      <w:r>
-        <w:rPr>
-          <w:b w:val="0"/>
-          <w:sz w:val="20"/>
-        </w:rPr>
-        <w:t>Add an audit trail showing the user's recent actions.</w:t>
+        <w:t>Add an audit trail showing the user's recent actions (logins, role changes, transactions worked).</w:t>
+      </w:r>
+    </w:p>
+    <w:p>
+      <w:pPr>
+        <w:spacing w:after="40"/>
+        <w:ind w:left="425" w:hanging="255"/>
+      </w:pPr>
+      <w:r>
+        <w:rPr>
+          <w:b w:val="0"/>
+          <w:sz w:val="20"/>
+        </w:rPr>
+        <w:t xml:space="preserve">-  </w:t>
+      </w:r>
+      <w:r>
+        <w:rPr>
+          <w:b w:val="0"/>
+          <w:sz w:val="20"/>
+        </w:rPr>
+        <w:t>Add an inline Edit form so an Admin can update name, phone, or role from this page (today edits happen via Settings or other admin tools).</w:t>
+      </w:r>
+    </w:p>
+    <w:p>
+      <w:pPr>
+        <w:spacing w:after="40"/>
+        <w:ind w:left="425" w:hanging="255"/>
+      </w:pPr>
+      <w:r>
+        <w:rPr>
+          <w:b w:val="0"/>
+          <w:sz w:val="20"/>
+        </w:rPr>
+        <w:t xml:space="preserve">-  </w:t>
+      </w:r>
+      <w:r>
+        <w:rPr>
+          <w:b w:val="0"/>
+          <w:sz w:val="20"/>
+        </w:rPr>
+        <w:t>Show recent transactions assigned to this user so a Team Lead has full context.</w:t>
+      </w:r>
+    </w:p>
+    <w:p>
+      <w:pPr>
+        <w:spacing w:before="200" w:after="60"/>
+      </w:pPr>
+      <w:r>
+        <w:rPr>
+          <w:b/>
+          <w:color w:val="C0504D"/>
+          <w:sz w:val="22"/>
+        </w:rPr>
+        <w:t>Feedback</w:t>
+      </w:r>
+    </w:p>
+    <w:p>
+      <w:pPr>
+        <w:spacing w:after="80"/>
+      </w:pPr>
+      <w:r>
+        <w:rPr>
+          <w:i/>
+          <w:color w:val="555555"/>
+          <w:sz w:val="18"/>
+        </w:rPr>
+        <w:t>Please note below: Status (Pass / Fail / Needs Work), any comments or issues you hit, and your priority for the improvement ideas above (High / Medium / Low / Skip).</w:t>
+      </w:r>
+    </w:p>
+    <w:p>
+      <w:pPr>
+        <w:spacing w:after="120"/>
+      </w:pPr>
+      <w:r>
+        <w:rPr>
+          <w:color w:val="BBBBBB"/>
+          <w:sz w:val="20"/>
+        </w:rPr>
+        <w:t>__________________________________________________________________________________________</w:t>
+      </w:r>
+    </w:p>
+    <w:p>
+      <w:pPr>
+        <w:spacing w:after="120"/>
+      </w:pPr>
+      <w:r>
+        <w:rPr>
+          <w:color w:val="BBBBBB"/>
+          <w:sz w:val="20"/>
+        </w:rPr>
+        <w:t>__________________________________________________________________________________________</w:t>
+      </w:r>
+    </w:p>
+    <w:p>
+      <w:pPr>
+        <w:spacing w:after="120"/>
+      </w:pPr>
+      <w:r>
+        <w:rPr>
+          <w:color w:val="BBBBBB"/>
+          <w:sz w:val="20"/>
+        </w:rPr>
+        <w:t>__________________________________________________________________________________________</w:t>
+      </w:r>
+    </w:p>
+    <w:p>
+      <w:pPr>
+        <w:spacing w:after="120"/>
+      </w:pPr>
+      <w:r>
+        <w:rPr>
+          <w:color w:val="BBBBBB"/>
+          <w:sz w:val="20"/>
+        </w:rPr>
+        <w:t>__________________________________________________________________________________________</w:t>
+      </w:r>
+    </w:p>
+    <w:p>
+      <w:pPr>
+        <w:spacing w:after="120"/>
+      </w:pPr>
+      <w:r>
+        <w:rPr>
+          <w:color w:val="BBBBBB"/>
+          <w:sz w:val="20"/>
+        </w:rPr>
+        <w:t>__________________________________________________________________________________________</w:t>
+      </w:r>
+    </w:p>
+    <w:p>
+      <w:pPr>
+        <w:spacing w:after="120"/>
+      </w:pPr>
+      <w:r>
+        <w:rPr>
+          <w:color w:val="BBBBBB"/>
+          <w:sz w:val="20"/>
+        </w:rPr>
+        <w:t>__________________________________________________________________________________________</w:t>
+      </w:r>
+    </w:p>
+    <w:p/>
+    <w:p>
+      <w:pPr>
+        <w:pStyle w:val="Heading2"/>
+        <w:spacing w:after="80" w:before="280"/>
+      </w:pPr>
+      <w:r>
+        <w:t>32.1. Team Overview page</w:t>
+      </w:r>
+    </w:p>
+    <w:p>
+      <w:pPr>
+        <w:spacing w:before="200" w:after="60"/>
+      </w:pPr>
+      <w:r>
+        <w:rPr>
+          <w:b/>
+          <w:color w:val="1F3A5F"/>
+          <w:sz w:val="22"/>
+        </w:rPr>
+        <w:t>Route / Location</w:t>
+      </w:r>
+    </w:p>
+    <w:p>
+      <w:pPr>
+        <w:spacing w:after="40"/>
+      </w:pPr>
+      <w:r>
+        <w:rPr>
+          <w:b w:val="0"/>
+          <w:sz w:val="20"/>
+        </w:rPr>
+        <w:t>/team (Team Lead and Admin only)</w:t>
+      </w:r>
+    </w:p>
+    <w:p>
+      <w:pPr>
+        <w:spacing w:before="200" w:after="60"/>
+      </w:pPr>
+      <w:r>
+        <w:rPr>
+          <w:b/>
+          <w:color w:val="1F3A5F"/>
+          <w:sz w:val="22"/>
+        </w:rPr>
+        <w:t>How To Test</w:t>
+      </w:r>
+    </w:p>
+    <w:p>
+      <w:pPr>
+        <w:spacing w:after="40"/>
+        <w:ind w:left="425" w:hanging="255"/>
+      </w:pPr>
+      <w:r>
+        <w:rPr>
+          <w:b w:val="0"/>
+          <w:sz w:val="20"/>
+        </w:rPr>
+        <w:t xml:space="preserve">-  </w:t>
+      </w:r>
+      <w:r>
+        <w:rPr>
+          <w:b w:val="0"/>
+          <w:sz w:val="20"/>
+        </w:rPr>
+        <w:t>Reach the page.</w:t>
+      </w:r>
+    </w:p>
+    <w:p>
+      <w:pPr>
+        <w:spacing w:after="40"/>
+        <w:ind w:left="907" w:hanging="255"/>
+      </w:pPr>
+      <w:r>
+        <w:rPr>
+          <w:b w:val="0"/>
+          <w:sz w:val="20"/>
+        </w:rPr>
+        <w:t xml:space="preserve">•  </w:t>
+      </w:r>
+      <w:r>
+        <w:rPr>
+          <w:b w:val="0"/>
+          <w:sz w:val="20"/>
+        </w:rPr>
+        <w:t>Sign in as a Team Lead or Admin. Open the sidebar and click 'Team', or paste /team in the browser bar.</w:t>
+      </w:r>
+    </w:p>
+    <w:p>
+      <w:pPr>
+        <w:spacing w:after="40"/>
+        <w:ind w:left="907" w:hanging="255"/>
+      </w:pPr>
+      <w:r>
+        <w:rPr>
+          <w:b w:val="0"/>
+          <w:sz w:val="20"/>
+        </w:rPr>
+        <w:t xml:space="preserve">•  </w:t>
+      </w:r>
+      <w:r>
+        <w:rPr>
+          <w:b w:val="0"/>
+          <w:sz w:val="20"/>
+        </w:rPr>
+        <w:t>If you are signed in below Team Lead (Agent, TC, Client, FSBO, Vendor, or Attorney), opening /team should redirect to /unauthorized.</w:t>
+      </w:r>
+    </w:p>
+    <w:p>
+      <w:pPr>
+        <w:spacing w:after="40"/>
+        <w:ind w:left="425" w:hanging="255"/>
+      </w:pPr>
+      <w:r>
+        <w:rPr>
+          <w:b w:val="0"/>
+          <w:sz w:val="20"/>
+        </w:rPr>
+        <w:t xml:space="preserve">-  </w:t>
+      </w:r>
+      <w:r>
+        <w:rPr>
+          <w:b w:val="0"/>
+          <w:sz w:val="20"/>
+        </w:rPr>
+        <w:t>Confirm the page header.</w:t>
+      </w:r>
+    </w:p>
+    <w:p>
+      <w:pPr>
+        <w:spacing w:after="40"/>
+        <w:ind w:left="907" w:hanging="255"/>
+      </w:pPr>
+      <w:r>
+        <w:rPr>
+          <w:b w:val="0"/>
+          <w:sz w:val="20"/>
+        </w:rPr>
+        <w:t xml:space="preserve">•  </w:t>
+      </w:r>
+      <w:r>
+        <w:rPr>
+          <w:b w:val="0"/>
+          <w:sz w:val="20"/>
+        </w:rPr>
+        <w:t>A breadcrumb 'Team › Overview' on wide screens.</w:t>
+      </w:r>
+    </w:p>
+    <w:p>
+      <w:pPr>
+        <w:spacing w:after="40"/>
+        <w:ind w:left="907" w:hanging="255"/>
+      </w:pPr>
+      <w:r>
+        <w:rPr>
+          <w:b w:val="0"/>
+          <w:sz w:val="20"/>
+        </w:rPr>
+        <w:t xml:space="preserve">•  </w:t>
+      </w:r>
+      <w:r>
+        <w:rPr>
+          <w:b w:val="0"/>
+          <w:sz w:val="20"/>
+        </w:rPr>
+        <w:t>Title 'Team Overview' next to an orange count pill ('{N} members').</w:t>
+      </w:r>
+    </w:p>
+    <w:p>
+      <w:pPr>
+        <w:spacing w:after="40"/>
+        <w:ind w:left="907" w:hanging="255"/>
+      </w:pPr>
+      <w:r>
+        <w:rPr>
+          <w:b w:val="0"/>
+          <w:sz w:val="20"/>
+        </w:rPr>
+        <w:t xml:space="preserve">•  </w:t>
+      </w:r>
+      <w:r>
+        <w:rPr>
+          <w:b w:val="0"/>
+          <w:sz w:val="20"/>
+        </w:rPr>
+        <w:t>An orange 'Manage team' button on the right that opens /admin/users (feature 32.2).</w:t>
+      </w:r>
+    </w:p>
+    <w:p>
+      <w:pPr>
+        <w:spacing w:after="40"/>
+        <w:ind w:left="425" w:hanging="255"/>
+      </w:pPr>
+      <w:r>
+        <w:rPr>
+          <w:b w:val="0"/>
+          <w:sz w:val="20"/>
+        </w:rPr>
+        <w:t xml:space="preserve">-  </w:t>
+      </w:r>
+      <w:r>
+        <w:rPr>
+          <w:b w:val="0"/>
+          <w:sz w:val="20"/>
+        </w:rPr>
+        <w:t>Look at the four KPI tiles across the top.</w:t>
+      </w:r>
+    </w:p>
+    <w:p>
+      <w:pPr>
+        <w:spacing w:after="40"/>
+        <w:ind w:left="907" w:hanging="255"/>
+      </w:pPr>
+      <w:r>
+        <w:rPr>
+          <w:b w:val="0"/>
+          <w:sz w:val="20"/>
+        </w:rPr>
+        <w:t xml:space="preserve">•  </w:t>
+      </w:r>
+      <w:r>
+        <w:rPr>
+          <w:b w:val="0"/>
+          <w:sz w:val="20"/>
+        </w:rPr>
+        <w:t>Active Members — total active members, plus a small hint with the number of roles covered.</w:t>
+      </w:r>
+    </w:p>
+    <w:p>
+      <w:pPr>
+        <w:spacing w:after="40"/>
+        <w:ind w:left="907" w:hanging="255"/>
+      </w:pPr>
+      <w:r>
+        <w:rPr>
+          <w:b w:val="0"/>
+          <w:sz w:val="20"/>
+        </w:rPr>
+        <w:t xml:space="preserve">•  </w:t>
+      </w:r>
+      <w:r>
+        <w:rPr>
+          <w:b w:val="0"/>
+          <w:sz w:val="20"/>
+        </w:rPr>
+        <w:t>Pending Invites — count of invitations still waiting to be accepted.</w:t>
+      </w:r>
+    </w:p>
+    <w:p>
+      <w:pPr>
+        <w:spacing w:after="40"/>
+        <w:ind w:left="907" w:hanging="255"/>
+      </w:pPr>
+      <w:r>
+        <w:rPr>
+          <w:b w:val="0"/>
+          <w:sz w:val="20"/>
+        </w:rPr>
+        <w:t xml:space="preserve">•  </w:t>
+      </w:r>
+      <w:r>
+        <w:rPr>
+          <w:b w:val="0"/>
+          <w:sz w:val="20"/>
+        </w:rPr>
+        <w:t>Seats Used — '{used} / {limit}' if your plan has a seat limit, just the count if seats are unlimited.</w:t>
+      </w:r>
+    </w:p>
+    <w:p>
+      <w:pPr>
+        <w:spacing w:after="40"/>
+        <w:ind w:left="907" w:hanging="255"/>
+      </w:pPr>
+      <w:r>
+        <w:rPr>
+          <w:b w:val="0"/>
+          <w:sz w:val="20"/>
+        </w:rPr>
+        <w:t xml:space="preserve">•  </w:t>
+      </w:r>
+      <w:r>
+        <w:rPr>
+          <w:b w:val="0"/>
+          <w:sz w:val="20"/>
+        </w:rPr>
+        <w:t>Recently Active — how many people signed in within the last week.</w:t>
+      </w:r>
+    </w:p>
+    <w:p>
+      <w:pPr>
+        <w:spacing w:after="40"/>
+        <w:ind w:left="425" w:hanging="255"/>
+      </w:pPr>
+      <w:r>
+        <w:rPr>
+          <w:b w:val="0"/>
+          <w:sz w:val="20"/>
+        </w:rPr>
+        <w:t xml:space="preserve">-  </w:t>
+      </w:r>
+      <w:r>
+        <w:rPr>
+          <w:b w:val="0"/>
+          <w:sz w:val="20"/>
+        </w:rPr>
+        <w:t>Inspect the 'Recently added members' card.</w:t>
+      </w:r>
+    </w:p>
+    <w:p>
+      <w:pPr>
+        <w:spacing w:after="40"/>
+        <w:ind w:left="907" w:hanging="255"/>
+      </w:pPr>
+      <w:r>
+        <w:rPr>
+          <w:b w:val="0"/>
+          <w:sz w:val="20"/>
+        </w:rPr>
+        <w:t xml:space="preserve">•  </w:t>
+      </w:r>
+      <w:r>
+        <w:rPr>
+          <w:b w:val="0"/>
+          <w:sz w:val="20"/>
+        </w:rPr>
+        <w:t>Up to 12 members are shown as small avatar tiles with role-tinted initials and their role label.</w:t>
+      </w:r>
+    </w:p>
+    <w:p>
+      <w:pPr>
+        <w:spacing w:after="40"/>
+        <w:ind w:left="907" w:hanging="255"/>
+      </w:pPr>
+      <w:r>
+        <w:rPr>
+          <w:b w:val="0"/>
+          <w:sz w:val="20"/>
+        </w:rPr>
+        <w:t xml:space="preserve">•  </w:t>
+      </w:r>
+      <w:r>
+        <w:rPr>
+          <w:b w:val="0"/>
+          <w:sz w:val="20"/>
+        </w:rPr>
+        <w:t>The workspace owner has a small orange crown badge on their avatar.</w:t>
+      </w:r>
+    </w:p>
+    <w:p>
+      <w:pPr>
+        <w:spacing w:after="40"/>
+        <w:ind w:left="907" w:hanging="255"/>
+      </w:pPr>
+      <w:r>
+        <w:rPr>
+          <w:b w:val="0"/>
+          <w:sz w:val="20"/>
+        </w:rPr>
+        <w:t xml:space="preserve">•  </w:t>
+      </w:r>
+      <w:r>
+        <w:rPr>
+          <w:b w:val="0"/>
+          <w:sz w:val="20"/>
+        </w:rPr>
+        <w:t>Click any avatar tile to open that member's detail page (feature 32).</w:t>
+      </w:r>
+    </w:p>
+    <w:p>
+      <w:pPr>
+        <w:spacing w:after="40"/>
+        <w:ind w:left="907" w:hanging="255"/>
+      </w:pPr>
+      <w:r>
+        <w:rPr>
+          <w:b w:val="0"/>
+          <w:sz w:val="20"/>
+        </w:rPr>
+        <w:t xml:space="preserve">•  </w:t>
+      </w:r>
+      <w:r>
+        <w:rPr>
+          <w:b w:val="0"/>
+          <w:sz w:val="20"/>
+        </w:rPr>
+        <w:t>If you are the only member, the card shows a friendly empty state pointing at Team Members.</w:t>
+      </w:r>
+    </w:p>
+    <w:p>
+      <w:pPr>
+        <w:spacing w:after="40"/>
+        <w:ind w:left="425" w:hanging="255"/>
+      </w:pPr>
+      <w:r>
+        <w:rPr>
+          <w:b w:val="0"/>
+          <w:sz w:val="20"/>
+        </w:rPr>
+        <w:t xml:space="preserve">-  </w:t>
+      </w:r>
+      <w:r>
+        <w:rPr>
+          <w:b w:val="0"/>
+          <w:sz w:val="20"/>
+        </w:rPr>
+        <w:t>Look at the 'Role Coverage' rows at the bottom of the same card.</w:t>
+      </w:r>
+    </w:p>
+    <w:p>
+      <w:pPr>
+        <w:spacing w:after="40"/>
+        <w:ind w:left="907" w:hanging="255"/>
+      </w:pPr>
+      <w:r>
+        <w:rPr>
+          <w:b w:val="0"/>
+          <w:sz w:val="20"/>
+        </w:rPr>
+        <w:t xml:space="preserve">•  </w:t>
+      </w:r>
+      <w:r>
+        <w:rPr>
+          <w:b w:val="0"/>
+          <w:sz w:val="20"/>
+        </w:rPr>
+        <w:t>Five rows (Admin, Team Lead, TC, Agent, Attorney) each show a role chip, a coverage bar, and 'count / total'.</w:t>
+      </w:r>
+    </w:p>
+    <w:p>
+      <w:pPr>
+        <w:spacing w:after="40"/>
+        <w:ind w:left="425" w:hanging="255"/>
+      </w:pPr>
+      <w:r>
+        <w:rPr>
+          <w:b w:val="0"/>
+          <w:sz w:val="20"/>
+        </w:rPr>
+        <w:t xml:space="preserve">-  </w:t>
+      </w:r>
+      <w:r>
+        <w:rPr>
+          <w:b w:val="0"/>
+          <w:sz w:val="20"/>
+        </w:rPr>
+        <w:t>Inspect the three side-rail cards.</w:t>
+      </w:r>
+    </w:p>
+    <w:p>
+      <w:pPr>
+        <w:spacing w:after="40"/>
+        <w:ind w:left="907" w:hanging="255"/>
+      </w:pPr>
+      <w:r>
+        <w:rPr>
+          <w:b w:val="0"/>
+          <w:sz w:val="20"/>
+        </w:rPr>
+        <w:t xml:space="preserve">•  </w:t>
+      </w:r>
+      <w:r>
+        <w:rPr>
+          <w:b w:val="0"/>
+          <w:sz w:val="20"/>
+        </w:rPr>
+        <w:t>Pending Invites — up to four pending invitations. Each row shows the email, role, and a coloured chip with how much time is left ('6h', '2d', or red 'Expired'). A '+ N more' link jumps to the Pending Invitations tab.</w:t>
+      </w:r>
+    </w:p>
+    <w:p>
+      <w:pPr>
+        <w:spacing w:after="40"/>
+        <w:ind w:left="907" w:hanging="255"/>
+      </w:pPr>
+      <w:r>
+        <w:rPr>
+          <w:b w:val="0"/>
+          <w:sz w:val="20"/>
+        </w:rPr>
+        <w:t xml:space="preserve">•  </w:t>
+      </w:r>
+      <w:r>
+        <w:rPr>
+          <w:b w:val="0"/>
+          <w:sz w:val="20"/>
+        </w:rPr>
+        <w:t>Last Seen — up to six recently active members with their relative last-sign-in time.</w:t>
+      </w:r>
+    </w:p>
+    <w:p>
+      <w:pPr>
+        <w:spacing w:after="40"/>
+        <w:ind w:left="907" w:hanging="255"/>
+      </w:pPr>
+      <w:r>
+        <w:rPr>
+          <w:b w:val="0"/>
+          <w:sz w:val="20"/>
+        </w:rPr>
+        <w:t xml:space="preserve">•  </w:t>
+      </w:r>
+      <w:r>
+        <w:rPr>
+          <w:b w:val="0"/>
+          <w:sz w:val="20"/>
+        </w:rPr>
+        <w:t>Seat Usage — only appears if your plan has a seat limit. Shows 'X / Y seats' plus a fill bar that turns amber over 75% and red over 90%.</w:t>
+      </w:r>
+    </w:p>
+    <w:p>
+      <w:pPr>
+        <w:spacing w:after="40"/>
+        <w:ind w:left="425" w:hanging="255"/>
+      </w:pPr>
+      <w:r>
+        <w:rPr>
+          <w:b w:val="0"/>
+          <w:sz w:val="20"/>
+        </w:rPr>
+        <w:t xml:space="preserve">-  </w:t>
+      </w:r>
+      <w:r>
+        <w:rPr>
+          <w:b w:val="0"/>
+          <w:sz w:val="20"/>
+        </w:rPr>
+        <w:t>Try the two quick-link cards at the bottom.</w:t>
+      </w:r>
+    </w:p>
+    <w:p>
+      <w:pPr>
+        <w:spacing w:after="40"/>
+        <w:ind w:left="907" w:hanging="255"/>
+      </w:pPr>
+      <w:r>
+        <w:rPr>
+          <w:b w:val="0"/>
+          <w:sz w:val="20"/>
+        </w:rPr>
+        <w:t xml:space="preserve">•  </w:t>
+      </w:r>
+      <w:r>
+        <w:rPr>
+          <w:b w:val="0"/>
+          <w:sz w:val="20"/>
+        </w:rPr>
+        <w:t>Team Members — opens /admin/users.</w:t>
+      </w:r>
+    </w:p>
+    <w:p>
+      <w:pPr>
+        <w:spacing w:after="40"/>
+        <w:ind w:left="907" w:hanging="255"/>
+      </w:pPr>
+      <w:r>
+        <w:rPr>
+          <w:b w:val="0"/>
+          <w:sz w:val="20"/>
+        </w:rPr>
+        <w:t xml:space="preserve">•  </w:t>
+      </w:r>
+      <w:r>
+        <w:rPr>
+          <w:b w:val="0"/>
+          <w:sz w:val="20"/>
+        </w:rPr>
+        <w:t>Task Templates — opens /admin/task-templates (feature 30).</w:t>
+      </w:r>
+    </w:p>
+    <w:p>
+      <w:pPr>
+        <w:spacing w:before="200" w:after="60"/>
+      </w:pPr>
+      <w:r>
+        <w:rPr>
+          <w:b/>
+          <w:color w:val="1F3A5F"/>
+          <w:sz w:val="22"/>
+        </w:rPr>
+        <w:t>Expected Result</w:t>
+      </w:r>
+    </w:p>
+    <w:p>
+      <w:pPr>
+        <w:spacing w:after="40"/>
+        <w:ind w:left="425" w:hanging="255"/>
+      </w:pPr>
+      <w:r>
+        <w:rPr>
+          <w:b w:val="0"/>
+          <w:sz w:val="20"/>
+        </w:rPr>
+        <w:t xml:space="preserve">-  </w:t>
+      </w:r>
+      <w:r>
+        <w:rPr>
+          <w:b w:val="0"/>
+          <w:sz w:val="20"/>
+        </w:rPr>
+        <w:t>The page is reachable for Team Lead and Admin roles only; lower roles are redirected to /unauthorized.</w:t>
+      </w:r>
+    </w:p>
+    <w:p>
+      <w:pPr>
+        <w:spacing w:after="40"/>
+        <w:ind w:left="425" w:hanging="255"/>
+      </w:pPr>
+      <w:r>
+        <w:rPr>
+          <w:b w:val="0"/>
+          <w:sz w:val="20"/>
+        </w:rPr>
+        <w:t xml:space="preserve">-  </w:t>
+      </w:r>
+      <w:r>
+        <w:rPr>
+          <w:b w:val="0"/>
+          <w:sz w:val="20"/>
+        </w:rPr>
+        <w:t>All four KPI tiles, the roster, the role coverage rows, and the three side-rail cards reflect real data from the workspace.</w:t>
+      </w:r>
+    </w:p>
+    <w:p>
+      <w:pPr>
+        <w:spacing w:after="40"/>
+        <w:ind w:left="425" w:hanging="255"/>
+      </w:pPr>
+      <w:r>
+        <w:rPr>
+          <w:b w:val="0"/>
+          <w:sz w:val="20"/>
+        </w:rPr>
+        <w:t xml:space="preserve">-  </w:t>
+      </w:r>
+      <w:r>
+        <w:rPr>
+          <w:b w:val="0"/>
+          <w:sz w:val="20"/>
+        </w:rPr>
+        <w:t>Clicking an avatar tile or 'Manage team' navigates without a full page reload.</w:t>
+      </w:r>
+    </w:p>
+    <w:p>
+      <w:pPr>
+        <w:spacing w:before="200" w:after="60"/>
+      </w:pPr>
+      <w:r>
+        <w:rPr>
+          <w:b/>
+          <w:color w:val="1F3A5F"/>
+          <w:sz w:val="22"/>
+        </w:rPr>
+        <w:t>Future Improvement Suggestions</w:t>
+      </w:r>
+    </w:p>
+    <w:p>
+      <w:pPr>
+        <w:spacing w:after="40"/>
+        <w:ind w:left="425" w:hanging="255"/>
+      </w:pPr>
+      <w:r>
+        <w:rPr>
+          <w:b w:val="0"/>
+          <w:sz w:val="20"/>
+        </w:rPr>
+        <w:t xml:space="preserve">-  </w:t>
+      </w:r>
+      <w:r>
+        <w:rPr>
+          <w:b w:val="0"/>
+          <w:sz w:val="20"/>
+        </w:rPr>
+        <w:t>Let the user filter Team Members by clicking a role chip on the Role Coverage row.</w:t>
+      </w:r>
+    </w:p>
+    <w:p>
+      <w:pPr>
+        <w:spacing w:after="40"/>
+        <w:ind w:left="425" w:hanging="255"/>
+      </w:pPr>
+      <w:r>
+        <w:rPr>
+          <w:b w:val="0"/>
+          <w:sz w:val="20"/>
+        </w:rPr>
+        <w:t xml:space="preserve">-  </w:t>
+      </w:r>
+      <w:r>
+        <w:rPr>
+          <w:b w:val="0"/>
+          <w:sz w:val="20"/>
+        </w:rPr>
+        <w:t>Surface a 7-day-activity sparkline on the KPI tiles for at-a-glance trend.</w:t>
+      </w:r>
+    </w:p>
+    <w:p>
+      <w:pPr>
+        <w:spacing w:after="40"/>
+        <w:ind w:left="425" w:hanging="255"/>
+      </w:pPr>
+      <w:r>
+        <w:rPr>
+          <w:b w:val="0"/>
+          <w:sz w:val="20"/>
+        </w:rPr>
+        <w:t xml:space="preserve">-  </w:t>
+      </w:r>
+      <w:r>
+        <w:rPr>
+          <w:b w:val="0"/>
+          <w:sz w:val="20"/>
+        </w:rPr>
+        <w:t>Allow pinning a favourite member for quick contact from the side rail.</w:t>
+      </w:r>
+    </w:p>
+    <w:p>
+      <w:pPr>
+        <w:spacing w:before="200" w:after="60"/>
+      </w:pPr>
+      <w:r>
+        <w:rPr>
+          <w:b/>
+          <w:color w:val="C0504D"/>
+          <w:sz w:val="22"/>
+        </w:rPr>
+        <w:t>Feedback</w:t>
+      </w:r>
+    </w:p>
+    <w:p>
+      <w:pPr>
+        <w:spacing w:after="80"/>
+      </w:pPr>
+      <w:r>
+        <w:rPr>
+          <w:i/>
+          <w:color w:val="555555"/>
+          <w:sz w:val="18"/>
+        </w:rPr>
+        <w:t>Please note below: Status (Pass / Fail / Needs Work), any comments or issues you hit, and your priority for the improvement ideas above (High / Medium / Low / Skip).</w:t>
+      </w:r>
+    </w:p>
+    <w:p>
+      <w:pPr>
+        <w:spacing w:after="120"/>
+      </w:pPr>
+      <w:r>
+        <w:rPr>
+          <w:color w:val="BBBBBB"/>
+          <w:sz w:val="20"/>
+        </w:rPr>
+        <w:t>__________________________________________________________________________________________</w:t>
+      </w:r>
+    </w:p>
+    <w:p>
+      <w:pPr>
+        <w:spacing w:after="120"/>
+      </w:pPr>
+      <w:r>
+        <w:rPr>
+          <w:color w:val="BBBBBB"/>
+          <w:sz w:val="20"/>
+        </w:rPr>
+        <w:t>__________________________________________________________________________________________</w:t>
+      </w:r>
+    </w:p>
+    <w:p>
+      <w:pPr>
+        <w:spacing w:after="120"/>
+      </w:pPr>
+      <w:r>
+        <w:rPr>
+          <w:color w:val="BBBBBB"/>
+          <w:sz w:val="20"/>
+        </w:rPr>
+        <w:t>__________________________________________________________________________________________</w:t>
+      </w:r>
+    </w:p>
+    <w:p>
+      <w:pPr>
+        <w:spacing w:after="120"/>
+      </w:pPr>
+      <w:r>
+        <w:rPr>
+          <w:color w:val="BBBBBB"/>
+          <w:sz w:val="20"/>
+        </w:rPr>
+        <w:t>__________________________________________________________________________________________</w:t>
+      </w:r>
+    </w:p>
+    <w:p>
+      <w:pPr>
+        <w:spacing w:after="120"/>
+      </w:pPr>
+      <w:r>
+        <w:rPr>
+          <w:color w:val="BBBBBB"/>
+          <w:sz w:val="20"/>
+        </w:rPr>
+        <w:t>__________________________________________________________________________________________</w:t>
+      </w:r>
+    </w:p>
+    <w:p>
+      <w:pPr>
+        <w:spacing w:after="120"/>
+      </w:pPr>
+      <w:r>
+        <w:rPr>
+          <w:color w:val="BBBBBB"/>
+          <w:sz w:val="20"/>
+        </w:rPr>
+        <w:t>__________________________________________________________________________________________</w:t>
+      </w:r>
+    </w:p>
+    <w:p/>
+    <w:p>
+      <w:pPr>
+        <w:pStyle w:val="Heading2"/>
+        <w:spacing w:after="80" w:before="280"/>
+      </w:pPr>
+      <w:r>
+        <w:t>32.2. Team Members admin — Active members tab</w:t>
+      </w:r>
+    </w:p>
+    <w:p>
+      <w:pPr>
+        <w:spacing w:before="200" w:after="60"/>
+      </w:pPr>
+      <w:r>
+        <w:rPr>
+          <w:b/>
+          <w:color w:val="1F3A5F"/>
+          <w:sz w:val="22"/>
+        </w:rPr>
+        <w:t>Route / Location</w:t>
+      </w:r>
+    </w:p>
+    <w:p>
+      <w:pPr>
+        <w:spacing w:after="40"/>
+      </w:pPr>
+      <w:r>
+        <w:rPr>
+          <w:b w:val="0"/>
+          <w:sz w:val="20"/>
+        </w:rPr>
+        <w:t>/admin/users (Team Lead and Admin only)</w:t>
+      </w:r>
+    </w:p>
+    <w:p>
+      <w:pPr>
+        <w:spacing w:before="200" w:after="60"/>
+      </w:pPr>
+      <w:r>
+        <w:rPr>
+          <w:b/>
+          <w:color w:val="1F3A5F"/>
+          <w:sz w:val="22"/>
+        </w:rPr>
+        <w:t>How To Test</w:t>
+      </w:r>
+    </w:p>
+    <w:p>
+      <w:pPr>
+        <w:spacing w:after="40"/>
+        <w:ind w:left="425" w:hanging="255"/>
+      </w:pPr>
+      <w:r>
+        <w:rPr>
+          <w:b w:val="0"/>
+          <w:sz w:val="20"/>
+        </w:rPr>
+        <w:t xml:space="preserve">-  </w:t>
+      </w:r>
+      <w:r>
+        <w:rPr>
+          <w:b w:val="0"/>
+          <w:sz w:val="20"/>
+        </w:rPr>
+        <w:t>Reach the page.</w:t>
+      </w:r>
+    </w:p>
+    <w:p>
+      <w:pPr>
+        <w:spacing w:after="40"/>
+        <w:ind w:left="907" w:hanging="255"/>
+      </w:pPr>
+      <w:r>
+        <w:rPr>
+          <w:b w:val="0"/>
+          <w:sz w:val="20"/>
+        </w:rPr>
+        <w:t xml:space="preserve">•  </w:t>
+      </w:r>
+      <w:r>
+        <w:rPr>
+          <w:b w:val="0"/>
+          <w:sz w:val="20"/>
+        </w:rPr>
+        <w:t>From /team click 'Manage team', or open /admin/users directly.</w:t>
+      </w:r>
+    </w:p>
+    <w:p>
+      <w:pPr>
+        <w:spacing w:after="40"/>
+        <w:ind w:left="907" w:hanging="255"/>
+      </w:pPr>
+      <w:r>
+        <w:rPr>
+          <w:b w:val="0"/>
+          <w:sz w:val="20"/>
+        </w:rPr>
+        <w:t xml:space="preserve">•  </w:t>
+      </w:r>
+      <w:r>
+        <w:rPr>
+          <w:b w:val="0"/>
+          <w:sz w:val="20"/>
+        </w:rPr>
+        <w:t>Lower roles than Team Lead should be redirected to /unauthorized when they try this URL.</w:t>
+      </w:r>
+    </w:p>
+    <w:p>
+      <w:pPr>
+        <w:spacing w:after="40"/>
+        <w:ind w:left="425" w:hanging="255"/>
+      </w:pPr>
+      <w:r>
+        <w:rPr>
+          <w:b w:val="0"/>
+          <w:sz w:val="20"/>
+        </w:rPr>
+        <w:t xml:space="preserve">-  </w:t>
+      </w:r>
+      <w:r>
+        <w:rPr>
+          <w:b w:val="0"/>
+          <w:sz w:val="20"/>
+        </w:rPr>
+        <w:t>Confirm the page header.</w:t>
+      </w:r>
+    </w:p>
+    <w:p>
+      <w:pPr>
+        <w:spacing w:after="40"/>
+        <w:ind w:left="907" w:hanging="255"/>
+      </w:pPr>
+      <w:r>
+        <w:rPr>
+          <w:b w:val="0"/>
+          <w:sz w:val="20"/>
+        </w:rPr>
+        <w:t xml:space="preserve">•  </w:t>
+      </w:r>
+      <w:r>
+        <w:rPr>
+          <w:b w:val="0"/>
+          <w:sz w:val="20"/>
+        </w:rPr>
+        <w:t>Breadcrumb 'Team › Members'.</w:t>
+      </w:r>
+    </w:p>
+    <w:p>
+      <w:pPr>
+        <w:spacing w:after="40"/>
+        <w:ind w:left="907" w:hanging="255"/>
+      </w:pPr>
+      <w:r>
+        <w:rPr>
+          <w:b w:val="0"/>
+          <w:sz w:val="20"/>
+        </w:rPr>
+        <w:t xml:space="preserve">•  </w:t>
+      </w:r>
+      <w:r>
+        <w:rPr>
+          <w:b w:val="0"/>
+          <w:sz w:val="20"/>
+        </w:rPr>
+        <w:t>Title 'Team Members' plus a seat pill — '{used} / {limit} seats' on paid plans, '{N} members' otherwise.</w:t>
+      </w:r>
+    </w:p>
+    <w:p>
+      <w:pPr>
+        <w:spacing w:after="40"/>
+        <w:ind w:left="907" w:hanging="255"/>
+      </w:pPr>
+      <w:r>
+        <w:rPr>
+          <w:b w:val="0"/>
+          <w:sz w:val="20"/>
+        </w:rPr>
+        <w:t xml:space="preserve">•  </w:t>
+      </w:r>
+      <w:r>
+        <w:rPr>
+          <w:b w:val="0"/>
+          <w:sz w:val="20"/>
+        </w:rPr>
+        <w:t>An orange 'Invite teammate' button on the right (visible to Agent and above).</w:t>
+      </w:r>
+    </w:p>
+    <w:p>
+      <w:pPr>
+        <w:spacing w:after="40"/>
+        <w:ind w:left="425" w:hanging="255"/>
+      </w:pPr>
+      <w:r>
+        <w:rPr>
+          <w:b w:val="0"/>
+          <w:sz w:val="20"/>
+        </w:rPr>
+        <w:t xml:space="preserve">-  </w:t>
+      </w:r>
+      <w:r>
+        <w:rPr>
+          <w:b w:val="0"/>
+          <w:sz w:val="20"/>
+        </w:rPr>
+        <w:t>Confirm the two tabs.</w:t>
+      </w:r>
+    </w:p>
+    <w:p>
+      <w:pPr>
+        <w:spacing w:after="40"/>
+        <w:ind w:left="907" w:hanging="255"/>
+      </w:pPr>
+      <w:r>
+        <w:rPr>
+          <w:b w:val="0"/>
+          <w:sz w:val="20"/>
+        </w:rPr>
+        <w:t xml:space="preserve">•  </w:t>
+      </w:r>
+      <w:r>
+        <w:rPr>
+          <w:b w:val="0"/>
+          <w:sz w:val="20"/>
+        </w:rPr>
+        <w:t>'Active members' tab with a count badge.</w:t>
+      </w:r>
+    </w:p>
+    <w:p>
+      <w:pPr>
+        <w:spacing w:after="40"/>
+        <w:ind w:left="907" w:hanging="255"/>
+      </w:pPr>
+      <w:r>
+        <w:rPr>
+          <w:b w:val="0"/>
+          <w:sz w:val="20"/>
+        </w:rPr>
+        <w:t xml:space="preserve">•  </w:t>
+      </w:r>
+      <w:r>
+        <w:rPr>
+          <w:b w:val="0"/>
+          <w:sz w:val="20"/>
+        </w:rPr>
+        <w:t>'Pending invitations' tab with a separate count badge that turns amber when invites are pending.</w:t>
+      </w:r>
+    </w:p>
+    <w:p>
+      <w:pPr>
+        <w:spacing w:after="40"/>
+        <w:ind w:left="907" w:hanging="255"/>
+      </w:pPr>
+      <w:r>
+        <w:rPr>
+          <w:b w:val="0"/>
+          <w:sz w:val="20"/>
+        </w:rPr>
+        <w:t xml:space="preserve">•  </w:t>
+      </w:r>
+      <w:r>
+        <w:rPr>
+          <w:b w:val="0"/>
+          <w:sz w:val="20"/>
+        </w:rPr>
+        <w:t>Click each tab and confirm the body switches between the members list and the invitations list.</w:t>
+      </w:r>
+    </w:p>
+    <w:p>
+      <w:pPr>
+        <w:spacing w:after="40"/>
+        <w:ind w:left="425" w:hanging="255"/>
+      </w:pPr>
+      <w:r>
+        <w:rPr>
+          <w:b w:val="0"/>
+          <w:sz w:val="20"/>
+        </w:rPr>
+        <w:t xml:space="preserve">-  </w:t>
+      </w:r>
+      <w:r>
+        <w:rPr>
+          <w:b w:val="0"/>
+          <w:sz w:val="20"/>
+        </w:rPr>
+        <w:t>Use the filter toolbar on the Active members tab.</w:t>
+      </w:r>
+    </w:p>
+    <w:p>
+      <w:pPr>
+        <w:spacing w:after="40"/>
+        <w:ind w:left="907" w:hanging="255"/>
+      </w:pPr>
+      <w:r>
+        <w:rPr>
+          <w:b w:val="0"/>
+          <w:sz w:val="20"/>
+        </w:rPr>
+        <w:t xml:space="preserve">•  </w:t>
+      </w:r>
+      <w:r>
+        <w:rPr>
+          <w:b w:val="0"/>
+          <w:sz w:val="20"/>
+        </w:rPr>
+        <w:t>Type in the search box — the list filters by name and email as you type.</w:t>
+      </w:r>
+    </w:p>
+    <w:p>
+      <w:pPr>
+        <w:spacing w:after="40"/>
+        <w:ind w:left="907" w:hanging="255"/>
+      </w:pPr>
+      <w:r>
+        <w:rPr>
+          <w:b w:val="0"/>
+          <w:sz w:val="20"/>
+        </w:rPr>
+        <w:t xml:space="preserve">•  </w:t>
+      </w:r>
+      <w:r>
+        <w:rPr>
+          <w:b w:val="0"/>
+          <w:sz w:val="20"/>
+        </w:rPr>
+        <w:t>Open the role dropdown ('All roles' default) — pick a role and confirm only members with that role remain.</w:t>
+      </w:r>
+    </w:p>
+    <w:p>
+      <w:pPr>
+        <w:spacing w:after="40"/>
+        <w:ind w:left="907" w:hanging="255"/>
+      </w:pPr>
+      <w:r>
+        <w:rPr>
+          <w:b w:val="0"/>
+          <w:sz w:val="20"/>
+        </w:rPr>
+        <w:t xml:space="preserve">•  </w:t>
+      </w:r>
+      <w:r>
+        <w:rPr>
+          <w:b w:val="0"/>
+          <w:sz w:val="20"/>
+        </w:rPr>
+        <w:t>Combine search + role filter; confirm both apply at once.</w:t>
+      </w:r>
+    </w:p>
+    <w:p>
+      <w:pPr>
+        <w:spacing w:after="40"/>
+        <w:ind w:left="425" w:hanging="255"/>
+      </w:pPr>
+      <w:r>
+        <w:rPr>
+          <w:b w:val="0"/>
+          <w:sz w:val="20"/>
+        </w:rPr>
+        <w:t xml:space="preserve">-  </w:t>
+      </w:r>
+      <w:r>
+        <w:rPr>
+          <w:b w:val="0"/>
+          <w:sz w:val="20"/>
+        </w:rPr>
+        <w:t>Inspect a member card in the collapsed view.</w:t>
+      </w:r>
+    </w:p>
+    <w:p>
+      <w:pPr>
+        <w:spacing w:after="40"/>
+        <w:ind w:left="907" w:hanging="255"/>
+      </w:pPr>
+      <w:r>
+        <w:rPr>
+          <w:b w:val="0"/>
+          <w:sz w:val="20"/>
+        </w:rPr>
+        <w:t xml:space="preserve">•  </w:t>
+      </w:r>
+      <w:r>
+        <w:rPr>
+          <w:b w:val="0"/>
+          <w:sz w:val="20"/>
+        </w:rPr>
+        <w:t>Role-tinted avatar with white initials and a soft halo. The workspace owner has a small orange crown badge.</w:t>
+      </w:r>
+    </w:p>
+    <w:p>
+      <w:pPr>
+        <w:spacing w:after="40"/>
+        <w:ind w:left="907" w:hanging="255"/>
+      </w:pPr>
+      <w:r>
+        <w:rPr>
+          <w:b w:val="0"/>
+          <w:sz w:val="20"/>
+        </w:rPr>
+        <w:t xml:space="preserve">•  </w:t>
+      </w:r>
+      <w:r>
+        <w:rPr>
+          <w:b w:val="0"/>
+          <w:sz w:val="20"/>
+        </w:rPr>
+        <w:t>Member name in serif type, with the email and last sign-in date shown alongside.</w:t>
+      </w:r>
+    </w:p>
+    <w:p>
+      <w:pPr>
+        <w:spacing w:after="40"/>
+        <w:ind w:left="907" w:hanging="255"/>
+      </w:pPr>
+      <w:r>
+        <w:rPr>
+          <w:b w:val="0"/>
+          <w:sz w:val="20"/>
+        </w:rPr>
+        <w:t xml:space="preserve">•  </w:t>
+      </w:r>
+      <w:r>
+        <w:rPr>
+          <w:b w:val="0"/>
+          <w:sz w:val="20"/>
+        </w:rPr>
+        <w:t>A role chip on the right (Admin, Team Lead, TC, Agent, Attorney, Client, FSBO, Vendor).</w:t>
+      </w:r>
+    </w:p>
+    <w:p>
+      <w:pPr>
+        <w:spacing w:after="40"/>
+        <w:ind w:left="907" w:hanging="255"/>
+      </w:pPr>
+      <w:r>
+        <w:rPr>
+          <w:b w:val="0"/>
+          <w:sz w:val="20"/>
+        </w:rPr>
+        <w:t xml:space="preserve">•  </w:t>
+      </w:r>
+      <w:r>
+        <w:rPr>
+          <w:b w:val="0"/>
+          <w:sz w:val="20"/>
+        </w:rPr>
+        <w:t>A round chevron control that flips the card open.</w:t>
+      </w:r>
+    </w:p>
+    <w:p>
+      <w:pPr>
+        <w:spacing w:after="40"/>
+        <w:ind w:left="907" w:hanging="255"/>
+      </w:pPr>
+      <w:r>
+        <w:rPr>
+          <w:b w:val="0"/>
+          <w:sz w:val="20"/>
+        </w:rPr>
+        <w:t xml:space="preserve">•  </w:t>
+      </w:r>
+      <w:r>
+        <w:rPr>
+          <w:b w:val="0"/>
+          <w:sz w:val="20"/>
+        </w:rPr>
+        <w:t>A three-dot actions menu on the right (visible only to Admin / owner; see features 32.5 and 32.6).</w:t>
+      </w:r>
+    </w:p>
+    <w:p>
+      <w:pPr>
+        <w:spacing w:after="40"/>
+        <w:ind w:left="425" w:hanging="255"/>
+      </w:pPr>
+      <w:r>
+        <w:rPr>
+          <w:b w:val="0"/>
+          <w:sz w:val="20"/>
+        </w:rPr>
+        <w:t xml:space="preserve">-  </w:t>
+      </w:r>
+      <w:r>
+        <w:rPr>
+          <w:b w:val="0"/>
+          <w:sz w:val="20"/>
+        </w:rPr>
+        <w:t>Click a card to expand it.</w:t>
+      </w:r>
+    </w:p>
+    <w:p>
+      <w:pPr>
+        <w:spacing w:after="40"/>
+        <w:ind w:left="907" w:hanging="255"/>
+      </w:pPr>
+      <w:r>
+        <w:rPr>
+          <w:b w:val="0"/>
+          <w:sz w:val="20"/>
+        </w:rPr>
+        <w:t xml:space="preserve">•  </w:t>
+      </w:r>
+      <w:r>
+        <w:rPr>
+          <w:b w:val="0"/>
+          <w:sz w:val="20"/>
+        </w:rPr>
+        <w:t>An orange accent stripe and a 'MEMBER PROFILE' kicker fade in.</w:t>
+      </w:r>
+    </w:p>
+    <w:p>
+      <w:pPr>
+        <w:spacing w:after="40"/>
+        <w:ind w:left="907" w:hanging="255"/>
+      </w:pPr>
+      <w:r>
+        <w:rPr>
+          <w:b w:val="0"/>
+          <w:sz w:val="20"/>
+        </w:rPr>
+        <w:t xml:space="preserve">•  </w:t>
+      </w:r>
+      <w:r>
+        <w:rPr>
+          <w:b w:val="0"/>
+          <w:sz w:val="20"/>
+        </w:rPr>
+        <w:t>Four info tiles: Email (clickable mailto), Phone (clickable tel, or 'Not provided'), Joined date, Last sign-in.</w:t>
+      </w:r>
+    </w:p>
+    <w:p>
+      <w:pPr>
+        <w:spacing w:after="40"/>
+        <w:ind w:left="907" w:hanging="255"/>
+      </w:pPr>
+      <w:r>
+        <w:rPr>
+          <w:b w:val="0"/>
+          <w:sz w:val="20"/>
+        </w:rPr>
+        <w:t xml:space="preserve">•  </w:t>
+      </w:r>
+      <w:r>
+        <w:rPr>
+          <w:b w:val="0"/>
+          <w:sz w:val="20"/>
+        </w:rPr>
+        <w:t>A footer with a 'View full profile' button. If you are the owner, a 'Transfer ownership' button appears here too. If you are Admin, a 'Deactivate' button appears on the right for everyone except yourself and the current owner.</w:t>
+      </w:r>
+    </w:p>
+    <w:p>
+      <w:pPr>
+        <w:spacing w:after="40"/>
+        <w:ind w:left="425" w:hanging="255"/>
+      </w:pPr>
+      <w:r>
+        <w:rPr>
+          <w:b w:val="0"/>
+          <w:sz w:val="20"/>
+        </w:rPr>
+        <w:t xml:space="preserve">-  </w:t>
+      </w:r>
+      <w:r>
+        <w:rPr>
+          <w:b w:val="0"/>
+          <w:sz w:val="20"/>
+        </w:rPr>
+        <w:t>Confirm the empty / filter-empty states.</w:t>
+      </w:r>
+    </w:p>
+    <w:p>
+      <w:pPr>
+        <w:spacing w:after="40"/>
+        <w:ind w:left="907" w:hanging="255"/>
+      </w:pPr>
+      <w:r>
+        <w:rPr>
+          <w:b w:val="0"/>
+          <w:sz w:val="20"/>
+        </w:rPr>
+        <w:t xml:space="preserve">•  </w:t>
+      </w:r>
+      <w:r>
+        <w:rPr>
+          <w:b w:val="0"/>
+          <w:sz w:val="20"/>
+        </w:rPr>
+        <w:t>Apply a search term with no matches — the body shows a clean 'No members match this filter' card with a hint to try a different term.</w:t>
+      </w:r>
+    </w:p>
+    <w:p>
+      <w:pPr>
+        <w:spacing w:before="200" w:after="60"/>
+      </w:pPr>
+      <w:r>
+        <w:rPr>
+          <w:b/>
+          <w:color w:val="1F3A5F"/>
+          <w:sz w:val="22"/>
+        </w:rPr>
+        <w:t>Expected Result</w:t>
+      </w:r>
+    </w:p>
+    <w:p>
+      <w:pPr>
+        <w:spacing w:after="40"/>
+        <w:ind w:left="425" w:hanging="255"/>
+      </w:pPr>
+      <w:r>
+        <w:rPr>
+          <w:b w:val="0"/>
+          <w:sz w:val="20"/>
+        </w:rPr>
+        <w:t xml:space="preserve">-  </w:t>
+      </w:r>
+      <w:r>
+        <w:rPr>
+          <w:b w:val="0"/>
+          <w:sz w:val="20"/>
+        </w:rPr>
+        <w:t>Members render as expandable cards with role-tinted styling, an owner crown on the right avatar, and a chevron indicator.</w:t>
+      </w:r>
+    </w:p>
+    <w:p>
+      <w:pPr>
+        <w:spacing w:after="40"/>
+        <w:ind w:left="425" w:hanging="255"/>
+      </w:pPr>
+      <w:r>
+        <w:rPr>
+          <w:b w:val="0"/>
+          <w:sz w:val="20"/>
+        </w:rPr>
+        <w:t xml:space="preserve">-  </w:t>
+      </w:r>
+      <w:r>
+        <w:rPr>
+          <w:b w:val="0"/>
+          <w:sz w:val="20"/>
+        </w:rPr>
+        <w:t>Search and role filter narrow the list in real time.</w:t>
+      </w:r>
+    </w:p>
+    <w:p>
+      <w:pPr>
+        <w:spacing w:after="40"/>
+        <w:ind w:left="425" w:hanging="255"/>
+      </w:pPr>
+      <w:r>
+        <w:rPr>
+          <w:b w:val="0"/>
+          <w:sz w:val="20"/>
+        </w:rPr>
+        <w:t xml:space="preserve">-  </w:t>
+      </w:r>
+      <w:r>
+        <w:rPr>
+          <w:b w:val="0"/>
+          <w:sz w:val="20"/>
+        </w:rPr>
+        <w:t>Action buttons only appear for users who have permission (Admin / owner) and never on your own card.</w:t>
+      </w:r>
+    </w:p>
+    <w:p>
+      <w:pPr>
+        <w:spacing w:before="200" w:after="60"/>
+      </w:pPr>
+      <w:r>
+        <w:rPr>
+          <w:b/>
+          <w:color w:val="1F3A5F"/>
+          <w:sz w:val="22"/>
+        </w:rPr>
+        <w:t>Future Improvement Suggestions</w:t>
+      </w:r>
+    </w:p>
+    <w:p>
+      <w:pPr>
+        <w:spacing w:after="40"/>
+        <w:ind w:left="425" w:hanging="255"/>
+      </w:pPr>
+      <w:r>
+        <w:rPr>
+          <w:b w:val="0"/>
+          <w:sz w:val="20"/>
+        </w:rPr>
+        <w:t xml:space="preserve">-  </w:t>
+      </w:r>
+      <w:r>
+        <w:rPr>
+          <w:b w:val="0"/>
+          <w:sz w:val="20"/>
+        </w:rPr>
+        <w:t>Show a 'last active' relative timestamp directly on the collapsed card (today only the date shows).</w:t>
+      </w:r>
+    </w:p>
+    <w:p>
+      <w:pPr>
+        <w:spacing w:after="40"/>
+        <w:ind w:left="425" w:hanging="255"/>
+      </w:pPr>
+      <w:r>
+        <w:rPr>
+          <w:b w:val="0"/>
+          <w:sz w:val="20"/>
+        </w:rPr>
+        <w:t xml:space="preserve">-  </w:t>
+      </w:r>
+      <w:r>
+        <w:rPr>
+          <w:b w:val="0"/>
+          <w:sz w:val="20"/>
+        </w:rPr>
+        <w:t>Add bulk selection so an Admin can deactivate or change role for multiple members at once.</w:t>
+      </w:r>
+    </w:p>
+    <w:p>
+      <w:pPr>
+        <w:spacing w:after="40"/>
+        <w:ind w:left="425" w:hanging="255"/>
+      </w:pPr>
+      <w:r>
+        <w:rPr>
+          <w:b w:val="0"/>
+          <w:sz w:val="20"/>
+        </w:rPr>
+        <w:t xml:space="preserve">-  </w:t>
+      </w:r>
+      <w:r>
+        <w:rPr>
+          <w:b w:val="0"/>
+          <w:sz w:val="20"/>
+        </w:rPr>
+        <w:t>Add an inline 'Resend welcome email' action on members who never signed in.</w:t>
+      </w:r>
+    </w:p>
+    <w:p>
+      <w:pPr>
+        <w:spacing w:before="200" w:after="60"/>
+      </w:pPr>
+      <w:r>
+        <w:rPr>
+          <w:b/>
+          <w:color w:val="C0504D"/>
+          <w:sz w:val="22"/>
+        </w:rPr>
+        <w:t>Feedback</w:t>
+      </w:r>
+    </w:p>
+    <w:p>
+      <w:pPr>
+        <w:spacing w:after="80"/>
+      </w:pPr>
+      <w:r>
+        <w:rPr>
+          <w:i/>
+          <w:color w:val="555555"/>
+          <w:sz w:val="18"/>
+        </w:rPr>
+        <w:t>Please note below: Status (Pass / Fail / Needs Work), any comments or issues you hit, and your priority for the improvement ideas above (High / Medium / Low / Skip).</w:t>
+      </w:r>
+    </w:p>
+    <w:p>
+      <w:pPr>
+        <w:spacing w:after="120"/>
+      </w:pPr>
+      <w:r>
+        <w:rPr>
+          <w:color w:val="BBBBBB"/>
+          <w:sz w:val="20"/>
+        </w:rPr>
+        <w:t>__________________________________________________________________________________________</w:t>
+      </w:r>
+    </w:p>
+    <w:p>
+      <w:pPr>
+        <w:spacing w:after="120"/>
+      </w:pPr>
+      <w:r>
+        <w:rPr>
+          <w:color w:val="BBBBBB"/>
+          <w:sz w:val="20"/>
+        </w:rPr>
+        <w:t>__________________________________________________________________________________________</w:t>
+      </w:r>
+    </w:p>
+    <w:p>
+      <w:pPr>
+        <w:spacing w:after="120"/>
+      </w:pPr>
+      <w:r>
+        <w:rPr>
+          <w:color w:val="BBBBBB"/>
+          <w:sz w:val="20"/>
+        </w:rPr>
+        <w:t>__________________________________________________________________________________________</w:t>
+      </w:r>
+    </w:p>
+    <w:p>
+      <w:pPr>
+        <w:spacing w:after="120"/>
+      </w:pPr>
+      <w:r>
+        <w:rPr>
+          <w:color w:val="BBBBBB"/>
+          <w:sz w:val="20"/>
+        </w:rPr>
+        <w:t>__________________________________________________________________________________________</w:t>
+      </w:r>
+    </w:p>
+    <w:p>
+      <w:pPr>
+        <w:spacing w:after="120"/>
+      </w:pPr>
+      <w:r>
+        <w:rPr>
+          <w:color w:val="BBBBBB"/>
+          <w:sz w:val="20"/>
+        </w:rPr>
+        <w:t>__________________________________________________________________________________________</w:t>
+      </w:r>
+    </w:p>
+    <w:p>
+      <w:pPr>
+        <w:spacing w:after="120"/>
+      </w:pPr>
+      <w:r>
+        <w:rPr>
+          <w:color w:val="BBBBBB"/>
+          <w:sz w:val="20"/>
+        </w:rPr>
+        <w:t>__________________________________________________________________________________________</w:t>
+      </w:r>
+    </w:p>
+    <w:p/>
+    <w:p>
+      <w:pPr>
+        <w:pStyle w:val="Heading2"/>
+        <w:spacing w:after="80" w:before="280"/>
+      </w:pPr>
+      <w:r>
+        <w:t>32.3. Team Members admin — Pending invitations tab</w:t>
+      </w:r>
+    </w:p>
+    <w:p>
+      <w:pPr>
+        <w:spacing w:before="200" w:after="60"/>
+      </w:pPr>
+      <w:r>
+        <w:rPr>
+          <w:b/>
+          <w:color w:val="1F3A5F"/>
+          <w:sz w:val="22"/>
+        </w:rPr>
+        <w:t>Route / Location</w:t>
+      </w:r>
+    </w:p>
+    <w:p>
+      <w:pPr>
+        <w:spacing w:after="40"/>
+      </w:pPr>
+      <w:r>
+        <w:rPr>
+          <w:b w:val="0"/>
+          <w:sz w:val="20"/>
+        </w:rPr>
+        <w:t>/admin/users → 'Pending invitations' tab</w:t>
+      </w:r>
+    </w:p>
+    <w:p>
+      <w:pPr>
+        <w:spacing w:before="200" w:after="60"/>
+      </w:pPr>
+      <w:r>
+        <w:rPr>
+          <w:b/>
+          <w:color w:val="1F3A5F"/>
+          <w:sz w:val="22"/>
+        </w:rPr>
+        <w:t>How To Test</w:t>
+      </w:r>
+    </w:p>
+    <w:p>
+      <w:pPr>
+        <w:spacing w:after="40"/>
+        <w:ind w:left="425" w:hanging="255"/>
+      </w:pPr>
+      <w:r>
+        <w:rPr>
+          <w:b w:val="0"/>
+          <w:sz w:val="20"/>
+        </w:rPr>
+        <w:t xml:space="preserve">-  </w:t>
+      </w:r>
+      <w:r>
+        <w:rPr>
+          <w:b w:val="0"/>
+          <w:sz w:val="20"/>
+        </w:rPr>
+        <w:t>Switch to the Pending invitations tab on /admin/users.</w:t>
+      </w:r>
+    </w:p>
+    <w:p>
+      <w:pPr>
+        <w:spacing w:after="40"/>
+        <w:ind w:left="425" w:hanging="255"/>
+      </w:pPr>
+      <w:r>
+        <w:rPr>
+          <w:b w:val="0"/>
+          <w:sz w:val="20"/>
+        </w:rPr>
+        <w:t xml:space="preserve">-  </w:t>
+      </w:r>
+      <w:r>
+        <w:rPr>
+          <w:b w:val="0"/>
+          <w:sz w:val="20"/>
+        </w:rPr>
+        <w:t>Confirm the list rendering.</w:t>
+      </w:r>
+    </w:p>
+    <w:p>
+      <w:pPr>
+        <w:spacing w:after="40"/>
+        <w:ind w:left="907" w:hanging="255"/>
+      </w:pPr>
+      <w:r>
+        <w:rPr>
+          <w:b w:val="0"/>
+          <w:sz w:val="20"/>
+        </w:rPr>
+        <w:t xml:space="preserve">•  </w:t>
+      </w:r>
+      <w:r>
+        <w:rPr>
+          <w:b w:val="0"/>
+          <w:sz w:val="20"/>
+        </w:rPr>
+        <w:t>If there are no pending invitations, the empty state reads 'No pending invitations' with a hint to use the 'Invite teammate' button.</w:t>
+      </w:r>
+    </w:p>
+    <w:p>
+      <w:pPr>
+        <w:spacing w:after="40"/>
+        <w:ind w:left="907" w:hanging="255"/>
+      </w:pPr>
+      <w:r>
+        <w:rPr>
+          <w:b w:val="0"/>
+          <w:sz w:val="20"/>
+        </w:rPr>
+        <w:t xml:space="preserve">•  </w:t>
+      </w:r>
+      <w:r>
+        <w:rPr>
+          <w:b w:val="0"/>
+          <w:sz w:val="20"/>
+        </w:rPr>
+        <w:t>Each pending invitation row shows: a mail-icon avatar, the invited email (bold), the invited role chip ('Invited as Agent', etc.), and a clock chip on the right showing how much time is left ('6h left', '2d left', or red 'Expired').</w:t>
+      </w:r>
+    </w:p>
+    <w:p>
+      <w:pPr>
+        <w:spacing w:after="40"/>
+        <w:ind w:left="907" w:hanging="255"/>
+      </w:pPr>
+      <w:r>
+        <w:rPr>
+          <w:b w:val="0"/>
+          <w:sz w:val="20"/>
+        </w:rPr>
+        <w:t xml:space="preserve">•  </w:t>
+      </w:r>
+      <w:r>
+        <w:rPr>
+          <w:b w:val="0"/>
+          <w:sz w:val="20"/>
+        </w:rPr>
+        <w:t>The time chip turns red when under 12 hours, amber under 48 hours, otherwise neutral grey.</w:t>
+      </w:r>
+    </w:p>
+    <w:p>
+      <w:pPr>
+        <w:spacing w:after="40"/>
+        <w:ind w:left="425" w:hanging="255"/>
+      </w:pPr>
+      <w:r>
+        <w:rPr>
+          <w:b w:val="0"/>
+          <w:sz w:val="20"/>
+        </w:rPr>
+        <w:t xml:space="preserve">-  </w:t>
+      </w:r>
+      <w:r>
+        <w:rPr>
+          <w:b w:val="0"/>
+          <w:sz w:val="20"/>
+        </w:rPr>
+        <w:t>Use the row actions.</w:t>
+      </w:r>
+    </w:p>
+    <w:p>
+      <w:pPr>
+        <w:spacing w:after="40"/>
+        <w:ind w:left="907" w:hanging="255"/>
+      </w:pPr>
+      <w:r>
+        <w:rPr>
+          <w:b w:val="0"/>
+          <w:sz w:val="20"/>
+        </w:rPr>
+        <w:t xml:space="preserve">•  </w:t>
+      </w:r>
+      <w:r>
+        <w:rPr>
+          <w:b w:val="0"/>
+          <w:sz w:val="20"/>
+        </w:rPr>
+        <w:t>'Copy link' button (desktop) or the same option inside the three-dot menu (mobile) — copies the invite URL to your clipboard and shows a 'Link copied' toast. The link uses your workspace's invite-base URL so white-labelled subdomains are honoured.</w:t>
+      </w:r>
+    </w:p>
+    <w:p>
+      <w:pPr>
+        <w:spacing w:after="40"/>
+        <w:ind w:left="907" w:hanging="255"/>
+      </w:pPr>
+      <w:r>
+        <w:rPr>
+          <w:b w:val="0"/>
+          <w:sz w:val="20"/>
+        </w:rPr>
+        <w:t xml:space="preserve">•  </w:t>
+      </w:r>
+      <w:r>
+        <w:rPr>
+          <w:b w:val="0"/>
+          <w:sz w:val="20"/>
+        </w:rPr>
+        <w:t>Three-dot menu → 'Resend email' — re-sends the original invitation email and shows an 'Invite resent' toast.</w:t>
+      </w:r>
+    </w:p>
+    <w:p>
+      <w:pPr>
+        <w:spacing w:after="40"/>
+        <w:ind w:left="907" w:hanging="255"/>
+      </w:pPr>
+      <w:r>
+        <w:rPr>
+          <w:b w:val="0"/>
+          <w:sz w:val="20"/>
+        </w:rPr>
+        <w:t xml:space="preserve">•  </w:t>
+      </w:r>
+      <w:r>
+        <w:rPr>
+          <w:b w:val="0"/>
+          <w:sz w:val="20"/>
+        </w:rPr>
+        <w:t>Three-dot menu → 'Extend by 72h' — pushes the expiry 72 hours into the future and shows an 'Expiry extended' toast.</w:t>
+      </w:r>
+    </w:p>
+    <w:p>
+      <w:pPr>
+        <w:spacing w:after="40"/>
+        <w:ind w:left="907" w:hanging="255"/>
+      </w:pPr>
+      <w:r>
+        <w:rPr>
+          <w:b w:val="0"/>
+          <w:sz w:val="20"/>
+        </w:rPr>
+        <w:t xml:space="preserve">•  </w:t>
+      </w:r>
+      <w:r>
+        <w:rPr>
+          <w:b w:val="0"/>
+          <w:sz w:val="20"/>
+        </w:rPr>
+        <w:t>Three-dot menu → 'Revoke invitation' (red) — asks for confirmation, then disables that invite link entirely and shows an 'Invitation revoked' toast.</w:t>
+      </w:r>
+    </w:p>
+    <w:p>
+      <w:pPr>
+        <w:spacing w:after="40"/>
+        <w:ind w:left="425" w:hanging="255"/>
+      </w:pPr>
+      <w:r>
+        <w:rPr>
+          <w:b w:val="0"/>
+          <w:sz w:val="20"/>
+        </w:rPr>
+        <w:t xml:space="preserve">-  </w:t>
+      </w:r>
+      <w:r>
+        <w:rPr>
+          <w:b w:val="0"/>
+          <w:sz w:val="20"/>
+        </w:rPr>
+        <w:t>Try the failure paths.</w:t>
+      </w:r>
+    </w:p>
+    <w:p>
+      <w:pPr>
+        <w:spacing w:after="40"/>
+        <w:ind w:left="907" w:hanging="255"/>
+      </w:pPr>
+      <w:r>
+        <w:rPr>
+          <w:b w:val="0"/>
+          <w:sz w:val="20"/>
+        </w:rPr>
+        <w:t xml:space="preserve">•  </w:t>
+      </w:r>
+      <w:r>
+        <w:rPr>
+          <w:b w:val="0"/>
+          <w:sz w:val="20"/>
+        </w:rPr>
+        <w:t>If the clipboard is blocked by the browser, the Copy-link toast switches to 'Could not copy — Clipboard access was blocked.'</w:t>
+      </w:r>
+    </w:p>
+    <w:p>
+      <w:pPr>
+        <w:spacing w:after="40"/>
+        <w:ind w:left="907" w:hanging="255"/>
+      </w:pPr>
+      <w:r>
+        <w:rPr>
+          <w:b w:val="0"/>
+          <w:sz w:val="20"/>
+        </w:rPr>
+        <w:t xml:space="preserve">•  </w:t>
+      </w:r>
+      <w:r>
+        <w:rPr>
+          <w:b w:val="0"/>
+          <w:sz w:val="20"/>
+        </w:rPr>
+        <w:t>If an invite has no token attached (very rare — only happens on data created before this feature shipped), the Copy-link option is disabled with a tooltip explaining the issue.</w:t>
+      </w:r>
+    </w:p>
+    <w:p>
+      <w:pPr>
+        <w:spacing w:before="200" w:after="60"/>
+      </w:pPr>
+      <w:r>
+        <w:rPr>
+          <w:b/>
+          <w:color w:val="1F3A5F"/>
+          <w:sz w:val="22"/>
+        </w:rPr>
+        <w:t>Expected Result</w:t>
+      </w:r>
+    </w:p>
+    <w:p>
+      <w:pPr>
+        <w:spacing w:after="40"/>
+        <w:ind w:left="425" w:hanging="255"/>
+      </w:pPr>
+      <w:r>
+        <w:rPr>
+          <w:b w:val="0"/>
+          <w:sz w:val="20"/>
+        </w:rPr>
+        <w:t xml:space="preserve">-  </w:t>
+      </w:r>
+      <w:r>
+        <w:rPr>
+          <w:b w:val="0"/>
+          <w:sz w:val="20"/>
+        </w:rPr>
+        <w:t>All four actions (Copy link, Resend, Extend, Revoke) work for invitations that are still pending and not yet accepted.</w:t>
+      </w:r>
+    </w:p>
+    <w:p>
+      <w:pPr>
+        <w:spacing w:after="40"/>
+        <w:ind w:left="425" w:hanging="255"/>
+      </w:pPr>
+      <w:r>
+        <w:rPr>
+          <w:b w:val="0"/>
+          <w:sz w:val="20"/>
+        </w:rPr>
+        <w:t xml:space="preserve">-  </w:t>
+      </w:r>
+      <w:r>
+        <w:rPr>
+          <w:b w:val="0"/>
+          <w:sz w:val="20"/>
+        </w:rPr>
+        <w:t>Accepted invitations do not appear in this tab.</w:t>
+      </w:r>
+    </w:p>
+    <w:p>
+      <w:pPr>
+        <w:spacing w:after="40"/>
+        <w:ind w:left="425" w:hanging="255"/>
+      </w:pPr>
+      <w:r>
+        <w:rPr>
+          <w:b w:val="0"/>
+          <w:sz w:val="20"/>
+        </w:rPr>
+        <w:t xml:space="preserve">-  </w:t>
+      </w:r>
+      <w:r>
+        <w:rPr>
+          <w:b w:val="0"/>
+          <w:sz w:val="20"/>
+        </w:rPr>
+        <w:t>Revoking an invitation immediately removes it from the list and prevents the invitee from accepting.</w:t>
+      </w:r>
+    </w:p>
+    <w:p>
+      <w:pPr>
+        <w:spacing w:before="200" w:after="60"/>
+      </w:pPr>
+      <w:r>
+        <w:rPr>
+          <w:b/>
+          <w:color w:val="1F3A5F"/>
+          <w:sz w:val="22"/>
+        </w:rPr>
+        <w:t>Future Improvement Suggestions</w:t>
+      </w:r>
+    </w:p>
+    <w:p>
+      <w:pPr>
+        <w:spacing w:after="40"/>
+        <w:ind w:left="425" w:hanging="255"/>
+      </w:pPr>
+      <w:r>
+        <w:rPr>
+          <w:b w:val="0"/>
+          <w:sz w:val="20"/>
+        </w:rPr>
+        <w:t xml:space="preserve">-  </w:t>
+      </w:r>
+      <w:r>
+        <w:rPr>
+          <w:b w:val="0"/>
+          <w:sz w:val="20"/>
+        </w:rPr>
+        <w:t>Add a 'Bulk revoke expired' button so cleanup is one click instead of N.</w:t>
+      </w:r>
+    </w:p>
+    <w:p>
+      <w:pPr>
+        <w:spacing w:after="40"/>
+        <w:ind w:left="425" w:hanging="255"/>
+      </w:pPr>
+      <w:r>
+        <w:rPr>
+          <w:b w:val="0"/>
+          <w:sz w:val="20"/>
+        </w:rPr>
+        <w:t xml:space="preserve">-  </w:t>
+      </w:r>
+      <w:r>
+        <w:rPr>
+          <w:b w:val="0"/>
+          <w:sz w:val="20"/>
+        </w:rPr>
+        <w:t>Show who originally sent each invitation, so a Team Lead can see which Admin invited a particular email.</w:t>
+      </w:r>
+    </w:p>
+    <w:p>
+      <w:pPr>
+        <w:spacing w:after="40"/>
+        <w:ind w:left="425" w:hanging="255"/>
+      </w:pPr>
+      <w:r>
+        <w:rPr>
+          <w:b w:val="0"/>
+          <w:sz w:val="20"/>
+        </w:rPr>
+        <w:t xml:space="preserve">-  </w:t>
+      </w:r>
+      <w:r>
+        <w:rPr>
+          <w:b w:val="0"/>
+          <w:sz w:val="20"/>
+        </w:rPr>
+        <w:t>Add a tooltip on the Copy-link button that previews the full URL before copying.</w:t>
+      </w:r>
+    </w:p>
+    <w:p>
+      <w:pPr>
+        <w:spacing w:before="200" w:after="60"/>
+      </w:pPr>
+      <w:r>
+        <w:rPr>
+          <w:b/>
+          <w:color w:val="C0504D"/>
+          <w:sz w:val="22"/>
+        </w:rPr>
+        <w:t>Feedback</w:t>
+      </w:r>
+    </w:p>
+    <w:p>
+      <w:pPr>
+        <w:spacing w:after="80"/>
+      </w:pPr>
+      <w:r>
+        <w:rPr>
+          <w:i/>
+          <w:color w:val="555555"/>
+          <w:sz w:val="18"/>
+        </w:rPr>
+        <w:t>Please note below: Status (Pass / Fail / Needs Work), any comments or issues you hit, and your priority for the improvement ideas above (High / Medium / Low / Skip).</w:t>
+      </w:r>
+    </w:p>
+    <w:p>
+      <w:pPr>
+        <w:spacing w:after="120"/>
+      </w:pPr>
+      <w:r>
+        <w:rPr>
+          <w:color w:val="BBBBBB"/>
+          <w:sz w:val="20"/>
+        </w:rPr>
+        <w:t>__________________________________________________________________________________________</w:t>
+      </w:r>
+    </w:p>
+    <w:p>
+      <w:pPr>
+        <w:spacing w:after="120"/>
+      </w:pPr>
+      <w:r>
+        <w:rPr>
+          <w:color w:val="BBBBBB"/>
+          <w:sz w:val="20"/>
+        </w:rPr>
+        <w:t>__________________________________________________________________________________________</w:t>
+      </w:r>
+    </w:p>
+    <w:p>
+      <w:pPr>
+        <w:spacing w:after="120"/>
+      </w:pPr>
+      <w:r>
+        <w:rPr>
+          <w:color w:val="BBBBBB"/>
+          <w:sz w:val="20"/>
+        </w:rPr>
+        <w:t>__________________________________________________________________________________________</w:t>
+      </w:r>
+    </w:p>
+    <w:p>
+      <w:pPr>
+        <w:spacing w:after="120"/>
+      </w:pPr>
+      <w:r>
+        <w:rPr>
+          <w:color w:val="BBBBBB"/>
+          <w:sz w:val="20"/>
+        </w:rPr>
+        <w:t>__________________________________________________________________________________________</w:t>
+      </w:r>
+    </w:p>
+    <w:p>
+      <w:pPr>
+        <w:spacing w:after="120"/>
+      </w:pPr>
+      <w:r>
+        <w:rPr>
+          <w:color w:val="BBBBBB"/>
+          <w:sz w:val="20"/>
+        </w:rPr>
+        <w:t>__________________________________________________________________________________________</w:t>
+      </w:r>
+    </w:p>
+    <w:p>
+      <w:pPr>
+        <w:spacing w:after="120"/>
+      </w:pPr>
+      <w:r>
+        <w:rPr>
+          <w:color w:val="BBBBBB"/>
+          <w:sz w:val="20"/>
+        </w:rPr>
+        <w:t>__________________________________________________________________________________________</w:t>
+      </w:r>
+    </w:p>
+    <w:p/>
+    <w:p>
+      <w:pPr>
+        <w:pStyle w:val="Heading2"/>
+        <w:spacing w:after="80" w:before="280"/>
+      </w:pPr>
+      <w:r>
+        <w:t>32.4. Invite teammate modal</w:t>
+      </w:r>
+    </w:p>
+    <w:p>
+      <w:pPr>
+        <w:spacing w:before="200" w:after="60"/>
+      </w:pPr>
+      <w:r>
+        <w:rPr>
+          <w:b/>
+          <w:color w:val="1F3A5F"/>
+          <w:sz w:val="22"/>
+        </w:rPr>
+        <w:t>Route / Location</w:t>
+      </w:r>
+    </w:p>
+    <w:p>
+      <w:pPr>
+        <w:spacing w:after="40"/>
+      </w:pPr>
+      <w:r>
+        <w:rPr>
+          <w:b w:val="0"/>
+          <w:sz w:val="20"/>
+        </w:rPr>
+        <w:t>/admin/users → 'Invite teammate' button</w:t>
+      </w:r>
+    </w:p>
+    <w:p>
+      <w:pPr>
+        <w:spacing w:before="200" w:after="60"/>
+      </w:pPr>
+      <w:r>
+        <w:rPr>
+          <w:b/>
+          <w:color w:val="1F3A5F"/>
+          <w:sz w:val="22"/>
+        </w:rPr>
+        <w:t>How To Test</w:t>
+      </w:r>
+    </w:p>
+    <w:p>
+      <w:pPr>
+        <w:spacing w:after="40"/>
+        <w:ind w:left="425" w:hanging="255"/>
+      </w:pPr>
+      <w:r>
+        <w:rPr>
+          <w:b w:val="0"/>
+          <w:sz w:val="20"/>
+        </w:rPr>
+        <w:t xml:space="preserve">-  </w:t>
+      </w:r>
+      <w:r>
+        <w:rPr>
+          <w:b w:val="0"/>
+          <w:sz w:val="20"/>
+        </w:rPr>
+        <w:t>Click 'Invite teammate' on the /admin/users header.</w:t>
+      </w:r>
+    </w:p>
+    <w:p>
+      <w:pPr>
+        <w:spacing w:after="40"/>
+        <w:ind w:left="907" w:hanging="255"/>
+      </w:pPr>
+      <w:r>
+        <w:rPr>
+          <w:b w:val="0"/>
+          <w:sz w:val="20"/>
+        </w:rPr>
+        <w:t xml:space="preserve">•  </w:t>
+      </w:r>
+      <w:r>
+        <w:rPr>
+          <w:b w:val="0"/>
+          <w:sz w:val="20"/>
+        </w:rPr>
+        <w:t>The modal opens with an orange accent stripe at the top and a 'SEND A ONE-TIME INVITATION' kicker.</w:t>
+      </w:r>
+    </w:p>
+    <w:p>
+      <w:pPr>
+        <w:spacing w:after="40"/>
+        <w:ind w:left="907" w:hanging="255"/>
+      </w:pPr>
+      <w:r>
+        <w:rPr>
+          <w:b w:val="0"/>
+          <w:sz w:val="20"/>
+        </w:rPr>
+        <w:t xml:space="preserve">•  </w:t>
+      </w:r>
+      <w:r>
+        <w:rPr>
+          <w:b w:val="0"/>
+          <w:sz w:val="20"/>
+        </w:rPr>
+        <w:t>Body fields: Email address (required), Role dropdown (required), plus a one-line role hint that updates as you change the role.</w:t>
+      </w:r>
+    </w:p>
+    <w:p>
+      <w:pPr>
+        <w:spacing w:after="40"/>
+        <w:ind w:left="425" w:hanging="255"/>
+      </w:pPr>
+      <w:r>
+        <w:rPr>
+          <w:b w:val="0"/>
+          <w:sz w:val="20"/>
+        </w:rPr>
+        <w:t xml:space="preserve">-  </w:t>
+      </w:r>
+      <w:r>
+        <w:rPr>
+          <w:b w:val="0"/>
+          <w:sz w:val="20"/>
+        </w:rPr>
+        <w:t>Try the Role dropdown.</w:t>
+      </w:r>
+    </w:p>
+    <w:p>
+      <w:pPr>
+        <w:spacing w:after="40"/>
+        <w:ind w:left="907" w:hanging="255"/>
+      </w:pPr>
+      <w:r>
+        <w:rPr>
+          <w:b w:val="0"/>
+          <w:sz w:val="20"/>
+        </w:rPr>
+        <w:t xml:space="preserve">•  </w:t>
+      </w:r>
+      <w:r>
+        <w:rPr>
+          <w:b w:val="0"/>
+          <w:sz w:val="20"/>
+        </w:rPr>
+        <w:t>Sign in as different inviter roles (Agent, Team Lead, Admin) and confirm the dropdown contents change. For example, only Admins can invite new Admins.</w:t>
+      </w:r>
+    </w:p>
+    <w:p>
+      <w:pPr>
+        <w:spacing w:after="40"/>
+        <w:ind w:left="907" w:hanging="255"/>
+      </w:pPr>
+      <w:r>
+        <w:rPr>
+          <w:b w:val="0"/>
+          <w:sz w:val="20"/>
+        </w:rPr>
+        <w:t xml:space="preserve">•  </w:t>
+      </w:r>
+      <w:r>
+        <w:rPr>
+          <w:b w:val="0"/>
+          <w:sz w:val="20"/>
+        </w:rPr>
+        <w:t>Pick each role and read the helper line below the dropdown — for example 'Owns their deals end-to-end with AI assistance' for Agent.</w:t>
+      </w:r>
+    </w:p>
+    <w:p>
+      <w:pPr>
+        <w:spacing w:after="40"/>
+        <w:ind w:left="425" w:hanging="255"/>
+      </w:pPr>
+      <w:r>
+        <w:rPr>
+          <w:b w:val="0"/>
+          <w:sz w:val="20"/>
+        </w:rPr>
+        <w:t xml:space="preserve">-  </w:t>
+      </w:r>
+      <w:r>
+        <w:rPr>
+          <w:b w:val="0"/>
+          <w:sz w:val="20"/>
+        </w:rPr>
+        <w:t>Try valid and invalid emails.</w:t>
+      </w:r>
+    </w:p>
+    <w:p>
+      <w:pPr>
+        <w:spacing w:after="40"/>
+        <w:ind w:left="907" w:hanging="255"/>
+      </w:pPr>
+      <w:r>
+        <w:rPr>
+          <w:b w:val="0"/>
+          <w:sz w:val="20"/>
+        </w:rPr>
+        <w:t xml:space="preserve">•  </w:t>
+      </w:r>
+      <w:r>
+        <w:rPr>
+          <w:b w:val="0"/>
+          <w:sz w:val="20"/>
+        </w:rPr>
+        <w:t>Empty email — Send is blocked with an inline 'Enter a valid email address' message.</w:t>
+      </w:r>
+    </w:p>
+    <w:p>
+      <w:pPr>
+        <w:spacing w:after="40"/>
+        <w:ind w:left="907" w:hanging="255"/>
+      </w:pPr>
+      <w:r>
+        <w:rPr>
+          <w:b w:val="0"/>
+          <w:sz w:val="20"/>
+        </w:rPr>
+        <w:t xml:space="preserve">•  </w:t>
+      </w:r>
+      <w:r>
+        <w:rPr>
+          <w:b w:val="0"/>
+          <w:sz w:val="20"/>
+        </w:rPr>
+        <w:t>An email that already belongs to a member — Send fails with '{email} already has an account.'</w:t>
+      </w:r>
+    </w:p>
+    <w:p>
+      <w:pPr>
+        <w:spacing w:after="40"/>
+        <w:ind w:left="907" w:hanging="255"/>
+      </w:pPr>
+      <w:r>
+        <w:rPr>
+          <w:b w:val="0"/>
+          <w:sz w:val="20"/>
+        </w:rPr>
+        <w:t xml:space="preserve">•  </w:t>
+      </w:r>
+      <w:r>
+        <w:rPr>
+          <w:b w:val="0"/>
+          <w:sz w:val="20"/>
+        </w:rPr>
+        <w:t>A brand-new email on a free plan above the seat cap — Send fails with the seat-limit copy, mentioning the current plan.</w:t>
+      </w:r>
+    </w:p>
+    <w:p>
+      <w:pPr>
+        <w:spacing w:after="40"/>
+        <w:ind w:left="907" w:hanging="255"/>
+      </w:pPr>
+      <w:r>
+        <w:rPr>
+          <w:b w:val="0"/>
+          <w:sz w:val="20"/>
+        </w:rPr>
+        <w:t xml:space="preserve">•  </w:t>
+      </w:r>
+      <w:r>
+        <w:rPr>
+          <w:b w:val="0"/>
+          <w:sz w:val="20"/>
+        </w:rPr>
+        <w:t>A valid new email — click Send invite. The button label switches to 'Sending…'.</w:t>
+      </w:r>
+    </w:p>
+    <w:p>
+      <w:pPr>
+        <w:spacing w:after="40"/>
+        <w:ind w:left="425" w:hanging="255"/>
+      </w:pPr>
+      <w:r>
+        <w:rPr>
+          <w:b w:val="0"/>
+          <w:sz w:val="20"/>
+        </w:rPr>
+        <w:t xml:space="preserve">-  </w:t>
+      </w:r>
+      <w:r>
+        <w:rPr>
+          <w:b w:val="0"/>
+          <w:sz w:val="20"/>
+        </w:rPr>
+        <w:t>After a successful send.</w:t>
+      </w:r>
+    </w:p>
+    <w:p>
+      <w:pPr>
+        <w:spacing w:after="40"/>
+        <w:ind w:left="907" w:hanging="255"/>
+      </w:pPr>
+      <w:r>
+        <w:rPr>
+          <w:b w:val="0"/>
+          <w:sz w:val="20"/>
+        </w:rPr>
+        <w:t xml:space="preserve">•  </w:t>
+      </w:r>
+      <w:r>
+        <w:rPr>
+          <w:b w:val="0"/>
+          <w:sz w:val="20"/>
+        </w:rPr>
+        <w:t>An 'Invite sent' toast appears with the recipient's email.</w:t>
+      </w:r>
+    </w:p>
+    <w:p>
+      <w:pPr>
+        <w:spacing w:after="40"/>
+        <w:ind w:left="907" w:hanging="255"/>
+      </w:pPr>
+      <w:r>
+        <w:rPr>
+          <w:b w:val="0"/>
+          <w:sz w:val="20"/>
+        </w:rPr>
+        <w:t xml:space="preserve">•  </w:t>
+      </w:r>
+      <w:r>
+        <w:rPr>
+          <w:b w:val="0"/>
+          <w:sz w:val="20"/>
+        </w:rPr>
+        <w:t>The modal closes.</w:t>
+      </w:r>
+    </w:p>
+    <w:p>
+      <w:pPr>
+        <w:spacing w:after="40"/>
+        <w:ind w:left="907" w:hanging="255"/>
+      </w:pPr>
+      <w:r>
+        <w:rPr>
+          <w:b w:val="0"/>
+          <w:sz w:val="20"/>
+        </w:rPr>
+        <w:t xml:space="preserve">•  </w:t>
+      </w:r>
+      <w:r>
+        <w:rPr>
+          <w:b w:val="0"/>
+          <w:sz w:val="20"/>
+        </w:rPr>
+        <w:t>The Pending invitations tab refreshes with the new row.</w:t>
+      </w:r>
+    </w:p>
+    <w:p>
+      <w:pPr>
+        <w:spacing w:before="200" w:after="60"/>
+      </w:pPr>
+      <w:r>
+        <w:rPr>
+          <w:b/>
+          <w:color w:val="1F3A5F"/>
+          <w:sz w:val="22"/>
+        </w:rPr>
+        <w:t>Expected Result</w:t>
+      </w:r>
+    </w:p>
+    <w:p>
+      <w:pPr>
+        <w:spacing w:after="40"/>
+        <w:ind w:left="425" w:hanging="255"/>
+      </w:pPr>
+      <w:r>
+        <w:rPr>
+          <w:b w:val="0"/>
+          <w:sz w:val="20"/>
+        </w:rPr>
+        <w:t xml:space="preserve">-  </w:t>
+      </w:r>
+      <w:r>
+        <w:rPr>
+          <w:b w:val="0"/>
+          <w:sz w:val="20"/>
+        </w:rPr>
+        <w:t>Roles you cannot grant are filtered out of the dropdown automatically.</w:t>
+      </w:r>
+    </w:p>
+    <w:p>
+      <w:pPr>
+        <w:spacing w:after="40"/>
+        <w:ind w:left="425" w:hanging="255"/>
+      </w:pPr>
+      <w:r>
+        <w:rPr>
+          <w:b w:val="0"/>
+          <w:sz w:val="20"/>
+        </w:rPr>
+        <w:t xml:space="preserve">-  </w:t>
+      </w:r>
+      <w:r>
+        <w:rPr>
+          <w:b w:val="0"/>
+          <w:sz w:val="20"/>
+        </w:rPr>
+        <w:t>Each failure mode (existing user, seat limit, plan-too-low, generic) surfaces a clear inline error instead of breaking the modal.</w:t>
+      </w:r>
+    </w:p>
+    <w:p>
+      <w:pPr>
+        <w:spacing w:after="40"/>
+        <w:ind w:left="425" w:hanging="255"/>
+      </w:pPr>
+      <w:r>
+        <w:rPr>
+          <w:b w:val="0"/>
+          <w:sz w:val="20"/>
+        </w:rPr>
+        <w:t xml:space="preserve">-  </w:t>
+      </w:r>
+      <w:r>
+        <w:rPr>
+          <w:b w:val="0"/>
+          <w:sz w:val="20"/>
+        </w:rPr>
+        <w:t>A successful invite appears in the Pending invitations list immediately, ready for the invitee to accept.</w:t>
+      </w:r>
+    </w:p>
+    <w:p>
+      <w:pPr>
+        <w:spacing w:before="200" w:after="60"/>
+      </w:pPr>
+      <w:r>
+        <w:rPr>
+          <w:b/>
+          <w:color w:val="1F3A5F"/>
+          <w:sz w:val="22"/>
+        </w:rPr>
+        <w:t>Future Improvement Suggestions</w:t>
+      </w:r>
+    </w:p>
+    <w:p>
+      <w:pPr>
+        <w:spacing w:after="40"/>
+        <w:ind w:left="425" w:hanging="255"/>
+      </w:pPr>
+      <w:r>
+        <w:rPr>
+          <w:b w:val="0"/>
+          <w:sz w:val="20"/>
+        </w:rPr>
+        <w:t xml:space="preserve">-  </w:t>
+      </w:r>
+      <w:r>
+        <w:rPr>
+          <w:b w:val="0"/>
+          <w:sz w:val="20"/>
+        </w:rPr>
+        <w:t>Allow inviting multiple emails at once (comma-separated) so an admin can bulk-onboard a team.</w:t>
+      </w:r>
+    </w:p>
+    <w:p>
+      <w:pPr>
+        <w:spacing w:after="40"/>
+        <w:ind w:left="425" w:hanging="255"/>
+      </w:pPr>
+      <w:r>
+        <w:rPr>
+          <w:b w:val="0"/>
+          <w:sz w:val="20"/>
+        </w:rPr>
+        <w:t xml:space="preserve">-  </w:t>
+      </w:r>
+      <w:r>
+        <w:rPr>
+          <w:b w:val="0"/>
+          <w:sz w:val="20"/>
+        </w:rPr>
+        <w:t>Show a 'view what the invitee will see' preview link before sending.</w:t>
+      </w:r>
+    </w:p>
+    <w:p>
+      <w:pPr>
+        <w:spacing w:after="40"/>
+        <w:ind w:left="425" w:hanging="255"/>
+      </w:pPr>
+      <w:r>
+        <w:rPr>
+          <w:b w:val="0"/>
+          <w:sz w:val="20"/>
+        </w:rPr>
+        <w:t xml:space="preserve">-  </w:t>
+      </w:r>
+      <w:r>
+        <w:rPr>
+          <w:b w:val="0"/>
+          <w:sz w:val="20"/>
+        </w:rPr>
+        <w:t>Let the admin pick a team or attach a transaction at invite time (planned for Phase 5).</w:t>
+      </w:r>
+    </w:p>
+    <w:p>
+      <w:pPr>
+        <w:spacing w:before="200" w:after="60"/>
+      </w:pPr>
+      <w:r>
+        <w:rPr>
+          <w:b/>
+          <w:color w:val="C0504D"/>
+          <w:sz w:val="22"/>
+        </w:rPr>
+        <w:t>Feedback</w:t>
+      </w:r>
+    </w:p>
+    <w:p>
+      <w:pPr>
+        <w:spacing w:after="80"/>
+      </w:pPr>
+      <w:r>
+        <w:rPr>
+          <w:i/>
+          <w:color w:val="555555"/>
+          <w:sz w:val="18"/>
+        </w:rPr>
+        <w:t>Please note below: Status (Pass / Fail / Needs Work), any comments or issues you hit, and your priority for the improvement ideas above (High / Medium / Low / Skip).</w:t>
+      </w:r>
+    </w:p>
+    <w:p>
+      <w:pPr>
+        <w:spacing w:after="120"/>
+      </w:pPr>
+      <w:r>
+        <w:rPr>
+          <w:color w:val="BBBBBB"/>
+          <w:sz w:val="20"/>
+        </w:rPr>
+        <w:t>__________________________________________________________________________________________</w:t>
+      </w:r>
+    </w:p>
+    <w:p>
+      <w:pPr>
+        <w:spacing w:after="120"/>
+      </w:pPr>
+      <w:r>
+        <w:rPr>
+          <w:color w:val="BBBBBB"/>
+          <w:sz w:val="20"/>
+        </w:rPr>
+        <w:t>__________________________________________________________________________________________</w:t>
+      </w:r>
+    </w:p>
+    <w:p>
+      <w:pPr>
+        <w:spacing w:after="120"/>
+      </w:pPr>
+      <w:r>
+        <w:rPr>
+          <w:color w:val="BBBBBB"/>
+          <w:sz w:val="20"/>
+        </w:rPr>
+        <w:t>__________________________________________________________________________________________</w:t>
+      </w:r>
+    </w:p>
+    <w:p>
+      <w:pPr>
+        <w:spacing w:after="120"/>
+      </w:pPr>
+      <w:r>
+        <w:rPr>
+          <w:color w:val="BBBBBB"/>
+          <w:sz w:val="20"/>
+        </w:rPr>
+        <w:t>__________________________________________________________________________________________</w:t>
+      </w:r>
+    </w:p>
+    <w:p>
+      <w:pPr>
+        <w:spacing w:after="120"/>
+      </w:pPr>
+      <w:r>
+        <w:rPr>
+          <w:color w:val="BBBBBB"/>
+          <w:sz w:val="20"/>
+        </w:rPr>
+        <w:t>__________________________________________________________________________________________</w:t>
+      </w:r>
+    </w:p>
+    <w:p>
+      <w:pPr>
+        <w:spacing w:after="120"/>
+      </w:pPr>
+      <w:r>
+        <w:rPr>
+          <w:color w:val="BBBBBB"/>
+          <w:sz w:val="20"/>
+        </w:rPr>
+        <w:t>__________________________________________________________________________________________</w:t>
+      </w:r>
+    </w:p>
+    <w:p/>
+    <w:p>
+      <w:pPr>
+        <w:pStyle w:val="Heading2"/>
+        <w:spacing w:after="80" w:before="280"/>
+      </w:pPr>
+      <w:r>
+        <w:t>32.5. Transfer workspace ownership</w:t>
+      </w:r>
+    </w:p>
+    <w:p>
+      <w:pPr>
+        <w:spacing w:before="200" w:after="60"/>
+      </w:pPr>
+      <w:r>
+        <w:rPr>
+          <w:b/>
+          <w:color w:val="1F3A5F"/>
+          <w:sz w:val="22"/>
+        </w:rPr>
+        <w:t>Route / Location</w:t>
+      </w:r>
+    </w:p>
+    <w:p>
+      <w:pPr>
+        <w:spacing w:after="40"/>
+      </w:pPr>
+      <w:r>
+        <w:rPr>
+          <w:b w:val="0"/>
+          <w:sz w:val="20"/>
+        </w:rPr>
+        <w:t>/admin/users → member three-dot menu (visible to the workspace owner only)</w:t>
+      </w:r>
+    </w:p>
+    <w:p>
+      <w:pPr>
+        <w:spacing w:before="200" w:after="60"/>
+      </w:pPr>
+      <w:r>
+        <w:rPr>
+          <w:b/>
+          <w:color w:val="1F3A5F"/>
+          <w:sz w:val="22"/>
+        </w:rPr>
+        <w:t>How To Test</w:t>
+      </w:r>
+    </w:p>
+    <w:p>
+      <w:pPr>
+        <w:spacing w:after="40"/>
+        <w:ind w:left="425" w:hanging="255"/>
+      </w:pPr>
+      <w:r>
+        <w:rPr>
+          <w:b w:val="0"/>
+          <w:sz w:val="20"/>
+        </w:rPr>
+        <w:t xml:space="preserve">-  </w:t>
+      </w:r>
+      <w:r>
+        <w:rPr>
+          <w:b w:val="0"/>
+          <w:sz w:val="20"/>
+        </w:rPr>
+        <w:t>Sign in as the current workspace owner.</w:t>
+      </w:r>
+    </w:p>
+    <w:p>
+      <w:pPr>
+        <w:spacing w:after="40"/>
+        <w:ind w:left="907" w:hanging="255"/>
+      </w:pPr>
+      <w:r>
+        <w:rPr>
+          <w:b w:val="0"/>
+          <w:sz w:val="20"/>
+        </w:rPr>
+        <w:t xml:space="preserve">•  </w:t>
+      </w:r>
+      <w:r>
+        <w:rPr>
+          <w:b w:val="0"/>
+          <w:sz w:val="20"/>
+        </w:rPr>
+        <w:t>Confirm only your row shows the small orange crown badge.</w:t>
+      </w:r>
+    </w:p>
+    <w:p>
+      <w:pPr>
+        <w:spacing w:after="40"/>
+        <w:ind w:left="425" w:hanging="255"/>
+      </w:pPr>
+      <w:r>
+        <w:rPr>
+          <w:b w:val="0"/>
+          <w:sz w:val="20"/>
+        </w:rPr>
+        <w:t xml:space="preserve">-  </w:t>
+      </w:r>
+      <w:r>
+        <w:rPr>
+          <w:b w:val="0"/>
+          <w:sz w:val="20"/>
+        </w:rPr>
+        <w:t>Find a different member's row.</w:t>
+      </w:r>
+    </w:p>
+    <w:p>
+      <w:pPr>
+        <w:spacing w:after="40"/>
+        <w:ind w:left="907" w:hanging="255"/>
+      </w:pPr>
+      <w:r>
+        <w:rPr>
+          <w:b w:val="0"/>
+          <w:sz w:val="20"/>
+        </w:rPr>
+        <w:t xml:space="preserve">•  </w:t>
+      </w:r>
+      <w:r>
+        <w:rPr>
+          <w:b w:val="0"/>
+          <w:sz w:val="20"/>
+        </w:rPr>
+        <w:t>Open the three-dot menu (or expand the card) — a 'Transfer ownership' option with a crown icon should be visible. You should NOT see this option on your own row, or on a member who is already the owner.</w:t>
+      </w:r>
+    </w:p>
+    <w:p>
+      <w:pPr>
+        <w:spacing w:after="40"/>
+        <w:ind w:left="425" w:hanging="255"/>
+      </w:pPr>
+      <w:r>
+        <w:rPr>
+          <w:b w:val="0"/>
+          <w:sz w:val="20"/>
+        </w:rPr>
+        <w:t xml:space="preserve">-  </w:t>
+      </w:r>
+      <w:r>
+        <w:rPr>
+          <w:b w:val="0"/>
+          <w:sz w:val="20"/>
+        </w:rPr>
+        <w:t>Click Transfer ownership.</w:t>
+      </w:r>
+    </w:p>
+    <w:p>
+      <w:pPr>
+        <w:spacing w:after="40"/>
+        <w:ind w:left="907" w:hanging="255"/>
+      </w:pPr>
+      <w:r>
+        <w:rPr>
+          <w:b w:val="0"/>
+          <w:sz w:val="20"/>
+        </w:rPr>
+        <w:t xml:space="preserve">•  </w:t>
+      </w:r>
+      <w:r>
+        <w:rPr>
+          <w:b w:val="0"/>
+          <w:sz w:val="20"/>
+        </w:rPr>
+        <w:t>A confirmation dialog appears with the target's name and current role.</w:t>
+      </w:r>
+    </w:p>
+    <w:p>
+      <w:pPr>
+        <w:spacing w:after="40"/>
+        <w:ind w:left="907" w:hanging="255"/>
+      </w:pPr>
+      <w:r>
+        <w:rPr>
+          <w:b w:val="0"/>
+          <w:sz w:val="20"/>
+        </w:rPr>
+        <w:t xml:space="preserve">•  </w:t>
+      </w:r>
+      <w:r>
+        <w:rPr>
+          <w:b w:val="0"/>
+          <w:sz w:val="20"/>
+        </w:rPr>
+        <w:t>If the target is not already an Admin, the dialog explicitly says 'they will be promoted to Admin'.</w:t>
+      </w:r>
+    </w:p>
+    <w:p>
+      <w:pPr>
+        <w:spacing w:after="40"/>
+        <w:ind w:left="907" w:hanging="255"/>
+      </w:pPr>
+      <w:r>
+        <w:rPr>
+          <w:b w:val="0"/>
+          <w:sz w:val="20"/>
+        </w:rPr>
+        <w:t xml:space="preserve">•  </w:t>
+      </w:r>
+      <w:r>
+        <w:rPr>
+          <w:b w:val="0"/>
+          <w:sz w:val="20"/>
+        </w:rPr>
+        <w:t>The dialog warns that you will stay as Admin but lose owner-only abilities (schedule deletion, transfer ownership again) and that the action is logged.</w:t>
+      </w:r>
+    </w:p>
+    <w:p>
+      <w:pPr>
+        <w:spacing w:after="40"/>
+        <w:ind w:left="425" w:hanging="255"/>
+      </w:pPr>
+      <w:r>
+        <w:rPr>
+          <w:b w:val="0"/>
+          <w:sz w:val="20"/>
+        </w:rPr>
+        <w:t xml:space="preserve">-  </w:t>
+      </w:r>
+      <w:r>
+        <w:rPr>
+          <w:b w:val="0"/>
+          <w:sz w:val="20"/>
+        </w:rPr>
+        <w:t>Confirm the transfer.</w:t>
+      </w:r>
+    </w:p>
+    <w:p>
+      <w:pPr>
+        <w:spacing w:after="40"/>
+        <w:ind w:left="907" w:hanging="255"/>
+      </w:pPr>
+      <w:r>
+        <w:rPr>
+          <w:b w:val="0"/>
+          <w:sz w:val="20"/>
+        </w:rPr>
+        <w:t xml:space="preserve">•  </w:t>
+      </w:r>
+      <w:r>
+        <w:rPr>
+          <w:b w:val="0"/>
+          <w:sz w:val="20"/>
+        </w:rPr>
+        <w:t>On success, an 'Ownership transferred' toast appears.</w:t>
+      </w:r>
+    </w:p>
+    <w:p>
+      <w:pPr>
+        <w:spacing w:after="40"/>
+        <w:ind w:left="907" w:hanging="255"/>
+      </w:pPr>
+      <w:r>
+        <w:rPr>
+          <w:b w:val="0"/>
+          <w:sz w:val="20"/>
+        </w:rPr>
+        <w:t xml:space="preserve">•  </w:t>
+      </w:r>
+      <w:r>
+        <w:rPr>
+          <w:b w:val="0"/>
+          <w:sz w:val="20"/>
+        </w:rPr>
+        <w:t>The crown badge moves from your avatar to the new owner's avatar.</w:t>
+      </w:r>
+    </w:p>
+    <w:p>
+      <w:pPr>
+        <w:spacing w:after="40"/>
+        <w:ind w:left="907" w:hanging="255"/>
+      </w:pPr>
+      <w:r>
+        <w:rPr>
+          <w:b w:val="0"/>
+          <w:sz w:val="20"/>
+        </w:rPr>
+        <w:t xml:space="preserve">•  </w:t>
+      </w:r>
+      <w:r>
+        <w:rPr>
+          <w:b w:val="0"/>
+          <w:sz w:val="20"/>
+        </w:rPr>
+        <w:t>Refresh /admin/users — the new ownership state persists on the server.</w:t>
+      </w:r>
+    </w:p>
+    <w:p>
+      <w:pPr>
+        <w:spacing w:after="40"/>
+        <w:ind w:left="425" w:hanging="255"/>
+      </w:pPr>
+      <w:r>
+        <w:rPr>
+          <w:b w:val="0"/>
+          <w:sz w:val="20"/>
+        </w:rPr>
+        <w:t xml:space="preserve">-  </w:t>
+      </w:r>
+      <w:r>
+        <w:rPr>
+          <w:b w:val="0"/>
+          <w:sz w:val="20"/>
+        </w:rPr>
+        <w:t>Try as a non-owner.</w:t>
+      </w:r>
+    </w:p>
+    <w:p>
+      <w:pPr>
+        <w:spacing w:after="40"/>
+        <w:ind w:left="907" w:hanging="255"/>
+      </w:pPr>
+      <w:r>
+        <w:rPr>
+          <w:b w:val="0"/>
+          <w:sz w:val="20"/>
+        </w:rPr>
+        <w:t xml:space="preserve">•  </w:t>
+      </w:r>
+      <w:r>
+        <w:rPr>
+          <w:b w:val="0"/>
+          <w:sz w:val="20"/>
+        </w:rPr>
+        <w:t>Sign in as a regular Admin (not the owner) and confirm the 'Transfer ownership' option is hidden from every member's menu.</w:t>
+      </w:r>
+    </w:p>
+    <w:p>
+      <w:pPr>
+        <w:spacing w:before="200" w:after="60"/>
+      </w:pPr>
+      <w:r>
+        <w:rPr>
+          <w:b/>
+          <w:color w:val="1F3A5F"/>
+          <w:sz w:val="22"/>
+        </w:rPr>
+        <w:t>Expected Result</w:t>
+      </w:r>
+    </w:p>
+    <w:p>
+      <w:pPr>
+        <w:spacing w:after="40"/>
+        <w:ind w:left="425" w:hanging="255"/>
+      </w:pPr>
+      <w:r>
+        <w:rPr>
+          <w:b w:val="0"/>
+          <w:sz w:val="20"/>
+        </w:rPr>
+        <w:t xml:space="preserve">-  </w:t>
+      </w:r>
+      <w:r>
+        <w:rPr>
+          <w:b w:val="0"/>
+          <w:sz w:val="20"/>
+        </w:rPr>
+        <w:t>Only the current owner sees the Transfer ownership control.</w:t>
+      </w:r>
+    </w:p>
+    <w:p>
+      <w:pPr>
+        <w:spacing w:after="40"/>
+        <w:ind w:left="425" w:hanging="255"/>
+      </w:pPr>
+      <w:r>
+        <w:rPr>
+          <w:b w:val="0"/>
+          <w:sz w:val="20"/>
+        </w:rPr>
+        <w:t xml:space="preserve">-  </w:t>
+      </w:r>
+      <w:r>
+        <w:rPr>
+          <w:b w:val="0"/>
+          <w:sz w:val="20"/>
+        </w:rPr>
+        <w:t>The confirmation dialog clearly describes the side effects before you commit.</w:t>
+      </w:r>
+    </w:p>
+    <w:p>
+      <w:pPr>
+        <w:spacing w:after="40"/>
+        <w:ind w:left="425" w:hanging="255"/>
+      </w:pPr>
+      <w:r>
+        <w:rPr>
+          <w:b w:val="0"/>
+          <w:sz w:val="20"/>
+        </w:rPr>
+        <w:t xml:space="preserve">-  </w:t>
+      </w:r>
+      <w:r>
+        <w:rPr>
+          <w:b w:val="0"/>
+          <w:sz w:val="20"/>
+        </w:rPr>
+        <w:t>After transfer, the previous owner can no longer schedule deletion or transfer ownership again — those controls disappear from Settings.</w:t>
+      </w:r>
+    </w:p>
+    <w:p>
+      <w:pPr>
+        <w:spacing w:before="200" w:after="60"/>
+      </w:pPr>
+      <w:r>
+        <w:rPr>
+          <w:b/>
+          <w:color w:val="1F3A5F"/>
+          <w:sz w:val="22"/>
+        </w:rPr>
+        <w:t>Future Improvement Suggestions</w:t>
+      </w:r>
+    </w:p>
+    <w:p>
+      <w:pPr>
+        <w:spacing w:after="40"/>
+        <w:ind w:left="425" w:hanging="255"/>
+      </w:pPr>
+      <w:r>
+        <w:rPr>
+          <w:b w:val="0"/>
+          <w:sz w:val="20"/>
+        </w:rPr>
+        <w:t xml:space="preserve">-  </w:t>
+      </w:r>
+      <w:r>
+        <w:rPr>
+          <w:b w:val="0"/>
+          <w:sz w:val="20"/>
+        </w:rPr>
+        <w:t>Send an automatic email to the new owner immediately so they know responsibility has moved.</w:t>
+      </w:r>
+    </w:p>
+    <w:p>
+      <w:pPr>
+        <w:spacing w:after="40"/>
+        <w:ind w:left="425" w:hanging="255"/>
+      </w:pPr>
+      <w:r>
+        <w:rPr>
+          <w:b w:val="0"/>
+          <w:sz w:val="20"/>
+        </w:rPr>
+        <w:t xml:space="preserve">-  </w:t>
+      </w:r>
+      <w:r>
+        <w:rPr>
+          <w:b w:val="0"/>
+          <w:sz w:val="20"/>
+        </w:rPr>
+        <w:t>Add an undo window (e.g. 30 minutes) on a recently-transferred ownership.</w:t>
+      </w:r>
+    </w:p>
+    <w:p>
+      <w:pPr>
+        <w:spacing w:after="40"/>
+        <w:ind w:left="425" w:hanging="255"/>
+      </w:pPr>
+      <w:r>
+        <w:rPr>
+          <w:b w:val="0"/>
+          <w:sz w:val="20"/>
+        </w:rPr>
+        <w:t xml:space="preserve">-  </w:t>
+      </w:r>
+      <w:r>
+        <w:rPr>
+          <w:b w:val="0"/>
+          <w:sz w:val="20"/>
+        </w:rPr>
+        <w:t>Show the full audit trail of past ownership transfers on the Team Overview page.</w:t>
+      </w:r>
+    </w:p>
+    <w:p>
+      <w:pPr>
+        <w:spacing w:before="200" w:after="60"/>
+      </w:pPr>
+      <w:r>
+        <w:rPr>
+          <w:b/>
+          <w:color w:val="C0504D"/>
+          <w:sz w:val="22"/>
+        </w:rPr>
+        <w:t>Feedback</w:t>
+      </w:r>
+    </w:p>
+    <w:p>
+      <w:pPr>
+        <w:spacing w:after="80"/>
+      </w:pPr>
+      <w:r>
+        <w:rPr>
+          <w:i/>
+          <w:color w:val="555555"/>
+          <w:sz w:val="18"/>
+        </w:rPr>
+        <w:t>Please note below: Status (Pass / Fail / Needs Work), any comments or issues you hit, and your priority for the improvement ideas above (High / Medium / Low / Skip).</w:t>
+      </w:r>
+    </w:p>
+    <w:p>
+      <w:pPr>
+        <w:spacing w:after="120"/>
+      </w:pPr>
+      <w:r>
+        <w:rPr>
+          <w:color w:val="BBBBBB"/>
+          <w:sz w:val="20"/>
+        </w:rPr>
+        <w:t>__________________________________________________________________________________________</w:t>
+      </w:r>
+    </w:p>
+    <w:p>
+      <w:pPr>
+        <w:spacing w:after="120"/>
+      </w:pPr>
+      <w:r>
+        <w:rPr>
+          <w:color w:val="BBBBBB"/>
+          <w:sz w:val="20"/>
+        </w:rPr>
+        <w:t>__________________________________________________________________________________________</w:t>
+      </w:r>
+    </w:p>
+    <w:p>
+      <w:pPr>
+        <w:spacing w:after="120"/>
+      </w:pPr>
+      <w:r>
+        <w:rPr>
+          <w:color w:val="BBBBBB"/>
+          <w:sz w:val="20"/>
+        </w:rPr>
+        <w:t>__________________________________________________________________________________________</w:t>
+      </w:r>
+    </w:p>
+    <w:p>
+      <w:pPr>
+        <w:spacing w:after="120"/>
+      </w:pPr>
+      <w:r>
+        <w:rPr>
+          <w:color w:val="BBBBBB"/>
+          <w:sz w:val="20"/>
+        </w:rPr>
+        <w:t>__________________________________________________________________________________________</w:t>
+      </w:r>
+    </w:p>
+    <w:p>
+      <w:pPr>
+        <w:spacing w:after="120"/>
+      </w:pPr>
+      <w:r>
+        <w:rPr>
+          <w:color w:val="BBBBBB"/>
+          <w:sz w:val="20"/>
+        </w:rPr>
+        <w:t>__________________________________________________________________________________________</w:t>
+      </w:r>
+    </w:p>
+    <w:p>
+      <w:pPr>
+        <w:spacing w:after="120"/>
+      </w:pPr>
+      <w:r>
+        <w:rPr>
+          <w:color w:val="BBBBBB"/>
+          <w:sz w:val="20"/>
+        </w:rPr>
+        <w:t>__________________________________________________________________________________________</w:t>
+      </w:r>
+    </w:p>
+    <w:p/>
+    <w:p>
+      <w:pPr>
+        <w:pStyle w:val="Heading2"/>
+        <w:spacing w:after="80" w:before="280"/>
+      </w:pPr>
+      <w:r>
+        <w:t>32.6. Deactivate a member</w:t>
+      </w:r>
+    </w:p>
+    <w:p>
+      <w:pPr>
+        <w:spacing w:before="200" w:after="60"/>
+      </w:pPr>
+      <w:r>
+        <w:rPr>
+          <w:b/>
+          <w:color w:val="1F3A5F"/>
+          <w:sz w:val="22"/>
+        </w:rPr>
+        <w:t>Route / Location</w:t>
+      </w:r>
+    </w:p>
+    <w:p>
+      <w:pPr>
+        <w:spacing w:after="40"/>
+      </w:pPr>
+      <w:r>
+        <w:rPr>
+          <w:b w:val="0"/>
+          <w:sz w:val="20"/>
+        </w:rPr>
+        <w:t>/admin/users → member three-dot menu (Admin only)</w:t>
+      </w:r>
+    </w:p>
+    <w:p>
+      <w:pPr>
+        <w:spacing w:before="200" w:after="60"/>
+      </w:pPr>
+      <w:r>
+        <w:rPr>
+          <w:b/>
+          <w:color w:val="1F3A5F"/>
+          <w:sz w:val="22"/>
+        </w:rPr>
+        <w:t>How To Test</w:t>
+      </w:r>
+    </w:p>
+    <w:p>
+      <w:pPr>
+        <w:spacing w:after="40"/>
+        <w:ind w:left="425" w:hanging="255"/>
+      </w:pPr>
+      <w:r>
+        <w:rPr>
+          <w:b w:val="0"/>
+          <w:sz w:val="20"/>
+        </w:rPr>
+        <w:t xml:space="preserve">-  </w:t>
+      </w:r>
+      <w:r>
+        <w:rPr>
+          <w:b w:val="0"/>
+          <w:sz w:val="20"/>
+        </w:rPr>
+        <w:t>Sign in as an Admin who is NOT the target.</w:t>
+      </w:r>
+    </w:p>
+    <w:p>
+      <w:pPr>
+        <w:spacing w:after="40"/>
+        <w:ind w:left="907" w:hanging="255"/>
+      </w:pPr>
+      <w:r>
+        <w:rPr>
+          <w:b w:val="0"/>
+          <w:sz w:val="20"/>
+        </w:rPr>
+        <w:t xml:space="preserve">•  </w:t>
+      </w:r>
+      <w:r>
+        <w:rPr>
+          <w:b w:val="0"/>
+          <w:sz w:val="20"/>
+        </w:rPr>
+        <w:t>Open the member's three-dot menu (or expand the card) — a red 'Deactivate' option should be visible.</w:t>
+      </w:r>
+    </w:p>
+    <w:p>
+      <w:pPr>
+        <w:spacing w:after="40"/>
+        <w:ind w:left="907" w:hanging="255"/>
+      </w:pPr>
+      <w:r>
+        <w:rPr>
+          <w:b w:val="0"/>
+          <w:sz w:val="20"/>
+        </w:rPr>
+        <w:t xml:space="preserve">•  </w:t>
+      </w:r>
+      <w:r>
+        <w:rPr>
+          <w:b w:val="0"/>
+          <w:sz w:val="20"/>
+        </w:rPr>
+        <w:t>The option should NOT appear on the workspace owner's row, nor on your own row.</w:t>
+      </w:r>
+    </w:p>
+    <w:p>
+      <w:pPr>
+        <w:spacing w:after="40"/>
+        <w:ind w:left="425" w:hanging="255"/>
+      </w:pPr>
+      <w:r>
+        <w:rPr>
+          <w:b w:val="0"/>
+          <w:sz w:val="20"/>
+        </w:rPr>
+        <w:t xml:space="preserve">-  </w:t>
+      </w:r>
+      <w:r>
+        <w:rPr>
+          <w:b w:val="0"/>
+          <w:sz w:val="20"/>
+        </w:rPr>
+        <w:t>Click Deactivate.</w:t>
+      </w:r>
+    </w:p>
+    <w:p>
+      <w:pPr>
+        <w:spacing w:after="40"/>
+        <w:ind w:left="907" w:hanging="255"/>
+      </w:pPr>
+      <w:r>
+        <w:rPr>
+          <w:b w:val="0"/>
+          <w:sz w:val="20"/>
+        </w:rPr>
+        <w:t xml:space="preserve">•  </w:t>
+      </w:r>
+      <w:r>
+        <w:rPr>
+          <w:b w:val="0"/>
+          <w:sz w:val="20"/>
+        </w:rPr>
+        <w:t>A confirmation dialog appears: 'Deactivate {name}? They will no longer be able to sign in. Re-activate later from this page.'</w:t>
+      </w:r>
+    </w:p>
+    <w:p>
+      <w:pPr>
+        <w:spacing w:after="40"/>
+        <w:ind w:left="907" w:hanging="255"/>
+      </w:pPr>
+      <w:r>
+        <w:rPr>
+          <w:b w:val="0"/>
+          <w:sz w:val="20"/>
+        </w:rPr>
+        <w:t xml:space="preserve">•  </w:t>
+      </w:r>
+      <w:r>
+        <w:rPr>
+          <w:b w:val="0"/>
+          <w:sz w:val="20"/>
+        </w:rPr>
+        <w:t>Cancel and confirm the member is still listed.</w:t>
+      </w:r>
+    </w:p>
+    <w:p>
+      <w:pPr>
+        <w:spacing w:after="40"/>
+        <w:ind w:left="907" w:hanging="255"/>
+      </w:pPr>
+      <w:r>
+        <w:rPr>
+          <w:b w:val="0"/>
+          <w:sz w:val="20"/>
+        </w:rPr>
+        <w:t xml:space="preserve">•  </w:t>
+      </w:r>
+      <w:r>
+        <w:rPr>
+          <w:b w:val="0"/>
+          <w:sz w:val="20"/>
+        </w:rPr>
+        <w:t>Re-open and click 'Deactivate' to confirm. A 'Member deactivated' toast appears.</w:t>
+      </w:r>
+    </w:p>
+    <w:p>
+      <w:pPr>
+        <w:spacing w:after="40"/>
+        <w:ind w:left="425" w:hanging="255"/>
+      </w:pPr>
+      <w:r>
+        <w:rPr>
+          <w:b w:val="0"/>
+          <w:sz w:val="20"/>
+        </w:rPr>
+        <w:t xml:space="preserve">-  </w:t>
+      </w:r>
+      <w:r>
+        <w:rPr>
+          <w:b w:val="0"/>
+          <w:sz w:val="20"/>
+        </w:rPr>
+        <w:t>Re-fetch the list.</w:t>
+      </w:r>
+    </w:p>
+    <w:p>
+      <w:pPr>
+        <w:spacing w:after="40"/>
+        <w:ind w:left="907" w:hanging="255"/>
+      </w:pPr>
+      <w:r>
+        <w:rPr>
+          <w:b w:val="0"/>
+          <w:sz w:val="20"/>
+        </w:rPr>
+        <w:t xml:space="preserve">•  </w:t>
+      </w:r>
+      <w:r>
+        <w:rPr>
+          <w:b w:val="0"/>
+          <w:sz w:val="20"/>
+        </w:rPr>
+        <w:t>The deactivated member disappears from the Active members tab (because the list only shows active members).</w:t>
+      </w:r>
+    </w:p>
+    <w:p>
+      <w:pPr>
+        <w:spacing w:after="40"/>
+        <w:ind w:left="907" w:hanging="255"/>
+      </w:pPr>
+      <w:r>
+        <w:rPr>
+          <w:b w:val="0"/>
+          <w:sz w:val="20"/>
+        </w:rPr>
+        <w:t xml:space="preserve">•  </w:t>
+      </w:r>
+      <w:r>
+        <w:rPr>
+          <w:b w:val="0"/>
+          <w:sz w:val="20"/>
+        </w:rPr>
+        <w:t>Any pending invitations created by that user remain unaffected — they are still in the Pending invitations tab.</w:t>
+      </w:r>
+    </w:p>
+    <w:p>
+      <w:pPr>
+        <w:spacing w:before="200" w:after="60"/>
+      </w:pPr>
+      <w:r>
+        <w:rPr>
+          <w:b/>
+          <w:color w:val="1F3A5F"/>
+          <w:sz w:val="22"/>
+        </w:rPr>
+        <w:t>Expected Result</w:t>
+      </w:r>
+    </w:p>
+    <w:p>
+      <w:pPr>
+        <w:spacing w:after="40"/>
+        <w:ind w:left="425" w:hanging="255"/>
+      </w:pPr>
+      <w:r>
+        <w:rPr>
+          <w:b w:val="0"/>
+          <w:sz w:val="20"/>
+        </w:rPr>
+        <w:t xml:space="preserve">-  </w:t>
+      </w:r>
+      <w:r>
+        <w:rPr>
+          <w:b w:val="0"/>
+          <w:sz w:val="20"/>
+        </w:rPr>
+        <w:t>Deactivation requires confirmation and updates the list immediately.</w:t>
+      </w:r>
+    </w:p>
+    <w:p>
+      <w:pPr>
+        <w:spacing w:after="40"/>
+        <w:ind w:left="425" w:hanging="255"/>
+      </w:pPr>
+      <w:r>
+        <w:rPr>
+          <w:b w:val="0"/>
+          <w:sz w:val="20"/>
+        </w:rPr>
+        <w:t xml:space="preserve">-  </w:t>
+      </w:r>
+      <w:r>
+        <w:rPr>
+          <w:b w:val="0"/>
+          <w:sz w:val="20"/>
+        </w:rPr>
+        <w:t>The owner cannot be deactivated — that option is hidden on their row.</w:t>
+      </w:r>
+    </w:p>
+    <w:p>
+      <w:pPr>
+        <w:spacing w:after="40"/>
+        <w:ind w:left="425" w:hanging="255"/>
+      </w:pPr>
+      <w:r>
+        <w:rPr>
+          <w:b w:val="0"/>
+          <w:sz w:val="20"/>
+        </w:rPr>
+        <w:t xml:space="preserve">-  </w:t>
+      </w:r>
+      <w:r>
+        <w:rPr>
+          <w:b w:val="0"/>
+          <w:sz w:val="20"/>
+        </w:rPr>
+        <w:t>Deactivating yourself is also blocked (the action is hidden on your own row).</w:t>
+      </w:r>
+    </w:p>
+    <w:p>
+      <w:pPr>
+        <w:spacing w:before="200" w:after="60"/>
+      </w:pPr>
+      <w:r>
+        <w:rPr>
+          <w:b/>
+          <w:color w:val="1F3A5F"/>
+          <w:sz w:val="22"/>
+        </w:rPr>
+        <w:t>Future Improvement Suggestions</w:t>
+      </w:r>
+    </w:p>
+    <w:p>
+      <w:pPr>
+        <w:spacing w:after="40"/>
+        <w:ind w:left="425" w:hanging="255"/>
+      </w:pPr>
+      <w:r>
+        <w:rPr>
+          <w:b w:val="0"/>
+          <w:sz w:val="20"/>
+        </w:rPr>
+        <w:t xml:space="preserve">-  </w:t>
+      </w:r>
+      <w:r>
+        <w:rPr>
+          <w:b w:val="0"/>
+          <w:sz w:val="20"/>
+        </w:rPr>
+        <w:t>Add a paired 'Re-activate' control that surfaces deactivated members in a separate sub-list.</w:t>
+      </w:r>
+    </w:p>
+    <w:p>
+      <w:pPr>
+        <w:spacing w:after="40"/>
+        <w:ind w:left="425" w:hanging="255"/>
+      </w:pPr>
+      <w:r>
+        <w:rPr>
+          <w:b w:val="0"/>
+          <w:sz w:val="20"/>
+        </w:rPr>
+        <w:t xml:space="preserve">-  </w:t>
+      </w:r>
+      <w:r>
+        <w:rPr>
+          <w:b w:val="0"/>
+          <w:sz w:val="20"/>
+        </w:rPr>
+        <w:t>Capture a deactivation reason at confirmation time so the audit log records why.</w:t>
+      </w:r>
+    </w:p>
+    <w:p>
+      <w:pPr>
+        <w:spacing w:after="40"/>
+        <w:ind w:left="425" w:hanging="255"/>
+      </w:pPr>
+      <w:r>
+        <w:rPr>
+          <w:b w:val="0"/>
+          <w:sz w:val="20"/>
+        </w:rPr>
+        <w:t xml:space="preserve">-  </w:t>
+      </w:r>
+      <w:r>
+        <w:rPr>
+          <w:b w:val="0"/>
+          <w:sz w:val="20"/>
+        </w:rPr>
+        <w:t>Auto-revoke any active browser sessions for the deactivated member.</w:t>
+      </w:r>
+    </w:p>
+    <w:p>
+      <w:pPr>
+        <w:spacing w:before="200" w:after="60"/>
+      </w:pPr>
+      <w:r>
+        <w:rPr>
+          <w:b/>
+          <w:color w:val="C0504D"/>
+          <w:sz w:val="22"/>
+        </w:rPr>
+        <w:t>Feedback</w:t>
+      </w:r>
+    </w:p>
+    <w:p>
+      <w:pPr>
+        <w:spacing w:after="80"/>
+      </w:pPr>
+      <w:r>
+        <w:rPr>
+          <w:i/>
+          <w:color w:val="555555"/>
+          <w:sz w:val="18"/>
+        </w:rPr>
+        <w:t>Please note below: Status (Pass / Fail / Needs Work), any comments or issues you hit, and your priority for the improvement ideas above (High / Medium / Low / Skip).</w:t>
+      </w:r>
+    </w:p>
+    <w:p>
+      <w:pPr>
+        <w:spacing w:after="120"/>
+      </w:pPr>
+      <w:r>
+        <w:rPr>
+          <w:color w:val="BBBBBB"/>
+          <w:sz w:val="20"/>
+        </w:rPr>
+        <w:t>__________________________________________________________________________________________</w:t>
+      </w:r>
+    </w:p>
+    <w:p>
+      <w:pPr>
+        <w:spacing w:after="120"/>
+      </w:pPr>
+      <w:r>
+        <w:rPr>
+          <w:color w:val="BBBBBB"/>
+          <w:sz w:val="20"/>
+        </w:rPr>
+        <w:t>__________________________________________________________________________________________</w:t>
+      </w:r>
+    </w:p>
+    <w:p>
+      <w:pPr>
+        <w:spacing w:after="120"/>
+      </w:pPr>
+      <w:r>
+        <w:rPr>
+          <w:color w:val="BBBBBB"/>
+          <w:sz w:val="20"/>
+        </w:rPr>
+        <w:t>__________________________________________________________________________________________</w:t>
+      </w:r>
+    </w:p>
+    <w:p>
+      <w:pPr>
+        <w:spacing w:after="120"/>
+      </w:pPr>
+      <w:r>
+        <w:rPr>
+          <w:color w:val="BBBBBB"/>
+          <w:sz w:val="20"/>
+        </w:rPr>
+        <w:t>__________________________________________________________________________________________</w:t>
+      </w:r>
+    </w:p>
+    <w:p>
+      <w:pPr>
+        <w:spacing w:after="120"/>
+      </w:pPr>
+      <w:r>
+        <w:rPr>
+          <w:color w:val="BBBBBB"/>
+          <w:sz w:val="20"/>
+        </w:rPr>
+        <w:t>__________________________________________________________________________________________</w:t>
+      </w:r>
+    </w:p>
+    <w:p>
+      <w:pPr>
+        <w:spacing w:after="120"/>
+      </w:pPr>
+      <w:r>
+        <w:rPr>
+          <w:color w:val="BBBBBB"/>
+          <w:sz w:val="20"/>
+        </w:rPr>
+        <w:t>__________________________________________________________________________________________</w:t>
+      </w:r>
+    </w:p>
+    <w:p/>
+    <w:p>
+      <w:pPr>
+        <w:pStyle w:val="Heading2"/>
+        <w:spacing w:after="80" w:before="280"/>
+      </w:pPr>
+      <w:r>
+        <w:t>32.7. Settings — Company Details (organization name)</w:t>
+      </w:r>
+    </w:p>
+    <w:p>
+      <w:pPr>
+        <w:spacing w:before="200" w:after="60"/>
+      </w:pPr>
+      <w:r>
+        <w:rPr>
+          <w:b/>
+          <w:color w:val="1F3A5F"/>
+          <w:sz w:val="22"/>
+        </w:rPr>
+        <w:t>Route / Location</w:t>
+      </w:r>
+    </w:p>
+    <w:p>
+      <w:pPr>
+        <w:spacing w:after="40"/>
+      </w:pPr>
+      <w:r>
+        <w:rPr>
+          <w:b w:val="0"/>
+          <w:sz w:val="20"/>
+        </w:rPr>
+        <w:t>/settings (Company section, at the top of the page)</w:t>
+      </w:r>
+    </w:p>
+    <w:p>
+      <w:pPr>
+        <w:spacing w:before="200" w:after="60"/>
+      </w:pPr>
+      <w:r>
+        <w:rPr>
+          <w:b/>
+          <w:color w:val="1F3A5F"/>
+          <w:sz w:val="22"/>
+        </w:rPr>
+        <w:t>How To Test</w:t>
+      </w:r>
+    </w:p>
+    <w:p>
+      <w:pPr>
+        <w:spacing w:after="40"/>
+        <w:ind w:left="425" w:hanging="255"/>
+      </w:pPr>
+      <w:r>
+        <w:rPr>
+          <w:b w:val="0"/>
+          <w:sz w:val="20"/>
+        </w:rPr>
+        <w:t xml:space="preserve">-  </w:t>
+      </w:r>
+      <w:r>
+        <w:rPr>
+          <w:b w:val="0"/>
+          <w:sz w:val="20"/>
+        </w:rPr>
+        <w:t>Open /settings as different roles to see the difference.</w:t>
+      </w:r>
+    </w:p>
+    <w:p>
+      <w:pPr>
+        <w:spacing w:after="40"/>
+        <w:ind w:left="907" w:hanging="255"/>
+      </w:pPr>
+      <w:r>
+        <w:rPr>
+          <w:b w:val="0"/>
+          <w:sz w:val="20"/>
+        </w:rPr>
+        <w:t xml:space="preserve">•  </w:t>
+      </w:r>
+      <w:r>
+        <w:rPr>
+          <w:b w:val="0"/>
+          <w:sz w:val="20"/>
+        </w:rPr>
+        <w:t>As an Admin: the 'Organization Name' field is editable and an orange 'Save changes' button appears under the field.</w:t>
+      </w:r>
+    </w:p>
+    <w:p>
+      <w:pPr>
+        <w:spacing w:after="40"/>
+        <w:ind w:left="907" w:hanging="255"/>
+      </w:pPr>
+      <w:r>
+        <w:rPr>
+          <w:b w:val="0"/>
+          <w:sz w:val="20"/>
+        </w:rPr>
+        <w:t xml:space="preserve">•  </w:t>
+      </w:r>
+      <w:r>
+        <w:rPr>
+          <w:b w:val="0"/>
+          <w:sz w:val="20"/>
+        </w:rPr>
+        <w:t>As any non-Admin (Team Lead, Agent, TC, Attorney, Client, FSBO, Vendor): the field is read-only with a soft grey background and a helper line 'Only an Admin can change the organization name. Ask your workspace owner if this needs to be updated.'</w:t>
+      </w:r>
+    </w:p>
+    <w:p>
+      <w:pPr>
+        <w:spacing w:after="40"/>
+        <w:ind w:left="425" w:hanging="255"/>
+      </w:pPr>
+      <w:r>
+        <w:rPr>
+          <w:b w:val="0"/>
+          <w:sz w:val="20"/>
+        </w:rPr>
+        <w:t xml:space="preserve">-  </w:t>
+      </w:r>
+      <w:r>
+        <w:rPr>
+          <w:b w:val="0"/>
+          <w:sz w:val="20"/>
+        </w:rPr>
+        <w:t>As an Admin, edit the field.</w:t>
+      </w:r>
+    </w:p>
+    <w:p>
+      <w:pPr>
+        <w:spacing w:after="40"/>
+        <w:ind w:left="907" w:hanging="255"/>
+      </w:pPr>
+      <w:r>
+        <w:rPr>
+          <w:b w:val="0"/>
+          <w:sz w:val="20"/>
+        </w:rPr>
+        <w:t xml:space="preserve">•  </w:t>
+      </w:r>
+      <w:r>
+        <w:rPr>
+          <w:b w:val="0"/>
+          <w:sz w:val="20"/>
+        </w:rPr>
+        <w:t>Type a new name. 'Save changes' becomes enabled.</w:t>
+      </w:r>
+    </w:p>
+    <w:p>
+      <w:pPr>
+        <w:spacing w:after="40"/>
+        <w:ind w:left="907" w:hanging="255"/>
+      </w:pPr>
+      <w:r>
+        <w:rPr>
+          <w:b w:val="0"/>
+          <w:sz w:val="20"/>
+        </w:rPr>
+        <w:t xml:space="preserve">•  </w:t>
+      </w:r>
+      <w:r>
+        <w:rPr>
+          <w:b w:val="0"/>
+          <w:sz w:val="20"/>
+        </w:rPr>
+        <w:t>Click Save. The button shows 'Saving…' briefly, then the change is persisted.</w:t>
+      </w:r>
+    </w:p>
+    <w:p>
+      <w:pPr>
+        <w:spacing w:after="40"/>
+        <w:ind w:left="425" w:hanging="255"/>
+      </w:pPr>
+      <w:r>
+        <w:rPr>
+          <w:b w:val="0"/>
+          <w:sz w:val="20"/>
+        </w:rPr>
+        <w:t xml:space="preserve">-  </w:t>
+      </w:r>
+      <w:r>
+        <w:rPr>
+          <w:b w:val="0"/>
+          <w:sz w:val="20"/>
+        </w:rPr>
+        <w:t>Verify the change is shared across the brokerage.</w:t>
+      </w:r>
+    </w:p>
+    <w:p>
+      <w:pPr>
+        <w:spacing w:after="40"/>
+        <w:ind w:left="907" w:hanging="255"/>
+      </w:pPr>
+      <w:r>
+        <w:rPr>
+          <w:b w:val="0"/>
+          <w:sz w:val="20"/>
+        </w:rPr>
+        <w:t xml:space="preserve">•  </w:t>
+      </w:r>
+      <w:r>
+        <w:rPr>
+          <w:b w:val="0"/>
+          <w:sz w:val="20"/>
+        </w:rPr>
+        <w:t>Sign in as another member of the same workspace and open /settings — the new organization name should already be visible.</w:t>
+      </w:r>
+    </w:p>
+    <w:p>
+      <w:pPr>
+        <w:spacing w:after="40"/>
+        <w:ind w:left="907" w:hanging="255"/>
+      </w:pPr>
+      <w:r>
+        <w:rPr>
+          <w:b w:val="0"/>
+          <w:sz w:val="20"/>
+        </w:rPr>
+        <w:t xml:space="preserve">•  </w:t>
+      </w:r>
+      <w:r>
+        <w:rPr>
+          <w:b w:val="0"/>
+          <w:sz w:val="20"/>
+        </w:rPr>
+        <w:t>Outbound emails and the invitation email subject/body will use the updated name on the next send.</w:t>
+      </w:r>
+    </w:p>
+    <w:p>
+      <w:pPr>
+        <w:spacing w:after="40"/>
+        <w:ind w:left="425" w:hanging="255"/>
+      </w:pPr>
+      <w:r>
+        <w:rPr>
+          <w:b w:val="0"/>
+          <w:sz w:val="20"/>
+        </w:rPr>
+        <w:t xml:space="preserve">-  </w:t>
+      </w:r>
+      <w:r>
+        <w:rPr>
+          <w:b w:val="0"/>
+          <w:sz w:val="20"/>
+        </w:rPr>
+        <w:t>Try a problem case.</w:t>
+      </w:r>
+    </w:p>
+    <w:p>
+      <w:pPr>
+        <w:spacing w:after="40"/>
+        <w:ind w:left="907" w:hanging="255"/>
+      </w:pPr>
+      <w:r>
+        <w:rPr>
+          <w:b w:val="0"/>
+          <w:sz w:val="20"/>
+        </w:rPr>
+        <w:t xml:space="preserve">•  </w:t>
+      </w:r>
+      <w:r>
+        <w:rPr>
+          <w:b w:val="0"/>
+          <w:sz w:val="20"/>
+        </w:rPr>
+        <w:t>Leave the name empty and click Save — the server should reject the change with an inline red banner explaining the failure.</w:t>
+      </w:r>
+    </w:p>
+    <w:p>
+      <w:pPr>
+        <w:spacing w:after="40"/>
+        <w:ind w:left="907" w:hanging="255"/>
+      </w:pPr>
+      <w:r>
+        <w:rPr>
+          <w:b w:val="0"/>
+          <w:sz w:val="20"/>
+        </w:rPr>
+        <w:t xml:space="preserve">•  </w:t>
+      </w:r>
+      <w:r>
+        <w:rPr>
+          <w:b w:val="0"/>
+          <w:sz w:val="20"/>
+        </w:rPr>
+        <w:t>Disconnect your network mid-save — the page should show a clear error message rather than silently failing.</w:t>
+      </w:r>
+    </w:p>
+    <w:p>
+      <w:pPr>
+        <w:spacing w:before="200" w:after="60"/>
+      </w:pPr>
+      <w:r>
+        <w:rPr>
+          <w:b/>
+          <w:color w:val="1F3A5F"/>
+          <w:sz w:val="22"/>
+        </w:rPr>
+        <w:t>Expected Result</w:t>
+      </w:r>
+    </w:p>
+    <w:p>
+      <w:pPr>
+        <w:spacing w:after="40"/>
+        <w:ind w:left="425" w:hanging="255"/>
+      </w:pPr>
+      <w:r>
+        <w:rPr>
+          <w:b w:val="0"/>
+          <w:sz w:val="20"/>
+        </w:rPr>
+        <w:t xml:space="preserve">-  </w:t>
+      </w:r>
+      <w:r>
+        <w:rPr>
+          <w:b w:val="0"/>
+          <w:sz w:val="20"/>
+        </w:rPr>
+        <w:t>Admins can edit the organization name; everyone else sees a read-only field with a clear explanation.</w:t>
+      </w:r>
+    </w:p>
+    <w:p>
+      <w:pPr>
+        <w:spacing w:after="40"/>
+        <w:ind w:left="425" w:hanging="255"/>
+      </w:pPr>
+      <w:r>
+        <w:rPr>
+          <w:b w:val="0"/>
+          <w:sz w:val="20"/>
+        </w:rPr>
+        <w:t xml:space="preserve">-  </w:t>
+      </w:r>
+      <w:r>
+        <w:rPr>
+          <w:b w:val="0"/>
+          <w:sz w:val="20"/>
+        </w:rPr>
+        <w:t>The new name persists for every member of the brokerage on the next page load.</w:t>
+      </w:r>
+    </w:p>
+    <w:p>
+      <w:pPr>
+        <w:spacing w:after="40"/>
+        <w:ind w:left="425" w:hanging="255"/>
+      </w:pPr>
+      <w:r>
+        <w:rPr>
+          <w:b w:val="0"/>
+          <w:sz w:val="20"/>
+        </w:rPr>
+        <w:t xml:space="preserve">-  </w:t>
+      </w:r>
+      <w:r>
+        <w:rPr>
+          <w:b w:val="0"/>
+          <w:sz w:val="20"/>
+        </w:rPr>
+        <w:t>Errors from the server appear in a red banner above the field, with no white-screen failure.</w:t>
+      </w:r>
+    </w:p>
+    <w:p>
+      <w:pPr>
+        <w:spacing w:before="200" w:after="60"/>
+      </w:pPr>
+      <w:r>
+        <w:rPr>
+          <w:b/>
+          <w:color w:val="1F3A5F"/>
+          <w:sz w:val="22"/>
+        </w:rPr>
+        <w:t>Future Improvement Suggestions</w:t>
+      </w:r>
+    </w:p>
+    <w:p>
+      <w:pPr>
+        <w:spacing w:after="40"/>
+        <w:ind w:left="425" w:hanging="255"/>
+      </w:pPr>
+      <w:r>
+        <w:rPr>
+          <w:b w:val="0"/>
+          <w:sz w:val="20"/>
+        </w:rPr>
+        <w:t xml:space="preserve">-  </w:t>
+      </w:r>
+      <w:r>
+        <w:rPr>
+          <w:b w:val="0"/>
+          <w:sz w:val="20"/>
+        </w:rPr>
+        <w:t>Show a small preview of how the organization name will appear in the sidebar logo, the invitation email subject, and outbound transaction emails before saving.</w:t>
+      </w:r>
+    </w:p>
+    <w:p>
+      <w:pPr>
+        <w:spacing w:after="40"/>
+        <w:ind w:left="425" w:hanging="255"/>
+      </w:pPr>
+      <w:r>
+        <w:rPr>
+          <w:b w:val="0"/>
+          <w:sz w:val="20"/>
+        </w:rPr>
+        <w:t xml:space="preserve">-  </w:t>
+      </w:r>
+      <w:r>
+        <w:rPr>
+          <w:b w:val="0"/>
+          <w:sz w:val="20"/>
+        </w:rPr>
+        <w:t>Add a 'Tenant slug' field so admins can claim a unique subdomain (e.g. acme.velvetelves.com).</w:t>
+      </w:r>
+    </w:p>
+    <w:p>
+      <w:pPr>
+        <w:spacing w:after="40"/>
+        <w:ind w:left="425" w:hanging="255"/>
+      </w:pPr>
+      <w:r>
+        <w:rPr>
+          <w:b w:val="0"/>
+          <w:sz w:val="20"/>
+        </w:rPr>
+        <w:t xml:space="preserve">-  </w:t>
+      </w:r>
+      <w:r>
+        <w:rPr>
+          <w:b w:val="0"/>
+          <w:sz w:val="20"/>
+        </w:rPr>
+        <w:t>Surface the workspace owner's name and email on this card so members know who to ask for changes.</w:t>
+      </w:r>
+    </w:p>
+    <w:p>
+      <w:pPr>
+        <w:spacing w:before="200" w:after="60"/>
+      </w:pPr>
+      <w:r>
+        <w:rPr>
+          <w:b/>
+          <w:color w:val="C0504D"/>
+          <w:sz w:val="22"/>
+        </w:rPr>
+        <w:t>Feedback</w:t>
+      </w:r>
+    </w:p>
+    <w:p>
+      <w:pPr>
+        <w:spacing w:after="80"/>
+      </w:pPr>
+      <w:r>
+        <w:rPr>
+          <w:i/>
+          <w:color w:val="555555"/>
+          <w:sz w:val="18"/>
+        </w:rPr>
+        <w:t>Please note below: Status (Pass / Fail / Needs Work), any comments or issues you hit, and your priority for the improvement ideas above (High / Medium / Low / Skip).</w:t>
+      </w:r>
+    </w:p>
+    <w:p>
+      <w:pPr>
+        <w:spacing w:after="120"/>
+      </w:pPr>
+      <w:r>
+        <w:rPr>
+          <w:color w:val="BBBBBB"/>
+          <w:sz w:val="20"/>
+        </w:rPr>
+        <w:t>__________________________________________________________________________________________</w:t>
+      </w:r>
+    </w:p>
+    <w:p>
+      <w:pPr>
+        <w:spacing w:after="120"/>
+      </w:pPr>
+      <w:r>
+        <w:rPr>
+          <w:color w:val="BBBBBB"/>
+          <w:sz w:val="20"/>
+        </w:rPr>
+        <w:t>__________________________________________________________________________________________</w:t>
+      </w:r>
+    </w:p>
+    <w:p>
+      <w:pPr>
+        <w:spacing w:after="120"/>
+      </w:pPr>
+      <w:r>
+        <w:rPr>
+          <w:color w:val="BBBBBB"/>
+          <w:sz w:val="20"/>
+        </w:rPr>
+        <w:t>__________________________________________________________________________________________</w:t>
+      </w:r>
+    </w:p>
+    <w:p>
+      <w:pPr>
+        <w:spacing w:after="120"/>
+      </w:pPr>
+      <w:r>
+        <w:rPr>
+          <w:color w:val="BBBBBB"/>
+          <w:sz w:val="20"/>
+        </w:rPr>
+        <w:t>__________________________________________________________________________________________</w:t>
+      </w:r>
+    </w:p>
+    <w:p>
+      <w:pPr>
+        <w:spacing w:after="120"/>
+      </w:pPr>
+      <w:r>
+        <w:rPr>
+          <w:color w:val="BBBBBB"/>
+          <w:sz w:val="20"/>
+        </w:rPr>
+        <w:t>__________________________________________________________________________________________</w:t>
+      </w:r>
+    </w:p>
+    <w:p>
+      <w:pPr>
+        <w:spacing w:after="120"/>
+      </w:pPr>
+      <w:r>
+        <w:rPr>
+          <w:color w:val="BBBBBB"/>
+          <w:sz w:val="20"/>
+        </w:rPr>
+        <w:t>__________________________________________________________________________________________</w:t>
+      </w:r>
+    </w:p>
+    <w:p/>
+    <w:p>
+      <w:pPr>
+        <w:pStyle w:val="Heading2"/>
+        <w:spacing w:after="80" w:before="280"/>
+      </w:pPr>
+      <w:r>
+        <w:t>32.8. Settings — Danger Zone (schedule / cancel deletion)</w:t>
+      </w:r>
+    </w:p>
+    <w:p>
+      <w:pPr>
+        <w:spacing w:before="200" w:after="60"/>
+      </w:pPr>
+      <w:r>
+        <w:rPr>
+          <w:b/>
+          <w:color w:val="1F3A5F"/>
+          <w:sz w:val="22"/>
+        </w:rPr>
+        <w:t>Route / Location</w:t>
+      </w:r>
+    </w:p>
+    <w:p>
+      <w:pPr>
+        <w:spacing w:after="40"/>
+      </w:pPr>
+      <w:r>
+        <w:rPr>
+          <w:b w:val="0"/>
+          <w:sz w:val="20"/>
+        </w:rPr>
+        <w:t>/settings (Danger Zone section, at the very bottom — visible only to the workspace owner or a platform admin)</w:t>
+      </w:r>
+    </w:p>
+    <w:p>
+      <w:pPr>
+        <w:spacing w:before="200" w:after="60"/>
+      </w:pPr>
+      <w:r>
+        <w:rPr>
+          <w:b/>
+          <w:color w:val="1F3A5F"/>
+          <w:sz w:val="22"/>
+        </w:rPr>
+        <w:t>How To Test</w:t>
+      </w:r>
+    </w:p>
+    <w:p>
+      <w:pPr>
+        <w:spacing w:after="40"/>
+        <w:ind w:left="425" w:hanging="255"/>
+      </w:pPr>
+      <w:r>
+        <w:rPr>
+          <w:b w:val="0"/>
+          <w:sz w:val="20"/>
+        </w:rPr>
+        <w:t xml:space="preserve">-  </w:t>
+      </w:r>
+      <w:r>
+        <w:rPr>
+          <w:b w:val="0"/>
+          <w:sz w:val="20"/>
+        </w:rPr>
+        <w:t>Sign in as the workspace owner and scroll to the bottom of /settings.</w:t>
+      </w:r>
+    </w:p>
+    <w:p>
+      <w:pPr>
+        <w:spacing w:after="40"/>
+        <w:ind w:left="907" w:hanging="255"/>
+      </w:pPr>
+      <w:r>
+        <w:rPr>
+          <w:b w:val="0"/>
+          <w:sz w:val="20"/>
+        </w:rPr>
+        <w:t xml:space="preserve">•  </w:t>
+      </w:r>
+      <w:r>
+        <w:rPr>
+          <w:b w:val="0"/>
+          <w:sz w:val="20"/>
+        </w:rPr>
+        <w:t>Confirm a red-bordered 'Danger Zone' card with a 'Delete organization' button.</w:t>
+      </w:r>
+    </w:p>
+    <w:p>
+      <w:pPr>
+        <w:spacing w:after="40"/>
+        <w:ind w:left="907" w:hanging="255"/>
+      </w:pPr>
+      <w:r>
+        <w:rPr>
+          <w:b w:val="0"/>
+          <w:sz w:val="20"/>
+        </w:rPr>
+        <w:t xml:space="preserve">•  </w:t>
+      </w:r>
+      <w:r>
+        <w:rPr>
+          <w:b w:val="0"/>
+          <w:sz w:val="20"/>
+        </w:rPr>
+        <w:t>Sign in as any other role on the same workspace and confirm the Danger Zone section is hidden completely — neither the left-rail nav entry nor the card appears.</w:t>
+      </w:r>
+    </w:p>
+    <w:p>
+      <w:pPr>
+        <w:spacing w:after="40"/>
+        <w:ind w:left="425" w:hanging="255"/>
+      </w:pPr>
+      <w:r>
+        <w:rPr>
+          <w:b w:val="0"/>
+          <w:sz w:val="20"/>
+        </w:rPr>
+        <w:t xml:space="preserve">-  </w:t>
+      </w:r>
+      <w:r>
+        <w:rPr>
+          <w:b w:val="0"/>
+          <w:sz w:val="20"/>
+        </w:rPr>
+        <w:t>Click 'Delete organization' (owner only).</w:t>
+      </w:r>
+    </w:p>
+    <w:p>
+      <w:pPr>
+        <w:spacing w:after="40"/>
+        <w:ind w:left="907" w:hanging="255"/>
+      </w:pPr>
+      <w:r>
+        <w:rPr>
+          <w:b w:val="0"/>
+          <w:sz w:val="20"/>
+        </w:rPr>
+        <w:t xml:space="preserve">•  </w:t>
+      </w:r>
+      <w:r>
+        <w:rPr>
+          <w:b w:val="0"/>
+          <w:sz w:val="20"/>
+        </w:rPr>
+        <w:t>The button reveals a confirmation field that reads 'Type {workspace name} to confirm.'</w:t>
+      </w:r>
+    </w:p>
+    <w:p>
+      <w:pPr>
+        <w:spacing w:after="40"/>
+        <w:ind w:left="907" w:hanging="255"/>
+      </w:pPr>
+      <w:r>
+        <w:rPr>
+          <w:b w:val="0"/>
+          <w:sz w:val="20"/>
+        </w:rPr>
+        <w:t xml:space="preserve">•  </w:t>
+      </w:r>
+      <w:r>
+        <w:rPr>
+          <w:b w:val="0"/>
+          <w:sz w:val="20"/>
+        </w:rPr>
+        <w:t>The 'Schedule deletion' button stays disabled until you type the workspace name exactly.</w:t>
+      </w:r>
+    </w:p>
+    <w:p>
+      <w:pPr>
+        <w:spacing w:after="40"/>
+        <w:ind w:left="907" w:hanging="255"/>
+      </w:pPr>
+      <w:r>
+        <w:rPr>
+          <w:b w:val="0"/>
+          <w:sz w:val="20"/>
+        </w:rPr>
+        <w:t xml:space="preserve">•  </w:t>
+      </w:r>
+      <w:r>
+        <w:rPr>
+          <w:b w:val="0"/>
+          <w:sz w:val="20"/>
+        </w:rPr>
+        <w:t>A 'Keep organization' button is available to back out.</w:t>
+      </w:r>
+    </w:p>
+    <w:p>
+      <w:pPr>
+        <w:spacing w:after="40"/>
+        <w:ind w:left="425" w:hanging="255"/>
+      </w:pPr>
+      <w:r>
+        <w:rPr>
+          <w:b w:val="0"/>
+          <w:sz w:val="20"/>
+        </w:rPr>
+        <w:t xml:space="preserve">-  </w:t>
+      </w:r>
+      <w:r>
+        <w:rPr>
+          <w:b w:val="0"/>
+          <w:sz w:val="20"/>
+        </w:rPr>
+        <w:t>Type the workspace name and click Schedule deletion.</w:t>
+      </w:r>
+    </w:p>
+    <w:p>
+      <w:pPr>
+        <w:spacing w:after="40"/>
+        <w:ind w:left="907" w:hanging="255"/>
+      </w:pPr>
+      <w:r>
+        <w:rPr>
+          <w:b w:val="0"/>
+          <w:sz w:val="20"/>
+        </w:rPr>
+        <w:t xml:space="preserve">•  </w:t>
+      </w:r>
+      <w:r>
+        <w:rPr>
+          <w:b w:val="0"/>
+          <w:sz w:val="20"/>
+        </w:rPr>
+        <w:t>A 'Deletion scheduled' toast appears.</w:t>
+      </w:r>
+    </w:p>
+    <w:p>
+      <w:pPr>
+        <w:spacing w:after="40"/>
+        <w:ind w:left="907" w:hanging="255"/>
+      </w:pPr>
+      <w:r>
+        <w:rPr>
+          <w:b w:val="0"/>
+          <w:sz w:val="20"/>
+        </w:rPr>
+        <w:t xml:space="preserve">•  </w:t>
+      </w:r>
+      <w:r>
+        <w:rPr>
+          <w:b w:val="0"/>
+          <w:sz w:val="20"/>
+        </w:rPr>
+        <w:t>The card switches to a filled-red panel saying 'Deletion scheduled' with the exact date / time deletion will run.</w:t>
+      </w:r>
+    </w:p>
+    <w:p>
+      <w:pPr>
+        <w:spacing w:after="40"/>
+        <w:ind w:left="907" w:hanging="255"/>
+      </w:pPr>
+      <w:r>
+        <w:rPr>
+          <w:b w:val="0"/>
+          <w:sz w:val="20"/>
+        </w:rPr>
+        <w:t xml:space="preserve">•  </w:t>
+      </w:r>
+      <w:r>
+        <w:rPr>
+          <w:b w:val="0"/>
+          <w:sz w:val="20"/>
+        </w:rPr>
+        <w:t>A note explains that audit logs and a full snapshot are archived per the platform's 2-year retention policy.</w:t>
+      </w:r>
+    </w:p>
+    <w:p>
+      <w:pPr>
+        <w:spacing w:after="40"/>
+        <w:ind w:left="907" w:hanging="255"/>
+      </w:pPr>
+      <w:r>
+        <w:rPr>
+          <w:b w:val="0"/>
+          <w:sz w:val="20"/>
+        </w:rPr>
+        <w:t xml:space="preserve">•  </w:t>
+      </w:r>
+      <w:r>
+        <w:rPr>
+          <w:b w:val="0"/>
+          <w:sz w:val="20"/>
+        </w:rPr>
+        <w:t>A 'Cancel deletion' button is available — clicking it restores the workspace and shows a 'Deletion cancelled' toast.</w:t>
+      </w:r>
+    </w:p>
+    <w:p>
+      <w:pPr>
+        <w:spacing w:after="40"/>
+        <w:ind w:left="425" w:hanging="255"/>
+      </w:pPr>
+      <w:r>
+        <w:rPr>
+          <w:b w:val="0"/>
+          <w:sz w:val="20"/>
+        </w:rPr>
+        <w:t xml:space="preserve">-  </w:t>
+      </w:r>
+      <w:r>
+        <w:rPr>
+          <w:b w:val="0"/>
+          <w:sz w:val="20"/>
+        </w:rPr>
+        <w:t>Try the legal-hold path.</w:t>
+      </w:r>
+    </w:p>
+    <w:p>
+      <w:pPr>
+        <w:spacing w:after="40"/>
+        <w:ind w:left="907" w:hanging="255"/>
+      </w:pPr>
+      <w:r>
+        <w:rPr>
+          <w:b w:val="0"/>
+          <w:sz w:val="20"/>
+        </w:rPr>
+        <w:t xml:space="preserve">•  </w:t>
+      </w:r>
+      <w:r>
+        <w:rPr>
+          <w:b w:val="0"/>
+          <w:sz w:val="20"/>
+        </w:rPr>
+        <w:t>If a platform admin has placed legal hold on your workspace, the Delete button is disabled and an amber banner reads 'This organization is on legal hold and cannot be scheduled for deletion. Contact platform support.'</w:t>
+      </w:r>
+    </w:p>
+    <w:p>
+      <w:pPr>
+        <w:spacing w:after="40"/>
+        <w:ind w:left="425" w:hanging="255"/>
+      </w:pPr>
+      <w:r>
+        <w:rPr>
+          <w:b w:val="0"/>
+          <w:sz w:val="20"/>
+        </w:rPr>
+        <w:t xml:space="preserve">-  </w:t>
+      </w:r>
+      <w:r>
+        <w:rPr>
+          <w:b w:val="0"/>
+          <w:sz w:val="20"/>
+        </w:rPr>
+        <w:t>Try as a non-owner Admin.</w:t>
+      </w:r>
+    </w:p>
+    <w:p>
+      <w:pPr>
+        <w:spacing w:after="40"/>
+        <w:ind w:left="907" w:hanging="255"/>
+      </w:pPr>
+      <w:r>
+        <w:rPr>
+          <w:b w:val="0"/>
+          <w:sz w:val="20"/>
+        </w:rPr>
+        <w:t xml:space="preserve">•  </w:t>
+      </w:r>
+      <w:r>
+        <w:rPr>
+          <w:b w:val="0"/>
+          <w:sz w:val="20"/>
+        </w:rPr>
+        <w:t>Confirm the Danger Zone section does not appear at all in Settings (it is hidden, not just disabled).</w:t>
+      </w:r>
+    </w:p>
+    <w:p>
+      <w:pPr>
+        <w:spacing w:before="200" w:after="60"/>
+      </w:pPr>
+      <w:r>
+        <w:rPr>
+          <w:b/>
+          <w:color w:val="1F3A5F"/>
+          <w:sz w:val="22"/>
+        </w:rPr>
+        <w:t>Expected Result</w:t>
+      </w:r>
+    </w:p>
+    <w:p>
+      <w:pPr>
+        <w:spacing w:after="40"/>
+        <w:ind w:left="425" w:hanging="255"/>
+      </w:pPr>
+      <w:r>
+        <w:rPr>
+          <w:b w:val="0"/>
+          <w:sz w:val="20"/>
+        </w:rPr>
+        <w:t xml:space="preserve">-  </w:t>
+      </w:r>
+      <w:r>
+        <w:rPr>
+          <w:b w:val="0"/>
+          <w:sz w:val="20"/>
+        </w:rPr>
+        <w:t>Only the owner sees the Danger Zone section; everyone else sees no trace of it.</w:t>
+      </w:r>
+    </w:p>
+    <w:p>
+      <w:pPr>
+        <w:spacing w:after="40"/>
+        <w:ind w:left="425" w:hanging="255"/>
+      </w:pPr>
+      <w:r>
+        <w:rPr>
+          <w:b w:val="0"/>
+          <w:sz w:val="20"/>
+        </w:rPr>
+        <w:t xml:space="preserve">-  </w:t>
+      </w:r>
+      <w:r>
+        <w:rPr>
+          <w:b w:val="0"/>
+          <w:sz w:val="20"/>
+        </w:rPr>
+        <w:t>Scheduling deletion requires typing the workspace name exactly, which prevents accidental clicks, and the action is reversible during the grace period.</w:t>
+      </w:r>
+    </w:p>
+    <w:p>
+      <w:pPr>
+        <w:spacing w:after="40"/>
+        <w:ind w:left="425" w:hanging="255"/>
+      </w:pPr>
+      <w:r>
+        <w:rPr>
+          <w:b w:val="0"/>
+          <w:sz w:val="20"/>
+        </w:rPr>
+        <w:t xml:space="preserve">-  </w:t>
+      </w:r>
+      <w:r>
+        <w:rPr>
+          <w:b w:val="0"/>
+          <w:sz w:val="20"/>
+        </w:rPr>
+        <w:t>While deletion is scheduled, the workspace remains usable and members can still sign in to cancel it.</w:t>
+      </w:r>
+    </w:p>
+    <w:p>
+      <w:pPr>
+        <w:spacing w:after="40"/>
+        <w:ind w:left="425" w:hanging="255"/>
+      </w:pPr>
+      <w:r>
+        <w:rPr>
+          <w:b w:val="0"/>
+          <w:sz w:val="20"/>
+        </w:rPr>
+        <w:t xml:space="preserve">-  </w:t>
+      </w:r>
+      <w:r>
+        <w:rPr>
+          <w:b w:val="0"/>
+          <w:sz w:val="20"/>
+        </w:rPr>
+        <w:t>Legal hold disables the button with a clear, plain-language explanation.</w:t>
+      </w:r>
+    </w:p>
+    <w:p>
+      <w:pPr>
+        <w:spacing w:before="200" w:after="60"/>
+      </w:pPr>
+      <w:r>
+        <w:rPr>
+          <w:b/>
+          <w:color w:val="1F3A5F"/>
+          <w:sz w:val="22"/>
+        </w:rPr>
+        <w:t>Future Improvement Suggestions</w:t>
+      </w:r>
+    </w:p>
+    <w:p>
+      <w:pPr>
+        <w:spacing w:after="40"/>
+        <w:ind w:left="425" w:hanging="255"/>
+      </w:pPr>
+      <w:r>
+        <w:rPr>
+          <w:b w:val="0"/>
+          <w:sz w:val="20"/>
+        </w:rPr>
+        <w:t xml:space="preserve">-  </w:t>
+      </w:r>
+      <w:r>
+        <w:rPr>
+          <w:b w:val="0"/>
+          <w:sz w:val="20"/>
+        </w:rPr>
+        <w:t>Show the exact UTC + local time the deletion will run, plus how many days are left, on a banner that follows the owner on every page.</w:t>
+      </w:r>
+    </w:p>
+    <w:p>
+      <w:pPr>
+        <w:spacing w:after="40"/>
+        <w:ind w:left="425" w:hanging="255"/>
+      </w:pPr>
+      <w:r>
+        <w:rPr>
+          <w:b w:val="0"/>
+          <w:sz w:val="20"/>
+        </w:rPr>
+        <w:t xml:space="preserve">-  </w:t>
+      </w:r>
+      <w:r>
+        <w:rPr>
+          <w:b w:val="0"/>
+          <w:sz w:val="20"/>
+        </w:rPr>
+        <w:t>Send a daily reminder email to the owner while deletion is scheduled.</w:t>
+      </w:r>
+    </w:p>
+    <w:p>
+      <w:pPr>
+        <w:spacing w:after="40"/>
+        <w:ind w:left="425" w:hanging="255"/>
+      </w:pPr>
+      <w:r>
+        <w:rPr>
+          <w:b w:val="0"/>
+          <w:sz w:val="20"/>
+        </w:rPr>
+        <w:t xml:space="preserve">-  </w:t>
+      </w:r>
+      <w:r>
+        <w:rPr>
+          <w:b w:val="0"/>
+          <w:sz w:val="20"/>
+        </w:rPr>
+        <w:t>Let the owner customise the grace-period length (current default is 30 days, set on the server).</w:t>
+      </w:r>
+    </w:p>
+    <w:p>
+      <w:pPr>
+        <w:spacing w:after="40"/>
+        <w:ind w:left="425" w:hanging="255"/>
+      </w:pPr>
+      <w:r>
+        <w:rPr>
+          <w:b w:val="0"/>
+          <w:sz w:val="20"/>
+        </w:rPr>
+        <w:t xml:space="preserve">-  </w:t>
+      </w:r>
+      <w:r>
+        <w:rPr>
+          <w:b w:val="0"/>
+          <w:sz w:val="20"/>
+        </w:rPr>
+        <w:t>Add a 'Download a full export before I leave' button next to the schedule-deletion CTA.</w:t>
+      </w:r>
+    </w:p>
+    <w:p>
+      <w:pPr>
+        <w:spacing w:before="200" w:after="60"/>
+      </w:pPr>
+      <w:r>
+        <w:rPr>
+          <w:b/>
+          <w:color w:val="C0504D"/>
+          <w:sz w:val="22"/>
+        </w:rPr>
+        <w:t>Feedback</w:t>
+      </w:r>
+    </w:p>
+    <w:p>
+      <w:pPr>
+        <w:spacing w:after="80"/>
+      </w:pPr>
+      <w:r>
+        <w:rPr>
+          <w:i/>
+          <w:color w:val="555555"/>
+          <w:sz w:val="18"/>
+        </w:rPr>
+        <w:t>Please note below: Status (Pass / Fail / Needs Work), any comments or issues you hit, and your priority for the improvement ideas above (High / Medium / Low / Skip).</w:t>
+      </w:r>
+    </w:p>
+    <w:p>
+      <w:pPr>
+        <w:spacing w:after="120"/>
+      </w:pPr>
+      <w:r>
+        <w:rPr>
+          <w:color w:val="BBBBBB"/>
+          <w:sz w:val="20"/>
+        </w:rPr>
+        <w:t>__________________________________________________________________________________________</w:t>
+      </w:r>
+    </w:p>
+    <w:p>
+      <w:pPr>
+        <w:spacing w:after="120"/>
+      </w:pPr>
+      <w:r>
+        <w:rPr>
+          <w:color w:val="BBBBBB"/>
+          <w:sz w:val="20"/>
+        </w:rPr>
+        <w:t>__________________________________________________________________________________________</w:t>
+      </w:r>
+    </w:p>
+    <w:p>
+      <w:pPr>
+        <w:spacing w:after="120"/>
+      </w:pPr>
+      <w:r>
+        <w:rPr>
+          <w:color w:val="BBBBBB"/>
+          <w:sz w:val="20"/>
+        </w:rPr>
+        <w:t>__________________________________________________________________________________________</w:t>
+      </w:r>
+    </w:p>
+    <w:p>
+      <w:pPr>
+        <w:spacing w:after="120"/>
+      </w:pPr>
+      <w:r>
+        <w:rPr>
+          <w:color w:val="BBBBBB"/>
+          <w:sz w:val="20"/>
+        </w:rPr>
+        <w:t>__________________________________________________________________________________________</w:t>
+      </w:r>
+    </w:p>
+    <w:p>
+      <w:pPr>
+        <w:spacing w:after="120"/>
+      </w:pPr>
+      <w:r>
+        <w:rPr>
+          <w:color w:val="BBBBBB"/>
+          <w:sz w:val="20"/>
+        </w:rPr>
+        <w:t>__________________________________________________________________________________________</w:t>
+      </w:r>
+    </w:p>
+    <w:p>
+      <w:pPr>
+        <w:spacing w:after="120"/>
+      </w:pPr>
+      <w:r>
+        <w:rPr>
+          <w:color w:val="BBBBBB"/>
+          <w:sz w:val="20"/>
+        </w:rPr>
+        <w:t>__________________________________________________________________________________________</w:t>
+      </w:r>
+    </w:p>
+    <w:p/>
+    <w:p>
+      <w:pPr>
+        <w:pStyle w:val="Heading2"/>
+        <w:spacing w:after="80" w:before="280"/>
+      </w:pPr>
+      <w:r>
+        <w:t>32.9. Platform Admin — Tenants list (internal Velvet Elves staff only)</w:t>
+      </w:r>
+    </w:p>
+    <w:p>
+      <w:pPr>
+        <w:spacing w:before="200" w:after="60"/>
+      </w:pPr>
+      <w:r>
+        <w:rPr>
+          <w:b/>
+          <w:color w:val="1F3A5F"/>
+          <w:sz w:val="22"/>
+        </w:rPr>
+        <w:t>Route / Location</w:t>
+      </w:r>
+    </w:p>
+    <w:p>
+      <w:pPr>
+        <w:spacing w:after="40"/>
+      </w:pPr>
+      <w:r>
+        <w:rPr>
+          <w:b w:val="0"/>
+          <w:sz w:val="20"/>
+        </w:rPr>
+        <w:t>/platform/tenants (visible only to accounts flagged as platform admin)</w:t>
+      </w:r>
+    </w:p>
+    <w:p>
+      <w:pPr>
+        <w:spacing w:before="200" w:after="60"/>
+      </w:pPr>
+      <w:r>
+        <w:rPr>
+          <w:b/>
+          <w:color w:val="1F3A5F"/>
+          <w:sz w:val="22"/>
+        </w:rPr>
+        <w:t>How To Test</w:t>
+      </w:r>
+    </w:p>
+    <w:p>
+      <w:pPr>
+        <w:spacing w:after="40"/>
+        <w:ind w:left="425" w:hanging="255"/>
+      </w:pPr>
+      <w:r>
+        <w:rPr>
+          <w:b w:val="0"/>
+          <w:sz w:val="20"/>
+        </w:rPr>
+        <w:t xml:space="preserve">-  </w:t>
+      </w:r>
+      <w:r>
+        <w:rPr>
+          <w:b w:val="0"/>
+          <w:sz w:val="20"/>
+        </w:rPr>
+        <w:t>Sign in as a platform admin and browse to /platform/tenants.</w:t>
+      </w:r>
+    </w:p>
+    <w:p>
+      <w:pPr>
+        <w:spacing w:after="40"/>
+        <w:ind w:left="907" w:hanging="255"/>
+      </w:pPr>
+      <w:r>
+        <w:rPr>
+          <w:b w:val="0"/>
+          <w:sz w:val="20"/>
+        </w:rPr>
+        <w:t xml:space="preserve">•  </w:t>
+      </w:r>
+      <w:r>
+        <w:rPr>
+          <w:b w:val="0"/>
+          <w:sz w:val="20"/>
+        </w:rPr>
+        <w:t>Non-platform users hitting this URL directly get a clean 404 page — the route does not even hint that it exists.</w:t>
+      </w:r>
+    </w:p>
+    <w:p>
+      <w:pPr>
+        <w:spacing w:after="40"/>
+        <w:ind w:left="425" w:hanging="255"/>
+      </w:pPr>
+      <w:r>
+        <w:rPr>
+          <w:b w:val="0"/>
+          <w:sz w:val="20"/>
+        </w:rPr>
+        <w:t xml:space="preserve">-  </w:t>
+      </w:r>
+      <w:r>
+        <w:rPr>
+          <w:b w:val="0"/>
+          <w:sz w:val="20"/>
+        </w:rPr>
+        <w:t>Confirm the page header.</w:t>
+      </w:r>
+    </w:p>
+    <w:p>
+      <w:pPr>
+        <w:spacing w:after="40"/>
+        <w:ind w:left="907" w:hanging="255"/>
+      </w:pPr>
+      <w:r>
+        <w:rPr>
+          <w:b w:val="0"/>
+          <w:sz w:val="20"/>
+        </w:rPr>
+        <w:t xml:space="preserve">•  </w:t>
+      </w:r>
+      <w:r>
+        <w:rPr>
+          <w:b w:val="0"/>
+          <w:sz w:val="20"/>
+        </w:rPr>
+        <w:t>Title 'Tenants' and a short subtitle: 'Cross-tenant operations. Visible to platform admins only.'</w:t>
+      </w:r>
+    </w:p>
+    <w:p>
+      <w:pPr>
+        <w:spacing w:after="40"/>
+        <w:ind w:left="907" w:hanging="255"/>
+      </w:pPr>
+      <w:r>
+        <w:rPr>
+          <w:b w:val="0"/>
+          <w:sz w:val="20"/>
+        </w:rPr>
+        <w:t xml:space="preserve">•  </w:t>
+      </w:r>
+      <w:r>
+        <w:rPr>
+          <w:b w:val="0"/>
+          <w:sz w:val="20"/>
+        </w:rPr>
+        <w:t>Card title 'All tenants (N)' showing the total count.</w:t>
+      </w:r>
+    </w:p>
+    <w:p>
+      <w:pPr>
+        <w:spacing w:after="40"/>
+        <w:ind w:left="425" w:hanging="255"/>
+      </w:pPr>
+      <w:r>
+        <w:rPr>
+          <w:b w:val="0"/>
+          <w:sz w:val="20"/>
+        </w:rPr>
+        <w:t xml:space="preserve">-  </w:t>
+      </w:r>
+      <w:r>
+        <w:rPr>
+          <w:b w:val="0"/>
+          <w:sz w:val="20"/>
+        </w:rPr>
+        <w:t>Use the filter dropdown.</w:t>
+      </w:r>
+    </w:p>
+    <w:p>
+      <w:pPr>
+        <w:spacing w:after="40"/>
+        <w:ind w:left="907" w:hanging="255"/>
+      </w:pPr>
+      <w:r>
+        <w:rPr>
+          <w:b w:val="0"/>
+          <w:sz w:val="20"/>
+        </w:rPr>
+        <w:t xml:space="preserve">•  </w:t>
+      </w:r>
+      <w:r>
+        <w:rPr>
+          <w:b w:val="0"/>
+          <w:sz w:val="20"/>
+        </w:rPr>
+        <w:t>Options: All, Active, Suspended, On legal hold.</w:t>
+      </w:r>
+    </w:p>
+    <w:p>
+      <w:pPr>
+        <w:spacing w:after="40"/>
+        <w:ind w:left="907" w:hanging="255"/>
+      </w:pPr>
+      <w:r>
+        <w:rPr>
+          <w:b w:val="0"/>
+          <w:sz w:val="20"/>
+        </w:rPr>
+        <w:t xml:space="preserve">•  </w:t>
+      </w:r>
+      <w:r>
+        <w:rPr>
+          <w:b w:val="0"/>
+          <w:sz w:val="20"/>
+        </w:rPr>
+        <w:t>Confirm the table narrows correctly when each filter is chosen.</w:t>
+      </w:r>
+    </w:p>
+    <w:p>
+      <w:pPr>
+        <w:spacing w:after="40"/>
+        <w:ind w:left="425" w:hanging="255"/>
+      </w:pPr>
+      <w:r>
+        <w:rPr>
+          <w:b w:val="0"/>
+          <w:sz w:val="20"/>
+        </w:rPr>
+        <w:t xml:space="preserve">-  </w:t>
+      </w:r>
+      <w:r>
+        <w:rPr>
+          <w:b w:val="0"/>
+          <w:sz w:val="20"/>
+        </w:rPr>
+        <w:t>Inspect each tenant row.</w:t>
+      </w:r>
+    </w:p>
+    <w:p>
+      <w:pPr>
+        <w:spacing w:after="40"/>
+        <w:ind w:left="907" w:hanging="255"/>
+      </w:pPr>
+      <w:r>
+        <w:rPr>
+          <w:b w:val="0"/>
+          <w:sz w:val="20"/>
+        </w:rPr>
+        <w:t xml:space="preserve">•  </w:t>
+      </w:r>
+      <w:r>
+        <w:rPr>
+          <w:b w:val="0"/>
+          <w:sz w:val="20"/>
+        </w:rPr>
+        <w:t>Columns: Name (bold), Slug (mono code), Status badge, Plan badge, Actions.</w:t>
+      </w:r>
+    </w:p>
+    <w:p>
+      <w:pPr>
+        <w:spacing w:after="40"/>
+        <w:ind w:left="907" w:hanging="255"/>
+      </w:pPr>
+      <w:r>
+        <w:rPr>
+          <w:b w:val="0"/>
+          <w:sz w:val="20"/>
+        </w:rPr>
+        <w:t xml:space="preserve">•  </w:t>
+      </w:r>
+      <w:r>
+        <w:rPr>
+          <w:b w:val="0"/>
+          <w:sz w:val="20"/>
+        </w:rPr>
+        <w:t>Status badges: 'Active' (green), 'Suspended' (grey), red 'Legal hold' badge with a shield icon, or red 'Scheduled deletion' badge if deletion is pending.</w:t>
+      </w:r>
+    </w:p>
+    <w:p>
+      <w:pPr>
+        <w:spacing w:after="40"/>
+        <w:ind w:left="425" w:hanging="255"/>
+      </w:pPr>
+      <w:r>
+        <w:rPr>
+          <w:b w:val="0"/>
+          <w:sz w:val="20"/>
+        </w:rPr>
+        <w:t xml:space="preserve">-  </w:t>
+      </w:r>
+      <w:r>
+        <w:rPr>
+          <w:b w:val="0"/>
+          <w:sz w:val="20"/>
+        </w:rPr>
+        <w:t>Try each Actions button.</w:t>
+      </w:r>
+    </w:p>
+    <w:p>
+      <w:pPr>
+        <w:spacing w:after="40"/>
+        <w:ind w:left="907" w:hanging="255"/>
+      </w:pPr>
+      <w:r>
+        <w:rPr>
+          <w:b w:val="0"/>
+          <w:sz w:val="20"/>
+        </w:rPr>
+        <w:t xml:space="preserve">•  </w:t>
+      </w:r>
+      <w:r>
+        <w:rPr>
+          <w:b w:val="0"/>
+          <w:sz w:val="20"/>
+        </w:rPr>
+        <w:t>'Details' — opens the tenant detail page (feature 32.10).</w:t>
+      </w:r>
+    </w:p>
+    <w:p>
+      <w:pPr>
+        <w:spacing w:after="40"/>
+        <w:ind w:left="907" w:hanging="255"/>
+      </w:pPr>
+      <w:r>
+        <w:rPr>
+          <w:b w:val="0"/>
+          <w:sz w:val="20"/>
+        </w:rPr>
+        <w:t xml:space="preserve">•  </w:t>
+      </w:r>
+      <w:r>
+        <w:rPr>
+          <w:b w:val="0"/>
+          <w:sz w:val="20"/>
+        </w:rPr>
+        <w:t>'Suspend' — opens a confirmation 'Members will be unable to sign in. You can reactivate later'. On confirm, the row flips to Suspended and a toast appears. The Suspend button is disabled when the tenant is on legal hold.</w:t>
+      </w:r>
+    </w:p>
+    <w:p>
+      <w:pPr>
+        <w:spacing w:after="40"/>
+        <w:ind w:left="907" w:hanging="255"/>
+      </w:pPr>
+      <w:r>
+        <w:rPr>
+          <w:b w:val="0"/>
+          <w:sz w:val="20"/>
+        </w:rPr>
+        <w:t xml:space="preserve">•  </w:t>
+      </w:r>
+      <w:r>
+        <w:rPr>
+          <w:b w:val="0"/>
+          <w:sz w:val="20"/>
+        </w:rPr>
+        <w:t>'Reactivate' — appears in place of Suspend on suspended tenants. Confirms before reactivating.</w:t>
+      </w:r>
+    </w:p>
+    <w:p>
+      <w:pPr>
+        <w:spacing w:before="200" w:after="60"/>
+      </w:pPr>
+      <w:r>
+        <w:rPr>
+          <w:b/>
+          <w:color w:val="1F3A5F"/>
+          <w:sz w:val="22"/>
+        </w:rPr>
+        <w:t>Expected Result</w:t>
+      </w:r>
+    </w:p>
+    <w:p>
+      <w:pPr>
+        <w:spacing w:after="40"/>
+        <w:ind w:left="425" w:hanging="255"/>
+      </w:pPr>
+      <w:r>
+        <w:rPr>
+          <w:b w:val="0"/>
+          <w:sz w:val="20"/>
+        </w:rPr>
+        <w:t xml:space="preserve">-  </w:t>
+      </w:r>
+      <w:r>
+        <w:rPr>
+          <w:b w:val="0"/>
+          <w:sz w:val="20"/>
+        </w:rPr>
+        <w:t>Non-platform users hitting /platform/tenants get a 404 (not a 403) — the route's existence is not leaked.</w:t>
+      </w:r>
+    </w:p>
+    <w:p>
+      <w:pPr>
+        <w:spacing w:after="40"/>
+        <w:ind w:left="425" w:hanging="255"/>
+      </w:pPr>
+      <w:r>
+        <w:rPr>
+          <w:b w:val="0"/>
+          <w:sz w:val="20"/>
+        </w:rPr>
+        <w:t xml:space="preserve">-  </w:t>
+      </w:r>
+      <w:r>
+        <w:rPr>
+          <w:b w:val="0"/>
+          <w:sz w:val="20"/>
+        </w:rPr>
+        <w:t>Filter narrows the list correctly; the count badge stays accurate.</w:t>
+      </w:r>
+    </w:p>
+    <w:p>
+      <w:pPr>
+        <w:spacing w:after="40"/>
+        <w:ind w:left="425" w:hanging="255"/>
+      </w:pPr>
+      <w:r>
+        <w:rPr>
+          <w:b w:val="0"/>
+          <w:sz w:val="20"/>
+        </w:rPr>
+        <w:t xml:space="preserve">-  </w:t>
+      </w:r>
+      <w:r>
+        <w:rPr>
+          <w:b w:val="0"/>
+          <w:sz w:val="20"/>
+        </w:rPr>
+        <w:t>Suspending / reactivating a tenant immediately updates the row and is logged in the platform audit log.</w:t>
+      </w:r>
+    </w:p>
+    <w:p>
+      <w:pPr>
+        <w:spacing w:before="200" w:after="60"/>
+      </w:pPr>
+      <w:r>
+        <w:rPr>
+          <w:b/>
+          <w:color w:val="1F3A5F"/>
+          <w:sz w:val="22"/>
+        </w:rPr>
+        <w:t>Future Improvement Suggestions</w:t>
+      </w:r>
+    </w:p>
+    <w:p>
+      <w:pPr>
+        <w:spacing w:after="40"/>
+        <w:ind w:left="425" w:hanging="255"/>
+      </w:pPr>
+      <w:r>
+        <w:rPr>
+          <w:b w:val="0"/>
+          <w:sz w:val="20"/>
+        </w:rPr>
+        <w:t xml:space="preserve">-  </w:t>
+      </w:r>
+      <w:r>
+        <w:rPr>
+          <w:b w:val="0"/>
+          <w:sz w:val="20"/>
+        </w:rPr>
+        <w:t>Add a search box that matches name / slug / owner email.</w:t>
+      </w:r>
+    </w:p>
+    <w:p>
+      <w:pPr>
+        <w:spacing w:after="40"/>
+        <w:ind w:left="425" w:hanging="255"/>
+      </w:pPr>
+      <w:r>
+        <w:rPr>
+          <w:b w:val="0"/>
+          <w:sz w:val="20"/>
+        </w:rPr>
+        <w:t xml:space="preserve">-  </w:t>
+      </w:r>
+      <w:r>
+        <w:rPr>
+          <w:b w:val="0"/>
+          <w:sz w:val="20"/>
+        </w:rPr>
+        <w:t>Add a 'Schedule deletion' action on the row alongside Suspend (currently only available from inside the tenant's own Settings → Danger Zone).</w:t>
+      </w:r>
+    </w:p>
+    <w:p>
+      <w:pPr>
+        <w:spacing w:after="40"/>
+        <w:ind w:left="425" w:hanging="255"/>
+      </w:pPr>
+      <w:r>
+        <w:rPr>
+          <w:b w:val="0"/>
+          <w:sz w:val="20"/>
+        </w:rPr>
+        <w:t xml:space="preserve">-  </w:t>
+      </w:r>
+      <w:r>
+        <w:rPr>
+          <w:b w:val="0"/>
+          <w:sz w:val="20"/>
+        </w:rPr>
+        <w:t>Show owner email and member count as extra columns.</w:t>
+      </w:r>
+    </w:p>
+    <w:p>
+      <w:pPr>
+        <w:spacing w:after="40"/>
+        <w:ind w:left="425" w:hanging="255"/>
+      </w:pPr>
+      <w:r>
+        <w:rPr>
+          <w:b w:val="0"/>
+          <w:sz w:val="20"/>
+        </w:rPr>
+        <w:t xml:space="preserve">-  </w:t>
+      </w:r>
+      <w:r>
+        <w:rPr>
+          <w:b w:val="0"/>
+          <w:sz w:val="20"/>
+        </w:rPr>
+        <w:t>Add a 'Force re-verify domain' action for tenants on a custom domain.</w:t>
+      </w:r>
+    </w:p>
+    <w:p>
+      <w:pPr>
+        <w:spacing w:before="200" w:after="60"/>
+      </w:pPr>
+      <w:r>
+        <w:rPr>
+          <w:b/>
+          <w:color w:val="C0504D"/>
+          <w:sz w:val="22"/>
+        </w:rPr>
+        <w:t>Feedback</w:t>
+      </w:r>
+    </w:p>
+    <w:p>
+      <w:pPr>
+        <w:spacing w:after="80"/>
+      </w:pPr>
+      <w:r>
+        <w:rPr>
+          <w:i/>
+          <w:color w:val="555555"/>
+          <w:sz w:val="18"/>
+        </w:rPr>
+        <w:t>Please note below: Status (Pass / Fail / Needs Work), any comments or issues you hit, and your priority for the improvement ideas above (High / Medium / Low / Skip).</w:t>
+      </w:r>
+    </w:p>
+    <w:p>
+      <w:pPr>
+        <w:spacing w:after="120"/>
+      </w:pPr>
+      <w:r>
+        <w:rPr>
+          <w:color w:val="BBBBBB"/>
+          <w:sz w:val="20"/>
+        </w:rPr>
+        <w:t>__________________________________________________________________________________________</w:t>
+      </w:r>
+    </w:p>
+    <w:p>
+      <w:pPr>
+        <w:spacing w:after="120"/>
+      </w:pPr>
+      <w:r>
+        <w:rPr>
+          <w:color w:val="BBBBBB"/>
+          <w:sz w:val="20"/>
+        </w:rPr>
+        <w:t>__________________________________________________________________________________________</w:t>
+      </w:r>
+    </w:p>
+    <w:p>
+      <w:pPr>
+        <w:spacing w:after="120"/>
+      </w:pPr>
+      <w:r>
+        <w:rPr>
+          <w:color w:val="BBBBBB"/>
+          <w:sz w:val="20"/>
+        </w:rPr>
+        <w:t>__________________________________________________________________________________________</w:t>
+      </w:r>
+    </w:p>
+    <w:p>
+      <w:pPr>
+        <w:spacing w:after="120"/>
+      </w:pPr>
+      <w:r>
+        <w:rPr>
+          <w:color w:val="BBBBBB"/>
+          <w:sz w:val="20"/>
+        </w:rPr>
+        <w:t>__________________________________________________________________________________________</w:t>
+      </w:r>
+    </w:p>
+    <w:p>
+      <w:pPr>
+        <w:spacing w:after="120"/>
+      </w:pPr>
+      <w:r>
+        <w:rPr>
+          <w:color w:val="BBBBBB"/>
+          <w:sz w:val="20"/>
+        </w:rPr>
+        <w:t>__________________________________________________________________________________________</w:t>
+      </w:r>
+    </w:p>
+    <w:p>
+      <w:pPr>
+        <w:spacing w:after="120"/>
+      </w:pPr>
+      <w:r>
+        <w:rPr>
+          <w:color w:val="BBBBBB"/>
+          <w:sz w:val="20"/>
+        </w:rPr>
+        <w:t>__________________________________________________________________________________________</w:t>
+      </w:r>
+    </w:p>
+    <w:p/>
+    <w:p>
+      <w:pPr>
+        <w:pStyle w:val="Heading2"/>
+        <w:spacing w:after="80" w:before="280"/>
+      </w:pPr>
+      <w:r>
+        <w:t>32.10. Platform Admin — Tenant detail (internal Velvet Elves staff only)</w:t>
+      </w:r>
+    </w:p>
+    <w:p>
+      <w:pPr>
+        <w:spacing w:before="200" w:after="60"/>
+      </w:pPr>
+      <w:r>
+        <w:rPr>
+          <w:b/>
+          <w:color w:val="1F3A5F"/>
+          <w:sz w:val="22"/>
+        </w:rPr>
+        <w:t>Route / Location</w:t>
+      </w:r>
+    </w:p>
+    <w:p>
+      <w:pPr>
+        <w:spacing w:after="40"/>
+      </w:pPr>
+      <w:r>
+        <w:rPr>
+          <w:b w:val="0"/>
+          <w:sz w:val="20"/>
+        </w:rPr>
+        <w:t>/platform/tenants/&lt;tenantId&gt; (platform admins only)</w:t>
+      </w:r>
+    </w:p>
+    <w:p>
+      <w:pPr>
+        <w:spacing w:before="200" w:after="60"/>
+      </w:pPr>
+      <w:r>
+        <w:rPr>
+          <w:b/>
+          <w:color w:val="1F3A5F"/>
+          <w:sz w:val="22"/>
+        </w:rPr>
+        <w:t>How To Test</w:t>
+      </w:r>
+    </w:p>
+    <w:p>
+      <w:pPr>
+        <w:spacing w:after="40"/>
+        <w:ind w:left="425" w:hanging="255"/>
+      </w:pPr>
+      <w:r>
+        <w:rPr>
+          <w:b w:val="0"/>
+          <w:sz w:val="20"/>
+        </w:rPr>
+        <w:t xml:space="preserve">-  </w:t>
+      </w:r>
+      <w:r>
+        <w:rPr>
+          <w:b w:val="0"/>
+          <w:sz w:val="20"/>
+        </w:rPr>
+        <w:t>Open the page.</w:t>
+      </w:r>
+    </w:p>
+    <w:p>
+      <w:pPr>
+        <w:spacing w:after="40"/>
+        <w:ind w:left="907" w:hanging="255"/>
+      </w:pPr>
+      <w:r>
+        <w:rPr>
+          <w:b w:val="0"/>
+          <w:sz w:val="20"/>
+        </w:rPr>
+        <w:t xml:space="preserve">•  </w:t>
+      </w:r>
+      <w:r>
+        <w:rPr>
+          <w:b w:val="0"/>
+          <w:sz w:val="20"/>
+        </w:rPr>
+        <w:t>Click 'Details' on a row in /platform/tenants, or paste the URL directly.</w:t>
+      </w:r>
+    </w:p>
+    <w:p>
+      <w:pPr>
+        <w:spacing w:after="40"/>
+        <w:ind w:left="425" w:hanging="255"/>
+      </w:pPr>
+      <w:r>
+        <w:rPr>
+          <w:b w:val="0"/>
+          <w:sz w:val="20"/>
+        </w:rPr>
+        <w:t xml:space="preserve">-  </w:t>
+      </w:r>
+      <w:r>
+        <w:rPr>
+          <w:b w:val="0"/>
+          <w:sz w:val="20"/>
+        </w:rPr>
+        <w:t>Confirm the page header.</w:t>
+      </w:r>
+    </w:p>
+    <w:p>
+      <w:pPr>
+        <w:spacing w:after="40"/>
+        <w:ind w:left="907" w:hanging="255"/>
+      </w:pPr>
+      <w:r>
+        <w:rPr>
+          <w:b w:val="0"/>
+          <w:sz w:val="20"/>
+        </w:rPr>
+        <w:t xml:space="preserve">•  </w:t>
+      </w:r>
+      <w:r>
+        <w:rPr>
+          <w:b w:val="0"/>
+          <w:sz w:val="20"/>
+        </w:rPr>
+        <w:t>A 'All tenants' back button at the top.</w:t>
+      </w:r>
+    </w:p>
+    <w:p>
+      <w:pPr>
+        <w:spacing w:after="40"/>
+        <w:ind w:left="907" w:hanging="255"/>
+      </w:pPr>
+      <w:r>
+        <w:rPr>
+          <w:b w:val="0"/>
+          <w:sz w:val="20"/>
+        </w:rPr>
+        <w:t xml:space="preserve">•  </w:t>
+      </w:r>
+      <w:r>
+        <w:rPr>
+          <w:b w:val="0"/>
+          <w:sz w:val="20"/>
+        </w:rPr>
+        <w:t>Tenant name in large serif, slug + created date below.</w:t>
+      </w:r>
+    </w:p>
+    <w:p>
+      <w:pPr>
+        <w:spacing w:after="40"/>
+        <w:ind w:left="907" w:hanging="255"/>
+      </w:pPr>
+      <w:r>
+        <w:rPr>
+          <w:b w:val="0"/>
+          <w:sz w:val="20"/>
+        </w:rPr>
+        <w:t xml:space="preserve">•  </w:t>
+      </w:r>
+      <w:r>
+        <w:rPr>
+          <w:b w:val="0"/>
+          <w:sz w:val="20"/>
+        </w:rPr>
+        <w:t>Status badges on the right: 'Active' / 'Suspended', plus red 'Legal hold' and / or 'Deletion scheduled' badges when applicable.</w:t>
+      </w:r>
+    </w:p>
+    <w:p>
+      <w:pPr>
+        <w:spacing w:after="40"/>
+        <w:ind w:left="425" w:hanging="255"/>
+      </w:pPr>
+      <w:r>
+        <w:rPr>
+          <w:b w:val="0"/>
+          <w:sz w:val="20"/>
+        </w:rPr>
+        <w:t xml:space="preserve">-  </w:t>
+      </w:r>
+      <w:r>
+        <w:rPr>
+          <w:b w:val="0"/>
+          <w:sz w:val="20"/>
+        </w:rPr>
+        <w:t>Confirm the Identity card.</w:t>
+      </w:r>
+    </w:p>
+    <w:p>
+      <w:pPr>
+        <w:spacing w:after="40"/>
+        <w:ind w:left="907" w:hanging="255"/>
+      </w:pPr>
+      <w:r>
+        <w:rPr>
+          <w:b w:val="0"/>
+          <w:sz w:val="20"/>
+        </w:rPr>
+        <w:t xml:space="preserve">•  </w:t>
+      </w:r>
+      <w:r>
+        <w:rPr>
+          <w:b w:val="0"/>
+          <w:sz w:val="20"/>
+        </w:rPr>
+        <w:t>ID, Slug, Domain (custom domain if any), Domain status (verified / unverified), Verified at timestamp, Owner user id, and the Invite base URL (the white-label URL that invitation links will use).</w:t>
+      </w:r>
+    </w:p>
+    <w:p>
+      <w:pPr>
+        <w:spacing w:after="40"/>
+        <w:ind w:left="425" w:hanging="255"/>
+      </w:pPr>
+      <w:r>
+        <w:rPr>
+          <w:b w:val="0"/>
+          <w:sz w:val="20"/>
+        </w:rPr>
+        <w:t xml:space="preserve">-  </w:t>
+      </w:r>
+      <w:r>
+        <w:rPr>
+          <w:b w:val="0"/>
+          <w:sz w:val="20"/>
+        </w:rPr>
+        <w:t>Confirm the Plan &amp; lifecycle card.</w:t>
+      </w:r>
+    </w:p>
+    <w:p>
+      <w:pPr>
+        <w:spacing w:after="40"/>
+        <w:ind w:left="907" w:hanging="255"/>
+      </w:pPr>
+      <w:r>
+        <w:rPr>
+          <w:b w:val="0"/>
+          <w:sz w:val="20"/>
+        </w:rPr>
+        <w:t xml:space="preserve">•  </w:t>
+      </w:r>
+      <w:r>
+        <w:rPr>
+          <w:b w:val="0"/>
+          <w:sz w:val="20"/>
+        </w:rPr>
+        <w:t>Plan name (Solo, Team, etc.), Seat limit (or 'unlimited'), Staff seats currently used, Trial-ends date if any, Deletion-scheduled timestamp if any, and Legal hold reason if the tenant is on hold.</w:t>
+      </w:r>
+    </w:p>
+    <w:p>
+      <w:pPr>
+        <w:spacing w:after="40"/>
+        <w:ind w:left="425" w:hanging="255"/>
+      </w:pPr>
+      <w:r>
+        <w:rPr>
+          <w:b w:val="0"/>
+          <w:sz w:val="20"/>
+        </w:rPr>
+        <w:t xml:space="preserve">-  </w:t>
+      </w:r>
+      <w:r>
+        <w:rPr>
+          <w:b w:val="0"/>
+          <w:sz w:val="20"/>
+        </w:rPr>
+        <w:t>Confirm the safety rails.</w:t>
+      </w:r>
+    </w:p>
+    <w:p>
+      <w:pPr>
+        <w:spacing w:after="40"/>
+        <w:ind w:left="907" w:hanging="255"/>
+      </w:pPr>
+      <w:r>
+        <w:rPr>
+          <w:b w:val="0"/>
+          <w:sz w:val="20"/>
+        </w:rPr>
+        <w:t xml:space="preserve">•  </w:t>
+      </w:r>
+      <w:r>
+        <w:rPr>
+          <w:b w:val="0"/>
+          <w:sz w:val="20"/>
+        </w:rPr>
+        <w:t>Non-platform users hitting /platform/tenants/&lt;id&gt; directly get a clean 404 page.</w:t>
+      </w:r>
+    </w:p>
+    <w:p>
+      <w:pPr>
+        <w:spacing w:after="40"/>
+        <w:ind w:left="907" w:hanging="255"/>
+      </w:pPr>
+      <w:r>
+        <w:rPr>
+          <w:b w:val="0"/>
+          <w:sz w:val="20"/>
+        </w:rPr>
+        <w:t xml:space="preserve">•  </w:t>
+      </w:r>
+      <w:r>
+        <w:rPr>
+          <w:b w:val="0"/>
+          <w:sz w:val="20"/>
+        </w:rPr>
+        <w:t>If the tenant id is invalid or deleted, the page shows 'Tenant not found.' with a 'Back to list' link.</w:t>
+      </w:r>
+    </w:p>
+    <w:p>
+      <w:pPr>
+        <w:spacing w:before="200" w:after="60"/>
+      </w:pPr>
+      <w:r>
+        <w:rPr>
+          <w:b/>
+          <w:color w:val="1F3A5F"/>
+          <w:sz w:val="22"/>
+        </w:rPr>
+        <w:t>Expected Result</w:t>
+      </w:r>
+    </w:p>
+    <w:p>
+      <w:pPr>
+        <w:spacing w:after="40"/>
+        <w:ind w:left="425" w:hanging="255"/>
+      </w:pPr>
+      <w:r>
+        <w:rPr>
+          <w:b w:val="0"/>
+          <w:sz w:val="20"/>
+        </w:rPr>
+        <w:t xml:space="preserve">-  </w:t>
+      </w:r>
+      <w:r>
+        <w:rPr>
+          <w:b w:val="0"/>
+          <w:sz w:val="20"/>
+        </w:rPr>
+        <w:t>All read-only data renders without errors.</w:t>
+      </w:r>
+    </w:p>
+    <w:p>
+      <w:pPr>
+        <w:spacing w:after="40"/>
+        <w:ind w:left="425" w:hanging="255"/>
+      </w:pPr>
+      <w:r>
+        <w:rPr>
+          <w:b w:val="0"/>
+          <w:sz w:val="20"/>
+        </w:rPr>
+        <w:t xml:space="preserve">-  </w:t>
+      </w:r>
+      <w:r>
+        <w:rPr>
+          <w:b w:val="0"/>
+          <w:sz w:val="20"/>
+        </w:rPr>
+        <w:t>Non-platform users cannot reach this page even with a direct URL.</w:t>
+      </w:r>
+    </w:p>
+    <w:p>
+      <w:pPr>
+        <w:spacing w:after="40"/>
+        <w:ind w:left="425" w:hanging="255"/>
+      </w:pPr>
+      <w:r>
+        <w:rPr>
+          <w:b w:val="0"/>
+          <w:sz w:val="20"/>
+        </w:rPr>
+        <w:t xml:space="preserve">-  </w:t>
+      </w:r>
+      <w:r>
+        <w:rPr>
+          <w:b w:val="0"/>
+          <w:sz w:val="20"/>
+        </w:rPr>
+        <w:t>Deleted or invalid tenant ids show a clean fallback rather than a broken page.</w:t>
+      </w:r>
+    </w:p>
+    <w:p>
+      <w:pPr>
+        <w:spacing w:before="200" w:after="60"/>
+      </w:pPr>
+      <w:r>
+        <w:rPr>
+          <w:b/>
+          <w:color w:val="1F3A5F"/>
+          <w:sz w:val="22"/>
+        </w:rPr>
+        <w:t>Future Improvement Suggestions</w:t>
+      </w:r>
+    </w:p>
+    <w:p>
+      <w:pPr>
+        <w:spacing w:after="40"/>
+        <w:ind w:left="425" w:hanging="255"/>
+      </w:pPr>
+      <w:r>
+        <w:rPr>
+          <w:b w:val="0"/>
+          <w:sz w:val="20"/>
+        </w:rPr>
+        <w:t xml:space="preserve">-  </w:t>
+      </w:r>
+      <w:r>
+        <w:rPr>
+          <w:b w:val="0"/>
+          <w:sz w:val="20"/>
+        </w:rPr>
+        <w:t>Add inline edit for tenant name and plan from this detail page.</w:t>
+      </w:r>
+    </w:p>
+    <w:p>
+      <w:pPr>
+        <w:spacing w:after="40"/>
+        <w:ind w:left="425" w:hanging="255"/>
+      </w:pPr>
+      <w:r>
+        <w:rPr>
+          <w:b w:val="0"/>
+          <w:sz w:val="20"/>
+        </w:rPr>
+        <w:t xml:space="preserve">-  </w:t>
+      </w:r>
+      <w:r>
+        <w:rPr>
+          <w:b w:val="0"/>
+          <w:sz w:val="20"/>
+        </w:rPr>
+        <w:t>Surface the tenant's recent audit-log events (last 50) directly on this page.</w:t>
+      </w:r>
+    </w:p>
+    <w:p>
+      <w:pPr>
+        <w:spacing w:after="40"/>
+        <w:ind w:left="425" w:hanging="255"/>
+      </w:pPr>
+      <w:r>
+        <w:rPr>
+          <w:b w:val="0"/>
+          <w:sz w:val="20"/>
+        </w:rPr>
+        <w:t xml:space="preserve">-  </w:t>
+      </w:r>
+      <w:r>
+        <w:rPr>
+          <w:b w:val="0"/>
+          <w:sz w:val="20"/>
+        </w:rPr>
+        <w:t>Add a 'Reset domain verification' control for tenants stuck on unverified.</w:t>
+      </w:r>
+    </w:p>
+    <w:p>
+      <w:pPr>
+        <w:spacing w:after="40"/>
+        <w:ind w:left="425" w:hanging="255"/>
+      </w:pPr>
+      <w:r>
+        <w:rPr>
+          <w:b w:val="0"/>
+          <w:sz w:val="20"/>
+        </w:rPr>
+        <w:t xml:space="preserve">-  </w:t>
+      </w:r>
+      <w:r>
+        <w:rPr>
+          <w:b w:val="0"/>
+          <w:sz w:val="20"/>
+        </w:rPr>
+        <w:t>Add a 'Set / clear legal hold' control directly on this page (currently only the field is visible, not editable).</w:t>
       </w:r>
     </w:p>
     <w:p>

--- a/FRONTEND_CLIENT_TESTING_REVIEW.docx
+++ b/FRONTEND_CLIENT_TESTING_REVIEW.docx
@@ -9687,7 +9687,7 @@
           <w:b w:val="0"/>
           <w:sz w:val="20"/>
         </w:rPr>
-        <w:t>Opens from an expanded transaction card</w:t>
+        <w:t>Opens from the 'View / Add Documents' button on an expanded transaction card</w:t>
       </w:r>
     </w:p>
     <w:p>
@@ -9720,87 +9720,227 @@
           <w:b w:val="0"/>
           <w:sz w:val="20"/>
         </w:rPr>
-        <w:t>Open the Documents window.</w:t>
-      </w:r>
-    </w:p>
-    <w:p>
-      <w:pPr>
-        <w:spacing w:after="40"/>
-        <w:ind w:left="907" w:hanging="255"/>
-      </w:pPr>
-      <w:r>
-        <w:rPr>
-          <w:b w:val="0"/>
-          <w:sz w:val="20"/>
-        </w:rPr>
-        <w:t xml:space="preserve">•  </w:t>
-      </w:r>
-      <w:r>
-        <w:rPr>
-          <w:b w:val="0"/>
-          <w:sz w:val="20"/>
-        </w:rPr>
-        <w:t>Confirm the list of existing documents appears.</w:t>
-      </w:r>
-    </w:p>
-    <w:p>
-      <w:pPr>
-        <w:spacing w:after="40"/>
-        <w:ind w:left="907" w:hanging="255"/>
-      </w:pPr>
-      <w:r>
-        <w:rPr>
-          <w:b w:val="0"/>
-          <w:sz w:val="20"/>
-        </w:rPr>
-        <w:t xml:space="preserve">•  </w:t>
-      </w:r>
-      <w:r>
-        <w:rPr>
-          <w:b w:val="0"/>
-          <w:sz w:val="20"/>
-        </w:rPr>
-        <w:t>Expand Details on a document and read the metadata.</w:t>
-      </w:r>
-    </w:p>
-    <w:p>
-      <w:pPr>
-        <w:spacing w:after="40"/>
-        <w:ind w:left="425" w:hanging="255"/>
-      </w:pPr>
-      <w:r>
-        <w:rPr>
-          <w:b w:val="0"/>
-          <w:sz w:val="20"/>
-        </w:rPr>
-        <w:t xml:space="preserve">-  </w:t>
-      </w:r>
-      <w:r>
-        <w:rPr>
-          <w:b w:val="0"/>
-          <w:sz w:val="20"/>
-        </w:rPr>
-        <w:t>Click Download on a document.</w:t>
-      </w:r>
-    </w:p>
-    <w:p>
-      <w:pPr>
-        <w:spacing w:after="40"/>
-        <w:ind w:left="425" w:hanging="255"/>
-      </w:pPr>
-      <w:r>
-        <w:rPr>
-          <w:b w:val="0"/>
-          <w:sz w:val="20"/>
-        </w:rPr>
-        <w:t xml:space="preserve">-  </w:t>
-      </w:r>
-      <w:r>
-        <w:rPr>
-          <w:b w:val="0"/>
-          <w:sz w:val="20"/>
-        </w:rPr>
-        <w:t>Click Add Document and upload a new file.</w:t>
+        <w:t>Expand a transaction card on /transactions/active and click View / Add Documents.</w:t>
+      </w:r>
+    </w:p>
+    <w:p>
+      <w:pPr>
+        <w:spacing w:after="40"/>
+        <w:ind w:left="425" w:hanging="255"/>
+      </w:pPr>
+      <w:r>
+        <w:rPr>
+          <w:b w:val="0"/>
+          <w:sz w:val="20"/>
+        </w:rPr>
+        <w:t xml:space="preserve">-  </w:t>
+      </w:r>
+      <w:r>
+        <w:rPr>
+          <w:b w:val="0"/>
+          <w:sz w:val="20"/>
+        </w:rPr>
+        <w:t>Confirm the documents panel opens and lists every document on that transaction.</w:t>
+      </w:r>
+    </w:p>
+    <w:p>
+      <w:pPr>
+        <w:spacing w:after="40"/>
+        <w:ind w:left="425" w:hanging="255"/>
+      </w:pPr>
+      <w:r>
+        <w:rPr>
+          <w:b w:val="0"/>
+          <w:sz w:val="20"/>
+        </w:rPr>
+        <w:t xml:space="preserve">-  </w:t>
+      </w:r>
+      <w:r>
+        <w:rPr>
+          <w:b w:val="0"/>
+          <w:sz w:val="20"/>
+        </w:rPr>
+        <w:t>Confirm each row shows the document name, a status badge (Signed / Awaiting / Flagged / Uploaded), the version, the upload date, and the size.</w:t>
+      </w:r>
+    </w:p>
+    <w:p>
+      <w:pPr>
+        <w:spacing w:after="40"/>
+        <w:ind w:left="425" w:hanging="255"/>
+      </w:pPr>
+      <w:r>
+        <w:rPr>
+          <w:b w:val="0"/>
+          <w:sz w:val="20"/>
+        </w:rPr>
+        <w:t xml:space="preserve">-  </w:t>
+      </w:r>
+      <w:r>
+        <w:rPr>
+          <w:b w:val="0"/>
+          <w:sz w:val="20"/>
+        </w:rPr>
+        <w:t>Click Download on a row. Confirm the file opens in a new browser tab without being blocked by your pop-up blocker, even if the panel has been open for a while.</w:t>
+      </w:r>
+    </w:p>
+    <w:p>
+      <w:pPr>
+        <w:spacing w:after="40"/>
+        <w:ind w:left="425" w:hanging="255"/>
+      </w:pPr>
+      <w:r>
+        <w:rPr>
+          <w:b w:val="0"/>
+          <w:sz w:val="20"/>
+        </w:rPr>
+        <w:t xml:space="preserve">-  </w:t>
+      </w:r>
+      <w:r>
+        <w:rPr>
+          <w:b w:val="0"/>
+          <w:sz w:val="20"/>
+        </w:rPr>
+        <w:t>Click the document name. Confirm it also opens the download in a new tab.</w:t>
+      </w:r>
+    </w:p>
+    <w:p>
+      <w:pPr>
+        <w:spacing w:after="40"/>
+        <w:ind w:left="425" w:hanging="255"/>
+      </w:pPr>
+      <w:r>
+        <w:rPr>
+          <w:b w:val="0"/>
+          <w:sz w:val="20"/>
+        </w:rPr>
+        <w:t xml:space="preserve">-  </w:t>
+      </w:r>
+      <w:r>
+        <w:rPr>
+          <w:b w:val="0"/>
+          <w:sz w:val="20"/>
+        </w:rPr>
+        <w:t>Click Add Document and upload a new file. Confirm the new file appears in the list with its version and upload date.</w:t>
+      </w:r>
+    </w:p>
+    <w:p>
+      <w:pPr>
+        <w:spacing w:after="40"/>
+        <w:ind w:left="425" w:hanging="255"/>
+      </w:pPr>
+      <w:r>
+        <w:rPr>
+          <w:b w:val="0"/>
+          <w:sz w:val="20"/>
+        </w:rPr>
+        <w:t xml:space="preserve">-  </w:t>
+      </w:r>
+      <w:r>
+        <w:rPr>
+          <w:b w:val="0"/>
+          <w:sz w:val="20"/>
+        </w:rPr>
+        <w:t>Click the Email icon on a row (internal users only). Confirm the Email Document window opens above the panel and is clickable.</w:t>
+      </w:r>
+    </w:p>
+    <w:p>
+      <w:pPr>
+        <w:spacing w:after="40"/>
+        <w:ind w:left="425" w:hanging="255"/>
+      </w:pPr>
+      <w:r>
+        <w:rPr>
+          <w:b w:val="0"/>
+          <w:sz w:val="20"/>
+        </w:rPr>
+        <w:t xml:space="preserve">-  </w:t>
+      </w:r>
+      <w:r>
+        <w:rPr>
+          <w:b w:val="0"/>
+          <w:sz w:val="20"/>
+        </w:rPr>
+        <w:t>Click the Version history icon. Confirm the Version history panel opens above the panel and lists every version.</w:t>
+      </w:r>
+    </w:p>
+    <w:p>
+      <w:pPr>
+        <w:spacing w:after="40"/>
+        <w:ind w:left="425" w:hanging="255"/>
+      </w:pPr>
+      <w:r>
+        <w:rPr>
+          <w:b w:val="0"/>
+          <w:sz w:val="20"/>
+        </w:rPr>
+        <w:t xml:space="preserve">-  </w:t>
+      </w:r>
+      <w:r>
+        <w:rPr>
+          <w:b w:val="0"/>
+          <w:sz w:val="20"/>
+        </w:rPr>
+        <w:t>Open the three-dot menu on any row. As an internal user you should see Rename / Classify, Upload new version, and Archive. As a Client / FSBO / Vendor you should see Flag for deletion (or Flagged if you already flagged it).</w:t>
+      </w:r>
+    </w:p>
+    <w:p>
+      <w:pPr>
+        <w:spacing w:after="40"/>
+        <w:ind w:left="425" w:hanging="255"/>
+      </w:pPr>
+      <w:r>
+        <w:rPr>
+          <w:b w:val="0"/>
+          <w:sz w:val="20"/>
+        </w:rPr>
+        <w:t xml:space="preserve">-  </w:t>
+      </w:r>
+      <w:r>
+        <w:rPr>
+          <w:b w:val="0"/>
+          <w:sz w:val="20"/>
+        </w:rPr>
+        <w:t>Click Archive (internal) and confirm a confirmation window opens. Click Confirm and confirm the document leaves the list.</w:t>
+      </w:r>
+    </w:p>
+    <w:p>
+      <w:pPr>
+        <w:spacing w:after="40"/>
+        <w:ind w:left="425" w:hanging="255"/>
+      </w:pPr>
+      <w:r>
+        <w:rPr>
+          <w:b w:val="0"/>
+          <w:sz w:val="20"/>
+        </w:rPr>
+        <w:t xml:space="preserve">-  </w:t>
+      </w:r>
+      <w:r>
+        <w:rPr>
+          <w:b w:val="0"/>
+          <w:sz w:val="20"/>
+        </w:rPr>
+        <w:t>Click Flag for deletion (Client / FSBO / Vendor) and submit a reason. Confirm the row updates to show Flagged.</w:t>
+      </w:r>
+    </w:p>
+    <w:p>
+      <w:pPr>
+        <w:spacing w:after="40"/>
+        <w:ind w:left="425" w:hanging="255"/>
+      </w:pPr>
+      <w:r>
+        <w:rPr>
+          <w:b w:val="0"/>
+          <w:sz w:val="20"/>
+        </w:rPr>
+        <w:t xml:space="preserve">-  </w:t>
+      </w:r>
+      <w:r>
+        <w:rPr>
+          <w:b w:val="0"/>
+          <w:sz w:val="20"/>
+        </w:rPr>
+        <w:t>Press the Escape key — the panel should close.</w:t>
       </w:r>
     </w:p>
     <w:p>
@@ -9833,27 +9973,67 @@
           <w:b w:val="0"/>
           <w:sz w:val="20"/>
         </w:rPr>
-        <w:t>The download link opens the document.</w:t>
-      </w:r>
-    </w:p>
-    <w:p>
-      <w:pPr>
-        <w:spacing w:after="40"/>
-        <w:ind w:left="425" w:hanging="255"/>
-      </w:pPr>
-      <w:r>
-        <w:rPr>
-          <w:b w:val="0"/>
-          <w:sz w:val="20"/>
-        </w:rPr>
-        <w:t xml:space="preserve">-  </w:t>
-      </w:r>
-      <w:r>
-        <w:rPr>
-          <w:b w:val="0"/>
-          <w:sz w:val="20"/>
-        </w:rPr>
-        <w:t>The uploaded file appears in the list, with version and last-updated info.</w:t>
+        <w:t>Every action (Download, Email, Version history, Rename, Archive, Flag) opens its window or finishes its action visibly above the panel — no clicks land on something hidden behind the backdrop.</w:t>
+      </w:r>
+    </w:p>
+    <w:p>
+      <w:pPr>
+        <w:spacing w:after="40"/>
+        <w:ind w:left="425" w:hanging="255"/>
+      </w:pPr>
+      <w:r>
+        <w:rPr>
+          <w:b w:val="0"/>
+          <w:sz w:val="20"/>
+        </w:rPr>
+        <w:t xml:space="preserve">-  </w:t>
+      </w:r>
+      <w:r>
+        <w:rPr>
+          <w:b w:val="0"/>
+          <w:sz w:val="20"/>
+        </w:rPr>
+        <w:t>Download is not blocked by the browser's pop-up blocker.</w:t>
+      </w:r>
+    </w:p>
+    <w:p>
+      <w:pPr>
+        <w:spacing w:after="40"/>
+        <w:ind w:left="425" w:hanging="255"/>
+      </w:pPr>
+      <w:r>
+        <w:rPr>
+          <w:b w:val="0"/>
+          <w:sz w:val="20"/>
+        </w:rPr>
+        <w:t xml:space="preserve">-  </w:t>
+      </w:r>
+      <w:r>
+        <w:rPr>
+          <w:b w:val="0"/>
+          <w:sz w:val="20"/>
+        </w:rPr>
+        <w:t>Internal users can rename, classify, archive, and email a document from this panel. External users can flag a document for deletion.</w:t>
+      </w:r>
+    </w:p>
+    <w:p>
+      <w:pPr>
+        <w:spacing w:after="40"/>
+        <w:ind w:left="425" w:hanging="255"/>
+      </w:pPr>
+      <w:r>
+        <w:rPr>
+          <w:b w:val="0"/>
+          <w:sz w:val="20"/>
+        </w:rPr>
+        <w:t xml:space="preserve">-  </w:t>
+      </w:r>
+      <w:r>
+        <w:rPr>
+          <w:b w:val="0"/>
+          <w:sz w:val="20"/>
+        </w:rPr>
+        <w:t>Escape closes the panel.</w:t>
       </w:r>
     </w:p>
     <w:p>
@@ -9886,27 +10066,67 @@
           <w:b w:val="0"/>
           <w:sz w:val="20"/>
         </w:rPr>
-        <w:t>Let the user rename a document without leaving the page.</w:t>
-      </w:r>
-    </w:p>
-    <w:p>
-      <w:pPr>
-        <w:spacing w:after="40"/>
-        <w:ind w:left="425" w:hanging="255"/>
-      </w:pPr>
-      <w:r>
-        <w:rPr>
-          <w:b w:val="0"/>
-          <w:sz w:val="20"/>
-        </w:rPr>
-        <w:t xml:space="preserve">-  </w:t>
-      </w:r>
-      <w:r>
-        <w:rPr>
-          <w:b w:val="0"/>
-          <w:sz w:val="20"/>
-        </w:rPr>
-        <w:t>Suggest the document type automatically when uploading (Contract, Addendum, etc.).</w:t>
+        <w:t>Add a Preview window so PDFs render inline instead of opening in a new tab.</w:t>
+      </w:r>
+    </w:p>
+    <w:p>
+      <w:pPr>
+        <w:spacing w:after="40"/>
+        <w:ind w:left="425" w:hanging="255"/>
+      </w:pPr>
+      <w:r>
+        <w:rPr>
+          <w:b w:val="0"/>
+          <w:sz w:val="20"/>
+        </w:rPr>
+        <w:t xml:space="preserve">-  </w:t>
+      </w:r>
+      <w:r>
+        <w:rPr>
+          <w:b w:val="0"/>
+          <w:sz w:val="20"/>
+        </w:rPr>
+        <w:t>Add Send for Signature, Refresh status, and Void envelope buttons here so internal users can finish the signature flow without leaving the transaction card.</w:t>
+      </w:r>
+    </w:p>
+    <w:p>
+      <w:pPr>
+        <w:spacing w:after="40"/>
+        <w:ind w:left="425" w:hanging="255"/>
+      </w:pPr>
+      <w:r>
+        <w:rPr>
+          <w:b w:val="0"/>
+          <w:sz w:val="20"/>
+        </w:rPr>
+        <w:t xml:space="preserve">-  </w:t>
+      </w:r>
+      <w:r>
+        <w:rPr>
+          <w:b w:val="0"/>
+          <w:sz w:val="20"/>
+        </w:rPr>
+        <w:t>Add a status filter (All / Uploaded / Awaiting / Signed / Flagged) and a sort menu to make long document lists easier to scan.</w:t>
+      </w:r>
+    </w:p>
+    <w:p>
+      <w:pPr>
+        <w:spacing w:after="40"/>
+        <w:ind w:left="425" w:hanging="255"/>
+      </w:pPr>
+      <w:r>
+        <w:rPr>
+          <w:b w:val="0"/>
+          <w:sz w:val="20"/>
+        </w:rPr>
+        <w:t xml:space="preserve">-  </w:t>
+      </w:r>
+      <w:r>
+        <w:rPr>
+          <w:b w:val="0"/>
+          <w:sz w:val="20"/>
+        </w:rPr>
+        <w:t>Add an internal Mark for follow-up flag so the agent can mark a document they need to come back to.</w:t>
       </w:r>
     </w:p>
     <w:p>
@@ -12144,27 +12364,147 @@
           <w:b w:val="0"/>
           <w:sz w:val="20"/>
         </w:rPr>
-        <w:t>Click Upload on a missing-document row. Confirm the Upload Document modal opens with the transaction and document type already filled in.</w:t>
-      </w:r>
-    </w:p>
-    <w:p>
-      <w:pPr>
-        <w:spacing w:after="40"/>
-        <w:ind w:left="425" w:hanging="255"/>
-      </w:pPr>
-      <w:r>
-        <w:rPr>
-          <w:b w:val="0"/>
-          <w:sz w:val="20"/>
-        </w:rPr>
-        <w:t xml:space="preserve">-  </w:t>
-      </w:r>
-      <w:r>
-        <w:rPr>
-          <w:b w:val="0"/>
-          <w:sz w:val="20"/>
-        </w:rPr>
-        <w:t>Click Generate (Template) on a missing item that supports template generation. Confirm a draft document is created and the preview opens.</w:t>
+        <w:t>Click Upload on a missing-document row. Confirm the Upload Document modal opens with the transaction and document type already filled in, and that uploading clears the row.</w:t>
+      </w:r>
+    </w:p>
+    <w:p>
+      <w:pPr>
+        <w:spacing w:after="40"/>
+        <w:ind w:left="425" w:hanging="255"/>
+      </w:pPr>
+      <w:r>
+        <w:rPr>
+          <w:b w:val="0"/>
+          <w:sz w:val="20"/>
+        </w:rPr>
+        <w:t xml:space="preserve">-  </w:t>
+      </w:r>
+      <w:r>
+        <w:rPr>
+          <w:b w:val="0"/>
+          <w:sz w:val="20"/>
+        </w:rPr>
+        <w:t>Find a missing item that does not have a template ready (for example Appraisal Report). Confirm the Generate button is NOT shown — only Upload / Request / Call appear.</w:t>
+      </w:r>
+    </w:p>
+    <w:p>
+      <w:pPr>
+        <w:spacing w:after="40"/>
+        <w:ind w:left="425" w:hanging="255"/>
+      </w:pPr>
+      <w:r>
+        <w:rPr>
+          <w:b w:val="0"/>
+          <w:sz w:val="20"/>
+        </w:rPr>
+        <w:t xml:space="preserve">-  </w:t>
+      </w:r>
+      <w:r>
+        <w:rPr>
+          <w:b w:val="0"/>
+          <w:sz w:val="20"/>
+        </w:rPr>
+        <w:t>Find a missing item that does have a template ready (for example Lead-Based Paint Disclosure). Click Generate.</w:t>
+      </w:r>
+    </w:p>
+    <w:p>
+      <w:pPr>
+        <w:spacing w:after="40"/>
+        <w:ind w:left="425" w:hanging="255"/>
+      </w:pPr>
+      <w:r>
+        <w:rPr>
+          <w:b w:val="0"/>
+          <w:sz w:val="20"/>
+        </w:rPr>
+        <w:t xml:space="preserve">-  </w:t>
+      </w:r>
+      <w:r>
+        <w:rPr>
+          <w:b w:val="0"/>
+          <w:sz w:val="20"/>
+        </w:rPr>
+        <w:t>If the transaction has all the information the template needs, confirm a draft document is created and the preview opens.</w:t>
+      </w:r>
+    </w:p>
+    <w:p>
+      <w:pPr>
+        <w:spacing w:after="40"/>
+        <w:ind w:left="425" w:hanging="255"/>
+      </w:pPr>
+      <w:r>
+        <w:rPr>
+          <w:b w:val="0"/>
+          <w:sz w:val="20"/>
+        </w:rPr>
+        <w:t xml:space="preserve">-  </w:t>
+      </w:r>
+      <w:r>
+        <w:rPr>
+          <w:b w:val="0"/>
+          <w:sz w:val="20"/>
+        </w:rPr>
+        <w:t>If the transaction is missing information (for example the seller name), confirm an 'Almost ready' window appears listing each missing piece in plain English and a Fix button next to each one.</w:t>
+      </w:r>
+    </w:p>
+    <w:p>
+      <w:pPr>
+        <w:spacing w:after="40"/>
+        <w:ind w:left="425" w:hanging="255"/>
+      </w:pPr>
+      <w:r>
+        <w:rPr>
+          <w:b w:val="0"/>
+          <w:sz w:val="20"/>
+        </w:rPr>
+        <w:t xml:space="preserve">-  </w:t>
+      </w:r>
+      <w:r>
+        <w:rPr>
+          <w:b w:val="0"/>
+          <w:sz w:val="20"/>
+        </w:rPr>
+        <w:t>Click Fix on one of the missing pieces. Confirm you are taken straight to the transaction page with the right field highlighted. Fill it in.</w:t>
+      </w:r>
+    </w:p>
+    <w:p>
+      <w:pPr>
+        <w:spacing w:after="40"/>
+        <w:ind w:left="425" w:hanging="255"/>
+      </w:pPr>
+      <w:r>
+        <w:rPr>
+          <w:b w:val="0"/>
+          <w:sz w:val="20"/>
+        </w:rPr>
+        <w:t xml:space="preserve">-  </w:t>
+      </w:r>
+      <w:r>
+        <w:rPr>
+          <w:b w:val="0"/>
+          <w:sz w:val="20"/>
+        </w:rPr>
+        <w:t>Come back to /documents. Confirm the Generate action retries on its own and either opens the draft or shows the next missing piece. You should not have to click Generate a second time.</w:t>
+      </w:r>
+    </w:p>
+    <w:p>
+      <w:pPr>
+        <w:spacing w:after="40"/>
+        <w:ind w:left="425" w:hanging="255"/>
+      </w:pPr>
+      <w:r>
+        <w:rPr>
+          <w:b w:val="0"/>
+          <w:sz w:val="20"/>
+        </w:rPr>
+        <w:t xml:space="preserve">-  </w:t>
+      </w:r>
+      <w:r>
+        <w:rPr>
+          <w:b w:val="0"/>
+          <w:sz w:val="20"/>
+        </w:rPr>
+        <w:t>Trigger Generate on a requirement that has no template at all (rare). Confirm the window now offers real next-step buttons — Upload draft manually or Request from counter-party — instead of a dead 'Got it' button.</w:t>
       </w:r>
     </w:p>
     <w:p>
@@ -12204,7 +12544,7 @@
           <w:b w:val="0"/>
           <w:sz w:val="20"/>
         </w:rPr>
-        <w:t>Click Mark N/A on any row. Confirm a confirmation appears, the row disappears, and an Undo toast restores it if clicked.</w:t>
+        <w:t>Click Mark N/A on any row. Confirm a confirmation appears, the row disappears, and an Undo option is available on the Cleared Today card.</w:t>
       </w:r>
     </w:p>
     <w:p>
@@ -12342,6 +12682,46 @@
     </w:p>
     <w:p>
       <w:pPr>
+        <w:spacing w:after="40"/>
+        <w:ind w:left="425" w:hanging="255"/>
+      </w:pPr>
+      <w:r>
+        <w:rPr>
+          <w:b w:val="0"/>
+          <w:sz w:val="20"/>
+        </w:rPr>
+        <w:t xml:space="preserve">-  </w:t>
+      </w:r>
+      <w:r>
+        <w:rPr>
+          <w:b w:val="0"/>
+          <w:sz w:val="20"/>
+        </w:rPr>
+        <w:t>Generate is only offered when the system actually has a template for that requirement.</w:t>
+      </w:r>
+    </w:p>
+    <w:p>
+      <w:pPr>
+        <w:spacing w:after="40"/>
+        <w:ind w:left="425" w:hanging="255"/>
+      </w:pPr>
+      <w:r>
+        <w:rPr>
+          <w:b w:val="0"/>
+          <w:sz w:val="20"/>
+        </w:rPr>
+        <w:t xml:space="preserve">-  </w:t>
+      </w:r>
+      <w:r>
+        <w:rPr>
+          <w:b w:val="0"/>
+          <w:sz w:val="20"/>
+        </w:rPr>
+        <w:t>The missing-fields window never shows raw machine names — every line is plain English with a Fix button.</w:t>
+      </w:r>
+    </w:p>
+    <w:p>
+      <w:pPr>
         <w:spacing w:before="200" w:after="60"/>
       </w:pPr>
       <w:r>
@@ -12390,7 +12770,7 @@
           <w:b w:val="0"/>
           <w:sz w:val="20"/>
         </w:rPr>
-        <w:t>Bulk-select rows for batch Request or Mark N/A.</w:t>
+        <w:t>Add a 'Skip this field' option on the missing-fields window for rare cases where a value is genuinely unavailable.</w:t>
       </w:r>
     </w:p>
     <w:p>
@@ -12523,7 +12903,7 @@
           <w:b w:val="0"/>
           <w:sz w:val="20"/>
         </w:rPr>
-        <w:t>/documents (strip at the bottom of the AI Priority list)</w:t>
+        <w:t>/documents (strip at the bottom of the page)</w:t>
       </w:r>
     </w:p>
     <w:p>
@@ -12556,47 +12936,287 @@
           <w:b w:val="0"/>
           <w:sz w:val="20"/>
         </w:rPr>
-        <w:t>Mark a few items resolved (Approve, Mark N/A, Upload, sign, or generate) and confirm each one appears in the Cleared Today strip.</w:t>
-      </w:r>
-    </w:p>
-    <w:p>
-      <w:pPr>
-        <w:spacing w:after="40"/>
-        <w:ind w:left="425" w:hanging="255"/>
-      </w:pPr>
-      <w:r>
-        <w:rPr>
-          <w:b w:val="0"/>
-          <w:sz w:val="20"/>
-        </w:rPr>
-        <w:t xml:space="preserve">-  </w:t>
-      </w:r>
-      <w:r>
-        <w:rPr>
-          <w:b w:val="0"/>
-          <w:sz w:val="20"/>
-        </w:rPr>
-        <w:t>Click a card in the strip that points to a real document and confirm the preview opens.</w:t>
-      </w:r>
-    </w:p>
-    <w:p>
-      <w:pPr>
-        <w:spacing w:after="40"/>
-        <w:ind w:left="425" w:hanging="255"/>
-      </w:pPr>
-      <w:r>
-        <w:rPr>
-          <w:b w:val="0"/>
-          <w:sz w:val="20"/>
-        </w:rPr>
-        <w:t xml:space="preserve">-  </w:t>
-      </w:r>
-      <w:r>
-        <w:rPr>
-          <w:b w:val="0"/>
-          <w:sz w:val="20"/>
-        </w:rPr>
-        <w:t>Click a card for a Mark N/A item and confirm the priority detail / audit view opens (not a dead preview).</w:t>
+        <w:t>Read the Cleared Today header. There should be a one-line description telling you what the strip is — items resolved in the last 24 hours.</w:t>
+      </w:r>
+    </w:p>
+    <w:p>
+      <w:pPr>
+        <w:spacing w:after="40"/>
+        <w:ind w:left="425" w:hanging="255"/>
+      </w:pPr>
+      <w:r>
+        <w:rPr>
+          <w:b w:val="0"/>
+          <w:sz w:val="20"/>
+        </w:rPr>
+        <w:t xml:space="preserve">-  </w:t>
+      </w:r>
+      <w:r>
+        <w:rPr>
+          <w:b w:val="0"/>
+          <w:sz w:val="20"/>
+        </w:rPr>
+        <w:t>Click the information icon next to the header. A short pop-up should explain what each kind of card means (Signed, Approved, Marked N/A, Generated, Replaced, Voided, Uploaded, Reassigned).</w:t>
+      </w:r>
+    </w:p>
+    <w:p>
+      <w:pPr>
+        <w:spacing w:after="40"/>
+        <w:ind w:left="425" w:hanging="255"/>
+      </w:pPr>
+      <w:r>
+        <w:rPr>
+          <w:b w:val="0"/>
+          <w:sz w:val="20"/>
+        </w:rPr>
+        <w:t xml:space="preserve">-  </w:t>
+      </w:r>
+      <w:r>
+        <w:rPr>
+          <w:b w:val="0"/>
+          <w:sz w:val="20"/>
+        </w:rPr>
+        <w:t>Confirm the strip is visible on every tab (AI Priority, Missing, All Docs, Pending Review, Sent for Signature, Signed) — not only on AI Priority.</w:t>
+      </w:r>
+    </w:p>
+    <w:p>
+      <w:pPr>
+        <w:spacing w:after="40"/>
+        <w:ind w:left="425" w:hanging="255"/>
+      </w:pPr>
+      <w:r>
+        <w:rPr>
+          <w:b w:val="0"/>
+          <w:sz w:val="20"/>
+        </w:rPr>
+        <w:t xml:space="preserve">-  </w:t>
+      </w:r>
+      <w:r>
+        <w:rPr>
+          <w:b w:val="0"/>
+          <w:sz w:val="20"/>
+        </w:rPr>
+        <w:t>Resolve a few items different ways (Approve a review, Mark something N/A, Upload a missing document, sign an envelope, generate a draft). Confirm each one shows up as a card on the strip with the matching label.</w:t>
+      </w:r>
+    </w:p>
+    <w:p>
+      <w:pPr>
+        <w:spacing w:after="40"/>
+        <w:ind w:left="425" w:hanging="255"/>
+      </w:pPr>
+      <w:r>
+        <w:rPr>
+          <w:b w:val="0"/>
+          <w:sz w:val="20"/>
+        </w:rPr>
+        <w:t xml:space="preserve">-  </w:t>
+      </w:r>
+      <w:r>
+        <w:rPr>
+          <w:b w:val="0"/>
+          <w:sz w:val="20"/>
+        </w:rPr>
+        <w:t>Send a Request or Nudge from a row. Confirm those touches do NOT show up here — only true resolutions appear on the strip.</w:t>
+      </w:r>
+    </w:p>
+    <w:p>
+      <w:pPr>
+        <w:spacing w:after="40"/>
+        <w:ind w:left="425" w:hanging="255"/>
+      </w:pPr>
+      <w:r>
+        <w:rPr>
+          <w:b w:val="0"/>
+          <w:sz w:val="20"/>
+        </w:rPr>
+        <w:t xml:space="preserve">-  </w:t>
+      </w:r>
+      <w:r>
+        <w:rPr>
+          <w:b w:val="0"/>
+          <w:sz w:val="20"/>
+        </w:rPr>
+        <w:t>On any card, click View Details. Confirm a small read-only window opens with the document name, the transaction, the badge, who cleared it, and when. (No more single whole-card click — every card has clear buttons.)</w:t>
+      </w:r>
+    </w:p>
+    <w:p>
+      <w:pPr>
+        <w:spacing w:after="40"/>
+        <w:ind w:left="425" w:hanging="255"/>
+      </w:pPr>
+      <w:r>
+        <w:rPr>
+          <w:b w:val="0"/>
+          <w:sz w:val="20"/>
+        </w:rPr>
+        <w:t xml:space="preserve">-  </w:t>
+      </w:r>
+      <w:r>
+        <w:rPr>
+          <w:b w:val="0"/>
+          <w:sz w:val="20"/>
+        </w:rPr>
+        <w:t>On a card that points to a real document, click Open. Confirm the document preview opens.</w:t>
+      </w:r>
+    </w:p>
+    <w:p>
+      <w:pPr>
+        <w:spacing w:after="40"/>
+        <w:ind w:left="425" w:hanging="255"/>
+      </w:pPr>
+      <w:r>
+        <w:rPr>
+          <w:b w:val="0"/>
+          <w:sz w:val="20"/>
+        </w:rPr>
+        <w:t xml:space="preserve">-  </w:t>
+      </w:r>
+      <w:r>
+        <w:rPr>
+          <w:b w:val="0"/>
+          <w:sz w:val="20"/>
+        </w:rPr>
+        <w:t>On a Mark N/A card (which does not have a document attached), click Open. Confirm the transaction's Documents view opens — not a dead window.</w:t>
+      </w:r>
+    </w:p>
+    <w:p>
+      <w:pPr>
+        <w:spacing w:after="40"/>
+        <w:ind w:left="425" w:hanging="255"/>
+      </w:pPr>
+      <w:r>
+        <w:rPr>
+          <w:b w:val="0"/>
+          <w:sz w:val="20"/>
+        </w:rPr>
+        <w:t xml:space="preserve">-  </w:t>
+      </w:r>
+      <w:r>
+        <w:rPr>
+          <w:b w:val="0"/>
+          <w:sz w:val="20"/>
+        </w:rPr>
+        <w:t>On an Approved card, click Undo. Confirm the document goes back to Pending Review.</w:t>
+      </w:r>
+    </w:p>
+    <w:p>
+      <w:pPr>
+        <w:spacing w:after="40"/>
+        <w:ind w:left="425" w:hanging="255"/>
+      </w:pPr>
+      <w:r>
+        <w:rPr>
+          <w:b w:val="0"/>
+          <w:sz w:val="20"/>
+        </w:rPr>
+        <w:t xml:space="preserve">-  </w:t>
+      </w:r>
+      <w:r>
+        <w:rPr>
+          <w:b w:val="0"/>
+          <w:sz w:val="20"/>
+        </w:rPr>
+        <w:t>On a Mark N/A card, click Undo. Confirm the row returns to the Missing list.</w:t>
+      </w:r>
+    </w:p>
+    <w:p>
+      <w:pPr>
+        <w:spacing w:after="40"/>
+        <w:ind w:left="425" w:hanging="255"/>
+      </w:pPr>
+      <w:r>
+        <w:rPr>
+          <w:b w:val="0"/>
+          <w:sz w:val="20"/>
+        </w:rPr>
+        <w:t xml:space="preserve">-  </w:t>
+      </w:r>
+      <w:r>
+        <w:rPr>
+          <w:b w:val="0"/>
+          <w:sz w:val="20"/>
+        </w:rPr>
+        <w:t>On a Generated card, click Undo and confirm the draft is removed and the Missing row comes back.</w:t>
+      </w:r>
+    </w:p>
+    <w:p>
+      <w:pPr>
+        <w:spacing w:after="40"/>
+        <w:ind w:left="425" w:hanging="255"/>
+      </w:pPr>
+      <w:r>
+        <w:rPr>
+          <w:b w:val="0"/>
+          <w:sz w:val="20"/>
+        </w:rPr>
+        <w:t xml:space="preserve">-  </w:t>
+      </w:r>
+      <w:r>
+        <w:rPr>
+          <w:b w:val="0"/>
+          <w:sz w:val="20"/>
+        </w:rPr>
+        <w:t>On a Signed card, confirm Undo is not offered, and a short explanation tells you to void the envelope from the document row instead.</w:t>
+      </w:r>
+    </w:p>
+    <w:p>
+      <w:pPr>
+        <w:spacing w:after="40"/>
+        <w:ind w:left="425" w:hanging="255"/>
+      </w:pPr>
+      <w:r>
+        <w:rPr>
+          <w:b w:val="0"/>
+          <w:sz w:val="20"/>
+        </w:rPr>
+        <w:t xml:space="preserve">-  </w:t>
+      </w:r>
+      <w:r>
+        <w:rPr>
+          <w:b w:val="0"/>
+          <w:sz w:val="20"/>
+        </w:rPr>
+        <w:t>Use the filter buttons at the top of the strip: All, Me, Team. Confirm Me shows only items you cleared, Team shows your teammates' clears, and All shows both.</w:t>
+      </w:r>
+    </w:p>
+    <w:p>
+      <w:pPr>
+        <w:spacing w:after="40"/>
+        <w:ind w:left="425" w:hanging="255"/>
+      </w:pPr>
+      <w:r>
+        <w:rPr>
+          <w:b w:val="0"/>
+          <w:sz w:val="20"/>
+        </w:rPr>
+        <w:t xml:space="preserve">-  </w:t>
+      </w:r>
+      <w:r>
+        <w:rPr>
+          <w:b w:val="0"/>
+          <w:sz w:val="20"/>
+        </w:rPr>
+        <w:t>Click 'View all cleared (last 7 days)'. Confirm a panel slides out listing every clear from the past week with the same filter buttons. Scroll down — more rows should load as you reach the bottom.</w:t>
+      </w:r>
+    </w:p>
+    <w:p>
+      <w:pPr>
+        <w:spacing w:after="40"/>
+        <w:ind w:left="425" w:hanging="255"/>
+      </w:pPr>
+      <w:r>
+        <w:rPr>
+          <w:b w:val="0"/>
+          <w:sz w:val="20"/>
+        </w:rPr>
+        <w:t xml:space="preserve">-  </w:t>
+      </w:r>
+      <w:r>
+        <w:rPr>
+          <w:b w:val="0"/>
+          <w:sz w:val="20"/>
+        </w:rPr>
+        <w:t>If you are signed in as a solo agent with no teammates, confirm the Team filter button is not shown.</w:t>
       </w:r>
     </w:p>
     <w:p>
@@ -12629,27 +13249,107 @@
           <w:b w:val="0"/>
           <w:sz w:val="20"/>
         </w:rPr>
-        <w:t>Only items that were truly resolved today show up in the strip. Requests, nudges, calls, and forwards do not appear here.</w:t>
-      </w:r>
-    </w:p>
-    <w:p>
-      <w:pPr>
-        <w:spacing w:after="40"/>
-        <w:ind w:left="425" w:hanging="255"/>
-      </w:pPr>
-      <w:r>
-        <w:rPr>
-          <w:b w:val="0"/>
-          <w:sz w:val="20"/>
-        </w:rPr>
-        <w:t xml:space="preserve">-  </w:t>
-      </w:r>
-      <w:r>
-        <w:rPr>
-          <w:b w:val="0"/>
-          <w:sz w:val="20"/>
-        </w:rPr>
-        <w:t>Each card opens the most useful detail for that item.</w:t>
+        <w:t>The strip explains itself — a new user can tell what it is and what each card means without help.</w:t>
+      </w:r>
+    </w:p>
+    <w:p>
+      <w:pPr>
+        <w:spacing w:after="40"/>
+        <w:ind w:left="425" w:hanging="255"/>
+      </w:pPr>
+      <w:r>
+        <w:rPr>
+          <w:b w:val="0"/>
+          <w:sz w:val="20"/>
+        </w:rPr>
+        <w:t xml:space="preserve">-  </w:t>
+      </w:r>
+      <w:r>
+        <w:rPr>
+          <w:b w:val="0"/>
+          <w:sz w:val="20"/>
+        </w:rPr>
+        <w:t>Cards never use a single 'click the whole card' target. Every card has a View Details button, an Open button, and an Undo where it makes sense.</w:t>
+      </w:r>
+    </w:p>
+    <w:p>
+      <w:pPr>
+        <w:spacing w:after="40"/>
+        <w:ind w:left="425" w:hanging="255"/>
+      </w:pPr>
+      <w:r>
+        <w:rPr>
+          <w:b w:val="0"/>
+          <w:sz w:val="20"/>
+        </w:rPr>
+        <w:t xml:space="preserve">-  </w:t>
+      </w:r>
+      <w:r>
+        <w:rPr>
+          <w:b w:val="0"/>
+          <w:sz w:val="20"/>
+        </w:rPr>
+        <w:t>Only true resolutions appear on the strip — requests, nudges, calls, and forwards do not.</w:t>
+      </w:r>
+    </w:p>
+    <w:p>
+      <w:pPr>
+        <w:spacing w:after="40"/>
+        <w:ind w:left="425" w:hanging="255"/>
+      </w:pPr>
+      <w:r>
+        <w:rPr>
+          <w:b w:val="0"/>
+          <w:sz w:val="20"/>
+        </w:rPr>
+        <w:t xml:space="preserve">-  </w:t>
+      </w:r>
+      <w:r>
+        <w:rPr>
+          <w:b w:val="0"/>
+          <w:sz w:val="20"/>
+        </w:rPr>
+        <w:t>Undo works for Approve, Mark N/A, Generated, and Uploaded clears. Signed, Replaced, and Voided clears explain why they cannot be undone here.</w:t>
+      </w:r>
+    </w:p>
+    <w:p>
+      <w:pPr>
+        <w:spacing w:after="40"/>
+        <w:ind w:left="425" w:hanging="255"/>
+      </w:pPr>
+      <w:r>
+        <w:rPr>
+          <w:b w:val="0"/>
+          <w:sz w:val="20"/>
+        </w:rPr>
+        <w:t xml:space="preserve">-  </w:t>
+      </w:r>
+      <w:r>
+        <w:rPr>
+          <w:b w:val="0"/>
+          <w:sz w:val="20"/>
+        </w:rPr>
+        <w:t>Switching to Me filters the strip to your own clears; Team shows your teammates'.</w:t>
+      </w:r>
+    </w:p>
+    <w:p>
+      <w:pPr>
+        <w:spacing w:after="40"/>
+        <w:ind w:left="425" w:hanging="255"/>
+      </w:pPr>
+      <w:r>
+        <w:rPr>
+          <w:b w:val="0"/>
+          <w:sz w:val="20"/>
+        </w:rPr>
+        <w:t xml:space="preserve">-  </w:t>
+      </w:r>
+      <w:r>
+        <w:rPr>
+          <w:b w:val="0"/>
+          <w:sz w:val="20"/>
+        </w:rPr>
+        <w:t>The 7-day panel shows the same items beyond the last 24 hours, with the same filter buttons.</w:t>
       </w:r>
     </w:p>
     <w:p>
@@ -12682,27 +13382,47 @@
           <w:b w:val="0"/>
           <w:sz w:val="20"/>
         </w:rPr>
-        <w:t>Add a one-click Undo on each card for accidental clears.</w:t>
-      </w:r>
-    </w:p>
-    <w:p>
-      <w:pPr>
-        <w:spacing w:after="40"/>
-        <w:ind w:left="425" w:hanging="255"/>
-      </w:pPr>
-      <w:r>
-        <w:rPr>
-          <w:b w:val="0"/>
-          <w:sz w:val="20"/>
-        </w:rPr>
-        <w:t xml:space="preserve">-  </w:t>
-      </w:r>
-      <w:r>
-        <w:rPr>
-          <w:b w:val="0"/>
-          <w:sz w:val="20"/>
-        </w:rPr>
-        <w:t>Let the user filter the strip by who cleared the item (self vs. teammate).</w:t>
+        <w:t>Show a small badge on the Cleared Today header when new items land while you're on a different tab.</w:t>
+      </w:r>
+    </w:p>
+    <w:p>
+      <w:pPr>
+        <w:spacing w:after="40"/>
+        <w:ind w:left="425" w:hanging="255"/>
+      </w:pPr>
+      <w:r>
+        <w:rPr>
+          <w:b w:val="0"/>
+          <w:sz w:val="20"/>
+        </w:rPr>
+        <w:t xml:space="preserve">-  </w:t>
+      </w:r>
+      <w:r>
+        <w:rPr>
+          <w:b w:val="0"/>
+          <w:sz w:val="20"/>
+        </w:rPr>
+        <w:t>Group the 7-day panel by day so it reads like a timeline.</w:t>
+      </w:r>
+    </w:p>
+    <w:p>
+      <w:pPr>
+        <w:spacing w:after="40"/>
+        <w:ind w:left="425" w:hanging="255"/>
+      </w:pPr>
+      <w:r>
+        <w:rPr>
+          <w:b w:val="0"/>
+          <w:sz w:val="20"/>
+        </w:rPr>
+        <w:t xml:space="preserve">-  </w:t>
+      </w:r>
+      <w:r>
+        <w:rPr>
+          <w:b w:val="0"/>
+          <w:sz w:val="20"/>
+        </w:rPr>
+        <w:t>Let the user export the 7-day list to CSV for end-of-week reporting.</w:t>
       </w:r>
     </w:p>
     <w:p>
@@ -13187,7 +13907,7 @@
           <w:b w:val="0"/>
           <w:sz w:val="20"/>
         </w:rPr>
-        <w:t>Eye icon on any document row</w:t>
+        <w:t>Preview (eye) and Download icons on any document row</w:t>
       </w:r>
     </w:p>
     <w:p>
@@ -13220,67 +13940,87 @@
           <w:b w:val="0"/>
           <w:sz w:val="20"/>
         </w:rPr>
-        <w:t>Click the Preview (eye) icon on a PDF or image — the document should render inline.</w:t>
-      </w:r>
-    </w:p>
-    <w:p>
-      <w:pPr>
-        <w:spacing w:after="40"/>
-        <w:ind w:left="425" w:hanging="255"/>
-      </w:pPr>
-      <w:r>
-        <w:rPr>
-          <w:b w:val="0"/>
-          <w:sz w:val="20"/>
-        </w:rPr>
-        <w:t xml:space="preserve">-  </w:t>
-      </w:r>
-      <w:r>
-        <w:rPr>
-          <w:b w:val="0"/>
-          <w:sz w:val="20"/>
-        </w:rPr>
-        <w:t>Click Preview on a non-previewable file (for example a .docx) — the modal should offer a Download button instead.</w:t>
-      </w:r>
-    </w:p>
-    <w:p>
-      <w:pPr>
-        <w:spacing w:after="40"/>
-        <w:ind w:left="425" w:hanging="255"/>
-      </w:pPr>
-      <w:r>
-        <w:rPr>
-          <w:b w:val="0"/>
-          <w:sz w:val="20"/>
-        </w:rPr>
-        <w:t xml:space="preserve">-  </w:t>
-      </w:r>
-      <w:r>
-        <w:rPr>
-          <w:b w:val="0"/>
-          <w:sz w:val="20"/>
-        </w:rPr>
-        <w:t>Click the Download icon directly on the row, without opening Preview first.</w:t>
-      </w:r>
-    </w:p>
-    <w:p>
-      <w:pPr>
-        <w:spacing w:after="40"/>
-        <w:ind w:left="425" w:hanging="255"/>
-      </w:pPr>
-      <w:r>
-        <w:rPr>
-          <w:b w:val="0"/>
-          <w:sz w:val="20"/>
-        </w:rPr>
-        <w:t xml:space="preserve">-  </w:t>
-      </w:r>
-      <w:r>
-        <w:rPr>
-          <w:b w:val="0"/>
-          <w:sz w:val="20"/>
-        </w:rPr>
-        <w:t>From inside the Preview modal, click Send for Signature.</w:t>
+        <w:t>Click the Preview (eye) icon on a PDF or image — the document should open inside the window.</w:t>
+      </w:r>
+    </w:p>
+    <w:p>
+      <w:pPr>
+        <w:spacing w:after="40"/>
+        <w:ind w:left="425" w:hanging="255"/>
+      </w:pPr>
+      <w:r>
+        <w:rPr>
+          <w:b w:val="0"/>
+          <w:sz w:val="20"/>
+        </w:rPr>
+        <w:t xml:space="preserve">-  </w:t>
+      </w:r>
+      <w:r>
+        <w:rPr>
+          <w:b w:val="0"/>
+          <w:sz w:val="20"/>
+        </w:rPr>
+        <w:t>Click Preview on a non-previewable file (for example a .docx) — the window should offer a Download button instead.</w:t>
+      </w:r>
+    </w:p>
+    <w:p>
+      <w:pPr>
+        <w:spacing w:after="40"/>
+        <w:ind w:left="425" w:hanging="255"/>
+      </w:pPr>
+      <w:r>
+        <w:rPr>
+          <w:b w:val="0"/>
+          <w:sz w:val="20"/>
+        </w:rPr>
+        <w:t xml:space="preserve">-  </w:t>
+      </w:r>
+      <w:r>
+        <w:rPr>
+          <w:b w:val="0"/>
+          <w:sz w:val="20"/>
+        </w:rPr>
+        <w:t>Click the Download icon on a row. The document should open in a new browser tab.</w:t>
+      </w:r>
+    </w:p>
+    <w:p>
+      <w:pPr>
+        <w:spacing w:after="40"/>
+        <w:ind w:left="425" w:hanging="255"/>
+      </w:pPr>
+      <w:r>
+        <w:rPr>
+          <w:b w:val="0"/>
+          <w:sz w:val="20"/>
+        </w:rPr>
+        <w:t xml:space="preserve">-  </w:t>
+      </w:r>
+      <w:r>
+        <w:rPr>
+          <w:b w:val="0"/>
+          <w:sz w:val="20"/>
+        </w:rPr>
+        <w:t>Confirm Download is not blocked by your browser's pop-up blocker, even after the page has been open for a while.</w:t>
+      </w:r>
+    </w:p>
+    <w:p>
+      <w:pPr>
+        <w:spacing w:after="40"/>
+        <w:ind w:left="425" w:hanging="255"/>
+      </w:pPr>
+      <w:r>
+        <w:rPr>
+          <w:b w:val="0"/>
+          <w:sz w:val="20"/>
+        </w:rPr>
+        <w:t xml:space="preserve">-  </w:t>
+      </w:r>
+      <w:r>
+        <w:rPr>
+          <w:b w:val="0"/>
+          <w:sz w:val="20"/>
+        </w:rPr>
+        <w:t>From inside the Preview window, click Send for Signature.</w:t>
       </w:r>
     </w:p>
     <w:p>
@@ -13313,27 +14053,27 @@
           <w:b w:val="0"/>
           <w:sz w:val="20"/>
         </w:rPr>
-        <w:t>PDFs and images preview in the modal; everything else prompts a download.</w:t>
-      </w:r>
-    </w:p>
-    <w:p>
-      <w:pPr>
-        <w:spacing w:after="40"/>
-        <w:ind w:left="425" w:hanging="255"/>
-      </w:pPr>
-      <w:r>
-        <w:rPr>
-          <w:b w:val="0"/>
-          <w:sz w:val="20"/>
-        </w:rPr>
-        <w:t xml:space="preserve">-  </w:t>
-      </w:r>
-      <w:r>
-        <w:rPr>
-          <w:b w:val="0"/>
-          <w:sz w:val="20"/>
-        </w:rPr>
-        <w:t>Download always saves the file.</w:t>
+        <w:t>Preview opens the document inside the page so you can read it without leaving.</w:t>
+      </w:r>
+    </w:p>
+    <w:p>
+      <w:pPr>
+        <w:spacing w:after="40"/>
+        <w:ind w:left="425" w:hanging="255"/>
+      </w:pPr>
+      <w:r>
+        <w:rPr>
+          <w:b w:val="0"/>
+          <w:sz w:val="20"/>
+        </w:rPr>
+        <w:t xml:space="preserve">-  </w:t>
+      </w:r>
+      <w:r>
+        <w:rPr>
+          <w:b w:val="0"/>
+          <w:sz w:val="20"/>
+        </w:rPr>
+        <w:t>Download opens the document in a new tab and is never blocked by the pop-up blocker.</w:t>
       </w:r>
     </w:p>
     <w:p>
@@ -14258,7 +14998,7 @@
         <w:spacing w:after="80" w:before="280"/>
       </w:pPr>
       <w:r>
-        <w:t>27.9. All Documents — Email Document, Rename, Version History</w:t>
+        <w:t>27.9. All Documents — Email Document, Edit Document (Rename / Reclassify / Reassign), Version History</w:t>
       </w:r>
     </w:p>
     <w:p>
@@ -14283,7 +15023,7 @@
           <w:b w:val="0"/>
           <w:sz w:val="20"/>
         </w:rPr>
-        <w:t>Three-dot menu on any document row (internal roles only)</w:t>
+        <w:t>Three-dot menu on any document row (internal roles only). Edit Document is also reachable from the AI Priority queue rows and the priority detail window.</w:t>
       </w:r>
     </w:p>
     <w:p>
@@ -14336,7 +15076,147 @@
           <w:b w:val="0"/>
           <w:sz w:val="20"/>
         </w:rPr>
-        <w:t>Click Rename / Reclassify. Try to save with an empty file name and confirm it is blocked. Change the file name, label, or type and click Save.</w:t>
+        <w:t>Click Edit Document. The window should show two groups of fields: Identity (file name, label, document type) and Assignment (the transaction this document belongs to).</w:t>
+      </w:r>
+    </w:p>
+    <w:p>
+      <w:pPr>
+        <w:spacing w:after="40"/>
+        <w:ind w:left="425" w:hanging="255"/>
+      </w:pPr>
+      <w:r>
+        <w:rPr>
+          <w:b w:val="0"/>
+          <w:sz w:val="20"/>
+        </w:rPr>
+        <w:t xml:space="preserve">-  </w:t>
+      </w:r>
+      <w:r>
+        <w:rPr>
+          <w:b w:val="0"/>
+          <w:sz w:val="20"/>
+        </w:rPr>
+        <w:t>Try to save with an empty file name and confirm it is blocked.</w:t>
+      </w:r>
+    </w:p>
+    <w:p>
+      <w:pPr>
+        <w:spacing w:after="40"/>
+        <w:ind w:left="425" w:hanging="255"/>
+      </w:pPr>
+      <w:r>
+        <w:rPr>
+          <w:b w:val="0"/>
+          <w:sz w:val="20"/>
+        </w:rPr>
+        <w:t xml:space="preserve">-  </w:t>
+      </w:r>
+      <w:r>
+        <w:rPr>
+          <w:b w:val="0"/>
+          <w:sz w:val="20"/>
+        </w:rPr>
+        <w:t>Change the file name, label, or type and click Save. Confirm the row updates immediately.</w:t>
+      </w:r>
+    </w:p>
+    <w:p>
+      <w:pPr>
+        <w:spacing w:after="40"/>
+        <w:ind w:left="425" w:hanging="255"/>
+      </w:pPr>
+      <w:r>
+        <w:rPr>
+          <w:b w:val="0"/>
+          <w:sz w:val="20"/>
+        </w:rPr>
+        <w:t xml:space="preserve">-  </w:t>
+      </w:r>
+      <w:r>
+        <w:rPr>
+          <w:b w:val="0"/>
+          <w:sz w:val="20"/>
+        </w:rPr>
+        <w:t>Open Edit Document again. Use the Transaction picker to move the document to a different transaction you have access to. A short note should warn you that moving the document reattaches its history and version chain.</w:t>
+      </w:r>
+    </w:p>
+    <w:p>
+      <w:pPr>
+        <w:spacing w:after="40"/>
+        <w:ind w:left="425" w:hanging="255"/>
+      </w:pPr>
+      <w:r>
+        <w:rPr>
+          <w:b w:val="0"/>
+          <w:sz w:val="20"/>
+        </w:rPr>
+        <w:t xml:space="preserve">-  </w:t>
+      </w:r>
+      <w:r>
+        <w:rPr>
+          <w:b w:val="0"/>
+          <w:sz w:val="20"/>
+        </w:rPr>
+        <w:t>Save. Confirm the document leaves the original transaction's list and now appears under the new transaction.</w:t>
+      </w:r>
+    </w:p>
+    <w:p>
+      <w:pPr>
+        <w:spacing w:after="40"/>
+        <w:ind w:left="425" w:hanging="255"/>
+      </w:pPr>
+      <w:r>
+        <w:rPr>
+          <w:b w:val="0"/>
+          <w:sz w:val="20"/>
+        </w:rPr>
+        <w:t xml:space="preserve">-  </w:t>
+      </w:r>
+      <w:r>
+        <w:rPr>
+          <w:b w:val="0"/>
+          <w:sz w:val="20"/>
+        </w:rPr>
+        <w:t>If the document was satisfying a missing requirement on the new transaction, confirm a 'Reassigned' card appears in Cleared Today.</w:t>
+      </w:r>
+    </w:p>
+    <w:p>
+      <w:pPr>
+        <w:spacing w:after="40"/>
+        <w:ind w:left="425" w:hanging="255"/>
+      </w:pPr>
+      <w:r>
+        <w:rPr>
+          <w:b w:val="0"/>
+          <w:sz w:val="20"/>
+        </w:rPr>
+        <w:t xml:space="preserve">-  </w:t>
+      </w:r>
+      <w:r>
+        <w:rPr>
+          <w:b w:val="0"/>
+          <w:sz w:val="20"/>
+        </w:rPr>
+        <w:t>Try to reassign a document that has an envelope already sent for signature, or one that is already signed. Confirm the save is blocked with a clear message asking you to void the envelope first.</w:t>
+      </w:r>
+    </w:p>
+    <w:p>
+      <w:pPr>
+        <w:spacing w:after="40"/>
+        <w:ind w:left="425" w:hanging="255"/>
+      </w:pPr>
+      <w:r>
+        <w:rPr>
+          <w:b w:val="0"/>
+          <w:sz w:val="20"/>
+        </w:rPr>
+        <w:t xml:space="preserve">-  </w:t>
+      </w:r>
+      <w:r>
+        <w:rPr>
+          <w:b w:val="0"/>
+          <w:sz w:val="20"/>
+        </w:rPr>
+        <w:t>Open Edit Document from a row in the AI Priority list (not just from the Three-dot menu on a document row). Confirm it works the same way.</w:t>
       </w:r>
     </w:p>
     <w:p>
@@ -14409,7 +15289,47 @@
           <w:b w:val="0"/>
           <w:sz w:val="20"/>
         </w:rPr>
-        <w:t>Rename / Reclassify updates the document immediately after save.</w:t>
+        <w:t>Edit Document handles renaming, reclassifying, and reassigning a document in one window. The label is the same everywhere — there is no separate 'Rename' or 'Reassign' button.</w:t>
+      </w:r>
+    </w:p>
+    <w:p>
+      <w:pPr>
+        <w:spacing w:after="40"/>
+        <w:ind w:left="425" w:hanging="255"/>
+      </w:pPr>
+      <w:r>
+        <w:rPr>
+          <w:b w:val="0"/>
+          <w:sz w:val="20"/>
+        </w:rPr>
+        <w:t xml:space="preserve">-  </w:t>
+      </w:r>
+      <w:r>
+        <w:rPr>
+          <w:b w:val="0"/>
+          <w:sz w:val="20"/>
+        </w:rPr>
+        <w:t>Reassigning the document moves it between transactions and shows up in the audit trail of both transactions.</w:t>
+      </w:r>
+    </w:p>
+    <w:p>
+      <w:pPr>
+        <w:spacing w:after="40"/>
+        <w:ind w:left="425" w:hanging="255"/>
+      </w:pPr>
+      <w:r>
+        <w:rPr>
+          <w:b w:val="0"/>
+          <w:sz w:val="20"/>
+        </w:rPr>
+        <w:t xml:space="preserve">-  </w:t>
+      </w:r>
+      <w:r>
+        <w:rPr>
+          <w:b w:val="0"/>
+          <w:sz w:val="20"/>
+        </w:rPr>
+        <w:t>An envelope-in-flight or signed document cannot be reassigned, and the system tells you exactly why.</w:t>
       </w:r>
     </w:p>
     <w:p>
@@ -14502,7 +15422,27 @@
           <w:b w:val="0"/>
           <w:sz w:val="20"/>
         </w:rPr>
-        <w:t>Use AI to suggest the right document type during Rename / Reclassify.</w:t>
+        <w:t>Use AI to suggest the right document type during Edit Document.</w:t>
+      </w:r>
+    </w:p>
+    <w:p>
+      <w:pPr>
+        <w:spacing w:after="40"/>
+        <w:ind w:left="425" w:hanging="255"/>
+      </w:pPr>
+      <w:r>
+        <w:rPr>
+          <w:b w:val="0"/>
+          <w:sz w:val="20"/>
+        </w:rPr>
+        <w:t xml:space="preserve">-  </w:t>
+      </w:r>
+      <w:r>
+        <w:rPr>
+          <w:b w:val="0"/>
+          <w:sz w:val="20"/>
+        </w:rPr>
+        <w:t>Add a 'Move all related documents' option when reassigning a document — copy / addendum / disclosure as a group.</w:t>
       </w:r>
     </w:p>
     <w:p>
@@ -14688,27 +15628,47 @@
           <w:b w:val="0"/>
           <w:sz w:val="20"/>
         </w:rPr>
-        <w:t>Confirm a confirmation dialog appears explaining the document will be soft-deleted but can be restored.</w:t>
-      </w:r>
-    </w:p>
-    <w:p>
-      <w:pPr>
-        <w:spacing w:after="40"/>
-        <w:ind w:left="425" w:hanging="255"/>
-      </w:pPr>
-      <w:r>
-        <w:rPr>
-          <w:b w:val="0"/>
-          <w:sz w:val="20"/>
-        </w:rPr>
-        <w:t xml:space="preserve">-  </w:t>
-      </w:r>
-      <w:r>
-        <w:rPr>
-          <w:b w:val="0"/>
-          <w:sz w:val="20"/>
-        </w:rPr>
-        <w:t>Click Archive and confirm the document disappears from the list and a toast confirms.</w:t>
+        <w:t>Confirm a confirmation dialog appears explaining the document will be archived and can be restored by an authorized user.</w:t>
+      </w:r>
+    </w:p>
+    <w:p>
+      <w:pPr>
+        <w:spacing w:after="40"/>
+        <w:ind w:left="425" w:hanging="255"/>
+      </w:pPr>
+      <w:r>
+        <w:rPr>
+          <w:b w:val="0"/>
+          <w:sz w:val="20"/>
+        </w:rPr>
+        <w:t xml:space="preserve">-  </w:t>
+      </w:r>
+      <w:r>
+        <w:rPr>
+          <w:b w:val="0"/>
+          <w:sz w:val="20"/>
+        </w:rPr>
+        <w:t>Click Archive and confirm the document leaves the list.</w:t>
+      </w:r>
+    </w:p>
+    <w:p>
+      <w:pPr>
+        <w:spacing w:after="40"/>
+        <w:ind w:left="425" w:hanging="255"/>
+      </w:pPr>
+      <w:r>
+        <w:rPr>
+          <w:b w:val="0"/>
+          <w:sz w:val="20"/>
+        </w:rPr>
+        <w:t xml:space="preserve">-  </w:t>
+      </w:r>
+      <w:r>
+        <w:rPr>
+          <w:b w:val="0"/>
+          <w:sz w:val="20"/>
+        </w:rPr>
+        <w:t>Open the Restore Archived panel (test 27.13) and confirm the document appears there, ready to bring back.</w:t>
       </w:r>
     </w:p>
     <w:p>
@@ -14766,6 +15726,26 @@
     </w:p>
     <w:p>
       <w:pPr>
+        <w:spacing w:after="40"/>
+        <w:ind w:left="425" w:hanging="255"/>
+      </w:pPr>
+      <w:r>
+        <w:rPr>
+          <w:b w:val="0"/>
+          <w:sz w:val="20"/>
+        </w:rPr>
+        <w:t xml:space="preserve">-  </w:t>
+      </w:r>
+      <w:r>
+        <w:rPr>
+          <w:b w:val="0"/>
+          <w:sz w:val="20"/>
+        </w:rPr>
+        <w:t>The Restore Archived panel always shows recently archived documents, so an accidental archive can be undone from there.</w:t>
+      </w:r>
+    </w:p>
+    <w:p>
+      <w:pPr>
         <w:spacing w:before="200" w:after="60"/>
       </w:pPr>
       <w:r>
@@ -14794,27 +15774,47 @@
           <w:b w:val="0"/>
           <w:sz w:val="20"/>
         </w:rPr>
-        <w:t>Add a 'Restore archived' area for admins to undo accidental archives.</w:t>
-      </w:r>
-    </w:p>
-    <w:p>
-      <w:pPr>
-        <w:spacing w:after="40"/>
-        <w:ind w:left="425" w:hanging="255"/>
-      </w:pPr>
-      <w:r>
-        <w:rPr>
-          <w:b w:val="0"/>
-          <w:sz w:val="20"/>
-        </w:rPr>
-        <w:t xml:space="preserve">-  </w:t>
-      </w:r>
-      <w:r>
-        <w:rPr>
-          <w:b w:val="0"/>
-          <w:sz w:val="20"/>
-        </w:rPr>
-        <w:t>Show an Undo toast right after archive so a single click can reverse it.</w:t>
+        <w:t>Add a one-click Undo button on the toast right after archive so the user does not have to open the Restore Archived panel for a fresh mistake.</w:t>
+      </w:r>
+    </w:p>
+    <w:p>
+      <w:pPr>
+        <w:spacing w:after="40"/>
+        <w:ind w:left="425" w:hanging="255"/>
+      </w:pPr>
+      <w:r>
+        <w:rPr>
+          <w:b w:val="0"/>
+          <w:sz w:val="20"/>
+        </w:rPr>
+        <w:t xml:space="preserve">-  </w:t>
+      </w:r>
+      <w:r>
+        <w:rPr>
+          <w:b w:val="0"/>
+          <w:sz w:val="20"/>
+        </w:rPr>
+        <w:t>Allow batch archive of several documents at once.</w:t>
+      </w:r>
+    </w:p>
+    <w:p>
+      <w:pPr>
+        <w:spacing w:after="40"/>
+        <w:ind w:left="425" w:hanging="255"/>
+      </w:pPr>
+      <w:r>
+        <w:rPr>
+          <w:b w:val="0"/>
+          <w:sz w:val="20"/>
+        </w:rPr>
+        <w:t xml:space="preserve">-  </w:t>
+      </w:r>
+      <w:r>
+        <w:rPr>
+          <w:b w:val="0"/>
+          <w:sz w:val="20"/>
+        </w:rPr>
+        <w:t>Auto-clean documents that have been archived for over 90 days, with an admin warning two weeks before.</w:t>
       </w:r>
     </w:p>
     <w:p>
@@ -14980,67 +15980,187 @@
           <w:b w:val="0"/>
           <w:sz w:val="20"/>
         </w:rPr>
-        <w:t>Sign in as Team Lead, Admin, or any other internal role and click Deletion Queue in the page header.</w:t>
-      </w:r>
-    </w:p>
-    <w:p>
-      <w:pPr>
-        <w:spacing w:after="40"/>
-        <w:ind w:left="425" w:hanging="255"/>
-      </w:pPr>
-      <w:r>
-        <w:rPr>
-          <w:b w:val="0"/>
-          <w:sz w:val="20"/>
-        </w:rPr>
-        <w:t xml:space="preserve">-  </w:t>
-      </w:r>
-      <w:r>
-        <w:rPr>
-          <w:b w:val="0"/>
-          <w:sz w:val="20"/>
-        </w:rPr>
-        <w:t>Review each pending request — confirm you can see the document name, the reason given by the requester, and an optional decision-notes field.</w:t>
-      </w:r>
-    </w:p>
-    <w:p>
-      <w:pPr>
-        <w:spacing w:after="40"/>
-        <w:ind w:left="425" w:hanging="255"/>
-      </w:pPr>
-      <w:r>
-        <w:rPr>
-          <w:b w:val="0"/>
-          <w:sz w:val="20"/>
-        </w:rPr>
-        <w:t xml:space="preserve">-  </w:t>
-      </w:r>
-      <w:r>
-        <w:rPr>
-          <w:b w:val="0"/>
-          <w:sz w:val="20"/>
-        </w:rPr>
-        <w:t>Approve one request and confirm a toast reports the document is archived.</w:t>
-      </w:r>
-    </w:p>
-    <w:p>
-      <w:pPr>
-        <w:spacing w:after="40"/>
-        <w:ind w:left="425" w:hanging="255"/>
-      </w:pPr>
-      <w:r>
-        <w:rPr>
-          <w:b w:val="0"/>
-          <w:sz w:val="20"/>
-        </w:rPr>
-        <w:t xml:space="preserve">-  </w:t>
-      </w:r>
-      <w:r>
-        <w:rPr>
-          <w:b w:val="0"/>
-          <w:sz w:val="20"/>
-        </w:rPr>
-        <w:t>Reject another request and confirm the toast reports the document stays active.</w:t>
+        <w:t>Sign in as Team Lead, Admin, or any other internal role.</w:t>
+      </w:r>
+    </w:p>
+    <w:p>
+      <w:pPr>
+        <w:spacing w:after="40"/>
+        <w:ind w:left="425" w:hanging="255"/>
+      </w:pPr>
+      <w:r>
+        <w:rPr>
+          <w:b w:val="0"/>
+          <w:sz w:val="20"/>
+        </w:rPr>
+        <w:t xml:space="preserve">-  </w:t>
+      </w:r>
+      <w:r>
+        <w:rPr>
+          <w:b w:val="0"/>
+          <w:sz w:val="20"/>
+        </w:rPr>
+        <w:t>If no clients have flagged anything yet, confirm the Deletion Queue button is not shown at all (the header stays clean).</w:t>
+      </w:r>
+    </w:p>
+    <w:p>
+      <w:pPr>
+        <w:spacing w:after="40"/>
+        <w:ind w:left="425" w:hanging="255"/>
+      </w:pPr>
+      <w:r>
+        <w:rPr>
+          <w:b w:val="0"/>
+          <w:sz w:val="20"/>
+        </w:rPr>
+        <w:t xml:space="preserve">-  </w:t>
+      </w:r>
+      <w:r>
+        <w:rPr>
+          <w:b w:val="0"/>
+          <w:sz w:val="20"/>
+        </w:rPr>
+        <w:t>When at least one document has been flagged for deletion (use 27.15 to flag one as a client / FSBO customer), confirm the Deletion Queue button now appears in the page header with a small number badge showing how many requests are waiting.</w:t>
+      </w:r>
+    </w:p>
+    <w:p>
+      <w:pPr>
+        <w:spacing w:after="40"/>
+        <w:ind w:left="425" w:hanging="255"/>
+      </w:pPr>
+      <w:r>
+        <w:rPr>
+          <w:b w:val="0"/>
+          <w:sz w:val="20"/>
+        </w:rPr>
+        <w:t xml:space="preserve">-  </w:t>
+      </w:r>
+      <w:r>
+        <w:rPr>
+          <w:b w:val="0"/>
+          <w:sz w:val="20"/>
+        </w:rPr>
+        <w:t>Confirm you also see flagged documents inside the AI Priority list as 'Review deletion request' items, with higher importance if the document has already been signed.</w:t>
+      </w:r>
+    </w:p>
+    <w:p>
+      <w:pPr>
+        <w:spacing w:after="40"/>
+        <w:ind w:left="425" w:hanging="255"/>
+      </w:pPr>
+      <w:r>
+        <w:rPr>
+          <w:b w:val="0"/>
+          <w:sz w:val="20"/>
+        </w:rPr>
+        <w:t xml:space="preserve">-  </w:t>
+      </w:r>
+      <w:r>
+        <w:rPr>
+          <w:b w:val="0"/>
+          <w:sz w:val="20"/>
+        </w:rPr>
+        <w:t>Click Deletion Queue. Review each pending request — confirm you can see the document name, the reason given by the requester, and a decision-notes field.</w:t>
+      </w:r>
+    </w:p>
+    <w:p>
+      <w:pPr>
+        <w:spacing w:after="40"/>
+        <w:ind w:left="425" w:hanging="255"/>
+      </w:pPr>
+      <w:r>
+        <w:rPr>
+          <w:b w:val="0"/>
+          <w:sz w:val="20"/>
+        </w:rPr>
+        <w:t xml:space="preserve">-  </w:t>
+      </w:r>
+      <w:r>
+        <w:rPr>
+          <w:b w:val="0"/>
+          <w:sz w:val="20"/>
+        </w:rPr>
+        <w:t>Click Approve on one request. Confirm a clear confirmation window opens before anything is archived. If the document was signed, confirm the warning says so explicitly. Click Archive document to confirm.</w:t>
+      </w:r>
+    </w:p>
+    <w:p>
+      <w:pPr>
+        <w:spacing w:after="40"/>
+        <w:ind w:left="425" w:hanging="255"/>
+      </w:pPr>
+      <w:r>
+        <w:rPr>
+          <w:b w:val="0"/>
+          <w:sz w:val="20"/>
+        </w:rPr>
+        <w:t xml:space="preserve">-  </w:t>
+      </w:r>
+      <w:r>
+        <w:rPr>
+          <w:b w:val="0"/>
+          <w:sz w:val="20"/>
+        </w:rPr>
+        <w:t>Click Reject on another request without typing a reason. Confirm you are blocked with a clear 'please enter a reason' message — Reject requires a reason so the requester knows why their request was turned down.</w:t>
+      </w:r>
+    </w:p>
+    <w:p>
+      <w:pPr>
+        <w:spacing w:after="40"/>
+        <w:ind w:left="425" w:hanging="255"/>
+      </w:pPr>
+      <w:r>
+        <w:rPr>
+          <w:b w:val="0"/>
+          <w:sz w:val="20"/>
+        </w:rPr>
+        <w:t xml:space="preserve">-  </w:t>
+      </w:r>
+      <w:r>
+        <w:rPr>
+          <w:b w:val="0"/>
+          <w:sz w:val="20"/>
+        </w:rPr>
+        <w:t>Add a reason and click Reject. Confirm the document stays in place and the request is closed.</w:t>
+      </w:r>
+    </w:p>
+    <w:p>
+      <w:pPr>
+        <w:spacing w:after="40"/>
+        <w:ind w:left="425" w:hanging="255"/>
+      </w:pPr>
+      <w:r>
+        <w:rPr>
+          <w:b w:val="0"/>
+          <w:sz w:val="20"/>
+        </w:rPr>
+        <w:t xml:space="preserve">-  </w:t>
+      </w:r>
+      <w:r>
+        <w:rPr>
+          <w:b w:val="0"/>
+          <w:sz w:val="20"/>
+        </w:rPr>
+        <w:t>Sign in as the original requester (the client / FSBO / vendor who flagged the document). Confirm they receive an in-app notification AND an email telling them the decision and the reviewer's reason.</w:t>
+      </w:r>
+    </w:p>
+    <w:p>
+      <w:pPr>
+        <w:spacing w:after="40"/>
+        <w:ind w:left="425" w:hanging="255"/>
+      </w:pPr>
+      <w:r>
+        <w:rPr>
+          <w:b w:val="0"/>
+          <w:sz w:val="20"/>
+        </w:rPr>
+        <w:t xml:space="preserve">-  </w:t>
+      </w:r>
+      <w:r>
+        <w:rPr>
+          <w:b w:val="0"/>
+          <w:sz w:val="20"/>
+        </w:rPr>
+        <w:t>Try to approve deletion of a document that has an envelope already sent for signature. Confirm the system blocks it with a message telling you to void the envelope first.</w:t>
       </w:r>
     </w:p>
     <w:p>
@@ -15073,47 +16193,67 @@
           <w:b w:val="0"/>
           <w:sz w:val="20"/>
         </w:rPr>
-        <w:t>Every flagged request from a client / FSBO / vendor appears here for an internal reviewer.</w:t>
-      </w:r>
-    </w:p>
-    <w:p>
-      <w:pPr>
-        <w:spacing w:after="40"/>
-        <w:ind w:left="425" w:hanging="255"/>
-      </w:pPr>
-      <w:r>
-        <w:rPr>
-          <w:b w:val="0"/>
-          <w:sz w:val="20"/>
-        </w:rPr>
-        <w:t xml:space="preserve">-  </w:t>
-      </w:r>
-      <w:r>
-        <w:rPr>
-          <w:b w:val="0"/>
-          <w:sz w:val="20"/>
-        </w:rPr>
-        <w:t>Approve archives the document. Reject leaves it in place.</w:t>
-      </w:r>
-    </w:p>
-    <w:p>
-      <w:pPr>
-        <w:spacing w:after="40"/>
-        <w:ind w:left="425" w:hanging="255"/>
-      </w:pPr>
-      <w:r>
-        <w:rPr>
-          <w:b w:val="0"/>
-          <w:sz w:val="20"/>
-        </w:rPr>
-        <w:t xml:space="preserve">-  </w:t>
-      </w:r>
-      <w:r>
-        <w:rPr>
-          <w:b w:val="0"/>
-          <w:sz w:val="20"/>
-        </w:rPr>
-        <w:t>Both decisions are recorded for audit.</w:t>
+        <w:t>Every flagged request from a client / FSBO / vendor appears here for an internal reviewer, and also as a priority item in the AI Priority list so it cannot be missed.</w:t>
+      </w:r>
+    </w:p>
+    <w:p>
+      <w:pPr>
+        <w:spacing w:after="40"/>
+        <w:ind w:left="425" w:hanging="255"/>
+      </w:pPr>
+      <w:r>
+        <w:rPr>
+          <w:b w:val="0"/>
+          <w:sz w:val="20"/>
+        </w:rPr>
+        <w:t xml:space="preserve">-  </w:t>
+      </w:r>
+      <w:r>
+        <w:rPr>
+          <w:b w:val="0"/>
+          <w:sz w:val="20"/>
+        </w:rPr>
+        <w:t>The button only shows up when there is work to do — the badge tells you how many requests are waiting.</w:t>
+      </w:r>
+    </w:p>
+    <w:p>
+      <w:pPr>
+        <w:spacing w:after="40"/>
+        <w:ind w:left="425" w:hanging="255"/>
+      </w:pPr>
+      <w:r>
+        <w:rPr>
+          <w:b w:val="0"/>
+          <w:sz w:val="20"/>
+        </w:rPr>
+        <w:t xml:space="preserve">-  </w:t>
+      </w:r>
+      <w:r>
+        <w:rPr>
+          <w:b w:val="0"/>
+          <w:sz w:val="20"/>
+        </w:rPr>
+        <w:t>Approve always requires an explicit confirmation step. Reject always requires a reason.</w:t>
+      </w:r>
+    </w:p>
+    <w:p>
+      <w:pPr>
+        <w:spacing w:after="40"/>
+        <w:ind w:left="425" w:hanging="255"/>
+      </w:pPr>
+      <w:r>
+        <w:rPr>
+          <w:b w:val="0"/>
+          <w:sz w:val="20"/>
+        </w:rPr>
+        <w:t xml:space="preserve">-  </w:t>
+      </w:r>
+      <w:r>
+        <w:rPr>
+          <w:b w:val="0"/>
+          <w:sz w:val="20"/>
+        </w:rPr>
+        <w:t>Both decisions are recorded for audit, and the requester always hears back by notification and email.</w:t>
       </w:r>
     </w:p>
     <w:p>
@@ -15146,27 +16286,27 @@
           <w:b w:val="0"/>
           <w:sz w:val="20"/>
         </w:rPr>
-        <w:t>Email the original requester automatically when a decision is made.</w:t>
-      </w:r>
-    </w:p>
-    <w:p>
-      <w:pPr>
-        <w:spacing w:after="40"/>
-        <w:ind w:left="425" w:hanging="255"/>
-      </w:pPr>
-      <w:r>
-        <w:rPr>
-          <w:b w:val="0"/>
-          <w:sz w:val="20"/>
-        </w:rPr>
-        <w:t xml:space="preserve">-  </w:t>
-      </w:r>
-      <w:r>
-        <w:rPr>
-          <w:b w:val="0"/>
-          <w:sz w:val="20"/>
-        </w:rPr>
         <w:t>Add bulk approve / bulk reject for high-volume cleanup.</w:t>
+      </w:r>
+    </w:p>
+    <w:p>
+      <w:pPr>
+        <w:spacing w:after="40"/>
+        <w:ind w:left="425" w:hanging="255"/>
+      </w:pPr>
+      <w:r>
+        <w:rPr>
+          <w:b w:val="0"/>
+          <w:sz w:val="20"/>
+        </w:rPr>
+        <w:t xml:space="preserve">-  </w:t>
+      </w:r>
+      <w:r>
+        <w:rPr>
+          <w:b w:val="0"/>
+          <w:sz w:val="20"/>
+        </w:rPr>
+        <w:t>Show the requester their previous flag history if they have flagged several documents in a short period.</w:t>
       </w:r>
     </w:p>
     <w:p>
@@ -15519,6 +16659,1322 @@
           <w:sz w:val="20"/>
         </w:rPr>
         <w:t>Detect popup-blocked browsers up front and offer a redirect flow instead.</w:t>
+      </w:r>
+    </w:p>
+    <w:p>
+      <w:pPr>
+        <w:spacing w:before="200" w:after="60"/>
+      </w:pPr>
+      <w:r>
+        <w:rPr>
+          <w:b/>
+          <w:color w:val="C0504D"/>
+          <w:sz w:val="22"/>
+        </w:rPr>
+        <w:t>Feedback</w:t>
+      </w:r>
+    </w:p>
+    <w:p>
+      <w:pPr>
+        <w:spacing w:after="80"/>
+      </w:pPr>
+      <w:r>
+        <w:rPr>
+          <w:i/>
+          <w:color w:val="555555"/>
+          <w:sz w:val="18"/>
+        </w:rPr>
+        <w:t>Please note below: Status (Pass / Fail / Needs Work), any comments or issues you hit, and your priority for the improvement ideas above (High / Medium / Low / Skip).</w:t>
+      </w:r>
+    </w:p>
+    <w:p>
+      <w:pPr>
+        <w:spacing w:after="120"/>
+      </w:pPr>
+      <w:r>
+        <w:rPr>
+          <w:color w:val="BBBBBB"/>
+          <w:sz w:val="20"/>
+        </w:rPr>
+        <w:t>__________________________________________________________________________________________</w:t>
+      </w:r>
+    </w:p>
+    <w:p>
+      <w:pPr>
+        <w:spacing w:after="120"/>
+      </w:pPr>
+      <w:r>
+        <w:rPr>
+          <w:color w:val="BBBBBB"/>
+          <w:sz w:val="20"/>
+        </w:rPr>
+        <w:t>__________________________________________________________________________________________</w:t>
+      </w:r>
+    </w:p>
+    <w:p>
+      <w:pPr>
+        <w:spacing w:after="120"/>
+      </w:pPr>
+      <w:r>
+        <w:rPr>
+          <w:color w:val="BBBBBB"/>
+          <w:sz w:val="20"/>
+        </w:rPr>
+        <w:t>__________________________________________________________________________________________</w:t>
+      </w:r>
+    </w:p>
+    <w:p>
+      <w:pPr>
+        <w:spacing w:after="120"/>
+      </w:pPr>
+      <w:r>
+        <w:rPr>
+          <w:color w:val="BBBBBB"/>
+          <w:sz w:val="20"/>
+        </w:rPr>
+        <w:t>__________________________________________________________________________________________</w:t>
+      </w:r>
+    </w:p>
+    <w:p>
+      <w:pPr>
+        <w:spacing w:after="120"/>
+      </w:pPr>
+      <w:r>
+        <w:rPr>
+          <w:color w:val="BBBBBB"/>
+          <w:sz w:val="20"/>
+        </w:rPr>
+        <w:t>__________________________________________________________________________________________</w:t>
+      </w:r>
+    </w:p>
+    <w:p>
+      <w:pPr>
+        <w:spacing w:after="120"/>
+      </w:pPr>
+      <w:r>
+        <w:rPr>
+          <w:color w:val="BBBBBB"/>
+          <w:sz w:val="20"/>
+        </w:rPr>
+        <w:t>__________________________________________________________________________________________</w:t>
+      </w:r>
+    </w:p>
+    <w:p/>
+    <w:p>
+      <w:pPr>
+        <w:pStyle w:val="Heading2"/>
+        <w:spacing w:after="80" w:before="280"/>
+      </w:pPr>
+      <w:r>
+        <w:t>27.13. All Documents — Restore Archived</w:t>
+      </w:r>
+    </w:p>
+    <w:p>
+      <w:pPr>
+        <w:spacing w:before="200" w:after="60"/>
+      </w:pPr>
+      <w:r>
+        <w:rPr>
+          <w:b/>
+          <w:color w:val="1F3A5F"/>
+          <w:sz w:val="22"/>
+        </w:rPr>
+        <w:t>Route / Location</w:t>
+      </w:r>
+    </w:p>
+    <w:p>
+      <w:pPr>
+        <w:spacing w:after="40"/>
+      </w:pPr>
+      <w:r>
+        <w:rPr>
+          <w:b w:val="0"/>
+          <w:sz w:val="20"/>
+        </w:rPr>
+        <w:t>'Restore archived' button in the page header on /documents (internal roles only)</w:t>
+      </w:r>
+    </w:p>
+    <w:p>
+      <w:pPr>
+        <w:spacing w:before="200" w:after="60"/>
+      </w:pPr>
+      <w:r>
+        <w:rPr>
+          <w:b/>
+          <w:color w:val="1F3A5F"/>
+          <w:sz w:val="22"/>
+        </w:rPr>
+        <w:t>How To Test</w:t>
+      </w:r>
+    </w:p>
+    <w:p>
+      <w:pPr>
+        <w:spacing w:after="40"/>
+        <w:ind w:left="425" w:hanging="255"/>
+      </w:pPr>
+      <w:r>
+        <w:rPr>
+          <w:b w:val="0"/>
+          <w:sz w:val="20"/>
+        </w:rPr>
+        <w:t xml:space="preserve">-  </w:t>
+      </w:r>
+      <w:r>
+        <w:rPr>
+          <w:b w:val="0"/>
+          <w:sz w:val="20"/>
+        </w:rPr>
+        <w:t>Archive one or two documents from the three-dot menu on a row (see test 27.10).</w:t>
+      </w:r>
+    </w:p>
+    <w:p>
+      <w:pPr>
+        <w:spacing w:after="40"/>
+        <w:ind w:left="425" w:hanging="255"/>
+      </w:pPr>
+      <w:r>
+        <w:rPr>
+          <w:b w:val="0"/>
+          <w:sz w:val="20"/>
+        </w:rPr>
+        <w:t xml:space="preserve">-  </w:t>
+      </w:r>
+      <w:r>
+        <w:rPr>
+          <w:b w:val="0"/>
+          <w:sz w:val="20"/>
+        </w:rPr>
+        <w:t>Click the Restore archived button in the page header (it sits next to Send for Sig and Upload).</w:t>
+      </w:r>
+    </w:p>
+    <w:p>
+      <w:pPr>
+        <w:spacing w:after="40"/>
+        <w:ind w:left="425" w:hanging="255"/>
+      </w:pPr>
+      <w:r>
+        <w:rPr>
+          <w:b w:val="0"/>
+          <w:sz w:val="20"/>
+        </w:rPr>
+        <w:t xml:space="preserve">-  </w:t>
+      </w:r>
+      <w:r>
+        <w:rPr>
+          <w:b w:val="0"/>
+          <w:sz w:val="20"/>
+        </w:rPr>
+        <w:t>Confirm a panel opens listing recently archived documents.</w:t>
+      </w:r>
+    </w:p>
+    <w:p>
+      <w:pPr>
+        <w:spacing w:after="40"/>
+        <w:ind w:left="425" w:hanging="255"/>
+      </w:pPr>
+      <w:r>
+        <w:rPr>
+          <w:b w:val="0"/>
+          <w:sz w:val="20"/>
+        </w:rPr>
+        <w:t xml:space="preserve">-  </w:t>
+      </w:r>
+      <w:r>
+        <w:rPr>
+          <w:b w:val="0"/>
+          <w:sz w:val="20"/>
+        </w:rPr>
+        <w:t>Confirm each row shows the document name and the date it was archived.</w:t>
+      </w:r>
+    </w:p>
+    <w:p>
+      <w:pPr>
+        <w:spacing w:after="40"/>
+        <w:ind w:left="425" w:hanging="255"/>
+      </w:pPr>
+      <w:r>
+        <w:rPr>
+          <w:b w:val="0"/>
+          <w:sz w:val="20"/>
+        </w:rPr>
+        <w:t xml:space="preserve">-  </w:t>
+      </w:r>
+      <w:r>
+        <w:rPr>
+          <w:b w:val="0"/>
+          <w:sz w:val="20"/>
+        </w:rPr>
+        <w:t>Click Restore on a row. Confirm the document comes back to the active list and the row leaves the Restore Archived panel.</w:t>
+      </w:r>
+    </w:p>
+    <w:p>
+      <w:pPr>
+        <w:spacing w:before="200" w:after="60"/>
+      </w:pPr>
+      <w:r>
+        <w:rPr>
+          <w:b/>
+          <w:color w:val="1F3A5F"/>
+          <w:sz w:val="22"/>
+        </w:rPr>
+        <w:t>Expected Result</w:t>
+      </w:r>
+    </w:p>
+    <w:p>
+      <w:pPr>
+        <w:spacing w:after="40"/>
+        <w:ind w:left="425" w:hanging="255"/>
+      </w:pPr>
+      <w:r>
+        <w:rPr>
+          <w:b w:val="0"/>
+          <w:sz w:val="20"/>
+        </w:rPr>
+        <w:t xml:space="preserve">-  </w:t>
+      </w:r>
+      <w:r>
+        <w:rPr>
+          <w:b w:val="0"/>
+          <w:sz w:val="20"/>
+        </w:rPr>
+        <w:t>Recently archived documents can be restored from this panel without contacting an admin.</w:t>
+      </w:r>
+    </w:p>
+    <w:p>
+      <w:pPr>
+        <w:spacing w:after="40"/>
+        <w:ind w:left="425" w:hanging="255"/>
+      </w:pPr>
+      <w:r>
+        <w:rPr>
+          <w:b w:val="0"/>
+          <w:sz w:val="20"/>
+        </w:rPr>
+        <w:t xml:space="preserve">-  </w:t>
+      </w:r>
+      <w:r>
+        <w:rPr>
+          <w:b w:val="0"/>
+          <w:sz w:val="20"/>
+        </w:rPr>
+        <w:t>Restoring a document brings it back exactly where it was — same transaction, same version history.</w:t>
+      </w:r>
+    </w:p>
+    <w:p>
+      <w:pPr>
+        <w:spacing w:before="200" w:after="60"/>
+      </w:pPr>
+      <w:r>
+        <w:rPr>
+          <w:b/>
+          <w:color w:val="1F3A5F"/>
+          <w:sz w:val="22"/>
+        </w:rPr>
+        <w:t>Future Improvement Suggestions</w:t>
+      </w:r>
+    </w:p>
+    <w:p>
+      <w:pPr>
+        <w:spacing w:after="40"/>
+        <w:ind w:left="425" w:hanging="255"/>
+      </w:pPr>
+      <w:r>
+        <w:rPr>
+          <w:b w:val="0"/>
+          <w:sz w:val="20"/>
+        </w:rPr>
+        <w:t xml:space="preserve">-  </w:t>
+      </w:r>
+      <w:r>
+        <w:rPr>
+          <w:b w:val="0"/>
+          <w:sz w:val="20"/>
+        </w:rPr>
+        <w:t>Show who archived the document and the reason, so the reviewer can decide whether to restore.</w:t>
+      </w:r>
+    </w:p>
+    <w:p>
+      <w:pPr>
+        <w:spacing w:after="40"/>
+        <w:ind w:left="425" w:hanging="255"/>
+      </w:pPr>
+      <w:r>
+        <w:rPr>
+          <w:b w:val="0"/>
+          <w:sz w:val="20"/>
+        </w:rPr>
+        <w:t xml:space="preserve">-  </w:t>
+      </w:r>
+      <w:r>
+        <w:rPr>
+          <w:b w:val="0"/>
+          <w:sz w:val="20"/>
+        </w:rPr>
+        <w:t>Allow searching the panel by document name or transaction address for tenants with a lot of archived documents.</w:t>
+      </w:r>
+    </w:p>
+    <w:p>
+      <w:pPr>
+        <w:spacing w:after="40"/>
+        <w:ind w:left="425" w:hanging="255"/>
+      </w:pPr>
+      <w:r>
+        <w:rPr>
+          <w:b w:val="0"/>
+          <w:sz w:val="20"/>
+        </w:rPr>
+        <w:t xml:space="preserve">-  </w:t>
+      </w:r>
+      <w:r>
+        <w:rPr>
+          <w:b w:val="0"/>
+          <w:sz w:val="20"/>
+        </w:rPr>
+        <w:t>Add a 'Restored by' note to the document's history so the audit trail is complete.</w:t>
+      </w:r>
+    </w:p>
+    <w:p>
+      <w:pPr>
+        <w:spacing w:before="200" w:after="60"/>
+      </w:pPr>
+      <w:r>
+        <w:rPr>
+          <w:b/>
+          <w:color w:val="C0504D"/>
+          <w:sz w:val="22"/>
+        </w:rPr>
+        <w:t>Feedback</w:t>
+      </w:r>
+    </w:p>
+    <w:p>
+      <w:pPr>
+        <w:spacing w:after="80"/>
+      </w:pPr>
+      <w:r>
+        <w:rPr>
+          <w:i/>
+          <w:color w:val="555555"/>
+          <w:sz w:val="18"/>
+        </w:rPr>
+        <w:t>Please note below: Status (Pass / Fail / Needs Work), any comments or issues you hit, and your priority for the improvement ideas above (High / Medium / Low / Skip).</w:t>
+      </w:r>
+    </w:p>
+    <w:p>
+      <w:pPr>
+        <w:spacing w:after="120"/>
+      </w:pPr>
+      <w:r>
+        <w:rPr>
+          <w:color w:val="BBBBBB"/>
+          <w:sz w:val="20"/>
+        </w:rPr>
+        <w:t>__________________________________________________________________________________________</w:t>
+      </w:r>
+    </w:p>
+    <w:p>
+      <w:pPr>
+        <w:spacing w:after="120"/>
+      </w:pPr>
+      <w:r>
+        <w:rPr>
+          <w:color w:val="BBBBBB"/>
+          <w:sz w:val="20"/>
+        </w:rPr>
+        <w:t>__________________________________________________________________________________________</w:t>
+      </w:r>
+    </w:p>
+    <w:p>
+      <w:pPr>
+        <w:spacing w:after="120"/>
+      </w:pPr>
+      <w:r>
+        <w:rPr>
+          <w:color w:val="BBBBBB"/>
+          <w:sz w:val="20"/>
+        </w:rPr>
+        <w:t>__________________________________________________________________________________________</w:t>
+      </w:r>
+    </w:p>
+    <w:p>
+      <w:pPr>
+        <w:spacing w:after="120"/>
+      </w:pPr>
+      <w:r>
+        <w:rPr>
+          <w:color w:val="BBBBBB"/>
+          <w:sz w:val="20"/>
+        </w:rPr>
+        <w:t>__________________________________________________________________________________________</w:t>
+      </w:r>
+    </w:p>
+    <w:p>
+      <w:pPr>
+        <w:spacing w:after="120"/>
+      </w:pPr>
+      <w:r>
+        <w:rPr>
+          <w:color w:val="BBBBBB"/>
+          <w:sz w:val="20"/>
+        </w:rPr>
+        <w:t>__________________________________________________________________________________________</w:t>
+      </w:r>
+    </w:p>
+    <w:p>
+      <w:pPr>
+        <w:spacing w:after="120"/>
+      </w:pPr>
+      <w:r>
+        <w:rPr>
+          <w:color w:val="BBBBBB"/>
+          <w:sz w:val="20"/>
+        </w:rPr>
+        <w:t>__________________________________________________________________________________________</w:t>
+      </w:r>
+    </w:p>
+    <w:p/>
+    <w:p>
+      <w:pPr>
+        <w:pStyle w:val="Heading2"/>
+        <w:spacing w:after="80" w:before="280"/>
+      </w:pPr>
+      <w:r>
+        <w:t>27.14. All Documents — Bulk actions on the Missing tab</w:t>
+      </w:r>
+    </w:p>
+    <w:p>
+      <w:pPr>
+        <w:spacing w:before="200" w:after="60"/>
+      </w:pPr>
+      <w:r>
+        <w:rPr>
+          <w:b/>
+          <w:color w:val="1F3A5F"/>
+          <w:sz w:val="22"/>
+        </w:rPr>
+        <w:t>Route / Location</w:t>
+      </w:r>
+    </w:p>
+    <w:p>
+      <w:pPr>
+        <w:spacing w:after="40"/>
+      </w:pPr>
+      <w:r>
+        <w:rPr>
+          <w:b w:val="0"/>
+          <w:sz w:val="20"/>
+        </w:rPr>
+        <w:t>/documents (Missing tab)</w:t>
+      </w:r>
+    </w:p>
+    <w:p>
+      <w:pPr>
+        <w:spacing w:before="200" w:after="60"/>
+      </w:pPr>
+      <w:r>
+        <w:rPr>
+          <w:b/>
+          <w:color w:val="1F3A5F"/>
+          <w:sz w:val="22"/>
+        </w:rPr>
+        <w:t>How To Test</w:t>
+      </w:r>
+    </w:p>
+    <w:p>
+      <w:pPr>
+        <w:spacing w:after="40"/>
+        <w:ind w:left="425" w:hanging="255"/>
+      </w:pPr>
+      <w:r>
+        <w:rPr>
+          <w:b w:val="0"/>
+          <w:sz w:val="20"/>
+        </w:rPr>
+        <w:t xml:space="preserve">-  </w:t>
+      </w:r>
+      <w:r>
+        <w:rPr>
+          <w:b w:val="0"/>
+          <w:sz w:val="20"/>
+        </w:rPr>
+        <w:t>Open the Missing tab. Each row should have a small checkbox at the left edge.</w:t>
+      </w:r>
+    </w:p>
+    <w:p>
+      <w:pPr>
+        <w:spacing w:after="40"/>
+        <w:ind w:left="425" w:hanging="255"/>
+      </w:pPr>
+      <w:r>
+        <w:rPr>
+          <w:b w:val="0"/>
+          <w:sz w:val="20"/>
+        </w:rPr>
+        <w:t xml:space="preserve">-  </w:t>
+      </w:r>
+      <w:r>
+        <w:rPr>
+          <w:b w:val="0"/>
+          <w:sz w:val="20"/>
+        </w:rPr>
+        <w:t>Tick the checkboxes on two or three rows. A bulk-action bar should appear above the list showing 'N items selected'.</w:t>
+      </w:r>
+    </w:p>
+    <w:p>
+      <w:pPr>
+        <w:spacing w:after="40"/>
+        <w:ind w:left="425" w:hanging="255"/>
+      </w:pPr>
+      <w:r>
+        <w:rPr>
+          <w:b w:val="0"/>
+          <w:sz w:val="20"/>
+        </w:rPr>
+        <w:t xml:space="preserve">-  </w:t>
+      </w:r>
+      <w:r>
+        <w:rPr>
+          <w:b w:val="0"/>
+          <w:sz w:val="20"/>
+        </w:rPr>
+        <w:t>From the bulk-action bar click Mark N/A. Confirm all selected rows clear at once.</w:t>
+      </w:r>
+    </w:p>
+    <w:p>
+      <w:pPr>
+        <w:spacing w:after="40"/>
+        <w:ind w:left="425" w:hanging="255"/>
+      </w:pPr>
+      <w:r>
+        <w:rPr>
+          <w:b w:val="0"/>
+          <w:sz w:val="20"/>
+        </w:rPr>
+        <w:t xml:space="preserve">-  </w:t>
+      </w:r>
+      <w:r>
+        <w:rPr>
+          <w:b w:val="0"/>
+          <w:sz w:val="20"/>
+        </w:rPr>
+        <w:t>Select two or three more rows and click Request. Confirm a request email window opens for the first selected row (the system asks one recipient at a time — sending one email to several different recipients at once is not yet supported).</w:t>
+      </w:r>
+    </w:p>
+    <w:p>
+      <w:pPr>
+        <w:spacing w:after="40"/>
+        <w:ind w:left="425" w:hanging="255"/>
+      </w:pPr>
+      <w:r>
+        <w:rPr>
+          <w:b w:val="0"/>
+          <w:sz w:val="20"/>
+        </w:rPr>
+        <w:t xml:space="preserve">-  </w:t>
+      </w:r>
+      <w:r>
+        <w:rPr>
+          <w:b w:val="0"/>
+          <w:sz w:val="20"/>
+        </w:rPr>
+        <w:t>Select rows and click Upload / Assign. Confirm the Upload window opens with the first selected row's transaction and document type already filled in.</w:t>
+      </w:r>
+    </w:p>
+    <w:p>
+      <w:pPr>
+        <w:spacing w:after="40"/>
+        <w:ind w:left="425" w:hanging="255"/>
+      </w:pPr>
+      <w:r>
+        <w:rPr>
+          <w:b w:val="0"/>
+          <w:sz w:val="20"/>
+        </w:rPr>
+        <w:t xml:space="preserve">-  </w:t>
+      </w:r>
+      <w:r>
+        <w:rPr>
+          <w:b w:val="0"/>
+          <w:sz w:val="20"/>
+        </w:rPr>
+        <w:t>Click Clear on the bulk-action bar. Confirm the bar disappears and no rows stay selected.</w:t>
+      </w:r>
+    </w:p>
+    <w:p>
+      <w:pPr>
+        <w:spacing w:after="40"/>
+        <w:ind w:left="425" w:hanging="255"/>
+      </w:pPr>
+      <w:r>
+        <w:rPr>
+          <w:b w:val="0"/>
+          <w:sz w:val="20"/>
+        </w:rPr>
+        <w:t xml:space="preserve">-  </w:t>
+      </w:r>
+      <w:r>
+        <w:rPr>
+          <w:b w:val="0"/>
+          <w:sz w:val="20"/>
+        </w:rPr>
+        <w:t>Confirm the bulk-action bar is only shown when at least one row is selected — no checked rows, no bar.</w:t>
+      </w:r>
+    </w:p>
+    <w:p>
+      <w:pPr>
+        <w:spacing w:before="200" w:after="60"/>
+      </w:pPr>
+      <w:r>
+        <w:rPr>
+          <w:b/>
+          <w:color w:val="1F3A5F"/>
+          <w:sz w:val="22"/>
+        </w:rPr>
+        <w:t>Expected Result</w:t>
+      </w:r>
+    </w:p>
+    <w:p>
+      <w:pPr>
+        <w:spacing w:after="40"/>
+        <w:ind w:left="425" w:hanging="255"/>
+      </w:pPr>
+      <w:r>
+        <w:rPr>
+          <w:b w:val="0"/>
+          <w:sz w:val="20"/>
+        </w:rPr>
+        <w:t xml:space="preserve">-  </w:t>
+      </w:r>
+      <w:r>
+        <w:rPr>
+          <w:b w:val="0"/>
+          <w:sz w:val="20"/>
+        </w:rPr>
+        <w:t>Multi-select is only offered on the Missing tab — other tabs do not show row checkboxes.</w:t>
+      </w:r>
+    </w:p>
+    <w:p>
+      <w:pPr>
+        <w:spacing w:after="40"/>
+        <w:ind w:left="425" w:hanging="255"/>
+      </w:pPr>
+      <w:r>
+        <w:rPr>
+          <w:b w:val="0"/>
+          <w:sz w:val="20"/>
+        </w:rPr>
+        <w:t xml:space="preserve">-  </w:t>
+      </w:r>
+      <w:r>
+        <w:rPr>
+          <w:b w:val="0"/>
+          <w:sz w:val="20"/>
+        </w:rPr>
+        <w:t>Mark N/A runs on every selected row at once.</w:t>
+      </w:r>
+    </w:p>
+    <w:p>
+      <w:pPr>
+        <w:spacing w:after="40"/>
+        <w:ind w:left="425" w:hanging="255"/>
+      </w:pPr>
+      <w:r>
+        <w:rPr>
+          <w:b w:val="0"/>
+          <w:sz w:val="20"/>
+        </w:rPr>
+        <w:t xml:space="preserve">-  </w:t>
+      </w:r>
+      <w:r>
+        <w:rPr>
+          <w:b w:val="0"/>
+          <w:sz w:val="20"/>
+        </w:rPr>
+        <w:t>Request and Upload / Assign use the first selected row to pre-fill their modal — they do not yet send to several recipients at once.</w:t>
+      </w:r>
+    </w:p>
+    <w:p>
+      <w:pPr>
+        <w:spacing w:after="40"/>
+        <w:ind w:left="425" w:hanging="255"/>
+      </w:pPr>
+      <w:r>
+        <w:rPr>
+          <w:b w:val="0"/>
+          <w:sz w:val="20"/>
+        </w:rPr>
+        <w:t xml:space="preserve">-  </w:t>
+      </w:r>
+      <w:r>
+        <w:rPr>
+          <w:b w:val="0"/>
+          <w:sz w:val="20"/>
+        </w:rPr>
+        <w:t>There is no bulk Reassign on the Missing tab — there's no existing document to move yet.</w:t>
+      </w:r>
+    </w:p>
+    <w:p>
+      <w:pPr>
+        <w:spacing w:before="200" w:after="60"/>
+      </w:pPr>
+      <w:r>
+        <w:rPr>
+          <w:b/>
+          <w:color w:val="1F3A5F"/>
+          <w:sz w:val="22"/>
+        </w:rPr>
+        <w:t>Future Improvement Suggestions</w:t>
+      </w:r>
+    </w:p>
+    <w:p>
+      <w:pPr>
+        <w:spacing w:after="40"/>
+        <w:ind w:left="425" w:hanging="255"/>
+      </w:pPr>
+      <w:r>
+        <w:rPr>
+          <w:b w:val="0"/>
+          <w:sz w:val="20"/>
+        </w:rPr>
+        <w:t xml:space="preserve">-  </w:t>
+      </w:r>
+      <w:r>
+        <w:rPr>
+          <w:b w:val="0"/>
+          <w:sz w:val="20"/>
+        </w:rPr>
+        <w:t>Allow Request to send to several different recipients in one pass.</w:t>
+      </w:r>
+    </w:p>
+    <w:p>
+      <w:pPr>
+        <w:spacing w:after="40"/>
+        <w:ind w:left="425" w:hanging="255"/>
+      </w:pPr>
+      <w:r>
+        <w:rPr>
+          <w:b w:val="0"/>
+          <w:sz w:val="20"/>
+        </w:rPr>
+        <w:t xml:space="preserve">-  </w:t>
+      </w:r>
+      <w:r>
+        <w:rPr>
+          <w:b w:val="0"/>
+          <w:sz w:val="20"/>
+        </w:rPr>
+        <w:t>Add a Select-all checkbox at the top of the list.</w:t>
+      </w:r>
+    </w:p>
+    <w:p>
+      <w:pPr>
+        <w:spacing w:after="40"/>
+        <w:ind w:left="425" w:hanging="255"/>
+      </w:pPr>
+      <w:r>
+        <w:rPr>
+          <w:b w:val="0"/>
+          <w:sz w:val="20"/>
+        </w:rPr>
+        <w:t xml:space="preserve">-  </w:t>
+      </w:r>
+      <w:r>
+        <w:rPr>
+          <w:b w:val="0"/>
+          <w:sz w:val="20"/>
+        </w:rPr>
+        <w:t>Add a 'Select rows by transaction' shortcut so the user can clear an entire deal in two clicks.</w:t>
+      </w:r>
+    </w:p>
+    <w:p>
+      <w:pPr>
+        <w:spacing w:after="40"/>
+        <w:ind w:left="425" w:hanging="255"/>
+      </w:pPr>
+      <w:r>
+        <w:rPr>
+          <w:b w:val="0"/>
+          <w:sz w:val="20"/>
+        </w:rPr>
+        <w:t xml:space="preserve">-  </w:t>
+      </w:r>
+      <w:r>
+        <w:rPr>
+          <w:b w:val="0"/>
+          <w:sz w:val="20"/>
+        </w:rPr>
+        <w:t>Add bulk Reassign on the All Docs and Pending Review tabs once that surface is ready.</w:t>
+      </w:r>
+    </w:p>
+    <w:p>
+      <w:pPr>
+        <w:spacing w:before="200" w:after="60"/>
+      </w:pPr>
+      <w:r>
+        <w:rPr>
+          <w:b/>
+          <w:color w:val="C0504D"/>
+          <w:sz w:val="22"/>
+        </w:rPr>
+        <w:t>Feedback</w:t>
+      </w:r>
+    </w:p>
+    <w:p>
+      <w:pPr>
+        <w:spacing w:after="80"/>
+      </w:pPr>
+      <w:r>
+        <w:rPr>
+          <w:i/>
+          <w:color w:val="555555"/>
+          <w:sz w:val="18"/>
+        </w:rPr>
+        <w:t>Please note below: Status (Pass / Fail / Needs Work), any comments or issues you hit, and your priority for the improvement ideas above (High / Medium / Low / Skip).</w:t>
+      </w:r>
+    </w:p>
+    <w:p>
+      <w:pPr>
+        <w:spacing w:after="120"/>
+      </w:pPr>
+      <w:r>
+        <w:rPr>
+          <w:color w:val="BBBBBB"/>
+          <w:sz w:val="20"/>
+        </w:rPr>
+        <w:t>__________________________________________________________________________________________</w:t>
+      </w:r>
+    </w:p>
+    <w:p>
+      <w:pPr>
+        <w:spacing w:after="120"/>
+      </w:pPr>
+      <w:r>
+        <w:rPr>
+          <w:color w:val="BBBBBB"/>
+          <w:sz w:val="20"/>
+        </w:rPr>
+        <w:t>__________________________________________________________________________________________</w:t>
+      </w:r>
+    </w:p>
+    <w:p>
+      <w:pPr>
+        <w:spacing w:after="120"/>
+      </w:pPr>
+      <w:r>
+        <w:rPr>
+          <w:color w:val="BBBBBB"/>
+          <w:sz w:val="20"/>
+        </w:rPr>
+        <w:t>__________________________________________________________________________________________</w:t>
+      </w:r>
+    </w:p>
+    <w:p>
+      <w:pPr>
+        <w:spacing w:after="120"/>
+      </w:pPr>
+      <w:r>
+        <w:rPr>
+          <w:color w:val="BBBBBB"/>
+          <w:sz w:val="20"/>
+        </w:rPr>
+        <w:t>__________________________________________________________________________________________</w:t>
+      </w:r>
+    </w:p>
+    <w:p>
+      <w:pPr>
+        <w:spacing w:after="120"/>
+      </w:pPr>
+      <w:r>
+        <w:rPr>
+          <w:color w:val="BBBBBB"/>
+          <w:sz w:val="20"/>
+        </w:rPr>
+        <w:t>__________________________________________________________________________________________</w:t>
+      </w:r>
+    </w:p>
+    <w:p>
+      <w:pPr>
+        <w:spacing w:after="120"/>
+      </w:pPr>
+      <w:r>
+        <w:rPr>
+          <w:color w:val="BBBBBB"/>
+          <w:sz w:val="20"/>
+        </w:rPr>
+        <w:t>__________________________________________________________________________________________</w:t>
+      </w:r>
+    </w:p>
+    <w:p/>
+    <w:p>
+      <w:pPr>
+        <w:pStyle w:val="Heading2"/>
+        <w:spacing w:after="80" w:before="280"/>
+      </w:pPr>
+      <w:r>
+        <w:t>27.15. Client / FSBO Documents portal — view and flag a document for deletion</w:t>
+      </w:r>
+    </w:p>
+    <w:p>
+      <w:pPr>
+        <w:spacing w:before="200" w:after="60"/>
+      </w:pPr>
+      <w:r>
+        <w:rPr>
+          <w:b/>
+          <w:color w:val="1F3A5F"/>
+          <w:sz w:val="22"/>
+        </w:rPr>
+        <w:t>Route / Location</w:t>
+      </w:r>
+    </w:p>
+    <w:p>
+      <w:pPr>
+        <w:spacing w:after="40"/>
+      </w:pPr>
+      <w:r>
+        <w:rPr>
+          <w:b w:val="0"/>
+          <w:sz w:val="20"/>
+        </w:rPr>
+        <w:t>/client/documents (Client) or /fsbo/documents (FSBO Customer)</w:t>
+      </w:r>
+    </w:p>
+    <w:p>
+      <w:pPr>
+        <w:spacing w:before="200" w:after="60"/>
+      </w:pPr>
+      <w:r>
+        <w:rPr>
+          <w:b/>
+          <w:color w:val="1F3A5F"/>
+          <w:sz w:val="22"/>
+        </w:rPr>
+        <w:t>How To Test</w:t>
+      </w:r>
+    </w:p>
+    <w:p>
+      <w:pPr>
+        <w:spacing w:after="40"/>
+        <w:ind w:left="425" w:hanging="255"/>
+      </w:pPr>
+      <w:r>
+        <w:rPr>
+          <w:b w:val="0"/>
+          <w:sz w:val="20"/>
+        </w:rPr>
+        <w:t xml:space="preserve">-  </w:t>
+      </w:r>
+      <w:r>
+        <w:rPr>
+          <w:b w:val="0"/>
+          <w:sz w:val="20"/>
+        </w:rPr>
+        <w:t>Sign in as a Client (a buyer or seller invited to a transaction) and open Documents from the sidebar. Confirm a real list of documents shared with you appears (not a stub or count-only summary).</w:t>
+      </w:r>
+    </w:p>
+    <w:p>
+      <w:pPr>
+        <w:spacing w:after="40"/>
+        <w:ind w:left="425" w:hanging="255"/>
+      </w:pPr>
+      <w:r>
+        <w:rPr>
+          <w:b w:val="0"/>
+          <w:sz w:val="20"/>
+        </w:rPr>
+        <w:t xml:space="preserve">-  </w:t>
+      </w:r>
+      <w:r>
+        <w:rPr>
+          <w:b w:val="0"/>
+          <w:sz w:val="20"/>
+        </w:rPr>
+        <w:t>Sign in as an FSBO Customer and open Documents from the sidebar. Confirm the same kind of real list appears.</w:t>
+      </w:r>
+    </w:p>
+    <w:p>
+      <w:pPr>
+        <w:spacing w:after="40"/>
+        <w:ind w:left="425" w:hanging="255"/>
+      </w:pPr>
+      <w:r>
+        <w:rPr>
+          <w:b w:val="0"/>
+          <w:sz w:val="20"/>
+        </w:rPr>
+        <w:t xml:space="preserve">-  </w:t>
+      </w:r>
+      <w:r>
+        <w:rPr>
+          <w:b w:val="0"/>
+          <w:sz w:val="20"/>
+        </w:rPr>
+        <w:t>Confirm each row shows the document name, the upload date, and the document type. If a document is already flagged, a small 'Flagged' badge appears next to its name.</w:t>
+      </w:r>
+    </w:p>
+    <w:p>
+      <w:pPr>
+        <w:spacing w:after="40"/>
+        <w:ind w:left="425" w:hanging="255"/>
+      </w:pPr>
+      <w:r>
+        <w:rPr>
+          <w:b w:val="0"/>
+          <w:sz w:val="20"/>
+        </w:rPr>
+        <w:t xml:space="preserve">-  </w:t>
+      </w:r>
+      <w:r>
+        <w:rPr>
+          <w:b w:val="0"/>
+          <w:sz w:val="20"/>
+        </w:rPr>
+        <w:t>On a row that is not yet flagged, click the Flag for deletion button on the right edge of the row. Fill in the reason field and submit.</w:t>
+      </w:r>
+    </w:p>
+    <w:p>
+      <w:pPr>
+        <w:spacing w:after="40"/>
+        <w:ind w:left="425" w:hanging="255"/>
+      </w:pPr>
+      <w:r>
+        <w:rPr>
+          <w:b w:val="0"/>
+          <w:sz w:val="20"/>
+        </w:rPr>
+        <w:t xml:space="preserve">-  </w:t>
+      </w:r>
+      <w:r>
+        <w:rPr>
+          <w:b w:val="0"/>
+          <w:sz w:val="20"/>
+        </w:rPr>
+        <w:t>Confirm the row now shows a 'Flagged' badge and the Flag for deletion button is no longer offered for that row.</w:t>
+      </w:r>
+    </w:p>
+    <w:p>
+      <w:pPr>
+        <w:spacing w:after="40"/>
+        <w:ind w:left="425" w:hanging="255"/>
+      </w:pPr>
+      <w:r>
+        <w:rPr>
+          <w:b w:val="0"/>
+          <w:sz w:val="20"/>
+        </w:rPr>
+        <w:t xml:space="preserve">-  </w:t>
+      </w:r>
+      <w:r>
+        <w:rPr>
+          <w:b w:val="0"/>
+          <w:sz w:val="20"/>
+        </w:rPr>
+        <w:t>Sign in as the Agent or Team Lead for that transaction. Confirm the document now appears on the Deletion Queue (test 27.11) and as a 'Review deletion request' item in the AI Priority list.</w:t>
+      </w:r>
+    </w:p>
+    <w:p>
+      <w:pPr>
+        <w:spacing w:after="40"/>
+        <w:ind w:left="425" w:hanging="255"/>
+      </w:pPr>
+      <w:r>
+        <w:rPr>
+          <w:b w:val="0"/>
+          <w:sz w:val="20"/>
+        </w:rPr>
+        <w:t xml:space="preserve">-  </w:t>
+      </w:r>
+      <w:r>
+        <w:rPr>
+          <w:b w:val="0"/>
+          <w:sz w:val="20"/>
+        </w:rPr>
+        <w:t>After the agent approves or rejects, sign back in as the original requester. Confirm a notification appears in the bell and an email is in your inbox with the decision and any reviewer note.</w:t>
+      </w:r>
+    </w:p>
+    <w:p>
+      <w:pPr>
+        <w:spacing w:before="200" w:after="60"/>
+      </w:pPr>
+      <w:r>
+        <w:rPr>
+          <w:b/>
+          <w:color w:val="1F3A5F"/>
+          <w:sz w:val="22"/>
+        </w:rPr>
+        <w:t>Expected Result</w:t>
+      </w:r>
+    </w:p>
+    <w:p>
+      <w:pPr>
+        <w:spacing w:after="40"/>
+        <w:ind w:left="425" w:hanging="255"/>
+      </w:pPr>
+      <w:r>
+        <w:rPr>
+          <w:b w:val="0"/>
+          <w:sz w:val="20"/>
+        </w:rPr>
+        <w:t xml:space="preserve">-  </w:t>
+      </w:r>
+      <w:r>
+        <w:rPr>
+          <w:b w:val="0"/>
+          <w:sz w:val="20"/>
+        </w:rPr>
+        <w:t>Client and FSBO users see a real document list, not a placeholder.</w:t>
+      </w:r>
+    </w:p>
+    <w:p>
+      <w:pPr>
+        <w:spacing w:after="40"/>
+        <w:ind w:left="425" w:hanging="255"/>
+      </w:pPr>
+      <w:r>
+        <w:rPr>
+          <w:b w:val="0"/>
+          <w:sz w:val="20"/>
+        </w:rPr>
+        <w:t xml:space="preserve">-  </w:t>
+      </w:r>
+      <w:r>
+        <w:rPr>
+          <w:b w:val="0"/>
+          <w:sz w:val="20"/>
+        </w:rPr>
+        <w:t>Anyone outside the agent team can flag a document for deletion, and the agent always hears about it through the queue.</w:t>
+      </w:r>
+    </w:p>
+    <w:p>
+      <w:pPr>
+        <w:spacing w:after="40"/>
+        <w:ind w:left="425" w:hanging="255"/>
+      </w:pPr>
+      <w:r>
+        <w:rPr>
+          <w:b w:val="0"/>
+          <w:sz w:val="20"/>
+        </w:rPr>
+        <w:t xml:space="preserve">-  </w:t>
+      </w:r>
+      <w:r>
+        <w:rPr>
+          <w:b w:val="0"/>
+          <w:sz w:val="20"/>
+        </w:rPr>
+        <w:t>Once flagged, the row shows a Flagged badge so the requester does not flag the same document twice.</w:t>
+      </w:r>
+    </w:p>
+    <w:p>
+      <w:pPr>
+        <w:spacing w:after="40"/>
+        <w:ind w:left="425" w:hanging="255"/>
+      </w:pPr>
+      <w:r>
+        <w:rPr>
+          <w:b w:val="0"/>
+          <w:sz w:val="20"/>
+        </w:rPr>
+        <w:t xml:space="preserve">-  </w:t>
+      </w:r>
+      <w:r>
+        <w:rPr>
+          <w:b w:val="0"/>
+          <w:sz w:val="20"/>
+        </w:rPr>
+        <w:t>The requester always hears back about the decision — through both the in-app bell and email.</w:t>
+      </w:r>
+    </w:p>
+    <w:p>
+      <w:pPr>
+        <w:spacing w:before="200" w:after="60"/>
+      </w:pPr>
+      <w:r>
+        <w:rPr>
+          <w:b/>
+          <w:color w:val="1F3A5F"/>
+          <w:sz w:val="22"/>
+        </w:rPr>
+        <w:t>Future Improvement Suggestions</w:t>
+      </w:r>
+    </w:p>
+    <w:p>
+      <w:pPr>
+        <w:spacing w:after="40"/>
+        <w:ind w:left="425" w:hanging="255"/>
+      </w:pPr>
+      <w:r>
+        <w:rPr>
+          <w:b w:val="0"/>
+          <w:sz w:val="20"/>
+        </w:rPr>
+        <w:t xml:space="preserve">-  </w:t>
+      </w:r>
+      <w:r>
+        <w:rPr>
+          <w:b w:val="0"/>
+          <w:sz w:val="20"/>
+        </w:rPr>
+        <w:t>Add an inline preview of each document so the requester can re-read it before flagging.</w:t>
+      </w:r>
+    </w:p>
+    <w:p>
+      <w:pPr>
+        <w:spacing w:after="40"/>
+        <w:ind w:left="425" w:hanging="255"/>
+      </w:pPr>
+      <w:r>
+        <w:rPr>
+          <w:b w:val="0"/>
+          <w:sz w:val="20"/>
+        </w:rPr>
+        <w:t xml:space="preserve">-  </w:t>
+      </w:r>
+      <w:r>
+        <w:rPr>
+          <w:b w:val="0"/>
+          <w:sz w:val="20"/>
+        </w:rPr>
+        <w:t>Show which transaction each document belongs to (currently only the date and type are shown).</w:t>
+      </w:r>
+    </w:p>
+    <w:p>
+      <w:pPr>
+        <w:spacing w:after="40"/>
+        <w:ind w:left="425" w:hanging="255"/>
+      </w:pPr>
+      <w:r>
+        <w:rPr>
+          <w:b w:val="0"/>
+          <w:sz w:val="20"/>
+        </w:rPr>
+        <w:t xml:space="preserve">-  </w:t>
+      </w:r>
+      <w:r>
+        <w:rPr>
+          <w:b w:val="0"/>
+          <w:sz w:val="20"/>
+        </w:rPr>
+        <w:t>Allow the requester to attach a short note when their reason needs more than one line.</w:t>
+      </w:r>
+    </w:p>
+    <w:p>
+      <w:pPr>
+        <w:spacing w:after="40"/>
+        <w:ind w:left="425" w:hanging="255"/>
+      </w:pPr>
+      <w:r>
+        <w:rPr>
+          <w:b w:val="0"/>
+          <w:sz w:val="20"/>
+        </w:rPr>
+        <w:t xml:space="preserve">-  </w:t>
+      </w:r>
+      <w:r>
+        <w:rPr>
+          <w:b w:val="0"/>
+          <w:sz w:val="20"/>
+        </w:rPr>
+        <w:t>Show the same list to Vendors on the vendor portal once that surface is ready.</w:t>
       </w:r>
     </w:p>
     <w:p>
